--- a/Procs_Validation.docx
+++ b/Procs_Validation.docx
@@ -301,7 +301,10 @@
         <w:t>/</w:t>
       </w:r>
       <w:r>
-        <w:t>21</w:t>
+        <w:t>2</w:t>
+      </w:r>
+      <w:r>
+        <w:t>4</w:t>
       </w:r>
       <w:r>
         <w:t>/202</w:t>
@@ -649,7 +652,15 @@
           </w:tcPr>
           <w:p>
             <w:r>
-              <w:t>Added ability to use factors for sorting proc_freq output.</w:t>
+              <w:t xml:space="preserve">Added ability to use factors for sorting </w:t>
+            </w:r>
+            <w:proofErr w:type="spellStart"/>
+            <w:r>
+              <w:t>proc_freq</w:t>
+            </w:r>
+            <w:proofErr w:type="spellEnd"/>
+            <w:r>
+              <w:t xml:space="preserve"> output.</w:t>
             </w:r>
           </w:p>
         </w:tc>
@@ -781,7 +792,15 @@
           </w:tcPr>
           <w:p>
             <w:r>
-              <w:t>Fixed zero-fill row on proc_freq() when user supplied a factor.</w:t>
+              <w:t xml:space="preserve">Fixed zero-fill row on </w:t>
+            </w:r>
+            <w:proofErr w:type="spellStart"/>
+            <w:r>
+              <w:t>proc_freq</w:t>
+            </w:r>
+            <w:proofErr w:type="spellEnd"/>
+            <w:r>
+              <w:t>() when user supplied a factor.</w:t>
             </w:r>
           </w:p>
         </w:tc>
@@ -813,7 +832,15 @@
           </w:tcPr>
           <w:p>
             <w:r>
-              <w:t>Fixed n-way class summaries on proc_means() when multiple class vars are present.</w:t>
+              <w:t xml:space="preserve">Fixed n-way class summaries on </w:t>
+            </w:r>
+            <w:proofErr w:type="spellStart"/>
+            <w:r>
+              <w:t>proc_means</w:t>
+            </w:r>
+            <w:proofErr w:type="spellEnd"/>
+            <w:r>
+              <w:t>() when multiple class vars are present.</w:t>
             </w:r>
           </w:p>
         </w:tc>
@@ -845,7 +872,15 @@
           </w:tcPr>
           <w:p>
             <w:r>
-              <w:t>Fixed some labels on proc_means() report output.</w:t>
+              <w:t xml:space="preserve">Fixed some labels on </w:t>
+            </w:r>
+            <w:proofErr w:type="spellStart"/>
+            <w:r>
+              <w:t>proc_means</w:t>
+            </w:r>
+            <w:proofErr w:type="spellEnd"/>
+            <w:r>
+              <w:t>() report output.</w:t>
             </w:r>
           </w:p>
         </w:tc>
@@ -941,7 +976,15 @@
           </w:tcPr>
           <w:p>
             <w:r>
-              <w:t>Add validation for proc_ttest().</w:t>
+              <w:t xml:space="preserve">Add validation for </w:t>
+            </w:r>
+            <w:proofErr w:type="spellStart"/>
+            <w:r>
+              <w:t>proc_ttest</w:t>
+            </w:r>
+            <w:proofErr w:type="spellEnd"/>
+            <w:r>
+              <w:t>().</w:t>
             </w:r>
           </w:p>
         </w:tc>
@@ -1037,7 +1080,15 @@
           </w:tcPr>
           <w:p>
             <w:r>
-              <w:t>Added validation for proc_reg().</w:t>
+              <w:t xml:space="preserve">Added validation for </w:t>
+            </w:r>
+            <w:proofErr w:type="spellStart"/>
+            <w:r>
+              <w:t>proc_reg</w:t>
+            </w:r>
+            <w:proofErr w:type="spellEnd"/>
+            <w:r>
+              <w:t>().</w:t>
             </w:r>
           </w:p>
         </w:tc>
@@ -1069,8 +1120,13 @@
           </w:tcPr>
           <w:p>
             <w:r>
-              <w:t>Added validation for adjusted chisq</w:t>
-            </w:r>
+              <w:t xml:space="preserve">Added validation for adjusted </w:t>
+            </w:r>
+            <w:proofErr w:type="spellStart"/>
+            <w:r>
+              <w:t>chisq</w:t>
+            </w:r>
+            <w:proofErr w:type="spellEnd"/>
           </w:p>
         </w:tc>
         <w:tc>
@@ -1091,7 +1147,10 @@
           </w:tcPr>
           <w:p>
             <w:r>
-              <w:t>2026/02/21</w:t>
+              <w:t>2026/02/2</w:t>
+            </w:r>
+            <w:r>
+              <w:t>4</w:t>
             </w:r>
           </w:p>
         </w:tc>
@@ -1101,7 +1160,47 @@
           </w:tcPr>
           <w:p>
             <w:r>
-              <w:t>Added plots to proc_test(), proc_reg(), and proc_freq().  Added weight var vardef to proc_means().</w:t>
+              <w:t xml:space="preserve">Added plots to </w:t>
+            </w:r>
+            <w:proofErr w:type="spellStart"/>
+            <w:r>
+              <w:t>proc_test</w:t>
+            </w:r>
+            <w:proofErr w:type="spellEnd"/>
+            <w:r>
+              <w:t xml:space="preserve">(), </w:t>
+            </w:r>
+            <w:proofErr w:type="spellStart"/>
+            <w:r>
+              <w:t>proc_reg</w:t>
+            </w:r>
+            <w:proofErr w:type="spellEnd"/>
+            <w:r>
+              <w:t xml:space="preserve">(), and </w:t>
+            </w:r>
+            <w:proofErr w:type="spellStart"/>
+            <w:r>
+              <w:t>proc_freq</w:t>
+            </w:r>
+            <w:proofErr w:type="spellEnd"/>
+            <w:r>
+              <w:t xml:space="preserve">().  Added weight var </w:t>
+            </w:r>
+            <w:proofErr w:type="spellStart"/>
+            <w:r>
+              <w:t>vardef</w:t>
+            </w:r>
+            <w:proofErr w:type="spellEnd"/>
+            <w:r>
+              <w:t xml:space="preserve"> to </w:t>
+            </w:r>
+            <w:proofErr w:type="spellStart"/>
+            <w:r>
+              <w:t>proc_means</w:t>
+            </w:r>
+            <w:proofErr w:type="spellEnd"/>
+            <w:r>
+              <w:t>().</w:t>
             </w:r>
           </w:p>
         </w:tc>
@@ -1231,7 +1330,15 @@
           </w:p>
           <w:p>
             <w:r>
-              <w:t xml:space="preserve">   datalines;</w:t>
+              <w:t xml:space="preserve">   </w:t>
+            </w:r>
+            <w:proofErr w:type="spellStart"/>
+            <w:r>
+              <w:t>datalines</w:t>
+            </w:r>
+            <w:proofErr w:type="spellEnd"/>
+            <w:r>
+              <w:t>;</w:t>
             </w:r>
           </w:p>
           <w:p>
@@ -1291,8 +1398,21 @@
             <w:tcW w:w="6475" w:type="dxa"/>
           </w:tcPr>
           <w:p>
-            <w:r>
-              <w:t>dat &lt;- read.table(header = TRUE, text = '</w:t>
+            <w:proofErr w:type="spellStart"/>
+            <w:r>
+              <w:t>dat</w:t>
+            </w:r>
+            <w:proofErr w:type="spellEnd"/>
+            <w:r>
+              <w:t xml:space="preserve"> &lt;- </w:t>
+            </w:r>
+            <w:proofErr w:type="spellStart"/>
+            <w:r>
+              <w:t>read.table</w:t>
+            </w:r>
+            <w:proofErr w:type="spellEnd"/>
+            <w:r>
+              <w:t>(header = TRUE, text = '</w:t>
             </w:r>
           </w:p>
           <w:p>
@@ -1528,12 +1648,36 @@
           <w:p/>
           <w:p>
             <w:r>
-              <w:t>proc freq data=Color;</w:t>
-            </w:r>
-          </w:p>
-          <w:p>
-            <w:r>
-              <w:t xml:space="preserve">   tables Eyes Hair Eyes*Hair / out=FreqCount outexpect sparse;</w:t>
+              <w:t xml:space="preserve">proc </w:t>
+            </w:r>
+            <w:proofErr w:type="spellStart"/>
+            <w:r>
+              <w:t>freq</w:t>
+            </w:r>
+            <w:proofErr w:type="spellEnd"/>
+            <w:r>
+              <w:t xml:space="preserve"> data=Color;</w:t>
+            </w:r>
+          </w:p>
+          <w:p>
+            <w:r>
+              <w:t xml:space="preserve">   tables Eyes Hair Eyes*Hair / out=</w:t>
+            </w:r>
+            <w:proofErr w:type="spellStart"/>
+            <w:r>
+              <w:t>FreqCount</w:t>
+            </w:r>
+            <w:proofErr w:type="spellEnd"/>
+            <w:r>
+              <w:t xml:space="preserve"> </w:t>
+            </w:r>
+            <w:proofErr w:type="spellStart"/>
+            <w:r>
+              <w:t>outexpect</w:t>
+            </w:r>
+            <w:proofErr w:type="spellEnd"/>
+            <w:r>
+              <w:t xml:space="preserve"> sparse;</w:t>
             </w:r>
           </w:p>
           <w:p>
@@ -1642,8 +1786,21 @@
           </w:p>
           <w:p/>
           <w:p>
-            <w:r>
-              <w:t xml:space="preserve">proc_freq(dat, tables = v(Eyes, Hair, Eyes * Hair), weight = Count, </w:t>
+            <w:proofErr w:type="spellStart"/>
+            <w:r>
+              <w:t>proc_freq</w:t>
+            </w:r>
+            <w:proofErr w:type="spellEnd"/>
+            <w:r>
+              <w:t>(</w:t>
+            </w:r>
+            <w:proofErr w:type="spellStart"/>
+            <w:r>
+              <w:t>dat</w:t>
+            </w:r>
+            <w:proofErr w:type="spellEnd"/>
+            <w:r>
+              <w:t xml:space="preserve">, tables = v(Eyes, Hair, Eyes * Hair), weight = Count, </w:t>
             </w:r>
           </w:p>
           <w:p>
@@ -1830,12 +1987,44 @@
           </w:tcPr>
           <w:p>
             <w:r>
-              <w:t>proc freq data=Color nlevels;</w:t>
-            </w:r>
-          </w:p>
-          <w:p>
-            <w:r>
-              <w:t xml:space="preserve">   tables Eyes Hair Eyes*Hair / out=FreqCount outexpect sparse;</w:t>
+              <w:t xml:space="preserve">proc </w:t>
+            </w:r>
+            <w:proofErr w:type="spellStart"/>
+            <w:r>
+              <w:t>freq</w:t>
+            </w:r>
+            <w:proofErr w:type="spellEnd"/>
+            <w:r>
+              <w:t xml:space="preserve"> data=Color </w:t>
+            </w:r>
+            <w:proofErr w:type="spellStart"/>
+            <w:r>
+              <w:t>nlevels</w:t>
+            </w:r>
+            <w:proofErr w:type="spellEnd"/>
+            <w:r>
+              <w:t>;</w:t>
+            </w:r>
+          </w:p>
+          <w:p>
+            <w:r>
+              <w:t xml:space="preserve">   tables Eyes Hair Eyes*Hair / out=</w:t>
+            </w:r>
+            <w:proofErr w:type="spellStart"/>
+            <w:r>
+              <w:t>FreqCount</w:t>
+            </w:r>
+            <w:proofErr w:type="spellEnd"/>
+            <w:r>
+              <w:t xml:space="preserve"> </w:t>
+            </w:r>
+            <w:proofErr w:type="spellStart"/>
+            <w:r>
+              <w:t>outexpect</w:t>
+            </w:r>
+            <w:proofErr w:type="spellEnd"/>
+            <w:r>
+              <w:t xml:space="preserve"> sparse;</w:t>
             </w:r>
           </w:p>
           <w:p>
@@ -1935,8 +2124,21 @@
           <w:p/>
           <w:p/>
           <w:p>
-            <w:r>
-              <w:t xml:space="preserve">proc_freq(dat, tables = v(Eyes, Hair, Eyes * Hair), </w:t>
+            <w:proofErr w:type="spellStart"/>
+            <w:r>
+              <w:t>proc_freq</w:t>
+            </w:r>
+            <w:proofErr w:type="spellEnd"/>
+            <w:r>
+              <w:t>(</w:t>
+            </w:r>
+            <w:proofErr w:type="spellStart"/>
+            <w:r>
+              <w:t>dat</w:t>
+            </w:r>
+            <w:proofErr w:type="spellEnd"/>
+            <w:r>
+              <w:t xml:space="preserve">, tables = v(Eyes, Hair, Eyes * Hair), </w:t>
             </w:r>
           </w:p>
           <w:p>
@@ -1946,7 +2148,15 @@
           </w:p>
           <w:p>
             <w:r>
-              <w:t xml:space="preserve">          options = v(nlevels))</w:t>
+              <w:t xml:space="preserve">          options = v(</w:t>
+            </w:r>
+            <w:proofErr w:type="spellStart"/>
+            <w:r>
+              <w:t>nlevels</w:t>
+            </w:r>
+            <w:proofErr w:type="spellEnd"/>
+            <w:r>
+              <w:t>))</w:t>
             </w:r>
           </w:p>
         </w:tc>
@@ -2047,7 +2257,15 @@
           </w:tcPr>
           <w:p>
             <w:r>
-              <w:t>Compare basic frequencies with no weight and nlevels option.</w:t>
+              <w:t xml:space="preserve">Compare basic frequencies with no weight and </w:t>
+            </w:r>
+            <w:proofErr w:type="spellStart"/>
+            <w:r>
+              <w:t>nlevels</w:t>
+            </w:r>
+            <w:proofErr w:type="spellEnd"/>
+            <w:r>
+              <w:t xml:space="preserve"> option.</w:t>
             </w:r>
           </w:p>
         </w:tc>
@@ -2127,7 +2345,15 @@
           </w:tcPr>
           <w:p>
             <w:r>
-              <w:t>data SummerSchool;</w:t>
+              <w:t xml:space="preserve">data </w:t>
+            </w:r>
+            <w:proofErr w:type="spellStart"/>
+            <w:r>
+              <w:t>SummerSchool</w:t>
+            </w:r>
+            <w:proofErr w:type="spellEnd"/>
+            <w:r>
+              <w:t>;</w:t>
             </w:r>
           </w:p>
           <w:p>
@@ -2137,12 +2363,36 @@
           </w:p>
           <w:p>
             <w:r>
-              <w:t xml:space="preserve">   datalines;</w:t>
-            </w:r>
-          </w:p>
-          <w:p>
-            <w:r>
-              <w:t>boys  yes yes 35   boys   no no 27</w:t>
+              <w:t xml:space="preserve">   </w:t>
+            </w:r>
+            <w:proofErr w:type="spellStart"/>
+            <w:r>
+              <w:t>datalines</w:t>
+            </w:r>
+            <w:proofErr w:type="spellEnd"/>
+            <w:r>
+              <w:t>;</w:t>
+            </w:r>
+          </w:p>
+          <w:p>
+            <w:r>
+              <w:t xml:space="preserve">boys  yes </w:t>
+            </w:r>
+            <w:proofErr w:type="spellStart"/>
+            <w:r>
+              <w:t>yes</w:t>
+            </w:r>
+            <w:proofErr w:type="spellEnd"/>
+            <w:r>
+              <w:t xml:space="preserve"> 35   boys   no </w:t>
+            </w:r>
+            <w:proofErr w:type="spellStart"/>
+            <w:r>
+              <w:t>no</w:t>
+            </w:r>
+            <w:proofErr w:type="spellEnd"/>
+            <w:r>
+              <w:t xml:space="preserve"> 27</w:t>
             </w:r>
           </w:p>
           <w:p>
@@ -2152,7 +2402,23 @@
           </w:p>
           <w:p>
             <w:r>
-              <w:t>girls yes yes 32   girls  no no 23</w:t>
+              <w:t xml:space="preserve">girls yes </w:t>
+            </w:r>
+            <w:proofErr w:type="spellStart"/>
+            <w:r>
+              <w:t>yes</w:t>
+            </w:r>
+            <w:proofErr w:type="spellEnd"/>
+            <w:r>
+              <w:t xml:space="preserve"> 32   girls  no </w:t>
+            </w:r>
+            <w:proofErr w:type="spellStart"/>
+            <w:r>
+              <w:t>no</w:t>
+            </w:r>
+            <w:proofErr w:type="spellEnd"/>
+            <w:r>
+              <w:t xml:space="preserve"> 23</w:t>
             </w:r>
           </w:p>
           <w:p>
@@ -2173,7 +2439,31 @@
           <w:p/>
           <w:p>
             <w:r>
-              <w:t>proc freq data=SummerSchool order=data nlevels;</w:t>
+              <w:t xml:space="preserve">proc </w:t>
+            </w:r>
+            <w:proofErr w:type="spellStart"/>
+            <w:r>
+              <w:t>freq</w:t>
+            </w:r>
+            <w:proofErr w:type="spellEnd"/>
+            <w:r>
+              <w:t xml:space="preserve"> data=</w:t>
+            </w:r>
+            <w:proofErr w:type="spellStart"/>
+            <w:r>
+              <w:t>SummerSchool</w:t>
+            </w:r>
+            <w:proofErr w:type="spellEnd"/>
+            <w:r>
+              <w:t xml:space="preserve"> order=data </w:t>
+            </w:r>
+            <w:proofErr w:type="spellStart"/>
+            <w:r>
+              <w:t>nlevels</w:t>
+            </w:r>
+            <w:proofErr w:type="spellEnd"/>
+            <w:r>
+              <w:t>;</w:t>
             </w:r>
           </w:p>
           <w:p>
@@ -2274,8 +2564,21 @@
             <w:tcW w:w="6295" w:type="dxa"/>
           </w:tcPr>
           <w:p>
-            <w:r>
-              <w:t>prtm &lt;- read.table(header = TRUE, text = '</w:t>
+            <w:proofErr w:type="spellStart"/>
+            <w:r>
+              <w:t>prtm</w:t>
+            </w:r>
+            <w:proofErr w:type="spellEnd"/>
+            <w:r>
+              <w:t xml:space="preserve"> &lt;- </w:t>
+            </w:r>
+            <w:proofErr w:type="spellStart"/>
+            <w:r>
+              <w:t>read.table</w:t>
+            </w:r>
+            <w:proofErr w:type="spellEnd"/>
+            <w:r>
+              <w:t>(header = TRUE, text = '</w:t>
             </w:r>
           </w:p>
           <w:p>
@@ -2285,7 +2588,15 @@
           </w:p>
           <w:p>
             <w:r>
-              <w:t xml:space="preserve">  1  boys        yes        yes    35</w:t>
+              <w:t xml:space="preserve">  1  boys        yes        </w:t>
+            </w:r>
+            <w:proofErr w:type="spellStart"/>
+            <w:r>
+              <w:t>yes</w:t>
+            </w:r>
+            <w:proofErr w:type="spellEnd"/>
+            <w:r>
+              <w:t xml:space="preserve">    35</w:t>
             </w:r>
           </w:p>
           <w:p>
@@ -2295,7 +2606,15 @@
           </w:p>
           <w:p>
             <w:r>
-              <w:t xml:space="preserve">  3 girls        yes        yes    32</w:t>
+              <w:t xml:space="preserve">  3 girls        yes        </w:t>
+            </w:r>
+            <w:proofErr w:type="spellStart"/>
+            <w:r>
+              <w:t>yes</w:t>
+            </w:r>
+            <w:proofErr w:type="spellEnd"/>
+            <w:r>
+              <w:t xml:space="preserve">    32</w:t>
             </w:r>
           </w:p>
           <w:p>
@@ -2310,7 +2629,15 @@
           </w:p>
           <w:p>
             <w:r>
-              <w:t xml:space="preserve">  6  boys         no         no    27</w:t>
+              <w:t xml:space="preserve">  6  boys         no         </w:t>
+            </w:r>
+            <w:proofErr w:type="spellStart"/>
+            <w:r>
+              <w:t>no</w:t>
+            </w:r>
+            <w:proofErr w:type="spellEnd"/>
+            <w:r>
+              <w:t xml:space="preserve">    27</w:t>
             </w:r>
           </w:p>
           <w:p>
@@ -2320,7 +2647,15 @@
           </w:p>
           <w:p>
             <w:r>
-              <w:t xml:space="preserve">  8 girls         no         no    23</w:t>
+              <w:t xml:space="preserve">  8 girls         no         </w:t>
+            </w:r>
+            <w:proofErr w:type="spellStart"/>
+            <w:r>
+              <w:t>no</w:t>
+            </w:r>
+            <w:proofErr w:type="spellEnd"/>
+            <w:r>
+              <w:t xml:space="preserve">    23</w:t>
             </w:r>
           </w:p>
           <w:p>
@@ -2336,12 +2671,36 @@
           <w:p/>
           <w:p>
             <w:r>
-              <w:t>res &lt;- proc_freq(prtm, tables = v(internship),</w:t>
-            </w:r>
-          </w:p>
-          <w:p>
-            <w:r>
-              <w:t xml:space="preserve">                 options = v(nlevels, missing))</w:t>
+              <w:t xml:space="preserve">res &lt;- </w:t>
+            </w:r>
+            <w:proofErr w:type="spellStart"/>
+            <w:r>
+              <w:t>proc_freq</w:t>
+            </w:r>
+            <w:proofErr w:type="spellEnd"/>
+            <w:r>
+              <w:t>(</w:t>
+            </w:r>
+            <w:proofErr w:type="spellStart"/>
+            <w:r>
+              <w:t>prtm</w:t>
+            </w:r>
+            <w:proofErr w:type="spellEnd"/>
+            <w:r>
+              <w:t>, tables = v(internship),</w:t>
+            </w:r>
+          </w:p>
+          <w:p>
+            <w:r>
+              <w:t xml:space="preserve">                 options = v(</w:t>
+            </w:r>
+            <w:proofErr w:type="spellStart"/>
+            <w:r>
+              <w:t>nlevels</w:t>
+            </w:r>
+            <w:proofErr w:type="spellEnd"/>
+            <w:r>
+              <w:t>, missing))</w:t>
             </w:r>
           </w:p>
         </w:tc>
@@ -2445,7 +2804,15 @@
               <w:t>Compare basic frequencies with</w:t>
             </w:r>
             <w:r>
-              <w:t xml:space="preserve"> nlevels and missing options.</w:t>
+              <w:t xml:space="preserve"> </w:t>
+            </w:r>
+            <w:proofErr w:type="spellStart"/>
+            <w:r>
+              <w:t>nlevels</w:t>
+            </w:r>
+            <w:proofErr w:type="spellEnd"/>
+            <w:r>
+              <w:t xml:space="preserve"> and missing options.</w:t>
             </w:r>
           </w:p>
         </w:tc>
@@ -2525,7 +2892,15 @@
           </w:tcPr>
           <w:p>
             <w:r>
-              <w:t>data SummerSchool;</w:t>
+              <w:t xml:space="preserve">data </w:t>
+            </w:r>
+            <w:proofErr w:type="spellStart"/>
+            <w:r>
+              <w:t>SummerSchool</w:t>
+            </w:r>
+            <w:proofErr w:type="spellEnd"/>
+            <w:r>
+              <w:t>;</w:t>
             </w:r>
           </w:p>
           <w:p>
@@ -2535,43 +2910,107 @@
           </w:p>
           <w:p>
             <w:r>
-              <w:t xml:space="preserve">   datalines;</w:t>
-            </w:r>
-          </w:p>
-          <w:p>
-            <w:r>
-              <w:t>boys  yes yes 35   boys  yes no 29</w:t>
-            </w:r>
-          </w:p>
-          <w:p>
-            <w:r>
-              <w:t>boys   no yes 14   boys   no no 27</w:t>
-            </w:r>
-          </w:p>
-          <w:p>
-            <w:r>
-              <w:t>girls yes yes 32   girls yes no 10</w:t>
-            </w:r>
-          </w:p>
-          <w:p>
-            <w:r>
-              <w:t>girls  no yes 53   girls  no no 23</w:t>
-            </w:r>
-          </w:p>
-          <w:p>
+              <w:t xml:space="preserve">   </w:t>
+            </w:r>
+            <w:proofErr w:type="spellStart"/>
+            <w:r>
+              <w:t>datalines</w:t>
+            </w:r>
+            <w:proofErr w:type="spellEnd"/>
             <w:r>
               <w:t>;</w:t>
             </w:r>
           </w:p>
+          <w:p>
+            <w:r>
+              <w:t xml:space="preserve">boys  yes </w:t>
+            </w:r>
+            <w:proofErr w:type="spellStart"/>
+            <w:r>
+              <w:t>yes</w:t>
+            </w:r>
+            <w:proofErr w:type="spellEnd"/>
+            <w:r>
+              <w:t xml:space="preserve"> 35   boys  yes no 29</w:t>
+            </w:r>
+          </w:p>
+          <w:p>
+            <w:r>
+              <w:t xml:space="preserve">boys   no yes 14   boys   no </w:t>
+            </w:r>
+            <w:proofErr w:type="spellStart"/>
+            <w:r>
+              <w:t>no</w:t>
+            </w:r>
+            <w:proofErr w:type="spellEnd"/>
+            <w:r>
+              <w:t xml:space="preserve"> 27</w:t>
+            </w:r>
+          </w:p>
+          <w:p>
+            <w:r>
+              <w:t xml:space="preserve">girls yes </w:t>
+            </w:r>
+            <w:proofErr w:type="spellStart"/>
+            <w:r>
+              <w:t>yes</w:t>
+            </w:r>
+            <w:proofErr w:type="spellEnd"/>
+            <w:r>
+              <w:t xml:space="preserve"> 32   girls yes no 10</w:t>
+            </w:r>
+          </w:p>
+          <w:p>
+            <w:r>
+              <w:t xml:space="preserve">girls  no yes 53   girls  no </w:t>
+            </w:r>
+            <w:proofErr w:type="spellStart"/>
+            <w:r>
+              <w:t>no</w:t>
+            </w:r>
+            <w:proofErr w:type="spellEnd"/>
+            <w:r>
+              <w:t xml:space="preserve"> 23</w:t>
+            </w:r>
+          </w:p>
+          <w:p>
+            <w:r>
+              <w:t>;</w:t>
+            </w:r>
+          </w:p>
           <w:p/>
           <w:p>
             <w:r>
-              <w:t>proc freq data=SummerSchool order=data;</w:t>
-            </w:r>
-          </w:p>
-          <w:p>
-            <w:r>
-              <w:t xml:space="preserve">   tables Internship * Enrollment  / out = Fork chisq;</w:t>
+              <w:t xml:space="preserve">proc </w:t>
+            </w:r>
+            <w:proofErr w:type="spellStart"/>
+            <w:r>
+              <w:t>freq</w:t>
+            </w:r>
+            <w:proofErr w:type="spellEnd"/>
+            <w:r>
+              <w:t xml:space="preserve"> data=</w:t>
+            </w:r>
+            <w:proofErr w:type="spellStart"/>
+            <w:r>
+              <w:t>SummerSchool</w:t>
+            </w:r>
+            <w:proofErr w:type="spellEnd"/>
+            <w:r>
+              <w:t xml:space="preserve"> order=data;</w:t>
+            </w:r>
+          </w:p>
+          <w:p>
+            <w:r>
+              <w:t xml:space="preserve">   tables Internship * Enrollment  / out = Fork </w:t>
+            </w:r>
+            <w:proofErr w:type="spellStart"/>
+            <w:r>
+              <w:t>chisq</w:t>
+            </w:r>
+            <w:proofErr w:type="spellEnd"/>
+            <w:r>
+              <w:t>;</w:t>
             </w:r>
           </w:p>
           <w:p>
@@ -2739,8 +3178,21 @@
             <w:tcW w:w="7375" w:type="dxa"/>
           </w:tcPr>
           <w:p>
-            <w:r>
-              <w:t>prt &lt;- read.table(header = TRUE, text = '</w:t>
+            <w:proofErr w:type="spellStart"/>
+            <w:r>
+              <w:t>prt</w:t>
+            </w:r>
+            <w:proofErr w:type="spellEnd"/>
+            <w:r>
+              <w:t xml:space="preserve"> &lt;- </w:t>
+            </w:r>
+            <w:proofErr w:type="spellStart"/>
+            <w:r>
+              <w:t>read.table</w:t>
+            </w:r>
+            <w:proofErr w:type="spellEnd"/>
+            <w:r>
+              <w:t>(header = TRUE, text = '</w:t>
             </w:r>
           </w:p>
           <w:p>
@@ -2750,7 +3202,15 @@
           </w:p>
           <w:p>
             <w:r>
-              <w:t xml:space="preserve">  1  boys        yes        yes    35</w:t>
+              <w:t xml:space="preserve">  1  boys        yes        </w:t>
+            </w:r>
+            <w:proofErr w:type="spellStart"/>
+            <w:r>
+              <w:t>yes</w:t>
+            </w:r>
+            <w:proofErr w:type="spellEnd"/>
+            <w:r>
+              <w:t xml:space="preserve">    35</w:t>
             </w:r>
           </w:p>
           <w:p>
@@ -2760,7 +3220,15 @@
           </w:p>
           <w:p>
             <w:r>
-              <w:t xml:space="preserve">  3 girls        yes        yes    32</w:t>
+              <w:t xml:space="preserve">  3 girls        yes        </w:t>
+            </w:r>
+            <w:proofErr w:type="spellStart"/>
+            <w:r>
+              <w:t>yes</w:t>
+            </w:r>
+            <w:proofErr w:type="spellEnd"/>
+            <w:r>
+              <w:t xml:space="preserve">    32</w:t>
             </w:r>
           </w:p>
           <w:p>
@@ -2775,7 +3243,15 @@
           </w:p>
           <w:p>
             <w:r>
-              <w:t xml:space="preserve">  6  boys         no         no    27</w:t>
+              <w:t xml:space="preserve">  6  boys         no         </w:t>
+            </w:r>
+            <w:proofErr w:type="spellStart"/>
+            <w:r>
+              <w:t>no</w:t>
+            </w:r>
+            <w:proofErr w:type="spellEnd"/>
+            <w:r>
+              <w:t xml:space="preserve">    27</w:t>
             </w:r>
           </w:p>
           <w:p>
@@ -2785,29 +3261,84 @@
           </w:p>
           <w:p>
             <w:r>
-              <w:t xml:space="preserve">  8 girls         no         no    23')</w:t>
+              <w:t xml:space="preserve">  8 girls         no         </w:t>
+            </w:r>
+            <w:proofErr w:type="spellStart"/>
+            <w:r>
+              <w:t>no</w:t>
+            </w:r>
+            <w:proofErr w:type="spellEnd"/>
+            <w:r>
+              <w:t xml:space="preserve">    23')</w:t>
             </w:r>
           </w:p>
           <w:p/>
           <w:p>
-            <w:r>
-              <w:t>prt$enrollment &lt;- factor(prt$enrollment, c("yes", "no"))</w:t>
-            </w:r>
-          </w:p>
-          <w:p>
-            <w:r>
-              <w:t>prt$internship &lt;- factor(prt$internship, c("yes", "no"))</w:t>
+            <w:proofErr w:type="spellStart"/>
+            <w:r>
+              <w:t>prt$enrollment</w:t>
+            </w:r>
+            <w:proofErr w:type="spellEnd"/>
+            <w:r>
+              <w:t xml:space="preserve"> &lt;- factor(</w:t>
+            </w:r>
+            <w:proofErr w:type="spellStart"/>
+            <w:r>
+              <w:t>prt$enrollment</w:t>
+            </w:r>
+            <w:proofErr w:type="spellEnd"/>
+            <w:r>
+              <w:t>, c("yes", "no"))</w:t>
+            </w:r>
+          </w:p>
+          <w:p>
+            <w:proofErr w:type="spellStart"/>
+            <w:r>
+              <w:t>prt$internship</w:t>
+            </w:r>
+            <w:proofErr w:type="spellEnd"/>
+            <w:r>
+              <w:t xml:space="preserve"> &lt;- factor(</w:t>
+            </w:r>
+            <w:proofErr w:type="spellStart"/>
+            <w:r>
+              <w:t>prt$internship</w:t>
+            </w:r>
+            <w:proofErr w:type="spellEnd"/>
+            <w:r>
+              <w:t>, c("yes", "no"))</w:t>
             </w:r>
           </w:p>
           <w:p/>
           <w:p>
-            <w:r>
-              <w:t>proc_freq(prt, tables = "internship * enrollment",</w:t>
-            </w:r>
-          </w:p>
-          <w:p>
-            <w:r>
-              <w:t xml:space="preserve">          options = ChiSq,</w:t>
+            <w:proofErr w:type="spellStart"/>
+            <w:r>
+              <w:t>proc_freq</w:t>
+            </w:r>
+            <w:proofErr w:type="spellEnd"/>
+            <w:r>
+              <w:t>(</w:t>
+            </w:r>
+            <w:proofErr w:type="spellStart"/>
+            <w:r>
+              <w:t>prt</w:t>
+            </w:r>
+            <w:proofErr w:type="spellEnd"/>
+            <w:r>
+              <w:t>, tables = "internship * enrollment",</w:t>
+            </w:r>
+          </w:p>
+          <w:p>
+            <w:r>
+              <w:t xml:space="preserve">          options = </w:t>
+            </w:r>
+            <w:proofErr w:type="spellStart"/>
+            <w:r>
+              <w:t>ChiSq</w:t>
+            </w:r>
+            <w:proofErr w:type="spellEnd"/>
+            <w:r>
+              <w:t>,</w:t>
             </w:r>
           </w:p>
           <w:p>
@@ -2921,10 +3452,26 @@
               <w:t xml:space="preserve">Compare </w:t>
             </w:r>
             <w:r>
-              <w:t>two way with chisquare statistic</w:t>
-            </w:r>
-            <w:r>
-              <w:t>.  Also add continuity adjusted Chisq v1.0.7.</w:t>
+              <w:t xml:space="preserve">two way with </w:t>
+            </w:r>
+            <w:proofErr w:type="spellStart"/>
+            <w:r>
+              <w:t>chisquare</w:t>
+            </w:r>
+            <w:proofErr w:type="spellEnd"/>
+            <w:r>
+              <w:t xml:space="preserve"> statistic</w:t>
+            </w:r>
+            <w:r>
+              <w:t xml:space="preserve">.  Also add continuity adjusted </w:t>
+            </w:r>
+            <w:proofErr w:type="spellStart"/>
+            <w:r>
+              <w:t>Chisq</w:t>
+            </w:r>
+            <w:proofErr w:type="spellEnd"/>
+            <w:r>
+              <w:t xml:space="preserve"> v1.0.7.</w:t>
             </w:r>
           </w:p>
         </w:tc>
@@ -3008,7 +3555,15 @@
           </w:tcPr>
           <w:p>
             <w:r>
-              <w:t>data SummerSchool;</w:t>
+              <w:t xml:space="preserve">data </w:t>
+            </w:r>
+            <w:proofErr w:type="spellStart"/>
+            <w:r>
+              <w:t>SummerSchool</w:t>
+            </w:r>
+            <w:proofErr w:type="spellEnd"/>
+            <w:r>
+              <w:t>;</w:t>
             </w:r>
           </w:p>
           <w:p>
@@ -3018,43 +3573,107 @@
           </w:p>
           <w:p>
             <w:r>
-              <w:t xml:space="preserve">   datalines;</w:t>
-            </w:r>
-          </w:p>
-          <w:p>
-            <w:r>
-              <w:t>boys  yes yes 35   boys  yes no 29</w:t>
-            </w:r>
-          </w:p>
-          <w:p>
-            <w:r>
-              <w:t>boys   no yes 14   boys   no no 27</w:t>
-            </w:r>
-          </w:p>
-          <w:p>
-            <w:r>
-              <w:t>girls yes yes 32   girls yes no 10</w:t>
-            </w:r>
-          </w:p>
-          <w:p>
-            <w:r>
-              <w:t>girls  no yes 53   girls  no no 23</w:t>
-            </w:r>
-          </w:p>
-          <w:p>
+              <w:t xml:space="preserve">   </w:t>
+            </w:r>
+            <w:proofErr w:type="spellStart"/>
+            <w:r>
+              <w:t>datalines</w:t>
+            </w:r>
+            <w:proofErr w:type="spellEnd"/>
             <w:r>
               <w:t>;</w:t>
             </w:r>
           </w:p>
+          <w:p>
+            <w:r>
+              <w:t xml:space="preserve">boys  yes </w:t>
+            </w:r>
+            <w:proofErr w:type="spellStart"/>
+            <w:r>
+              <w:t>yes</w:t>
+            </w:r>
+            <w:proofErr w:type="spellEnd"/>
+            <w:r>
+              <w:t xml:space="preserve"> 35   boys  yes no 29</w:t>
+            </w:r>
+          </w:p>
+          <w:p>
+            <w:r>
+              <w:t xml:space="preserve">boys   no yes 14   boys   no </w:t>
+            </w:r>
+            <w:proofErr w:type="spellStart"/>
+            <w:r>
+              <w:t>no</w:t>
+            </w:r>
+            <w:proofErr w:type="spellEnd"/>
+            <w:r>
+              <w:t xml:space="preserve"> 27</w:t>
+            </w:r>
+          </w:p>
+          <w:p>
+            <w:r>
+              <w:t xml:space="preserve">girls yes </w:t>
+            </w:r>
+            <w:proofErr w:type="spellStart"/>
+            <w:r>
+              <w:t>yes</w:t>
+            </w:r>
+            <w:proofErr w:type="spellEnd"/>
+            <w:r>
+              <w:t xml:space="preserve"> 32   girls yes no 10</w:t>
+            </w:r>
+          </w:p>
+          <w:p>
+            <w:r>
+              <w:t xml:space="preserve">girls  no yes 53   girls  no </w:t>
+            </w:r>
+            <w:proofErr w:type="spellStart"/>
+            <w:r>
+              <w:t>no</w:t>
+            </w:r>
+            <w:proofErr w:type="spellEnd"/>
+            <w:r>
+              <w:t xml:space="preserve"> 23</w:t>
+            </w:r>
+          </w:p>
+          <w:p>
+            <w:r>
+              <w:t>;</w:t>
+            </w:r>
+          </w:p>
           <w:p/>
           <w:p>
             <w:r>
-              <w:t>proc freq data=SummerSchool order=data;</w:t>
-            </w:r>
-          </w:p>
-          <w:p>
-            <w:r>
-              <w:t xml:space="preserve">   tables Internship * Enrollment  / out = Fork chisq;</w:t>
+              <w:t xml:space="preserve">proc </w:t>
+            </w:r>
+            <w:proofErr w:type="spellStart"/>
+            <w:r>
+              <w:t>freq</w:t>
+            </w:r>
+            <w:proofErr w:type="spellEnd"/>
+            <w:r>
+              <w:t xml:space="preserve"> data=</w:t>
+            </w:r>
+            <w:proofErr w:type="spellStart"/>
+            <w:r>
+              <w:t>SummerSchool</w:t>
+            </w:r>
+            <w:proofErr w:type="spellEnd"/>
+            <w:r>
+              <w:t xml:space="preserve"> order=data;</w:t>
+            </w:r>
+          </w:p>
+          <w:p>
+            <w:r>
+              <w:t xml:space="preserve">   tables Internship * Enrollment  / out = Fork </w:t>
+            </w:r>
+            <w:proofErr w:type="spellStart"/>
+            <w:r>
+              <w:t>chisq</w:t>
+            </w:r>
+            <w:proofErr w:type="spellEnd"/>
+            <w:r>
+              <w:t>;</w:t>
             </w:r>
           </w:p>
           <w:p>
@@ -3222,8 +3841,21 @@
             <w:tcW w:w="7915" w:type="dxa"/>
           </w:tcPr>
           <w:p>
-            <w:r>
-              <w:t>prt &lt;- read.table(header = TRUE, text = '</w:t>
+            <w:proofErr w:type="spellStart"/>
+            <w:r>
+              <w:t>prt</w:t>
+            </w:r>
+            <w:proofErr w:type="spellEnd"/>
+            <w:r>
+              <w:t xml:space="preserve"> &lt;- </w:t>
+            </w:r>
+            <w:proofErr w:type="spellStart"/>
+            <w:r>
+              <w:t>read.table</w:t>
+            </w:r>
+            <w:proofErr w:type="spellEnd"/>
+            <w:r>
+              <w:t>(header = TRUE, text = '</w:t>
             </w:r>
           </w:p>
           <w:p>
@@ -3233,7 +3865,15 @@
           </w:p>
           <w:p>
             <w:r>
-              <w:t xml:space="preserve">  1  boys        yes        yes    35</w:t>
+              <w:t xml:space="preserve">  1  boys        yes        </w:t>
+            </w:r>
+            <w:proofErr w:type="spellStart"/>
+            <w:r>
+              <w:t>yes</w:t>
+            </w:r>
+            <w:proofErr w:type="spellEnd"/>
+            <w:r>
+              <w:t xml:space="preserve">    35</w:t>
             </w:r>
           </w:p>
           <w:p>
@@ -3243,7 +3883,15 @@
           </w:p>
           <w:p>
             <w:r>
-              <w:t xml:space="preserve">  3 girls        yes        yes    32</w:t>
+              <w:t xml:space="preserve">  3 girls        yes        </w:t>
+            </w:r>
+            <w:proofErr w:type="spellStart"/>
+            <w:r>
+              <w:t>yes</w:t>
+            </w:r>
+            <w:proofErr w:type="spellEnd"/>
+            <w:r>
+              <w:t xml:space="preserve">    32</w:t>
             </w:r>
           </w:p>
           <w:p>
@@ -3258,7 +3906,15 @@
           </w:p>
           <w:p>
             <w:r>
-              <w:t xml:space="preserve">  6  boys         no         no    27</w:t>
+              <w:t xml:space="preserve">  6  boys         no         </w:t>
+            </w:r>
+            <w:proofErr w:type="spellStart"/>
+            <w:r>
+              <w:t>no</w:t>
+            </w:r>
+            <w:proofErr w:type="spellEnd"/>
+            <w:r>
+              <w:t xml:space="preserve">    27</w:t>
             </w:r>
           </w:p>
           <w:p>
@@ -3268,24 +3924,71 @@
           </w:p>
           <w:p>
             <w:r>
-              <w:t xml:space="preserve">  8 girls         no         no    23')</w:t>
+              <w:t xml:space="preserve">  8 girls         no         </w:t>
+            </w:r>
+            <w:proofErr w:type="spellStart"/>
+            <w:r>
+              <w:t>no</w:t>
+            </w:r>
+            <w:proofErr w:type="spellEnd"/>
+            <w:r>
+              <w:t xml:space="preserve">    23')</w:t>
             </w:r>
           </w:p>
           <w:p/>
           <w:p>
-            <w:r>
-              <w:t>prt$enrollment &lt;- factor(prt$enrollment, c("yes", "no"))</w:t>
-            </w:r>
-          </w:p>
-          <w:p>
-            <w:r>
-              <w:t>prt$internship &lt;- factor(prt$internship, c("yes", "no"))</w:t>
+            <w:proofErr w:type="spellStart"/>
+            <w:r>
+              <w:t>prt$enrollment</w:t>
+            </w:r>
+            <w:proofErr w:type="spellEnd"/>
+            <w:r>
+              <w:t xml:space="preserve"> &lt;- factor(</w:t>
+            </w:r>
+            <w:proofErr w:type="spellStart"/>
+            <w:r>
+              <w:t>prt$enrollment</w:t>
+            </w:r>
+            <w:proofErr w:type="spellEnd"/>
+            <w:r>
+              <w:t>, c("yes", "no"))</w:t>
+            </w:r>
+          </w:p>
+          <w:p>
+            <w:proofErr w:type="spellStart"/>
+            <w:r>
+              <w:t>prt$internship</w:t>
+            </w:r>
+            <w:proofErr w:type="spellEnd"/>
+            <w:r>
+              <w:t xml:space="preserve"> &lt;- factor(</w:t>
+            </w:r>
+            <w:proofErr w:type="spellStart"/>
+            <w:r>
+              <w:t>prt$internship</w:t>
+            </w:r>
+            <w:proofErr w:type="spellEnd"/>
+            <w:r>
+              <w:t>, c("yes", "no"))</w:t>
             </w:r>
           </w:p>
           <w:p/>
           <w:p>
-            <w:r>
-              <w:t>proc_freq(prt, tables = "internship * enrollment",</w:t>
+            <w:proofErr w:type="spellStart"/>
+            <w:r>
+              <w:t>proc_freq</w:t>
+            </w:r>
+            <w:proofErr w:type="spellEnd"/>
+            <w:r>
+              <w:t>(</w:t>
+            </w:r>
+            <w:proofErr w:type="spellStart"/>
+            <w:r>
+              <w:t>prt</w:t>
+            </w:r>
+            <w:proofErr w:type="spellEnd"/>
+            <w:r>
+              <w:t>, tables = "internship * enrollment",</w:t>
             </w:r>
           </w:p>
           <w:p>
@@ -3448,10 +4151,7 @@
       </w:r>
       <w:r>
         <w:lastRenderedPageBreak/>
-        <w:t>proc_freq-00</w:t>
-      </w:r>
-      <w:r>
-        <w:t>6</w:t>
+        <w:t>proc_freq-006</w:t>
       </w:r>
     </w:p>
     <w:tbl>
@@ -3507,12 +4207,36 @@
           <w:p/>
           <w:p>
             <w:r>
-              <w:t>proc freq data = Color order = freq;</w:t>
-            </w:r>
-          </w:p>
-          <w:p>
-            <w:r>
-              <w:t xml:space="preserve">tables Hair  /plots = freqplot;       </w:t>
+              <w:t xml:space="preserve">proc </w:t>
+            </w:r>
+            <w:proofErr w:type="spellStart"/>
+            <w:r>
+              <w:t>freq</w:t>
+            </w:r>
+            <w:proofErr w:type="spellEnd"/>
+            <w:r>
+              <w:t xml:space="preserve"> data = Color order = </w:t>
+            </w:r>
+            <w:proofErr w:type="spellStart"/>
+            <w:r>
+              <w:t>freq</w:t>
+            </w:r>
+            <w:proofErr w:type="spellEnd"/>
+            <w:r>
+              <w:t>;</w:t>
+            </w:r>
+          </w:p>
+          <w:p>
+            <w:r>
+              <w:t xml:space="preserve">tables Hair  /plots = </w:t>
+            </w:r>
+            <w:proofErr w:type="spellStart"/>
+            <w:r>
+              <w:t>freqplot</w:t>
+            </w:r>
+            <w:proofErr w:type="spellEnd"/>
+            <w:r>
+              <w:t xml:space="preserve">;       </w:t>
             </w:r>
           </w:p>
           <w:p>
@@ -3532,6 +4256,9 @@
           </w:tcPr>
           <w:p>
             <w:r>
+              <w:rPr>
+                <w:noProof/>
+              </w:rPr>
               <w:drawing>
                 <wp:inline distT="0" distB="0" distL="0" distR="0" wp14:anchorId="012D39C5" wp14:editId="729F2330">
                   <wp:extent cx="4967801" cy="4772025"/>
@@ -3605,14 +4332,35 @@
             <w:tcW w:w="7915" w:type="dxa"/>
           </w:tcPr>
           <w:p>
+            <w:proofErr w:type="spellStart"/>
             <w:r>
               <w:lastRenderedPageBreak/>
-              <w:t xml:space="preserve">proc_freq(dat, tables = Hair, weight = Count, </w:t>
-            </w:r>
-          </w:p>
-          <w:p>
-            <w:r>
-              <w:t xml:space="preserve">          order = freq,</w:t>
+              <w:t>proc_freq</w:t>
+            </w:r>
+            <w:proofErr w:type="spellEnd"/>
+            <w:r>
+              <w:t>(</w:t>
+            </w:r>
+            <w:proofErr w:type="spellStart"/>
+            <w:r>
+              <w:t>dat</w:t>
+            </w:r>
+            <w:proofErr w:type="spellEnd"/>
+            <w:r>
+              <w:t xml:space="preserve">, tables = Hair, weight = Count, </w:t>
+            </w:r>
+          </w:p>
+          <w:p>
+            <w:r>
+              <w:t xml:space="preserve">          order = </w:t>
+            </w:r>
+            <w:proofErr w:type="spellStart"/>
+            <w:r>
+              <w:t>freq</w:t>
+            </w:r>
+            <w:proofErr w:type="spellEnd"/>
+            <w:r>
+              <w:t>,</w:t>
             </w:r>
           </w:p>
           <w:p>
@@ -3627,6 +4375,9 @@
           </w:tcPr>
           <w:p>
             <w:r>
+              <w:rPr>
+                <w:noProof/>
+              </w:rPr>
               <w:drawing>
                 <wp:inline distT="0" distB="0" distL="0" distR="0" wp14:anchorId="21EE8089" wp14:editId="4787CFAF">
                   <wp:extent cx="4943475" cy="4996861"/>
@@ -3742,10 +4493,7 @@
       </w:pPr>
       <w:r>
         <w:lastRenderedPageBreak/>
-        <w:t>proc_freq-00</w:t>
-      </w:r>
-      <w:r>
-        <w:t>7</w:t>
+        <w:t>proc_freq-007</w:t>
       </w:r>
     </w:p>
     <w:tbl>
@@ -3755,8 +4503,8 @@
         <w:tblLook w:val="04A0" w:firstRow="1" w:lastRow="0" w:firstColumn="1" w:lastColumn="0" w:noHBand="0" w:noVBand="1"/>
       </w:tblPr>
       <w:tblGrid>
-        <w:gridCol w:w="5669"/>
-        <w:gridCol w:w="7281"/>
+        <w:gridCol w:w="5069"/>
+        <w:gridCol w:w="7881"/>
       </w:tblGrid>
       <w:tr>
         <w:tc>
@@ -3801,12 +4549,36 @@
           <w:p/>
           <w:p>
             <w:r>
-              <w:t>proc freq data = Color order = freq;</w:t>
-            </w:r>
-          </w:p>
-          <w:p>
-            <w:r>
-              <w:t xml:space="preserve">tables Hair  /plots = freqplot;       </w:t>
+              <w:t xml:space="preserve">proc </w:t>
+            </w:r>
+            <w:proofErr w:type="spellStart"/>
+            <w:r>
+              <w:t>freq</w:t>
+            </w:r>
+            <w:proofErr w:type="spellEnd"/>
+            <w:r>
+              <w:t xml:space="preserve"> data = Color;</w:t>
+            </w:r>
+          </w:p>
+          <w:p>
+            <w:r>
+              <w:t xml:space="preserve">tables Eyes  /plots = </w:t>
+            </w:r>
+            <w:proofErr w:type="spellStart"/>
+            <w:r>
+              <w:t>freqplot</w:t>
+            </w:r>
+            <w:proofErr w:type="spellEnd"/>
+            <w:r>
+              <w:t xml:space="preserve">(type = </w:t>
+            </w:r>
+            <w:proofErr w:type="spellStart"/>
+            <w:r>
+              <w:t>dotplot</w:t>
+            </w:r>
+            <w:proofErr w:type="spellEnd"/>
+            <w:r>
+              <w:t xml:space="preserve"> orient = horizontal);         </w:t>
             </w:r>
           </w:p>
           <w:p>
@@ -3827,10 +4599,10 @@
           <w:p>
             <w:r>
               <w:drawing>
-                <wp:inline distT="0" distB="0" distL="0" distR="0" wp14:anchorId="53426353" wp14:editId="34E93FF2">
-                  <wp:extent cx="4486275" cy="4309476"/>
-                  <wp:effectExtent l="0" t="0" r="0" b="0"/>
-                  <wp:docPr id="573222124" name="Picture 1"/>
+                <wp:inline distT="0" distB="0" distL="0" distR="0" wp14:anchorId="42346C2C" wp14:editId="215AB5FD">
+                  <wp:extent cx="4867275" cy="4605043"/>
+                  <wp:effectExtent l="0" t="0" r="0" b="5080"/>
+                  <wp:docPr id="380188420" name="Picture 1"/>
                   <wp:cNvGraphicFramePr>
                     <a:graphicFrameLocks xmlns:a="http://schemas.openxmlformats.org/drawingml/2006/main" noChangeAspect="1"/>
                   </wp:cNvGraphicFramePr>
@@ -3838,11 +4610,11 @@
                     <a:graphicData uri="http://schemas.openxmlformats.org/drawingml/2006/picture">
                       <pic:pic xmlns:pic="http://schemas.openxmlformats.org/drawingml/2006/picture">
                         <pic:nvPicPr>
-                          <pic:cNvPr id="1866121789" name=""/>
+                          <pic:cNvPr id="380188420" name=""/>
                           <pic:cNvPicPr/>
                         </pic:nvPicPr>
                         <pic:blipFill>
-                          <a:blip r:embed="rId14"/>
+                          <a:blip r:embed="rId16"/>
                           <a:stretch>
                             <a:fillRect/>
                           </a:stretch>
@@ -3850,7 +4622,7 @@
                         <pic:spPr>
                           <a:xfrm>
                             <a:off x="0" y="0"/>
-                            <a:ext cx="4488451" cy="4311566"/>
+                            <a:ext cx="4872083" cy="4609592"/>
                           </a:xfrm>
                           <a:prstGeom prst="rect">
                             <a:avLst/>
@@ -3898,20 +4670,49 @@
           <w:tcPr>
             <w:tcW w:w="7915" w:type="dxa"/>
           </w:tcPr>
-          <w:p>
-            <w:r>
-              <w:lastRenderedPageBreak/>
-              <w:t xml:space="preserve">proc_freq(dat, tables = Hair, weight = Count, </w:t>
-            </w:r>
-          </w:p>
-          <w:p>
-            <w:r>
-              <w:t xml:space="preserve">          order = freq,</w:t>
-            </w:r>
-          </w:p>
-          <w:p>
-            <w:r>
-              <w:t xml:space="preserve">          plots = TRUE)</w:t>
+          <w:p/>
+          <w:p>
+            <w:proofErr w:type="spellStart"/>
+            <w:r>
+              <w:t>proc_freq</w:t>
+            </w:r>
+            <w:proofErr w:type="spellEnd"/>
+            <w:r>
+              <w:t>(</w:t>
+            </w:r>
+            <w:proofErr w:type="spellStart"/>
+            <w:r>
+              <w:t>dat</w:t>
+            </w:r>
+            <w:proofErr w:type="spellEnd"/>
+            <w:r>
+              <w:t xml:space="preserve">, tables = Eyes, weight = Count, </w:t>
+            </w:r>
+          </w:p>
+          <w:p>
+            <w:r>
+              <w:t xml:space="preserve">          title = "Eye and Hair Color of European Children",</w:t>
+            </w:r>
+          </w:p>
+          <w:p>
+            <w:r>
+              <w:t xml:space="preserve">          plots = </w:t>
+            </w:r>
+            <w:proofErr w:type="spellStart"/>
+            <w:r>
+              <w:t>freqplot</w:t>
+            </w:r>
+            <w:proofErr w:type="spellEnd"/>
+            <w:r>
+              <w:t>("</w:t>
+            </w:r>
+            <w:proofErr w:type="spellStart"/>
+            <w:r>
+              <w:t>dotplot</w:t>
+            </w:r>
+            <w:proofErr w:type="spellEnd"/>
+            <w:r>
+              <w:t>", orient = "horizontal"))</w:t>
             </w:r>
           </w:p>
         </w:tc>
@@ -3922,10 +4723,10 @@
           <w:p>
             <w:r>
               <w:drawing>
-                <wp:inline distT="0" distB="0" distL="0" distR="0" wp14:anchorId="7346E3C1" wp14:editId="019C4FD7">
-                  <wp:extent cx="4152900" cy="4197748"/>
+                <wp:inline distT="0" distB="0" distL="0" distR="0" wp14:anchorId="1FDB2CEF" wp14:editId="1E93F6EB">
+                  <wp:extent cx="4572000" cy="4534215"/>
                   <wp:effectExtent l="0" t="0" r="0" b="0"/>
-                  <wp:docPr id="571832554" name="Picture 1"/>
+                  <wp:docPr id="1377540062" name="Picture 1"/>
                   <wp:cNvGraphicFramePr>
                     <a:graphicFrameLocks xmlns:a="http://schemas.openxmlformats.org/drawingml/2006/main" noChangeAspect="1"/>
                   </wp:cNvGraphicFramePr>
@@ -3933,11 +4734,11 @@
                     <a:graphicData uri="http://schemas.openxmlformats.org/drawingml/2006/picture">
                       <pic:pic xmlns:pic="http://schemas.openxmlformats.org/drawingml/2006/picture">
                         <pic:nvPicPr>
-                          <pic:cNvPr id="438001871" name=""/>
+                          <pic:cNvPr id="1377540062" name=""/>
                           <pic:cNvPicPr/>
                         </pic:nvPicPr>
                         <pic:blipFill>
-                          <a:blip r:embed="rId15"/>
+                          <a:blip r:embed="rId17"/>
                           <a:stretch>
                             <a:fillRect/>
                           </a:stretch>
@@ -3945,7 +4746,7 @@
                         <pic:spPr>
                           <a:xfrm>
                             <a:off x="0" y="0"/>
-                            <a:ext cx="4161116" cy="4206053"/>
+                            <a:ext cx="4573914" cy="4536113"/>
                           </a:xfrm>
                           <a:prstGeom prst="rect">
                             <a:avLst/>
@@ -4008,9 +4809,11 @@
             <w:tcW w:w="7915" w:type="dxa"/>
           </w:tcPr>
           <w:p>
-            <w:r>
-              <w:t>Plot options</w:t>
-            </w:r>
+            <w:proofErr w:type="spellStart"/>
+            <w:r>
+              <w:t>dotplot</w:t>
+            </w:r>
+            <w:proofErr w:type="spellEnd"/>
           </w:p>
         </w:tc>
         <w:tc>
@@ -4019,7 +4822,25 @@
           </w:tcPr>
           <w:p>
             <w:r>
-              <w:t xml:space="preserve">Pass. </w:t>
+              <w:t xml:space="preserve">Order </w:t>
+            </w:r>
+            <w:r>
+              <w:t xml:space="preserve">and default orientation is different from SAS.  </w:t>
+            </w:r>
+            <w:r>
+              <w:t xml:space="preserve">Not sure why SAS reversed it.  </w:t>
+            </w:r>
+            <w:r>
+              <w:t>I l</w:t>
+            </w:r>
+            <w:r>
+              <w:t>ike this better</w:t>
+            </w:r>
+            <w:r>
+              <w:t xml:space="preserve"> because it is consistent with the table.  </w:t>
+            </w:r>
+            <w:r>
+              <w:t>Pass.</w:t>
             </w:r>
           </w:p>
         </w:tc>
@@ -4031,8 +4852,1059 @@
       </w:r>
     </w:p>
     <w:p>
+      <w:pPr>
+        <w:pStyle w:val="Heading2"/>
+      </w:pPr>
       <w:r>
         <w:lastRenderedPageBreak/>
+        <w:t>proc_freq-00</w:t>
+      </w:r>
+      <w:r>
+        <w:t>8</w:t>
+      </w:r>
+    </w:p>
+    <w:tbl>
+      <w:tblPr>
+        <w:tblStyle w:val="TableGrid"/>
+        <w:tblW w:w="0" w:type="auto"/>
+        <w:tblLook w:val="04A0" w:firstRow="1" w:lastRow="0" w:firstColumn="1" w:lastColumn="0" w:noHBand="0" w:noVBand="1"/>
+      </w:tblPr>
+      <w:tblGrid>
+        <w:gridCol w:w="5399"/>
+        <w:gridCol w:w="7551"/>
+      </w:tblGrid>
+      <w:tr>
+        <w:tc>
+          <w:tcPr>
+            <w:tcW w:w="7915" w:type="dxa"/>
+          </w:tcPr>
+          <w:p>
+            <w:pPr>
+              <w:rPr>
+                <w:b/>
+                <w:bCs/>
+              </w:rPr>
+            </w:pPr>
+            <w:r>
+              <w:rPr>
+                <w:b/>
+                <w:bCs/>
+              </w:rPr>
+              <w:t>SAS Code and Output</w:t>
+            </w:r>
+          </w:p>
+        </w:tc>
+        <w:tc>
+          <w:tcPr>
+            <w:tcW w:w="5035" w:type="dxa"/>
+          </w:tcPr>
+          <w:p>
+            <w:pPr>
+              <w:rPr>
+                <w:b/>
+                <w:bCs/>
+              </w:rPr>
+            </w:pPr>
+          </w:p>
+        </w:tc>
+      </w:tr>
+      <w:tr>
+        <w:tc>
+          <w:tcPr>
+            <w:tcW w:w="7915" w:type="dxa"/>
+          </w:tcPr>
+          <w:p/>
+          <w:p/>
+          <w:p>
+            <w:r>
+              <w:t xml:space="preserve">proc </w:t>
+            </w:r>
+            <w:proofErr w:type="spellStart"/>
+            <w:r>
+              <w:t>freq</w:t>
+            </w:r>
+            <w:proofErr w:type="spellEnd"/>
+            <w:r>
+              <w:t xml:space="preserve"> data = Color;  </w:t>
+            </w:r>
+          </w:p>
+          <w:p>
+            <w:r>
+              <w:t xml:space="preserve">tables Hair  /plots = </w:t>
+            </w:r>
+            <w:proofErr w:type="spellStart"/>
+            <w:r>
+              <w:t>freqplot</w:t>
+            </w:r>
+            <w:proofErr w:type="spellEnd"/>
+            <w:r>
+              <w:t xml:space="preserve">(type = </w:t>
+            </w:r>
+            <w:proofErr w:type="spellStart"/>
+            <w:r>
+              <w:t>barchart</w:t>
+            </w:r>
+            <w:proofErr w:type="spellEnd"/>
+            <w:r>
+              <w:t xml:space="preserve"> orient = horizontal);        </w:t>
+            </w:r>
+          </w:p>
+          <w:p>
+            <w:r>
+              <w:t>weight Count;</w:t>
+            </w:r>
+          </w:p>
+          <w:p>
+            <w:r>
+              <w:t>run;</w:t>
+            </w:r>
+          </w:p>
+        </w:tc>
+        <w:tc>
+          <w:tcPr>
+            <w:tcW w:w="5035" w:type="dxa"/>
+          </w:tcPr>
+          <w:p>
+            <w:r>
+              <w:drawing>
+                <wp:inline distT="0" distB="0" distL="0" distR="0" wp14:anchorId="62617F2B" wp14:editId="4D3252FF">
+                  <wp:extent cx="4657725" cy="4781345"/>
+                  <wp:effectExtent l="0" t="0" r="0" b="635"/>
+                  <wp:docPr id="1368061756" name="Picture 1"/>
+                  <wp:cNvGraphicFramePr>
+                    <a:graphicFrameLocks xmlns:a="http://schemas.openxmlformats.org/drawingml/2006/main" noChangeAspect="1"/>
+                  </wp:cNvGraphicFramePr>
+                  <a:graphic xmlns:a="http://schemas.openxmlformats.org/drawingml/2006/main">
+                    <a:graphicData uri="http://schemas.openxmlformats.org/drawingml/2006/picture">
+                      <pic:pic xmlns:pic="http://schemas.openxmlformats.org/drawingml/2006/picture">
+                        <pic:nvPicPr>
+                          <pic:cNvPr id="1368061756" name=""/>
+                          <pic:cNvPicPr/>
+                        </pic:nvPicPr>
+                        <pic:blipFill>
+                          <a:blip r:embed="rId18"/>
+                          <a:stretch>
+                            <a:fillRect/>
+                          </a:stretch>
+                        </pic:blipFill>
+                        <pic:spPr>
+                          <a:xfrm>
+                            <a:off x="0" y="0"/>
+                            <a:ext cx="4659445" cy="4783110"/>
+                          </a:xfrm>
+                          <a:prstGeom prst="rect">
+                            <a:avLst/>
+                          </a:prstGeom>
+                        </pic:spPr>
+                      </pic:pic>
+                    </a:graphicData>
+                  </a:graphic>
+                </wp:inline>
+              </w:drawing>
+            </w:r>
+          </w:p>
+        </w:tc>
+      </w:tr>
+      <w:tr>
+        <w:tc>
+          <w:tcPr>
+            <w:tcW w:w="7915" w:type="dxa"/>
+          </w:tcPr>
+          <w:p>
+            <w:pPr>
+              <w:rPr>
+                <w:b/>
+                <w:bCs/>
+              </w:rPr>
+            </w:pPr>
+            <w:r>
+              <w:rPr>
+                <w:b/>
+                <w:bCs/>
+              </w:rPr>
+              <w:t>R Code and Output</w:t>
+            </w:r>
+          </w:p>
+        </w:tc>
+        <w:tc>
+          <w:tcPr>
+            <w:tcW w:w="5035" w:type="dxa"/>
+          </w:tcPr>
+          <w:p/>
+        </w:tc>
+      </w:tr>
+      <w:tr>
+        <w:tc>
+          <w:tcPr>
+            <w:tcW w:w="7915" w:type="dxa"/>
+          </w:tcPr>
+          <w:p/>
+          <w:p>
+            <w:proofErr w:type="spellStart"/>
+            <w:r>
+              <w:t>proc_freq</w:t>
+            </w:r>
+            <w:proofErr w:type="spellEnd"/>
+            <w:r>
+              <w:t>(</w:t>
+            </w:r>
+            <w:proofErr w:type="spellStart"/>
+            <w:r>
+              <w:t>dat</w:t>
+            </w:r>
+            <w:proofErr w:type="spellEnd"/>
+            <w:r>
+              <w:t xml:space="preserve">, tables = Hair, weight = Count, </w:t>
+            </w:r>
+          </w:p>
+          <w:p>
+            <w:r>
+              <w:t xml:space="preserve">          title = "Eye and Hair Color of European Children",</w:t>
+            </w:r>
+          </w:p>
+          <w:p>
+            <w:r>
+              <w:t xml:space="preserve">          plots = </w:t>
+            </w:r>
+            <w:proofErr w:type="spellStart"/>
+            <w:r>
+              <w:t>freqplot</w:t>
+            </w:r>
+            <w:proofErr w:type="spellEnd"/>
+            <w:r>
+              <w:t>("</w:t>
+            </w:r>
+            <w:proofErr w:type="spellStart"/>
+            <w:r>
+              <w:t>barchart</w:t>
+            </w:r>
+            <w:proofErr w:type="spellEnd"/>
+            <w:r>
+              <w:t>", orient = "horizontal"))</w:t>
+            </w:r>
+          </w:p>
+        </w:tc>
+        <w:tc>
+          <w:tcPr>
+            <w:tcW w:w="5035" w:type="dxa"/>
+          </w:tcPr>
+          <w:p>
+            <w:r>
+              <w:drawing>
+                <wp:inline distT="0" distB="0" distL="0" distR="0" wp14:anchorId="05C05143" wp14:editId="6BE88913">
+                  <wp:extent cx="4200525" cy="4303044"/>
+                  <wp:effectExtent l="0" t="0" r="0" b="2540"/>
+                  <wp:docPr id="190901557" name="Picture 1"/>
+                  <wp:cNvGraphicFramePr>
+                    <a:graphicFrameLocks xmlns:a="http://schemas.openxmlformats.org/drawingml/2006/main" noChangeAspect="1"/>
+                  </wp:cNvGraphicFramePr>
+                  <a:graphic xmlns:a="http://schemas.openxmlformats.org/drawingml/2006/main">
+                    <a:graphicData uri="http://schemas.openxmlformats.org/drawingml/2006/picture">
+                      <pic:pic xmlns:pic="http://schemas.openxmlformats.org/drawingml/2006/picture">
+                        <pic:nvPicPr>
+                          <pic:cNvPr id="190901557" name=""/>
+                          <pic:cNvPicPr/>
+                        </pic:nvPicPr>
+                        <pic:blipFill>
+                          <a:blip r:embed="rId19"/>
+                          <a:stretch>
+                            <a:fillRect/>
+                          </a:stretch>
+                        </pic:blipFill>
+                        <pic:spPr>
+                          <a:xfrm>
+                            <a:off x="0" y="0"/>
+                            <a:ext cx="4202956" cy="4305534"/>
+                          </a:xfrm>
+                          <a:prstGeom prst="rect">
+                            <a:avLst/>
+                          </a:prstGeom>
+                        </pic:spPr>
+                      </pic:pic>
+                    </a:graphicData>
+                  </a:graphic>
+                </wp:inline>
+              </w:drawing>
+            </w:r>
+          </w:p>
+        </w:tc>
+      </w:tr>
+      <w:tr>
+        <w:tc>
+          <w:tcPr>
+            <w:tcW w:w="7915" w:type="dxa"/>
+          </w:tcPr>
+          <w:p>
+            <w:pPr>
+              <w:rPr>
+                <w:b/>
+                <w:bCs/>
+              </w:rPr>
+            </w:pPr>
+            <w:r>
+              <w:rPr>
+                <w:b/>
+                <w:bCs/>
+              </w:rPr>
+              <w:t>Comparison</w:t>
+            </w:r>
+          </w:p>
+        </w:tc>
+        <w:tc>
+          <w:tcPr>
+            <w:tcW w:w="5035" w:type="dxa"/>
+          </w:tcPr>
+          <w:p>
+            <w:pPr>
+              <w:rPr>
+                <w:b/>
+                <w:bCs/>
+              </w:rPr>
+            </w:pPr>
+            <w:r>
+              <w:rPr>
+                <w:b/>
+                <w:bCs/>
+              </w:rPr>
+              <w:t>Result</w:t>
+            </w:r>
+          </w:p>
+        </w:tc>
+      </w:tr>
+      <w:tr>
+        <w:tc>
+          <w:tcPr>
+            <w:tcW w:w="7915" w:type="dxa"/>
+          </w:tcPr>
+          <w:p>
+            <w:r>
+              <w:t>Horizontal bar chart</w:t>
+            </w:r>
+          </w:p>
+        </w:tc>
+        <w:tc>
+          <w:tcPr>
+            <w:tcW w:w="5035" w:type="dxa"/>
+          </w:tcPr>
+          <w:p>
+            <w:r>
+              <w:t xml:space="preserve">Pass. </w:t>
+            </w:r>
+          </w:p>
+        </w:tc>
+      </w:tr>
+    </w:tbl>
+    <w:p>
+      <w:r>
+        <w:br w:type="page"/>
+      </w:r>
+    </w:p>
+    <w:p>
+      <w:pPr>
+        <w:pStyle w:val="Heading2"/>
+      </w:pPr>
+      <w:r>
+        <w:lastRenderedPageBreak/>
+        <w:t>proc_freq-00</w:t>
+      </w:r>
+      <w:r>
+        <w:t>9</w:t>
+      </w:r>
+    </w:p>
+    <w:tbl>
+      <w:tblPr>
+        <w:tblStyle w:val="TableGrid"/>
+        <w:tblW w:w="0" w:type="auto"/>
+        <w:tblLook w:val="04A0" w:firstRow="1" w:lastRow="0" w:firstColumn="1" w:lastColumn="0" w:noHBand="0" w:noVBand="1"/>
+      </w:tblPr>
+      <w:tblGrid>
+        <w:gridCol w:w="6089"/>
+        <w:gridCol w:w="6861"/>
+      </w:tblGrid>
+      <w:tr>
+        <w:tc>
+          <w:tcPr>
+            <w:tcW w:w="7915" w:type="dxa"/>
+          </w:tcPr>
+          <w:p>
+            <w:pPr>
+              <w:rPr>
+                <w:b/>
+                <w:bCs/>
+              </w:rPr>
+            </w:pPr>
+            <w:r>
+              <w:rPr>
+                <w:b/>
+                <w:bCs/>
+              </w:rPr>
+              <w:t>SAS Code and Output</w:t>
+            </w:r>
+          </w:p>
+        </w:tc>
+        <w:tc>
+          <w:tcPr>
+            <w:tcW w:w="5035" w:type="dxa"/>
+          </w:tcPr>
+          <w:p>
+            <w:pPr>
+              <w:rPr>
+                <w:b/>
+                <w:bCs/>
+              </w:rPr>
+            </w:pPr>
+          </w:p>
+        </w:tc>
+      </w:tr>
+      <w:tr>
+        <w:tc>
+          <w:tcPr>
+            <w:tcW w:w="7915" w:type="dxa"/>
+          </w:tcPr>
+          <w:p/>
+          <w:p>
+            <w:r>
+              <w:t xml:space="preserve">proc </w:t>
+            </w:r>
+            <w:proofErr w:type="spellStart"/>
+            <w:r>
+              <w:t>freq</w:t>
+            </w:r>
+            <w:proofErr w:type="spellEnd"/>
+            <w:r>
+              <w:t xml:space="preserve"> data = Color;   </w:t>
+            </w:r>
+          </w:p>
+          <w:p>
+            <w:r>
+              <w:t xml:space="preserve">tables Eyes * Hair  /plots = </w:t>
+            </w:r>
+            <w:proofErr w:type="spellStart"/>
+            <w:r>
+              <w:t>freqplot</w:t>
+            </w:r>
+            <w:proofErr w:type="spellEnd"/>
+            <w:r>
+              <w:t>(</w:t>
+            </w:r>
+            <w:proofErr w:type="spellStart"/>
+            <w:r>
+              <w:t>twoway</w:t>
+            </w:r>
+            <w:proofErr w:type="spellEnd"/>
+            <w:r>
+              <w:t xml:space="preserve"> = cluster);       </w:t>
+            </w:r>
+          </w:p>
+          <w:p>
+            <w:r>
+              <w:t>weight Count;</w:t>
+            </w:r>
+          </w:p>
+          <w:p>
+            <w:r>
+              <w:t>run;</w:t>
+            </w:r>
+          </w:p>
+        </w:tc>
+        <w:tc>
+          <w:tcPr>
+            <w:tcW w:w="5035" w:type="dxa"/>
+          </w:tcPr>
+          <w:p>
+            <w:r>
+              <w:drawing>
+                <wp:inline distT="0" distB="0" distL="0" distR="0" wp14:anchorId="3687F3AB" wp14:editId="3A470891">
+                  <wp:extent cx="4219575" cy="5136588"/>
+                  <wp:effectExtent l="0" t="0" r="0" b="6985"/>
+                  <wp:docPr id="1596255221" name="Picture 1"/>
+                  <wp:cNvGraphicFramePr>
+                    <a:graphicFrameLocks xmlns:a="http://schemas.openxmlformats.org/drawingml/2006/main" noChangeAspect="1"/>
+                  </wp:cNvGraphicFramePr>
+                  <a:graphic xmlns:a="http://schemas.openxmlformats.org/drawingml/2006/main">
+                    <a:graphicData uri="http://schemas.openxmlformats.org/drawingml/2006/picture">
+                      <pic:pic xmlns:pic="http://schemas.openxmlformats.org/drawingml/2006/picture">
+                        <pic:nvPicPr>
+                          <pic:cNvPr id="1596255221" name=""/>
+                          <pic:cNvPicPr/>
+                        </pic:nvPicPr>
+                        <pic:blipFill>
+                          <a:blip r:embed="rId20"/>
+                          <a:stretch>
+                            <a:fillRect/>
+                          </a:stretch>
+                        </pic:blipFill>
+                        <pic:spPr>
+                          <a:xfrm>
+                            <a:off x="0" y="0"/>
+                            <a:ext cx="4220973" cy="5138290"/>
+                          </a:xfrm>
+                          <a:prstGeom prst="rect">
+                            <a:avLst/>
+                          </a:prstGeom>
+                        </pic:spPr>
+                      </pic:pic>
+                    </a:graphicData>
+                  </a:graphic>
+                </wp:inline>
+              </w:drawing>
+            </w:r>
+          </w:p>
+        </w:tc>
+      </w:tr>
+      <w:tr>
+        <w:tc>
+          <w:tcPr>
+            <w:tcW w:w="7915" w:type="dxa"/>
+          </w:tcPr>
+          <w:p>
+            <w:pPr>
+              <w:rPr>
+                <w:b/>
+                <w:bCs/>
+              </w:rPr>
+            </w:pPr>
+            <w:r>
+              <w:rPr>
+                <w:b/>
+                <w:bCs/>
+              </w:rPr>
+              <w:t>R Code and Output</w:t>
+            </w:r>
+          </w:p>
+        </w:tc>
+        <w:tc>
+          <w:tcPr>
+            <w:tcW w:w="5035" w:type="dxa"/>
+          </w:tcPr>
+          <w:p/>
+        </w:tc>
+      </w:tr>
+      <w:tr>
+        <w:tc>
+          <w:tcPr>
+            <w:tcW w:w="7915" w:type="dxa"/>
+          </w:tcPr>
+          <w:p/>
+          <w:p>
+            <w:proofErr w:type="spellStart"/>
+            <w:r>
+              <w:t>proc_freq</w:t>
+            </w:r>
+            <w:proofErr w:type="spellEnd"/>
+            <w:r>
+              <w:t>(</w:t>
+            </w:r>
+            <w:proofErr w:type="spellStart"/>
+            <w:r>
+              <w:t>dat</w:t>
+            </w:r>
+            <w:proofErr w:type="spellEnd"/>
+            <w:r>
+              <w:t xml:space="preserve">, tables = Eyes * Hair, weight = Count, </w:t>
+            </w:r>
+          </w:p>
+          <w:p>
+            <w:r>
+              <w:t xml:space="preserve">          title = "Eye and Hair Color of European Children",</w:t>
+            </w:r>
+          </w:p>
+          <w:p>
+            <w:r>
+              <w:t xml:space="preserve">          plots =  </w:t>
+            </w:r>
+            <w:proofErr w:type="spellStart"/>
+            <w:r>
+              <w:t>freqplot</w:t>
+            </w:r>
+            <w:proofErr w:type="spellEnd"/>
+            <w:r>
+              <w:t>("</w:t>
+            </w:r>
+            <w:proofErr w:type="spellStart"/>
+            <w:r>
+              <w:t>barchart</w:t>
+            </w:r>
+            <w:proofErr w:type="spellEnd"/>
+            <w:r>
+              <w:t xml:space="preserve">", </w:t>
+            </w:r>
+            <w:proofErr w:type="spellStart"/>
+            <w:r>
+              <w:t>twoway</w:t>
+            </w:r>
+            <w:proofErr w:type="spellEnd"/>
+            <w:r>
+              <w:t xml:space="preserve"> = "cluster"))</w:t>
+            </w:r>
+          </w:p>
+        </w:tc>
+        <w:tc>
+          <w:tcPr>
+            <w:tcW w:w="5035" w:type="dxa"/>
+          </w:tcPr>
+          <w:p>
+            <w:r>
+              <w:drawing>
+                <wp:inline distT="0" distB="0" distL="0" distR="0" wp14:anchorId="2FCA8EA6" wp14:editId="7DB41EBF">
+                  <wp:extent cx="4075527" cy="4962525"/>
+                  <wp:effectExtent l="0" t="0" r="1270" b="0"/>
+                  <wp:docPr id="1340464682" name="Picture 1"/>
+                  <wp:cNvGraphicFramePr>
+                    <a:graphicFrameLocks xmlns:a="http://schemas.openxmlformats.org/drawingml/2006/main" noChangeAspect="1"/>
+                  </wp:cNvGraphicFramePr>
+                  <a:graphic xmlns:a="http://schemas.openxmlformats.org/drawingml/2006/main">
+                    <a:graphicData uri="http://schemas.openxmlformats.org/drawingml/2006/picture">
+                      <pic:pic xmlns:pic="http://schemas.openxmlformats.org/drawingml/2006/picture">
+                        <pic:nvPicPr>
+                          <pic:cNvPr id="1340464682" name=""/>
+                          <pic:cNvPicPr/>
+                        </pic:nvPicPr>
+                        <pic:blipFill>
+                          <a:blip r:embed="rId21"/>
+                          <a:stretch>
+                            <a:fillRect/>
+                          </a:stretch>
+                        </pic:blipFill>
+                        <pic:spPr>
+                          <a:xfrm>
+                            <a:off x="0" y="0"/>
+                            <a:ext cx="4076755" cy="4964020"/>
+                          </a:xfrm>
+                          <a:prstGeom prst="rect">
+                            <a:avLst/>
+                          </a:prstGeom>
+                        </pic:spPr>
+                      </pic:pic>
+                    </a:graphicData>
+                  </a:graphic>
+                </wp:inline>
+              </w:drawing>
+            </w:r>
+          </w:p>
+        </w:tc>
+      </w:tr>
+      <w:tr>
+        <w:tc>
+          <w:tcPr>
+            <w:tcW w:w="7915" w:type="dxa"/>
+          </w:tcPr>
+          <w:p>
+            <w:pPr>
+              <w:rPr>
+                <w:b/>
+                <w:bCs/>
+              </w:rPr>
+            </w:pPr>
+            <w:r>
+              <w:rPr>
+                <w:b/>
+                <w:bCs/>
+              </w:rPr>
+              <w:t>Comparison</w:t>
+            </w:r>
+          </w:p>
+        </w:tc>
+        <w:tc>
+          <w:tcPr>
+            <w:tcW w:w="5035" w:type="dxa"/>
+          </w:tcPr>
+          <w:p>
+            <w:pPr>
+              <w:rPr>
+                <w:b/>
+                <w:bCs/>
+              </w:rPr>
+            </w:pPr>
+            <w:r>
+              <w:rPr>
+                <w:b/>
+                <w:bCs/>
+              </w:rPr>
+              <w:t>Result</w:t>
+            </w:r>
+          </w:p>
+        </w:tc>
+      </w:tr>
+      <w:tr>
+        <w:tc>
+          <w:tcPr>
+            <w:tcW w:w="7915" w:type="dxa"/>
+          </w:tcPr>
+          <w:p>
+            <w:r>
+              <w:t>Clustered bar chart</w:t>
+            </w:r>
+          </w:p>
+        </w:tc>
+        <w:tc>
+          <w:tcPr>
+            <w:tcW w:w="5035" w:type="dxa"/>
+          </w:tcPr>
+          <w:p>
+            <w:r>
+              <w:t xml:space="preserve">Pass. </w:t>
+            </w:r>
+          </w:p>
+        </w:tc>
+      </w:tr>
+    </w:tbl>
+    <w:p>
+      <w:r>
+        <w:br w:type="page"/>
+      </w:r>
+    </w:p>
+    <w:p>
+      <w:pPr>
+        <w:pStyle w:val="Heading2"/>
+      </w:pPr>
+      <w:r>
+        <w:lastRenderedPageBreak/>
+        <w:t>proc_freq-0</w:t>
+      </w:r>
+      <w:r>
+        <w:t>10</w:t>
+      </w:r>
+    </w:p>
+    <w:tbl>
+      <w:tblPr>
+        <w:tblStyle w:val="TableGrid"/>
+        <w:tblW w:w="0" w:type="auto"/>
+        <w:tblLook w:val="04A0" w:firstRow="1" w:lastRow="0" w:firstColumn="1" w:lastColumn="0" w:noHBand="0" w:noVBand="1"/>
+      </w:tblPr>
+      <w:tblGrid>
+        <w:gridCol w:w="6071"/>
+        <w:gridCol w:w="6879"/>
+      </w:tblGrid>
+      <w:tr>
+        <w:tc>
+          <w:tcPr>
+            <w:tcW w:w="7915" w:type="dxa"/>
+          </w:tcPr>
+          <w:p>
+            <w:pPr>
+              <w:rPr>
+                <w:b/>
+                <w:bCs/>
+              </w:rPr>
+            </w:pPr>
+            <w:r>
+              <w:rPr>
+                <w:b/>
+                <w:bCs/>
+              </w:rPr>
+              <w:t>SAS Code and Output</w:t>
+            </w:r>
+          </w:p>
+        </w:tc>
+        <w:tc>
+          <w:tcPr>
+            <w:tcW w:w="5035" w:type="dxa"/>
+          </w:tcPr>
+          <w:p>
+            <w:pPr>
+              <w:rPr>
+                <w:b/>
+                <w:bCs/>
+              </w:rPr>
+            </w:pPr>
+          </w:p>
+        </w:tc>
+      </w:tr>
+      <w:tr>
+        <w:tc>
+          <w:tcPr>
+            <w:tcW w:w="7915" w:type="dxa"/>
+          </w:tcPr>
+          <w:p/>
+          <w:p>
+            <w:r>
+              <w:t xml:space="preserve">proc </w:t>
+            </w:r>
+            <w:proofErr w:type="spellStart"/>
+            <w:r>
+              <w:t>freq</w:t>
+            </w:r>
+            <w:proofErr w:type="spellEnd"/>
+            <w:r>
+              <w:t xml:space="preserve"> data = Color;   </w:t>
+            </w:r>
+          </w:p>
+          <w:p>
+            <w:r>
+              <w:t xml:space="preserve">tables Eyes * Hair  /plots = </w:t>
+            </w:r>
+            <w:proofErr w:type="spellStart"/>
+            <w:r>
+              <w:t>freqplot</w:t>
+            </w:r>
+            <w:proofErr w:type="spellEnd"/>
+            <w:r>
+              <w:t>(</w:t>
+            </w:r>
+            <w:proofErr w:type="spellStart"/>
+            <w:r>
+              <w:t>twoway</w:t>
+            </w:r>
+            <w:proofErr w:type="spellEnd"/>
+            <w:r>
+              <w:t xml:space="preserve"> = stacked);       </w:t>
+            </w:r>
+          </w:p>
+          <w:p>
+            <w:r>
+              <w:t>weight Count;</w:t>
+            </w:r>
+          </w:p>
+          <w:p>
+            <w:r>
+              <w:t>run;</w:t>
+            </w:r>
+          </w:p>
+        </w:tc>
+        <w:tc>
+          <w:tcPr>
+            <w:tcW w:w="5035" w:type="dxa"/>
+          </w:tcPr>
+          <w:p>
+            <w:r>
+              <w:drawing>
+                <wp:inline distT="0" distB="0" distL="0" distR="0" wp14:anchorId="6A851322" wp14:editId="1D18AEA6">
+                  <wp:extent cx="4189347" cy="5124450"/>
+                  <wp:effectExtent l="0" t="0" r="1905" b="0"/>
+                  <wp:docPr id="693589807" name="Picture 1"/>
+                  <wp:cNvGraphicFramePr>
+                    <a:graphicFrameLocks xmlns:a="http://schemas.openxmlformats.org/drawingml/2006/main" noChangeAspect="1"/>
+                  </wp:cNvGraphicFramePr>
+                  <a:graphic xmlns:a="http://schemas.openxmlformats.org/drawingml/2006/main">
+                    <a:graphicData uri="http://schemas.openxmlformats.org/drawingml/2006/picture">
+                      <pic:pic xmlns:pic="http://schemas.openxmlformats.org/drawingml/2006/picture">
+                        <pic:nvPicPr>
+                          <pic:cNvPr id="693589807" name=""/>
+                          <pic:cNvPicPr/>
+                        </pic:nvPicPr>
+                        <pic:blipFill>
+                          <a:blip r:embed="rId22"/>
+                          <a:stretch>
+                            <a:fillRect/>
+                          </a:stretch>
+                        </pic:blipFill>
+                        <pic:spPr>
+                          <a:xfrm>
+                            <a:off x="0" y="0"/>
+                            <a:ext cx="4190976" cy="5126443"/>
+                          </a:xfrm>
+                          <a:prstGeom prst="rect">
+                            <a:avLst/>
+                          </a:prstGeom>
+                        </pic:spPr>
+                      </pic:pic>
+                    </a:graphicData>
+                  </a:graphic>
+                </wp:inline>
+              </w:drawing>
+            </w:r>
+          </w:p>
+        </w:tc>
+      </w:tr>
+      <w:tr>
+        <w:tc>
+          <w:tcPr>
+            <w:tcW w:w="7915" w:type="dxa"/>
+          </w:tcPr>
+          <w:p>
+            <w:pPr>
+              <w:rPr>
+                <w:b/>
+                <w:bCs/>
+              </w:rPr>
+            </w:pPr>
+            <w:r>
+              <w:rPr>
+                <w:b/>
+                <w:bCs/>
+              </w:rPr>
+              <w:t>R Code and Output</w:t>
+            </w:r>
+          </w:p>
+        </w:tc>
+        <w:tc>
+          <w:tcPr>
+            <w:tcW w:w="5035" w:type="dxa"/>
+          </w:tcPr>
+          <w:p/>
+        </w:tc>
+      </w:tr>
+      <w:tr>
+        <w:tc>
+          <w:tcPr>
+            <w:tcW w:w="7915" w:type="dxa"/>
+          </w:tcPr>
+          <w:p/>
+          <w:p/>
+          <w:p>
+            <w:proofErr w:type="spellStart"/>
+            <w:r>
+              <w:t>proc_freq</w:t>
+            </w:r>
+            <w:proofErr w:type="spellEnd"/>
+            <w:r>
+              <w:t>(</w:t>
+            </w:r>
+            <w:proofErr w:type="spellStart"/>
+            <w:r>
+              <w:t>dat</w:t>
+            </w:r>
+            <w:proofErr w:type="spellEnd"/>
+            <w:r>
+              <w:t xml:space="preserve">, tables = Eyes * Hair, weight = Count, </w:t>
+            </w:r>
+          </w:p>
+          <w:p>
+            <w:r>
+              <w:t xml:space="preserve">          plots =  </w:t>
+            </w:r>
+            <w:proofErr w:type="spellStart"/>
+            <w:r>
+              <w:t>freqplot</w:t>
+            </w:r>
+            <w:proofErr w:type="spellEnd"/>
+            <w:r>
+              <w:t>("</w:t>
+            </w:r>
+            <w:proofErr w:type="spellStart"/>
+            <w:r>
+              <w:t>barchart</w:t>
+            </w:r>
+            <w:proofErr w:type="spellEnd"/>
+            <w:r>
+              <w:t xml:space="preserve">", </w:t>
+            </w:r>
+            <w:proofErr w:type="spellStart"/>
+            <w:r>
+              <w:t>twoway</w:t>
+            </w:r>
+            <w:proofErr w:type="spellEnd"/>
+            <w:r>
+              <w:t xml:space="preserve"> = "stacked"))</w:t>
+            </w:r>
+          </w:p>
+        </w:tc>
+        <w:tc>
+          <w:tcPr>
+            <w:tcW w:w="5035" w:type="dxa"/>
+          </w:tcPr>
+          <w:p>
+            <w:r>
+              <w:drawing>
+                <wp:inline distT="0" distB="0" distL="0" distR="0" wp14:anchorId="3EDE1792" wp14:editId="6CC08995">
+                  <wp:extent cx="4231526" cy="5219700"/>
+                  <wp:effectExtent l="0" t="0" r="0" b="0"/>
+                  <wp:docPr id="939270324" name="Picture 1"/>
+                  <wp:cNvGraphicFramePr>
+                    <a:graphicFrameLocks xmlns:a="http://schemas.openxmlformats.org/drawingml/2006/main" noChangeAspect="1"/>
+                  </wp:cNvGraphicFramePr>
+                  <a:graphic xmlns:a="http://schemas.openxmlformats.org/drawingml/2006/main">
+                    <a:graphicData uri="http://schemas.openxmlformats.org/drawingml/2006/picture">
+                      <pic:pic xmlns:pic="http://schemas.openxmlformats.org/drawingml/2006/picture">
+                        <pic:nvPicPr>
+                          <pic:cNvPr id="939270324" name=""/>
+                          <pic:cNvPicPr/>
+                        </pic:nvPicPr>
+                        <pic:blipFill>
+                          <a:blip r:embed="rId23"/>
+                          <a:stretch>
+                            <a:fillRect/>
+                          </a:stretch>
+                        </pic:blipFill>
+                        <pic:spPr>
+                          <a:xfrm>
+                            <a:off x="0" y="0"/>
+                            <a:ext cx="4233483" cy="5222114"/>
+                          </a:xfrm>
+                          <a:prstGeom prst="rect">
+                            <a:avLst/>
+                          </a:prstGeom>
+                        </pic:spPr>
+                      </pic:pic>
+                    </a:graphicData>
+                  </a:graphic>
+                </wp:inline>
+              </w:drawing>
+            </w:r>
+          </w:p>
+        </w:tc>
+      </w:tr>
+      <w:tr>
+        <w:tc>
+          <w:tcPr>
+            <w:tcW w:w="7915" w:type="dxa"/>
+          </w:tcPr>
+          <w:p>
+            <w:pPr>
+              <w:rPr>
+                <w:b/>
+                <w:bCs/>
+              </w:rPr>
+            </w:pPr>
+            <w:r>
+              <w:rPr>
+                <w:b/>
+                <w:bCs/>
+              </w:rPr>
+              <w:t>Comparison</w:t>
+            </w:r>
+          </w:p>
+        </w:tc>
+        <w:tc>
+          <w:tcPr>
+            <w:tcW w:w="5035" w:type="dxa"/>
+          </w:tcPr>
+          <w:p>
+            <w:pPr>
+              <w:rPr>
+                <w:b/>
+                <w:bCs/>
+              </w:rPr>
+            </w:pPr>
+            <w:r>
+              <w:rPr>
+                <w:b/>
+                <w:bCs/>
+              </w:rPr>
+              <w:t>Result</w:t>
+            </w:r>
+          </w:p>
+        </w:tc>
+      </w:tr>
+      <w:tr>
+        <w:tc>
+          <w:tcPr>
+            <w:tcW w:w="7915" w:type="dxa"/>
+          </w:tcPr>
+          <w:p>
+            <w:r>
+              <w:t>Stacked</w:t>
+            </w:r>
+            <w:r>
+              <w:t xml:space="preserve"> bar chart</w:t>
+            </w:r>
+          </w:p>
+        </w:tc>
+        <w:tc>
+          <w:tcPr>
+            <w:tcW w:w="5035" w:type="dxa"/>
+          </w:tcPr>
+          <w:p>
+            <w:r>
+              <w:t xml:space="preserve">Pass. </w:t>
+            </w:r>
+          </w:p>
+        </w:tc>
+      </w:tr>
+    </w:tbl>
+    <w:p>
+      <w:r>
         <w:br w:type="page"/>
       </w:r>
     </w:p>
@@ -4119,17 +5991,41 @@
           </w:p>
           <w:p>
             <w:r>
-              <w:t xml:space="preserve">   input LastName $ 1-12 Age 13-14 PresentScore 16-17</w:t>
-            </w:r>
-          </w:p>
-          <w:p>
-            <w:r>
-              <w:t xml:space="preserve">         TasteScore 19-20 Flavor $ 23-32 Layers 34 ;</w:t>
-            </w:r>
-          </w:p>
-          <w:p>
-            <w:r>
-              <w:t xml:space="preserve">   datalines;</w:t>
+              <w:t xml:space="preserve">   input LastName $ 1-12 Age 13-14 </w:t>
+            </w:r>
+            <w:proofErr w:type="spellStart"/>
+            <w:r>
+              <w:t>PresentScore</w:t>
+            </w:r>
+            <w:proofErr w:type="spellEnd"/>
+            <w:r>
+              <w:t xml:space="preserve"> 16-17</w:t>
+            </w:r>
+          </w:p>
+          <w:p>
+            <w:r>
+              <w:t xml:space="preserve">         </w:t>
+            </w:r>
+            <w:proofErr w:type="spellStart"/>
+            <w:r>
+              <w:t>TasteScore</w:t>
+            </w:r>
+            <w:proofErr w:type="spellEnd"/>
+            <w:r>
+              <w:t xml:space="preserve"> 19-20 Flavor $ 23-32 Layers 34 ;</w:t>
+            </w:r>
+          </w:p>
+          <w:p>
+            <w:r>
+              <w:t xml:space="preserve">   </w:t>
+            </w:r>
+            <w:proofErr w:type="spellStart"/>
+            <w:r>
+              <w:t>datalines</w:t>
+            </w:r>
+            <w:proofErr w:type="spellEnd"/>
+            <w:r>
+              <w:t>;</w:t>
             </w:r>
           </w:p>
           <w:p>
@@ -4208,8 +6104,13 @@
             </w:r>
           </w:p>
           <w:p>
-            <w:r>
-              <w:t>Rossburger  28 78 81  Spice      2</w:t>
+            <w:proofErr w:type="spellStart"/>
+            <w:r>
+              <w:t>Rossburger</w:t>
+            </w:r>
+            <w:proofErr w:type="spellEnd"/>
+            <w:r>
+              <w:t xml:space="preserve">  28 78 81  Spice      2</w:t>
             </w:r>
           </w:p>
           <w:p>
@@ -4243,13 +6144,42 @@
             <w:tcW w:w="6475" w:type="dxa"/>
           </w:tcPr>
           <w:p>
-            <w:r>
-              <w:t>datm &lt;- read.table(header = TRUE, text = '</w:t>
-            </w:r>
-          </w:p>
-          <w:p>
-            <w:r>
-              <w:t>LastName  Age PresentScore TasteScore Flavor Layers</w:t>
+            <w:proofErr w:type="spellStart"/>
+            <w:r>
+              <w:t>datm</w:t>
+            </w:r>
+            <w:proofErr w:type="spellEnd"/>
+            <w:r>
+              <w:t xml:space="preserve"> &lt;- </w:t>
+            </w:r>
+            <w:proofErr w:type="spellStart"/>
+            <w:r>
+              <w:t>read.table</w:t>
+            </w:r>
+            <w:proofErr w:type="spellEnd"/>
+            <w:r>
+              <w:t>(header = TRUE, text = '</w:t>
+            </w:r>
+          </w:p>
+          <w:p>
+            <w:r>
+              <w:t xml:space="preserve">LastName  Age </w:t>
+            </w:r>
+            <w:proofErr w:type="spellStart"/>
+            <w:r>
+              <w:t>PresentScore</w:t>
+            </w:r>
+            <w:proofErr w:type="spellEnd"/>
+            <w:r>
+              <w:t xml:space="preserve"> </w:t>
+            </w:r>
+            <w:proofErr w:type="spellStart"/>
+            <w:r>
+              <w:t>TasteScore</w:t>
+            </w:r>
+            <w:proofErr w:type="spellEnd"/>
+            <w:r>
+              <w:t xml:space="preserve"> Flavor Layers</w:t>
             </w:r>
           </w:p>
           <w:p>
@@ -4328,8 +6258,13 @@
             </w:r>
           </w:p>
           <w:p>
-            <w:r>
-              <w:t>Rossburger  28 78 81  Spice      2</w:t>
+            <w:proofErr w:type="spellStart"/>
+            <w:r>
+              <w:t>Rossburger</w:t>
+            </w:r>
+            <w:proofErr w:type="spellEnd"/>
+            <w:r>
+              <w:t xml:space="preserve">  28 78 81  Spice      2</w:t>
             </w:r>
           </w:p>
           <w:p>
@@ -4460,10 +6395,23 @@
           <w:p/>
           <w:p>
             <w:r>
-              <w:t xml:space="preserve">proc means data=cake  n mean median stddev min max </w:t>
-            </w:r>
-            <w:r>
-              <w:t>maxdec=4</w:t>
+              <w:t xml:space="preserve">proc means data=cake  n mean median </w:t>
+            </w:r>
+            <w:proofErr w:type="spellStart"/>
+            <w:r>
+              <w:t>stddev</w:t>
+            </w:r>
+            <w:proofErr w:type="spellEnd"/>
+            <w:r>
+              <w:t xml:space="preserve"> min max </w:t>
+            </w:r>
+            <w:proofErr w:type="spellStart"/>
+            <w:r>
+              <w:t>maxdec</w:t>
+            </w:r>
+            <w:proofErr w:type="spellEnd"/>
+            <w:r>
+              <w:t>=4</w:t>
             </w:r>
             <w:r>
               <w:t>;</w:t>
@@ -4471,7 +6419,23 @@
           </w:p>
           <w:p>
             <w:r>
-              <w:t xml:space="preserve">   var Age PresentScore TasteScore layers;</w:t>
+              <w:t xml:space="preserve">   var Age </w:t>
+            </w:r>
+            <w:proofErr w:type="spellStart"/>
+            <w:r>
+              <w:t>PresentScore</w:t>
+            </w:r>
+            <w:proofErr w:type="spellEnd"/>
+            <w:r>
+              <w:t xml:space="preserve"> </w:t>
+            </w:r>
+            <w:proofErr w:type="spellStart"/>
+            <w:r>
+              <w:t>TasteScore</w:t>
+            </w:r>
+            <w:proofErr w:type="spellEnd"/>
+            <w:r>
+              <w:t xml:space="preserve"> layers;</w:t>
             </w:r>
           </w:p>
           <w:p>
@@ -4483,9 +6447,11 @@
             <w:r>
               <w:t xml:space="preserve">   output out=</w:t>
             </w:r>
+            <w:proofErr w:type="spellStart"/>
             <w:r>
               <w:t>outdata</w:t>
             </w:r>
+            <w:proofErr w:type="spellEnd"/>
             <w:r>
               <w:t>;</w:t>
             </w:r>
@@ -4521,7 +6487,7 @@
                           <pic:cNvPicPr/>
                         </pic:nvPicPr>
                         <pic:blipFill>
-                          <a:blip r:embed="rId16"/>
+                          <a:blip r:embed="rId24"/>
                           <a:stretch>
                             <a:fillRect/>
                           </a:stretch>
@@ -4580,8 +6546,37 @@
           <w:p/>
           <w:p/>
           <w:p>
-            <w:r>
-              <w:t>proc_means(datm, var = v(Age, PresentScore, TasteScore, Layers),</w:t>
+            <w:proofErr w:type="spellStart"/>
+            <w:r>
+              <w:t>proc_means</w:t>
+            </w:r>
+            <w:proofErr w:type="spellEnd"/>
+            <w:r>
+              <w:t>(</w:t>
+            </w:r>
+            <w:proofErr w:type="spellStart"/>
+            <w:r>
+              <w:t>datm</w:t>
+            </w:r>
+            <w:proofErr w:type="spellEnd"/>
+            <w:r>
+              <w:t xml:space="preserve">, var = v(Age, </w:t>
+            </w:r>
+            <w:proofErr w:type="spellStart"/>
+            <w:r>
+              <w:t>PresentScore</w:t>
+            </w:r>
+            <w:proofErr w:type="spellEnd"/>
+            <w:r>
+              <w:t xml:space="preserve">, </w:t>
+            </w:r>
+            <w:proofErr w:type="spellStart"/>
+            <w:r>
+              <w:t>TasteScore</w:t>
+            </w:r>
+            <w:proofErr w:type="spellEnd"/>
+            <w:r>
+              <w:t>, Layers),</w:t>
             </w:r>
           </w:p>
           <w:p>
@@ -4591,7 +6586,15 @@
           </w:p>
           <w:p>
             <w:r>
-              <w:t xml:space="preserve">           options = v(maxdec = 4),</w:t>
+              <w:t xml:space="preserve">           options = v(</w:t>
+            </w:r>
+            <w:proofErr w:type="spellStart"/>
+            <w:r>
+              <w:t>maxdec</w:t>
+            </w:r>
+            <w:proofErr w:type="spellEnd"/>
+            <w:r>
+              <w:t xml:space="preserve"> = 4),</w:t>
             </w:r>
           </w:p>
           <w:p>
@@ -4626,7 +6629,7 @@
                           <pic:cNvPicPr/>
                         </pic:nvPicPr>
                         <pic:blipFill>
-                          <a:blip r:embed="rId17"/>
+                          <a:blip r:embed="rId25"/>
                           <a:stretch>
                             <a:fillRect/>
                           </a:stretch>
@@ -4792,10 +6795,39 @@
           </w:tcPr>
           <w:p>
             <w:r>
-              <w:t xml:space="preserve">proc means data=cake  nmiss median mode lclm uclm stderr  </w:t>
-            </w:r>
-            <w:r>
-              <w:t>maxdec=4</w:t>
+              <w:t xml:space="preserve">proc means data=cake  </w:t>
+            </w:r>
+            <w:proofErr w:type="spellStart"/>
+            <w:r>
+              <w:t>nmiss</w:t>
+            </w:r>
+            <w:proofErr w:type="spellEnd"/>
+            <w:r>
+              <w:t xml:space="preserve"> median mode </w:t>
+            </w:r>
+            <w:proofErr w:type="spellStart"/>
+            <w:r>
+              <w:t>lclm</w:t>
+            </w:r>
+            <w:proofErr w:type="spellEnd"/>
+            <w:r>
+              <w:t xml:space="preserve"> </w:t>
+            </w:r>
+            <w:proofErr w:type="spellStart"/>
+            <w:r>
+              <w:t>uclm</w:t>
+            </w:r>
+            <w:proofErr w:type="spellEnd"/>
+            <w:r>
+              <w:t xml:space="preserve"> stderr  </w:t>
+            </w:r>
+            <w:proofErr w:type="spellStart"/>
+            <w:r>
+              <w:t>maxdec</w:t>
+            </w:r>
+            <w:proofErr w:type="spellEnd"/>
+            <w:r>
+              <w:t>=4</w:t>
             </w:r>
             <w:r>
               <w:t>;</w:t>
@@ -4803,7 +6835,23 @@
           </w:p>
           <w:p>
             <w:r>
-              <w:t xml:space="preserve">   var Age PresentScore TasteScore layers;</w:t>
+              <w:t xml:space="preserve">   var Age </w:t>
+            </w:r>
+            <w:proofErr w:type="spellStart"/>
+            <w:r>
+              <w:t>PresentScore</w:t>
+            </w:r>
+            <w:proofErr w:type="spellEnd"/>
+            <w:r>
+              <w:t xml:space="preserve"> </w:t>
+            </w:r>
+            <w:proofErr w:type="spellStart"/>
+            <w:r>
+              <w:t>TasteScore</w:t>
+            </w:r>
+            <w:proofErr w:type="spellEnd"/>
+            <w:r>
+              <w:t xml:space="preserve"> layers;</w:t>
             </w:r>
           </w:p>
           <w:p>
@@ -4815,9 +6863,11 @@
             <w:r>
               <w:t xml:space="preserve">   output out=</w:t>
             </w:r>
+            <w:proofErr w:type="spellStart"/>
             <w:r>
               <w:t>outdata</w:t>
             </w:r>
+            <w:proofErr w:type="spellEnd"/>
             <w:r>
               <w:t>;</w:t>
             </w:r>
@@ -4853,7 +6903,7 @@
                           <pic:cNvPicPr/>
                         </pic:nvPicPr>
                         <pic:blipFill>
-                          <a:blip r:embed="rId18"/>
+                          <a:blip r:embed="rId26"/>
                           <a:stretch>
                             <a:fillRect/>
                           </a:stretch>
@@ -4910,18 +6960,71 @@
             <w:tcW w:w="6726" w:type="dxa"/>
           </w:tcPr>
           <w:p>
-            <w:r>
-              <w:t>proc_means(datm, v(Age, PresentScore, TasteScore, Layers),</w:t>
-            </w:r>
-          </w:p>
-          <w:p>
-            <w:r>
-              <w:t xml:space="preserve">           stats = v(nmiss, median, mode, clm, stderr),</w:t>
-            </w:r>
-          </w:p>
-          <w:p>
-            <w:r>
-              <w:t xml:space="preserve">           options = v(maxdec = 4),</w:t>
+            <w:proofErr w:type="spellStart"/>
+            <w:r>
+              <w:t>proc_means</w:t>
+            </w:r>
+            <w:proofErr w:type="spellEnd"/>
+            <w:r>
+              <w:t>(</w:t>
+            </w:r>
+            <w:proofErr w:type="spellStart"/>
+            <w:r>
+              <w:t>datm</w:t>
+            </w:r>
+            <w:proofErr w:type="spellEnd"/>
+            <w:r>
+              <w:t xml:space="preserve">, v(Age, </w:t>
+            </w:r>
+            <w:proofErr w:type="spellStart"/>
+            <w:r>
+              <w:t>PresentScore</w:t>
+            </w:r>
+            <w:proofErr w:type="spellEnd"/>
+            <w:r>
+              <w:t xml:space="preserve">, </w:t>
+            </w:r>
+            <w:proofErr w:type="spellStart"/>
+            <w:r>
+              <w:t>TasteScore</w:t>
+            </w:r>
+            <w:proofErr w:type="spellEnd"/>
+            <w:r>
+              <w:t>, Layers),</w:t>
+            </w:r>
+          </w:p>
+          <w:p>
+            <w:r>
+              <w:t xml:space="preserve">           stats = v(</w:t>
+            </w:r>
+            <w:proofErr w:type="spellStart"/>
+            <w:r>
+              <w:t>nmiss</w:t>
+            </w:r>
+            <w:proofErr w:type="spellEnd"/>
+            <w:r>
+              <w:t xml:space="preserve">, median, mode, </w:t>
+            </w:r>
+            <w:proofErr w:type="spellStart"/>
+            <w:r>
+              <w:t>clm</w:t>
+            </w:r>
+            <w:proofErr w:type="spellEnd"/>
+            <w:r>
+              <w:t>, stderr),</w:t>
+            </w:r>
+          </w:p>
+          <w:p>
+            <w:r>
+              <w:t xml:space="preserve">           options = v(</w:t>
+            </w:r>
+            <w:proofErr w:type="spellStart"/>
+            <w:r>
+              <w:t>maxdec</w:t>
+            </w:r>
+            <w:proofErr w:type="spellEnd"/>
+            <w:r>
+              <w:t xml:space="preserve"> = 4),</w:t>
             </w:r>
           </w:p>
           <w:p>
@@ -4955,7 +7058,7 @@
                           <pic:cNvPicPr/>
                         </pic:nvPicPr>
                         <pic:blipFill>
-                          <a:blip r:embed="rId19"/>
+                          <a:blip r:embed="rId27"/>
                           <a:stretch>
                             <a:fillRect/>
                           </a:stretch>
@@ -5137,10 +7240,23 @@
           <w:p/>
           <w:p>
             <w:r>
-              <w:t xml:space="preserve">proc means data=cake2  n mean median stddev min max </w:t>
-            </w:r>
-            <w:r>
-              <w:t>maxdec=4</w:t>
+              <w:t xml:space="preserve">proc means data=cake2  n mean median </w:t>
+            </w:r>
+            <w:proofErr w:type="spellStart"/>
+            <w:r>
+              <w:t>stddev</w:t>
+            </w:r>
+            <w:proofErr w:type="spellEnd"/>
+            <w:r>
+              <w:t xml:space="preserve"> min max </w:t>
+            </w:r>
+            <w:proofErr w:type="spellStart"/>
+            <w:r>
+              <w:t>maxdec</w:t>
+            </w:r>
+            <w:proofErr w:type="spellEnd"/>
+            <w:r>
+              <w:t>=4</w:t>
             </w:r>
             <w:r>
               <w:t>;</w:t>
@@ -5148,7 +7264,23 @@
           </w:p>
           <w:p>
             <w:r>
-              <w:t xml:space="preserve">   var Age PresentScore TasteScore;</w:t>
+              <w:t xml:space="preserve">   var Age </w:t>
+            </w:r>
+            <w:proofErr w:type="spellStart"/>
+            <w:r>
+              <w:t>PresentScore</w:t>
+            </w:r>
+            <w:proofErr w:type="spellEnd"/>
+            <w:r>
+              <w:t xml:space="preserve"> </w:t>
+            </w:r>
+            <w:proofErr w:type="spellStart"/>
+            <w:r>
+              <w:t>TasteScore</w:t>
+            </w:r>
+            <w:proofErr w:type="spellEnd"/>
+            <w:r>
+              <w:t>;</w:t>
             </w:r>
           </w:p>
           <w:p>
@@ -5165,9 +7297,11 @@
             <w:r>
               <w:t xml:space="preserve">   output out=</w:t>
             </w:r>
+            <w:proofErr w:type="spellStart"/>
             <w:r>
               <w:t>outdata</w:t>
             </w:r>
+            <w:proofErr w:type="spellEnd"/>
             <w:r>
               <w:t>;</w:t>
             </w:r>
@@ -5203,7 +7337,7 @@
                           <pic:cNvPicPr/>
                         </pic:nvPicPr>
                         <pic:blipFill>
-                          <a:blip r:embed="rId20"/>
+                          <a:blip r:embed="rId28"/>
                           <a:stretch>
                             <a:fillRect/>
                           </a:stretch>
@@ -5260,9 +7394,38 @@
             <w:tcW w:w="6726" w:type="dxa"/>
           </w:tcPr>
           <w:p>
+            <w:proofErr w:type="spellStart"/>
             <w:r>
               <w:lastRenderedPageBreak/>
-              <w:t>proc_means(datm, var = v(Age, PresentScore, TasteScore),</w:t>
+              <w:t>proc_means</w:t>
+            </w:r>
+            <w:proofErr w:type="spellEnd"/>
+            <w:r>
+              <w:t>(</w:t>
+            </w:r>
+            <w:proofErr w:type="spellStart"/>
+            <w:r>
+              <w:t>datm</w:t>
+            </w:r>
+            <w:proofErr w:type="spellEnd"/>
+            <w:r>
+              <w:t xml:space="preserve">, var = v(Age, </w:t>
+            </w:r>
+            <w:proofErr w:type="spellStart"/>
+            <w:r>
+              <w:t>PresentScore</w:t>
+            </w:r>
+            <w:proofErr w:type="spellEnd"/>
+            <w:r>
+              <w:t xml:space="preserve">, </w:t>
+            </w:r>
+            <w:proofErr w:type="spellStart"/>
+            <w:r>
+              <w:t>TasteScore</w:t>
+            </w:r>
+            <w:proofErr w:type="spellEnd"/>
+            <w:r>
+              <w:t>),</w:t>
             </w:r>
           </w:p>
           <w:p>
@@ -5277,7 +7440,15 @@
           </w:p>
           <w:p>
             <w:r>
-              <w:t xml:space="preserve">           options = v(maxdec = 4),</w:t>
+              <w:t xml:space="preserve">           options = v(</w:t>
+            </w:r>
+            <w:proofErr w:type="spellStart"/>
+            <w:r>
+              <w:t>maxdec</w:t>
+            </w:r>
+            <w:proofErr w:type="spellEnd"/>
+            <w:r>
+              <w:t xml:space="preserve"> = 4),</w:t>
             </w:r>
           </w:p>
           <w:p>
@@ -5311,7 +7482,7 @@
                           <pic:cNvPicPr/>
                         </pic:nvPicPr>
                         <pic:blipFill>
-                          <a:blip r:embed="rId21"/>
+                          <a:blip r:embed="rId29"/>
                           <a:stretch>
                             <a:fillRect/>
                           </a:stretch>
@@ -5488,10 +7659,23 @@
           <w:p/>
           <w:p>
             <w:r>
-              <w:t xml:space="preserve">proc means data=cake2  n mean median stddev min max </w:t>
-            </w:r>
-            <w:r>
-              <w:t>maxdec=4</w:t>
+              <w:t xml:space="preserve">proc means data=cake2  n mean median </w:t>
+            </w:r>
+            <w:proofErr w:type="spellStart"/>
+            <w:r>
+              <w:t>stddev</w:t>
+            </w:r>
+            <w:proofErr w:type="spellEnd"/>
+            <w:r>
+              <w:t xml:space="preserve"> min max </w:t>
+            </w:r>
+            <w:proofErr w:type="spellStart"/>
+            <w:r>
+              <w:t>maxdec</w:t>
+            </w:r>
+            <w:proofErr w:type="spellEnd"/>
+            <w:r>
+              <w:t>=4</w:t>
             </w:r>
             <w:r>
               <w:t>;</w:t>
@@ -5499,7 +7683,23 @@
           </w:p>
           <w:p>
             <w:r>
-              <w:t xml:space="preserve">   var Age PresentScore TasteScore;</w:t>
+              <w:t xml:space="preserve">   var Age </w:t>
+            </w:r>
+            <w:proofErr w:type="spellStart"/>
+            <w:r>
+              <w:t>PresentScore</w:t>
+            </w:r>
+            <w:proofErr w:type="spellEnd"/>
+            <w:r>
+              <w:t xml:space="preserve"> </w:t>
+            </w:r>
+            <w:proofErr w:type="spellStart"/>
+            <w:r>
+              <w:t>TasteScore</w:t>
+            </w:r>
+            <w:proofErr w:type="spellEnd"/>
+            <w:r>
+              <w:t>;</w:t>
             </w:r>
           </w:p>
           <w:p>
@@ -5516,9 +7716,11 @@
             <w:r>
               <w:t xml:space="preserve">   output out=</w:t>
             </w:r>
+            <w:proofErr w:type="spellStart"/>
             <w:r>
               <w:t>outdata</w:t>
             </w:r>
+            <w:proofErr w:type="spellEnd"/>
             <w:r>
               <w:t>;</w:t>
             </w:r>
@@ -5554,7 +7756,7 @@
                           <pic:cNvPicPr/>
                         </pic:nvPicPr>
                         <pic:blipFill>
-                          <a:blip r:embed="rId22"/>
+                          <a:blip r:embed="rId30"/>
                           <a:stretch>
                             <a:fillRect/>
                           </a:stretch>
@@ -5611,8 +7813,37 @@
             <w:tcW w:w="6726" w:type="dxa"/>
           </w:tcPr>
           <w:p>
-            <w:r>
-              <w:t>proc_means(datm, var = v(Age, PresentScore, TasteScore),</w:t>
+            <w:proofErr w:type="spellStart"/>
+            <w:r>
+              <w:t>proc_means</w:t>
+            </w:r>
+            <w:proofErr w:type="spellEnd"/>
+            <w:r>
+              <w:t>(</w:t>
+            </w:r>
+            <w:proofErr w:type="spellStart"/>
+            <w:r>
+              <w:t>datm</w:t>
+            </w:r>
+            <w:proofErr w:type="spellEnd"/>
+            <w:r>
+              <w:t xml:space="preserve">, var = v(Age, </w:t>
+            </w:r>
+            <w:proofErr w:type="spellStart"/>
+            <w:r>
+              <w:t>PresentScore</w:t>
+            </w:r>
+            <w:proofErr w:type="spellEnd"/>
+            <w:r>
+              <w:t xml:space="preserve">, </w:t>
+            </w:r>
+            <w:proofErr w:type="spellStart"/>
+            <w:r>
+              <w:t>TasteScore</w:t>
+            </w:r>
+            <w:proofErr w:type="spellEnd"/>
+            <w:r>
+              <w:t>),</w:t>
             </w:r>
           </w:p>
           <w:p>
@@ -5627,7 +7858,15 @@
           </w:p>
           <w:p>
             <w:r>
-              <w:t xml:space="preserve">           options = v(maxdec = 4),</w:t>
+              <w:t xml:space="preserve">           options = v(</w:t>
+            </w:r>
+            <w:proofErr w:type="spellStart"/>
+            <w:r>
+              <w:t>maxdec</w:t>
+            </w:r>
+            <w:proofErr w:type="spellEnd"/>
+            <w:r>
+              <w:t xml:space="preserve"> = 4),</w:t>
             </w:r>
           </w:p>
           <w:p>
@@ -5661,7 +7900,7 @@
                           <pic:cNvPicPr/>
                         </pic:nvPicPr>
                         <pic:blipFill>
-                          <a:blip r:embed="rId23"/>
+                          <a:blip r:embed="rId31"/>
                           <a:stretch>
                             <a:fillRect/>
                           </a:stretch>
@@ -5848,8 +8087,13 @@
             </w:r>
           </w:p>
           <w:p>
-            <w:r>
-              <w:t>PresentScore = .;</w:t>
+            <w:proofErr w:type="spellStart"/>
+            <w:r>
+              <w:t>PresentScore</w:t>
+            </w:r>
+            <w:proofErr w:type="spellEnd"/>
+            <w:r>
+              <w:t xml:space="preserve"> = .;</w:t>
             </w:r>
           </w:p>
           <w:p>
@@ -5865,10 +8109,47 @@
           <w:p/>
           <w:p>
             <w:r>
-              <w:t xml:space="preserve">proc means data=cake2  n nmiss mean median lclm uclm stddev </w:t>
-            </w:r>
-            <w:r>
-              <w:t>maxdec=4</w:t>
+              <w:t xml:space="preserve">proc means data=cake2  n </w:t>
+            </w:r>
+            <w:proofErr w:type="spellStart"/>
+            <w:r>
+              <w:t>nmiss</w:t>
+            </w:r>
+            <w:proofErr w:type="spellEnd"/>
+            <w:r>
+              <w:t xml:space="preserve"> mean median </w:t>
+            </w:r>
+            <w:proofErr w:type="spellStart"/>
+            <w:r>
+              <w:t>lclm</w:t>
+            </w:r>
+            <w:proofErr w:type="spellEnd"/>
+            <w:r>
+              <w:t xml:space="preserve"> </w:t>
+            </w:r>
+            <w:proofErr w:type="spellStart"/>
+            <w:r>
+              <w:t>uclm</w:t>
+            </w:r>
+            <w:proofErr w:type="spellEnd"/>
+            <w:r>
+              <w:t xml:space="preserve"> </w:t>
+            </w:r>
+            <w:proofErr w:type="spellStart"/>
+            <w:r>
+              <w:t>stddev</w:t>
+            </w:r>
+            <w:proofErr w:type="spellEnd"/>
+            <w:r>
+              <w:t xml:space="preserve"> </w:t>
+            </w:r>
+            <w:proofErr w:type="spellStart"/>
+            <w:r>
+              <w:t>maxdec</w:t>
+            </w:r>
+            <w:proofErr w:type="spellEnd"/>
+            <w:r>
+              <w:t>=4</w:t>
             </w:r>
             <w:r>
               <w:t>;</w:t>
@@ -5876,7 +8157,23 @@
           </w:p>
           <w:p>
             <w:r>
-              <w:t xml:space="preserve">   var PresentScore TasteScore;</w:t>
+              <w:t xml:space="preserve">   var </w:t>
+            </w:r>
+            <w:proofErr w:type="spellStart"/>
+            <w:r>
+              <w:t>PresentScore</w:t>
+            </w:r>
+            <w:proofErr w:type="spellEnd"/>
+            <w:r>
+              <w:t xml:space="preserve"> </w:t>
+            </w:r>
+            <w:proofErr w:type="spellStart"/>
+            <w:r>
+              <w:t>TasteScore</w:t>
+            </w:r>
+            <w:proofErr w:type="spellEnd"/>
+            <w:r>
+              <w:t>;</w:t>
             </w:r>
           </w:p>
           <w:p>
@@ -5888,9 +8185,11 @@
             <w:r>
               <w:t xml:space="preserve">   output out=</w:t>
             </w:r>
+            <w:proofErr w:type="spellStart"/>
             <w:r>
               <w:t>outdata</w:t>
             </w:r>
+            <w:proofErr w:type="spellEnd"/>
             <w:r>
               <w:t>;</w:t>
             </w:r>
@@ -5926,7 +8225,7 @@
                           <pic:cNvPicPr/>
                         </pic:nvPicPr>
                         <pic:blipFill>
-                          <a:blip r:embed="rId24"/>
+                          <a:blip r:embed="rId32"/>
                           <a:stretch>
                             <a:fillRect/>
                           </a:stretch>
@@ -5984,24 +8283,74 @@
           </w:tcPr>
           <w:p>
             <w:r>
-              <w:t>datm2 &lt;- datm</w:t>
-            </w:r>
+              <w:t xml:space="preserve">datm2 &lt;- </w:t>
+            </w:r>
+            <w:proofErr w:type="spellStart"/>
+            <w:r>
+              <w:t>datm</w:t>
+            </w:r>
+            <w:proofErr w:type="spellEnd"/>
           </w:p>
           <w:p/>
           <w:p>
             <w:r>
-              <w:t>datm2[5, "PresentScore"] &lt;- NA</w:t>
+              <w:t>datm2[5, "</w:t>
+            </w:r>
+            <w:proofErr w:type="spellStart"/>
+            <w:r>
+              <w:t>PresentScore</w:t>
+            </w:r>
+            <w:proofErr w:type="spellEnd"/>
+            <w:r>
+              <w:t>"] &lt;- NA</w:t>
             </w:r>
           </w:p>
           <w:p/>
           <w:p>
-            <w:r>
-              <w:t>proc_means(datm2, var = c("PresentScore", "TasteScore"),</w:t>
-            </w:r>
-          </w:p>
-          <w:p>
-            <w:r>
-              <w:t xml:space="preserve">           stats = c("n", "nmiss", "mean", "median", "mode", "clm", "std"),</w:t>
+            <w:proofErr w:type="spellStart"/>
+            <w:r>
+              <w:t>proc_means</w:t>
+            </w:r>
+            <w:proofErr w:type="spellEnd"/>
+            <w:r>
+              <w:t>(datm2, var = c("</w:t>
+            </w:r>
+            <w:proofErr w:type="spellStart"/>
+            <w:r>
+              <w:t>PresentScore</w:t>
+            </w:r>
+            <w:proofErr w:type="spellEnd"/>
+            <w:r>
+              <w:t>", "</w:t>
+            </w:r>
+            <w:proofErr w:type="spellStart"/>
+            <w:r>
+              <w:t>TasteScore</w:t>
+            </w:r>
+            <w:proofErr w:type="spellEnd"/>
+            <w:r>
+              <w:t>"),</w:t>
+            </w:r>
+          </w:p>
+          <w:p>
+            <w:r>
+              <w:t xml:space="preserve">           stats = c("n", "</w:t>
+            </w:r>
+            <w:proofErr w:type="spellStart"/>
+            <w:r>
+              <w:t>nmiss</w:t>
+            </w:r>
+            <w:proofErr w:type="spellEnd"/>
+            <w:r>
+              <w:t>", "mean", "median", "mode", "</w:t>
+            </w:r>
+            <w:proofErr w:type="spellStart"/>
+            <w:r>
+              <w:t>clm</w:t>
+            </w:r>
+            <w:proofErr w:type="spellEnd"/>
+            <w:r>
+              <w:t>", "std"),</w:t>
             </w:r>
           </w:p>
           <w:p>
@@ -6011,10 +8360,31 @@
           </w:p>
           <w:p>
             <w:r>
-              <w:t xml:space="preserve">           options = v(notype, nonobs</w:t>
-            </w:r>
-            <w:r>
-              <w:t>, maxdec=4</w:t>
+              <w:t xml:space="preserve">           options = v(</w:t>
+            </w:r>
+            <w:proofErr w:type="spellStart"/>
+            <w:r>
+              <w:t>notype</w:t>
+            </w:r>
+            <w:proofErr w:type="spellEnd"/>
+            <w:r>
+              <w:t xml:space="preserve">, </w:t>
+            </w:r>
+            <w:proofErr w:type="spellStart"/>
+            <w:r>
+              <w:t>nonobs</w:t>
+            </w:r>
+            <w:proofErr w:type="spellEnd"/>
+            <w:r>
+              <w:t xml:space="preserve">, </w:t>
+            </w:r>
+            <w:proofErr w:type="spellStart"/>
+            <w:r>
+              <w:t>maxdec</w:t>
+            </w:r>
+            <w:proofErr w:type="spellEnd"/>
+            <w:r>
+              <w:t>=4</w:t>
             </w:r>
             <w:r>
               <w:t>))</w:t>
@@ -6046,7 +8416,7 @@
                           <pic:cNvPicPr/>
                         </pic:nvPicPr>
                         <pic:blipFill>
-                          <a:blip r:embed="rId25"/>
+                          <a:blip r:embed="rId33"/>
                           <a:stretch>
                             <a:fillRect/>
                           </a:stretch>
@@ -6211,10 +8581,31 @@
           </w:tcPr>
           <w:p>
             <w:r>
-              <w:t xml:space="preserve">proc means data=cake css cv lclm mode n </w:t>
-            </w:r>
-            <w:r>
-              <w:t>maxdec=4</w:t>
+              <w:t xml:space="preserve">proc means data=cake </w:t>
+            </w:r>
+            <w:proofErr w:type="spellStart"/>
+            <w:r>
+              <w:t>css</w:t>
+            </w:r>
+            <w:proofErr w:type="spellEnd"/>
+            <w:r>
+              <w:t xml:space="preserve"> cv </w:t>
+            </w:r>
+            <w:proofErr w:type="spellStart"/>
+            <w:r>
+              <w:t>lclm</w:t>
+            </w:r>
+            <w:proofErr w:type="spellEnd"/>
+            <w:r>
+              <w:t xml:space="preserve"> mode n </w:t>
+            </w:r>
+            <w:proofErr w:type="spellStart"/>
+            <w:r>
+              <w:t>maxdec</w:t>
+            </w:r>
+            <w:proofErr w:type="spellEnd"/>
+            <w:r>
+              <w:t>=4</w:t>
             </w:r>
             <w:r>
               <w:t>;</w:t>
@@ -6222,7 +8613,23 @@
           </w:p>
           <w:p>
             <w:r>
-              <w:t xml:space="preserve">   var Age PresentScore TasteScore layers;</w:t>
+              <w:t xml:space="preserve">   var Age </w:t>
+            </w:r>
+            <w:proofErr w:type="spellStart"/>
+            <w:r>
+              <w:t>PresentScore</w:t>
+            </w:r>
+            <w:proofErr w:type="spellEnd"/>
+            <w:r>
+              <w:t xml:space="preserve"> </w:t>
+            </w:r>
+            <w:proofErr w:type="spellStart"/>
+            <w:r>
+              <w:t>TasteScore</w:t>
+            </w:r>
+            <w:proofErr w:type="spellEnd"/>
+            <w:r>
+              <w:t xml:space="preserve"> layers;</w:t>
             </w:r>
           </w:p>
           <w:p>
@@ -6234,9 +8641,11 @@
             <w:r>
               <w:t xml:space="preserve">   output out=</w:t>
             </w:r>
+            <w:proofErr w:type="spellStart"/>
             <w:r>
               <w:t>outdata</w:t>
             </w:r>
+            <w:proofErr w:type="spellEnd"/>
             <w:r>
               <w:t>;</w:t>
             </w:r>
@@ -6272,7 +8681,7 @@
                           <pic:cNvPicPr/>
                         </pic:nvPicPr>
                         <pic:blipFill>
-                          <a:blip r:embed="rId26"/>
+                          <a:blip r:embed="rId34"/>
                           <a:stretch>
                             <a:fillRect/>
                           </a:stretch>
@@ -6329,18 +8738,71 @@
             <w:tcW w:w="6726" w:type="dxa"/>
           </w:tcPr>
           <w:p>
-            <w:r>
-              <w:t>proc_means(datm, var = v(Age, PresentScore, TasteScore, Layers),</w:t>
-            </w:r>
-          </w:p>
-          <w:p>
-            <w:r>
-              <w:t xml:space="preserve">           stats = c("css", "cv", "lclm", "mode",  "nobs"),</w:t>
-            </w:r>
-          </w:p>
-          <w:p>
-            <w:r>
-              <w:t xml:space="preserve">           options = v(maxdec = 4),</w:t>
+            <w:proofErr w:type="spellStart"/>
+            <w:r>
+              <w:t>proc_means</w:t>
+            </w:r>
+            <w:proofErr w:type="spellEnd"/>
+            <w:r>
+              <w:t>(</w:t>
+            </w:r>
+            <w:proofErr w:type="spellStart"/>
+            <w:r>
+              <w:t>datm</w:t>
+            </w:r>
+            <w:proofErr w:type="spellEnd"/>
+            <w:r>
+              <w:t xml:space="preserve">, var = v(Age, </w:t>
+            </w:r>
+            <w:proofErr w:type="spellStart"/>
+            <w:r>
+              <w:t>PresentScore</w:t>
+            </w:r>
+            <w:proofErr w:type="spellEnd"/>
+            <w:r>
+              <w:t xml:space="preserve">, </w:t>
+            </w:r>
+            <w:proofErr w:type="spellStart"/>
+            <w:r>
+              <w:t>TasteScore</w:t>
+            </w:r>
+            <w:proofErr w:type="spellEnd"/>
+            <w:r>
+              <w:t>, Layers),</w:t>
+            </w:r>
+          </w:p>
+          <w:p>
+            <w:r>
+              <w:t xml:space="preserve">           stats = c("</w:t>
+            </w:r>
+            <w:proofErr w:type="spellStart"/>
+            <w:r>
+              <w:t>css</w:t>
+            </w:r>
+            <w:proofErr w:type="spellEnd"/>
+            <w:r>
+              <w:t>", "cv", "</w:t>
+            </w:r>
+            <w:proofErr w:type="spellStart"/>
+            <w:r>
+              <w:t>lclm</w:t>
+            </w:r>
+            <w:proofErr w:type="spellEnd"/>
+            <w:r>
+              <w:t>", "mode",  "nobs"),</w:t>
+            </w:r>
+          </w:p>
+          <w:p>
+            <w:r>
+              <w:t xml:space="preserve">           options = v(</w:t>
+            </w:r>
+            <w:proofErr w:type="spellStart"/>
+            <w:r>
+              <w:t>maxdec</w:t>
+            </w:r>
+            <w:proofErr w:type="spellEnd"/>
+            <w:r>
+              <w:t xml:space="preserve"> = 4),</w:t>
             </w:r>
           </w:p>
           <w:p>
@@ -6374,7 +8836,7 @@
                           <pic:cNvPicPr/>
                         </pic:nvPicPr>
                         <pic:blipFill>
-                          <a:blip r:embed="rId27"/>
+                          <a:blip r:embed="rId35"/>
                           <a:stretch>
                             <a:fillRect/>
                           </a:stretch>
@@ -6554,8 +9016,13 @@
             <w:r>
               <w:t xml:space="preserve">proc means data=cake p1 p5 p10 p20 p25 p30 p40 p50  </w:t>
             </w:r>
-            <w:r>
-              <w:t>maxdec=4</w:t>
+            <w:proofErr w:type="spellStart"/>
+            <w:r>
+              <w:t>maxdec</w:t>
+            </w:r>
+            <w:proofErr w:type="spellEnd"/>
+            <w:r>
+              <w:t>=4</w:t>
             </w:r>
             <w:r>
               <w:t>;</w:t>
@@ -6563,7 +9030,23 @@
           </w:p>
           <w:p>
             <w:r>
-              <w:t xml:space="preserve">   var Age PresentScore TasteScore layers;</w:t>
+              <w:t xml:space="preserve">   var Age </w:t>
+            </w:r>
+            <w:proofErr w:type="spellStart"/>
+            <w:r>
+              <w:t>PresentScore</w:t>
+            </w:r>
+            <w:proofErr w:type="spellEnd"/>
+            <w:r>
+              <w:t xml:space="preserve"> </w:t>
+            </w:r>
+            <w:proofErr w:type="spellStart"/>
+            <w:r>
+              <w:t>TasteScore</w:t>
+            </w:r>
+            <w:proofErr w:type="spellEnd"/>
+            <w:r>
+              <w:t xml:space="preserve"> layers;</w:t>
             </w:r>
           </w:p>
           <w:p>
@@ -6575,9 +9058,11 @@
             <w:r>
               <w:t xml:space="preserve">   output out=</w:t>
             </w:r>
+            <w:proofErr w:type="spellStart"/>
             <w:r>
               <w:t>outdata</w:t>
             </w:r>
+            <w:proofErr w:type="spellEnd"/>
             <w:r>
               <w:t>;</w:t>
             </w:r>
@@ -6613,7 +9098,7 @@
                           <pic:cNvPicPr/>
                         </pic:nvPicPr>
                         <pic:blipFill>
-                          <a:blip r:embed="rId28"/>
+                          <a:blip r:embed="rId36"/>
                           <a:stretch>
                             <a:fillRect/>
                           </a:stretch>
@@ -6670,8 +9155,37 @@
             <w:tcW w:w="6726" w:type="dxa"/>
           </w:tcPr>
           <w:p>
-            <w:r>
-              <w:t>proc_means(datm, var = v(Age, PresentScore, TasteScore, Layers),</w:t>
+            <w:proofErr w:type="spellStart"/>
+            <w:r>
+              <w:t>proc_means</w:t>
+            </w:r>
+            <w:proofErr w:type="spellEnd"/>
+            <w:r>
+              <w:t>(</w:t>
+            </w:r>
+            <w:proofErr w:type="spellStart"/>
+            <w:r>
+              <w:t>datm</w:t>
+            </w:r>
+            <w:proofErr w:type="spellEnd"/>
+            <w:r>
+              <w:t xml:space="preserve">, var = v(Age, </w:t>
+            </w:r>
+            <w:proofErr w:type="spellStart"/>
+            <w:r>
+              <w:t>PresentScore</w:t>
+            </w:r>
+            <w:proofErr w:type="spellEnd"/>
+            <w:r>
+              <w:t xml:space="preserve">, </w:t>
+            </w:r>
+            <w:proofErr w:type="spellStart"/>
+            <w:r>
+              <w:t>TasteScore</w:t>
+            </w:r>
+            <w:proofErr w:type="spellEnd"/>
+            <w:r>
+              <w:t>, Layers),</w:t>
             </w:r>
           </w:p>
           <w:p>
@@ -6681,7 +9195,15 @@
           </w:p>
           <w:p>
             <w:r>
-              <w:t xml:space="preserve">           options = v(maxdec = 4),</w:t>
+              <w:t xml:space="preserve">           options = v(</w:t>
+            </w:r>
+            <w:proofErr w:type="spellStart"/>
+            <w:r>
+              <w:t>maxdec</w:t>
+            </w:r>
+            <w:proofErr w:type="spellEnd"/>
+            <w:r>
+              <w:t xml:space="preserve"> = 4),</w:t>
             </w:r>
           </w:p>
           <w:p>
@@ -6715,7 +9237,7 @@
                           <pic:cNvPicPr/>
                         </pic:nvPicPr>
                         <pic:blipFill>
-                          <a:blip r:embed="rId29"/>
+                          <a:blip r:embed="rId37"/>
                           <a:stretch>
                             <a:fillRect/>
                           </a:stretch>
@@ -6892,8 +9414,13 @@
             <w:r>
               <w:t xml:space="preserve">proc means data=cake  p60 p70 p75 p80 p90 p95 p99 </w:t>
             </w:r>
-            <w:r>
-              <w:t>maxdec=4</w:t>
+            <w:proofErr w:type="spellStart"/>
+            <w:r>
+              <w:t>maxdec</w:t>
+            </w:r>
+            <w:proofErr w:type="spellEnd"/>
+            <w:r>
+              <w:t>=4</w:t>
             </w:r>
             <w:r>
               <w:t>;</w:t>
@@ -6901,7 +9428,23 @@
           </w:p>
           <w:p>
             <w:r>
-              <w:t xml:space="preserve">   var Age PresentScore TasteScore layers;</w:t>
+              <w:t xml:space="preserve">   var Age </w:t>
+            </w:r>
+            <w:proofErr w:type="spellStart"/>
+            <w:r>
+              <w:t>PresentScore</w:t>
+            </w:r>
+            <w:proofErr w:type="spellEnd"/>
+            <w:r>
+              <w:t xml:space="preserve"> </w:t>
+            </w:r>
+            <w:proofErr w:type="spellStart"/>
+            <w:r>
+              <w:t>TasteScore</w:t>
+            </w:r>
+            <w:proofErr w:type="spellEnd"/>
+            <w:r>
+              <w:t xml:space="preserve"> layers;</w:t>
             </w:r>
           </w:p>
           <w:p>
@@ -6913,9 +9456,11 @@
             <w:r>
               <w:t xml:space="preserve">   output out=</w:t>
             </w:r>
+            <w:proofErr w:type="spellStart"/>
             <w:r>
               <w:t>outdata</w:t>
             </w:r>
+            <w:proofErr w:type="spellEnd"/>
             <w:r>
               <w:t>;</w:t>
             </w:r>
@@ -6951,7 +9496,7 @@
                           <pic:cNvPicPr/>
                         </pic:nvPicPr>
                         <pic:blipFill>
-                          <a:blip r:embed="rId30"/>
+                          <a:blip r:embed="rId38"/>
                           <a:stretch>
                             <a:fillRect/>
                           </a:stretch>
@@ -7008,8 +9553,37 @@
             <w:tcW w:w="6726" w:type="dxa"/>
           </w:tcPr>
           <w:p>
-            <w:r>
-              <w:t>proc_means(datm, var = v(Age, PresentScore, TasteScore, Layers),</w:t>
+            <w:proofErr w:type="spellStart"/>
+            <w:r>
+              <w:t>proc_means</w:t>
+            </w:r>
+            <w:proofErr w:type="spellEnd"/>
+            <w:r>
+              <w:t>(</w:t>
+            </w:r>
+            <w:proofErr w:type="spellStart"/>
+            <w:r>
+              <w:t>datm</w:t>
+            </w:r>
+            <w:proofErr w:type="spellEnd"/>
+            <w:r>
+              <w:t xml:space="preserve">, var = v(Age, </w:t>
+            </w:r>
+            <w:proofErr w:type="spellStart"/>
+            <w:r>
+              <w:t>PresentScore</w:t>
+            </w:r>
+            <w:proofErr w:type="spellEnd"/>
+            <w:r>
+              <w:t xml:space="preserve">, </w:t>
+            </w:r>
+            <w:proofErr w:type="spellStart"/>
+            <w:r>
+              <w:t>TasteScore</w:t>
+            </w:r>
+            <w:proofErr w:type="spellEnd"/>
+            <w:r>
+              <w:t>, Layers),</w:t>
             </w:r>
           </w:p>
           <w:p>
@@ -7019,7 +9593,15 @@
           </w:p>
           <w:p>
             <w:r>
-              <w:t xml:space="preserve">           options = v(maxdec = 4),</w:t>
+              <w:t xml:space="preserve">           options = v(</w:t>
+            </w:r>
+            <w:proofErr w:type="spellStart"/>
+            <w:r>
+              <w:t>maxdec</w:t>
+            </w:r>
+            <w:proofErr w:type="spellEnd"/>
+            <w:r>
+              <w:t xml:space="preserve"> = 4),</w:t>
             </w:r>
           </w:p>
           <w:p>
@@ -7053,7 +9635,7 @@
                           <pic:cNvPicPr/>
                         </pic:nvPicPr>
                         <pic:blipFill>
-                          <a:blip r:embed="rId31"/>
+                          <a:blip r:embed="rId39"/>
                           <a:stretch>
                             <a:fillRect/>
                           </a:stretch>
@@ -7211,10 +9793,31 @@
           </w:tcPr>
           <w:p>
             <w:r>
-              <w:t xml:space="preserve">proc means data=cake  q1 q3 qrange range sum uclm var  </w:t>
-            </w:r>
-            <w:r>
-              <w:t>maxdec=4</w:t>
+              <w:t xml:space="preserve">proc means data=cake  q1 q3 </w:t>
+            </w:r>
+            <w:proofErr w:type="spellStart"/>
+            <w:r>
+              <w:t>qrange</w:t>
+            </w:r>
+            <w:proofErr w:type="spellEnd"/>
+            <w:r>
+              <w:t xml:space="preserve"> range sum </w:t>
+            </w:r>
+            <w:proofErr w:type="spellStart"/>
+            <w:r>
+              <w:t>uclm</w:t>
+            </w:r>
+            <w:proofErr w:type="spellEnd"/>
+            <w:r>
+              <w:t xml:space="preserve"> var  </w:t>
+            </w:r>
+            <w:proofErr w:type="spellStart"/>
+            <w:r>
+              <w:t>maxdec</w:t>
+            </w:r>
+            <w:proofErr w:type="spellEnd"/>
+            <w:r>
+              <w:t>=4</w:t>
             </w:r>
             <w:r>
               <w:t>;</w:t>
@@ -7222,7 +9825,23 @@
           </w:p>
           <w:p>
             <w:r>
-              <w:t xml:space="preserve">   var Age PresentScore TasteScore layers;</w:t>
+              <w:t xml:space="preserve">   var Age </w:t>
+            </w:r>
+            <w:proofErr w:type="spellStart"/>
+            <w:r>
+              <w:t>PresentScore</w:t>
+            </w:r>
+            <w:proofErr w:type="spellEnd"/>
+            <w:r>
+              <w:t xml:space="preserve"> </w:t>
+            </w:r>
+            <w:proofErr w:type="spellStart"/>
+            <w:r>
+              <w:t>TasteScore</w:t>
+            </w:r>
+            <w:proofErr w:type="spellEnd"/>
+            <w:r>
+              <w:t xml:space="preserve"> layers;</w:t>
             </w:r>
           </w:p>
           <w:p>
@@ -7234,9 +9853,11 @@
             <w:r>
               <w:t xml:space="preserve">   output out=</w:t>
             </w:r>
+            <w:proofErr w:type="spellStart"/>
             <w:r>
               <w:t>outdata</w:t>
             </w:r>
+            <w:proofErr w:type="spellEnd"/>
             <w:r>
               <w:t>;</w:t>
             </w:r>
@@ -7272,7 +9893,7 @@
                           <pic:cNvPicPr/>
                         </pic:nvPicPr>
                         <pic:blipFill>
-                          <a:blip r:embed="rId32"/>
+                          <a:blip r:embed="rId40"/>
                           <a:stretch>
                             <a:fillRect/>
                           </a:stretch>
@@ -7329,24 +9950,82 @@
             <w:tcW w:w="6726" w:type="dxa"/>
           </w:tcPr>
           <w:p>
-            <w:r>
-              <w:t>proc_means(datm, var = v(Age, PresentScore, TasteScore, Layers),</w:t>
-            </w:r>
-          </w:p>
-          <w:p>
-            <w:r>
-              <w:t xml:space="preserve">           stats = c("q1", "q3", "qrange", "range", "sum", "uclm", "var</w:t>
+            <w:proofErr w:type="spellStart"/>
+            <w:r>
+              <w:t>proc_means</w:t>
+            </w:r>
+            <w:proofErr w:type="spellEnd"/>
+            <w:r>
+              <w:t>(</w:t>
+            </w:r>
+            <w:proofErr w:type="spellStart"/>
+            <w:r>
+              <w:t>datm</w:t>
+            </w:r>
+            <w:proofErr w:type="spellEnd"/>
+            <w:r>
+              <w:t xml:space="preserve">, var = v(Age, </w:t>
+            </w:r>
+            <w:proofErr w:type="spellStart"/>
+            <w:r>
+              <w:t>PresentScore</w:t>
+            </w:r>
+            <w:proofErr w:type="spellEnd"/>
+            <w:r>
+              <w:t xml:space="preserve">, </w:t>
+            </w:r>
+            <w:proofErr w:type="spellStart"/>
+            <w:r>
+              <w:t>TasteScore</w:t>
+            </w:r>
+            <w:proofErr w:type="spellEnd"/>
+            <w:r>
+              <w:t>, Layers),</w:t>
+            </w:r>
+          </w:p>
+          <w:p>
+            <w:r>
+              <w:t xml:space="preserve">           stats = c("q1", "q3", "</w:t>
+            </w:r>
+            <w:proofErr w:type="spellStart"/>
+            <w:r>
+              <w:t>qrange</w:t>
+            </w:r>
+            <w:proofErr w:type="spellEnd"/>
+            <w:r>
+              <w:t>", "range", "sum", "</w:t>
+            </w:r>
+            <w:proofErr w:type="spellStart"/>
+            <w:r>
+              <w:t>uclm</w:t>
+            </w:r>
+            <w:proofErr w:type="spellEnd"/>
+            <w:r>
+              <w:t>", "</w:t>
+            </w:r>
+            <w:proofErr w:type="spellStart"/>
+            <w:r>
+              <w:t>var</w:t>
             </w:r>
             <w:r>
               <w:t>i</w:t>
             </w:r>
+            <w:proofErr w:type="spellEnd"/>
             <w:r>
               <w:t xml:space="preserve">"), </w:t>
             </w:r>
           </w:p>
           <w:p>
             <w:r>
-              <w:t xml:space="preserve">           options = v(maxdec = 4),</w:t>
+              <w:t xml:space="preserve">           options = v(</w:t>
+            </w:r>
+            <w:proofErr w:type="spellStart"/>
+            <w:r>
+              <w:t>maxdec</w:t>
+            </w:r>
+            <w:proofErr w:type="spellEnd"/>
+            <w:r>
+              <w:t xml:space="preserve"> = 4),</w:t>
             </w:r>
           </w:p>
           <w:p>
@@ -7380,7 +10059,7 @@
                           <pic:cNvPicPr/>
                         </pic:nvPicPr>
                         <pic:blipFill>
-                          <a:blip r:embed="rId33"/>
+                          <a:blip r:embed="rId41"/>
                           <a:stretch>
                             <a:fillRect/>
                           </a:stretch>
@@ -7538,10 +10217,23 @@
           </w:tcPr>
           <w:p>
             <w:r>
-              <w:t xml:space="preserve">proc means data=cake  mean clm alpha = 0.1  </w:t>
-            </w:r>
-            <w:r>
-              <w:t>maxdec=4</w:t>
+              <w:t xml:space="preserve">proc means data=cake  mean </w:t>
+            </w:r>
+            <w:proofErr w:type="spellStart"/>
+            <w:r>
+              <w:t>clm</w:t>
+            </w:r>
+            <w:proofErr w:type="spellEnd"/>
+            <w:r>
+              <w:t xml:space="preserve"> alpha = 0.1  </w:t>
+            </w:r>
+            <w:proofErr w:type="spellStart"/>
+            <w:r>
+              <w:t>maxdec</w:t>
+            </w:r>
+            <w:proofErr w:type="spellEnd"/>
+            <w:r>
+              <w:t>=4</w:t>
             </w:r>
             <w:r>
               <w:t>;</w:t>
@@ -7549,7 +10241,23 @@
           </w:p>
           <w:p>
             <w:r>
-              <w:t xml:space="preserve">   var PresentScore TasteScore;</w:t>
+              <w:t xml:space="preserve">   var </w:t>
+            </w:r>
+            <w:proofErr w:type="spellStart"/>
+            <w:r>
+              <w:t>PresentScore</w:t>
+            </w:r>
+            <w:proofErr w:type="spellEnd"/>
+            <w:r>
+              <w:t xml:space="preserve"> </w:t>
+            </w:r>
+            <w:proofErr w:type="spellStart"/>
+            <w:r>
+              <w:t>TasteScore</w:t>
+            </w:r>
+            <w:proofErr w:type="spellEnd"/>
+            <w:r>
+              <w:t>;</w:t>
             </w:r>
           </w:p>
           <w:p>
@@ -7559,7 +10267,15 @@
           </w:p>
           <w:p>
             <w:r>
-              <w:t xml:space="preserve">   output out=outdata;</w:t>
+              <w:t xml:space="preserve">   output out=</w:t>
+            </w:r>
+            <w:proofErr w:type="spellStart"/>
+            <w:r>
+              <w:t>outdata</w:t>
+            </w:r>
+            <w:proofErr w:type="spellEnd"/>
+            <w:r>
+              <w:t>;</w:t>
             </w:r>
           </w:p>
           <w:p>
@@ -7593,7 +10309,7 @@
                           <pic:cNvPicPr/>
                         </pic:nvPicPr>
                         <pic:blipFill>
-                          <a:blip r:embed="rId34"/>
+                          <a:blip r:embed="rId42"/>
                           <a:stretch>
                             <a:fillRect/>
                           </a:stretch>
@@ -7650,13 +10366,50 @@
             <w:tcW w:w="6726" w:type="dxa"/>
           </w:tcPr>
           <w:p>
-            <w:r>
-              <w:t>proc_means(datm, var = v(PresentScore, TasteScore),</w:t>
-            </w:r>
-          </w:p>
-          <w:p>
-            <w:r>
-              <w:t xml:space="preserve">           stats = v(mean, clm),</w:t>
+            <w:proofErr w:type="spellStart"/>
+            <w:r>
+              <w:t>proc_means</w:t>
+            </w:r>
+            <w:proofErr w:type="spellEnd"/>
+            <w:r>
+              <w:t>(</w:t>
+            </w:r>
+            <w:proofErr w:type="spellStart"/>
+            <w:r>
+              <w:t>datm</w:t>
+            </w:r>
+            <w:proofErr w:type="spellEnd"/>
+            <w:r>
+              <w:t>, var = v(</w:t>
+            </w:r>
+            <w:proofErr w:type="spellStart"/>
+            <w:r>
+              <w:t>PresentScore</w:t>
+            </w:r>
+            <w:proofErr w:type="spellEnd"/>
+            <w:r>
+              <w:t xml:space="preserve">, </w:t>
+            </w:r>
+            <w:proofErr w:type="spellStart"/>
+            <w:r>
+              <w:t>TasteScore</w:t>
+            </w:r>
+            <w:proofErr w:type="spellEnd"/>
+            <w:r>
+              <w:t>),</w:t>
+            </w:r>
+          </w:p>
+          <w:p>
+            <w:r>
+              <w:t xml:space="preserve">           stats = v(mean, </w:t>
+            </w:r>
+            <w:proofErr w:type="spellStart"/>
+            <w:r>
+              <w:t>clm</w:t>
+            </w:r>
+            <w:proofErr w:type="spellEnd"/>
+            <w:r>
+              <w:t>),</w:t>
             </w:r>
           </w:p>
           <w:p>
@@ -7664,7 +10417,15 @@
               <w:t xml:space="preserve">           options = v(alpha = 0.1</w:t>
             </w:r>
             <w:r>
-              <w:t>, maxdec=4</w:t>
+              <w:t xml:space="preserve">, </w:t>
+            </w:r>
+            <w:proofErr w:type="spellStart"/>
+            <w:r>
+              <w:t>maxdec</w:t>
+            </w:r>
+            <w:proofErr w:type="spellEnd"/>
+            <w:r>
+              <w:t>=4</w:t>
             </w:r>
             <w:r>
               <w:t>),</w:t>
@@ -7701,7 +10462,7 @@
                           <pic:cNvPicPr/>
                         </pic:nvPicPr>
                         <pic:blipFill>
-                          <a:blip r:embed="rId35"/>
+                          <a:blip r:embed="rId43"/>
                           <a:stretch>
                             <a:fillRect/>
                           </a:stretch>
@@ -8180,7 +10941,7 @@
                           <pic:cNvPicPr/>
                         </pic:nvPicPr>
                         <pic:blipFill>
-                          <a:blip r:embed="rId36"/>
+                          <a:blip r:embed="rId44"/>
                           <a:stretch>
                             <a:fillRect/>
                           </a:stretch>
@@ -8243,171 +11004,173 @@
                 <w:szCs w:val="18"/>
               </w:rPr>
             </w:pPr>
+            <w:proofErr w:type="spellStart"/>
             <w:r>
               <w:rPr>
                 <w:sz w:val="18"/>
                 <w:szCs w:val="18"/>
               </w:rPr>
-              <w:t>datp &lt;- read.table(header = TRUE, text = '</w:t>
-            </w:r>
-          </w:p>
-          <w:p>
-            <w:pPr>
+              <w:t>datp</w:t>
+            </w:r>
+            <w:proofErr w:type="spellEnd"/>
+            <w:r>
               <w:rPr>
                 <w:sz w:val="18"/>
                 <w:szCs w:val="18"/>
               </w:rPr>
-            </w:pPr>
+              <w:t xml:space="preserve"> &lt;- </w:t>
+            </w:r>
+            <w:proofErr w:type="spellStart"/>
             <w:r>
               <w:rPr>
                 <w:sz w:val="18"/>
                 <w:szCs w:val="18"/>
               </w:rPr>
-              <w:t xml:space="preserve">  WBEFORE WAFTER</w:t>
-            </w:r>
-          </w:p>
-          <w:p>
-            <w:pPr>
+              <w:t>read.table</w:t>
+            </w:r>
+            <w:proofErr w:type="spellEnd"/>
+            <w:r>
               <w:rPr>
                 <w:sz w:val="18"/>
                 <w:szCs w:val="18"/>
               </w:rPr>
-            </w:pPr>
-            <w:r>
+              <w:t>(header = TRUE, text = '</w:t>
+            </w:r>
+          </w:p>
+          <w:p>
+            <w:pPr>
               <w:rPr>
                 <w:sz w:val="18"/>
                 <w:szCs w:val="18"/>
               </w:rPr>
-              <w:t xml:space="preserve">  200 190</w:t>
-            </w:r>
-          </w:p>
-          <w:p>
-            <w:pPr>
+            </w:pPr>
+            <w:r>
               <w:rPr>
                 <w:sz w:val="18"/>
                 <w:szCs w:val="18"/>
               </w:rPr>
-            </w:pPr>
-            <w:r>
+              <w:t xml:space="preserve">  WBEFORE WAFTER</w:t>
+            </w:r>
+          </w:p>
+          <w:p>
+            <w:pPr>
               <w:rPr>
                 <w:sz w:val="18"/>
                 <w:szCs w:val="18"/>
               </w:rPr>
-              <w:t xml:space="preserve">  175 154</w:t>
-            </w:r>
-          </w:p>
-          <w:p>
-            <w:pPr>
+            </w:pPr>
+            <w:r>
               <w:rPr>
                 <w:sz w:val="18"/>
                 <w:szCs w:val="18"/>
               </w:rPr>
-            </w:pPr>
-            <w:r>
+              <w:t xml:space="preserve">  200 190</w:t>
+            </w:r>
+          </w:p>
+          <w:p>
+            <w:pPr>
               <w:rPr>
                 <w:sz w:val="18"/>
                 <w:szCs w:val="18"/>
               </w:rPr>
-              <w:t xml:space="preserve">  188 176</w:t>
-            </w:r>
-          </w:p>
-          <w:p>
-            <w:pPr>
+            </w:pPr>
+            <w:r>
               <w:rPr>
                 <w:sz w:val="18"/>
                 <w:szCs w:val="18"/>
               </w:rPr>
-            </w:pPr>
-            <w:r>
+              <w:t xml:space="preserve">  175 154</w:t>
+            </w:r>
+          </w:p>
+          <w:p>
+            <w:pPr>
               <w:rPr>
                 <w:sz w:val="18"/>
                 <w:szCs w:val="18"/>
               </w:rPr>
-              <w:t xml:space="preserve">  198 193</w:t>
-            </w:r>
-          </w:p>
-          <w:p>
-            <w:pPr>
+            </w:pPr>
+            <w:r>
               <w:rPr>
                 <w:sz w:val="18"/>
                 <w:szCs w:val="18"/>
               </w:rPr>
-            </w:pPr>
-            <w:r>
+              <w:t xml:space="preserve">  188 176</w:t>
+            </w:r>
+          </w:p>
+          <w:p>
+            <w:pPr>
               <w:rPr>
                 <w:sz w:val="18"/>
                 <w:szCs w:val="18"/>
               </w:rPr>
-              <w:t xml:space="preserve">  197 198</w:t>
-            </w:r>
-          </w:p>
-          <w:p>
-            <w:pPr>
+            </w:pPr>
+            <w:r>
               <w:rPr>
                 <w:sz w:val="18"/>
                 <w:szCs w:val="18"/>
               </w:rPr>
-            </w:pPr>
-            <w:r>
+              <w:t xml:space="preserve">  198 193</w:t>
+            </w:r>
+          </w:p>
+          <w:p>
+            <w:pPr>
               <w:rPr>
                 <w:sz w:val="18"/>
                 <w:szCs w:val="18"/>
               </w:rPr>
-              <w:t xml:space="preserve">  310 240</w:t>
-            </w:r>
-          </w:p>
-          <w:p>
-            <w:pPr>
+            </w:pPr>
+            <w:r>
               <w:rPr>
                 <w:sz w:val="18"/>
                 <w:szCs w:val="18"/>
               </w:rPr>
-            </w:pPr>
-            <w:r>
+              <w:t xml:space="preserve">  197 198</w:t>
+            </w:r>
+          </w:p>
+          <w:p>
+            <w:pPr>
               <w:rPr>
                 <w:sz w:val="18"/>
                 <w:szCs w:val="18"/>
               </w:rPr>
-              <w:t xml:space="preserve">  245 204</w:t>
-            </w:r>
-          </w:p>
-          <w:p>
-            <w:pPr>
+            </w:pPr>
+            <w:r>
               <w:rPr>
                 <w:sz w:val="18"/>
                 <w:szCs w:val="18"/>
               </w:rPr>
-            </w:pPr>
-            <w:r>
+              <w:t xml:space="preserve">  310 240</w:t>
+            </w:r>
+          </w:p>
+          <w:p>
+            <w:pPr>
               <w:rPr>
                 <w:sz w:val="18"/>
                 <w:szCs w:val="18"/>
               </w:rPr>
-              <w:t xml:space="preserve">  202 178')</w:t>
-            </w:r>
-          </w:p>
-          <w:p>
-            <w:pPr>
+            </w:pPr>
+            <w:r>
               <w:rPr>
                 <w:sz w:val="18"/>
                 <w:szCs w:val="18"/>
               </w:rPr>
-            </w:pPr>
-            <w:r>
+              <w:t xml:space="preserve">  245 204</w:t>
+            </w:r>
+          </w:p>
+          <w:p>
+            <w:pPr>
               <w:rPr>
                 <w:sz w:val="18"/>
                 <w:szCs w:val="18"/>
               </w:rPr>
-              <w:t>datp$WLOSS &lt;- datp$WAFTER - datp$WBEFORE</w:t>
-            </w:r>
-          </w:p>
-          <w:p>
-            <w:pPr>
+            </w:pPr>
+            <w:r>
               <w:rPr>
                 <w:sz w:val="18"/>
                 <w:szCs w:val="18"/>
               </w:rPr>
-            </w:pPr>
+              <w:t xml:space="preserve">  202 178')</w:t>
+            </w:r>
           </w:p>
           <w:p>
             <w:pPr>
@@ -8416,27 +11179,132 @@
                 <w:szCs w:val="18"/>
               </w:rPr>
             </w:pPr>
+            <w:proofErr w:type="spellStart"/>
             <w:r>
               <w:rPr>
                 <w:sz w:val="18"/>
                 <w:szCs w:val="18"/>
               </w:rPr>
-              <w:t>res &lt;- proc_means(datp, var = WLOSS,</w:t>
-            </w:r>
-          </w:p>
-          <w:p>
-            <w:pPr>
+              <w:t>datp$WLOSS</w:t>
+            </w:r>
+            <w:proofErr w:type="spellEnd"/>
+            <w:r>
               <w:rPr>
                 <w:sz w:val="18"/>
                 <w:szCs w:val="18"/>
               </w:rPr>
-            </w:pPr>
+              <w:t xml:space="preserve"> &lt;- </w:t>
+            </w:r>
+            <w:proofErr w:type="spellStart"/>
             <w:r>
               <w:rPr>
                 <w:sz w:val="18"/>
                 <w:szCs w:val="18"/>
               </w:rPr>
-              <w:t xml:space="preserve">                  stats = v(n, mean, t, prt),</w:t>
+              <w:t>datp$WAFTER</w:t>
+            </w:r>
+            <w:proofErr w:type="spellEnd"/>
+            <w:r>
+              <w:rPr>
+                <w:sz w:val="18"/>
+                <w:szCs w:val="18"/>
+              </w:rPr>
+              <w:t xml:space="preserve"> - </w:t>
+            </w:r>
+            <w:proofErr w:type="spellStart"/>
+            <w:r>
+              <w:rPr>
+                <w:sz w:val="18"/>
+                <w:szCs w:val="18"/>
+              </w:rPr>
+              <w:t>datp$WBEFORE</w:t>
+            </w:r>
+            <w:proofErr w:type="spellEnd"/>
+          </w:p>
+          <w:p>
+            <w:pPr>
+              <w:rPr>
+                <w:sz w:val="18"/>
+                <w:szCs w:val="18"/>
+              </w:rPr>
+            </w:pPr>
+          </w:p>
+          <w:p>
+            <w:pPr>
+              <w:rPr>
+                <w:sz w:val="18"/>
+                <w:szCs w:val="18"/>
+              </w:rPr>
+            </w:pPr>
+            <w:r>
+              <w:rPr>
+                <w:sz w:val="18"/>
+                <w:szCs w:val="18"/>
+              </w:rPr>
+              <w:t xml:space="preserve">res &lt;- </w:t>
+            </w:r>
+            <w:proofErr w:type="spellStart"/>
+            <w:r>
+              <w:rPr>
+                <w:sz w:val="18"/>
+                <w:szCs w:val="18"/>
+              </w:rPr>
+              <w:t>proc_means</w:t>
+            </w:r>
+            <w:proofErr w:type="spellEnd"/>
+            <w:r>
+              <w:rPr>
+                <w:sz w:val="18"/>
+                <w:szCs w:val="18"/>
+              </w:rPr>
+              <w:t>(</w:t>
+            </w:r>
+            <w:proofErr w:type="spellStart"/>
+            <w:r>
+              <w:rPr>
+                <w:sz w:val="18"/>
+                <w:szCs w:val="18"/>
+              </w:rPr>
+              <w:t>datp</w:t>
+            </w:r>
+            <w:proofErr w:type="spellEnd"/>
+            <w:r>
+              <w:rPr>
+                <w:sz w:val="18"/>
+                <w:szCs w:val="18"/>
+              </w:rPr>
+              <w:t>, var = WLOSS,</w:t>
+            </w:r>
+          </w:p>
+          <w:p>
+            <w:pPr>
+              <w:rPr>
+                <w:sz w:val="18"/>
+                <w:szCs w:val="18"/>
+              </w:rPr>
+            </w:pPr>
+            <w:r>
+              <w:rPr>
+                <w:sz w:val="18"/>
+                <w:szCs w:val="18"/>
+              </w:rPr>
+              <w:t xml:space="preserve">                  stats = v(n, mean, t, </w:t>
+            </w:r>
+            <w:proofErr w:type="spellStart"/>
+            <w:r>
+              <w:rPr>
+                <w:sz w:val="18"/>
+                <w:szCs w:val="18"/>
+              </w:rPr>
+              <w:t>prt</w:t>
+            </w:r>
+            <w:proofErr w:type="spellEnd"/>
+            <w:r>
+              <w:rPr>
+                <w:sz w:val="18"/>
+                <w:szCs w:val="18"/>
+              </w:rPr>
+              <w:t>),</w:t>
             </w:r>
           </w:p>
           <w:p>
@@ -8474,7 +11342,7 @@
                           <pic:cNvPicPr/>
                         </pic:nvPicPr>
                         <pic:blipFill>
-                          <a:blip r:embed="rId37"/>
+                          <a:blip r:embed="rId45"/>
                           <a:stretch>
                             <a:fillRect/>
                           </a:stretch>
@@ -8629,12 +11497,36 @@
           </w:tcPr>
           <w:p>
             <w:r>
-              <w:t>proc means data=cake  n mean uss;</w:t>
-            </w:r>
-          </w:p>
-          <w:p>
-            <w:r>
-              <w:t xml:space="preserve">   var  Age PresentScore TasteScore Layers;</w:t>
+              <w:t xml:space="preserve">proc means data=cake  n mean </w:t>
+            </w:r>
+            <w:proofErr w:type="spellStart"/>
+            <w:r>
+              <w:t>uss</w:t>
+            </w:r>
+            <w:proofErr w:type="spellEnd"/>
+            <w:r>
+              <w:t>;</w:t>
+            </w:r>
+          </w:p>
+          <w:p>
+            <w:r>
+              <w:t xml:space="preserve">   var  Age </w:t>
+            </w:r>
+            <w:proofErr w:type="spellStart"/>
+            <w:r>
+              <w:t>PresentScore</w:t>
+            </w:r>
+            <w:proofErr w:type="spellEnd"/>
+            <w:r>
+              <w:t xml:space="preserve"> </w:t>
+            </w:r>
+            <w:proofErr w:type="spellStart"/>
+            <w:r>
+              <w:t>TasteScore</w:t>
+            </w:r>
+            <w:proofErr w:type="spellEnd"/>
+            <w:r>
+              <w:t xml:space="preserve"> Layers;</w:t>
             </w:r>
           </w:p>
           <w:p>
@@ -8646,9 +11538,11 @@
             <w:r>
               <w:t xml:space="preserve">   output out=</w:t>
             </w:r>
+            <w:proofErr w:type="spellStart"/>
             <w:r>
               <w:t>outdata</w:t>
             </w:r>
+            <w:proofErr w:type="spellEnd"/>
             <w:r>
               <w:t>;</w:t>
             </w:r>
@@ -8684,7 +11578,7 @@
                           <pic:cNvPicPr/>
                         </pic:nvPicPr>
                         <pic:blipFill>
-                          <a:blip r:embed="rId38"/>
+                          <a:blip r:embed="rId46"/>
                           <a:stretch>
                             <a:fillRect/>
                           </a:stretch>
@@ -8742,12 +11636,52 @@
           </w:tcPr>
           <w:p>
             <w:r>
-              <w:t xml:space="preserve"> proc_means(datm, var = v(Age, PresentScore, TasteScore, Layers),</w:t>
-            </w:r>
-          </w:p>
-          <w:p>
-            <w:r>
-              <w:t xml:space="preserve">                        stats = v(n, mean,  uss),</w:t>
+              <w:t xml:space="preserve"> </w:t>
+            </w:r>
+            <w:proofErr w:type="spellStart"/>
+            <w:r>
+              <w:t>proc_means</w:t>
+            </w:r>
+            <w:proofErr w:type="spellEnd"/>
+            <w:r>
+              <w:t>(</w:t>
+            </w:r>
+            <w:proofErr w:type="spellStart"/>
+            <w:r>
+              <w:t>datm</w:t>
+            </w:r>
+            <w:proofErr w:type="spellEnd"/>
+            <w:r>
+              <w:t xml:space="preserve">, var = v(Age, </w:t>
+            </w:r>
+            <w:proofErr w:type="spellStart"/>
+            <w:r>
+              <w:t>PresentScore</w:t>
+            </w:r>
+            <w:proofErr w:type="spellEnd"/>
+            <w:r>
+              <w:t xml:space="preserve">, </w:t>
+            </w:r>
+            <w:proofErr w:type="spellStart"/>
+            <w:r>
+              <w:t>TasteScore</w:t>
+            </w:r>
+            <w:proofErr w:type="spellEnd"/>
+            <w:r>
+              <w:t>, Layers),</w:t>
+            </w:r>
+          </w:p>
+          <w:p>
+            <w:r>
+              <w:t xml:space="preserve">                        stats = v(n, mean,  </w:t>
+            </w:r>
+            <w:proofErr w:type="spellStart"/>
+            <w:r>
+              <w:t>uss</w:t>
+            </w:r>
+            <w:proofErr w:type="spellEnd"/>
+            <w:r>
+              <w:t>),</w:t>
             </w:r>
           </w:p>
           <w:p>
@@ -8781,7 +11715,7 @@
                           <pic:cNvPicPr/>
                         </pic:nvPicPr>
                         <pic:blipFill>
-                          <a:blip r:embed="rId39"/>
+                          <a:blip r:embed="rId47"/>
                           <a:stretch>
                             <a:fillRect/>
                           </a:stretch>
@@ -8938,12 +11872,36 @@
           </w:tcPr>
           <w:p>
             <w:r>
-              <w:t>proc means data=cake  n mean skewness kurtosis maxdec = 8;</w:t>
-            </w:r>
-          </w:p>
-          <w:p>
-            <w:r>
-              <w:t xml:space="preserve">   var  Age PresentScore TasteScore Layers;</w:t>
+              <w:t xml:space="preserve">proc means data=cake  n mean skewness kurtosis </w:t>
+            </w:r>
+            <w:proofErr w:type="spellStart"/>
+            <w:r>
+              <w:t>maxdec</w:t>
+            </w:r>
+            <w:proofErr w:type="spellEnd"/>
+            <w:r>
+              <w:t xml:space="preserve"> = 8;</w:t>
+            </w:r>
+          </w:p>
+          <w:p>
+            <w:r>
+              <w:t xml:space="preserve">   var  Age </w:t>
+            </w:r>
+            <w:proofErr w:type="spellStart"/>
+            <w:r>
+              <w:t>PresentScore</w:t>
+            </w:r>
+            <w:proofErr w:type="spellEnd"/>
+            <w:r>
+              <w:t xml:space="preserve"> </w:t>
+            </w:r>
+            <w:proofErr w:type="spellStart"/>
+            <w:r>
+              <w:t>TasteScore</w:t>
+            </w:r>
+            <w:proofErr w:type="spellEnd"/>
+            <w:r>
+              <w:t xml:space="preserve"> Layers;</w:t>
             </w:r>
           </w:p>
           <w:p>
@@ -8953,7 +11911,15 @@
           </w:p>
           <w:p>
             <w:r>
-              <w:t xml:space="preserve">   output out=outdata;</w:t>
+              <w:t xml:space="preserve">   output out=</w:t>
+            </w:r>
+            <w:proofErr w:type="spellStart"/>
+            <w:r>
+              <w:t>outdata</w:t>
+            </w:r>
+            <w:proofErr w:type="spellEnd"/>
+            <w:r>
+              <w:t>;</w:t>
             </w:r>
           </w:p>
           <w:p>
@@ -8987,7 +11953,7 @@
                           <pic:cNvPicPr/>
                         </pic:nvPicPr>
                         <pic:blipFill>
-                          <a:blip r:embed="rId40"/>
+                          <a:blip r:embed="rId48"/>
                           <a:stretch>
                             <a:fillRect/>
                           </a:stretch>
@@ -9049,13 +12015,50 @@
             </w:r>
           </w:p>
           <w:p>
-            <w:r>
-              <w:t>proc_means(datm, var = v(Age, PresentScore, TasteScore, Layers),</w:t>
-            </w:r>
-          </w:p>
-          <w:p>
-            <w:r>
-              <w:t xml:space="preserve">                    stats = v(n, mean,  skew, kurt),</w:t>
+            <w:proofErr w:type="spellStart"/>
+            <w:r>
+              <w:t>proc_means</w:t>
+            </w:r>
+            <w:proofErr w:type="spellEnd"/>
+            <w:r>
+              <w:t>(</w:t>
+            </w:r>
+            <w:proofErr w:type="spellStart"/>
+            <w:r>
+              <w:t>datm</w:t>
+            </w:r>
+            <w:proofErr w:type="spellEnd"/>
+            <w:r>
+              <w:t xml:space="preserve">, var = v(Age, </w:t>
+            </w:r>
+            <w:proofErr w:type="spellStart"/>
+            <w:r>
+              <w:t>PresentScore</w:t>
+            </w:r>
+            <w:proofErr w:type="spellEnd"/>
+            <w:r>
+              <w:t xml:space="preserve">, </w:t>
+            </w:r>
+            <w:proofErr w:type="spellStart"/>
+            <w:r>
+              <w:t>TasteScore</w:t>
+            </w:r>
+            <w:proofErr w:type="spellEnd"/>
+            <w:r>
+              <w:t>, Layers),</w:t>
+            </w:r>
+          </w:p>
+          <w:p>
+            <w:r>
+              <w:t xml:space="preserve">                    stats = v(n, mean,  skew, </w:t>
+            </w:r>
+            <w:proofErr w:type="spellStart"/>
+            <w:r>
+              <w:t>kurt</w:t>
+            </w:r>
+            <w:proofErr w:type="spellEnd"/>
+            <w:r>
+              <w:t>),</w:t>
             </w:r>
           </w:p>
           <w:p>
@@ -9065,7 +12068,15 @@
           </w:p>
           <w:p>
             <w:r>
-              <w:t xml:space="preserve">                    options = c(maxdec = 8))</w:t>
+              <w:t xml:space="preserve">                    options = c(</w:t>
+            </w:r>
+            <w:proofErr w:type="spellStart"/>
+            <w:r>
+              <w:t>maxdec</w:t>
+            </w:r>
+            <w:proofErr w:type="spellEnd"/>
+            <w:r>
+              <w:t xml:space="preserve"> = 8))</w:t>
             </w:r>
           </w:p>
         </w:tc>
@@ -9094,7 +12105,7 @@
                           <pic:cNvPicPr/>
                         </pic:nvPicPr>
                         <pic:blipFill>
-                          <a:blip r:embed="rId41"/>
+                          <a:blip r:embed="rId49"/>
                           <a:stretch>
                             <a:fillRect/>
                           </a:stretch>
@@ -9273,17 +12284,41 @@
           </w:p>
           <w:p>
             <w:r>
-              <w:t xml:space="preserve">   input LastName $ 1-12 Age 13-14 PresentScore 16-17</w:t>
-            </w:r>
-          </w:p>
-          <w:p>
-            <w:r>
-              <w:t xml:space="preserve">         TasteScore 19-20 Flavor $ 23-32 Layers 34 Region 36;</w:t>
-            </w:r>
-          </w:p>
-          <w:p>
-            <w:r>
-              <w:t xml:space="preserve">   datalines;</w:t>
+              <w:t xml:space="preserve">   input LastName $ 1-12 Age 13-14 </w:t>
+            </w:r>
+            <w:proofErr w:type="spellStart"/>
+            <w:r>
+              <w:t>PresentScore</w:t>
+            </w:r>
+            <w:proofErr w:type="spellEnd"/>
+            <w:r>
+              <w:t xml:space="preserve"> 16-17</w:t>
+            </w:r>
+          </w:p>
+          <w:p>
+            <w:r>
+              <w:t xml:space="preserve">         </w:t>
+            </w:r>
+            <w:proofErr w:type="spellStart"/>
+            <w:r>
+              <w:t>TasteScore</w:t>
+            </w:r>
+            <w:proofErr w:type="spellEnd"/>
+            <w:r>
+              <w:t xml:space="preserve"> 19-20 Flavor $ 23-32 Layers 34 Region 36;</w:t>
+            </w:r>
+          </w:p>
+          <w:p>
+            <w:r>
+              <w:t xml:space="preserve">   </w:t>
+            </w:r>
+            <w:proofErr w:type="spellStart"/>
+            <w:r>
+              <w:t>datalines</w:t>
+            </w:r>
+            <w:proofErr w:type="spellEnd"/>
+            <w:r>
+              <w:t>;</w:t>
             </w:r>
           </w:p>
           <w:p>
@@ -9365,8 +12400,13 @@
             </w:r>
           </w:p>
           <w:p>
-            <w:r>
-              <w:t>Rossburger  28 78 81  Spice      2 2</w:t>
+            <w:proofErr w:type="spellStart"/>
+            <w:r>
+              <w:t>Rossburger</w:t>
+            </w:r>
+            <w:proofErr w:type="spellEnd"/>
+            <w:r>
+              <w:t xml:space="preserve">  28 78 81  Spice      2 2</w:t>
             </w:r>
           </w:p>
           <w:p>
@@ -9407,12 +12447,44 @@
           </w:tcPr>
           <w:p>
             <w:r>
-              <w:t xml:space="preserve">  datmr &lt;- read.table(header = TRUE, text = '</w:t>
-            </w:r>
-          </w:p>
-          <w:p>
-            <w:r>
-              <w:t xml:space="preserve">    LastName  Age PresentScore TasteScore Flavor Layers Region</w:t>
+              <w:t xml:space="preserve">  </w:t>
+            </w:r>
+            <w:proofErr w:type="spellStart"/>
+            <w:r>
+              <w:t>datmr</w:t>
+            </w:r>
+            <w:proofErr w:type="spellEnd"/>
+            <w:r>
+              <w:t xml:space="preserve"> &lt;- </w:t>
+            </w:r>
+            <w:proofErr w:type="spellStart"/>
+            <w:r>
+              <w:t>read.table</w:t>
+            </w:r>
+            <w:proofErr w:type="spellEnd"/>
+            <w:r>
+              <w:t>(header = TRUE, text = '</w:t>
+            </w:r>
+          </w:p>
+          <w:p>
+            <w:r>
+              <w:t xml:space="preserve">    LastName  Age </w:t>
+            </w:r>
+            <w:proofErr w:type="spellStart"/>
+            <w:r>
+              <w:t>PresentScore</w:t>
+            </w:r>
+            <w:proofErr w:type="spellEnd"/>
+            <w:r>
+              <w:t xml:space="preserve"> </w:t>
+            </w:r>
+            <w:proofErr w:type="spellStart"/>
+            <w:r>
+              <w:t>TasteScore</w:t>
+            </w:r>
+            <w:proofErr w:type="spellEnd"/>
+            <w:r>
+              <w:t xml:space="preserve"> Flavor Layers Region</w:t>
             </w:r>
           </w:p>
           <w:p>
@@ -9495,7 +12567,15 @@
           </w:p>
           <w:p>
             <w:r>
-              <w:t xml:space="preserve">    Rossburger  28 78 81  Spice      2 2</w:t>
+              <w:t xml:space="preserve">    </w:t>
+            </w:r>
+            <w:proofErr w:type="spellStart"/>
+            <w:r>
+              <w:t>Rossburger</w:t>
+            </w:r>
+            <w:proofErr w:type="spellEnd"/>
+            <w:r>
+              <w:t xml:space="preserve">  28 78 81  Spice      2 2</w:t>
             </w:r>
           </w:p>
           <w:p>
@@ -9579,12 +12659,44 @@
               <w:t xml:space="preserve">min max </w:t>
             </w:r>
             <w:r>
-              <w:t>mean stddev maxdec=4;</w:t>
-            </w:r>
-          </w:p>
-          <w:p>
-            <w:r>
-              <w:t xml:space="preserve">   var Age PresentScore TasteScore;</w:t>
+              <w:t xml:space="preserve">mean </w:t>
+            </w:r>
+            <w:proofErr w:type="spellStart"/>
+            <w:r>
+              <w:t>stddev</w:t>
+            </w:r>
+            <w:proofErr w:type="spellEnd"/>
+            <w:r>
+              <w:t xml:space="preserve"> </w:t>
+            </w:r>
+            <w:proofErr w:type="spellStart"/>
+            <w:r>
+              <w:t>maxdec</w:t>
+            </w:r>
+            <w:proofErr w:type="spellEnd"/>
+            <w:r>
+              <w:t>=4;</w:t>
+            </w:r>
+          </w:p>
+          <w:p>
+            <w:r>
+              <w:t xml:space="preserve">   var Age </w:t>
+            </w:r>
+            <w:proofErr w:type="spellStart"/>
+            <w:r>
+              <w:t>PresentScore</w:t>
+            </w:r>
+            <w:proofErr w:type="spellEnd"/>
+            <w:r>
+              <w:t xml:space="preserve"> </w:t>
+            </w:r>
+            <w:proofErr w:type="spellStart"/>
+            <w:r>
+              <w:t>TasteScore</w:t>
+            </w:r>
+            <w:proofErr w:type="spellEnd"/>
+            <w:r>
+              <w:t>;</w:t>
             </w:r>
           </w:p>
           <w:p>
@@ -9599,7 +12711,15 @@
           </w:p>
           <w:p>
             <w:r>
-              <w:t xml:space="preserve">   output out=mdata;</w:t>
+              <w:t xml:space="preserve">   output out=</w:t>
+            </w:r>
+            <w:proofErr w:type="spellStart"/>
+            <w:r>
+              <w:t>mdata</w:t>
+            </w:r>
+            <w:proofErr w:type="spellEnd"/>
+            <w:r>
+              <w:t>;</w:t>
             </w:r>
           </w:p>
           <w:p>
@@ -9633,7 +12753,7 @@
                           <pic:cNvPicPr/>
                         </pic:nvPicPr>
                         <pic:blipFill>
-                          <a:blip r:embed="rId42"/>
+                          <a:blip r:embed="rId50"/>
                           <a:stretch>
                             <a:fillRect/>
                           </a:stretch>
@@ -9696,12 +12816,44 @@
           </w:p>
           <w:p>
             <w:r>
-              <w:t xml:space="preserve">  res &lt;- proc_means(datmr, </w:t>
-            </w:r>
-          </w:p>
-          <w:p>
-            <w:r>
-              <w:t xml:space="preserve">                    var = c("Age", "PresentScore", "TasteScore"),</w:t>
+              <w:t xml:space="preserve">  res &lt;- </w:t>
+            </w:r>
+            <w:proofErr w:type="spellStart"/>
+            <w:r>
+              <w:t>proc_means</w:t>
+            </w:r>
+            <w:proofErr w:type="spellEnd"/>
+            <w:r>
+              <w:t>(</w:t>
+            </w:r>
+            <w:proofErr w:type="spellStart"/>
+            <w:r>
+              <w:t>datmr</w:t>
+            </w:r>
+            <w:proofErr w:type="spellEnd"/>
+            <w:r>
+              <w:t xml:space="preserve">, </w:t>
+            </w:r>
+          </w:p>
+          <w:p>
+            <w:r>
+              <w:t xml:space="preserve">                    var = c("Age", "</w:t>
+            </w:r>
+            <w:proofErr w:type="spellStart"/>
+            <w:r>
+              <w:t>PresentScore</w:t>
+            </w:r>
+            <w:proofErr w:type="spellEnd"/>
+            <w:r>
+              <w:t>", "</w:t>
+            </w:r>
+            <w:proofErr w:type="spellStart"/>
+            <w:r>
+              <w:t>TasteScore</w:t>
+            </w:r>
+            <w:proofErr w:type="spellEnd"/>
+            <w:r>
+              <w:t>"),</w:t>
             </w:r>
           </w:p>
           <w:p>
@@ -9709,10 +12861,18 @@
               <w:t xml:space="preserve">                    stats = c("n",</w:t>
             </w:r>
             <w:r>
-              <w:t xml:space="preserve"> "min", "max",</w:t>
-            </w:r>
-            <w:r>
-              <w:t>"mean", "std"</w:t>
+              <w:t xml:space="preserve"> "min", "</w:t>
+            </w:r>
+            <w:proofErr w:type="spellStart"/>
+            <w:r>
+              <w:t>max",</w:t>
+            </w:r>
+            <w:r>
+              <w:t>"mean</w:t>
+            </w:r>
+            <w:proofErr w:type="spellEnd"/>
+            <w:r>
+              <w:t>", "std"</w:t>
             </w:r>
             <w:r>
               <w:t>)</w:t>
@@ -9744,7 +12904,15 @@
           </w:p>
           <w:p>
             <w:r>
-              <w:t xml:space="preserve">                    options = c("long", maxdec = 4))</w:t>
+              <w:t xml:space="preserve">                    options = c("long", </w:t>
+            </w:r>
+            <w:proofErr w:type="spellStart"/>
+            <w:r>
+              <w:t>maxdec</w:t>
+            </w:r>
+            <w:proofErr w:type="spellEnd"/>
+            <w:r>
+              <w:t xml:space="preserve"> = 4))</w:t>
             </w:r>
           </w:p>
         </w:tc>
@@ -9773,7 +12941,7 @@
                           <pic:cNvPicPr/>
                         </pic:nvPicPr>
                         <pic:blipFill>
-                          <a:blip r:embed="rId43"/>
+                          <a:blip r:embed="rId51"/>
                           <a:stretch>
                             <a:fillRect/>
                           </a:stretch>
@@ -9948,17 +13116,41 @@
           </w:p>
           <w:p>
             <w:r>
-              <w:t xml:space="preserve">   input LastName $ 1-12 Age 13-14 PresentScore 16-17</w:t>
-            </w:r>
-          </w:p>
-          <w:p>
-            <w:r>
-              <w:t xml:space="preserve">         TasteScore 19-20 Flavor $ 23-32 Layers 34 Region 36;</w:t>
-            </w:r>
-          </w:p>
-          <w:p>
-            <w:r>
-              <w:t xml:space="preserve">   datalines;</w:t>
+              <w:t xml:space="preserve">   input LastName $ 1-12 Age 13-14 </w:t>
+            </w:r>
+            <w:proofErr w:type="spellStart"/>
+            <w:r>
+              <w:t>PresentScore</w:t>
+            </w:r>
+            <w:proofErr w:type="spellEnd"/>
+            <w:r>
+              <w:t xml:space="preserve"> 16-17</w:t>
+            </w:r>
+          </w:p>
+          <w:p>
+            <w:r>
+              <w:t xml:space="preserve">         </w:t>
+            </w:r>
+            <w:proofErr w:type="spellStart"/>
+            <w:r>
+              <w:t>TasteScore</w:t>
+            </w:r>
+            <w:proofErr w:type="spellEnd"/>
+            <w:r>
+              <w:t xml:space="preserve"> 19-20 Flavor $ 23-32 Layers 34 Region 36;</w:t>
+            </w:r>
+          </w:p>
+          <w:p>
+            <w:r>
+              <w:t xml:space="preserve">   </w:t>
+            </w:r>
+            <w:proofErr w:type="spellStart"/>
+            <w:r>
+              <w:t>datalines</w:t>
+            </w:r>
+            <w:proofErr w:type="spellEnd"/>
+            <w:r>
+              <w:t>;</w:t>
             </w:r>
           </w:p>
           <w:p>
@@ -10037,8 +13229,13 @@
             </w:r>
           </w:p>
           <w:p>
-            <w:r>
-              <w:t>Rossburger  28 78 81  Spice      2 2</w:t>
+            <w:proofErr w:type="spellStart"/>
+            <w:r>
+              <w:t>Rossburger</w:t>
+            </w:r>
+            <w:proofErr w:type="spellEnd"/>
+            <w:r>
+              <w:t xml:space="preserve">  28 78 81  Spice      2 2</w:t>
             </w:r>
           </w:p>
           <w:p>
@@ -10079,12 +13276,33 @@
           </w:tcPr>
           <w:p>
             <w:r>
-              <w:t xml:space="preserve">  datsp &lt;- datm</w:t>
-            </w:r>
-          </w:p>
-          <w:p>
-            <w:r>
-              <w:t xml:space="preserve">  datsp$Layers[1] &lt;- 3</w:t>
+              <w:t xml:space="preserve">  </w:t>
+            </w:r>
+            <w:proofErr w:type="spellStart"/>
+            <w:r>
+              <w:t>datsp</w:t>
+            </w:r>
+            <w:proofErr w:type="spellEnd"/>
+            <w:r>
+              <w:t xml:space="preserve"> &lt;- </w:t>
+            </w:r>
+            <w:proofErr w:type="spellStart"/>
+            <w:r>
+              <w:t>datm</w:t>
+            </w:r>
+            <w:proofErr w:type="spellEnd"/>
+          </w:p>
+          <w:p>
+            <w:r>
+              <w:t xml:space="preserve">  </w:t>
+            </w:r>
+            <w:proofErr w:type="spellStart"/>
+            <w:r>
+              <w:t>datsp$Layers</w:t>
+            </w:r>
+            <w:proofErr w:type="spellEnd"/>
+            <w:r>
+              <w:t>[1] &lt;- 3</w:t>
             </w:r>
           </w:p>
         </w:tc>
@@ -10148,12 +13366,52 @@
           <w:p/>
           <w:p>
             <w:r>
-              <w:t>proc means data=cake2  kurt skew cv clm maxdec = 8;</w:t>
-            </w:r>
-          </w:p>
-          <w:p>
-            <w:r>
-              <w:t xml:space="preserve">   var Age PresentScore TasteScore;</w:t>
+              <w:t xml:space="preserve">proc means data=cake2  </w:t>
+            </w:r>
+            <w:proofErr w:type="spellStart"/>
+            <w:r>
+              <w:t>kurt</w:t>
+            </w:r>
+            <w:proofErr w:type="spellEnd"/>
+            <w:r>
+              <w:t xml:space="preserve"> skew cv </w:t>
+            </w:r>
+            <w:proofErr w:type="spellStart"/>
+            <w:r>
+              <w:t>clm</w:t>
+            </w:r>
+            <w:proofErr w:type="spellEnd"/>
+            <w:r>
+              <w:t xml:space="preserve"> </w:t>
+            </w:r>
+            <w:proofErr w:type="spellStart"/>
+            <w:r>
+              <w:t>maxdec</w:t>
+            </w:r>
+            <w:proofErr w:type="spellEnd"/>
+            <w:r>
+              <w:t xml:space="preserve"> = 8;</w:t>
+            </w:r>
+          </w:p>
+          <w:p>
+            <w:r>
+              <w:t xml:space="preserve">   var Age </w:t>
+            </w:r>
+            <w:proofErr w:type="spellStart"/>
+            <w:r>
+              <w:t>PresentScore</w:t>
+            </w:r>
+            <w:proofErr w:type="spellEnd"/>
+            <w:r>
+              <w:t xml:space="preserve"> </w:t>
+            </w:r>
+            <w:proofErr w:type="spellStart"/>
+            <w:r>
+              <w:t>TasteScore</w:t>
+            </w:r>
+            <w:proofErr w:type="spellEnd"/>
+            <w:r>
+              <w:t>;</w:t>
             </w:r>
           </w:p>
           <w:p>
@@ -10169,7 +13427,15 @@
           <w:p/>
           <w:p>
             <w:r>
-              <w:t xml:space="preserve">   output out=mdata;</w:t>
+              <w:t xml:space="preserve">   output out=</w:t>
+            </w:r>
+            <w:proofErr w:type="spellStart"/>
+            <w:r>
+              <w:t>mdata</w:t>
+            </w:r>
+            <w:proofErr w:type="spellEnd"/>
+            <w:r>
+              <w:t>;</w:t>
             </w:r>
           </w:p>
           <w:p>
@@ -10203,7 +13469,7 @@
                           <pic:cNvPicPr/>
                         </pic:nvPicPr>
                         <pic:blipFill>
-                          <a:blip r:embed="rId44"/>
+                          <a:blip r:embed="rId52"/>
                           <a:stretch>
                             <a:fillRect/>
                           </a:stretch>
@@ -10266,12 +13532,52 @@
           </w:p>
           <w:p>
             <w:r>
-              <w:t xml:space="preserve"> proc_means(datsp, var = c("Age", "PresentScore", "TasteScore"),</w:t>
-            </w:r>
-          </w:p>
-          <w:p>
-            <w:r>
-              <w:t xml:space="preserve">                     stats = c("kurtosis", "skew", "cv", "clm"),</w:t>
+              <w:t xml:space="preserve"> </w:t>
+            </w:r>
+            <w:proofErr w:type="spellStart"/>
+            <w:r>
+              <w:t>proc_means</w:t>
+            </w:r>
+            <w:proofErr w:type="spellEnd"/>
+            <w:r>
+              <w:t>(</w:t>
+            </w:r>
+            <w:proofErr w:type="spellStart"/>
+            <w:r>
+              <w:t>datsp</w:t>
+            </w:r>
+            <w:proofErr w:type="spellEnd"/>
+            <w:r>
+              <w:t>, var = c("Age", "</w:t>
+            </w:r>
+            <w:proofErr w:type="spellStart"/>
+            <w:r>
+              <w:t>PresentScore</w:t>
+            </w:r>
+            <w:proofErr w:type="spellEnd"/>
+            <w:r>
+              <w:t>", "</w:t>
+            </w:r>
+            <w:proofErr w:type="spellStart"/>
+            <w:r>
+              <w:t>TasteScore</w:t>
+            </w:r>
+            <w:proofErr w:type="spellEnd"/>
+            <w:r>
+              <w:t>"),</w:t>
+            </w:r>
+          </w:p>
+          <w:p>
+            <w:r>
+              <w:t xml:space="preserve">                     stats = c("kurtosis", "skew", "cv", "</w:t>
+            </w:r>
+            <w:proofErr w:type="spellStart"/>
+            <w:r>
+              <w:t>clm</w:t>
+            </w:r>
+            <w:proofErr w:type="spellEnd"/>
+            <w:r>
+              <w:t>"),</w:t>
             </w:r>
           </w:p>
           <w:p>
@@ -10281,7 +13587,15 @@
           </w:p>
           <w:p>
             <w:r>
-              <w:t xml:space="preserve">                     options = c(maxdec = 8)</w:t>
+              <w:t xml:space="preserve">                     options = c(</w:t>
+            </w:r>
+            <w:proofErr w:type="spellStart"/>
+            <w:r>
+              <w:t>maxdec</w:t>
+            </w:r>
+            <w:proofErr w:type="spellEnd"/>
+            <w:r>
+              <w:t xml:space="preserve"> = 8)</w:t>
             </w:r>
           </w:p>
           <w:p>
@@ -10315,7 +13629,7 @@
                           <pic:cNvPicPr/>
                         </pic:nvPicPr>
                         <pic:blipFill>
-                          <a:blip r:embed="rId45"/>
+                          <a:blip r:embed="rId53"/>
                           <a:stretch>
                             <a:fillRect/>
                           </a:stretch>
@@ -10519,17 +13833,38 @@
           </w:p>
           <w:p>
             <w:r>
-              <w:t xml:space="preserve">   input Student $9. +1 StudentID $ Section $ Test1 Test2 Final;</w:t>
-            </w:r>
-          </w:p>
-          <w:p>
-            <w:r>
-              <w:t xml:space="preserve">   datalines;</w:t>
-            </w:r>
-          </w:p>
-          <w:p>
-            <w:r>
-              <w:t>Capalleti 0545 1  94 91 87</w:t>
+              <w:t xml:space="preserve">   input Student $9. +1 </w:t>
+            </w:r>
+            <w:proofErr w:type="spellStart"/>
+            <w:r>
+              <w:t>StudentID</w:t>
+            </w:r>
+            <w:proofErr w:type="spellEnd"/>
+            <w:r>
+              <w:t xml:space="preserve"> $ Section $ Test1 Test2 Final;</w:t>
+            </w:r>
+          </w:p>
+          <w:p>
+            <w:r>
+              <w:t xml:space="preserve">   </w:t>
+            </w:r>
+            <w:proofErr w:type="spellStart"/>
+            <w:r>
+              <w:t>datalines</w:t>
+            </w:r>
+            <w:proofErr w:type="spellEnd"/>
+            <w:r>
+              <w:t>;</w:t>
+            </w:r>
+          </w:p>
+          <w:p>
+            <w:proofErr w:type="spellStart"/>
+            <w:r>
+              <w:t>Capalleti</w:t>
+            </w:r>
+            <w:proofErr w:type="spellEnd"/>
+            <w:r>
+              <w:t xml:space="preserve"> 0545 1  94 91 87</w:t>
             </w:r>
           </w:p>
           <w:p>
@@ -10574,12 +13909,36 @@
           </w:tcPr>
           <w:p>
             <w:r>
-              <w:t>score &lt;- read.table(header = TRUE,</w:t>
-            </w:r>
-          </w:p>
-          <w:p>
-            <w:r>
-              <w:t xml:space="preserve">                    colClasses = c(Student = "character", StudentID = "character",</w:t>
+              <w:t xml:space="preserve">score &lt;- </w:t>
+            </w:r>
+            <w:proofErr w:type="spellStart"/>
+            <w:r>
+              <w:t>read.table</w:t>
+            </w:r>
+            <w:proofErr w:type="spellEnd"/>
+            <w:r>
+              <w:t>(header = TRUE,</w:t>
+            </w:r>
+          </w:p>
+          <w:p>
+            <w:r>
+              <w:t xml:space="preserve">                    </w:t>
+            </w:r>
+            <w:proofErr w:type="spellStart"/>
+            <w:r>
+              <w:t>colClasses</w:t>
+            </w:r>
+            <w:proofErr w:type="spellEnd"/>
+            <w:r>
+              <w:t xml:space="preserve"> = c(Student = "character", </w:t>
+            </w:r>
+            <w:proofErr w:type="spellStart"/>
+            <w:r>
+              <w:t>StudentID</w:t>
+            </w:r>
+            <w:proofErr w:type="spellEnd"/>
+            <w:r>
+              <w:t xml:space="preserve"> = "character",</w:t>
             </w:r>
           </w:p>
           <w:p>
@@ -10589,12 +13948,25 @@
           </w:p>
           <w:p>
             <w:r>
-              <w:t>Student StudentID Section Test1 Test2 Final</w:t>
-            </w:r>
-          </w:p>
-          <w:p>
-            <w:r>
-              <w:t>Capalleti "0545" "1"  94 91 87</w:t>
+              <w:t xml:space="preserve">Student </w:t>
+            </w:r>
+            <w:proofErr w:type="spellStart"/>
+            <w:r>
+              <w:t>StudentID</w:t>
+            </w:r>
+            <w:proofErr w:type="spellEnd"/>
+            <w:r>
+              <w:t xml:space="preserve"> Section Test1 Test2 Final</w:t>
+            </w:r>
+          </w:p>
+          <w:p>
+            <w:proofErr w:type="spellStart"/>
+            <w:r>
+              <w:t>Capalleti</w:t>
+            </w:r>
+            <w:proofErr w:type="spellEnd"/>
+            <w:r>
+              <w:t xml:space="preserve"> "0545" "1"  94 91 87</w:t>
             </w:r>
           </w:p>
           <w:p>
@@ -10629,7 +14001,15 @@
           </w:p>
           <w:p>
             <w:r>
-              <w:t>', stringsAsFactors = FALSE)</w:t>
+              <w:t xml:space="preserve">', </w:t>
+            </w:r>
+            <w:proofErr w:type="spellStart"/>
+            <w:r>
+              <w:t>stringsAsFactors</w:t>
+            </w:r>
+            <w:proofErr w:type="spellEnd"/>
+            <w:r>
+              <w:t xml:space="preserve"> = FALSE)</w:t>
             </w:r>
           </w:p>
         </w:tc>
@@ -10712,7 +14092,15 @@
           </w:tcPr>
           <w:p>
             <w:r>
-              <w:t>proc transpose data=score out=score_transposed name = Exam;</w:t>
+              <w:t>proc transpose data=score out=</w:t>
+            </w:r>
+            <w:proofErr w:type="spellStart"/>
+            <w:r>
+              <w:t>score_transposed</w:t>
+            </w:r>
+            <w:proofErr w:type="spellEnd"/>
+            <w:r>
+              <w:t xml:space="preserve"> name = Exam;</w:t>
             </w:r>
           </w:p>
           <w:p>
@@ -10727,7 +14115,15 @@
           </w:p>
           <w:p>
             <w:r>
-              <w:t>proc print data=score_transposed noobs;</w:t>
+              <w:t>proc print data=</w:t>
+            </w:r>
+            <w:proofErr w:type="spellStart"/>
+            <w:r>
+              <w:t>score_transposed</w:t>
+            </w:r>
+            <w:proofErr w:type="spellEnd"/>
+            <w:r>
+              <w:t xml:space="preserve"> noobs;</w:t>
             </w:r>
           </w:p>
           <w:p>
@@ -10767,7 +14163,7 @@
                           <pic:cNvPicPr/>
                         </pic:nvPicPr>
                         <pic:blipFill>
-                          <a:blip r:embed="rId46"/>
+                          <a:blip r:embed="rId54"/>
                           <a:stretch>
                             <a:fillRect/>
                           </a:stretch>
@@ -10825,7 +14221,15 @@
           </w:tcPr>
           <w:p>
             <w:r>
-              <w:t>res &lt;- proc_transpose(score, var = c("Test1", "Test2", "Final"),</w:t>
+              <w:t xml:space="preserve">res &lt;- </w:t>
+            </w:r>
+            <w:proofErr w:type="spellStart"/>
+            <w:r>
+              <w:t>proc_transpose</w:t>
+            </w:r>
+            <w:proofErr w:type="spellEnd"/>
+            <w:r>
+              <w:t>(score, var = c("Test1", "Test2", "Final"),</w:t>
             </w:r>
           </w:p>
           <w:p>
@@ -10835,8 +14239,13 @@
           </w:p>
           <w:p/>
           <w:p>
-            <w:r>
-              <w:t>proc_print(res, titles = "Student Test Scores in Variables")</w:t>
+            <w:proofErr w:type="spellStart"/>
+            <w:r>
+              <w:t>proc_print</w:t>
+            </w:r>
+            <w:proofErr w:type="spellEnd"/>
+            <w:r>
+              <w:t>(res, titles = "Student Test Scores in Variables")</w:t>
             </w:r>
           </w:p>
         </w:tc>
@@ -10865,7 +14274,7 @@
                           <pic:cNvPicPr/>
                         </pic:nvPicPr>
                         <pic:blipFill>
-                          <a:blip r:embed="rId47"/>
+                          <a:blip r:embed="rId55"/>
                           <a:stretch>
                             <a:fillRect/>
                           </a:stretch>
@@ -11038,7 +14447,15 @@
           </w:tcPr>
           <w:p>
             <w:r>
-              <w:t xml:space="preserve">proc transpose data=score out=score_transposed </w:t>
+              <w:t>proc transpose data=score out=</w:t>
+            </w:r>
+            <w:proofErr w:type="spellStart"/>
+            <w:r>
+              <w:t>score_transposed</w:t>
+            </w:r>
+            <w:proofErr w:type="spellEnd"/>
+            <w:r>
+              <w:t xml:space="preserve"> </w:t>
             </w:r>
           </w:p>
           <w:p>
@@ -11053,7 +14470,15 @@
           </w:p>
           <w:p>
             <w:r>
-              <w:t>proc print data=score_transposed noobs;</w:t>
+              <w:t>proc print data=</w:t>
+            </w:r>
+            <w:proofErr w:type="spellStart"/>
+            <w:r>
+              <w:t>score_transposed</w:t>
+            </w:r>
+            <w:proofErr w:type="spellEnd"/>
+            <w:r>
+              <w:t xml:space="preserve"> noobs;</w:t>
             </w:r>
           </w:p>
           <w:p>
@@ -11097,7 +14522,7 @@
                           <pic:cNvPicPr/>
                         </pic:nvPicPr>
                         <pic:blipFill>
-                          <a:blip r:embed="rId48"/>
+                          <a:blip r:embed="rId56"/>
                           <a:stretch>
                             <a:fillRect/>
                           </a:stretch>
@@ -11155,7 +14580,15 @@
           </w:tcPr>
           <w:p>
             <w:r>
-              <w:t>res &lt;- proc_transpose(score, var = c("Test1", "Test2", "Final"),</w:t>
+              <w:t xml:space="preserve">res &lt;- </w:t>
+            </w:r>
+            <w:proofErr w:type="spellStart"/>
+            <w:r>
+              <w:t>proc_transpose</w:t>
+            </w:r>
+            <w:proofErr w:type="spellEnd"/>
+            <w:r>
+              <w:t>(score, var = c("Test1", "Test2", "Final"),</w:t>
             </w:r>
           </w:p>
           <w:p>
@@ -11165,8 +14598,13 @@
           </w:p>
           <w:p/>
           <w:p>
-            <w:r>
-              <w:t>proc_print(res, titles = "Student Test Scores in Variables")</w:t>
+            <w:proofErr w:type="spellStart"/>
+            <w:r>
+              <w:t>proc_print</w:t>
+            </w:r>
+            <w:proofErr w:type="spellEnd"/>
+            <w:r>
+              <w:t>(res, titles = "Student Test Scores in Variables")</w:t>
             </w:r>
           </w:p>
         </w:tc>
@@ -11195,7 +14633,7 @@
                           <pic:cNvPicPr/>
                         </pic:nvPicPr>
                         <pic:blipFill>
-                          <a:blip r:embed="rId49"/>
+                          <a:blip r:embed="rId57"/>
                           <a:stretch>
                             <a:fillRect/>
                           </a:stretch>
@@ -11366,7 +14804,15 @@
           <w:p/>
           <w:p>
             <w:r>
-              <w:t>proc sort data = score out = score_sorted;</w:t>
+              <w:t xml:space="preserve">proc sort data = score out = </w:t>
+            </w:r>
+            <w:proofErr w:type="spellStart"/>
+            <w:r>
+              <w:t>score_sorted</w:t>
+            </w:r>
+            <w:proofErr w:type="spellEnd"/>
+            <w:r>
+              <w:t>;</w:t>
             </w:r>
           </w:p>
           <w:p>
@@ -11382,7 +14828,23 @@
           <w:p/>
           <w:p>
             <w:r>
-              <w:t>proc transpose data=score_sorted out=score_transposed name = Exam;</w:t>
+              <w:t>proc transpose data=</w:t>
+            </w:r>
+            <w:proofErr w:type="spellStart"/>
+            <w:r>
+              <w:t>score_sorted</w:t>
+            </w:r>
+            <w:proofErr w:type="spellEnd"/>
+            <w:r>
+              <w:t xml:space="preserve"> out=</w:t>
+            </w:r>
+            <w:proofErr w:type="spellStart"/>
+            <w:r>
+              <w:t>score_transposed</w:t>
+            </w:r>
+            <w:proofErr w:type="spellEnd"/>
+            <w:r>
+              <w:t xml:space="preserve"> name = Exam;</w:t>
             </w:r>
           </w:p>
           <w:p>
@@ -11402,7 +14864,15 @@
           </w:p>
           <w:p>
             <w:r>
-              <w:t>proc print data=score_transposed noobs;</w:t>
+              <w:t>proc print data=</w:t>
+            </w:r>
+            <w:proofErr w:type="spellStart"/>
+            <w:r>
+              <w:t>score_transposed</w:t>
+            </w:r>
+            <w:proofErr w:type="spellEnd"/>
+            <w:r>
+              <w:t xml:space="preserve"> noobs;</w:t>
             </w:r>
           </w:p>
           <w:p>
@@ -11446,7 +14916,7 @@
                           <pic:cNvPicPr/>
                         </pic:nvPicPr>
                         <pic:blipFill>
-                          <a:blip r:embed="rId50"/>
+                          <a:blip r:embed="rId58"/>
                           <a:stretch>
                             <a:fillRect/>
                           </a:stretch>
@@ -11505,7 +14975,15 @@
           <w:p/>
           <w:p>
             <w:r>
-              <w:t>res &lt;- proc_transpose(score, var = c("Test1", "Test2", "Final"),</w:t>
+              <w:t xml:space="preserve">res &lt;- </w:t>
+            </w:r>
+            <w:proofErr w:type="spellStart"/>
+            <w:r>
+              <w:t>proc_transpose</w:t>
+            </w:r>
+            <w:proofErr w:type="spellEnd"/>
+            <w:r>
+              <w:t>(score, var = c("Test1", "Test2", "Final"),</w:t>
             </w:r>
           </w:p>
           <w:p>
@@ -11515,8 +14993,13 @@
           </w:p>
           <w:p/>
           <w:p>
-            <w:r>
-              <w:t>proc_print(res, titles = "Student Test Scores in Variables")</w:t>
+            <w:proofErr w:type="spellStart"/>
+            <w:r>
+              <w:t>proc_print</w:t>
+            </w:r>
+            <w:proofErr w:type="spellEnd"/>
+            <w:r>
+              <w:t>(res, titles = "Student Test Scores in Variables")</w:t>
             </w:r>
           </w:p>
         </w:tc>
@@ -11545,7 +15028,7 @@
                           <pic:cNvPicPr/>
                         </pic:nvPicPr>
                         <pic:blipFill>
-                          <a:blip r:embed="rId51"/>
+                          <a:blip r:embed="rId59"/>
                           <a:stretch>
                             <a:fillRect/>
                           </a:stretch>
@@ -11736,7 +15219,15 @@
               <w:br/>
             </w:r>
             <w:r>
-              <w:t>proc means data = score nonobs;</w:t>
+              <w:t xml:space="preserve">proc means data = score </w:t>
+            </w:r>
+            <w:proofErr w:type="spellStart"/>
+            <w:r>
+              <w:t>nonobs</w:t>
+            </w:r>
+            <w:proofErr w:type="spellEnd"/>
+            <w:r>
+              <w:t>;</w:t>
             </w:r>
             <w:r>
               <w:br/>
@@ -11812,7 +15303,7 @@
                           <pic:cNvPicPr/>
                         </pic:nvPicPr>
                         <pic:blipFill>
-                          <a:blip r:embed="rId52"/>
+                          <a:blip r:embed="rId60"/>
                           <a:stretch>
                             <a:fillRect/>
                           </a:stretch>
@@ -11870,20 +15361,60 @@
           </w:tcPr>
           <w:p>
             <w:r>
-              <w:t>stats &lt;- proc_means(score, options = v(notype, nonobs))</w:t>
+              <w:t xml:space="preserve">stats &lt;- </w:t>
+            </w:r>
+            <w:proofErr w:type="spellStart"/>
+            <w:r>
+              <w:t>proc_means</w:t>
+            </w:r>
+            <w:proofErr w:type="spellEnd"/>
+            <w:r>
+              <w:t>(score, options = v(</w:t>
+            </w:r>
+            <w:proofErr w:type="spellStart"/>
+            <w:r>
+              <w:t>notype</w:t>
+            </w:r>
+            <w:proofErr w:type="spellEnd"/>
+            <w:r>
+              <w:t xml:space="preserve">, </w:t>
+            </w:r>
+            <w:proofErr w:type="spellStart"/>
+            <w:r>
+              <w:t>nonobs</w:t>
+            </w:r>
+            <w:proofErr w:type="spellEnd"/>
+            <w:r>
+              <w:t>))</w:t>
             </w:r>
           </w:p>
           <w:p/>
           <w:p/>
           <w:p>
             <w:r>
-              <w:t>res1 &lt;- data.frame(Group = "Group1", stats)</w:t>
+              <w:t xml:space="preserve">res1 &lt;- </w:t>
+            </w:r>
+            <w:proofErr w:type="spellStart"/>
+            <w:r>
+              <w:t>data.frame</w:t>
+            </w:r>
+            <w:proofErr w:type="spellEnd"/>
+            <w:r>
+              <w:t>(Group = "Group1", stats)</w:t>
             </w:r>
           </w:p>
           <w:p/>
           <w:p>
             <w:r>
-              <w:t>res2 &lt;- proc_transpose(res1, copy = "Group",</w:t>
+              <w:t xml:space="preserve">res2 &lt;- </w:t>
+            </w:r>
+            <w:proofErr w:type="spellStart"/>
+            <w:r>
+              <w:t>proc_transpose</w:t>
+            </w:r>
+            <w:proofErr w:type="spellEnd"/>
+            <w:r>
+              <w:t>(res1, copy = "Group",</w:t>
             </w:r>
           </w:p>
           <w:p>
@@ -11892,8 +15423,13 @@
             </w:r>
           </w:p>
           <w:p>
-            <w:r>
-              <w:t>proc_print(res2, titles = "Student Test Scores in Variables")</w:t>
+            <w:proofErr w:type="spellStart"/>
+            <w:r>
+              <w:t>proc_print</w:t>
+            </w:r>
+            <w:proofErr w:type="spellEnd"/>
+            <w:r>
+              <w:t>(res2, titles = "Student Test Scores in Variables")</w:t>
             </w:r>
           </w:p>
         </w:tc>
@@ -11922,7 +15458,7 @@
                           <pic:cNvPicPr/>
                         </pic:nvPicPr>
                         <pic:blipFill>
-                          <a:blip r:embed="rId53"/>
+                          <a:blip r:embed="rId61"/>
                           <a:stretch>
                             <a:fillRect/>
                           </a:stretch>
@@ -12112,8 +15648,9 @@
                 <w:sz w:val="24"/>
                 <w:szCs w:val="24"/>
               </w:rPr>
-              <w:t>data cls;</w:t>
-            </w:r>
+              <w:t xml:space="preserve">data </w:t>
+            </w:r>
+            <w:proofErr w:type="spellStart"/>
             <w:r>
               <w:rPr>
                 <w:rFonts w:ascii="Consolas" w:hAnsi="Consolas"/>
@@ -12121,9 +15658,9 @@
                 <w:sz w:val="24"/>
                 <w:szCs w:val="24"/>
               </w:rPr>
-              <w:br/>
-              <w:t>set sashelp.class;</w:t>
-            </w:r>
+              <w:t>cls</w:t>
+            </w:r>
+            <w:proofErr w:type="spellEnd"/>
             <w:r>
               <w:rPr>
                 <w:rFonts w:ascii="Consolas" w:hAnsi="Consolas"/>
@@ -12131,6 +15668,45 @@
                 <w:sz w:val="24"/>
                 <w:szCs w:val="24"/>
               </w:rPr>
+              <w:t>;</w:t>
+            </w:r>
+            <w:r>
+              <w:rPr>
+                <w:rFonts w:ascii="Consolas" w:hAnsi="Consolas"/>
+                <w:color w:val="020202"/>
+                <w:sz w:val="24"/>
+                <w:szCs w:val="24"/>
+              </w:rPr>
+              <w:br/>
+              <w:t xml:space="preserve">set </w:t>
+            </w:r>
+            <w:proofErr w:type="spellStart"/>
+            <w:r>
+              <w:rPr>
+                <w:rFonts w:ascii="Consolas" w:hAnsi="Consolas"/>
+                <w:color w:val="020202"/>
+                <w:sz w:val="24"/>
+                <w:szCs w:val="24"/>
+              </w:rPr>
+              <w:t>sashelp.class</w:t>
+            </w:r>
+            <w:proofErr w:type="spellEnd"/>
+            <w:r>
+              <w:rPr>
+                <w:rFonts w:ascii="Consolas" w:hAnsi="Consolas"/>
+                <w:color w:val="020202"/>
+                <w:sz w:val="24"/>
+                <w:szCs w:val="24"/>
+              </w:rPr>
+              <w:t>;</w:t>
+            </w:r>
+            <w:r>
+              <w:rPr>
+                <w:rFonts w:ascii="Consolas" w:hAnsi="Consolas"/>
+                <w:color w:val="020202"/>
+                <w:sz w:val="24"/>
+                <w:szCs w:val="24"/>
+              </w:rPr>
               <w:br/>
               <w:t>if _n_ &lt; 10 then do;</w:t>
             </w:r>
@@ -12211,8 +15787,21 @@
             <w:tcW w:w="6475" w:type="dxa"/>
           </w:tcPr>
           <w:p>
-            <w:r>
-              <w:t>cls &lt;- read.table(header = TRUE, text = '</w:t>
+            <w:proofErr w:type="spellStart"/>
+            <w:r>
+              <w:t>cls</w:t>
+            </w:r>
+            <w:proofErr w:type="spellEnd"/>
+            <w:r>
+              <w:t xml:space="preserve"> &lt;- </w:t>
+            </w:r>
+            <w:proofErr w:type="spellStart"/>
+            <w:r>
+              <w:t>read.table</w:t>
+            </w:r>
+            <w:proofErr w:type="spellEnd"/>
+            <w:r>
+              <w:t>(header = TRUE, text = '</w:t>
             </w:r>
           </w:p>
           <w:p>
@@ -12410,8 +15999,9 @@
                 <w:szCs w:val="24"/>
                 <w14:ligatures w14:val="none"/>
               </w:rPr>
-              <w:t>proc ttest data=</w:t>
-            </w:r>
+              <w:t xml:space="preserve">proc </w:t>
+            </w:r>
+            <w:proofErr w:type="spellStart"/>
             <w:r>
               <w:rPr>
                 <w:rFonts w:ascii="Consolas" w:eastAsia="Times New Roman" w:hAnsi="Consolas" w:cs="Courier New"/>
@@ -12421,8 +16011,33 @@
                 <w:szCs w:val="24"/>
                 <w14:ligatures w14:val="none"/>
               </w:rPr>
+              <w:t>ttest</w:t>
+            </w:r>
+            <w:proofErr w:type="spellEnd"/>
+            <w:r>
+              <w:rPr>
+                <w:rFonts w:ascii="Consolas" w:eastAsia="Times New Roman" w:hAnsi="Consolas" w:cs="Courier New"/>
+                <w:color w:val="020202"/>
+                <w:kern w:val="0"/>
+                <w:sz w:val="24"/>
+                <w:szCs w:val="24"/>
+                <w14:ligatures w14:val="none"/>
+              </w:rPr>
+              <w:t xml:space="preserve"> data=</w:t>
+            </w:r>
+            <w:proofErr w:type="spellStart"/>
+            <w:r>
+              <w:rPr>
+                <w:rFonts w:ascii="Consolas" w:eastAsia="Times New Roman" w:hAnsi="Consolas" w:cs="Courier New"/>
+                <w:color w:val="020202"/>
+                <w:kern w:val="0"/>
+                <w:sz w:val="24"/>
+                <w:szCs w:val="24"/>
+                <w14:ligatures w14:val="none"/>
+              </w:rPr>
               <w:t>cls</w:t>
             </w:r>
+            <w:proofErr w:type="spellEnd"/>
             <w:r>
               <w:rPr>
                 <w:rFonts w:ascii="Consolas" w:eastAsia="Times New Roman" w:hAnsi="Consolas" w:cs="Courier New"/>
@@ -12557,7 +16172,7 @@
                           <pic:cNvPicPr/>
                         </pic:nvPicPr>
                         <pic:blipFill>
-                          <a:blip r:embed="rId54"/>
+                          <a:blip r:embed="rId62"/>
                           <a:stretch>
                             <a:fillRect/>
                           </a:stretch>
@@ -12614,8 +16229,21 @@
             <w:tcW w:w="6726" w:type="dxa"/>
           </w:tcPr>
           <w:p>
-            <w:r>
-              <w:t>proc_ttest(cls,</w:t>
+            <w:proofErr w:type="spellStart"/>
+            <w:r>
+              <w:t>proc_ttest</w:t>
+            </w:r>
+            <w:proofErr w:type="spellEnd"/>
+            <w:r>
+              <w:t>(</w:t>
+            </w:r>
+            <w:proofErr w:type="spellStart"/>
+            <w:r>
+              <w:t>cls</w:t>
+            </w:r>
+            <w:proofErr w:type="spellEnd"/>
+            <w:r>
+              <w:t>,</w:t>
             </w:r>
           </w:p>
           <w:p>
@@ -12654,7 +16282,7 @@
                           <pic:cNvPicPr/>
                         </pic:nvPicPr>
                         <pic:blipFill>
-                          <a:blip r:embed="rId55"/>
+                          <a:blip r:embed="rId63"/>
                           <a:stretch>
                             <a:fillRect/>
                           </a:stretch>
@@ -12834,7 +16462,47 @@
                 <w:sz w:val="24"/>
                 <w:szCs w:val="24"/>
               </w:rPr>
-              <w:t>proc ttest data=cls alpha=0.05;</w:t>
+              <w:t xml:space="preserve">proc </w:t>
+            </w:r>
+            <w:proofErr w:type="spellStart"/>
+            <w:r>
+              <w:rPr>
+                <w:rFonts w:ascii="Consolas" w:hAnsi="Consolas"/>
+                <w:color w:val="020202"/>
+                <w:sz w:val="24"/>
+                <w:szCs w:val="24"/>
+              </w:rPr>
+              <w:t>ttest</w:t>
+            </w:r>
+            <w:proofErr w:type="spellEnd"/>
+            <w:r>
+              <w:rPr>
+                <w:rFonts w:ascii="Consolas" w:hAnsi="Consolas"/>
+                <w:color w:val="020202"/>
+                <w:sz w:val="24"/>
+                <w:szCs w:val="24"/>
+              </w:rPr>
+              <w:t xml:space="preserve"> data=</w:t>
+            </w:r>
+            <w:proofErr w:type="spellStart"/>
+            <w:r>
+              <w:rPr>
+                <w:rFonts w:ascii="Consolas" w:hAnsi="Consolas"/>
+                <w:color w:val="020202"/>
+                <w:sz w:val="24"/>
+                <w:szCs w:val="24"/>
+              </w:rPr>
+              <w:t>cls</w:t>
+            </w:r>
+            <w:proofErr w:type="spellEnd"/>
+            <w:r>
+              <w:rPr>
+                <w:rFonts w:ascii="Consolas" w:hAnsi="Consolas"/>
+                <w:color w:val="020202"/>
+                <w:sz w:val="24"/>
+                <w:szCs w:val="24"/>
+              </w:rPr>
+              <w:t xml:space="preserve"> alpha=0.05;</w:t>
             </w:r>
             <w:r>
               <w:rPr>
@@ -12884,7 +16552,7 @@
                           <pic:cNvPicPr/>
                         </pic:nvPicPr>
                         <pic:blipFill>
-                          <a:blip r:embed="rId56"/>
+                          <a:blip r:embed="rId64"/>
                           <a:stretch>
                             <a:fillRect/>
                           </a:stretch>
@@ -12941,8 +16609,21 @@
             <w:tcW w:w="6726" w:type="dxa"/>
           </w:tcPr>
           <w:p>
-            <w:r>
-              <w:t>proc_ttest(cls,</w:t>
+            <w:proofErr w:type="spellStart"/>
+            <w:r>
+              <w:t>proc_ttest</w:t>
+            </w:r>
+            <w:proofErr w:type="spellEnd"/>
+            <w:r>
+              <w:t>(</w:t>
+            </w:r>
+            <w:proofErr w:type="spellStart"/>
+            <w:r>
+              <w:t>cls</w:t>
+            </w:r>
+            <w:proofErr w:type="spellEnd"/>
+            <w:r>
+              <w:t>,</w:t>
             </w:r>
           </w:p>
           <w:p>
@@ -12981,7 +16662,7 @@
                           <pic:cNvPicPr/>
                         </pic:nvPicPr>
                         <pic:blipFill>
-                          <a:blip r:embed="rId57"/>
+                          <a:blip r:embed="rId65"/>
                           <a:stretch>
                             <a:fillRect/>
                           </a:stretch>
@@ -13162,7 +16843,47 @@
                 <w:sz w:val="24"/>
                 <w:szCs w:val="24"/>
               </w:rPr>
-              <w:t>proc ttest data=cls alpha=0.05;</w:t>
+              <w:t xml:space="preserve">proc </w:t>
+            </w:r>
+            <w:proofErr w:type="spellStart"/>
+            <w:r>
+              <w:rPr>
+                <w:rFonts w:ascii="Consolas" w:hAnsi="Consolas"/>
+                <w:color w:val="020202"/>
+                <w:sz w:val="24"/>
+                <w:szCs w:val="24"/>
+              </w:rPr>
+              <w:t>ttest</w:t>
+            </w:r>
+            <w:proofErr w:type="spellEnd"/>
+            <w:r>
+              <w:rPr>
+                <w:rFonts w:ascii="Consolas" w:hAnsi="Consolas"/>
+                <w:color w:val="020202"/>
+                <w:sz w:val="24"/>
+                <w:szCs w:val="24"/>
+              </w:rPr>
+              <w:t xml:space="preserve"> data=</w:t>
+            </w:r>
+            <w:proofErr w:type="spellStart"/>
+            <w:r>
+              <w:rPr>
+                <w:rFonts w:ascii="Consolas" w:hAnsi="Consolas"/>
+                <w:color w:val="020202"/>
+                <w:sz w:val="24"/>
+                <w:szCs w:val="24"/>
+              </w:rPr>
+              <w:t>cls</w:t>
+            </w:r>
+            <w:proofErr w:type="spellEnd"/>
+            <w:r>
+              <w:rPr>
+                <w:rFonts w:ascii="Consolas" w:hAnsi="Consolas"/>
+                <w:color w:val="020202"/>
+                <w:sz w:val="24"/>
+                <w:szCs w:val="24"/>
+              </w:rPr>
+              <w:t xml:space="preserve"> alpha=0.05;</w:t>
             </w:r>
             <w:r>
               <w:rPr>
@@ -13222,7 +16943,7 @@
                           <pic:cNvPicPr/>
                         </pic:nvPicPr>
                         <pic:blipFill>
-                          <a:blip r:embed="rId58"/>
+                          <a:blip r:embed="rId66"/>
                           <a:stretch>
                             <a:fillRect/>
                           </a:stretch>
@@ -13279,8 +17000,21 @@
             <w:tcW w:w="6726" w:type="dxa"/>
           </w:tcPr>
           <w:p>
-            <w:r>
-              <w:t>proc_ttest(cls,</w:t>
+            <w:proofErr w:type="spellStart"/>
+            <w:r>
+              <w:t>proc_ttest</w:t>
+            </w:r>
+            <w:proofErr w:type="spellEnd"/>
+            <w:r>
+              <w:t>(</w:t>
+            </w:r>
+            <w:proofErr w:type="spellStart"/>
+            <w:r>
+              <w:t>cls</w:t>
+            </w:r>
+            <w:proofErr w:type="spellEnd"/>
+            <w:r>
+              <w:t>,</w:t>
             </w:r>
           </w:p>
           <w:p>
@@ -13329,7 +17063,7 @@
                           <pic:cNvPicPr/>
                         </pic:nvPicPr>
                         <pic:blipFill>
-                          <a:blip r:embed="rId59"/>
+                          <a:blip r:embed="rId67"/>
                           <a:stretch>
                             <a:fillRect/>
                           </a:stretch>
@@ -13503,7 +17237,47 @@
                 <w:sz w:val="24"/>
                 <w:szCs w:val="24"/>
               </w:rPr>
-              <w:t xml:space="preserve">proc ttest data=cls </w:t>
+              <w:t xml:space="preserve">proc </w:t>
+            </w:r>
+            <w:proofErr w:type="spellStart"/>
+            <w:r>
+              <w:rPr>
+                <w:rFonts w:ascii="Consolas" w:hAnsi="Consolas"/>
+                <w:color w:val="020202"/>
+                <w:sz w:val="24"/>
+                <w:szCs w:val="24"/>
+              </w:rPr>
+              <w:t>ttest</w:t>
+            </w:r>
+            <w:proofErr w:type="spellEnd"/>
+            <w:r>
+              <w:rPr>
+                <w:rFonts w:ascii="Consolas" w:hAnsi="Consolas"/>
+                <w:color w:val="020202"/>
+                <w:sz w:val="24"/>
+                <w:szCs w:val="24"/>
+              </w:rPr>
+              <w:t xml:space="preserve"> data=</w:t>
+            </w:r>
+            <w:proofErr w:type="spellStart"/>
+            <w:r>
+              <w:rPr>
+                <w:rFonts w:ascii="Consolas" w:hAnsi="Consolas"/>
+                <w:color w:val="020202"/>
+                <w:sz w:val="24"/>
+                <w:szCs w:val="24"/>
+              </w:rPr>
+              <w:t>cls</w:t>
+            </w:r>
+            <w:proofErr w:type="spellEnd"/>
+            <w:r>
+              <w:rPr>
+                <w:rFonts w:ascii="Consolas" w:hAnsi="Consolas"/>
+                <w:color w:val="020202"/>
+                <w:sz w:val="24"/>
+                <w:szCs w:val="24"/>
+              </w:rPr>
+              <w:t xml:space="preserve"> </w:t>
             </w:r>
           </w:p>
           <w:p>
@@ -13640,7 +17414,7 @@
                           <pic:cNvPicPr/>
                         </pic:nvPicPr>
                         <pic:blipFill>
-                          <a:blip r:embed="rId60"/>
+                          <a:blip r:embed="rId68"/>
                           <a:stretch>
                             <a:fillRect/>
                           </a:stretch>
@@ -13680,7 +17454,7 @@
                           <pic:cNvPicPr/>
                         </pic:nvPicPr>
                         <pic:blipFill>
-                          <a:blip r:embed="rId61"/>
+                          <a:blip r:embed="rId69"/>
                           <a:stretch>
                             <a:fillRect/>
                           </a:stretch>
@@ -13738,8 +17512,21 @@
             <w:tcW w:w="5665" w:type="dxa"/>
           </w:tcPr>
           <w:p>
-            <w:r>
-              <w:t>proc_ttest(cls,</w:t>
+            <w:proofErr w:type="spellStart"/>
+            <w:r>
+              <w:t>proc_ttest</w:t>
+            </w:r>
+            <w:proofErr w:type="spellEnd"/>
+            <w:r>
+              <w:t>(</w:t>
+            </w:r>
+            <w:proofErr w:type="spellStart"/>
+            <w:r>
+              <w:t>cls</w:t>
+            </w:r>
+            <w:proofErr w:type="spellEnd"/>
+            <w:r>
+              <w:t>,</w:t>
             </w:r>
           </w:p>
           <w:p>
@@ -13788,7 +17575,7 @@
                           <pic:cNvPicPr/>
                         </pic:nvPicPr>
                         <pic:blipFill>
-                          <a:blip r:embed="rId62"/>
+                          <a:blip r:embed="rId70"/>
                           <a:stretch>
                             <a:fillRect/>
                           </a:stretch>
@@ -13834,7 +17621,7 @@
                           <pic:cNvPicPr/>
                         </pic:nvPicPr>
                         <pic:blipFill>
-                          <a:blip r:embed="rId63"/>
+                          <a:blip r:embed="rId71"/>
                           <a:stretch>
                             <a:fillRect/>
                           </a:stretch>
@@ -14024,7 +17811,47 @@
                 <w:sz w:val="24"/>
                 <w:szCs w:val="24"/>
               </w:rPr>
-              <w:t>proc ttest data=cls alpha=0.1;</w:t>
+              <w:t xml:space="preserve">proc </w:t>
+            </w:r>
+            <w:proofErr w:type="spellStart"/>
+            <w:r>
+              <w:rPr>
+                <w:rFonts w:ascii="Consolas" w:hAnsi="Consolas"/>
+                <w:color w:val="020202"/>
+                <w:sz w:val="24"/>
+                <w:szCs w:val="24"/>
+              </w:rPr>
+              <w:t>ttest</w:t>
+            </w:r>
+            <w:proofErr w:type="spellEnd"/>
+            <w:r>
+              <w:rPr>
+                <w:rFonts w:ascii="Consolas" w:hAnsi="Consolas"/>
+                <w:color w:val="020202"/>
+                <w:sz w:val="24"/>
+                <w:szCs w:val="24"/>
+              </w:rPr>
+              <w:t xml:space="preserve"> data=</w:t>
+            </w:r>
+            <w:proofErr w:type="spellStart"/>
+            <w:r>
+              <w:rPr>
+                <w:rFonts w:ascii="Consolas" w:hAnsi="Consolas"/>
+                <w:color w:val="020202"/>
+                <w:sz w:val="24"/>
+                <w:szCs w:val="24"/>
+              </w:rPr>
+              <w:t>cls</w:t>
+            </w:r>
+            <w:proofErr w:type="spellEnd"/>
+            <w:r>
+              <w:rPr>
+                <w:rFonts w:ascii="Consolas" w:hAnsi="Consolas"/>
+                <w:color w:val="020202"/>
+                <w:sz w:val="24"/>
+                <w:szCs w:val="24"/>
+              </w:rPr>
+              <w:t xml:space="preserve"> alpha=0.1;</w:t>
             </w:r>
           </w:p>
           <w:p>
@@ -14106,7 +17933,7 @@
                           <pic:cNvPicPr/>
                         </pic:nvPicPr>
                         <pic:blipFill>
-                          <a:blip r:embed="rId64"/>
+                          <a:blip r:embed="rId72"/>
                           <a:stretch>
                             <a:fillRect/>
                           </a:stretch>
@@ -14152,7 +17979,7 @@
                           <pic:cNvPicPr/>
                         </pic:nvPicPr>
                         <pic:blipFill>
-                          <a:blip r:embed="rId65"/>
+                          <a:blip r:embed="rId73"/>
                           <a:stretch>
                             <a:fillRect/>
                           </a:stretch>
@@ -14209,8 +18036,21 @@
             <w:tcW w:w="5665" w:type="dxa"/>
           </w:tcPr>
           <w:p>
-            <w:r>
-              <w:t>proc_ttest(cls,</w:t>
+            <w:proofErr w:type="spellStart"/>
+            <w:r>
+              <w:t>proc_ttest</w:t>
+            </w:r>
+            <w:proofErr w:type="spellEnd"/>
+            <w:r>
+              <w:t>(</w:t>
+            </w:r>
+            <w:proofErr w:type="spellStart"/>
+            <w:r>
+              <w:t>cls</w:t>
+            </w:r>
+            <w:proofErr w:type="spellEnd"/>
+            <w:r>
+              <w:t>,</w:t>
             </w:r>
           </w:p>
           <w:p>
@@ -14265,7 +18105,7 @@
                           <pic:cNvPicPr/>
                         </pic:nvPicPr>
                         <pic:blipFill>
-                          <a:blip r:embed="rId66"/>
+                          <a:blip r:embed="rId74"/>
                           <a:stretch>
                             <a:fillRect/>
                           </a:stretch>
@@ -14311,7 +18151,7 @@
                           <pic:cNvPicPr/>
                         </pic:nvPicPr>
                         <pic:blipFill>
-                          <a:blip r:embed="rId67"/>
+                          <a:blip r:embed="rId75"/>
                           <a:stretch>
                             <a:fillRect/>
                           </a:stretch>
@@ -14482,7 +18322,47 @@
                 <w:sz w:val="24"/>
                 <w:szCs w:val="24"/>
               </w:rPr>
-              <w:t>proc ttest data=cls alpha=0.1;</w:t>
+              <w:t xml:space="preserve">proc </w:t>
+            </w:r>
+            <w:proofErr w:type="spellStart"/>
+            <w:r>
+              <w:rPr>
+                <w:rFonts w:ascii="Consolas" w:hAnsi="Consolas"/>
+                <w:color w:val="020202"/>
+                <w:sz w:val="24"/>
+                <w:szCs w:val="24"/>
+              </w:rPr>
+              <w:t>ttest</w:t>
+            </w:r>
+            <w:proofErr w:type="spellEnd"/>
+            <w:r>
+              <w:rPr>
+                <w:rFonts w:ascii="Consolas" w:hAnsi="Consolas"/>
+                <w:color w:val="020202"/>
+                <w:sz w:val="24"/>
+                <w:szCs w:val="24"/>
+              </w:rPr>
+              <w:t xml:space="preserve"> data=</w:t>
+            </w:r>
+            <w:proofErr w:type="spellStart"/>
+            <w:r>
+              <w:rPr>
+                <w:rFonts w:ascii="Consolas" w:hAnsi="Consolas"/>
+                <w:color w:val="020202"/>
+                <w:sz w:val="24"/>
+                <w:szCs w:val="24"/>
+              </w:rPr>
+              <w:t>cls</w:t>
+            </w:r>
+            <w:proofErr w:type="spellEnd"/>
+            <w:r>
+              <w:rPr>
+                <w:rFonts w:ascii="Consolas" w:hAnsi="Consolas"/>
+                <w:color w:val="020202"/>
+                <w:sz w:val="24"/>
+                <w:szCs w:val="24"/>
+              </w:rPr>
+              <w:t xml:space="preserve"> alpha=0.1;</w:t>
             </w:r>
           </w:p>
           <w:p>
@@ -14591,7 +18471,7 @@
                           <pic:cNvPicPr/>
                         </pic:nvPicPr>
                         <pic:blipFill>
-                          <a:blip r:embed="rId68"/>
+                          <a:blip r:embed="rId76"/>
                           <a:stretch>
                             <a:fillRect/>
                           </a:stretch>
@@ -14637,7 +18517,7 @@
                           <pic:cNvPicPr/>
                         </pic:nvPicPr>
                         <pic:blipFill>
-                          <a:blip r:embed="rId69"/>
+                          <a:blip r:embed="rId77"/>
                           <a:stretch>
                             <a:fillRect/>
                           </a:stretch>
@@ -14694,8 +18574,21 @@
             <w:tcW w:w="4405" w:type="dxa"/>
           </w:tcPr>
           <w:p>
-            <w:r>
-              <w:t>proc_ttest(cls,</w:t>
+            <w:proofErr w:type="spellStart"/>
+            <w:r>
+              <w:t>proc_ttest</w:t>
+            </w:r>
+            <w:proofErr w:type="spellEnd"/>
+            <w:r>
+              <w:t>(</w:t>
+            </w:r>
+            <w:proofErr w:type="spellStart"/>
+            <w:r>
+              <w:t>cls</w:t>
+            </w:r>
+            <w:proofErr w:type="spellEnd"/>
+            <w:r>
+              <w:t>,</w:t>
             </w:r>
           </w:p>
           <w:p>
@@ -14755,7 +18648,7 @@
                           <pic:cNvPicPr/>
                         </pic:nvPicPr>
                         <pic:blipFill>
-                          <a:blip r:embed="rId70"/>
+                          <a:blip r:embed="rId78"/>
                           <a:stretch>
                             <a:fillRect/>
                           </a:stretch>
@@ -14801,7 +18694,7 @@
                           <pic:cNvPicPr/>
                         </pic:nvPicPr>
                         <pic:blipFill>
-                          <a:blip r:embed="rId71"/>
+                          <a:blip r:embed="rId79"/>
                           <a:stretch>
                             <a:fillRect/>
                           </a:stretch>
@@ -14975,7 +18868,47 @@
                 <w:sz w:val="24"/>
                 <w:szCs w:val="24"/>
               </w:rPr>
-              <w:t>proc ttest data=cls alpha=0.1;</w:t>
+              <w:t xml:space="preserve">proc </w:t>
+            </w:r>
+            <w:proofErr w:type="spellStart"/>
+            <w:r>
+              <w:rPr>
+                <w:rFonts w:ascii="Consolas" w:hAnsi="Consolas"/>
+                <w:color w:val="020202"/>
+                <w:sz w:val="24"/>
+                <w:szCs w:val="24"/>
+              </w:rPr>
+              <w:t>ttest</w:t>
+            </w:r>
+            <w:proofErr w:type="spellEnd"/>
+            <w:r>
+              <w:rPr>
+                <w:rFonts w:ascii="Consolas" w:hAnsi="Consolas"/>
+                <w:color w:val="020202"/>
+                <w:sz w:val="24"/>
+                <w:szCs w:val="24"/>
+              </w:rPr>
+              <w:t xml:space="preserve"> data=</w:t>
+            </w:r>
+            <w:proofErr w:type="spellStart"/>
+            <w:r>
+              <w:rPr>
+                <w:rFonts w:ascii="Consolas" w:hAnsi="Consolas"/>
+                <w:color w:val="020202"/>
+                <w:sz w:val="24"/>
+                <w:szCs w:val="24"/>
+              </w:rPr>
+              <w:t>cls</w:t>
+            </w:r>
+            <w:proofErr w:type="spellEnd"/>
+            <w:r>
+              <w:rPr>
+                <w:rFonts w:ascii="Consolas" w:hAnsi="Consolas"/>
+                <w:color w:val="020202"/>
+                <w:sz w:val="24"/>
+                <w:szCs w:val="24"/>
+              </w:rPr>
+              <w:t xml:space="preserve"> alpha=0.1;</w:t>
             </w:r>
           </w:p>
           <w:p>
@@ -15102,7 +19035,7 @@
                           <pic:cNvPicPr/>
                         </pic:nvPicPr>
                         <pic:blipFill>
-                          <a:blip r:embed="rId72"/>
+                          <a:blip r:embed="rId80"/>
                           <a:stretch>
                             <a:fillRect/>
                           </a:stretch>
@@ -15148,7 +19081,7 @@
                           <pic:cNvPicPr/>
                         </pic:nvPicPr>
                         <pic:blipFill>
-                          <a:blip r:embed="rId73"/>
+                          <a:blip r:embed="rId81"/>
                           <a:stretch>
                             <a:fillRect/>
                           </a:stretch>
@@ -15205,8 +19138,21 @@
             <w:tcW w:w="4405" w:type="dxa"/>
           </w:tcPr>
           <w:p>
-            <w:r>
-              <w:t>proc_ttest(cls,</w:t>
+            <w:proofErr w:type="spellStart"/>
+            <w:r>
+              <w:t>proc_ttest</w:t>
+            </w:r>
+            <w:proofErr w:type="spellEnd"/>
+            <w:r>
+              <w:t>(</w:t>
+            </w:r>
+            <w:proofErr w:type="spellStart"/>
+            <w:r>
+              <w:t>cls</w:t>
+            </w:r>
+            <w:proofErr w:type="spellEnd"/>
+            <w:r>
+              <w:t>,</w:t>
             </w:r>
           </w:p>
           <w:p>
@@ -15266,7 +19212,7 @@
                           <pic:cNvPicPr/>
                         </pic:nvPicPr>
                         <pic:blipFill>
-                          <a:blip r:embed="rId74"/>
+                          <a:blip r:embed="rId82"/>
                           <a:stretch>
                             <a:fillRect/>
                           </a:stretch>
@@ -15312,7 +19258,7 @@
                           <pic:cNvPicPr/>
                         </pic:nvPicPr>
                         <pic:blipFill>
-                          <a:blip r:embed="rId75"/>
+                          <a:blip r:embed="rId83"/>
                           <a:stretch>
                             <a:fillRect/>
                           </a:stretch>
@@ -15478,7 +19424,47 @@
                 <w:sz w:val="24"/>
                 <w:szCs w:val="24"/>
               </w:rPr>
-              <w:t>proc ttest data=cls alpha=0.1;</w:t>
+              <w:t xml:space="preserve">proc </w:t>
+            </w:r>
+            <w:proofErr w:type="spellStart"/>
+            <w:r>
+              <w:rPr>
+                <w:rFonts w:ascii="Consolas" w:hAnsi="Consolas"/>
+                <w:color w:val="020202"/>
+                <w:sz w:val="24"/>
+                <w:szCs w:val="24"/>
+              </w:rPr>
+              <w:t>ttest</w:t>
+            </w:r>
+            <w:proofErr w:type="spellEnd"/>
+            <w:r>
+              <w:rPr>
+                <w:rFonts w:ascii="Consolas" w:hAnsi="Consolas"/>
+                <w:color w:val="020202"/>
+                <w:sz w:val="24"/>
+                <w:szCs w:val="24"/>
+              </w:rPr>
+              <w:t xml:space="preserve"> data=</w:t>
+            </w:r>
+            <w:proofErr w:type="spellStart"/>
+            <w:r>
+              <w:rPr>
+                <w:rFonts w:ascii="Consolas" w:hAnsi="Consolas"/>
+                <w:color w:val="020202"/>
+                <w:sz w:val="24"/>
+                <w:szCs w:val="24"/>
+              </w:rPr>
+              <w:t>cls</w:t>
+            </w:r>
+            <w:proofErr w:type="spellEnd"/>
+            <w:r>
+              <w:rPr>
+                <w:rFonts w:ascii="Consolas" w:hAnsi="Consolas"/>
+                <w:color w:val="020202"/>
+                <w:sz w:val="24"/>
+                <w:szCs w:val="24"/>
+              </w:rPr>
+              <w:t xml:space="preserve"> alpha=0.1;</w:t>
             </w:r>
           </w:p>
           <w:p>
@@ -15605,7 +19591,7 @@
                           <pic:cNvPicPr/>
                         </pic:nvPicPr>
                         <pic:blipFill>
-                          <a:blip r:embed="rId76"/>
+                          <a:blip r:embed="rId84"/>
                           <a:stretch>
                             <a:fillRect/>
                           </a:stretch>
@@ -15651,7 +19637,7 @@
                           <pic:cNvPicPr/>
                         </pic:nvPicPr>
                         <pic:blipFill>
-                          <a:blip r:embed="rId77"/>
+                          <a:blip r:embed="rId85"/>
                           <a:stretch>
                             <a:fillRect/>
                           </a:stretch>
@@ -15708,8 +19694,21 @@
             <w:tcW w:w="4405" w:type="dxa"/>
           </w:tcPr>
           <w:p>
-            <w:r>
-              <w:t>proc_ttest(cls,</w:t>
+            <w:proofErr w:type="spellStart"/>
+            <w:r>
+              <w:t>proc_ttest</w:t>
+            </w:r>
+            <w:proofErr w:type="spellEnd"/>
+            <w:r>
+              <w:t>(</w:t>
+            </w:r>
+            <w:proofErr w:type="spellStart"/>
+            <w:r>
+              <w:t>cls</w:t>
+            </w:r>
+            <w:proofErr w:type="spellEnd"/>
+            <w:r>
+              <w:t>,</w:t>
             </w:r>
           </w:p>
           <w:p>
@@ -15769,7 +19768,7 @@
                           <pic:cNvPicPr/>
                         </pic:nvPicPr>
                         <pic:blipFill>
-                          <a:blip r:embed="rId78"/>
+                          <a:blip r:embed="rId86"/>
                           <a:stretch>
                             <a:fillRect/>
                           </a:stretch>
@@ -15815,7 +19814,7 @@
                           <pic:cNvPicPr/>
                         </pic:nvPicPr>
                         <pic:blipFill>
-                          <a:blip r:embed="rId79"/>
+                          <a:blip r:embed="rId87"/>
                           <a:stretch>
                             <a:fillRect/>
                           </a:stretch>
@@ -15984,7 +19983,47 @@
                 <w:sz w:val="24"/>
                 <w:szCs w:val="24"/>
               </w:rPr>
-              <w:t>proc ttest data=cls alpha=0.1;</w:t>
+              <w:t xml:space="preserve">proc </w:t>
+            </w:r>
+            <w:proofErr w:type="spellStart"/>
+            <w:r>
+              <w:rPr>
+                <w:rFonts w:ascii="Consolas" w:hAnsi="Consolas"/>
+                <w:color w:val="020202"/>
+                <w:sz w:val="24"/>
+                <w:szCs w:val="24"/>
+              </w:rPr>
+              <w:t>ttest</w:t>
+            </w:r>
+            <w:proofErr w:type="spellEnd"/>
+            <w:r>
+              <w:rPr>
+                <w:rFonts w:ascii="Consolas" w:hAnsi="Consolas"/>
+                <w:color w:val="020202"/>
+                <w:sz w:val="24"/>
+                <w:szCs w:val="24"/>
+              </w:rPr>
+              <w:t xml:space="preserve"> data=</w:t>
+            </w:r>
+            <w:proofErr w:type="spellStart"/>
+            <w:r>
+              <w:rPr>
+                <w:rFonts w:ascii="Consolas" w:hAnsi="Consolas"/>
+                <w:color w:val="020202"/>
+                <w:sz w:val="24"/>
+                <w:szCs w:val="24"/>
+              </w:rPr>
+              <w:t>cls</w:t>
+            </w:r>
+            <w:proofErr w:type="spellEnd"/>
+            <w:r>
+              <w:rPr>
+                <w:rFonts w:ascii="Consolas" w:hAnsi="Consolas"/>
+                <w:color w:val="020202"/>
+                <w:sz w:val="24"/>
+                <w:szCs w:val="24"/>
+              </w:rPr>
+              <w:t xml:space="preserve"> alpha=0.1;</w:t>
             </w:r>
           </w:p>
           <w:p>
@@ -16129,7 +20168,7 @@
                           <pic:cNvPicPr/>
                         </pic:nvPicPr>
                         <pic:blipFill>
-                          <a:blip r:embed="rId80"/>
+                          <a:blip r:embed="rId88"/>
                           <a:stretch>
                             <a:fillRect/>
                           </a:stretch>
@@ -16169,7 +20208,7 @@
                           <pic:cNvPicPr/>
                         </pic:nvPicPr>
                         <pic:blipFill>
-                          <a:blip r:embed="rId81"/>
+                          <a:blip r:embed="rId89"/>
                           <a:stretch>
                             <a:fillRect/>
                           </a:stretch>
@@ -16209,7 +20248,7 @@
                           <pic:cNvPicPr/>
                         </pic:nvPicPr>
                         <pic:blipFill>
-                          <a:blip r:embed="rId82"/>
+                          <a:blip r:embed="rId90"/>
                           <a:stretch>
                             <a:fillRect/>
                           </a:stretch>
@@ -16266,8 +20305,21 @@
             <w:tcW w:w="2875" w:type="dxa"/>
           </w:tcPr>
           <w:p>
-            <w:r>
-              <w:t>proc_ttest(cls,</w:t>
+            <w:proofErr w:type="spellStart"/>
+            <w:r>
+              <w:t>proc_ttest</w:t>
+            </w:r>
+            <w:proofErr w:type="spellEnd"/>
+            <w:r>
+              <w:t>(</w:t>
+            </w:r>
+            <w:proofErr w:type="spellStart"/>
+            <w:r>
+              <w:t>cls</w:t>
+            </w:r>
+            <w:proofErr w:type="spellEnd"/>
+            <w:r>
+              <w:t>,</w:t>
             </w:r>
           </w:p>
           <w:p>
@@ -16330,7 +20382,7 @@
                           <pic:cNvPicPr/>
                         </pic:nvPicPr>
                         <pic:blipFill>
-                          <a:blip r:embed="rId83"/>
+                          <a:blip r:embed="rId91"/>
                           <a:stretch>
                             <a:fillRect/>
                           </a:stretch>
@@ -16370,7 +20422,7 @@
                           <pic:cNvPicPr/>
                         </pic:nvPicPr>
                         <pic:blipFill>
-                          <a:blip r:embed="rId84"/>
+                          <a:blip r:embed="rId92"/>
                           <a:stretch>
                             <a:fillRect/>
                           </a:stretch>
@@ -16410,7 +20462,7 @@
                           <pic:cNvPicPr/>
                         </pic:nvPicPr>
                         <pic:blipFill>
-                          <a:blip r:embed="rId85"/>
+                          <a:blip r:embed="rId93"/>
                           <a:stretch>
                             <a:fillRect/>
                           </a:stretch>
@@ -16587,7 +20639,47 @@
                 <w:sz w:val="24"/>
                 <w:szCs w:val="24"/>
               </w:rPr>
-              <w:t>proc ttest data=cls alpha=0.1;</w:t>
+              <w:t xml:space="preserve">proc </w:t>
+            </w:r>
+            <w:proofErr w:type="spellStart"/>
+            <w:r>
+              <w:rPr>
+                <w:rFonts w:ascii="Consolas" w:hAnsi="Consolas"/>
+                <w:color w:val="020202"/>
+                <w:sz w:val="24"/>
+                <w:szCs w:val="24"/>
+              </w:rPr>
+              <w:t>ttest</w:t>
+            </w:r>
+            <w:proofErr w:type="spellEnd"/>
+            <w:r>
+              <w:rPr>
+                <w:rFonts w:ascii="Consolas" w:hAnsi="Consolas"/>
+                <w:color w:val="020202"/>
+                <w:sz w:val="24"/>
+                <w:szCs w:val="24"/>
+              </w:rPr>
+              <w:t xml:space="preserve"> data=</w:t>
+            </w:r>
+            <w:proofErr w:type="spellStart"/>
+            <w:r>
+              <w:rPr>
+                <w:rFonts w:ascii="Consolas" w:hAnsi="Consolas"/>
+                <w:color w:val="020202"/>
+                <w:sz w:val="24"/>
+                <w:szCs w:val="24"/>
+              </w:rPr>
+              <w:t>cls</w:t>
+            </w:r>
+            <w:proofErr w:type="spellEnd"/>
+            <w:r>
+              <w:rPr>
+                <w:rFonts w:ascii="Consolas" w:hAnsi="Consolas"/>
+                <w:color w:val="020202"/>
+                <w:sz w:val="24"/>
+                <w:szCs w:val="24"/>
+              </w:rPr>
+              <w:t xml:space="preserve"> alpha=0.1;</w:t>
             </w:r>
           </w:p>
           <w:p>
@@ -16732,7 +20824,7 @@
                           <pic:cNvPicPr/>
                         </pic:nvPicPr>
                         <pic:blipFill>
-                          <a:blip r:embed="rId86"/>
+                          <a:blip r:embed="rId94"/>
                           <a:stretch>
                             <a:fillRect/>
                           </a:stretch>
@@ -16778,7 +20870,7 @@
                           <pic:cNvPicPr/>
                         </pic:nvPicPr>
                         <pic:blipFill>
-                          <a:blip r:embed="rId87"/>
+                          <a:blip r:embed="rId95"/>
                           <a:stretch>
                             <a:fillRect/>
                           </a:stretch>
@@ -16824,7 +20916,7 @@
                           <pic:cNvPicPr/>
                         </pic:nvPicPr>
                         <pic:blipFill>
-                          <a:blip r:embed="rId88"/>
+                          <a:blip r:embed="rId96"/>
                           <a:stretch>
                             <a:fillRect/>
                           </a:stretch>
@@ -16881,8 +20973,21 @@
             <w:tcW w:w="2875" w:type="dxa"/>
           </w:tcPr>
           <w:p>
-            <w:r>
-              <w:t>proc_ttest(cls,</w:t>
+            <w:proofErr w:type="spellStart"/>
+            <w:r>
+              <w:t>proc_ttest</w:t>
+            </w:r>
+            <w:proofErr w:type="spellEnd"/>
+            <w:r>
+              <w:t>(</w:t>
+            </w:r>
+            <w:proofErr w:type="spellStart"/>
+            <w:r>
+              <w:t>cls</w:t>
+            </w:r>
+            <w:proofErr w:type="spellEnd"/>
+            <w:r>
+              <w:t>,</w:t>
             </w:r>
           </w:p>
           <w:p>
@@ -16942,7 +21047,7 @@
                           <pic:cNvPicPr/>
                         </pic:nvPicPr>
                         <pic:blipFill>
-                          <a:blip r:embed="rId89"/>
+                          <a:blip r:embed="rId97"/>
                           <a:stretch>
                             <a:fillRect/>
                           </a:stretch>
@@ -16988,7 +21093,7 @@
                           <pic:cNvPicPr/>
                         </pic:nvPicPr>
                         <pic:blipFill>
-                          <a:blip r:embed="rId90"/>
+                          <a:blip r:embed="rId98"/>
                           <a:stretch>
                             <a:fillRect/>
                           </a:stretch>
@@ -17034,7 +21139,7 @@
                           <pic:cNvPicPr/>
                         </pic:nvPicPr>
                         <pic:blipFill>
-                          <a:blip r:embed="rId91"/>
+                          <a:blip r:embed="rId99"/>
                           <a:stretch>
                             <a:fillRect/>
                           </a:stretch>
@@ -17205,6 +21310,7 @@
                 <w:szCs w:val="24"/>
               </w:rPr>
             </w:pPr>
+            <w:proofErr w:type="spellStart"/>
             <w:r>
               <w:rPr>
                 <w:rFonts w:ascii="Consolas" w:hAnsi="Consolas"/>
@@ -17212,7 +21318,17 @@
                 <w:sz w:val="24"/>
                 <w:szCs w:val="24"/>
               </w:rPr>
-              <w:t>datalines;</w:t>
+              <w:t>datalines</w:t>
+            </w:r>
+            <w:proofErr w:type="spellEnd"/>
+            <w:r>
+              <w:rPr>
+                <w:rFonts w:ascii="Consolas" w:hAnsi="Consolas"/>
+                <w:color w:val="020202"/>
+                <w:sz w:val="24"/>
+                <w:szCs w:val="24"/>
+              </w:rPr>
+              <w:t>;</w:t>
             </w:r>
           </w:p>
           <w:p>
@@ -17579,23 +21695,48 @@
                 <w:sz w:val="20"/>
                 <w:szCs w:val="20"/>
               </w:rPr>
-              <w:t>fitness &lt;- read.table(header = TRUE, text = '</w:t>
-            </w:r>
-          </w:p>
-          <w:p>
-            <w:pPr>
+              <w:t xml:space="preserve">fitness &lt;- </w:t>
+            </w:r>
+            <w:proofErr w:type="spellStart"/>
+            <w:r>
               <w:rPr>
                 <w:sz w:val="20"/>
                 <w:szCs w:val="20"/>
               </w:rPr>
-            </w:pPr>
+              <w:t>read.table</w:t>
+            </w:r>
+            <w:proofErr w:type="spellEnd"/>
             <w:r>
               <w:rPr>
                 <w:sz w:val="20"/>
                 <w:szCs w:val="20"/>
               </w:rPr>
-              <w:t>Age Weight Oxygen RunTime</w:t>
-            </w:r>
+              <w:t>(header = TRUE, text = '</w:t>
+            </w:r>
+          </w:p>
+          <w:p>
+            <w:pPr>
+              <w:rPr>
+                <w:sz w:val="20"/>
+                <w:szCs w:val="20"/>
+              </w:rPr>
+            </w:pPr>
+            <w:r>
+              <w:rPr>
+                <w:sz w:val="20"/>
+                <w:szCs w:val="20"/>
+              </w:rPr>
+              <w:t xml:space="preserve">Age Weight Oxygen </w:t>
+            </w:r>
+            <w:proofErr w:type="spellStart"/>
+            <w:r>
+              <w:rPr>
+                <w:sz w:val="20"/>
+                <w:szCs w:val="20"/>
+              </w:rPr>
+              <w:t>RunTime</w:t>
+            </w:r>
+            <w:proofErr w:type="spellEnd"/>
           </w:p>
           <w:p>
             <w:pPr>
@@ -18180,7 +22321,31 @@
                 <w:szCs w:val="24"/>
                 <w14:ligatures w14:val="none"/>
               </w:rPr>
-              <w:t>model Oxygen = RunTime;</w:t>
+              <w:t xml:space="preserve">model Oxygen = </w:t>
+            </w:r>
+            <w:proofErr w:type="spellStart"/>
+            <w:r>
+              <w:rPr>
+                <w:rFonts w:ascii="Consolas" w:eastAsia="Times New Roman" w:hAnsi="Consolas" w:cs="Courier New"/>
+                <w:color w:val="020202"/>
+                <w:kern w:val="0"/>
+                <w:sz w:val="24"/>
+                <w:szCs w:val="24"/>
+                <w14:ligatures w14:val="none"/>
+              </w:rPr>
+              <w:t>RunTime</w:t>
+            </w:r>
+            <w:proofErr w:type="spellEnd"/>
+            <w:r>
+              <w:rPr>
+                <w:rFonts w:ascii="Consolas" w:eastAsia="Times New Roman" w:hAnsi="Consolas" w:cs="Courier New"/>
+                <w:color w:val="020202"/>
+                <w:kern w:val="0"/>
+                <w:sz w:val="24"/>
+                <w:szCs w:val="24"/>
+                <w14:ligatures w14:val="none"/>
+              </w:rPr>
+              <w:t>;</w:t>
             </w:r>
           </w:p>
           <w:p>
@@ -18222,7 +22387,7 @@
                           <pic:cNvPicPr/>
                         </pic:nvPicPr>
                         <pic:blipFill>
-                          <a:blip r:embed="rId92"/>
+                          <a:blip r:embed="rId100"/>
                           <a:stretch>
                             <a:fillRect/>
                           </a:stretch>
@@ -18279,13 +22444,26 @@
             <w:tcW w:w="6726" w:type="dxa"/>
           </w:tcPr>
           <w:p>
-            <w:r>
-              <w:t xml:space="preserve">proc_reg(fitness, </w:t>
-            </w:r>
-          </w:p>
-          <w:p>
-            <w:r>
-              <w:t xml:space="preserve">         model = Oxygen ~ RunTime)</w:t>
+            <w:proofErr w:type="spellStart"/>
+            <w:r>
+              <w:t>proc_reg</w:t>
+            </w:r>
+            <w:proofErr w:type="spellEnd"/>
+            <w:r>
+              <w:t xml:space="preserve">(fitness, </w:t>
+            </w:r>
+          </w:p>
+          <w:p>
+            <w:r>
+              <w:t xml:space="preserve">         model = Oxygen ~ </w:t>
+            </w:r>
+            <w:proofErr w:type="spellStart"/>
+            <w:r>
+              <w:t>RunTime</w:t>
+            </w:r>
+            <w:proofErr w:type="spellEnd"/>
+            <w:r>
+              <w:t>)</w:t>
             </w:r>
           </w:p>
         </w:tc>
@@ -18314,7 +22492,7 @@
                           <pic:cNvPicPr/>
                         </pic:nvPicPr>
                         <pic:blipFill>
-                          <a:blip r:embed="rId93"/>
+                          <a:blip r:embed="rId101"/>
                           <a:stretch>
                             <a:fillRect/>
                           </a:stretch>
@@ -18510,8 +22688,9 @@
                 <w:szCs w:val="24"/>
                 <w14:ligatures w14:val="none"/>
               </w:rPr>
-              <w:t>model Oxygen = RunTime</w:t>
-            </w:r>
+              <w:t xml:space="preserve">model Oxygen = </w:t>
+            </w:r>
+            <w:proofErr w:type="spellStart"/>
             <w:r>
               <w:rPr>
                 <w:rFonts w:ascii="Consolas" w:eastAsia="Times New Roman" w:hAnsi="Consolas" w:cs="Courier New"/>
@@ -18521,8 +22700,33 @@
                 <w:szCs w:val="24"/>
                 <w14:ligatures w14:val="none"/>
               </w:rPr>
-              <w:t xml:space="preserve"> / clb</w:t>
-            </w:r>
+              <w:t>RunTime</w:t>
+            </w:r>
+            <w:proofErr w:type="spellEnd"/>
+            <w:r>
+              <w:rPr>
+                <w:rFonts w:ascii="Consolas" w:eastAsia="Times New Roman" w:hAnsi="Consolas" w:cs="Courier New"/>
+                <w:color w:val="020202"/>
+                <w:kern w:val="0"/>
+                <w:sz w:val="24"/>
+                <w:szCs w:val="24"/>
+                <w14:ligatures w14:val="none"/>
+              </w:rPr>
+              <w:t xml:space="preserve"> / </w:t>
+            </w:r>
+            <w:proofErr w:type="spellStart"/>
+            <w:r>
+              <w:rPr>
+                <w:rFonts w:ascii="Consolas" w:eastAsia="Times New Roman" w:hAnsi="Consolas" w:cs="Courier New"/>
+                <w:color w:val="020202"/>
+                <w:kern w:val="0"/>
+                <w:sz w:val="24"/>
+                <w:szCs w:val="24"/>
+                <w14:ligatures w14:val="none"/>
+              </w:rPr>
+              <w:t>clb</w:t>
+            </w:r>
+            <w:proofErr w:type="spellEnd"/>
             <w:r>
               <w:rPr>
                 <w:rFonts w:ascii="Consolas" w:eastAsia="Times New Roman" w:hAnsi="Consolas" w:cs="Courier New"/>
@@ -18574,7 +22778,7 @@
                           <pic:cNvPicPr/>
                         </pic:nvPicPr>
                         <pic:blipFill>
-                          <a:blip r:embed="rId94"/>
+                          <a:blip r:embed="rId102"/>
                           <a:stretch>
                             <a:fillRect/>
                           </a:stretch>
@@ -18631,18 +22835,39 @@
             <w:tcW w:w="6726" w:type="dxa"/>
           </w:tcPr>
           <w:p>
-            <w:r>
-              <w:t xml:space="preserve">proc_reg(fitness, </w:t>
-            </w:r>
-          </w:p>
-          <w:p>
-            <w:r>
-              <w:t xml:space="preserve">         model = Oxygen ~ RunTime,</w:t>
-            </w:r>
-          </w:p>
-          <w:p>
-            <w:r>
-              <w:t xml:space="preserve">         stats = clb)</w:t>
+            <w:proofErr w:type="spellStart"/>
+            <w:r>
+              <w:t>proc_reg</w:t>
+            </w:r>
+            <w:proofErr w:type="spellEnd"/>
+            <w:r>
+              <w:t xml:space="preserve">(fitness, </w:t>
+            </w:r>
+          </w:p>
+          <w:p>
+            <w:r>
+              <w:t xml:space="preserve">         model = Oxygen ~ </w:t>
+            </w:r>
+            <w:proofErr w:type="spellStart"/>
+            <w:r>
+              <w:t>RunTime</w:t>
+            </w:r>
+            <w:proofErr w:type="spellEnd"/>
+            <w:r>
+              <w:t>,</w:t>
+            </w:r>
+          </w:p>
+          <w:p>
+            <w:r>
+              <w:t xml:space="preserve">         stats = </w:t>
+            </w:r>
+            <w:proofErr w:type="spellStart"/>
+            <w:r>
+              <w:t>clb</w:t>
+            </w:r>
+            <w:proofErr w:type="spellEnd"/>
+            <w:r>
+              <w:t>)</w:t>
             </w:r>
           </w:p>
         </w:tc>
@@ -18671,7 +22896,7 @@
                           <pic:cNvPicPr/>
                         </pic:nvPicPr>
                         <pic:blipFill>
-                          <a:blip r:embed="rId95"/>
+                          <a:blip r:embed="rId103"/>
                           <a:stretch>
                             <a:fillRect/>
                           </a:stretch>
@@ -18746,7 +22971,15 @@
               <w:t>Perform basic Reg on single variable</w:t>
             </w:r>
             <w:r>
-              <w:t xml:space="preserve"> with clb option.</w:t>
+              <w:t xml:space="preserve"> with </w:t>
+            </w:r>
+            <w:proofErr w:type="spellStart"/>
+            <w:r>
+              <w:t>clb</w:t>
+            </w:r>
+            <w:proofErr w:type="spellEnd"/>
+            <w:r>
+              <w:t xml:space="preserve"> option.</w:t>
             </w:r>
           </w:p>
         </w:tc>
@@ -18877,8 +23110,9 @@
                 <w:szCs w:val="24"/>
                 <w14:ligatures w14:val="none"/>
               </w:rPr>
-              <w:t>model Oxygen = RunTime / hc</w:t>
-            </w:r>
+              <w:t xml:space="preserve">model Oxygen = </w:t>
+            </w:r>
+            <w:proofErr w:type="spellStart"/>
             <w:r>
               <w:rPr>
                 <w:rFonts w:ascii="Consolas" w:eastAsia="Times New Roman" w:hAnsi="Consolas" w:cs="Courier New"/>
@@ -18888,8 +23122,44 @@
                 <w:szCs w:val="24"/>
                 <w14:ligatures w14:val="none"/>
               </w:rPr>
+              <w:t>RunTime</w:t>
+            </w:r>
+            <w:proofErr w:type="spellEnd"/>
+            <w:r>
+              <w:rPr>
+                <w:rFonts w:ascii="Consolas" w:eastAsia="Times New Roman" w:hAnsi="Consolas" w:cs="Courier New"/>
+                <w:color w:val="020202"/>
+                <w:kern w:val="0"/>
+                <w:sz w:val="24"/>
+                <w:szCs w:val="24"/>
+                <w14:ligatures w14:val="none"/>
+              </w:rPr>
+              <w:t xml:space="preserve"> / </w:t>
+            </w:r>
+            <w:proofErr w:type="spellStart"/>
+            <w:r>
+              <w:rPr>
+                <w:rFonts w:ascii="Consolas" w:eastAsia="Times New Roman" w:hAnsi="Consolas" w:cs="Courier New"/>
+                <w:color w:val="020202"/>
+                <w:kern w:val="0"/>
+                <w:sz w:val="24"/>
+                <w:szCs w:val="24"/>
+                <w14:ligatures w14:val="none"/>
+              </w:rPr>
+              <w:t>hc</w:t>
+            </w:r>
+            <w:r>
+              <w:rPr>
+                <w:rFonts w:ascii="Consolas" w:eastAsia="Times New Roman" w:hAnsi="Consolas" w:cs="Courier New"/>
+                <w:color w:val="020202"/>
+                <w:kern w:val="0"/>
+                <w:sz w:val="24"/>
+                <w:szCs w:val="24"/>
+                <w14:ligatures w14:val="none"/>
+              </w:rPr>
               <w:t>c</w:t>
             </w:r>
+            <w:proofErr w:type="spellEnd"/>
             <w:r>
               <w:rPr>
                 <w:rFonts w:ascii="Consolas" w:eastAsia="Times New Roman" w:hAnsi="Consolas" w:cs="Courier New"/>
@@ -18941,7 +23211,7 @@
                           <pic:cNvPicPr/>
                         </pic:nvPicPr>
                         <pic:blipFill>
-                          <a:blip r:embed="rId96"/>
+                          <a:blip r:embed="rId104"/>
                           <a:stretch>
                             <a:fillRect/>
                           </a:stretch>
@@ -18998,13 +23268,26 @@
             <w:tcW w:w="6726" w:type="dxa"/>
           </w:tcPr>
           <w:p>
-            <w:r>
-              <w:t xml:space="preserve">proc_reg(fitness, </w:t>
-            </w:r>
-          </w:p>
-          <w:p>
-            <w:r>
-              <w:t xml:space="preserve">         model = Oxygen ~ RunTime)</w:t>
+            <w:proofErr w:type="spellStart"/>
+            <w:r>
+              <w:t>proc_reg</w:t>
+            </w:r>
+            <w:proofErr w:type="spellEnd"/>
+            <w:r>
+              <w:t xml:space="preserve">(fitness, </w:t>
+            </w:r>
+          </w:p>
+          <w:p>
+            <w:r>
+              <w:t xml:space="preserve">         model = Oxygen ~ </w:t>
+            </w:r>
+            <w:proofErr w:type="spellStart"/>
+            <w:r>
+              <w:t>RunTime</w:t>
+            </w:r>
+            <w:proofErr w:type="spellEnd"/>
+            <w:r>
+              <w:t>)</w:t>
             </w:r>
           </w:p>
         </w:tc>
@@ -19033,7 +23316,7 @@
                           <pic:cNvPicPr/>
                         </pic:nvPicPr>
                         <pic:blipFill>
-                          <a:blip r:embed="rId97"/>
+                          <a:blip r:embed="rId105"/>
                           <a:stretch>
                             <a:fillRect/>
                           </a:stretch>
@@ -19108,7 +23391,15 @@
               <w:t>Perform basic Reg on single variable</w:t>
             </w:r>
             <w:r>
-              <w:t xml:space="preserve"> with hcc option.</w:t>
+              <w:t xml:space="preserve"> with </w:t>
+            </w:r>
+            <w:proofErr w:type="spellStart"/>
+            <w:r>
+              <w:t>hcc</w:t>
+            </w:r>
+            <w:proofErr w:type="spellEnd"/>
+            <w:r>
+              <w:t xml:space="preserve"> option.</w:t>
             </w:r>
           </w:p>
         </w:tc>
@@ -19249,7 +23540,79 @@
                 <w:szCs w:val="24"/>
                 <w14:ligatures w14:val="none"/>
               </w:rPr>
-              <w:t>model Oxygen = RunTime / hcc hccmethod=3;</w:t>
+              <w:t xml:space="preserve">model Oxygen = </w:t>
+            </w:r>
+            <w:proofErr w:type="spellStart"/>
+            <w:r>
+              <w:rPr>
+                <w:rFonts w:ascii="Consolas" w:eastAsia="Times New Roman" w:hAnsi="Consolas" w:cs="Courier New"/>
+                <w:color w:val="020202"/>
+                <w:kern w:val="0"/>
+                <w:sz w:val="24"/>
+                <w:szCs w:val="24"/>
+                <w14:ligatures w14:val="none"/>
+              </w:rPr>
+              <w:t>RunTime</w:t>
+            </w:r>
+            <w:proofErr w:type="spellEnd"/>
+            <w:r>
+              <w:rPr>
+                <w:rFonts w:ascii="Consolas" w:eastAsia="Times New Roman" w:hAnsi="Consolas" w:cs="Courier New"/>
+                <w:color w:val="020202"/>
+                <w:kern w:val="0"/>
+                <w:sz w:val="24"/>
+                <w:szCs w:val="24"/>
+                <w14:ligatures w14:val="none"/>
+              </w:rPr>
+              <w:t xml:space="preserve"> / </w:t>
+            </w:r>
+            <w:proofErr w:type="spellStart"/>
+            <w:r>
+              <w:rPr>
+                <w:rFonts w:ascii="Consolas" w:eastAsia="Times New Roman" w:hAnsi="Consolas" w:cs="Courier New"/>
+                <w:color w:val="020202"/>
+                <w:kern w:val="0"/>
+                <w:sz w:val="24"/>
+                <w:szCs w:val="24"/>
+                <w14:ligatures w14:val="none"/>
+              </w:rPr>
+              <w:t>hcc</w:t>
+            </w:r>
+            <w:proofErr w:type="spellEnd"/>
+            <w:r>
+              <w:rPr>
+                <w:rFonts w:ascii="Consolas" w:eastAsia="Times New Roman" w:hAnsi="Consolas" w:cs="Courier New"/>
+                <w:color w:val="020202"/>
+                <w:kern w:val="0"/>
+                <w:sz w:val="24"/>
+                <w:szCs w:val="24"/>
+                <w14:ligatures w14:val="none"/>
+              </w:rPr>
+              <w:t xml:space="preserve"> </w:t>
+            </w:r>
+            <w:proofErr w:type="spellStart"/>
+            <w:r>
+              <w:rPr>
+                <w:rFonts w:ascii="Consolas" w:eastAsia="Times New Roman" w:hAnsi="Consolas" w:cs="Courier New"/>
+                <w:color w:val="020202"/>
+                <w:kern w:val="0"/>
+                <w:sz w:val="24"/>
+                <w:szCs w:val="24"/>
+                <w14:ligatures w14:val="none"/>
+              </w:rPr>
+              <w:t>hccmethod</w:t>
+            </w:r>
+            <w:proofErr w:type="spellEnd"/>
+            <w:r>
+              <w:rPr>
+                <w:rFonts w:ascii="Consolas" w:eastAsia="Times New Roman" w:hAnsi="Consolas" w:cs="Courier New"/>
+                <w:color w:val="020202"/>
+                <w:kern w:val="0"/>
+                <w:sz w:val="24"/>
+                <w:szCs w:val="24"/>
+                <w14:ligatures w14:val="none"/>
+              </w:rPr>
+              <w:t>=3;</w:t>
             </w:r>
           </w:p>
           <w:p>
@@ -19291,7 +23654,7 @@
                           <pic:cNvPicPr/>
                         </pic:nvPicPr>
                         <pic:blipFill>
-                          <a:blip r:embed="rId98"/>
+                          <a:blip r:embed="rId106"/>
                           <a:stretch>
                             <a:fillRect/>
                           </a:stretch>
@@ -19348,13 +23711,26 @@
             <w:tcW w:w="6726" w:type="dxa"/>
           </w:tcPr>
           <w:p>
-            <w:r>
-              <w:t xml:space="preserve">proc_reg(fitness, </w:t>
-            </w:r>
-          </w:p>
-          <w:p>
-            <w:r>
-              <w:t xml:space="preserve">         model = Oxygen ~ RunTime)</w:t>
+            <w:proofErr w:type="spellStart"/>
+            <w:r>
+              <w:t>proc_reg</w:t>
+            </w:r>
+            <w:proofErr w:type="spellEnd"/>
+            <w:r>
+              <w:t xml:space="preserve">(fitness, </w:t>
+            </w:r>
+          </w:p>
+          <w:p>
+            <w:r>
+              <w:t xml:space="preserve">         model = Oxygen ~ </w:t>
+            </w:r>
+            <w:proofErr w:type="spellStart"/>
+            <w:r>
+              <w:t>RunTime</w:t>
+            </w:r>
+            <w:proofErr w:type="spellEnd"/>
+            <w:r>
+              <w:t>)</w:t>
             </w:r>
           </w:p>
         </w:tc>
@@ -19383,7 +23759,7 @@
                           <pic:cNvPicPr/>
                         </pic:nvPicPr>
                         <pic:blipFill>
-                          <a:blip r:embed="rId99"/>
+                          <a:blip r:embed="rId107"/>
                           <a:stretch>
                             <a:fillRect/>
                           </a:stretch>
@@ -19458,7 +23834,15 @@
               <w:t>Perform basic Reg on single variable</w:t>
             </w:r>
             <w:r>
-              <w:t xml:space="preserve"> with hcc type 3.</w:t>
+              <w:t xml:space="preserve"> with </w:t>
+            </w:r>
+            <w:proofErr w:type="spellStart"/>
+            <w:r>
+              <w:t>hcc</w:t>
+            </w:r>
+            <w:proofErr w:type="spellEnd"/>
+            <w:r>
+              <w:t xml:space="preserve"> type 3.</w:t>
             </w:r>
           </w:p>
         </w:tc>
@@ -19599,8 +23983,21 @@
                 <w:szCs w:val="24"/>
                 <w14:ligatures w14:val="none"/>
               </w:rPr>
-              <w:t>model Oxygen = RunTime</w:t>
-            </w:r>
+              <w:t xml:space="preserve">model Oxygen = </w:t>
+            </w:r>
+            <w:proofErr w:type="spellStart"/>
+            <w:r>
+              <w:rPr>
+                <w:rFonts w:ascii="Consolas" w:eastAsia="Times New Roman" w:hAnsi="Consolas" w:cs="Courier New"/>
+                <w:color w:val="020202"/>
+                <w:kern w:val="0"/>
+                <w:sz w:val="24"/>
+                <w:szCs w:val="24"/>
+                <w14:ligatures w14:val="none"/>
+              </w:rPr>
+              <w:t>RunTime</w:t>
+            </w:r>
+            <w:proofErr w:type="spellEnd"/>
             <w:r>
               <w:rPr>
                 <w:rFonts w:ascii="Consolas" w:eastAsia="Times New Roman" w:hAnsi="Consolas" w:cs="Courier New"/>
@@ -19663,7 +24060,7 @@
                           <pic:cNvPicPr/>
                         </pic:nvPicPr>
                         <pic:blipFill>
-                          <a:blip r:embed="rId100"/>
+                          <a:blip r:embed="rId108"/>
                           <a:stretch>
                             <a:fillRect/>
                           </a:stretch>
@@ -19720,15 +24117,25 @@
             <w:tcW w:w="6726" w:type="dxa"/>
           </w:tcPr>
           <w:p>
+            <w:proofErr w:type="spellStart"/>
             <w:r>
               <w:lastRenderedPageBreak/>
-              <w:t xml:space="preserve">proc_reg(fitness, </w:t>
-            </w:r>
-          </w:p>
-          <w:p>
-            <w:r>
-              <w:t xml:space="preserve">         model = Oxygen ~ RunTime</w:t>
-            </w:r>
+              <w:t>proc_reg</w:t>
+            </w:r>
+            <w:proofErr w:type="spellEnd"/>
+            <w:r>
+              <w:t xml:space="preserve">(fitness, </w:t>
+            </w:r>
+          </w:p>
+          <w:p>
+            <w:r>
+              <w:t xml:space="preserve">         model = Oxygen ~ </w:t>
+            </w:r>
+            <w:proofErr w:type="spellStart"/>
+            <w:r>
+              <w:t>RunTime</w:t>
+            </w:r>
+            <w:proofErr w:type="spellEnd"/>
             <w:r>
               <w:t>,</w:t>
             </w:r>
@@ -19767,7 +24174,7 @@
                           <pic:cNvPicPr/>
                         </pic:nvPicPr>
                         <pic:blipFill>
-                          <a:blip r:embed="rId101"/>
+                          <a:blip r:embed="rId109"/>
                           <a:stretch>
                             <a:fillRect/>
                           </a:stretch>
@@ -19992,6 +24399,7 @@
                 <w14:ligatures w14:val="none"/>
               </w:rPr>
             </w:pPr>
+            <w:proofErr w:type="spellStart"/>
             <w:r>
               <w:rPr>
                 <w:rFonts w:ascii="Consolas" w:eastAsia="Times New Roman" w:hAnsi="Consolas" w:cs="Courier New"/>
@@ -19999,75 +24407,77 @@
                 <w:kern w:val="0"/>
                 <w14:ligatures w14:val="none"/>
               </w:rPr>
-              <w:t>AgeCat = "&lt;50";</w:t>
-            </w:r>
-          </w:p>
-          <w:p>
-            <w:pPr>
+              <w:t>AgeCat</w:t>
+            </w:r>
+            <w:proofErr w:type="spellEnd"/>
+            <w:r>
               <w:rPr>
                 <w:rFonts w:ascii="Consolas" w:eastAsia="Times New Roman" w:hAnsi="Consolas" w:cs="Courier New"/>
                 <w:color w:val="020202"/>
                 <w:kern w:val="0"/>
                 <w14:ligatures w14:val="none"/>
               </w:rPr>
-            </w:pPr>
-            <w:r>
+              <w:t xml:space="preserve"> = "&lt;50";</w:t>
+            </w:r>
+          </w:p>
+          <w:p>
+            <w:pPr>
               <w:rPr>
                 <w:rFonts w:ascii="Consolas" w:eastAsia="Times New Roman" w:hAnsi="Consolas" w:cs="Courier New"/>
                 <w:color w:val="020202"/>
                 <w:kern w:val="0"/>
                 <w14:ligatures w14:val="none"/>
               </w:rPr>
-              <w:t>end;</w:t>
-            </w:r>
-          </w:p>
-          <w:p>
-            <w:pPr>
+            </w:pPr>
+            <w:r>
               <w:rPr>
                 <w:rFonts w:ascii="Consolas" w:eastAsia="Times New Roman" w:hAnsi="Consolas" w:cs="Courier New"/>
                 <w:color w:val="020202"/>
                 <w:kern w:val="0"/>
                 <w14:ligatures w14:val="none"/>
               </w:rPr>
-            </w:pPr>
-            <w:r>
+              <w:t>end;</w:t>
+            </w:r>
+          </w:p>
+          <w:p>
+            <w:pPr>
               <w:rPr>
                 <w:rFonts w:ascii="Consolas" w:eastAsia="Times New Roman" w:hAnsi="Consolas" w:cs="Courier New"/>
                 <w:color w:val="020202"/>
                 <w:kern w:val="0"/>
                 <w14:ligatures w14:val="none"/>
               </w:rPr>
-              <w:t>else do;</w:t>
-            </w:r>
-          </w:p>
-          <w:p>
-            <w:pPr>
+            </w:pPr>
+            <w:r>
               <w:rPr>
                 <w:rFonts w:ascii="Consolas" w:eastAsia="Times New Roman" w:hAnsi="Consolas" w:cs="Courier New"/>
                 <w:color w:val="020202"/>
                 <w:kern w:val="0"/>
                 <w14:ligatures w14:val="none"/>
               </w:rPr>
-            </w:pPr>
-            <w:r>
+              <w:t>else do;</w:t>
+            </w:r>
+          </w:p>
+          <w:p>
+            <w:pPr>
               <w:rPr>
                 <w:rFonts w:ascii="Consolas" w:eastAsia="Times New Roman" w:hAnsi="Consolas" w:cs="Courier New"/>
                 <w:color w:val="020202"/>
                 <w:kern w:val="0"/>
                 <w14:ligatures w14:val="none"/>
               </w:rPr>
-              <w:t>AgeCat = "&gt;=50";</w:t>
-            </w:r>
-          </w:p>
-          <w:p>
-            <w:pPr>
+            </w:pPr>
+            <w:proofErr w:type="spellStart"/>
+            <w:r>
               <w:rPr>
                 <w:rFonts w:ascii="Consolas" w:eastAsia="Times New Roman" w:hAnsi="Consolas" w:cs="Courier New"/>
                 <w:color w:val="020202"/>
                 <w:kern w:val="0"/>
                 <w14:ligatures w14:val="none"/>
               </w:rPr>
-            </w:pPr>
+              <w:t>AgeCat</w:t>
+            </w:r>
+            <w:proofErr w:type="spellEnd"/>
             <w:r>
               <w:rPr>
                 <w:rFonts w:ascii="Consolas" w:eastAsia="Times New Roman" w:hAnsi="Consolas" w:cs="Courier New"/>
@@ -20075,7 +24485,7 @@
                 <w:kern w:val="0"/>
                 <w14:ligatures w14:val="none"/>
               </w:rPr>
-              <w:t>end;</w:t>
+              <w:t xml:space="preserve"> = "&gt;=50";</w:t>
             </w:r>
           </w:p>
           <w:p>
@@ -20094,7 +24504,7 @@
                 <w:kern w:val="0"/>
                 <w14:ligatures w14:val="none"/>
               </w:rPr>
-              <w:t>run;</w:t>
+              <w:t>end;</w:t>
             </w:r>
           </w:p>
           <w:p>
@@ -20106,25 +24516,25 @@
                 <w14:ligatures w14:val="none"/>
               </w:rPr>
             </w:pPr>
-          </w:p>
-          <w:p>
-            <w:pPr>
+            <w:r>
               <w:rPr>
                 <w:rFonts w:ascii="Consolas" w:eastAsia="Times New Roman" w:hAnsi="Consolas" w:cs="Courier New"/>
                 <w:color w:val="020202"/>
                 <w:kern w:val="0"/>
                 <w14:ligatures w14:val="none"/>
               </w:rPr>
-            </w:pPr>
-            <w:r>
+              <w:t>run;</w:t>
+            </w:r>
+          </w:p>
+          <w:p>
+            <w:pPr>
               <w:rPr>
                 <w:rFonts w:ascii="Consolas" w:eastAsia="Times New Roman" w:hAnsi="Consolas" w:cs="Courier New"/>
                 <w:color w:val="020202"/>
                 <w:kern w:val="0"/>
                 <w14:ligatures w14:val="none"/>
               </w:rPr>
-              <w:t>proc sort data = fitness2 out = fitness2;</w:t>
-            </w:r>
+            </w:pPr>
           </w:p>
           <w:p>
             <w:pPr>
@@ -20142,7 +24552,7 @@
                 <w:kern w:val="0"/>
                 <w14:ligatures w14:val="none"/>
               </w:rPr>
-              <w:t>by AgeCat;</w:t>
+              <w:t>proc sort data = fitness2 out = fitness2;</w:t>
             </w:r>
           </w:p>
           <w:p>
@@ -20161,28 +24571,28 @@
                 <w:kern w:val="0"/>
                 <w14:ligatures w14:val="none"/>
               </w:rPr>
-              <w:t>run;</w:t>
-            </w:r>
-          </w:p>
-          <w:p>
-            <w:pPr>
+              <w:t xml:space="preserve">by </w:t>
+            </w:r>
+            <w:proofErr w:type="spellStart"/>
+            <w:r>
               <w:rPr>
                 <w:rFonts w:ascii="Consolas" w:eastAsia="Times New Roman" w:hAnsi="Consolas" w:cs="Courier New"/>
                 <w:color w:val="020202"/>
                 <w:kern w:val="0"/>
                 <w14:ligatures w14:val="none"/>
               </w:rPr>
-            </w:pPr>
-          </w:p>
-          <w:p>
-            <w:pPr>
+              <w:t>AgeCat</w:t>
+            </w:r>
+            <w:proofErr w:type="spellEnd"/>
+            <w:r>
               <w:rPr>
                 <w:rFonts w:ascii="Consolas" w:eastAsia="Times New Roman" w:hAnsi="Consolas" w:cs="Courier New"/>
                 <w:color w:val="020202"/>
                 <w:kern w:val="0"/>
                 <w14:ligatures w14:val="none"/>
               </w:rPr>
-            </w:pPr>
+              <w:t>;</w:t>
+            </w:r>
           </w:p>
           <w:p>
             <w:pPr>
@@ -20200,7 +24610,7 @@
                 <w:kern w:val="0"/>
                 <w14:ligatures w14:val="none"/>
               </w:rPr>
-              <w:t>proc reg data = fitness2;</w:t>
+              <w:t>run;</w:t>
             </w:r>
           </w:p>
           <w:p>
@@ -20212,15 +24622,16 @@
                 <w14:ligatures w14:val="none"/>
               </w:rPr>
             </w:pPr>
-            <w:r>
+          </w:p>
+          <w:p>
+            <w:pPr>
               <w:rPr>
                 <w:rFonts w:ascii="Consolas" w:eastAsia="Times New Roman" w:hAnsi="Consolas" w:cs="Courier New"/>
                 <w:color w:val="020202"/>
                 <w:kern w:val="0"/>
                 <w14:ligatures w14:val="none"/>
               </w:rPr>
-              <w:t>model Oxygen = RunTime;</w:t>
-            </w:r>
+            </w:pPr>
           </w:p>
           <w:p>
             <w:pPr>
@@ -20238,7 +24649,85 @@
                 <w:kern w:val="0"/>
                 <w14:ligatures w14:val="none"/>
               </w:rPr>
-              <w:t>by AgeCat;</w:t>
+              <w:t>proc reg data = fitness2;</w:t>
+            </w:r>
+          </w:p>
+          <w:p>
+            <w:pPr>
+              <w:rPr>
+                <w:rFonts w:ascii="Consolas" w:eastAsia="Times New Roman" w:hAnsi="Consolas" w:cs="Courier New"/>
+                <w:color w:val="020202"/>
+                <w:kern w:val="0"/>
+                <w14:ligatures w14:val="none"/>
+              </w:rPr>
+            </w:pPr>
+            <w:r>
+              <w:rPr>
+                <w:rFonts w:ascii="Consolas" w:eastAsia="Times New Roman" w:hAnsi="Consolas" w:cs="Courier New"/>
+                <w:color w:val="020202"/>
+                <w:kern w:val="0"/>
+                <w14:ligatures w14:val="none"/>
+              </w:rPr>
+              <w:t xml:space="preserve">model Oxygen = </w:t>
+            </w:r>
+            <w:proofErr w:type="spellStart"/>
+            <w:r>
+              <w:rPr>
+                <w:rFonts w:ascii="Consolas" w:eastAsia="Times New Roman" w:hAnsi="Consolas" w:cs="Courier New"/>
+                <w:color w:val="020202"/>
+                <w:kern w:val="0"/>
+                <w14:ligatures w14:val="none"/>
+              </w:rPr>
+              <w:t>RunTime</w:t>
+            </w:r>
+            <w:proofErr w:type="spellEnd"/>
+            <w:r>
+              <w:rPr>
+                <w:rFonts w:ascii="Consolas" w:eastAsia="Times New Roman" w:hAnsi="Consolas" w:cs="Courier New"/>
+                <w:color w:val="020202"/>
+                <w:kern w:val="0"/>
+                <w14:ligatures w14:val="none"/>
+              </w:rPr>
+              <w:t>;</w:t>
+            </w:r>
+          </w:p>
+          <w:p>
+            <w:pPr>
+              <w:rPr>
+                <w:rFonts w:ascii="Consolas" w:eastAsia="Times New Roman" w:hAnsi="Consolas" w:cs="Courier New"/>
+                <w:color w:val="020202"/>
+                <w:kern w:val="0"/>
+                <w14:ligatures w14:val="none"/>
+              </w:rPr>
+            </w:pPr>
+            <w:r>
+              <w:rPr>
+                <w:rFonts w:ascii="Consolas" w:eastAsia="Times New Roman" w:hAnsi="Consolas" w:cs="Courier New"/>
+                <w:color w:val="020202"/>
+                <w:kern w:val="0"/>
+                <w14:ligatures w14:val="none"/>
+              </w:rPr>
+              <w:t xml:space="preserve">by </w:t>
+            </w:r>
+            <w:proofErr w:type="spellStart"/>
+            <w:r>
+              <w:rPr>
+                <w:rFonts w:ascii="Consolas" w:eastAsia="Times New Roman" w:hAnsi="Consolas" w:cs="Courier New"/>
+                <w:color w:val="020202"/>
+                <w:kern w:val="0"/>
+                <w14:ligatures w14:val="none"/>
+              </w:rPr>
+              <w:t>AgeCat</w:t>
+            </w:r>
+            <w:proofErr w:type="spellEnd"/>
+            <w:r>
+              <w:rPr>
+                <w:rFonts w:ascii="Consolas" w:eastAsia="Times New Roman" w:hAnsi="Consolas" w:cs="Courier New"/>
+                <w:color w:val="020202"/>
+                <w:kern w:val="0"/>
+                <w14:ligatures w14:val="none"/>
+              </w:rPr>
+              <w:t>;</w:t>
             </w:r>
           </w:p>
           <w:p>
@@ -20278,7 +24767,7 @@
                           <pic:cNvPicPr/>
                         </pic:nvPicPr>
                         <pic:blipFill>
-                          <a:blip r:embed="rId102"/>
+                          <a:blip r:embed="rId110"/>
                           <a:stretch>
                             <a:fillRect/>
                           </a:stretch>
@@ -20324,7 +24813,7 @@
                           <pic:cNvPicPr/>
                         </pic:nvPicPr>
                         <pic:blipFill>
-                          <a:blip r:embed="rId103"/>
+                          <a:blip r:embed="rId111"/>
                           <a:stretch>
                             <a:fillRect/>
                           </a:stretch>
@@ -20387,7 +24876,23 @@
           </w:p>
           <w:p>
             <w:r>
-              <w:t xml:space="preserve">fitness2$AgeCat &lt;- ifelse(fitness$Age &lt; 50, </w:t>
+              <w:t xml:space="preserve">fitness2$AgeCat &lt;- </w:t>
+            </w:r>
+            <w:proofErr w:type="spellStart"/>
+            <w:r>
+              <w:t>ifelse</w:t>
+            </w:r>
+            <w:proofErr w:type="spellEnd"/>
+            <w:r>
+              <w:t>(</w:t>
+            </w:r>
+            <w:proofErr w:type="spellStart"/>
+            <w:r>
+              <w:t>fitness$Age</w:t>
+            </w:r>
+            <w:proofErr w:type="spellEnd"/>
+            <w:r>
+              <w:t xml:space="preserve"> &lt; 50, </w:t>
             </w:r>
           </w:p>
           <w:p>
@@ -20397,18 +24902,39 @@
           </w:p>
           <w:p/>
           <w:p>
-            <w:r>
-              <w:t xml:space="preserve">proc_reg(fitness2, </w:t>
-            </w:r>
-          </w:p>
-          <w:p>
-            <w:r>
-              <w:t xml:space="preserve">         model = Oxygen ~ RunTime,</w:t>
-            </w:r>
-          </w:p>
-          <w:p>
-            <w:r>
-              <w:t xml:space="preserve">         by = AgeCat)</w:t>
+            <w:proofErr w:type="spellStart"/>
+            <w:r>
+              <w:t>proc_reg</w:t>
+            </w:r>
+            <w:proofErr w:type="spellEnd"/>
+            <w:r>
+              <w:t xml:space="preserve">(fitness2, </w:t>
+            </w:r>
+          </w:p>
+          <w:p>
+            <w:r>
+              <w:t xml:space="preserve">         model = Oxygen ~ </w:t>
+            </w:r>
+            <w:proofErr w:type="spellStart"/>
+            <w:r>
+              <w:t>RunTime</w:t>
+            </w:r>
+            <w:proofErr w:type="spellEnd"/>
+            <w:r>
+              <w:t>,</w:t>
+            </w:r>
+          </w:p>
+          <w:p>
+            <w:r>
+              <w:t xml:space="preserve">         by = </w:t>
+            </w:r>
+            <w:proofErr w:type="spellStart"/>
+            <w:r>
+              <w:t>AgeCat</w:t>
+            </w:r>
+            <w:proofErr w:type="spellEnd"/>
+            <w:r>
+              <w:t>)</w:t>
             </w:r>
           </w:p>
         </w:tc>
@@ -20437,7 +24963,7 @@
                           <pic:cNvPicPr/>
                         </pic:nvPicPr>
                         <pic:blipFill>
-                          <a:blip r:embed="rId104"/>
+                          <a:blip r:embed="rId112"/>
                           <a:stretch>
                             <a:fillRect/>
                           </a:stretch>
@@ -20483,7 +25009,7 @@
                           <pic:cNvPicPr/>
                         </pic:nvPicPr>
                         <pic:blipFill>
-                          <a:blip r:embed="rId105"/>
+                          <a:blip r:embed="rId113"/>
                           <a:stretch>
                             <a:fillRect/>
                           </a:stretch>
@@ -20676,7 +25202,31 @@
                 <w:szCs w:val="24"/>
                 <w14:ligatures w14:val="none"/>
               </w:rPr>
-              <w:t xml:space="preserve">model Oxygen = RunTime </w:t>
+              <w:t xml:space="preserve">model Oxygen = </w:t>
+            </w:r>
+            <w:proofErr w:type="spellStart"/>
+            <w:r>
+              <w:rPr>
+                <w:rFonts w:ascii="Consolas" w:eastAsia="Times New Roman" w:hAnsi="Consolas" w:cs="Courier New"/>
+                <w:color w:val="020202"/>
+                <w:kern w:val="0"/>
+                <w:sz w:val="24"/>
+                <w:szCs w:val="24"/>
+                <w14:ligatures w14:val="none"/>
+              </w:rPr>
+              <w:t>RunTime</w:t>
+            </w:r>
+            <w:proofErr w:type="spellEnd"/>
+            <w:r>
+              <w:rPr>
+                <w:rFonts w:ascii="Consolas" w:eastAsia="Times New Roman" w:hAnsi="Consolas" w:cs="Courier New"/>
+                <w:color w:val="020202"/>
+                <w:kern w:val="0"/>
+                <w:sz w:val="24"/>
+                <w:szCs w:val="24"/>
+                <w14:ligatures w14:val="none"/>
+              </w:rPr>
+              <w:t xml:space="preserve"> </w:t>
             </w:r>
             <w:r>
               <w:rPr>
@@ -20740,7 +25290,7 @@
                           <pic:cNvPicPr/>
                         </pic:nvPicPr>
                         <pic:blipFill>
-                          <a:blip r:embed="rId106"/>
+                          <a:blip r:embed="rId114"/>
                           <a:stretch>
                             <a:fillRect/>
                           </a:stretch>
@@ -20797,14 +25347,24 @@
             <w:tcW w:w="6726" w:type="dxa"/>
           </w:tcPr>
           <w:p>
-            <w:r>
-              <w:t xml:space="preserve">proc_reg(fitness, </w:t>
-            </w:r>
-          </w:p>
-          <w:p>
-            <w:r>
-              <w:t xml:space="preserve">         model = Oxygen ~ RunTime</w:t>
-            </w:r>
+            <w:proofErr w:type="spellStart"/>
+            <w:r>
+              <w:t>proc_reg</w:t>
+            </w:r>
+            <w:proofErr w:type="spellEnd"/>
+            <w:r>
+              <w:t xml:space="preserve">(fitness, </w:t>
+            </w:r>
+          </w:p>
+          <w:p>
+            <w:r>
+              <w:t xml:space="preserve">         model = Oxygen ~ </w:t>
+            </w:r>
+            <w:proofErr w:type="spellStart"/>
+            <w:r>
+              <w:t>RunTime</w:t>
+            </w:r>
+            <w:proofErr w:type="spellEnd"/>
             <w:r>
               <w:t xml:space="preserve"> + Age</w:t>
             </w:r>
@@ -20838,7 +25398,7 @@
                           <pic:cNvPicPr/>
                         </pic:nvPicPr>
                         <pic:blipFill>
-                          <a:blip r:embed="rId107"/>
+                          <a:blip r:embed="rId115"/>
                           <a:stretch>
                             <a:fillRect/>
                           </a:stretch>
@@ -20913,7 +25473,15 @@
               <w:t xml:space="preserve">Perform basic Reg on single variable with </w:t>
             </w:r>
             <w:r>
-              <w:t>two ind variables</w:t>
+              <w:t xml:space="preserve">two </w:t>
+            </w:r>
+            <w:proofErr w:type="spellStart"/>
+            <w:r>
+              <w:t>ind</w:t>
+            </w:r>
+            <w:proofErr w:type="spellEnd"/>
+            <w:r>
+              <w:t xml:space="preserve"> variables</w:t>
             </w:r>
           </w:p>
         </w:tc>
@@ -21031,7 +25599,31 @@
                 <w:szCs w:val="24"/>
                 <w14:ligatures w14:val="none"/>
               </w:rPr>
-              <w:t xml:space="preserve">model Oxygen = RunTime </w:t>
+              <w:t xml:space="preserve">model Oxygen = </w:t>
+            </w:r>
+            <w:proofErr w:type="spellStart"/>
+            <w:r>
+              <w:rPr>
+                <w:rFonts w:ascii="Consolas" w:eastAsia="Times New Roman" w:hAnsi="Consolas" w:cs="Courier New"/>
+                <w:color w:val="020202"/>
+                <w:kern w:val="0"/>
+                <w:sz w:val="24"/>
+                <w:szCs w:val="24"/>
+                <w14:ligatures w14:val="none"/>
+              </w:rPr>
+              <w:t>RunTime</w:t>
+            </w:r>
+            <w:proofErr w:type="spellEnd"/>
+            <w:r>
+              <w:rPr>
+                <w:rFonts w:ascii="Consolas" w:eastAsia="Times New Roman" w:hAnsi="Consolas" w:cs="Courier New"/>
+                <w:color w:val="020202"/>
+                <w:kern w:val="0"/>
+                <w:sz w:val="24"/>
+                <w:szCs w:val="24"/>
+                <w14:ligatures w14:val="none"/>
+              </w:rPr>
+              <w:t xml:space="preserve"> </w:t>
             </w:r>
             <w:r>
               <w:rPr>
@@ -21095,7 +25687,7 @@
                           <pic:cNvPicPr/>
                         </pic:nvPicPr>
                         <pic:blipFill>
-                          <a:blip r:embed="rId108"/>
+                          <a:blip r:embed="rId116"/>
                           <a:stretch>
                             <a:fillRect/>
                           </a:stretch>
@@ -21152,14 +25744,24 @@
             <w:tcW w:w="6726" w:type="dxa"/>
           </w:tcPr>
           <w:p>
-            <w:r>
-              <w:t xml:space="preserve">proc_reg(fitness, </w:t>
-            </w:r>
-          </w:p>
-          <w:p>
-            <w:r>
-              <w:t xml:space="preserve">         model = Oxygen ~ RunTime</w:t>
-            </w:r>
+            <w:proofErr w:type="spellStart"/>
+            <w:r>
+              <w:t>proc_reg</w:t>
+            </w:r>
+            <w:proofErr w:type="spellEnd"/>
+            <w:r>
+              <w:t xml:space="preserve">(fitness, </w:t>
+            </w:r>
+          </w:p>
+          <w:p>
+            <w:r>
+              <w:t xml:space="preserve">         model = Oxygen ~ </w:t>
+            </w:r>
+            <w:proofErr w:type="spellStart"/>
+            <w:r>
+              <w:t>RunTime</w:t>
+            </w:r>
+            <w:proofErr w:type="spellEnd"/>
             <w:r>
               <w:t xml:space="preserve"> + Age + Weight </w:t>
             </w:r>
@@ -21193,7 +25795,7 @@
                           <pic:cNvPicPr/>
                         </pic:nvPicPr>
                         <pic:blipFill>
-                          <a:blip r:embed="rId109"/>
+                          <a:blip r:embed="rId117"/>
                           <a:stretch>
                             <a:fillRect/>
                           </a:stretch>
@@ -21268,7 +25870,15 @@
               <w:t xml:space="preserve">Perform basic Reg on single variable with </w:t>
             </w:r>
             <w:r>
-              <w:t>three ind variables.</w:t>
+              <w:t xml:space="preserve">three </w:t>
+            </w:r>
+            <w:proofErr w:type="spellStart"/>
+            <w:r>
+              <w:t>ind</w:t>
+            </w:r>
+            <w:proofErr w:type="spellEnd"/>
+            <w:r>
+              <w:t xml:space="preserve"> variables.</w:t>
             </w:r>
           </w:p>
         </w:tc>

--- a/Procs_Validation.docx
+++ b/Procs_Validation.docx
@@ -304,7 +304,7 @@
         <w:t>2</w:t>
       </w:r>
       <w:r>
-        <w:t>4</w:t>
+        <w:t>5</w:t>
       </w:r>
       <w:r>
         <w:t>/202</w:t>
@@ -796,11 +796,19 @@
             </w:r>
             <w:proofErr w:type="spellStart"/>
             <w:r>
-              <w:t>proc_freq</w:t>
-            </w:r>
-            <w:proofErr w:type="spellEnd"/>
-            <w:r>
-              <w:t>() when user supplied a factor.</w:t>
+              <w:t>proc_</w:t>
+            </w:r>
+            <w:proofErr w:type="gramStart"/>
+            <w:r>
+              <w:t>freq</w:t>
+            </w:r>
+            <w:proofErr w:type="spellEnd"/>
+            <w:r>
+              <w:t>(</w:t>
+            </w:r>
+            <w:proofErr w:type="gramEnd"/>
+            <w:r>
+              <w:t>) when user supplied a factor.</w:t>
             </w:r>
           </w:p>
         </w:tc>
@@ -836,11 +844,19 @@
             </w:r>
             <w:proofErr w:type="spellStart"/>
             <w:r>
-              <w:t>proc_means</w:t>
-            </w:r>
-            <w:proofErr w:type="spellEnd"/>
-            <w:r>
-              <w:t>() when multiple class vars are present.</w:t>
+              <w:t>proc_</w:t>
+            </w:r>
+            <w:proofErr w:type="gramStart"/>
+            <w:r>
+              <w:t>means</w:t>
+            </w:r>
+            <w:proofErr w:type="spellEnd"/>
+            <w:r>
+              <w:t>(</w:t>
+            </w:r>
+            <w:proofErr w:type="gramEnd"/>
+            <w:r>
+              <w:t>) when multiple class vars are present.</w:t>
             </w:r>
           </w:p>
         </w:tc>
@@ -876,11 +892,19 @@
             </w:r>
             <w:proofErr w:type="spellStart"/>
             <w:r>
-              <w:t>proc_means</w:t>
-            </w:r>
-            <w:proofErr w:type="spellEnd"/>
-            <w:r>
-              <w:t>() report output.</w:t>
+              <w:t>proc_</w:t>
+            </w:r>
+            <w:proofErr w:type="gramStart"/>
+            <w:r>
+              <w:t>means</w:t>
+            </w:r>
+            <w:proofErr w:type="spellEnd"/>
+            <w:r>
+              <w:t>(</w:t>
+            </w:r>
+            <w:proofErr w:type="gramEnd"/>
+            <w:r>
+              <w:t>) report output.</w:t>
             </w:r>
           </w:p>
         </w:tc>
@@ -980,11 +1004,19 @@
             </w:r>
             <w:proofErr w:type="spellStart"/>
             <w:r>
-              <w:t>proc_ttest</w:t>
-            </w:r>
-            <w:proofErr w:type="spellEnd"/>
-            <w:r>
-              <w:t>().</w:t>
+              <w:t>proc_</w:t>
+            </w:r>
+            <w:proofErr w:type="gramStart"/>
+            <w:r>
+              <w:t>ttest</w:t>
+            </w:r>
+            <w:proofErr w:type="spellEnd"/>
+            <w:r>
+              <w:t>(</w:t>
+            </w:r>
+            <w:proofErr w:type="gramEnd"/>
+            <w:r>
+              <w:t>).</w:t>
             </w:r>
           </w:p>
         </w:tc>
@@ -1084,11 +1116,19 @@
             </w:r>
             <w:proofErr w:type="spellStart"/>
             <w:r>
-              <w:t>proc_reg</w:t>
-            </w:r>
-            <w:proofErr w:type="spellEnd"/>
-            <w:r>
-              <w:t>().</w:t>
+              <w:t>proc_</w:t>
+            </w:r>
+            <w:proofErr w:type="gramStart"/>
+            <w:r>
+              <w:t>reg</w:t>
+            </w:r>
+            <w:proofErr w:type="spellEnd"/>
+            <w:r>
+              <w:t>(</w:t>
+            </w:r>
+            <w:proofErr w:type="gramEnd"/>
+            <w:r>
+              <w:t>).</w:t>
             </w:r>
           </w:p>
         </w:tc>
@@ -1150,7 +1190,7 @@
               <w:t>2026/02/2</w:t>
             </w:r>
             <w:r>
-              <w:t>4</w:t>
+              <w:t>5</w:t>
             </w:r>
           </w:p>
         </w:tc>
@@ -1164,27 +1204,51 @@
             </w:r>
             <w:proofErr w:type="spellStart"/>
             <w:r>
-              <w:t>proc_test</w:t>
-            </w:r>
-            <w:proofErr w:type="spellEnd"/>
-            <w:r>
-              <w:t xml:space="preserve">(), </w:t>
-            </w:r>
-            <w:proofErr w:type="spellStart"/>
-            <w:r>
-              <w:t>proc_reg</w:t>
-            </w:r>
-            <w:proofErr w:type="spellEnd"/>
-            <w:r>
-              <w:t xml:space="preserve">(), and </w:t>
-            </w:r>
-            <w:proofErr w:type="spellStart"/>
-            <w:r>
-              <w:t>proc_freq</w:t>
-            </w:r>
-            <w:proofErr w:type="spellEnd"/>
-            <w:r>
-              <w:t xml:space="preserve">().  Added weight var </w:t>
+              <w:t>proc_</w:t>
+            </w:r>
+            <w:proofErr w:type="gramStart"/>
+            <w:r>
+              <w:t>test</w:t>
+            </w:r>
+            <w:proofErr w:type="spellEnd"/>
+            <w:r>
+              <w:t>(</w:t>
+            </w:r>
+            <w:proofErr w:type="gramEnd"/>
+            <w:r>
+              <w:t xml:space="preserve">), </w:t>
+            </w:r>
+            <w:proofErr w:type="spellStart"/>
+            <w:r>
+              <w:t>proc_</w:t>
+            </w:r>
+            <w:proofErr w:type="gramStart"/>
+            <w:r>
+              <w:t>reg</w:t>
+            </w:r>
+            <w:proofErr w:type="spellEnd"/>
+            <w:r>
+              <w:t>(</w:t>
+            </w:r>
+            <w:proofErr w:type="gramEnd"/>
+            <w:r>
+              <w:t xml:space="preserve">), and </w:t>
+            </w:r>
+            <w:proofErr w:type="spellStart"/>
+            <w:r>
+              <w:t>proc_</w:t>
+            </w:r>
+            <w:proofErr w:type="gramStart"/>
+            <w:r>
+              <w:t>freq</w:t>
+            </w:r>
+            <w:proofErr w:type="spellEnd"/>
+            <w:r>
+              <w:t>(</w:t>
+            </w:r>
+            <w:proofErr w:type="gramEnd"/>
+            <w:r>
+              <w:t xml:space="preserve">).  Added weight var </w:t>
             </w:r>
             <w:proofErr w:type="spellStart"/>
             <w:r>
@@ -1196,11 +1260,19 @@
             </w:r>
             <w:proofErr w:type="spellStart"/>
             <w:r>
-              <w:t>proc_means</w:t>
-            </w:r>
-            <w:proofErr w:type="spellEnd"/>
-            <w:r>
-              <w:t>().</w:t>
+              <w:t>proc_</w:t>
+            </w:r>
+            <w:proofErr w:type="gramStart"/>
+            <w:r>
+              <w:t>means</w:t>
+            </w:r>
+            <w:proofErr w:type="spellEnd"/>
+            <w:r>
+              <w:t>(</w:t>
+            </w:r>
+            <w:proofErr w:type="gramEnd"/>
+            <w:r>
+              <w:t>).</w:t>
             </w:r>
           </w:p>
         </w:tc>
@@ -1315,12 +1387,28 @@
           </w:p>
           <w:p>
             <w:r>
-              <w:t xml:space="preserve">   label Eyes  ='Eye Color'</w:t>
-            </w:r>
-          </w:p>
-          <w:p>
-            <w:r>
-              <w:t xml:space="preserve">         Hair  ='Hair Color'</w:t>
+              <w:t xml:space="preserve">   label </w:t>
+            </w:r>
+            <w:proofErr w:type="gramStart"/>
+            <w:r>
+              <w:t>Eyes  =</w:t>
+            </w:r>
+            <w:proofErr w:type="gramEnd"/>
+            <w:r>
+              <w:t>'Eye Color'</w:t>
+            </w:r>
+          </w:p>
+          <w:p>
+            <w:r>
+              <w:t xml:space="preserve">         </w:t>
+            </w:r>
+            <w:proofErr w:type="gramStart"/>
+            <w:r>
+              <w:t>Hair  =</w:t>
+            </w:r>
+            <w:proofErr w:type="gramEnd"/>
+            <w:r>
+              <w:t>'Hair Color'</w:t>
             </w:r>
           </w:p>
           <w:p>
@@ -1343,48 +1431,269 @@
           </w:p>
           <w:p>
             <w:r>
-              <w:t>1 blue  fair   23  1 blue  red     7  1 blue  medium 24</w:t>
-            </w:r>
-          </w:p>
-          <w:p>
-            <w:r>
-              <w:t>1 blue  dark   11  1 green fair   19  1 green red     7</w:t>
-            </w:r>
-          </w:p>
-          <w:p>
-            <w:r>
-              <w:t>1 green medium 18  1 green dark   14  1 brown fair   34</w:t>
-            </w:r>
-          </w:p>
-          <w:p>
-            <w:r>
-              <w:t>1 brown red     5  1 brown medium 41  1 brown dark   40</w:t>
-            </w:r>
-          </w:p>
-          <w:p>
-            <w:r>
-              <w:t>1 brown black   3  2 blue  fair   46  2 blue  red    21</w:t>
-            </w:r>
-          </w:p>
-          <w:p>
-            <w:r>
-              <w:t>2 blue  medium 44  2 blue  dark   40  2 blue  black   6</w:t>
-            </w:r>
-          </w:p>
-          <w:p>
-            <w:r>
-              <w:t>2 green fair   50  2 green red    31  2 green medium 37</w:t>
-            </w:r>
-          </w:p>
-          <w:p>
-            <w:r>
-              <w:t>2 green dark   23  2 brown fair   56  2 brown red    42</w:t>
-            </w:r>
-          </w:p>
-          <w:p>
-            <w:r>
-              <w:t>2 brown medium 53  2 brown dark   54  2 brown black  13</w:t>
-            </w:r>
+              <w:t xml:space="preserve">1 </w:t>
+            </w:r>
+            <w:proofErr w:type="gramStart"/>
+            <w:r>
+              <w:t>blue  fair</w:t>
+            </w:r>
+            <w:proofErr w:type="gramEnd"/>
+            <w:r>
+              <w:t xml:space="preserve">   </w:t>
+            </w:r>
+            <w:proofErr w:type="gramStart"/>
+            <w:r>
+              <w:t>23  1</w:t>
+            </w:r>
+            <w:proofErr w:type="gramEnd"/>
+            <w:r>
+              <w:t xml:space="preserve"> </w:t>
+            </w:r>
+            <w:proofErr w:type="gramStart"/>
+            <w:r>
+              <w:t>blue  red</w:t>
+            </w:r>
+            <w:proofErr w:type="gramEnd"/>
+            <w:r>
+              <w:t xml:space="preserve">     </w:t>
+            </w:r>
+            <w:proofErr w:type="gramStart"/>
+            <w:r>
+              <w:t>7  1</w:t>
+            </w:r>
+            <w:proofErr w:type="gramEnd"/>
+            <w:r>
+              <w:t xml:space="preserve"> </w:t>
+            </w:r>
+            <w:proofErr w:type="gramStart"/>
+            <w:r>
+              <w:t>blue  medium</w:t>
+            </w:r>
+            <w:proofErr w:type="gramEnd"/>
+            <w:r>
+              <w:t xml:space="preserve"> 24</w:t>
+            </w:r>
+          </w:p>
+          <w:p>
+            <w:r>
+              <w:t xml:space="preserve">1 </w:t>
+            </w:r>
+            <w:proofErr w:type="gramStart"/>
+            <w:r>
+              <w:t>blue  dark</w:t>
+            </w:r>
+            <w:proofErr w:type="gramEnd"/>
+            <w:r>
+              <w:t xml:space="preserve">   </w:t>
+            </w:r>
+            <w:proofErr w:type="gramStart"/>
+            <w:r>
+              <w:t>11  1</w:t>
+            </w:r>
+            <w:proofErr w:type="gramEnd"/>
+            <w:r>
+              <w:t xml:space="preserve"> green fair   </w:t>
+            </w:r>
+            <w:proofErr w:type="gramStart"/>
+            <w:r>
+              <w:t>19  1</w:t>
+            </w:r>
+            <w:proofErr w:type="gramEnd"/>
+            <w:r>
+              <w:t xml:space="preserve"> green red     7</w:t>
+            </w:r>
+          </w:p>
+          <w:p>
+            <w:r>
+              <w:t xml:space="preserve">1 green medium </w:t>
+            </w:r>
+            <w:proofErr w:type="gramStart"/>
+            <w:r>
+              <w:t>18  1</w:t>
+            </w:r>
+            <w:proofErr w:type="gramEnd"/>
+            <w:r>
+              <w:t xml:space="preserve"> green dark   </w:t>
+            </w:r>
+            <w:proofErr w:type="gramStart"/>
+            <w:r>
+              <w:t>14  1</w:t>
+            </w:r>
+            <w:proofErr w:type="gramEnd"/>
+            <w:r>
+              <w:t xml:space="preserve"> brown fair   34</w:t>
+            </w:r>
+          </w:p>
+          <w:p>
+            <w:r>
+              <w:t xml:space="preserve">1 brown red     </w:t>
+            </w:r>
+            <w:proofErr w:type="gramStart"/>
+            <w:r>
+              <w:t>5  1</w:t>
+            </w:r>
+            <w:proofErr w:type="gramEnd"/>
+            <w:r>
+              <w:t xml:space="preserve"> brown medium </w:t>
+            </w:r>
+            <w:proofErr w:type="gramStart"/>
+            <w:r>
+              <w:t>41  1</w:t>
+            </w:r>
+            <w:proofErr w:type="gramEnd"/>
+            <w:r>
+              <w:t xml:space="preserve"> brown dark   40</w:t>
+            </w:r>
+          </w:p>
+          <w:p>
+            <w:r>
+              <w:t xml:space="preserve">1 brown black   </w:t>
+            </w:r>
+            <w:proofErr w:type="gramStart"/>
+            <w:r>
+              <w:t>3  2</w:t>
+            </w:r>
+            <w:proofErr w:type="gramEnd"/>
+            <w:r>
+              <w:t xml:space="preserve"> </w:t>
+            </w:r>
+            <w:proofErr w:type="gramStart"/>
+            <w:r>
+              <w:t>blue  fair</w:t>
+            </w:r>
+            <w:proofErr w:type="gramEnd"/>
+            <w:r>
+              <w:t xml:space="preserve">   </w:t>
+            </w:r>
+            <w:proofErr w:type="gramStart"/>
+            <w:r>
+              <w:t>46  2</w:t>
+            </w:r>
+            <w:proofErr w:type="gramEnd"/>
+            <w:r>
+              <w:t xml:space="preserve"> </w:t>
+            </w:r>
+            <w:proofErr w:type="gramStart"/>
+            <w:r>
+              <w:t>blue  red</w:t>
+            </w:r>
+            <w:proofErr w:type="gramEnd"/>
+            <w:r>
+              <w:t xml:space="preserve">    21</w:t>
+            </w:r>
+          </w:p>
+          <w:p>
+            <w:r>
+              <w:t xml:space="preserve">2 </w:t>
+            </w:r>
+            <w:proofErr w:type="gramStart"/>
+            <w:r>
+              <w:t>blue  medium</w:t>
+            </w:r>
+            <w:proofErr w:type="gramEnd"/>
+            <w:r>
+              <w:t xml:space="preserve"> </w:t>
+            </w:r>
+            <w:proofErr w:type="gramStart"/>
+            <w:r>
+              <w:t>44  2</w:t>
+            </w:r>
+            <w:proofErr w:type="gramEnd"/>
+            <w:r>
+              <w:t xml:space="preserve"> </w:t>
+            </w:r>
+            <w:proofErr w:type="gramStart"/>
+            <w:r>
+              <w:t>blue  dark</w:t>
+            </w:r>
+            <w:proofErr w:type="gramEnd"/>
+            <w:r>
+              <w:t xml:space="preserve">   </w:t>
+            </w:r>
+            <w:proofErr w:type="gramStart"/>
+            <w:r>
+              <w:t>40  2</w:t>
+            </w:r>
+            <w:proofErr w:type="gramEnd"/>
+            <w:r>
+              <w:t xml:space="preserve"> </w:t>
+            </w:r>
+            <w:proofErr w:type="gramStart"/>
+            <w:r>
+              <w:t>blue  black</w:t>
+            </w:r>
+            <w:proofErr w:type="gramEnd"/>
+            <w:r>
+              <w:t xml:space="preserve">   6</w:t>
+            </w:r>
+          </w:p>
+          <w:p>
+            <w:r>
+              <w:t xml:space="preserve">2 green fair   </w:t>
+            </w:r>
+            <w:proofErr w:type="gramStart"/>
+            <w:r>
+              <w:t>50  2</w:t>
+            </w:r>
+            <w:proofErr w:type="gramEnd"/>
+            <w:r>
+              <w:t xml:space="preserve"> green red    </w:t>
+            </w:r>
+            <w:proofErr w:type="gramStart"/>
+            <w:r>
+              <w:t>31  2</w:t>
+            </w:r>
+            <w:proofErr w:type="gramEnd"/>
+            <w:r>
+              <w:t xml:space="preserve"> green medium 37</w:t>
+            </w:r>
+          </w:p>
+          <w:p>
+            <w:r>
+              <w:t xml:space="preserve">2 green dark   </w:t>
+            </w:r>
+            <w:proofErr w:type="gramStart"/>
+            <w:r>
+              <w:t>23  2</w:t>
+            </w:r>
+            <w:proofErr w:type="gramEnd"/>
+            <w:r>
+              <w:t xml:space="preserve"> brown fair   </w:t>
+            </w:r>
+            <w:proofErr w:type="gramStart"/>
+            <w:r>
+              <w:t>56  2</w:t>
+            </w:r>
+            <w:proofErr w:type="gramEnd"/>
+            <w:r>
+              <w:t xml:space="preserve"> brown red    42</w:t>
+            </w:r>
+          </w:p>
+          <w:p>
+            <w:r>
+              <w:t xml:space="preserve">2 brown medium </w:t>
+            </w:r>
+            <w:proofErr w:type="gramStart"/>
+            <w:r>
+              <w:t>53  2</w:t>
+            </w:r>
+            <w:proofErr w:type="gramEnd"/>
+            <w:r>
+              <w:t xml:space="preserve"> brown dark   </w:t>
+            </w:r>
+            <w:proofErr w:type="gramStart"/>
+            <w:r>
+              <w:t>54  2</w:t>
+            </w:r>
+            <w:proofErr w:type="gramEnd"/>
+            <w:r>
+              <w:t xml:space="preserve"> brown </w:t>
+            </w:r>
+            <w:proofErr w:type="gramStart"/>
+            <w:r>
+              <w:t>black  13</w:t>
+            </w:r>
+            <w:proofErr w:type="gramEnd"/>
           </w:p>
           <w:p>
             <w:r>
@@ -1407,10 +1716,12 @@
               <w:t xml:space="preserve"> &lt;- </w:t>
             </w:r>
             <w:proofErr w:type="spellStart"/>
+            <w:proofErr w:type="gramStart"/>
             <w:r>
               <w:t>read.table</w:t>
             </w:r>
             <w:proofErr w:type="spellEnd"/>
+            <w:proofErr w:type="gramEnd"/>
             <w:r>
               <w:t>(header = TRUE, text = '</w:t>
             </w:r>
@@ -1422,12 +1733,28 @@
           </w:p>
           <w:p>
             <w:r>
-              <w:t xml:space="preserve">  1 blue  fair   23</w:t>
-            </w:r>
-          </w:p>
-          <w:p>
-            <w:r>
-              <w:t xml:space="preserve">  1 blue  dark   11</w:t>
+              <w:t xml:space="preserve">  1 </w:t>
+            </w:r>
+            <w:proofErr w:type="gramStart"/>
+            <w:r>
+              <w:t>blue  fair</w:t>
+            </w:r>
+            <w:proofErr w:type="gramEnd"/>
+            <w:r>
+              <w:t xml:space="preserve">   23</w:t>
+            </w:r>
+          </w:p>
+          <w:p>
+            <w:r>
+              <w:t xml:space="preserve">  1 </w:t>
+            </w:r>
+            <w:proofErr w:type="gramStart"/>
+            <w:r>
+              <w:t>blue  dark</w:t>
+            </w:r>
+            <w:proofErr w:type="gramEnd"/>
+            <w:r>
+              <w:t xml:space="preserve">   11</w:t>
             </w:r>
           </w:p>
           <w:p>
@@ -1447,7 +1774,15 @@
           </w:p>
           <w:p>
             <w:r>
-              <w:t xml:space="preserve">  2 blue  medium 44</w:t>
+              <w:t xml:space="preserve">  2 </w:t>
+            </w:r>
+            <w:proofErr w:type="gramStart"/>
+            <w:r>
+              <w:t>blue  medium</w:t>
+            </w:r>
+            <w:proofErr w:type="gramEnd"/>
+            <w:r>
+              <w:t xml:space="preserve"> 44</w:t>
             </w:r>
           </w:p>
           <w:p>
@@ -1467,7 +1802,15 @@
           </w:p>
           <w:p>
             <w:r>
-              <w:t xml:space="preserve">  1 blue  red     7</w:t>
+              <w:t xml:space="preserve">  1 </w:t>
+            </w:r>
+            <w:proofErr w:type="gramStart"/>
+            <w:r>
+              <w:t>blue  red</w:t>
+            </w:r>
+            <w:proofErr w:type="gramEnd"/>
+            <w:r>
+              <w:t xml:space="preserve">     7</w:t>
             </w:r>
           </w:p>
           <w:p>
@@ -1487,12 +1830,28 @@
           </w:p>
           <w:p>
             <w:r>
-              <w:t xml:space="preserve">  2 blue  fair   46</w:t>
-            </w:r>
-          </w:p>
-          <w:p>
-            <w:r>
-              <w:t xml:space="preserve">  2 blue  dark   40</w:t>
+              <w:t xml:space="preserve">  2 </w:t>
+            </w:r>
+            <w:proofErr w:type="gramStart"/>
+            <w:r>
+              <w:t>blue  fair</w:t>
+            </w:r>
+            <w:proofErr w:type="gramEnd"/>
+            <w:r>
+              <w:t xml:space="preserve">   46</w:t>
+            </w:r>
+          </w:p>
+          <w:p>
+            <w:r>
+              <w:t xml:space="preserve">  2 </w:t>
+            </w:r>
+            <w:proofErr w:type="gramStart"/>
+            <w:r>
+              <w:t>blue  dark</w:t>
+            </w:r>
+            <w:proofErr w:type="gramEnd"/>
+            <w:r>
+              <w:t xml:space="preserve">   40</w:t>
             </w:r>
           </w:p>
           <w:p>
@@ -1512,7 +1871,15 @@
           </w:p>
           <w:p>
             <w:r>
-              <w:t xml:space="preserve">  1 blue  medium 24</w:t>
+              <w:t xml:space="preserve">  1 </w:t>
+            </w:r>
+            <w:proofErr w:type="gramStart"/>
+            <w:r>
+              <w:t>blue  medium</w:t>
+            </w:r>
+            <w:proofErr w:type="gramEnd"/>
+            <w:r>
+              <w:t xml:space="preserve"> 24</w:t>
             </w:r>
           </w:p>
           <w:p>
@@ -1532,12 +1899,28 @@
           </w:p>
           <w:p>
             <w:r>
-              <w:t xml:space="preserve">  2 blue  red    21</w:t>
-            </w:r>
-          </w:p>
-          <w:p>
-            <w:r>
-              <w:t xml:space="preserve">  2 blue  black   6</w:t>
+              <w:t xml:space="preserve">  2 </w:t>
+            </w:r>
+            <w:proofErr w:type="gramStart"/>
+            <w:r>
+              <w:t>blue  red</w:t>
+            </w:r>
+            <w:proofErr w:type="gramEnd"/>
+            <w:r>
+              <w:t xml:space="preserve">    21</w:t>
+            </w:r>
+          </w:p>
+          <w:p>
+            <w:r>
+              <w:t xml:space="preserve">  2 </w:t>
+            </w:r>
+            <w:proofErr w:type="gramStart"/>
+            <w:r>
+              <w:t>blue  black</w:t>
+            </w:r>
+            <w:proofErr w:type="gramEnd"/>
+            <w:r>
+              <w:t xml:space="preserve">   6</w:t>
             </w:r>
           </w:p>
           <w:p>
@@ -1552,8 +1935,13 @@
           </w:p>
           <w:p>
             <w:r>
-              <w:t xml:space="preserve">  2 brown black  13</w:t>
-            </w:r>
+              <w:t xml:space="preserve">  2 brown </w:t>
+            </w:r>
+            <w:proofErr w:type="gramStart"/>
+            <w:r>
+              <w:t>black  13</w:t>
+            </w:r>
+            <w:proofErr w:type="gramEnd"/>
           </w:p>
           <w:p>
             <w:r>
@@ -1788,19 +2176,32 @@
           <w:p>
             <w:proofErr w:type="spellStart"/>
             <w:r>
-              <w:t>proc_freq</w:t>
+              <w:t>proc_</w:t>
+            </w:r>
+            <w:proofErr w:type="gramStart"/>
+            <w:r>
+              <w:t>freq</w:t>
             </w:r>
             <w:proofErr w:type="spellEnd"/>
             <w:r>
               <w:t>(</w:t>
             </w:r>
             <w:proofErr w:type="spellStart"/>
+            <w:proofErr w:type="gramEnd"/>
             <w:r>
               <w:t>dat</w:t>
             </w:r>
             <w:proofErr w:type="spellEnd"/>
             <w:r>
-              <w:t xml:space="preserve">, tables = v(Eyes, Hair, Eyes * Hair), weight = Count, </w:t>
+              <w:t xml:space="preserve">, tables = </w:t>
+            </w:r>
+            <w:proofErr w:type="gramStart"/>
+            <w:r>
+              <w:t>v(</w:t>
+            </w:r>
+            <w:proofErr w:type="gramEnd"/>
+            <w:r>
+              <w:t xml:space="preserve">Eyes, Hair, Eyes * Hair), weight = Count, </w:t>
             </w:r>
           </w:p>
           <w:p>
@@ -1906,7 +2307,15 @@
           </w:tcPr>
           <w:p>
             <w:r>
-              <w:t>Compare basic one and two way frequencies with weight option.</w:t>
+              <w:t xml:space="preserve">Compare basic </w:t>
+            </w:r>
+            <w:proofErr w:type="gramStart"/>
+            <w:r>
+              <w:t>one and two way</w:t>
+            </w:r>
+            <w:proofErr w:type="gramEnd"/>
+            <w:r>
+              <w:t xml:space="preserve"> frequencies with weight option.</w:t>
             </w:r>
           </w:p>
         </w:tc>
@@ -2126,19 +2535,32 @@
           <w:p>
             <w:proofErr w:type="spellStart"/>
             <w:r>
-              <w:t>proc_freq</w:t>
+              <w:t>proc_</w:t>
+            </w:r>
+            <w:proofErr w:type="gramStart"/>
+            <w:r>
+              <w:t>freq</w:t>
             </w:r>
             <w:proofErr w:type="spellEnd"/>
             <w:r>
               <w:t>(</w:t>
             </w:r>
             <w:proofErr w:type="spellStart"/>
+            <w:proofErr w:type="gramEnd"/>
             <w:r>
               <w:t>dat</w:t>
             </w:r>
             <w:proofErr w:type="spellEnd"/>
             <w:r>
-              <w:t xml:space="preserve">, tables = v(Eyes, Hair, Eyes * Hair), </w:t>
+              <w:t xml:space="preserve">, tables = </w:t>
+            </w:r>
+            <w:proofErr w:type="gramStart"/>
+            <w:r>
+              <w:t>v(</w:t>
+            </w:r>
+            <w:proofErr w:type="gramEnd"/>
+            <w:r>
+              <w:t xml:space="preserve">Eyes, Hair, Eyes * Hair), </w:t>
             </w:r>
           </w:p>
           <w:p>
@@ -2375,8 +2797,13 @@
             </w:r>
           </w:p>
           <w:p>
-            <w:r>
-              <w:t xml:space="preserve">boys  yes </w:t>
+            <w:proofErr w:type="gramStart"/>
+            <w:r>
+              <w:t>boys  yes</w:t>
+            </w:r>
+            <w:proofErr w:type="gramEnd"/>
+            <w:r>
+              <w:t xml:space="preserve"> </w:t>
             </w:r>
             <w:proofErr w:type="spellStart"/>
             <w:r>
@@ -2397,7 +2824,15 @@
           </w:p>
           <w:p>
             <w:r>
-              <w:t>boys   no yes 14   girls yes no 10</w:t>
+              <w:t xml:space="preserve">boys   no yes 14   girls </w:t>
+            </w:r>
+            <w:proofErr w:type="gramStart"/>
+            <w:r>
+              <w:t>yes</w:t>
+            </w:r>
+            <w:proofErr w:type="gramEnd"/>
+            <w:r>
+              <w:t xml:space="preserve"> no 10</w:t>
             </w:r>
           </w:p>
           <w:p>
@@ -2410,7 +2845,15 @@
             </w:r>
             <w:proofErr w:type="spellEnd"/>
             <w:r>
-              <w:t xml:space="preserve"> 32   girls  no </w:t>
+              <w:t xml:space="preserve"> 32   </w:t>
+            </w:r>
+            <w:proofErr w:type="gramStart"/>
+            <w:r>
+              <w:t>girls  no</w:t>
+            </w:r>
+            <w:proofErr w:type="gramEnd"/>
+            <w:r>
+              <w:t xml:space="preserve"> </w:t>
             </w:r>
             <w:proofErr w:type="spellStart"/>
             <w:r>
@@ -2422,13 +2865,39 @@
             </w:r>
           </w:p>
           <w:p>
-            <w:r>
-              <w:t>girls  no yes 53   girls  . no 25</w:t>
-            </w:r>
-          </w:p>
-          <w:p>
-            <w:r>
-              <w:t>boys  yes . 29     girls  . no 29</w:t>
+            <w:proofErr w:type="gramStart"/>
+            <w:r>
+              <w:t>girls  no</w:t>
+            </w:r>
+            <w:proofErr w:type="gramEnd"/>
+            <w:r>
+              <w:t xml:space="preserve"> yes 53   </w:t>
+            </w:r>
+            <w:proofErr w:type="gramStart"/>
+            <w:r>
+              <w:t>girls  .</w:t>
+            </w:r>
+            <w:proofErr w:type="gramEnd"/>
+            <w:r>
+              <w:t xml:space="preserve"> no 25</w:t>
+            </w:r>
+          </w:p>
+          <w:p>
+            <w:proofErr w:type="gramStart"/>
+            <w:r>
+              <w:t>boys  yes</w:t>
+            </w:r>
+            <w:proofErr w:type="gramEnd"/>
+            <w:r>
+              <w:t xml:space="preserve"> . 29     </w:t>
+            </w:r>
+            <w:proofErr w:type="gramStart"/>
+            <w:r>
+              <w:t>girls  .</w:t>
+            </w:r>
+            <w:proofErr w:type="gramEnd"/>
+            <w:r>
+              <w:t xml:space="preserve"> no 29</w:t>
             </w:r>
           </w:p>
           <w:p>
@@ -2468,7 +2937,15 @@
           </w:p>
           <w:p>
             <w:r>
-              <w:t xml:space="preserve">   tables Internship  / out = Fork missing;</w:t>
+              <w:t xml:space="preserve">   tables </w:t>
+            </w:r>
+            <w:proofErr w:type="gramStart"/>
+            <w:r>
+              <w:t>Internship  /</w:t>
+            </w:r>
+            <w:proofErr w:type="gramEnd"/>
+            <w:r>
+              <w:t xml:space="preserve"> out = Fork missing;</w:t>
             </w:r>
           </w:p>
           <w:p>
@@ -2573,10 +3050,12 @@
               <w:t xml:space="preserve"> &lt;- </w:t>
             </w:r>
             <w:proofErr w:type="spellStart"/>
+            <w:proofErr w:type="gramStart"/>
             <w:r>
               <w:t>read.table</w:t>
             </w:r>
             <w:proofErr w:type="spellEnd"/>
+            <w:proofErr w:type="gramEnd"/>
             <w:r>
               <w:t>(header = TRUE, text = '</w:t>
             </w:r>
@@ -2588,7 +3067,15 @@
           </w:p>
           <w:p>
             <w:r>
-              <w:t xml:space="preserve">  1  boys        yes        </w:t>
+              <w:t xml:space="preserve">  </w:t>
+            </w:r>
+            <w:proofErr w:type="gramStart"/>
+            <w:r>
+              <w:t>1  boys</w:t>
+            </w:r>
+            <w:proofErr w:type="gramEnd"/>
+            <w:r>
+              <w:t xml:space="preserve">        yes        </w:t>
             </w:r>
             <w:proofErr w:type="spellStart"/>
             <w:r>
@@ -2601,7 +3088,15 @@
           </w:p>
           <w:p>
             <w:r>
-              <w:t xml:space="preserve">  2  boys         no        yes    14</w:t>
+              <w:t xml:space="preserve">  </w:t>
+            </w:r>
+            <w:proofErr w:type="gramStart"/>
+            <w:r>
+              <w:t>2  boys</w:t>
+            </w:r>
+            <w:proofErr w:type="gramEnd"/>
+            <w:r>
+              <w:t xml:space="preserve">         no        yes    14</w:t>
             </w:r>
           </w:p>
           <w:p>
@@ -2624,12 +3119,28 @@
           </w:p>
           <w:p>
             <w:r>
-              <w:t xml:space="preserve">  5  boys        yes         NA    29</w:t>
-            </w:r>
-          </w:p>
-          <w:p>
-            <w:r>
-              <w:t xml:space="preserve">  6  boys         no         </w:t>
+              <w:t xml:space="preserve">  </w:t>
+            </w:r>
+            <w:proofErr w:type="gramStart"/>
+            <w:r>
+              <w:t>5  boys</w:t>
+            </w:r>
+            <w:proofErr w:type="gramEnd"/>
+            <w:r>
+              <w:t xml:space="preserve">        yes         NA    29</w:t>
+            </w:r>
+          </w:p>
+          <w:p>
+            <w:r>
+              <w:t xml:space="preserve">  </w:t>
+            </w:r>
+            <w:proofErr w:type="gramStart"/>
+            <w:r>
+              <w:t>6  boys</w:t>
+            </w:r>
+            <w:proofErr w:type="gramEnd"/>
+            <w:r>
+              <w:t xml:space="preserve">         no         </w:t>
             </w:r>
             <w:proofErr w:type="spellStart"/>
             <w:r>
@@ -2642,7 +3153,15 @@
           </w:p>
           <w:p>
             <w:r>
-              <w:t xml:space="preserve">  7 girls        yes         no    10</w:t>
+              <w:t xml:space="preserve">  7 girls        </w:t>
+            </w:r>
+            <w:proofErr w:type="gramStart"/>
+            <w:r>
+              <w:t>yes</w:t>
+            </w:r>
+            <w:proofErr w:type="gramEnd"/>
+            <w:r>
+              <w:t xml:space="preserve">         no    10</w:t>
             </w:r>
           </w:p>
           <w:p>
@@ -2675,13 +3194,18 @@
             </w:r>
             <w:proofErr w:type="spellStart"/>
             <w:r>
-              <w:t>proc_freq</w:t>
+              <w:t>proc_</w:t>
+            </w:r>
+            <w:proofErr w:type="gramStart"/>
+            <w:r>
+              <w:t>freq</w:t>
             </w:r>
             <w:proofErr w:type="spellEnd"/>
             <w:r>
               <w:t>(</w:t>
             </w:r>
             <w:proofErr w:type="spellStart"/>
+            <w:proofErr w:type="gramEnd"/>
             <w:r>
               <w:t>prtm</w:t>
             </w:r>
@@ -2692,9 +3216,14 @@
           </w:p>
           <w:p>
             <w:r>
-              <w:t xml:space="preserve">                 options = v(</w:t>
-            </w:r>
-            <w:proofErr w:type="spellStart"/>
+              <w:t xml:space="preserve">                 options = </w:t>
+            </w:r>
+            <w:proofErr w:type="gramStart"/>
+            <w:r>
+              <w:t>v(</w:t>
+            </w:r>
+            <w:proofErr w:type="spellStart"/>
+            <w:proofErr w:type="gramEnd"/>
             <w:r>
               <w:t>nlevels</w:t>
             </w:r>
@@ -2922,8 +3451,13 @@
             </w:r>
           </w:p>
           <w:p>
-            <w:r>
-              <w:t xml:space="preserve">boys  yes </w:t>
+            <w:proofErr w:type="gramStart"/>
+            <w:r>
+              <w:t>boys  yes</w:t>
+            </w:r>
+            <w:proofErr w:type="gramEnd"/>
+            <w:r>
+              <w:t xml:space="preserve"> </w:t>
             </w:r>
             <w:proofErr w:type="spellStart"/>
             <w:r>
@@ -2931,7 +3465,15 @@
             </w:r>
             <w:proofErr w:type="spellEnd"/>
             <w:r>
-              <w:t xml:space="preserve"> 35   boys  yes no 29</w:t>
+              <w:t xml:space="preserve"> 35   </w:t>
+            </w:r>
+            <w:proofErr w:type="gramStart"/>
+            <w:r>
+              <w:t>boys  yes</w:t>
+            </w:r>
+            <w:proofErr w:type="gramEnd"/>
+            <w:r>
+              <w:t xml:space="preserve"> no 29</w:t>
             </w:r>
           </w:p>
           <w:p>
@@ -2957,12 +3499,33 @@
             </w:r>
             <w:proofErr w:type="spellEnd"/>
             <w:r>
-              <w:t xml:space="preserve"> 32   girls yes no 10</w:t>
-            </w:r>
-          </w:p>
-          <w:p>
-            <w:r>
-              <w:t xml:space="preserve">girls  no yes 53   girls  no </w:t>
+              <w:t xml:space="preserve"> 32   girls </w:t>
+            </w:r>
+            <w:proofErr w:type="gramStart"/>
+            <w:r>
+              <w:t>yes</w:t>
+            </w:r>
+            <w:proofErr w:type="gramEnd"/>
+            <w:r>
+              <w:t xml:space="preserve"> no 10</w:t>
+            </w:r>
+          </w:p>
+          <w:p>
+            <w:proofErr w:type="gramStart"/>
+            <w:r>
+              <w:t>girls  no</w:t>
+            </w:r>
+            <w:proofErr w:type="gramEnd"/>
+            <w:r>
+              <w:t xml:space="preserve"> yes 53   </w:t>
+            </w:r>
+            <w:proofErr w:type="gramStart"/>
+            <w:r>
+              <w:t>girls  no</w:t>
+            </w:r>
+            <w:proofErr w:type="gramEnd"/>
+            <w:r>
+              <w:t xml:space="preserve"> </w:t>
             </w:r>
             <w:proofErr w:type="spellStart"/>
             <w:r>
@@ -3002,7 +3565,15 @@
           </w:p>
           <w:p>
             <w:r>
-              <w:t xml:space="preserve">   tables Internship * Enrollment  / out = Fork </w:t>
+              <w:t xml:space="preserve">   tables Internship * </w:t>
+            </w:r>
+            <w:proofErr w:type="gramStart"/>
+            <w:r>
+              <w:t>Enrollment  /</w:t>
+            </w:r>
+            <w:proofErr w:type="gramEnd"/>
+            <w:r>
+              <w:t xml:space="preserve"> out = Fork </w:t>
             </w:r>
             <w:proofErr w:type="spellStart"/>
             <w:r>
@@ -3187,10 +3758,12 @@
               <w:t xml:space="preserve"> &lt;- </w:t>
             </w:r>
             <w:proofErr w:type="spellStart"/>
+            <w:proofErr w:type="gramStart"/>
             <w:r>
               <w:t>read.table</w:t>
             </w:r>
             <w:proofErr w:type="spellEnd"/>
+            <w:proofErr w:type="gramEnd"/>
             <w:r>
               <w:t>(header = TRUE, text = '</w:t>
             </w:r>
@@ -3202,7 +3775,15 @@
           </w:p>
           <w:p>
             <w:r>
-              <w:t xml:space="preserve">  1  boys        yes        </w:t>
+              <w:t xml:space="preserve">  </w:t>
+            </w:r>
+            <w:proofErr w:type="gramStart"/>
+            <w:r>
+              <w:t>1  boys</w:t>
+            </w:r>
+            <w:proofErr w:type="gramEnd"/>
+            <w:r>
+              <w:t xml:space="preserve">        yes        </w:t>
             </w:r>
             <w:proofErr w:type="spellStart"/>
             <w:r>
@@ -3215,7 +3796,15 @@
           </w:p>
           <w:p>
             <w:r>
-              <w:t xml:space="preserve">  2  boys         no        yes    14</w:t>
+              <w:t xml:space="preserve">  </w:t>
+            </w:r>
+            <w:proofErr w:type="gramStart"/>
+            <w:r>
+              <w:t>2  boys</w:t>
+            </w:r>
+            <w:proofErr w:type="gramEnd"/>
+            <w:r>
+              <w:t xml:space="preserve">         no        yes    14</w:t>
             </w:r>
           </w:p>
           <w:p>
@@ -3238,12 +3827,36 @@
           </w:p>
           <w:p>
             <w:r>
-              <w:t xml:space="preserve">  5  boys        yes         no    29</w:t>
-            </w:r>
-          </w:p>
-          <w:p>
-            <w:r>
-              <w:t xml:space="preserve">  6  boys         no         </w:t>
+              <w:t xml:space="preserve">  </w:t>
+            </w:r>
+            <w:proofErr w:type="gramStart"/>
+            <w:r>
+              <w:t>5  boys</w:t>
+            </w:r>
+            <w:proofErr w:type="gramEnd"/>
+            <w:r>
+              <w:t xml:space="preserve">        </w:t>
+            </w:r>
+            <w:proofErr w:type="gramStart"/>
+            <w:r>
+              <w:t>yes</w:t>
+            </w:r>
+            <w:proofErr w:type="gramEnd"/>
+            <w:r>
+              <w:t xml:space="preserve">         no    29</w:t>
+            </w:r>
+          </w:p>
+          <w:p>
+            <w:r>
+              <w:t xml:space="preserve">  </w:t>
+            </w:r>
+            <w:proofErr w:type="gramStart"/>
+            <w:r>
+              <w:t>6  boys</w:t>
+            </w:r>
+            <w:proofErr w:type="gramEnd"/>
+            <w:r>
+              <w:t xml:space="preserve">         no         </w:t>
             </w:r>
             <w:proofErr w:type="spellStart"/>
             <w:r>
@@ -3256,7 +3869,15 @@
           </w:p>
           <w:p>
             <w:r>
-              <w:t xml:space="preserve">  7 girls        yes         no    10</w:t>
+              <w:t xml:space="preserve">  7 girls        </w:t>
+            </w:r>
+            <w:proofErr w:type="gramStart"/>
+            <w:r>
+              <w:t>yes</w:t>
+            </w:r>
+            <w:proofErr w:type="gramEnd"/>
+            <w:r>
+              <w:t xml:space="preserve">         no    10</w:t>
             </w:r>
           </w:p>
           <w:p>
@@ -3280,15 +3901,28 @@
             </w:r>
             <w:proofErr w:type="spellEnd"/>
             <w:r>
-              <w:t xml:space="preserve"> &lt;- factor(</w:t>
-            </w:r>
-            <w:proofErr w:type="spellStart"/>
+              <w:t xml:space="preserve"> &lt;- </w:t>
+            </w:r>
+            <w:proofErr w:type="gramStart"/>
+            <w:r>
+              <w:t>factor(</w:t>
+            </w:r>
+            <w:proofErr w:type="spellStart"/>
+            <w:proofErr w:type="gramEnd"/>
             <w:r>
               <w:t>prt$enrollment</w:t>
             </w:r>
             <w:proofErr w:type="spellEnd"/>
             <w:r>
-              <w:t>, c("yes", "no"))</w:t>
+              <w:t xml:space="preserve">, </w:t>
+            </w:r>
+            <w:proofErr w:type="gramStart"/>
+            <w:r>
+              <w:t>c(</w:t>
+            </w:r>
+            <w:proofErr w:type="gramEnd"/>
+            <w:r>
+              <w:t>"yes", "no"))</w:t>
             </w:r>
           </w:p>
           <w:p>
@@ -3298,28 +3932,46 @@
             </w:r>
             <w:proofErr w:type="spellEnd"/>
             <w:r>
-              <w:t xml:space="preserve"> &lt;- factor(</w:t>
-            </w:r>
-            <w:proofErr w:type="spellStart"/>
+              <w:t xml:space="preserve"> &lt;- </w:t>
+            </w:r>
+            <w:proofErr w:type="gramStart"/>
+            <w:r>
+              <w:t>factor(</w:t>
+            </w:r>
+            <w:proofErr w:type="spellStart"/>
+            <w:proofErr w:type="gramEnd"/>
             <w:r>
               <w:t>prt$internship</w:t>
             </w:r>
             <w:proofErr w:type="spellEnd"/>
             <w:r>
-              <w:t>, c("yes", "no"))</w:t>
+              <w:t xml:space="preserve">, </w:t>
+            </w:r>
+            <w:proofErr w:type="gramStart"/>
+            <w:r>
+              <w:t>c(</w:t>
+            </w:r>
+            <w:proofErr w:type="gramEnd"/>
+            <w:r>
+              <w:t>"yes", "no"))</w:t>
             </w:r>
           </w:p>
           <w:p/>
           <w:p>
             <w:proofErr w:type="spellStart"/>
             <w:r>
-              <w:t>proc_freq</w:t>
+              <w:t>proc_</w:t>
+            </w:r>
+            <w:proofErr w:type="gramStart"/>
+            <w:r>
+              <w:t>freq</w:t>
             </w:r>
             <w:proofErr w:type="spellEnd"/>
             <w:r>
               <w:t>(</w:t>
             </w:r>
             <w:proofErr w:type="spellStart"/>
+            <w:proofErr w:type="gramEnd"/>
             <w:r>
               <w:t>prt</w:t>
             </w:r>
@@ -3452,7 +4104,15 @@
               <w:t xml:space="preserve">Compare </w:t>
             </w:r>
             <w:r>
-              <w:t xml:space="preserve">two way with </w:t>
+              <w:t xml:space="preserve">two </w:t>
+            </w:r>
+            <w:proofErr w:type="gramStart"/>
+            <w:r>
+              <w:t>way</w:t>
+            </w:r>
+            <w:proofErr w:type="gramEnd"/>
+            <w:r>
+              <w:t xml:space="preserve"> with </w:t>
             </w:r>
             <w:proofErr w:type="spellStart"/>
             <w:r>
@@ -3585,8 +4245,13 @@
             </w:r>
           </w:p>
           <w:p>
-            <w:r>
-              <w:t xml:space="preserve">boys  yes </w:t>
+            <w:proofErr w:type="gramStart"/>
+            <w:r>
+              <w:t>boys  yes</w:t>
+            </w:r>
+            <w:proofErr w:type="gramEnd"/>
+            <w:r>
+              <w:t xml:space="preserve"> </w:t>
             </w:r>
             <w:proofErr w:type="spellStart"/>
             <w:r>
@@ -3594,7 +4259,15 @@
             </w:r>
             <w:proofErr w:type="spellEnd"/>
             <w:r>
-              <w:t xml:space="preserve"> 35   boys  yes no 29</w:t>
+              <w:t xml:space="preserve"> 35   </w:t>
+            </w:r>
+            <w:proofErr w:type="gramStart"/>
+            <w:r>
+              <w:t>boys  yes</w:t>
+            </w:r>
+            <w:proofErr w:type="gramEnd"/>
+            <w:r>
+              <w:t xml:space="preserve"> no 29</w:t>
             </w:r>
           </w:p>
           <w:p>
@@ -3620,12 +4293,33 @@
             </w:r>
             <w:proofErr w:type="spellEnd"/>
             <w:r>
-              <w:t xml:space="preserve"> 32   girls yes no 10</w:t>
-            </w:r>
-          </w:p>
-          <w:p>
-            <w:r>
-              <w:t xml:space="preserve">girls  no yes 53   girls  no </w:t>
+              <w:t xml:space="preserve"> 32   girls </w:t>
+            </w:r>
+            <w:proofErr w:type="gramStart"/>
+            <w:r>
+              <w:t>yes</w:t>
+            </w:r>
+            <w:proofErr w:type="gramEnd"/>
+            <w:r>
+              <w:t xml:space="preserve"> no 10</w:t>
+            </w:r>
+          </w:p>
+          <w:p>
+            <w:proofErr w:type="gramStart"/>
+            <w:r>
+              <w:t>girls  no</w:t>
+            </w:r>
+            <w:proofErr w:type="gramEnd"/>
+            <w:r>
+              <w:t xml:space="preserve"> yes 53   </w:t>
+            </w:r>
+            <w:proofErr w:type="gramStart"/>
+            <w:r>
+              <w:t>girls  no</w:t>
+            </w:r>
+            <w:proofErr w:type="gramEnd"/>
+            <w:r>
+              <w:t xml:space="preserve"> </w:t>
             </w:r>
             <w:proofErr w:type="spellStart"/>
             <w:r>
@@ -3665,7 +4359,15 @@
           </w:p>
           <w:p>
             <w:r>
-              <w:t xml:space="preserve">   tables Internship * Enrollment  / out = Fork </w:t>
+              <w:t xml:space="preserve">   tables Internship * </w:t>
+            </w:r>
+            <w:proofErr w:type="gramStart"/>
+            <w:r>
+              <w:t>Enrollment  /</w:t>
+            </w:r>
+            <w:proofErr w:type="gramEnd"/>
+            <w:r>
+              <w:t xml:space="preserve"> out = Fork </w:t>
             </w:r>
             <w:proofErr w:type="spellStart"/>
             <w:r>
@@ -3850,10 +4552,12 @@
               <w:t xml:space="preserve"> &lt;- </w:t>
             </w:r>
             <w:proofErr w:type="spellStart"/>
+            <w:proofErr w:type="gramStart"/>
             <w:r>
               <w:t>read.table</w:t>
             </w:r>
             <w:proofErr w:type="spellEnd"/>
+            <w:proofErr w:type="gramEnd"/>
             <w:r>
               <w:t>(header = TRUE, text = '</w:t>
             </w:r>
@@ -3865,7 +4569,15 @@
           </w:p>
           <w:p>
             <w:r>
-              <w:t xml:space="preserve">  1  boys        yes        </w:t>
+              <w:t xml:space="preserve">  </w:t>
+            </w:r>
+            <w:proofErr w:type="gramStart"/>
+            <w:r>
+              <w:t>1  boys</w:t>
+            </w:r>
+            <w:proofErr w:type="gramEnd"/>
+            <w:r>
+              <w:t xml:space="preserve">        yes        </w:t>
             </w:r>
             <w:proofErr w:type="spellStart"/>
             <w:r>
@@ -3878,7 +4590,15 @@
           </w:p>
           <w:p>
             <w:r>
-              <w:t xml:space="preserve">  2  boys         no        yes    14</w:t>
+              <w:t xml:space="preserve">  </w:t>
+            </w:r>
+            <w:proofErr w:type="gramStart"/>
+            <w:r>
+              <w:t>2  boys</w:t>
+            </w:r>
+            <w:proofErr w:type="gramEnd"/>
+            <w:r>
+              <w:t xml:space="preserve">         no        yes    14</w:t>
             </w:r>
           </w:p>
           <w:p>
@@ -3901,12 +4621,36 @@
           </w:p>
           <w:p>
             <w:r>
-              <w:t xml:space="preserve">  5  boys        yes         no    29</w:t>
-            </w:r>
-          </w:p>
-          <w:p>
-            <w:r>
-              <w:t xml:space="preserve">  6  boys         no         </w:t>
+              <w:t xml:space="preserve">  </w:t>
+            </w:r>
+            <w:proofErr w:type="gramStart"/>
+            <w:r>
+              <w:t>5  boys</w:t>
+            </w:r>
+            <w:proofErr w:type="gramEnd"/>
+            <w:r>
+              <w:t xml:space="preserve">        </w:t>
+            </w:r>
+            <w:proofErr w:type="gramStart"/>
+            <w:r>
+              <w:t>yes</w:t>
+            </w:r>
+            <w:proofErr w:type="gramEnd"/>
+            <w:r>
+              <w:t xml:space="preserve">         no    29</w:t>
+            </w:r>
+          </w:p>
+          <w:p>
+            <w:r>
+              <w:t xml:space="preserve">  </w:t>
+            </w:r>
+            <w:proofErr w:type="gramStart"/>
+            <w:r>
+              <w:t>6  boys</w:t>
+            </w:r>
+            <w:proofErr w:type="gramEnd"/>
+            <w:r>
+              <w:t xml:space="preserve">         no         </w:t>
             </w:r>
             <w:proofErr w:type="spellStart"/>
             <w:r>
@@ -3919,7 +4663,15 @@
           </w:p>
           <w:p>
             <w:r>
-              <w:t xml:space="preserve">  7 girls        yes         no    10</w:t>
+              <w:t xml:space="preserve">  7 girls        </w:t>
+            </w:r>
+            <w:proofErr w:type="gramStart"/>
+            <w:r>
+              <w:t>yes</w:t>
+            </w:r>
+            <w:proofErr w:type="gramEnd"/>
+            <w:r>
+              <w:t xml:space="preserve">         no    10</w:t>
             </w:r>
           </w:p>
           <w:p>
@@ -3943,15 +4695,28 @@
             </w:r>
             <w:proofErr w:type="spellEnd"/>
             <w:r>
-              <w:t xml:space="preserve"> &lt;- factor(</w:t>
-            </w:r>
-            <w:proofErr w:type="spellStart"/>
+              <w:t xml:space="preserve"> &lt;- </w:t>
+            </w:r>
+            <w:proofErr w:type="gramStart"/>
+            <w:r>
+              <w:t>factor(</w:t>
+            </w:r>
+            <w:proofErr w:type="spellStart"/>
+            <w:proofErr w:type="gramEnd"/>
             <w:r>
               <w:t>prt$enrollment</w:t>
             </w:r>
             <w:proofErr w:type="spellEnd"/>
             <w:r>
-              <w:t>, c("yes", "no"))</w:t>
+              <w:t xml:space="preserve">, </w:t>
+            </w:r>
+            <w:proofErr w:type="gramStart"/>
+            <w:r>
+              <w:t>c(</w:t>
+            </w:r>
+            <w:proofErr w:type="gramEnd"/>
+            <w:r>
+              <w:t>"yes", "no"))</w:t>
             </w:r>
           </w:p>
           <w:p>
@@ -3961,28 +4726,46 @@
             </w:r>
             <w:proofErr w:type="spellEnd"/>
             <w:r>
-              <w:t xml:space="preserve"> &lt;- factor(</w:t>
-            </w:r>
-            <w:proofErr w:type="spellStart"/>
+              <w:t xml:space="preserve"> &lt;- </w:t>
+            </w:r>
+            <w:proofErr w:type="gramStart"/>
+            <w:r>
+              <w:t>factor(</w:t>
+            </w:r>
+            <w:proofErr w:type="spellStart"/>
+            <w:proofErr w:type="gramEnd"/>
             <w:r>
               <w:t>prt$internship</w:t>
             </w:r>
             <w:proofErr w:type="spellEnd"/>
             <w:r>
-              <w:t>, c("yes", "no"))</w:t>
+              <w:t xml:space="preserve">, </w:t>
+            </w:r>
+            <w:proofErr w:type="gramStart"/>
+            <w:r>
+              <w:t>c(</w:t>
+            </w:r>
+            <w:proofErr w:type="gramEnd"/>
+            <w:r>
+              <w:t>"yes", "no"))</w:t>
             </w:r>
           </w:p>
           <w:p/>
           <w:p>
             <w:proofErr w:type="spellStart"/>
             <w:r>
-              <w:t>proc_freq</w:t>
+              <w:t>proc_</w:t>
+            </w:r>
+            <w:proofErr w:type="gramStart"/>
+            <w:r>
+              <w:t>freq</w:t>
             </w:r>
             <w:proofErr w:type="spellEnd"/>
             <w:r>
               <w:t>(</w:t>
             </w:r>
             <w:proofErr w:type="spellStart"/>
+            <w:proofErr w:type="gramEnd"/>
             <w:r>
               <w:t>prt</w:t>
             </w:r>
@@ -4110,7 +4893,15 @@
           </w:tcPr>
           <w:p>
             <w:r>
-              <w:t xml:space="preserve">Compare two way with </w:t>
+              <w:t xml:space="preserve">Compare two </w:t>
+            </w:r>
+            <w:proofErr w:type="gramStart"/>
+            <w:r>
+              <w:t>way</w:t>
+            </w:r>
+            <w:proofErr w:type="gramEnd"/>
+            <w:r>
+              <w:t xml:space="preserve"> with </w:t>
             </w:r>
             <w:r>
               <w:t>Fisher’s Exact</w:t>
@@ -4228,7 +5019,15 @@
           </w:p>
           <w:p>
             <w:r>
-              <w:t xml:space="preserve">tables Hair  /plots = </w:t>
+              <w:t xml:space="preserve">tables </w:t>
+            </w:r>
+            <w:proofErr w:type="gramStart"/>
+            <w:r>
+              <w:t>Hair  /</w:t>
+            </w:r>
+            <w:proofErr w:type="gramEnd"/>
+            <w:r>
+              <w:t xml:space="preserve">plots = </w:t>
             </w:r>
             <w:proofErr w:type="spellStart"/>
             <w:r>
@@ -4335,13 +5134,18 @@
             <w:proofErr w:type="spellStart"/>
             <w:r>
               <w:lastRenderedPageBreak/>
-              <w:t>proc_freq</w:t>
+              <w:t>proc_</w:t>
+            </w:r>
+            <w:proofErr w:type="gramStart"/>
+            <w:r>
+              <w:t>freq</w:t>
             </w:r>
             <w:proofErr w:type="spellEnd"/>
             <w:r>
               <w:t>(</w:t>
             </w:r>
             <w:proofErr w:type="spellStart"/>
+            <w:proofErr w:type="gramEnd"/>
             <w:r>
               <w:t>dat</w:t>
             </w:r>
@@ -4562,15 +5366,28 @@
           </w:p>
           <w:p>
             <w:r>
-              <w:t xml:space="preserve">tables Eyes  /plots = </w:t>
-            </w:r>
-            <w:proofErr w:type="spellStart"/>
+              <w:t xml:space="preserve">tables </w:t>
+            </w:r>
+            <w:proofErr w:type="gramStart"/>
+            <w:r>
+              <w:t>Eyes  /</w:t>
+            </w:r>
+            <w:proofErr w:type="gramEnd"/>
+            <w:r>
+              <w:t xml:space="preserve">plots = </w:t>
+            </w:r>
+            <w:proofErr w:type="spellStart"/>
+            <w:proofErr w:type="gramStart"/>
             <w:r>
               <w:t>freqplot</w:t>
             </w:r>
             <w:proofErr w:type="spellEnd"/>
             <w:r>
-              <w:t xml:space="preserve">(type = </w:t>
+              <w:t>(</w:t>
+            </w:r>
+            <w:proofErr w:type="gramEnd"/>
+            <w:r>
+              <w:t xml:space="preserve">type = </w:t>
             </w:r>
             <w:proofErr w:type="spellStart"/>
             <w:r>
@@ -4598,6 +5415,9 @@
           </w:tcPr>
           <w:p>
             <w:r>
+              <w:rPr>
+                <w:noProof/>
+              </w:rPr>
               <w:drawing>
                 <wp:inline distT="0" distB="0" distL="0" distR="0" wp14:anchorId="42346C2C" wp14:editId="215AB5FD">
                   <wp:extent cx="4867275" cy="4605043"/>
@@ -4674,13 +5494,18 @@
           <w:p>
             <w:proofErr w:type="spellStart"/>
             <w:r>
-              <w:t>proc_freq</w:t>
+              <w:t>proc_</w:t>
+            </w:r>
+            <w:proofErr w:type="gramStart"/>
+            <w:r>
+              <w:t>freq</w:t>
             </w:r>
             <w:proofErr w:type="spellEnd"/>
             <w:r>
               <w:t>(</w:t>
             </w:r>
             <w:proofErr w:type="spellStart"/>
+            <w:proofErr w:type="gramEnd"/>
             <w:r>
               <w:t>dat</w:t>
             </w:r>
@@ -4699,12 +5524,17 @@
               <w:t xml:space="preserve">          plots = </w:t>
             </w:r>
             <w:proofErr w:type="spellStart"/>
+            <w:proofErr w:type="gramStart"/>
             <w:r>
               <w:t>freqplot</w:t>
             </w:r>
             <w:proofErr w:type="spellEnd"/>
             <w:r>
-              <w:t>("</w:t>
+              <w:t>(</w:t>
+            </w:r>
+            <w:proofErr w:type="gramEnd"/>
+            <w:r>
+              <w:t>"</w:t>
             </w:r>
             <w:proofErr w:type="spellStart"/>
             <w:r>
@@ -4722,6 +5552,9 @@
           </w:tcPr>
           <w:p>
             <w:r>
+              <w:rPr>
+                <w:noProof/>
+              </w:rPr>
               <w:drawing>
                 <wp:inline distT="0" distB="0" distL="0" distR="0" wp14:anchorId="1FDB2CEF" wp14:editId="1E93F6EB">
                   <wp:extent cx="4572000" cy="4534215"/>
@@ -4857,10 +5690,7 @@
       </w:pPr>
       <w:r>
         <w:lastRenderedPageBreak/>
-        <w:t>proc_freq-00</w:t>
-      </w:r>
-      <w:r>
-        <w:t>8</w:t>
+        <w:t>proc_freq-008</w:t>
       </w:r>
     </w:p>
     <w:tbl>
@@ -4930,15 +5760,28 @@
           </w:p>
           <w:p>
             <w:r>
-              <w:t xml:space="preserve">tables Hair  /plots = </w:t>
-            </w:r>
-            <w:proofErr w:type="spellStart"/>
+              <w:t xml:space="preserve">tables </w:t>
+            </w:r>
+            <w:proofErr w:type="gramStart"/>
+            <w:r>
+              <w:t>Hair  /</w:t>
+            </w:r>
+            <w:proofErr w:type="gramEnd"/>
+            <w:r>
+              <w:t xml:space="preserve">plots = </w:t>
+            </w:r>
+            <w:proofErr w:type="spellStart"/>
+            <w:proofErr w:type="gramStart"/>
             <w:r>
               <w:t>freqplot</w:t>
             </w:r>
             <w:proofErr w:type="spellEnd"/>
             <w:r>
-              <w:t xml:space="preserve">(type = </w:t>
+              <w:t>(</w:t>
+            </w:r>
+            <w:proofErr w:type="gramEnd"/>
+            <w:r>
+              <w:t xml:space="preserve">type = </w:t>
             </w:r>
             <w:proofErr w:type="spellStart"/>
             <w:r>
@@ -4966,6 +5809,9 @@
           </w:tcPr>
           <w:p>
             <w:r>
+              <w:rPr>
+                <w:noProof/>
+              </w:rPr>
               <w:drawing>
                 <wp:inline distT="0" distB="0" distL="0" distR="0" wp14:anchorId="62617F2B" wp14:editId="4D3252FF">
                   <wp:extent cx="4657725" cy="4781345"/>
@@ -5042,13 +5888,18 @@
           <w:p>
             <w:proofErr w:type="spellStart"/>
             <w:r>
-              <w:t>proc_freq</w:t>
+              <w:t>proc_</w:t>
+            </w:r>
+            <w:proofErr w:type="gramStart"/>
+            <w:r>
+              <w:t>freq</w:t>
             </w:r>
             <w:proofErr w:type="spellEnd"/>
             <w:r>
               <w:t>(</w:t>
             </w:r>
             <w:proofErr w:type="spellStart"/>
+            <w:proofErr w:type="gramEnd"/>
             <w:r>
               <w:t>dat</w:t>
             </w:r>
@@ -5067,12 +5918,17 @@
               <w:t xml:space="preserve">          plots = </w:t>
             </w:r>
             <w:proofErr w:type="spellStart"/>
+            <w:proofErr w:type="gramStart"/>
             <w:r>
               <w:t>freqplot</w:t>
             </w:r>
             <w:proofErr w:type="spellEnd"/>
             <w:r>
-              <w:t>("</w:t>
+              <w:t>(</w:t>
+            </w:r>
+            <w:proofErr w:type="gramEnd"/>
+            <w:r>
+              <w:t>"</w:t>
             </w:r>
             <w:proofErr w:type="spellStart"/>
             <w:r>
@@ -5090,6 +5946,9 @@
           </w:tcPr>
           <w:p>
             <w:r>
+              <w:rPr>
+                <w:noProof/>
+              </w:rPr>
               <w:drawing>
                 <wp:inline distT="0" distB="0" distL="0" distR="0" wp14:anchorId="05C05143" wp14:editId="6BE88913">
                   <wp:extent cx="4200525" cy="4303044"/>
@@ -5205,10 +6064,7 @@
       </w:pPr>
       <w:r>
         <w:lastRenderedPageBreak/>
-        <w:t>proc_freq-00</w:t>
-      </w:r>
-      <w:r>
-        <w:t>9</w:t>
+        <w:t>proc_freq-009</w:t>
       </w:r>
     </w:p>
     <w:tbl>
@@ -5277,9 +6133,18 @@
           </w:p>
           <w:p>
             <w:r>
-              <w:t xml:space="preserve">tables Eyes * Hair  /plots = </w:t>
-            </w:r>
-            <w:proofErr w:type="spellStart"/>
+              <w:t xml:space="preserve">tables Eyes * </w:t>
+            </w:r>
+            <w:proofErr w:type="gramStart"/>
+            <w:r>
+              <w:t>Hair  /</w:t>
+            </w:r>
+            <w:proofErr w:type="gramEnd"/>
+            <w:r>
+              <w:t xml:space="preserve">plots = </w:t>
+            </w:r>
+            <w:proofErr w:type="spellStart"/>
+            <w:proofErr w:type="gramStart"/>
             <w:r>
               <w:t>freqplot</w:t>
             </w:r>
@@ -5288,6 +6153,7 @@
               <w:t>(</w:t>
             </w:r>
             <w:proofErr w:type="spellStart"/>
+            <w:proofErr w:type="gramEnd"/>
             <w:r>
               <w:t>twoway</w:t>
             </w:r>
@@ -5313,6 +6179,9 @@
           </w:tcPr>
           <w:p>
             <w:r>
+              <w:rPr>
+                <w:noProof/>
+              </w:rPr>
               <w:drawing>
                 <wp:inline distT="0" distB="0" distL="0" distR="0" wp14:anchorId="3687F3AB" wp14:editId="3A470891">
                   <wp:extent cx="4219575" cy="5136588"/>
@@ -5389,13 +6258,18 @@
           <w:p>
             <w:proofErr w:type="spellStart"/>
             <w:r>
-              <w:t>proc_freq</w:t>
+              <w:t>proc_</w:t>
+            </w:r>
+            <w:proofErr w:type="gramStart"/>
+            <w:r>
+              <w:t>freq</w:t>
             </w:r>
             <w:proofErr w:type="spellEnd"/>
             <w:r>
               <w:t>(</w:t>
             </w:r>
             <w:proofErr w:type="spellStart"/>
+            <w:proofErr w:type="gramEnd"/>
             <w:r>
               <w:t>dat</w:t>
             </w:r>
@@ -5411,13 +6285,18 @@
           </w:p>
           <w:p>
             <w:r>
-              <w:t xml:space="preserve">          plots =  </w:t>
+              <w:t xml:space="preserve">          plots </w:t>
+            </w:r>
+            <w:proofErr w:type="gramStart"/>
+            <w:r>
+              <w:t xml:space="preserve">=  </w:t>
             </w:r>
             <w:proofErr w:type="spellStart"/>
             <w:r>
               <w:t>freqplot</w:t>
             </w:r>
             <w:proofErr w:type="spellEnd"/>
+            <w:proofErr w:type="gramEnd"/>
             <w:r>
               <w:t>("</w:t>
             </w:r>
@@ -5445,6 +6324,9 @@
           </w:tcPr>
           <w:p>
             <w:r>
+              <w:rPr>
+                <w:noProof/>
+              </w:rPr>
               <w:drawing>
                 <wp:inline distT="0" distB="0" distL="0" distR="0" wp14:anchorId="2FCA8EA6" wp14:editId="7DB41EBF">
                   <wp:extent cx="4075527" cy="4962525"/>
@@ -5560,10 +6442,7 @@
       </w:pPr>
       <w:r>
         <w:lastRenderedPageBreak/>
-        <w:t>proc_freq-0</w:t>
-      </w:r>
-      <w:r>
-        <w:t>10</w:t>
+        <w:t>proc_freq-010</w:t>
       </w:r>
     </w:p>
     <w:tbl>
@@ -5632,9 +6511,18 @@
           </w:p>
           <w:p>
             <w:r>
-              <w:t xml:space="preserve">tables Eyes * Hair  /plots = </w:t>
-            </w:r>
-            <w:proofErr w:type="spellStart"/>
+              <w:t xml:space="preserve">tables Eyes * </w:t>
+            </w:r>
+            <w:proofErr w:type="gramStart"/>
+            <w:r>
+              <w:t>Hair  /</w:t>
+            </w:r>
+            <w:proofErr w:type="gramEnd"/>
+            <w:r>
+              <w:t xml:space="preserve">plots = </w:t>
+            </w:r>
+            <w:proofErr w:type="spellStart"/>
+            <w:proofErr w:type="gramStart"/>
             <w:r>
               <w:t>freqplot</w:t>
             </w:r>
@@ -5643,6 +6531,7 @@
               <w:t>(</w:t>
             </w:r>
             <w:proofErr w:type="spellStart"/>
+            <w:proofErr w:type="gramEnd"/>
             <w:r>
               <w:t>twoway</w:t>
             </w:r>
@@ -5668,6 +6557,9 @@
           </w:tcPr>
           <w:p>
             <w:r>
+              <w:rPr>
+                <w:noProof/>
+              </w:rPr>
               <w:drawing>
                 <wp:inline distT="0" distB="0" distL="0" distR="0" wp14:anchorId="6A851322" wp14:editId="1D18AEA6">
                   <wp:extent cx="4189347" cy="5124450"/>
@@ -5745,13 +6637,18 @@
           <w:p>
             <w:proofErr w:type="spellStart"/>
             <w:r>
-              <w:t>proc_freq</w:t>
+              <w:t>proc_</w:t>
+            </w:r>
+            <w:proofErr w:type="gramStart"/>
+            <w:r>
+              <w:t>freq</w:t>
             </w:r>
             <w:proofErr w:type="spellEnd"/>
             <w:r>
               <w:t>(</w:t>
             </w:r>
             <w:proofErr w:type="spellStart"/>
+            <w:proofErr w:type="gramEnd"/>
             <w:r>
               <w:t>dat</w:t>
             </w:r>
@@ -5762,13 +6659,18 @@
           </w:p>
           <w:p>
             <w:r>
-              <w:t xml:space="preserve">          plots =  </w:t>
+              <w:t xml:space="preserve">          plots </w:t>
+            </w:r>
+            <w:proofErr w:type="gramStart"/>
+            <w:r>
+              <w:t xml:space="preserve">=  </w:t>
             </w:r>
             <w:proofErr w:type="spellStart"/>
             <w:r>
               <w:t>freqplot</w:t>
             </w:r>
             <w:proofErr w:type="spellEnd"/>
+            <w:proofErr w:type="gramEnd"/>
             <w:r>
               <w:t>("</w:t>
             </w:r>
@@ -5796,6 +6698,9 @@
           </w:tcPr>
           <w:p>
             <w:r>
+              <w:rPr>
+                <w:noProof/>
+              </w:rPr>
               <w:drawing>
                 <wp:inline distT="0" distB="0" distL="0" distR="0" wp14:anchorId="3EDE1792" wp14:editId="6CC08995">
                   <wp:extent cx="4231526" cy="5219700"/>
@@ -5884,10 +6789,7 @@
           </w:tcPr>
           <w:p>
             <w:r>
-              <w:t>Stacked</w:t>
-            </w:r>
-            <w:r>
-              <w:t xml:space="preserve"> bar chart</w:t>
+              <w:t>Stacked bar chart</w:t>
             </w:r>
           </w:p>
         </w:tc>
@@ -6012,8 +6914,13 @@
             </w:r>
             <w:proofErr w:type="spellEnd"/>
             <w:r>
-              <w:t xml:space="preserve"> 19-20 Flavor $ 23-32 Layers 34 ;</w:t>
-            </w:r>
+              <w:t xml:space="preserve"> 19-20 Flavor $ 23-32 Layers </w:t>
+            </w:r>
+            <w:proofErr w:type="gramStart"/>
+            <w:r>
+              <w:t>34 ;</w:t>
+            </w:r>
+            <w:proofErr w:type="gramEnd"/>
           </w:p>
           <w:p>
             <w:r>
@@ -6030,57 +6937,150 @@
           </w:p>
           <w:p>
             <w:r>
-              <w:t>Orlando     27 93 80  Vanilla    1</w:t>
-            </w:r>
-          </w:p>
-          <w:p>
-            <w:r>
-              <w:t>Ramey       32 84 72  Rum        2</w:t>
-            </w:r>
-          </w:p>
-          <w:p>
-            <w:r>
-              <w:t>Goldston    46 68 75  Vanilla    1</w:t>
-            </w:r>
-          </w:p>
-          <w:p>
-            <w:r>
-              <w:t>Roe         38 79 73  Vanilla    2</w:t>
-            </w:r>
-          </w:p>
-          <w:p>
-            <w:r>
-              <w:t>Larsen      23 77 84  Chocolate  3</w:t>
-            </w:r>
-          </w:p>
-          <w:p>
-            <w:r>
-              <w:t>Davis       51 86 91  Spice      3</w:t>
-            </w:r>
-          </w:p>
-          <w:p>
-            <w:r>
-              <w:t>Strickland  19 82 79  Chocolate  1</w:t>
-            </w:r>
-          </w:p>
-          <w:p>
-            <w:r>
-              <w:t>Nguyen      57 77 84  Vanilla    3</w:t>
-            </w:r>
-          </w:p>
-          <w:p>
-            <w:r>
-              <w:t>Hildenbrand 33 81 83  Chocolate  1</w:t>
-            </w:r>
-          </w:p>
-          <w:p>
-            <w:r>
-              <w:t>Byron       62 72 87  Vanilla    2</w:t>
-            </w:r>
-          </w:p>
-          <w:p>
-            <w:r>
-              <w:t>Sanders     26 56 79  Chocolate  1</w:t>
+              <w:t xml:space="preserve">Orlando     27 93 </w:t>
+            </w:r>
+            <w:proofErr w:type="gramStart"/>
+            <w:r>
+              <w:t>80  Vanilla</w:t>
+            </w:r>
+            <w:proofErr w:type="gramEnd"/>
+            <w:r>
+              <w:t xml:space="preserve">    1</w:t>
+            </w:r>
+          </w:p>
+          <w:p>
+            <w:r>
+              <w:t xml:space="preserve">Ramey       32 84 </w:t>
+            </w:r>
+            <w:proofErr w:type="gramStart"/>
+            <w:r>
+              <w:t>72  Rum</w:t>
+            </w:r>
+            <w:proofErr w:type="gramEnd"/>
+            <w:r>
+              <w:t xml:space="preserve">        2</w:t>
+            </w:r>
+          </w:p>
+          <w:p>
+            <w:r>
+              <w:t xml:space="preserve">Goldston    46 68 </w:t>
+            </w:r>
+            <w:proofErr w:type="gramStart"/>
+            <w:r>
+              <w:t>75  Vanilla</w:t>
+            </w:r>
+            <w:proofErr w:type="gramEnd"/>
+            <w:r>
+              <w:t xml:space="preserve">    1</w:t>
+            </w:r>
+          </w:p>
+          <w:p>
+            <w:r>
+              <w:t xml:space="preserve">Roe         38 79 </w:t>
+            </w:r>
+            <w:proofErr w:type="gramStart"/>
+            <w:r>
+              <w:t>73  Vanilla</w:t>
+            </w:r>
+            <w:proofErr w:type="gramEnd"/>
+            <w:r>
+              <w:t xml:space="preserve">    2</w:t>
+            </w:r>
+          </w:p>
+          <w:p>
+            <w:r>
+              <w:t xml:space="preserve">Larsen      23 77 </w:t>
+            </w:r>
+            <w:proofErr w:type="gramStart"/>
+            <w:r>
+              <w:t>84  Chocolate</w:t>
+            </w:r>
+            <w:proofErr w:type="gramEnd"/>
+            <w:r>
+              <w:t xml:space="preserve">  3</w:t>
+            </w:r>
+          </w:p>
+          <w:p>
+            <w:r>
+              <w:t xml:space="preserve">Davis       51 86 </w:t>
+            </w:r>
+            <w:proofErr w:type="gramStart"/>
+            <w:r>
+              <w:t>91  Spice</w:t>
+            </w:r>
+            <w:proofErr w:type="gramEnd"/>
+            <w:r>
+              <w:t xml:space="preserve">      3</w:t>
+            </w:r>
+          </w:p>
+          <w:p>
+            <w:proofErr w:type="gramStart"/>
+            <w:r>
+              <w:t>Strickland  19</w:t>
+            </w:r>
+            <w:proofErr w:type="gramEnd"/>
+            <w:r>
+              <w:t xml:space="preserve"> 82 </w:t>
+            </w:r>
+            <w:proofErr w:type="gramStart"/>
+            <w:r>
+              <w:t>79  Chocolate</w:t>
+            </w:r>
+            <w:proofErr w:type="gramEnd"/>
+            <w:r>
+              <w:t xml:space="preserve">  1</w:t>
+            </w:r>
+          </w:p>
+          <w:p>
+            <w:r>
+              <w:t xml:space="preserve">Nguyen      57 77 </w:t>
+            </w:r>
+            <w:proofErr w:type="gramStart"/>
+            <w:r>
+              <w:t>84  Vanilla</w:t>
+            </w:r>
+            <w:proofErr w:type="gramEnd"/>
+            <w:r>
+              <w:t xml:space="preserve">    3</w:t>
+            </w:r>
+          </w:p>
+          <w:p>
+            <w:r>
+              <w:t xml:space="preserve">Hildenbrand 33 81 </w:t>
+            </w:r>
+            <w:proofErr w:type="gramStart"/>
+            <w:r>
+              <w:t>83  Chocolate</w:t>
+            </w:r>
+            <w:proofErr w:type="gramEnd"/>
+            <w:r>
+              <w:t xml:space="preserve">  1</w:t>
+            </w:r>
+          </w:p>
+          <w:p>
+            <w:r>
+              <w:t xml:space="preserve">Byron       62 72 </w:t>
+            </w:r>
+            <w:proofErr w:type="gramStart"/>
+            <w:r>
+              <w:t>87  Vanilla</w:t>
+            </w:r>
+            <w:proofErr w:type="gramEnd"/>
+            <w:r>
+              <w:t xml:space="preserve">    2</w:t>
+            </w:r>
+          </w:p>
+          <w:p>
+            <w:r>
+              <w:t xml:space="preserve">Sanders     26 56 </w:t>
+            </w:r>
+            <w:proofErr w:type="gramStart"/>
+            <w:r>
+              <w:t>79  Chocolate</w:t>
+            </w:r>
+            <w:proofErr w:type="gramEnd"/>
+            <w:r>
+              <w:t xml:space="preserve">  1</w:t>
             </w:r>
           </w:p>
           <w:p>
@@ -6090,47 +7090,116 @@
           </w:p>
           <w:p>
             <w:r>
-              <w:t>Davis       28 69 75  Chocolate  2</w:t>
-            </w:r>
-          </w:p>
-          <w:p>
-            <w:r>
-              <w:t>Conrad      69 85 94  Vanilla    1</w:t>
-            </w:r>
-          </w:p>
-          <w:p>
-            <w:r>
-              <w:t>Walters     55 67 72  Chocolate  2</w:t>
-            </w:r>
-          </w:p>
-          <w:p>
-            <w:proofErr w:type="spellStart"/>
+              <w:t xml:space="preserve">Davis       28 69 </w:t>
+            </w:r>
+            <w:proofErr w:type="gramStart"/>
+            <w:r>
+              <w:t>75  Chocolate</w:t>
+            </w:r>
+            <w:proofErr w:type="gramEnd"/>
+            <w:r>
+              <w:t xml:space="preserve">  2</w:t>
+            </w:r>
+          </w:p>
+          <w:p>
+            <w:r>
+              <w:t xml:space="preserve">Conrad      69 85 </w:t>
+            </w:r>
+            <w:proofErr w:type="gramStart"/>
+            <w:r>
+              <w:t>94  Vanilla</w:t>
+            </w:r>
+            <w:proofErr w:type="gramEnd"/>
+            <w:r>
+              <w:t xml:space="preserve">    1</w:t>
+            </w:r>
+          </w:p>
+          <w:p>
+            <w:r>
+              <w:t xml:space="preserve">Walters     55 67 </w:t>
+            </w:r>
+            <w:proofErr w:type="gramStart"/>
+            <w:r>
+              <w:t>72  Chocolate</w:t>
+            </w:r>
+            <w:proofErr w:type="gramEnd"/>
+            <w:r>
+              <w:t xml:space="preserve">  2</w:t>
+            </w:r>
+          </w:p>
+          <w:p>
+            <w:proofErr w:type="spellStart"/>
+            <w:proofErr w:type="gramStart"/>
             <w:r>
               <w:t>Rossburger</w:t>
             </w:r>
             <w:proofErr w:type="spellEnd"/>
             <w:r>
-              <w:t xml:space="preserve">  28 78 81  Spice      2</w:t>
-            </w:r>
-          </w:p>
-          <w:p>
-            <w:r>
-              <w:t>Matthew     42 81 92  Chocolate  2</w:t>
-            </w:r>
-          </w:p>
-          <w:p>
-            <w:r>
-              <w:t>Becker      36 62 83  Spice      2</w:t>
-            </w:r>
-          </w:p>
-          <w:p>
-            <w:r>
-              <w:t>Anderson    27 87 85  Chocolate  1</w:t>
-            </w:r>
-          </w:p>
-          <w:p>
-            <w:r>
-              <w:t>Merritt     62 73 84  Chocolate  1</w:t>
+              <w:t xml:space="preserve">  28</w:t>
+            </w:r>
+            <w:proofErr w:type="gramEnd"/>
+            <w:r>
+              <w:t xml:space="preserve"> 78 </w:t>
+            </w:r>
+            <w:proofErr w:type="gramStart"/>
+            <w:r>
+              <w:t>81  Spice</w:t>
+            </w:r>
+            <w:proofErr w:type="gramEnd"/>
+            <w:r>
+              <w:t xml:space="preserve">      2</w:t>
+            </w:r>
+          </w:p>
+          <w:p>
+            <w:r>
+              <w:t xml:space="preserve">Matthew     42 81 </w:t>
+            </w:r>
+            <w:proofErr w:type="gramStart"/>
+            <w:r>
+              <w:t>92  Chocolate</w:t>
+            </w:r>
+            <w:proofErr w:type="gramEnd"/>
+            <w:r>
+              <w:t xml:space="preserve">  2</w:t>
+            </w:r>
+          </w:p>
+          <w:p>
+            <w:r>
+              <w:t xml:space="preserve">Becker      36 62 </w:t>
+            </w:r>
+            <w:proofErr w:type="gramStart"/>
+            <w:r>
+              <w:t>83  Spice</w:t>
+            </w:r>
+            <w:proofErr w:type="gramEnd"/>
+            <w:r>
+              <w:t xml:space="preserve">      2</w:t>
+            </w:r>
+          </w:p>
+          <w:p>
+            <w:r>
+              <w:t xml:space="preserve">Anderson    27 87 </w:t>
+            </w:r>
+            <w:proofErr w:type="gramStart"/>
+            <w:r>
+              <w:t>85  Chocolate</w:t>
+            </w:r>
+            <w:proofErr w:type="gramEnd"/>
+            <w:r>
+              <w:t xml:space="preserve">  1</w:t>
+            </w:r>
+          </w:p>
+          <w:p>
+            <w:r>
+              <w:t xml:space="preserve">Merritt     62 73 </w:t>
+            </w:r>
+            <w:proofErr w:type="gramStart"/>
+            <w:r>
+              <w:t>84  Chocolate</w:t>
+            </w:r>
+            <w:proofErr w:type="gramEnd"/>
+            <w:r>
+              <w:t xml:space="preserve">  1</w:t>
             </w:r>
           </w:p>
           <w:p>
@@ -6153,17 +7222,24 @@
               <w:t xml:space="preserve"> &lt;- </w:t>
             </w:r>
             <w:proofErr w:type="spellStart"/>
+            <w:proofErr w:type="gramStart"/>
             <w:r>
               <w:t>read.table</w:t>
             </w:r>
             <w:proofErr w:type="spellEnd"/>
+            <w:proofErr w:type="gramEnd"/>
             <w:r>
               <w:t>(header = TRUE, text = '</w:t>
             </w:r>
           </w:p>
           <w:p>
-            <w:r>
-              <w:t xml:space="preserve">LastName  Age </w:t>
+            <w:proofErr w:type="gramStart"/>
+            <w:r>
+              <w:t>LastName  Age</w:t>
+            </w:r>
+            <w:proofErr w:type="gramEnd"/>
+            <w:r>
+              <w:t xml:space="preserve"> </w:t>
             </w:r>
             <w:proofErr w:type="spellStart"/>
             <w:r>
@@ -6184,107 +7260,277 @@
           </w:p>
           <w:p>
             <w:r>
-              <w:t>Orlando     27 93 80  Vanilla    1</w:t>
-            </w:r>
-          </w:p>
-          <w:p>
-            <w:r>
-              <w:t>Ramey       32 84 72  Rum        2</w:t>
-            </w:r>
-          </w:p>
-          <w:p>
-            <w:r>
-              <w:t>Goldston    46 68 75  Vanilla    1</w:t>
-            </w:r>
-          </w:p>
-          <w:p>
-            <w:r>
-              <w:t>Roe         38 79 73  Vanilla    2</w:t>
-            </w:r>
-          </w:p>
-          <w:p>
-            <w:r>
-              <w:t>Larsen      23 77 84  Chocolate  3</w:t>
-            </w:r>
-          </w:p>
-          <w:p>
-            <w:r>
-              <w:t>Davis       51 86 91  Spice      3</w:t>
-            </w:r>
-          </w:p>
-          <w:p>
-            <w:r>
-              <w:t>Strickland  19 82 79  Chocolate  1</w:t>
-            </w:r>
-          </w:p>
-          <w:p>
-            <w:r>
-              <w:t>Nguyen      57 77 84  Vanilla    3</w:t>
-            </w:r>
-          </w:p>
-          <w:p>
-            <w:r>
-              <w:t>Hildenbrand 33 81 83  Chocolate  1</w:t>
-            </w:r>
-          </w:p>
-          <w:p>
-            <w:r>
-              <w:t>Byron       62 72 87  Vanilla    2</w:t>
-            </w:r>
-          </w:p>
-          <w:p>
-            <w:r>
-              <w:t>Sanders     26 56 79  Chocolate  1</w:t>
-            </w:r>
-          </w:p>
-          <w:p>
-            <w:r>
-              <w:t>Jaeger      43 66 74  NA         1</w:t>
-            </w:r>
-          </w:p>
-          <w:p>
-            <w:r>
-              <w:t>Davis       28 69 75  Chocolate  2</w:t>
-            </w:r>
-          </w:p>
-          <w:p>
-            <w:r>
-              <w:t>Conrad      69 85 94  Vanilla    1</w:t>
-            </w:r>
-          </w:p>
-          <w:p>
-            <w:r>
-              <w:t>Walters     55 67 72  Chocolate  2</w:t>
-            </w:r>
-          </w:p>
-          <w:p>
-            <w:proofErr w:type="spellStart"/>
+              <w:t xml:space="preserve">Orlando     27 93 </w:t>
+            </w:r>
+            <w:proofErr w:type="gramStart"/>
+            <w:r>
+              <w:t>80  Vanilla</w:t>
+            </w:r>
+            <w:proofErr w:type="gramEnd"/>
+            <w:r>
+              <w:t xml:space="preserve">    1</w:t>
+            </w:r>
+          </w:p>
+          <w:p>
+            <w:r>
+              <w:t xml:space="preserve">Ramey       32 84 </w:t>
+            </w:r>
+            <w:proofErr w:type="gramStart"/>
+            <w:r>
+              <w:t>72  Rum</w:t>
+            </w:r>
+            <w:proofErr w:type="gramEnd"/>
+            <w:r>
+              <w:t xml:space="preserve">        2</w:t>
+            </w:r>
+          </w:p>
+          <w:p>
+            <w:r>
+              <w:t xml:space="preserve">Goldston    46 68 </w:t>
+            </w:r>
+            <w:proofErr w:type="gramStart"/>
+            <w:r>
+              <w:t>75  Vanilla</w:t>
+            </w:r>
+            <w:proofErr w:type="gramEnd"/>
+            <w:r>
+              <w:t xml:space="preserve">    1</w:t>
+            </w:r>
+          </w:p>
+          <w:p>
+            <w:r>
+              <w:t xml:space="preserve">Roe         38 79 </w:t>
+            </w:r>
+            <w:proofErr w:type="gramStart"/>
+            <w:r>
+              <w:t>73  Vanilla</w:t>
+            </w:r>
+            <w:proofErr w:type="gramEnd"/>
+            <w:r>
+              <w:t xml:space="preserve">    2</w:t>
+            </w:r>
+          </w:p>
+          <w:p>
+            <w:r>
+              <w:t xml:space="preserve">Larsen      23 77 </w:t>
+            </w:r>
+            <w:proofErr w:type="gramStart"/>
+            <w:r>
+              <w:t>84  Chocolate</w:t>
+            </w:r>
+            <w:proofErr w:type="gramEnd"/>
+            <w:r>
+              <w:t xml:space="preserve">  3</w:t>
+            </w:r>
+          </w:p>
+          <w:p>
+            <w:r>
+              <w:t xml:space="preserve">Davis       51 86 </w:t>
+            </w:r>
+            <w:proofErr w:type="gramStart"/>
+            <w:r>
+              <w:t>91  Spice</w:t>
+            </w:r>
+            <w:proofErr w:type="gramEnd"/>
+            <w:r>
+              <w:t xml:space="preserve">      3</w:t>
+            </w:r>
+          </w:p>
+          <w:p>
+            <w:proofErr w:type="gramStart"/>
+            <w:r>
+              <w:t>Strickland  19</w:t>
+            </w:r>
+            <w:proofErr w:type="gramEnd"/>
+            <w:r>
+              <w:t xml:space="preserve"> 82 </w:t>
+            </w:r>
+            <w:proofErr w:type="gramStart"/>
+            <w:r>
+              <w:t>79  Chocolate</w:t>
+            </w:r>
+            <w:proofErr w:type="gramEnd"/>
+            <w:r>
+              <w:t xml:space="preserve">  1</w:t>
+            </w:r>
+          </w:p>
+          <w:p>
+            <w:r>
+              <w:t xml:space="preserve">Nguyen      57 77 </w:t>
+            </w:r>
+            <w:proofErr w:type="gramStart"/>
+            <w:r>
+              <w:t>84  Vanilla</w:t>
+            </w:r>
+            <w:proofErr w:type="gramEnd"/>
+            <w:r>
+              <w:t xml:space="preserve">    3</w:t>
+            </w:r>
+          </w:p>
+          <w:p>
+            <w:r>
+              <w:t xml:space="preserve">Hildenbrand 33 81 </w:t>
+            </w:r>
+            <w:proofErr w:type="gramStart"/>
+            <w:r>
+              <w:t>83  Chocolate</w:t>
+            </w:r>
+            <w:proofErr w:type="gramEnd"/>
+            <w:r>
+              <w:t xml:space="preserve">  1</w:t>
+            </w:r>
+          </w:p>
+          <w:p>
+            <w:r>
+              <w:t xml:space="preserve">Byron       62 72 </w:t>
+            </w:r>
+            <w:proofErr w:type="gramStart"/>
+            <w:r>
+              <w:t>87  Vanilla</w:t>
+            </w:r>
+            <w:proofErr w:type="gramEnd"/>
+            <w:r>
+              <w:t xml:space="preserve">    2</w:t>
+            </w:r>
+          </w:p>
+          <w:p>
+            <w:r>
+              <w:t xml:space="preserve">Sanders     26 56 </w:t>
+            </w:r>
+            <w:proofErr w:type="gramStart"/>
+            <w:r>
+              <w:t>79  Chocolate</w:t>
+            </w:r>
+            <w:proofErr w:type="gramEnd"/>
+            <w:r>
+              <w:t xml:space="preserve">  1</w:t>
+            </w:r>
+          </w:p>
+          <w:p>
+            <w:r>
+              <w:t xml:space="preserve">Jaeger      43 66 </w:t>
+            </w:r>
+            <w:proofErr w:type="gramStart"/>
+            <w:r>
+              <w:t>74  NA</w:t>
+            </w:r>
+            <w:proofErr w:type="gramEnd"/>
+            <w:r>
+              <w:t xml:space="preserve">         1</w:t>
+            </w:r>
+          </w:p>
+          <w:p>
+            <w:r>
+              <w:t xml:space="preserve">Davis       28 69 </w:t>
+            </w:r>
+            <w:proofErr w:type="gramStart"/>
+            <w:r>
+              <w:t>75  Chocolate</w:t>
+            </w:r>
+            <w:proofErr w:type="gramEnd"/>
+            <w:r>
+              <w:t xml:space="preserve">  2</w:t>
+            </w:r>
+          </w:p>
+          <w:p>
+            <w:r>
+              <w:t xml:space="preserve">Conrad      69 85 </w:t>
+            </w:r>
+            <w:proofErr w:type="gramStart"/>
+            <w:r>
+              <w:t>94  Vanilla</w:t>
+            </w:r>
+            <w:proofErr w:type="gramEnd"/>
+            <w:r>
+              <w:t xml:space="preserve">    1</w:t>
+            </w:r>
+          </w:p>
+          <w:p>
+            <w:r>
+              <w:t xml:space="preserve">Walters     55 67 </w:t>
+            </w:r>
+            <w:proofErr w:type="gramStart"/>
+            <w:r>
+              <w:t>72  Chocolate</w:t>
+            </w:r>
+            <w:proofErr w:type="gramEnd"/>
+            <w:r>
+              <w:t xml:space="preserve">  2</w:t>
+            </w:r>
+          </w:p>
+          <w:p>
+            <w:proofErr w:type="spellStart"/>
+            <w:proofErr w:type="gramStart"/>
             <w:r>
               <w:t>Rossburger</w:t>
             </w:r>
             <w:proofErr w:type="spellEnd"/>
             <w:r>
-              <w:t xml:space="preserve">  28 78 81  Spice      2</w:t>
-            </w:r>
-          </w:p>
-          <w:p>
-            <w:r>
-              <w:t>Matthew     42 81 92  Chocolate  2</w:t>
-            </w:r>
-          </w:p>
-          <w:p>
-            <w:r>
-              <w:t>Becker      36 62 83  Spice      2</w:t>
-            </w:r>
-          </w:p>
-          <w:p>
-            <w:r>
-              <w:t>Anderson    27 87 85  Chocolate  1</w:t>
-            </w:r>
-          </w:p>
-          <w:p>
-            <w:r>
-              <w:t>Merritt     62 73 84  Chocolate  1</w:t>
+              <w:t xml:space="preserve">  28</w:t>
+            </w:r>
+            <w:proofErr w:type="gramEnd"/>
+            <w:r>
+              <w:t xml:space="preserve"> 78 </w:t>
+            </w:r>
+            <w:proofErr w:type="gramStart"/>
+            <w:r>
+              <w:t>81  Spice</w:t>
+            </w:r>
+            <w:proofErr w:type="gramEnd"/>
+            <w:r>
+              <w:t xml:space="preserve">      2</w:t>
+            </w:r>
+          </w:p>
+          <w:p>
+            <w:r>
+              <w:t xml:space="preserve">Matthew     42 81 </w:t>
+            </w:r>
+            <w:proofErr w:type="gramStart"/>
+            <w:r>
+              <w:t>92  Chocolate</w:t>
+            </w:r>
+            <w:proofErr w:type="gramEnd"/>
+            <w:r>
+              <w:t xml:space="preserve">  2</w:t>
+            </w:r>
+          </w:p>
+          <w:p>
+            <w:r>
+              <w:t xml:space="preserve">Becker      36 62 </w:t>
+            </w:r>
+            <w:proofErr w:type="gramStart"/>
+            <w:r>
+              <w:t>83  Spice</w:t>
+            </w:r>
+            <w:proofErr w:type="gramEnd"/>
+            <w:r>
+              <w:t xml:space="preserve">      2</w:t>
+            </w:r>
+          </w:p>
+          <w:p>
+            <w:r>
+              <w:t xml:space="preserve">Anderson    27 87 </w:t>
+            </w:r>
+            <w:proofErr w:type="gramStart"/>
+            <w:r>
+              <w:t>85  Chocolate</w:t>
+            </w:r>
+            <w:proofErr w:type="gramEnd"/>
+            <w:r>
+              <w:t xml:space="preserve">  1</w:t>
+            </w:r>
+          </w:p>
+          <w:p>
+            <w:r>
+              <w:t xml:space="preserve">Merritt     62 73 </w:t>
+            </w:r>
+            <w:proofErr w:type="gramStart"/>
+            <w:r>
+              <w:t>84  Chocolate</w:t>
+            </w:r>
+            <w:proofErr w:type="gramEnd"/>
+            <w:r>
+              <w:t xml:space="preserve">  1</w:t>
             </w:r>
           </w:p>
           <w:p>
@@ -6395,7 +7641,23 @@
           <w:p/>
           <w:p>
             <w:r>
-              <w:t xml:space="preserve">proc means data=cake  n mean median </w:t>
+              <w:t>proc means data=</w:t>
+            </w:r>
+            <w:proofErr w:type="gramStart"/>
+            <w:r>
+              <w:t>cake  n</w:t>
+            </w:r>
+            <w:proofErr w:type="gramEnd"/>
+            <w:r>
+              <w:t xml:space="preserve"> </w:t>
+            </w:r>
+            <w:proofErr w:type="gramStart"/>
+            <w:r>
+              <w:t>mean</w:t>
+            </w:r>
+            <w:proofErr w:type="gramEnd"/>
+            <w:r>
+              <w:t xml:space="preserve"> median </w:t>
             </w:r>
             <w:proofErr w:type="spellStart"/>
             <w:r>
@@ -6548,19 +7810,32 @@
           <w:p>
             <w:proofErr w:type="spellStart"/>
             <w:r>
-              <w:t>proc_means</w:t>
+              <w:t>proc_</w:t>
+            </w:r>
+            <w:proofErr w:type="gramStart"/>
+            <w:r>
+              <w:t>means</w:t>
             </w:r>
             <w:proofErr w:type="spellEnd"/>
             <w:r>
               <w:t>(</w:t>
             </w:r>
             <w:proofErr w:type="spellStart"/>
+            <w:proofErr w:type="gramEnd"/>
             <w:r>
               <w:t>datm</w:t>
             </w:r>
             <w:proofErr w:type="spellEnd"/>
             <w:r>
-              <w:t xml:space="preserve">, var = v(Age, </w:t>
+              <w:t xml:space="preserve">, var = </w:t>
+            </w:r>
+            <w:proofErr w:type="gramStart"/>
+            <w:r>
+              <w:t>v(</w:t>
+            </w:r>
+            <w:proofErr w:type="gramEnd"/>
+            <w:r>
+              <w:t xml:space="preserve">Age, </w:t>
             </w:r>
             <w:proofErr w:type="spellStart"/>
             <w:r>
@@ -6581,14 +7856,27 @@
           </w:p>
           <w:p>
             <w:r>
-              <w:t xml:space="preserve">           stats = c("n", "mean", "median", "std", "min", "max"), </w:t>
-            </w:r>
-          </w:p>
-          <w:p>
-            <w:r>
-              <w:t xml:space="preserve">           options = v(</w:t>
-            </w:r>
-            <w:proofErr w:type="spellStart"/>
+              <w:t xml:space="preserve">           stats = </w:t>
+            </w:r>
+            <w:proofErr w:type="gramStart"/>
+            <w:r>
+              <w:t>c(</w:t>
+            </w:r>
+            <w:proofErr w:type="gramEnd"/>
+            <w:r>
+              <w:t xml:space="preserve">"n", "mean", "median", "std", "min", "max"), </w:t>
+            </w:r>
+          </w:p>
+          <w:p>
+            <w:r>
+              <w:t xml:space="preserve">           options = </w:t>
+            </w:r>
+            <w:proofErr w:type="gramStart"/>
+            <w:r>
+              <w:t>v(</w:t>
+            </w:r>
+            <w:proofErr w:type="spellStart"/>
+            <w:proofErr w:type="gramEnd"/>
             <w:r>
               <w:t>maxdec</w:t>
             </w:r>
@@ -6795,13 +8083,18 @@
           </w:tcPr>
           <w:p>
             <w:r>
-              <w:t xml:space="preserve">proc means data=cake  </w:t>
+              <w:t>proc means data=</w:t>
+            </w:r>
+            <w:proofErr w:type="gramStart"/>
+            <w:r>
+              <w:t xml:space="preserve">cake  </w:t>
             </w:r>
             <w:proofErr w:type="spellStart"/>
             <w:r>
               <w:t>nmiss</w:t>
             </w:r>
             <w:proofErr w:type="spellEnd"/>
+            <w:proofErr w:type="gramEnd"/>
             <w:r>
               <w:t xml:space="preserve"> median mode </w:t>
             </w:r>
@@ -6819,13 +8112,18 @@
             </w:r>
             <w:proofErr w:type="spellEnd"/>
             <w:r>
-              <w:t xml:space="preserve"> stderr  </w:t>
+              <w:t xml:space="preserve"> </w:t>
+            </w:r>
+            <w:proofErr w:type="gramStart"/>
+            <w:r>
+              <w:t xml:space="preserve">stderr  </w:t>
             </w:r>
             <w:proofErr w:type="spellStart"/>
             <w:r>
               <w:t>maxdec</w:t>
             </w:r>
             <w:proofErr w:type="spellEnd"/>
+            <w:proofErr w:type="gramEnd"/>
             <w:r>
               <w:t>=4</w:t>
             </w:r>
@@ -6962,19 +8260,32 @@
           <w:p>
             <w:proofErr w:type="spellStart"/>
             <w:r>
-              <w:t>proc_means</w:t>
+              <w:t>proc_</w:t>
+            </w:r>
+            <w:proofErr w:type="gramStart"/>
+            <w:r>
+              <w:t>means</w:t>
             </w:r>
             <w:proofErr w:type="spellEnd"/>
             <w:r>
               <w:t>(</w:t>
             </w:r>
             <w:proofErr w:type="spellStart"/>
+            <w:proofErr w:type="gramEnd"/>
             <w:r>
               <w:t>datm</w:t>
             </w:r>
             <w:proofErr w:type="spellEnd"/>
             <w:r>
-              <w:t xml:space="preserve">, v(Age, </w:t>
+              <w:t xml:space="preserve">, </w:t>
+            </w:r>
+            <w:proofErr w:type="gramStart"/>
+            <w:r>
+              <w:t>v(</w:t>
+            </w:r>
+            <w:proofErr w:type="gramEnd"/>
+            <w:r>
+              <w:t xml:space="preserve">Age, </w:t>
             </w:r>
             <w:proofErr w:type="spellStart"/>
             <w:r>
@@ -6995,9 +8306,14 @@
           </w:p>
           <w:p>
             <w:r>
-              <w:t xml:space="preserve">           stats = v(</w:t>
-            </w:r>
-            <w:proofErr w:type="spellStart"/>
+              <w:t xml:space="preserve">           stats = </w:t>
+            </w:r>
+            <w:proofErr w:type="gramStart"/>
+            <w:r>
+              <w:t>v(</w:t>
+            </w:r>
+            <w:proofErr w:type="spellStart"/>
+            <w:proofErr w:type="gramEnd"/>
             <w:r>
               <w:t>nmiss</w:t>
             </w:r>
@@ -7016,9 +8332,14 @@
           </w:p>
           <w:p>
             <w:r>
-              <w:t xml:space="preserve">           options = v(</w:t>
-            </w:r>
-            <w:proofErr w:type="spellStart"/>
+              <w:t xml:space="preserve">           options = </w:t>
+            </w:r>
+            <w:proofErr w:type="gramStart"/>
+            <w:r>
+              <w:t>v(</w:t>
+            </w:r>
+            <w:proofErr w:type="spellStart"/>
+            <w:proofErr w:type="gramEnd"/>
             <w:r>
               <w:t>maxdec</w:t>
             </w:r>
@@ -7240,7 +8561,15 @@
           <w:p/>
           <w:p>
             <w:r>
-              <w:t xml:space="preserve">proc means data=cake2  n mean median </w:t>
+              <w:t>proc means data=cake</w:t>
+            </w:r>
+            <w:proofErr w:type="gramStart"/>
+            <w:r>
+              <w:t>2  n</w:t>
+            </w:r>
+            <w:proofErr w:type="gramEnd"/>
+            <w:r>
+              <w:t xml:space="preserve"> mean median </w:t>
             </w:r>
             <w:proofErr w:type="spellStart"/>
             <w:r>
@@ -7397,19 +8726,32 @@
             <w:proofErr w:type="spellStart"/>
             <w:r>
               <w:lastRenderedPageBreak/>
-              <w:t>proc_means</w:t>
+              <w:t>proc_</w:t>
+            </w:r>
+            <w:proofErr w:type="gramStart"/>
+            <w:r>
+              <w:t>means</w:t>
             </w:r>
             <w:proofErr w:type="spellEnd"/>
             <w:r>
               <w:t>(</w:t>
             </w:r>
             <w:proofErr w:type="spellStart"/>
+            <w:proofErr w:type="gramEnd"/>
             <w:r>
               <w:t>datm</w:t>
             </w:r>
             <w:proofErr w:type="spellEnd"/>
             <w:r>
-              <w:t xml:space="preserve">, var = v(Age, </w:t>
+              <w:t xml:space="preserve">, var = </w:t>
+            </w:r>
+            <w:proofErr w:type="gramStart"/>
+            <w:r>
+              <w:t>v(</w:t>
+            </w:r>
+            <w:proofErr w:type="gramEnd"/>
+            <w:r>
+              <w:t xml:space="preserve">Age, </w:t>
             </w:r>
             <w:proofErr w:type="spellStart"/>
             <w:r>
@@ -7430,7 +8772,15 @@
           </w:p>
           <w:p>
             <w:r>
-              <w:t xml:space="preserve">           stats = c("n", "mean", "median", "std", "min", "max"), </w:t>
+              <w:t xml:space="preserve">           stats = </w:t>
+            </w:r>
+            <w:proofErr w:type="gramStart"/>
+            <w:r>
+              <w:t>c(</w:t>
+            </w:r>
+            <w:proofErr w:type="gramEnd"/>
+            <w:r>
+              <w:t xml:space="preserve">"n", "mean", "median", "std", "min", "max"), </w:t>
             </w:r>
           </w:p>
           <w:p>
@@ -7440,9 +8790,14 @@
           </w:p>
           <w:p>
             <w:r>
-              <w:t xml:space="preserve">           options = v(</w:t>
-            </w:r>
-            <w:proofErr w:type="spellStart"/>
+              <w:t xml:space="preserve">           options = </w:t>
+            </w:r>
+            <w:proofErr w:type="gramStart"/>
+            <w:r>
+              <w:t>v(</w:t>
+            </w:r>
+            <w:proofErr w:type="spellStart"/>
+            <w:proofErr w:type="gramEnd"/>
             <w:r>
               <w:t>maxdec</w:t>
             </w:r>
@@ -7659,7 +9014,15 @@
           <w:p/>
           <w:p>
             <w:r>
-              <w:t xml:space="preserve">proc means data=cake2  n mean median </w:t>
+              <w:t>proc means data=cake</w:t>
+            </w:r>
+            <w:proofErr w:type="gramStart"/>
+            <w:r>
+              <w:t>2  n</w:t>
+            </w:r>
+            <w:proofErr w:type="gramEnd"/>
+            <w:r>
+              <w:t xml:space="preserve"> mean median </w:t>
             </w:r>
             <w:proofErr w:type="spellStart"/>
             <w:r>
@@ -7815,19 +9178,32 @@
           <w:p>
             <w:proofErr w:type="spellStart"/>
             <w:r>
-              <w:t>proc_means</w:t>
+              <w:t>proc_</w:t>
+            </w:r>
+            <w:proofErr w:type="gramStart"/>
+            <w:r>
+              <w:t>means</w:t>
             </w:r>
             <w:proofErr w:type="spellEnd"/>
             <w:r>
               <w:t>(</w:t>
             </w:r>
             <w:proofErr w:type="spellStart"/>
+            <w:proofErr w:type="gramEnd"/>
             <w:r>
               <w:t>datm</w:t>
             </w:r>
             <w:proofErr w:type="spellEnd"/>
             <w:r>
-              <w:t xml:space="preserve">, var = v(Age, </w:t>
+              <w:t xml:space="preserve">, var = </w:t>
+            </w:r>
+            <w:proofErr w:type="gramStart"/>
+            <w:r>
+              <w:t>v(</w:t>
+            </w:r>
+            <w:proofErr w:type="gramEnd"/>
+            <w:r>
+              <w:t xml:space="preserve">Age, </w:t>
             </w:r>
             <w:proofErr w:type="spellStart"/>
             <w:r>
@@ -7848,7 +9224,15 @@
           </w:p>
           <w:p>
             <w:r>
-              <w:t xml:space="preserve">           stats = c("n", "mean", "median", "std", "min", "max"), </w:t>
+              <w:t xml:space="preserve">           stats = </w:t>
+            </w:r>
+            <w:proofErr w:type="gramStart"/>
+            <w:r>
+              <w:t>c(</w:t>
+            </w:r>
+            <w:proofErr w:type="gramEnd"/>
+            <w:r>
+              <w:t xml:space="preserve">"n", "mean", "median", "std", "min", "max"), </w:t>
             </w:r>
           </w:p>
           <w:p>
@@ -7858,9 +9242,14 @@
           </w:p>
           <w:p>
             <w:r>
-              <w:t xml:space="preserve">           options = v(</w:t>
-            </w:r>
-            <w:proofErr w:type="spellStart"/>
+              <w:t xml:space="preserve">           options = </w:t>
+            </w:r>
+            <w:proofErr w:type="gramStart"/>
+            <w:r>
+              <w:t>v(</w:t>
+            </w:r>
+            <w:proofErr w:type="spellStart"/>
+            <w:proofErr w:type="gramEnd"/>
             <w:r>
               <w:t>maxdec</w:t>
             </w:r>
@@ -8093,7 +9482,15 @@
             </w:r>
             <w:proofErr w:type="spellEnd"/>
             <w:r>
-              <w:t xml:space="preserve"> = .;</w:t>
+              <w:t xml:space="preserve"> </w:t>
+            </w:r>
+            <w:proofErr w:type="gramStart"/>
+            <w:r>
+              <w:t>= .</w:t>
+            </w:r>
+            <w:proofErr w:type="gramEnd"/>
+            <w:r>
+              <w:t>;</w:t>
             </w:r>
           </w:p>
           <w:p>
@@ -8109,7 +9506,15 @@
           <w:p/>
           <w:p>
             <w:r>
-              <w:t xml:space="preserve">proc means data=cake2  n </w:t>
+              <w:t>proc means data=cake</w:t>
+            </w:r>
+            <w:proofErr w:type="gramStart"/>
+            <w:r>
+              <w:t>2  n</w:t>
+            </w:r>
+            <w:proofErr w:type="gramEnd"/>
+            <w:r>
+              <w:t xml:space="preserve"> </w:t>
             </w:r>
             <w:proofErr w:type="spellStart"/>
             <w:r>
@@ -8309,11 +9714,27 @@
           <w:p>
             <w:proofErr w:type="spellStart"/>
             <w:r>
-              <w:t>proc_means</w:t>
-            </w:r>
-            <w:proofErr w:type="spellEnd"/>
-            <w:r>
-              <w:t>(datm2, var = c("</w:t>
+              <w:t>proc_</w:t>
+            </w:r>
+            <w:proofErr w:type="gramStart"/>
+            <w:r>
+              <w:t>means</w:t>
+            </w:r>
+            <w:proofErr w:type="spellEnd"/>
+            <w:r>
+              <w:t>(</w:t>
+            </w:r>
+            <w:proofErr w:type="gramEnd"/>
+            <w:r>
+              <w:t xml:space="preserve">datm2, var = </w:t>
+            </w:r>
+            <w:proofErr w:type="gramStart"/>
+            <w:r>
+              <w:t>c(</w:t>
+            </w:r>
+            <w:proofErr w:type="gramEnd"/>
+            <w:r>
+              <w:t>"</w:t>
             </w:r>
             <w:proofErr w:type="spellStart"/>
             <w:r>
@@ -8334,7 +9755,15 @@
           </w:p>
           <w:p>
             <w:r>
-              <w:t xml:space="preserve">           stats = c("n", "</w:t>
+              <w:t xml:space="preserve">           stats = </w:t>
+            </w:r>
+            <w:proofErr w:type="gramStart"/>
+            <w:r>
+              <w:t>c(</w:t>
+            </w:r>
+            <w:proofErr w:type="gramEnd"/>
+            <w:r>
+              <w:t>"n", "</w:t>
             </w:r>
             <w:proofErr w:type="spellStart"/>
             <w:r>
@@ -8360,9 +9789,14 @@
           </w:p>
           <w:p>
             <w:r>
-              <w:t xml:space="preserve">           options = v(</w:t>
-            </w:r>
-            <w:proofErr w:type="spellStart"/>
+              <w:t xml:space="preserve">           options = </w:t>
+            </w:r>
+            <w:proofErr w:type="gramStart"/>
+            <w:r>
+              <w:t>v(</w:t>
+            </w:r>
+            <w:proofErr w:type="spellStart"/>
+            <w:proofErr w:type="gramEnd"/>
             <w:r>
               <w:t>notype</w:t>
             </w:r>
@@ -8740,19 +10174,32 @@
           <w:p>
             <w:proofErr w:type="spellStart"/>
             <w:r>
-              <w:t>proc_means</w:t>
+              <w:t>proc_</w:t>
+            </w:r>
+            <w:proofErr w:type="gramStart"/>
+            <w:r>
+              <w:t>means</w:t>
             </w:r>
             <w:proofErr w:type="spellEnd"/>
             <w:r>
               <w:t>(</w:t>
             </w:r>
             <w:proofErr w:type="spellStart"/>
+            <w:proofErr w:type="gramEnd"/>
             <w:r>
               <w:t>datm</w:t>
             </w:r>
             <w:proofErr w:type="spellEnd"/>
             <w:r>
-              <w:t xml:space="preserve">, var = v(Age, </w:t>
+              <w:t xml:space="preserve">, var = </w:t>
+            </w:r>
+            <w:proofErr w:type="gramStart"/>
+            <w:r>
+              <w:t>v(</w:t>
+            </w:r>
+            <w:proofErr w:type="gramEnd"/>
+            <w:r>
+              <w:t xml:space="preserve">Age, </w:t>
             </w:r>
             <w:proofErr w:type="spellStart"/>
             <w:r>
@@ -8773,7 +10220,15 @@
           </w:p>
           <w:p>
             <w:r>
-              <w:t xml:space="preserve">           stats = c("</w:t>
+              <w:t xml:space="preserve">           stats = </w:t>
+            </w:r>
+            <w:proofErr w:type="gramStart"/>
+            <w:r>
+              <w:t>c(</w:t>
+            </w:r>
+            <w:proofErr w:type="gramEnd"/>
+            <w:r>
+              <w:t>"</w:t>
             </w:r>
             <w:proofErr w:type="spellStart"/>
             <w:r>
@@ -8789,14 +10244,27 @@
             </w:r>
             <w:proofErr w:type="spellEnd"/>
             <w:r>
-              <w:t>", "mode",  "nobs"),</w:t>
-            </w:r>
-          </w:p>
-          <w:p>
-            <w:r>
-              <w:t xml:space="preserve">           options = v(</w:t>
-            </w:r>
-            <w:proofErr w:type="spellStart"/>
+              <w:t>", "mode</w:t>
+            </w:r>
+            <w:proofErr w:type="gramStart"/>
+            <w:r>
+              <w:t>",  "</w:t>
+            </w:r>
+            <w:proofErr w:type="gramEnd"/>
+            <w:r>
+              <w:t>nobs"),</w:t>
+            </w:r>
+          </w:p>
+          <w:p>
+            <w:r>
+              <w:t xml:space="preserve">           options = </w:t>
+            </w:r>
+            <w:proofErr w:type="gramStart"/>
+            <w:r>
+              <w:t>v(</w:t>
+            </w:r>
+            <w:proofErr w:type="spellStart"/>
+            <w:proofErr w:type="gramEnd"/>
             <w:r>
               <w:t>maxdec</w:t>
             </w:r>
@@ -9014,13 +10482,18 @@
           </w:tcPr>
           <w:p>
             <w:r>
-              <w:t xml:space="preserve">proc means data=cake p1 p5 p10 p20 p25 p30 p40 p50  </w:t>
+              <w:t>proc means data=cake p1 p5 p10 p20 p25 p30 p40 p</w:t>
+            </w:r>
+            <w:proofErr w:type="gramStart"/>
+            <w:r>
+              <w:t xml:space="preserve">50  </w:t>
             </w:r>
             <w:proofErr w:type="spellStart"/>
             <w:r>
               <w:t>maxdec</w:t>
             </w:r>
             <w:proofErr w:type="spellEnd"/>
+            <w:proofErr w:type="gramEnd"/>
             <w:r>
               <w:t>=4</w:t>
             </w:r>
@@ -9157,19 +10630,32 @@
           <w:p>
             <w:proofErr w:type="spellStart"/>
             <w:r>
-              <w:t>proc_means</w:t>
+              <w:t>proc_</w:t>
+            </w:r>
+            <w:proofErr w:type="gramStart"/>
+            <w:r>
+              <w:t>means</w:t>
             </w:r>
             <w:proofErr w:type="spellEnd"/>
             <w:r>
               <w:t>(</w:t>
             </w:r>
             <w:proofErr w:type="spellStart"/>
+            <w:proofErr w:type="gramEnd"/>
             <w:r>
               <w:t>datm</w:t>
             </w:r>
             <w:proofErr w:type="spellEnd"/>
             <w:r>
-              <w:t xml:space="preserve">, var = v(Age, </w:t>
+              <w:t xml:space="preserve">, var = </w:t>
+            </w:r>
+            <w:proofErr w:type="gramStart"/>
+            <w:r>
+              <w:t>v(</w:t>
+            </w:r>
+            <w:proofErr w:type="gramEnd"/>
+            <w:r>
+              <w:t xml:space="preserve">Age, </w:t>
             </w:r>
             <w:proofErr w:type="spellStart"/>
             <w:r>
@@ -9190,14 +10676,27 @@
           </w:p>
           <w:p>
             <w:r>
-              <w:t xml:space="preserve">           stats = c("p1", "p5", "p10", "p20", "p25", "p30", "p40", "p50"), </w:t>
-            </w:r>
-          </w:p>
-          <w:p>
-            <w:r>
-              <w:t xml:space="preserve">           options = v(</w:t>
-            </w:r>
-            <w:proofErr w:type="spellStart"/>
+              <w:t xml:space="preserve">           stats = </w:t>
+            </w:r>
+            <w:proofErr w:type="gramStart"/>
+            <w:r>
+              <w:t>c(</w:t>
+            </w:r>
+            <w:proofErr w:type="gramEnd"/>
+            <w:r>
+              <w:t xml:space="preserve">"p1", "p5", "p10", "p20", "p25", "p30", "p40", "p50"), </w:t>
+            </w:r>
+          </w:p>
+          <w:p>
+            <w:r>
+              <w:t xml:space="preserve">           options = </w:t>
+            </w:r>
+            <w:proofErr w:type="gramStart"/>
+            <w:r>
+              <w:t>v(</w:t>
+            </w:r>
+            <w:proofErr w:type="spellStart"/>
+            <w:proofErr w:type="gramEnd"/>
             <w:r>
               <w:t>maxdec</w:t>
             </w:r>
@@ -9412,7 +10911,15 @@
           </w:tcPr>
           <w:p>
             <w:r>
-              <w:t xml:space="preserve">proc means data=cake  p60 p70 p75 p80 p90 p95 p99 </w:t>
+              <w:t>proc means data=</w:t>
+            </w:r>
+            <w:proofErr w:type="gramStart"/>
+            <w:r>
+              <w:t>cake  p</w:t>
+            </w:r>
+            <w:proofErr w:type="gramEnd"/>
+            <w:r>
+              <w:t xml:space="preserve">60 p70 p75 p80 p90 p95 p99 </w:t>
             </w:r>
             <w:proofErr w:type="spellStart"/>
             <w:r>
@@ -9555,19 +11062,32 @@
           <w:p>
             <w:proofErr w:type="spellStart"/>
             <w:r>
-              <w:t>proc_means</w:t>
+              <w:t>proc_</w:t>
+            </w:r>
+            <w:proofErr w:type="gramStart"/>
+            <w:r>
+              <w:t>means</w:t>
             </w:r>
             <w:proofErr w:type="spellEnd"/>
             <w:r>
               <w:t>(</w:t>
             </w:r>
             <w:proofErr w:type="spellStart"/>
+            <w:proofErr w:type="gramEnd"/>
             <w:r>
               <w:t>datm</w:t>
             </w:r>
             <w:proofErr w:type="spellEnd"/>
             <w:r>
-              <w:t xml:space="preserve">, var = v(Age, </w:t>
+              <w:t xml:space="preserve">, var = </w:t>
+            </w:r>
+            <w:proofErr w:type="gramStart"/>
+            <w:r>
+              <w:t>v(</w:t>
+            </w:r>
+            <w:proofErr w:type="gramEnd"/>
+            <w:r>
+              <w:t xml:space="preserve">Age, </w:t>
             </w:r>
             <w:proofErr w:type="spellStart"/>
             <w:r>
@@ -9588,14 +11108,27 @@
           </w:p>
           <w:p>
             <w:r>
-              <w:t xml:space="preserve">           stats = c("p60", "p70", "p75", "p80", "p90", "p95", "p99"), </w:t>
-            </w:r>
-          </w:p>
-          <w:p>
-            <w:r>
-              <w:t xml:space="preserve">           options = v(</w:t>
-            </w:r>
-            <w:proofErr w:type="spellStart"/>
+              <w:t xml:space="preserve">           stats = </w:t>
+            </w:r>
+            <w:proofErr w:type="gramStart"/>
+            <w:r>
+              <w:t>c(</w:t>
+            </w:r>
+            <w:proofErr w:type="gramEnd"/>
+            <w:r>
+              <w:t xml:space="preserve">"p60", "p70", "p75", "p80", "p90", "p95", "p99"), </w:t>
+            </w:r>
+          </w:p>
+          <w:p>
+            <w:r>
+              <w:t xml:space="preserve">           options = </w:t>
+            </w:r>
+            <w:proofErr w:type="gramStart"/>
+            <w:r>
+              <w:t>v(</w:t>
+            </w:r>
+            <w:proofErr w:type="spellStart"/>
+            <w:proofErr w:type="gramEnd"/>
             <w:r>
               <w:t>maxdec</w:t>
             </w:r>
@@ -9793,7 +11326,15 @@
           </w:tcPr>
           <w:p>
             <w:r>
-              <w:t xml:space="preserve">proc means data=cake  q1 q3 </w:t>
+              <w:t>proc means data=</w:t>
+            </w:r>
+            <w:proofErr w:type="gramStart"/>
+            <w:r>
+              <w:t>cake  q</w:t>
+            </w:r>
+            <w:proofErr w:type="gramEnd"/>
+            <w:r>
+              <w:t xml:space="preserve">1 q3 </w:t>
             </w:r>
             <w:proofErr w:type="spellStart"/>
             <w:r>
@@ -9809,13 +11350,18 @@
             </w:r>
             <w:proofErr w:type="spellEnd"/>
             <w:r>
-              <w:t xml:space="preserve"> var  </w:t>
+              <w:t xml:space="preserve"> </w:t>
+            </w:r>
+            <w:proofErr w:type="gramStart"/>
+            <w:r>
+              <w:t xml:space="preserve">var  </w:t>
             </w:r>
             <w:proofErr w:type="spellStart"/>
             <w:r>
               <w:t>maxdec</w:t>
             </w:r>
             <w:proofErr w:type="spellEnd"/>
+            <w:proofErr w:type="gramEnd"/>
             <w:r>
               <w:t>=4</w:t>
             </w:r>
@@ -9952,19 +11498,32 @@
           <w:p>
             <w:proofErr w:type="spellStart"/>
             <w:r>
-              <w:t>proc_means</w:t>
+              <w:t>proc_</w:t>
+            </w:r>
+            <w:proofErr w:type="gramStart"/>
+            <w:r>
+              <w:t>means</w:t>
             </w:r>
             <w:proofErr w:type="spellEnd"/>
             <w:r>
               <w:t>(</w:t>
             </w:r>
             <w:proofErr w:type="spellStart"/>
+            <w:proofErr w:type="gramEnd"/>
             <w:r>
               <w:t>datm</w:t>
             </w:r>
             <w:proofErr w:type="spellEnd"/>
             <w:r>
-              <w:t xml:space="preserve">, var = v(Age, </w:t>
+              <w:t xml:space="preserve">, var = </w:t>
+            </w:r>
+            <w:proofErr w:type="gramStart"/>
+            <w:r>
+              <w:t>v(</w:t>
+            </w:r>
+            <w:proofErr w:type="gramEnd"/>
+            <w:r>
+              <w:t xml:space="preserve">Age, </w:t>
             </w:r>
             <w:proofErr w:type="spellStart"/>
             <w:r>
@@ -9985,7 +11544,15 @@
           </w:p>
           <w:p>
             <w:r>
-              <w:t xml:space="preserve">           stats = c("q1", "q3", "</w:t>
+              <w:t xml:space="preserve">           stats = </w:t>
+            </w:r>
+            <w:proofErr w:type="gramStart"/>
+            <w:r>
+              <w:t>c(</w:t>
+            </w:r>
+            <w:proofErr w:type="gramEnd"/>
+            <w:r>
+              <w:t>"q1", "q3", "</w:t>
             </w:r>
             <w:proofErr w:type="spellStart"/>
             <w:r>
@@ -10017,9 +11584,14 @@
           </w:p>
           <w:p>
             <w:r>
-              <w:t xml:space="preserve">           options = v(</w:t>
-            </w:r>
-            <w:proofErr w:type="spellStart"/>
+              <w:t xml:space="preserve">           options = </w:t>
+            </w:r>
+            <w:proofErr w:type="gramStart"/>
+            <w:r>
+              <w:t>v(</w:t>
+            </w:r>
+            <w:proofErr w:type="spellStart"/>
+            <w:proofErr w:type="gramEnd"/>
             <w:r>
               <w:t>maxdec</w:t>
             </w:r>
@@ -10217,7 +11789,15 @@
           </w:tcPr>
           <w:p>
             <w:r>
-              <w:t xml:space="preserve">proc means data=cake  mean </w:t>
+              <w:t>proc means data=</w:t>
+            </w:r>
+            <w:proofErr w:type="gramStart"/>
+            <w:r>
+              <w:t>cake  mean</w:t>
+            </w:r>
+            <w:proofErr w:type="gramEnd"/>
+            <w:r>
+              <w:t xml:space="preserve"> </w:t>
             </w:r>
             <w:proofErr w:type="spellStart"/>
             <w:r>
@@ -10225,13 +11805,18 @@
             </w:r>
             <w:proofErr w:type="spellEnd"/>
             <w:r>
-              <w:t xml:space="preserve"> alpha = 0.1  </w:t>
+              <w:t xml:space="preserve"> alpha = </w:t>
+            </w:r>
+            <w:proofErr w:type="gramStart"/>
+            <w:r>
+              <w:t xml:space="preserve">0.1  </w:t>
             </w:r>
             <w:proofErr w:type="spellStart"/>
             <w:r>
               <w:t>maxdec</w:t>
             </w:r>
             <w:proofErr w:type="spellEnd"/>
+            <w:proofErr w:type="gramEnd"/>
             <w:r>
               <w:t>=4</w:t>
             </w:r>
@@ -10368,21 +11953,31 @@
           <w:p>
             <w:proofErr w:type="spellStart"/>
             <w:r>
-              <w:t>proc_means</w:t>
+              <w:t>proc_</w:t>
+            </w:r>
+            <w:proofErr w:type="gramStart"/>
+            <w:r>
+              <w:t>means</w:t>
             </w:r>
             <w:proofErr w:type="spellEnd"/>
             <w:r>
               <w:t>(</w:t>
             </w:r>
             <w:proofErr w:type="spellStart"/>
+            <w:proofErr w:type="gramEnd"/>
             <w:r>
               <w:t>datm</w:t>
             </w:r>
             <w:proofErr w:type="spellEnd"/>
             <w:r>
-              <w:t>, var = v(</w:t>
-            </w:r>
-            <w:proofErr w:type="spellStart"/>
+              <w:t xml:space="preserve">, var = </w:t>
+            </w:r>
+            <w:proofErr w:type="gramStart"/>
+            <w:r>
+              <w:t>v(</w:t>
+            </w:r>
+            <w:proofErr w:type="spellStart"/>
+            <w:proofErr w:type="gramEnd"/>
             <w:r>
               <w:t>PresentScore</w:t>
             </w:r>
@@ -10401,7 +11996,15 @@
           </w:p>
           <w:p>
             <w:r>
-              <w:t xml:space="preserve">           stats = v(mean, </w:t>
+              <w:t xml:space="preserve">           stats = </w:t>
+            </w:r>
+            <w:proofErr w:type="gramStart"/>
+            <w:r>
+              <w:t>v(</w:t>
+            </w:r>
+            <w:proofErr w:type="gramEnd"/>
+            <w:r>
+              <w:t xml:space="preserve">mean, </w:t>
             </w:r>
             <w:proofErr w:type="spellStart"/>
             <w:r>
@@ -10414,7 +12017,15 @@
           </w:p>
           <w:p>
             <w:r>
-              <w:t xml:space="preserve">           options = v(alpha = 0.1</w:t>
+              <w:t xml:space="preserve">           options = </w:t>
+            </w:r>
+            <w:proofErr w:type="gramStart"/>
+            <w:r>
+              <w:t>v(</w:t>
+            </w:r>
+            <w:proofErr w:type="gramEnd"/>
+            <w:r>
+              <w:t>alpha = 0.1</w:t>
             </w:r>
             <w:r>
               <w:t xml:space="preserve">, </w:t>
@@ -10537,7 +12148,15 @@
               <w:t>Comparison of</w:t>
             </w:r>
             <w:r>
-              <w:t xml:space="preserve"> 90%  confidence limit with alpha </w:t>
+              <w:t xml:space="preserve"> 90</w:t>
+            </w:r>
+            <w:proofErr w:type="gramStart"/>
+            <w:r>
+              <w:t>%  confidence</w:t>
+            </w:r>
+            <w:proofErr w:type="gramEnd"/>
+            <w:r>
+              <w:t xml:space="preserve"> limit with alpha </w:t>
             </w:r>
             <w:r>
               <w:t>option.</w:t>
@@ -11021,6 +12640,7 @@
               <w:t xml:space="preserve"> &lt;- </w:t>
             </w:r>
             <w:proofErr w:type="spellStart"/>
+            <w:proofErr w:type="gramStart"/>
             <w:r>
               <w:rPr>
                 <w:sz w:val="18"/>
@@ -11029,6 +12649,7 @@
               <w:t>read.table</w:t>
             </w:r>
             <w:proofErr w:type="spellEnd"/>
+            <w:proofErr w:type="gramEnd"/>
             <w:r>
               <w:rPr>
                 <w:sz w:val="18"/>
@@ -11249,71 +12870,112 @@
                 <w:sz w:val="18"/>
                 <w:szCs w:val="18"/>
               </w:rPr>
-              <w:t>proc_means</w:t>
-            </w:r>
-            <w:proofErr w:type="spellEnd"/>
+              <w:t>proc_</w:t>
+            </w:r>
+            <w:proofErr w:type="gramStart"/>
             <w:r>
               <w:rPr>
                 <w:sz w:val="18"/>
                 <w:szCs w:val="18"/>
               </w:rPr>
-              <w:t>(</w:t>
-            </w:r>
-            <w:proofErr w:type="spellStart"/>
+              <w:t>means</w:t>
+            </w:r>
+            <w:proofErr w:type="spellEnd"/>
             <w:r>
               <w:rPr>
                 <w:sz w:val="18"/>
                 <w:szCs w:val="18"/>
               </w:rPr>
-              <w:t>datp</w:t>
-            </w:r>
-            <w:proofErr w:type="spellEnd"/>
+              <w:t>(</w:t>
+            </w:r>
+            <w:proofErr w:type="spellStart"/>
+            <w:proofErr w:type="gramEnd"/>
             <w:r>
               <w:rPr>
                 <w:sz w:val="18"/>
                 <w:szCs w:val="18"/>
               </w:rPr>
-              <w:t>, var = WLOSS,</w:t>
-            </w:r>
-          </w:p>
-          <w:p>
-            <w:pPr>
+              <w:t>datp</w:t>
+            </w:r>
+            <w:proofErr w:type="spellEnd"/>
+            <w:r>
               <w:rPr>
                 <w:sz w:val="18"/>
                 <w:szCs w:val="18"/>
               </w:rPr>
-            </w:pPr>
-            <w:r>
+              <w:t>, var = WLOSS,</w:t>
+            </w:r>
+          </w:p>
+          <w:p>
+            <w:pPr>
               <w:rPr>
                 <w:sz w:val="18"/>
                 <w:szCs w:val="18"/>
               </w:rPr>
-              <w:t xml:space="preserve">                  stats = v(n, mean, t, </w:t>
-            </w:r>
-            <w:proofErr w:type="spellStart"/>
+            </w:pPr>
             <w:r>
               <w:rPr>
                 <w:sz w:val="18"/>
                 <w:szCs w:val="18"/>
               </w:rPr>
-              <w:t>prt</w:t>
-            </w:r>
-            <w:proofErr w:type="spellEnd"/>
+              <w:t xml:space="preserve">                  stats = </w:t>
+            </w:r>
+            <w:proofErr w:type="gramStart"/>
             <w:r>
               <w:rPr>
                 <w:sz w:val="18"/>
                 <w:szCs w:val="18"/>
               </w:rPr>
-              <w:t>),</w:t>
-            </w:r>
-          </w:p>
-          <w:p>
+              <w:t>v(</w:t>
+            </w:r>
+            <w:proofErr w:type="gramEnd"/>
             <w:r>
               <w:rPr>
                 <w:sz w:val="18"/>
                 <w:szCs w:val="18"/>
               </w:rPr>
-              <w:t xml:space="preserve">                  titles = c("Paired t-test example"))</w:t>
+              <w:t xml:space="preserve">n, mean, t, </w:t>
+            </w:r>
+            <w:proofErr w:type="spellStart"/>
+            <w:r>
+              <w:rPr>
+                <w:sz w:val="18"/>
+                <w:szCs w:val="18"/>
+              </w:rPr>
+              <w:t>prt</w:t>
+            </w:r>
+            <w:proofErr w:type="spellEnd"/>
+            <w:r>
+              <w:rPr>
+                <w:sz w:val="18"/>
+                <w:szCs w:val="18"/>
+              </w:rPr>
+              <w:t>),</w:t>
+            </w:r>
+          </w:p>
+          <w:p>
+            <w:r>
+              <w:rPr>
+                <w:sz w:val="18"/>
+                <w:szCs w:val="18"/>
+              </w:rPr>
+              <w:t xml:space="preserve">                  titles = </w:t>
+            </w:r>
+            <w:proofErr w:type="gramStart"/>
+            <w:r>
+              <w:rPr>
+                <w:sz w:val="18"/>
+                <w:szCs w:val="18"/>
+              </w:rPr>
+              <w:t>c(</w:t>
+            </w:r>
+            <w:proofErr w:type="gramEnd"/>
+            <w:r>
+              <w:rPr>
+                <w:sz w:val="18"/>
+                <w:szCs w:val="18"/>
+              </w:rPr>
+              <w:t>"Paired t-test example"))</w:t>
             </w:r>
           </w:p>
         </w:tc>
@@ -11497,7 +13159,23 @@
           </w:tcPr>
           <w:p>
             <w:r>
-              <w:t xml:space="preserve">proc means data=cake  n mean </w:t>
+              <w:t>proc means data=</w:t>
+            </w:r>
+            <w:proofErr w:type="gramStart"/>
+            <w:r>
+              <w:t>cake  n</w:t>
+            </w:r>
+            <w:proofErr w:type="gramEnd"/>
+            <w:r>
+              <w:t xml:space="preserve"> </w:t>
+            </w:r>
+            <w:proofErr w:type="gramStart"/>
+            <w:r>
+              <w:t>mean</w:t>
+            </w:r>
+            <w:proofErr w:type="gramEnd"/>
+            <w:r>
+              <w:t xml:space="preserve"> </w:t>
             </w:r>
             <w:proofErr w:type="spellStart"/>
             <w:r>
@@ -11510,7 +13188,15 @@
           </w:p>
           <w:p>
             <w:r>
-              <w:t xml:space="preserve">   var  Age </w:t>
+              <w:t xml:space="preserve">   </w:t>
+            </w:r>
+            <w:proofErr w:type="gramStart"/>
+            <w:r>
+              <w:t>var  Age</w:t>
+            </w:r>
+            <w:proofErr w:type="gramEnd"/>
+            <w:r>
+              <w:t xml:space="preserve"> </w:t>
             </w:r>
             <w:proofErr w:type="spellStart"/>
             <w:r>
@@ -11640,19 +13326,32 @@
             </w:r>
             <w:proofErr w:type="spellStart"/>
             <w:r>
-              <w:t>proc_means</w:t>
+              <w:t>proc_</w:t>
+            </w:r>
+            <w:proofErr w:type="gramStart"/>
+            <w:r>
+              <w:t>means</w:t>
             </w:r>
             <w:proofErr w:type="spellEnd"/>
             <w:r>
               <w:t>(</w:t>
             </w:r>
             <w:proofErr w:type="spellStart"/>
+            <w:proofErr w:type="gramEnd"/>
             <w:r>
               <w:t>datm</w:t>
             </w:r>
             <w:proofErr w:type="spellEnd"/>
             <w:r>
-              <w:t xml:space="preserve">, var = v(Age, </w:t>
+              <w:t xml:space="preserve">, var = </w:t>
+            </w:r>
+            <w:proofErr w:type="gramStart"/>
+            <w:r>
+              <w:t>v(</w:t>
+            </w:r>
+            <w:proofErr w:type="gramEnd"/>
+            <w:r>
+              <w:t xml:space="preserve">Age, </w:t>
             </w:r>
             <w:proofErr w:type="spellStart"/>
             <w:r>
@@ -11660,26 +13359,31 @@
             </w:r>
             <w:proofErr w:type="spellEnd"/>
             <w:r>
-              <w:t xml:space="preserve">, </w:t>
-            </w:r>
-            <w:proofErr w:type="spellStart"/>
-            <w:r>
-              <w:t>TasteScore</w:t>
-            </w:r>
-            <w:proofErr w:type="spellEnd"/>
-            <w:r>
-              <w:t>, Layers),</w:t>
-            </w:r>
-          </w:p>
-          <w:p>
-            <w:r>
-              <w:t xml:space="preserve">                        stats = v(n, mean,  </w:t>
+              <w:t>, TasteScore, Layers),</w:t>
+            </w:r>
+          </w:p>
+          <w:p>
+            <w:r>
+              <w:t xml:space="preserve">                        stats = </w:t>
+            </w:r>
+            <w:proofErr w:type="gramStart"/>
+            <w:r>
+              <w:t>v(</w:t>
+            </w:r>
+            <w:proofErr w:type="gramEnd"/>
+            <w:r>
+              <w:t xml:space="preserve">n, </w:t>
+            </w:r>
+            <w:proofErr w:type="gramStart"/>
+            <w:r>
+              <w:t xml:space="preserve">mean,  </w:t>
             </w:r>
             <w:proofErr w:type="spellStart"/>
             <w:r>
               <w:t>uss</w:t>
             </w:r>
             <w:proofErr w:type="spellEnd"/>
+            <w:proofErr w:type="gramEnd"/>
             <w:r>
               <w:t>),</w:t>
             </w:r>
@@ -11872,7 +13576,23 @@
           </w:tcPr>
           <w:p>
             <w:r>
-              <w:t xml:space="preserve">proc means data=cake  n mean skewness kurtosis </w:t>
+              <w:t>proc means data=</w:t>
+            </w:r>
+            <w:proofErr w:type="gramStart"/>
+            <w:r>
+              <w:t>cake  n</w:t>
+            </w:r>
+            <w:proofErr w:type="gramEnd"/>
+            <w:r>
+              <w:t xml:space="preserve"> </w:t>
+            </w:r>
+            <w:proofErr w:type="gramStart"/>
+            <w:r>
+              <w:t>mean</w:t>
+            </w:r>
+            <w:proofErr w:type="gramEnd"/>
+            <w:r>
+              <w:t xml:space="preserve"> skewness kurtosis </w:t>
             </w:r>
             <w:proofErr w:type="spellStart"/>
             <w:r>
@@ -11885,7 +13605,15 @@
           </w:p>
           <w:p>
             <w:r>
-              <w:t xml:space="preserve">   var  Age </w:t>
+              <w:t xml:space="preserve">   </w:t>
+            </w:r>
+            <w:proofErr w:type="gramStart"/>
+            <w:r>
+              <w:t>var  Age</w:t>
+            </w:r>
+            <w:proofErr w:type="gramEnd"/>
+            <w:r>
+              <w:t xml:space="preserve"> </w:t>
             </w:r>
             <w:proofErr w:type="spellStart"/>
             <w:r>
@@ -12017,19 +13745,32 @@
           <w:p>
             <w:proofErr w:type="spellStart"/>
             <w:r>
-              <w:t>proc_means</w:t>
+              <w:t>proc_</w:t>
+            </w:r>
+            <w:proofErr w:type="gramStart"/>
+            <w:r>
+              <w:t>means</w:t>
             </w:r>
             <w:proofErr w:type="spellEnd"/>
             <w:r>
               <w:t>(</w:t>
             </w:r>
             <w:proofErr w:type="spellStart"/>
+            <w:proofErr w:type="gramEnd"/>
             <w:r>
               <w:t>datm</w:t>
             </w:r>
             <w:proofErr w:type="spellEnd"/>
             <w:r>
-              <w:t xml:space="preserve">, var = v(Age, </w:t>
+              <w:t xml:space="preserve">, var = </w:t>
+            </w:r>
+            <w:proofErr w:type="gramStart"/>
+            <w:r>
+              <w:t>v(</w:t>
+            </w:r>
+            <w:proofErr w:type="gramEnd"/>
+            <w:r>
+              <w:t xml:space="preserve">Age, </w:t>
             </w:r>
             <w:proofErr w:type="spellStart"/>
             <w:r>
@@ -12050,7 +13791,23 @@
           </w:p>
           <w:p>
             <w:r>
-              <w:t xml:space="preserve">                    stats = v(n, mean,  skew, </w:t>
+              <w:t xml:space="preserve">                    stats = </w:t>
+            </w:r>
+            <w:proofErr w:type="gramStart"/>
+            <w:r>
+              <w:t>v(</w:t>
+            </w:r>
+            <w:proofErr w:type="gramEnd"/>
+            <w:r>
+              <w:t xml:space="preserve">n, </w:t>
+            </w:r>
+            <w:proofErr w:type="gramStart"/>
+            <w:r>
+              <w:t>mean,  skew</w:t>
+            </w:r>
+            <w:proofErr w:type="gramEnd"/>
+            <w:r>
+              <w:t xml:space="preserve">, </w:t>
             </w:r>
             <w:proofErr w:type="spellStart"/>
             <w:r>
@@ -12068,9 +13825,14 @@
           </w:p>
           <w:p>
             <w:r>
-              <w:t xml:space="preserve">                    options = c(</w:t>
-            </w:r>
-            <w:proofErr w:type="spellStart"/>
+              <w:t xml:space="preserve">                    options = </w:t>
+            </w:r>
+            <w:proofErr w:type="gramStart"/>
+            <w:r>
+              <w:t>c(</w:t>
+            </w:r>
+            <w:proofErr w:type="spellStart"/>
+            <w:proofErr w:type="gramEnd"/>
             <w:r>
               <w:t>maxdec</w:t>
             </w:r>
@@ -12323,57 +14085,150 @@
           </w:p>
           <w:p>
             <w:r>
-              <w:t>Orlando     27 93 80  Vanilla    1 1</w:t>
-            </w:r>
-          </w:p>
-          <w:p>
-            <w:r>
-              <w:t>Ramey       32 84 72  Rum        2 1</w:t>
-            </w:r>
-          </w:p>
-          <w:p>
-            <w:r>
-              <w:t>Goldston    46 68 75  Vanilla    1 1</w:t>
-            </w:r>
-          </w:p>
-          <w:p>
-            <w:r>
-              <w:t>Roe         38 79 73  Vanilla    2 1</w:t>
-            </w:r>
-          </w:p>
-          <w:p>
-            <w:r>
-              <w:t>Larsen      23 77 84  Chocolate  3 1</w:t>
-            </w:r>
-          </w:p>
-          <w:p>
-            <w:r>
-              <w:t>Davis       51 86 91  Spice      3 1</w:t>
-            </w:r>
-          </w:p>
-          <w:p>
-            <w:r>
-              <w:t>Strickland  19 82 79  Chocolate  1 1</w:t>
-            </w:r>
-          </w:p>
-          <w:p>
-            <w:r>
-              <w:t>Nguyen      57 77 84  Vanilla    3 1</w:t>
-            </w:r>
-          </w:p>
-          <w:p>
-            <w:r>
-              <w:t>Hildenbrand 33 81 83  Chocolate  1 1</w:t>
-            </w:r>
-          </w:p>
-          <w:p>
-            <w:r>
-              <w:t>Byron       62 72 87  Vanilla    2 1</w:t>
-            </w:r>
-          </w:p>
-          <w:p>
-            <w:r>
-              <w:t xml:space="preserve">Sanders     26 56 79  Chocolate  1 </w:t>
+              <w:t xml:space="preserve">Orlando     27 93 </w:t>
+            </w:r>
+            <w:proofErr w:type="gramStart"/>
+            <w:r>
+              <w:t>80  Vanilla</w:t>
+            </w:r>
+            <w:proofErr w:type="gramEnd"/>
+            <w:r>
+              <w:t xml:space="preserve">    1 1</w:t>
+            </w:r>
+          </w:p>
+          <w:p>
+            <w:r>
+              <w:t xml:space="preserve">Ramey       32 84 </w:t>
+            </w:r>
+            <w:proofErr w:type="gramStart"/>
+            <w:r>
+              <w:t>72  Rum</w:t>
+            </w:r>
+            <w:proofErr w:type="gramEnd"/>
+            <w:r>
+              <w:t xml:space="preserve">        2 1</w:t>
+            </w:r>
+          </w:p>
+          <w:p>
+            <w:r>
+              <w:t xml:space="preserve">Goldston    46 68 </w:t>
+            </w:r>
+            <w:proofErr w:type="gramStart"/>
+            <w:r>
+              <w:t>75  Vanilla</w:t>
+            </w:r>
+            <w:proofErr w:type="gramEnd"/>
+            <w:r>
+              <w:t xml:space="preserve">    1 1</w:t>
+            </w:r>
+          </w:p>
+          <w:p>
+            <w:r>
+              <w:t xml:space="preserve">Roe         38 79 </w:t>
+            </w:r>
+            <w:proofErr w:type="gramStart"/>
+            <w:r>
+              <w:t>73  Vanilla</w:t>
+            </w:r>
+            <w:proofErr w:type="gramEnd"/>
+            <w:r>
+              <w:t xml:space="preserve">    2 1</w:t>
+            </w:r>
+          </w:p>
+          <w:p>
+            <w:r>
+              <w:t xml:space="preserve">Larsen      23 77 </w:t>
+            </w:r>
+            <w:proofErr w:type="gramStart"/>
+            <w:r>
+              <w:t>84  Chocolate</w:t>
+            </w:r>
+            <w:proofErr w:type="gramEnd"/>
+            <w:r>
+              <w:t xml:space="preserve">  3 1</w:t>
+            </w:r>
+          </w:p>
+          <w:p>
+            <w:r>
+              <w:t xml:space="preserve">Davis       51 86 </w:t>
+            </w:r>
+            <w:proofErr w:type="gramStart"/>
+            <w:r>
+              <w:t>91  Spice</w:t>
+            </w:r>
+            <w:proofErr w:type="gramEnd"/>
+            <w:r>
+              <w:t xml:space="preserve">      3 1</w:t>
+            </w:r>
+          </w:p>
+          <w:p>
+            <w:proofErr w:type="gramStart"/>
+            <w:r>
+              <w:t>Strickland  19</w:t>
+            </w:r>
+            <w:proofErr w:type="gramEnd"/>
+            <w:r>
+              <w:t xml:space="preserve"> 82 </w:t>
+            </w:r>
+            <w:proofErr w:type="gramStart"/>
+            <w:r>
+              <w:t>79  Chocolate</w:t>
+            </w:r>
+            <w:proofErr w:type="gramEnd"/>
+            <w:r>
+              <w:t xml:space="preserve">  1 1</w:t>
+            </w:r>
+          </w:p>
+          <w:p>
+            <w:r>
+              <w:t xml:space="preserve">Nguyen      57 77 </w:t>
+            </w:r>
+            <w:proofErr w:type="gramStart"/>
+            <w:r>
+              <w:t>84  Vanilla</w:t>
+            </w:r>
+            <w:proofErr w:type="gramEnd"/>
+            <w:r>
+              <w:t xml:space="preserve">    3 1</w:t>
+            </w:r>
+          </w:p>
+          <w:p>
+            <w:r>
+              <w:t xml:space="preserve">Hildenbrand 33 81 </w:t>
+            </w:r>
+            <w:proofErr w:type="gramStart"/>
+            <w:r>
+              <w:t>83  Chocolate</w:t>
+            </w:r>
+            <w:proofErr w:type="gramEnd"/>
+            <w:r>
+              <w:t xml:space="preserve">  1 1</w:t>
+            </w:r>
+          </w:p>
+          <w:p>
+            <w:r>
+              <w:t xml:space="preserve">Byron       62 72 </w:t>
+            </w:r>
+            <w:proofErr w:type="gramStart"/>
+            <w:r>
+              <w:t>87  Vanilla</w:t>
+            </w:r>
+            <w:proofErr w:type="gramEnd"/>
+            <w:r>
+              <w:t xml:space="preserve">    2 1</w:t>
+            </w:r>
+          </w:p>
+          <w:p>
+            <w:r>
+              <w:t xml:space="preserve">Sanders     26 56 </w:t>
+            </w:r>
+            <w:proofErr w:type="gramStart"/>
+            <w:r>
+              <w:t>79  Chocolate</w:t>
+            </w:r>
+            <w:proofErr w:type="gramEnd"/>
+            <w:r>
+              <w:t xml:space="preserve">  1 </w:t>
             </w:r>
             <w:r>
               <w:t>2</w:t>
@@ -12386,47 +14241,116 @@
           </w:p>
           <w:p>
             <w:r>
-              <w:t>Davis       28 69 75  Chocolate  2 2</w:t>
-            </w:r>
-          </w:p>
-          <w:p>
-            <w:r>
-              <w:t>Conrad      69 85 94  Vanilla    1 2</w:t>
-            </w:r>
-          </w:p>
-          <w:p>
-            <w:r>
-              <w:t>Walters     55 67 72  Chocolate  2 2</w:t>
-            </w:r>
-          </w:p>
-          <w:p>
-            <w:proofErr w:type="spellStart"/>
+              <w:t xml:space="preserve">Davis       28 69 </w:t>
+            </w:r>
+            <w:proofErr w:type="gramStart"/>
+            <w:r>
+              <w:t>75  Chocolate</w:t>
+            </w:r>
+            <w:proofErr w:type="gramEnd"/>
+            <w:r>
+              <w:t xml:space="preserve">  2 2</w:t>
+            </w:r>
+          </w:p>
+          <w:p>
+            <w:r>
+              <w:t xml:space="preserve">Conrad      69 85 </w:t>
+            </w:r>
+            <w:proofErr w:type="gramStart"/>
+            <w:r>
+              <w:t>94  Vanilla</w:t>
+            </w:r>
+            <w:proofErr w:type="gramEnd"/>
+            <w:r>
+              <w:t xml:space="preserve">    1 2</w:t>
+            </w:r>
+          </w:p>
+          <w:p>
+            <w:r>
+              <w:t xml:space="preserve">Walters     55 67 </w:t>
+            </w:r>
+            <w:proofErr w:type="gramStart"/>
+            <w:r>
+              <w:t>72  Chocolate</w:t>
+            </w:r>
+            <w:proofErr w:type="gramEnd"/>
+            <w:r>
+              <w:t xml:space="preserve">  2 2</w:t>
+            </w:r>
+          </w:p>
+          <w:p>
+            <w:proofErr w:type="spellStart"/>
+            <w:proofErr w:type="gramStart"/>
             <w:r>
               <w:t>Rossburger</w:t>
             </w:r>
             <w:proofErr w:type="spellEnd"/>
             <w:r>
-              <w:t xml:space="preserve">  28 78 81  Spice      2 2</w:t>
-            </w:r>
-          </w:p>
-          <w:p>
-            <w:r>
-              <w:t>Matthew     42 81 92  Chocolate  2 2</w:t>
-            </w:r>
-          </w:p>
-          <w:p>
-            <w:r>
-              <w:t>Becker      36 62 83  Spice      2 2</w:t>
-            </w:r>
-          </w:p>
-          <w:p>
-            <w:r>
-              <w:t>Anderson    27 87 85  Chocolate  1 2</w:t>
-            </w:r>
-          </w:p>
-          <w:p>
-            <w:r>
-              <w:t>Merritt     62 73 84  Chocolate  1 2</w:t>
+              <w:t xml:space="preserve">  28</w:t>
+            </w:r>
+            <w:proofErr w:type="gramEnd"/>
+            <w:r>
+              <w:t xml:space="preserve"> 78 </w:t>
+            </w:r>
+            <w:proofErr w:type="gramStart"/>
+            <w:r>
+              <w:t>81  Spice</w:t>
+            </w:r>
+            <w:proofErr w:type="gramEnd"/>
+            <w:r>
+              <w:t xml:space="preserve">      2 2</w:t>
+            </w:r>
+          </w:p>
+          <w:p>
+            <w:r>
+              <w:t xml:space="preserve">Matthew     42 81 </w:t>
+            </w:r>
+            <w:proofErr w:type="gramStart"/>
+            <w:r>
+              <w:t>92  Chocolate</w:t>
+            </w:r>
+            <w:proofErr w:type="gramEnd"/>
+            <w:r>
+              <w:t xml:space="preserve">  2 2</w:t>
+            </w:r>
+          </w:p>
+          <w:p>
+            <w:r>
+              <w:t xml:space="preserve">Becker      36 62 </w:t>
+            </w:r>
+            <w:proofErr w:type="gramStart"/>
+            <w:r>
+              <w:t>83  Spice</w:t>
+            </w:r>
+            <w:proofErr w:type="gramEnd"/>
+            <w:r>
+              <w:t xml:space="preserve">      2 2</w:t>
+            </w:r>
+          </w:p>
+          <w:p>
+            <w:r>
+              <w:t xml:space="preserve">Anderson    27 87 </w:t>
+            </w:r>
+            <w:proofErr w:type="gramStart"/>
+            <w:r>
+              <w:t>85  Chocolate</w:t>
+            </w:r>
+            <w:proofErr w:type="gramEnd"/>
+            <w:r>
+              <w:t xml:space="preserve">  1 2</w:t>
+            </w:r>
+          </w:p>
+          <w:p>
+            <w:r>
+              <w:t xml:space="preserve">Merritt     62 73 </w:t>
+            </w:r>
+            <w:proofErr w:type="gramStart"/>
+            <w:r>
+              <w:t>84  Chocolate</w:t>
+            </w:r>
+            <w:proofErr w:type="gramEnd"/>
+            <w:r>
+              <w:t xml:space="preserve">  1 2</w:t>
             </w:r>
           </w:p>
           <w:p>
@@ -12458,17 +14382,27 @@
               <w:t xml:space="preserve"> &lt;- </w:t>
             </w:r>
             <w:proofErr w:type="spellStart"/>
+            <w:proofErr w:type="gramStart"/>
             <w:r>
               <w:t>read.table</w:t>
             </w:r>
             <w:proofErr w:type="spellEnd"/>
+            <w:proofErr w:type="gramEnd"/>
             <w:r>
               <w:t>(header = TRUE, text = '</w:t>
             </w:r>
           </w:p>
           <w:p>
             <w:r>
-              <w:t xml:space="preserve">    LastName  Age </w:t>
+              <w:t xml:space="preserve">    </w:t>
+            </w:r>
+            <w:proofErr w:type="gramStart"/>
+            <w:r>
+              <w:t>LastName  Age</w:t>
+            </w:r>
+            <w:proofErr w:type="gramEnd"/>
+            <w:r>
+              <w:t xml:space="preserve"> </w:t>
             </w:r>
             <w:proofErr w:type="spellStart"/>
             <w:r>
@@ -12489,57 +14423,153 @@
           </w:p>
           <w:p>
             <w:r>
-              <w:t xml:space="preserve">    Orlando     27 93 80  Vanilla    1 1</w:t>
-            </w:r>
-          </w:p>
-          <w:p>
-            <w:r>
-              <w:t xml:space="preserve">    Ramey       32 84 72  Rum        2 1</w:t>
-            </w:r>
-          </w:p>
-          <w:p>
-            <w:r>
-              <w:t xml:space="preserve">    Goldston    46 68 75  Vanilla    1 1</w:t>
-            </w:r>
-          </w:p>
-          <w:p>
-            <w:r>
-              <w:t xml:space="preserve">    Roe         38 79 73  Vanilla    2 1</w:t>
-            </w:r>
-          </w:p>
-          <w:p>
-            <w:r>
-              <w:t xml:space="preserve">    Larsen      23 77 84  Chocolate  3 1</w:t>
-            </w:r>
-          </w:p>
-          <w:p>
-            <w:r>
-              <w:t xml:space="preserve">    Davis       51 86 91  Spice      3 1</w:t>
-            </w:r>
-          </w:p>
-          <w:p>
-            <w:r>
-              <w:t xml:space="preserve">    Strickland  19 82 79  Chocolate  1 1</w:t>
-            </w:r>
-          </w:p>
-          <w:p>
-            <w:r>
-              <w:t xml:space="preserve">    Nguyen      57 77 84  Vanilla    3 1</w:t>
-            </w:r>
-          </w:p>
-          <w:p>
-            <w:r>
-              <w:t xml:space="preserve">    Hildenbrand 33 81 83  Chocolate  1 1</w:t>
-            </w:r>
-          </w:p>
-          <w:p>
-            <w:r>
-              <w:t xml:space="preserve">    Byron       62 72 87  Vanilla    2 1</w:t>
-            </w:r>
-          </w:p>
-          <w:p>
-            <w:r>
-              <w:t xml:space="preserve">    Sanders     26 56 79  Chocolate  1 </w:t>
+              <w:t xml:space="preserve">    Orlando     27 93 </w:t>
+            </w:r>
+            <w:proofErr w:type="gramStart"/>
+            <w:r>
+              <w:t>80  Vanilla</w:t>
+            </w:r>
+            <w:proofErr w:type="gramEnd"/>
+            <w:r>
+              <w:t xml:space="preserve">    1 1</w:t>
+            </w:r>
+          </w:p>
+          <w:p>
+            <w:r>
+              <w:t xml:space="preserve">    Ramey       32 84 </w:t>
+            </w:r>
+            <w:proofErr w:type="gramStart"/>
+            <w:r>
+              <w:t>72  Rum</w:t>
+            </w:r>
+            <w:proofErr w:type="gramEnd"/>
+            <w:r>
+              <w:t xml:space="preserve">        2 1</w:t>
+            </w:r>
+          </w:p>
+          <w:p>
+            <w:r>
+              <w:t xml:space="preserve">    Goldston    46 68 </w:t>
+            </w:r>
+            <w:proofErr w:type="gramStart"/>
+            <w:r>
+              <w:t>75  Vanilla</w:t>
+            </w:r>
+            <w:proofErr w:type="gramEnd"/>
+            <w:r>
+              <w:t xml:space="preserve">    1 1</w:t>
+            </w:r>
+          </w:p>
+          <w:p>
+            <w:r>
+              <w:t xml:space="preserve">    Roe         38 79 </w:t>
+            </w:r>
+            <w:proofErr w:type="gramStart"/>
+            <w:r>
+              <w:t>73  Vanilla</w:t>
+            </w:r>
+            <w:proofErr w:type="gramEnd"/>
+            <w:r>
+              <w:t xml:space="preserve">    2 1</w:t>
+            </w:r>
+          </w:p>
+          <w:p>
+            <w:r>
+              <w:t xml:space="preserve">    Larsen      23 77 </w:t>
+            </w:r>
+            <w:proofErr w:type="gramStart"/>
+            <w:r>
+              <w:t>84  Chocolate</w:t>
+            </w:r>
+            <w:proofErr w:type="gramEnd"/>
+            <w:r>
+              <w:t xml:space="preserve">  3 1</w:t>
+            </w:r>
+          </w:p>
+          <w:p>
+            <w:r>
+              <w:t xml:space="preserve">    Davis       51 86 </w:t>
+            </w:r>
+            <w:proofErr w:type="gramStart"/>
+            <w:r>
+              <w:t>91  Spice</w:t>
+            </w:r>
+            <w:proofErr w:type="gramEnd"/>
+            <w:r>
+              <w:t xml:space="preserve">      3 1</w:t>
+            </w:r>
+          </w:p>
+          <w:p>
+            <w:r>
+              <w:t xml:space="preserve">    </w:t>
+            </w:r>
+            <w:proofErr w:type="gramStart"/>
+            <w:r>
+              <w:t>Strickland  19</w:t>
+            </w:r>
+            <w:proofErr w:type="gramEnd"/>
+            <w:r>
+              <w:t xml:space="preserve"> 82 </w:t>
+            </w:r>
+            <w:proofErr w:type="gramStart"/>
+            <w:r>
+              <w:t>79  Chocolate</w:t>
+            </w:r>
+            <w:proofErr w:type="gramEnd"/>
+            <w:r>
+              <w:t xml:space="preserve">  1 1</w:t>
+            </w:r>
+          </w:p>
+          <w:p>
+            <w:r>
+              <w:t xml:space="preserve">    Nguyen      57 77 </w:t>
+            </w:r>
+            <w:proofErr w:type="gramStart"/>
+            <w:r>
+              <w:t>84  Vanilla</w:t>
+            </w:r>
+            <w:proofErr w:type="gramEnd"/>
+            <w:r>
+              <w:t xml:space="preserve">    3 1</w:t>
+            </w:r>
+          </w:p>
+          <w:p>
+            <w:r>
+              <w:t xml:space="preserve">    Hildenbrand 33 81 </w:t>
+            </w:r>
+            <w:proofErr w:type="gramStart"/>
+            <w:r>
+              <w:t>83  Chocolate</w:t>
+            </w:r>
+            <w:proofErr w:type="gramEnd"/>
+            <w:r>
+              <w:t xml:space="preserve">  1 1</w:t>
+            </w:r>
+          </w:p>
+          <w:p>
+            <w:r>
+              <w:t xml:space="preserve">    Byron       62 72 </w:t>
+            </w:r>
+            <w:proofErr w:type="gramStart"/>
+            <w:r>
+              <w:t>87  Vanilla</w:t>
+            </w:r>
+            <w:proofErr w:type="gramEnd"/>
+            <w:r>
+              <w:t xml:space="preserve">    2 1</w:t>
+            </w:r>
+          </w:p>
+          <w:p>
+            <w:r>
+              <w:t xml:space="preserve">    Sanders     26 56 </w:t>
+            </w:r>
+            <w:proofErr w:type="gramStart"/>
+            <w:r>
+              <w:t>79  Chocolate</w:t>
+            </w:r>
+            <w:proofErr w:type="gramEnd"/>
+            <w:r>
+              <w:t xml:space="preserve">  1 </w:t>
             </w:r>
             <w:r>
               <w:t>2</w:t>
@@ -12547,22 +14577,54 @@
           </w:p>
           <w:p>
             <w:r>
-              <w:t xml:space="preserve">    Jaeger      43 66 74  NA         1 2</w:t>
-            </w:r>
-          </w:p>
-          <w:p>
-            <w:r>
-              <w:t xml:space="preserve">    Davis       28 69 75  Chocolate  2 2</w:t>
-            </w:r>
-          </w:p>
-          <w:p>
-            <w:r>
-              <w:t xml:space="preserve">    Conrad      69 85 94  Vanilla    1 2</w:t>
-            </w:r>
-          </w:p>
-          <w:p>
-            <w:r>
-              <w:t xml:space="preserve">    Walters     55 67 72  Chocolate  2 2</w:t>
+              <w:t xml:space="preserve">    Jaeger      43 66 </w:t>
+            </w:r>
+            <w:proofErr w:type="gramStart"/>
+            <w:r>
+              <w:t>74  NA</w:t>
+            </w:r>
+            <w:proofErr w:type="gramEnd"/>
+            <w:r>
+              <w:t xml:space="preserve">         1 2</w:t>
+            </w:r>
+          </w:p>
+          <w:p>
+            <w:r>
+              <w:t xml:space="preserve">    Davis       28 69 </w:t>
+            </w:r>
+            <w:proofErr w:type="gramStart"/>
+            <w:r>
+              <w:t>75  Chocolate</w:t>
+            </w:r>
+            <w:proofErr w:type="gramEnd"/>
+            <w:r>
+              <w:t xml:space="preserve">  2 2</w:t>
+            </w:r>
+          </w:p>
+          <w:p>
+            <w:r>
+              <w:t xml:space="preserve">    Conrad      69 85 </w:t>
+            </w:r>
+            <w:proofErr w:type="gramStart"/>
+            <w:r>
+              <w:t>94  Vanilla</w:t>
+            </w:r>
+            <w:proofErr w:type="gramEnd"/>
+            <w:r>
+              <w:t xml:space="preserve">    1 2</w:t>
+            </w:r>
+          </w:p>
+          <w:p>
+            <w:r>
+              <w:t xml:space="preserve">    Walters     55 67 </w:t>
+            </w:r>
+            <w:proofErr w:type="gramStart"/>
+            <w:r>
+              <w:t>72  Chocolate</w:t>
+            </w:r>
+            <w:proofErr w:type="gramEnd"/>
+            <w:r>
+              <w:t xml:space="preserve">  2 2</w:t>
             </w:r>
           </w:p>
           <w:p>
@@ -12570,32 +14632,77 @@
               <w:t xml:space="preserve">    </w:t>
             </w:r>
             <w:proofErr w:type="spellStart"/>
+            <w:proofErr w:type="gramStart"/>
             <w:r>
               <w:t>Rossburger</w:t>
             </w:r>
             <w:proofErr w:type="spellEnd"/>
             <w:r>
-              <w:t xml:space="preserve">  28 78 81  Spice      2 2</w:t>
-            </w:r>
-          </w:p>
-          <w:p>
-            <w:r>
-              <w:t xml:space="preserve">    Matthew     42 81 92  Chocolate  2 2</w:t>
-            </w:r>
-          </w:p>
-          <w:p>
-            <w:r>
-              <w:t xml:space="preserve">    Becker      36 62 83  Spice      2 2</w:t>
-            </w:r>
-          </w:p>
-          <w:p>
-            <w:r>
-              <w:t xml:space="preserve">    Anderson    27 87 85  Chocolate  1 2</w:t>
-            </w:r>
-          </w:p>
-          <w:p>
-            <w:r>
-              <w:t xml:space="preserve">    Merritt     62 73 84  Chocolate  1 2</w:t>
+              <w:t xml:space="preserve">  28</w:t>
+            </w:r>
+            <w:proofErr w:type="gramEnd"/>
+            <w:r>
+              <w:t xml:space="preserve"> 78 </w:t>
+            </w:r>
+            <w:proofErr w:type="gramStart"/>
+            <w:r>
+              <w:t>81  Spice</w:t>
+            </w:r>
+            <w:proofErr w:type="gramEnd"/>
+            <w:r>
+              <w:t xml:space="preserve">      2 2</w:t>
+            </w:r>
+          </w:p>
+          <w:p>
+            <w:r>
+              <w:t xml:space="preserve">    Matthew     42 81 </w:t>
+            </w:r>
+            <w:proofErr w:type="gramStart"/>
+            <w:r>
+              <w:t>92  Chocolate</w:t>
+            </w:r>
+            <w:proofErr w:type="gramEnd"/>
+            <w:r>
+              <w:t xml:space="preserve">  2 2</w:t>
+            </w:r>
+          </w:p>
+          <w:p>
+            <w:r>
+              <w:t xml:space="preserve">    Becker      36 62 </w:t>
+            </w:r>
+            <w:proofErr w:type="gramStart"/>
+            <w:r>
+              <w:t>83  Spice</w:t>
+            </w:r>
+            <w:proofErr w:type="gramEnd"/>
+            <w:r>
+              <w:t xml:space="preserve">      2 2</w:t>
+            </w:r>
+          </w:p>
+          <w:p>
+            <w:r>
+              <w:t xml:space="preserve">    Anderson    27 87 </w:t>
+            </w:r>
+            <w:proofErr w:type="gramStart"/>
+            <w:r>
+              <w:t>85  Chocolate</w:t>
+            </w:r>
+            <w:proofErr w:type="gramEnd"/>
+            <w:r>
+              <w:t xml:space="preserve">  1 2</w:t>
+            </w:r>
+          </w:p>
+          <w:p>
+            <w:r>
+              <w:t xml:space="preserve">    Merritt     62 73 </w:t>
+            </w:r>
+            <w:proofErr w:type="gramStart"/>
+            <w:r>
+              <w:t>84  Chocolate</w:t>
+            </w:r>
+            <w:proofErr w:type="gramEnd"/>
+            <w:r>
+              <w:t xml:space="preserve">  1 2</w:t>
             </w:r>
           </w:p>
           <w:p>
@@ -12653,7 +14760,15 @@
           <w:p>
             <w:r>
               <w:lastRenderedPageBreak/>
-              <w:t xml:space="preserve">proc means data=cake2  n </w:t>
+              <w:t>proc means data=cake</w:t>
+            </w:r>
+            <w:proofErr w:type="gramStart"/>
+            <w:r>
+              <w:t>2  n</w:t>
+            </w:r>
+            <w:proofErr w:type="gramEnd"/>
+            <w:r>
+              <w:t xml:space="preserve"> </w:t>
             </w:r>
             <w:r>
               <w:t xml:space="preserve">min max </w:t>
@@ -12820,13 +14935,18 @@
             </w:r>
             <w:proofErr w:type="spellStart"/>
             <w:r>
-              <w:t>proc_means</w:t>
+              <w:t>proc_</w:t>
+            </w:r>
+            <w:proofErr w:type="gramStart"/>
+            <w:r>
+              <w:t>means</w:t>
             </w:r>
             <w:proofErr w:type="spellEnd"/>
             <w:r>
               <w:t>(</w:t>
             </w:r>
             <w:proofErr w:type="spellStart"/>
+            <w:proofErr w:type="gramEnd"/>
             <w:r>
               <w:t>datmr</w:t>
             </w:r>
@@ -12837,7 +14957,15 @@
           </w:p>
           <w:p>
             <w:r>
-              <w:t xml:space="preserve">                    var = c("Age", "</w:t>
+              <w:t xml:space="preserve">                    var = </w:t>
+            </w:r>
+            <w:proofErr w:type="gramStart"/>
+            <w:r>
+              <w:t>c(</w:t>
+            </w:r>
+            <w:proofErr w:type="gramEnd"/>
+            <w:r>
+              <w:t>"Age", "</w:t>
             </w:r>
             <w:proofErr w:type="spellStart"/>
             <w:r>
@@ -12858,7 +14986,15 @@
           </w:p>
           <w:p>
             <w:r>
-              <w:t xml:space="preserve">                    stats = c("n",</w:t>
+              <w:t xml:space="preserve">                    stats = </w:t>
+            </w:r>
+            <w:proofErr w:type="gramStart"/>
+            <w:r>
+              <w:t>c(</w:t>
+            </w:r>
+            <w:proofErr w:type="gramEnd"/>
+            <w:r>
+              <w:t>"n",</w:t>
             </w:r>
             <w:r>
               <w:t xml:space="preserve"> "min", "</w:t>
@@ -12883,7 +15019,15 @@
           </w:p>
           <w:p>
             <w:r>
-              <w:t xml:space="preserve">                    output = c("</w:t>
+              <w:t xml:space="preserve">                    output = </w:t>
+            </w:r>
+            <w:proofErr w:type="gramStart"/>
+            <w:r>
+              <w:t>c(</w:t>
+            </w:r>
+            <w:proofErr w:type="gramEnd"/>
+            <w:r>
+              <w:t>"</w:t>
             </w:r>
             <w:r>
               <w:t>out</w:t>
@@ -12894,7 +15038,15 @@
           </w:p>
           <w:p>
             <w:r>
-              <w:t xml:space="preserve">                    class = c("Region", "Layers"),</w:t>
+              <w:t xml:space="preserve">                    class = </w:t>
+            </w:r>
+            <w:proofErr w:type="gramStart"/>
+            <w:r>
+              <w:t>c(</w:t>
+            </w:r>
+            <w:proofErr w:type="gramEnd"/>
+            <w:r>
+              <w:t>"Region", "Layers"),</w:t>
             </w:r>
           </w:p>
           <w:p>
@@ -12904,7 +15056,15 @@
           </w:p>
           <w:p>
             <w:r>
-              <w:t xml:space="preserve">                    options = c("long", </w:t>
+              <w:t xml:space="preserve">                    options = </w:t>
+            </w:r>
+            <w:proofErr w:type="gramStart"/>
+            <w:r>
+              <w:t>c(</w:t>
+            </w:r>
+            <w:proofErr w:type="gramEnd"/>
+            <w:r>
+              <w:t xml:space="preserve">"long", </w:t>
             </w:r>
             <w:proofErr w:type="spellStart"/>
             <w:r>
@@ -13155,57 +15315,150 @@
           </w:p>
           <w:p>
             <w:r>
-              <w:t>Orlando     27 93 80  Vanilla    3 1</w:t>
-            </w:r>
-          </w:p>
-          <w:p>
-            <w:r>
-              <w:t>Ramey       32 84 72  Rum        2 1</w:t>
-            </w:r>
-          </w:p>
-          <w:p>
-            <w:r>
-              <w:t>Goldston    46 68 75  Vanilla    1 1</w:t>
-            </w:r>
-          </w:p>
-          <w:p>
-            <w:r>
-              <w:t>Roe         38 79 73  Vanilla    2 1</w:t>
-            </w:r>
-          </w:p>
-          <w:p>
-            <w:r>
-              <w:t>Larsen      23 77 84  Chocolate  3 1</w:t>
-            </w:r>
-          </w:p>
-          <w:p>
-            <w:r>
-              <w:t>Davis       51 86 91  Spice      3 1</w:t>
-            </w:r>
-          </w:p>
-          <w:p>
-            <w:r>
-              <w:t>Strickland  19 82 79  Chocolate  1 1</w:t>
-            </w:r>
-          </w:p>
-          <w:p>
-            <w:r>
-              <w:t>Nguyen      57 77 84  Vanilla    3 1</w:t>
-            </w:r>
-          </w:p>
-          <w:p>
-            <w:r>
-              <w:t>Hildenbrand 33 81 83  Chocolate  1 1</w:t>
-            </w:r>
-          </w:p>
-          <w:p>
-            <w:r>
-              <w:t>Byron       62 72 87  Vanilla    2 1</w:t>
-            </w:r>
-          </w:p>
-          <w:p>
-            <w:r>
-              <w:t>Sanders     26 56 79  Chocolate  1 1</w:t>
+              <w:t xml:space="preserve">Orlando     27 93 </w:t>
+            </w:r>
+            <w:proofErr w:type="gramStart"/>
+            <w:r>
+              <w:t>80  Vanilla</w:t>
+            </w:r>
+            <w:proofErr w:type="gramEnd"/>
+            <w:r>
+              <w:t xml:space="preserve">    3 1</w:t>
+            </w:r>
+          </w:p>
+          <w:p>
+            <w:r>
+              <w:t xml:space="preserve">Ramey       32 84 </w:t>
+            </w:r>
+            <w:proofErr w:type="gramStart"/>
+            <w:r>
+              <w:t>72  Rum</w:t>
+            </w:r>
+            <w:proofErr w:type="gramEnd"/>
+            <w:r>
+              <w:t xml:space="preserve">        2 1</w:t>
+            </w:r>
+          </w:p>
+          <w:p>
+            <w:r>
+              <w:t xml:space="preserve">Goldston    46 68 </w:t>
+            </w:r>
+            <w:proofErr w:type="gramStart"/>
+            <w:r>
+              <w:t>75  Vanilla</w:t>
+            </w:r>
+            <w:proofErr w:type="gramEnd"/>
+            <w:r>
+              <w:t xml:space="preserve">    1 1</w:t>
+            </w:r>
+          </w:p>
+          <w:p>
+            <w:r>
+              <w:t xml:space="preserve">Roe         38 79 </w:t>
+            </w:r>
+            <w:proofErr w:type="gramStart"/>
+            <w:r>
+              <w:t>73  Vanilla</w:t>
+            </w:r>
+            <w:proofErr w:type="gramEnd"/>
+            <w:r>
+              <w:t xml:space="preserve">    2 1</w:t>
+            </w:r>
+          </w:p>
+          <w:p>
+            <w:r>
+              <w:t xml:space="preserve">Larsen      23 77 </w:t>
+            </w:r>
+            <w:proofErr w:type="gramStart"/>
+            <w:r>
+              <w:t>84  Chocolate</w:t>
+            </w:r>
+            <w:proofErr w:type="gramEnd"/>
+            <w:r>
+              <w:t xml:space="preserve">  3 1</w:t>
+            </w:r>
+          </w:p>
+          <w:p>
+            <w:r>
+              <w:t xml:space="preserve">Davis       51 86 </w:t>
+            </w:r>
+            <w:proofErr w:type="gramStart"/>
+            <w:r>
+              <w:t>91  Spice</w:t>
+            </w:r>
+            <w:proofErr w:type="gramEnd"/>
+            <w:r>
+              <w:t xml:space="preserve">      3 1</w:t>
+            </w:r>
+          </w:p>
+          <w:p>
+            <w:proofErr w:type="gramStart"/>
+            <w:r>
+              <w:t>Strickland  19</w:t>
+            </w:r>
+            <w:proofErr w:type="gramEnd"/>
+            <w:r>
+              <w:t xml:space="preserve"> 82 </w:t>
+            </w:r>
+            <w:proofErr w:type="gramStart"/>
+            <w:r>
+              <w:t>79  Chocolate</w:t>
+            </w:r>
+            <w:proofErr w:type="gramEnd"/>
+            <w:r>
+              <w:t xml:space="preserve">  1 1</w:t>
+            </w:r>
+          </w:p>
+          <w:p>
+            <w:r>
+              <w:t xml:space="preserve">Nguyen      57 77 </w:t>
+            </w:r>
+            <w:proofErr w:type="gramStart"/>
+            <w:r>
+              <w:t>84  Vanilla</w:t>
+            </w:r>
+            <w:proofErr w:type="gramEnd"/>
+            <w:r>
+              <w:t xml:space="preserve">    3 1</w:t>
+            </w:r>
+          </w:p>
+          <w:p>
+            <w:r>
+              <w:t xml:space="preserve">Hildenbrand 33 81 </w:t>
+            </w:r>
+            <w:proofErr w:type="gramStart"/>
+            <w:r>
+              <w:t>83  Chocolate</w:t>
+            </w:r>
+            <w:proofErr w:type="gramEnd"/>
+            <w:r>
+              <w:t xml:space="preserve">  1 1</w:t>
+            </w:r>
+          </w:p>
+          <w:p>
+            <w:r>
+              <w:t xml:space="preserve">Byron       62 72 </w:t>
+            </w:r>
+            <w:proofErr w:type="gramStart"/>
+            <w:r>
+              <w:t>87  Vanilla</w:t>
+            </w:r>
+            <w:proofErr w:type="gramEnd"/>
+            <w:r>
+              <w:t xml:space="preserve">    2 1</w:t>
+            </w:r>
+          </w:p>
+          <w:p>
+            <w:r>
+              <w:t xml:space="preserve">Sanders     26 56 </w:t>
+            </w:r>
+            <w:proofErr w:type="gramStart"/>
+            <w:r>
+              <w:t>79  Chocolate</w:t>
+            </w:r>
+            <w:proofErr w:type="gramEnd"/>
+            <w:r>
+              <w:t xml:space="preserve">  1 1</w:t>
             </w:r>
           </w:p>
           <w:p>
@@ -13215,47 +15468,116 @@
           </w:p>
           <w:p>
             <w:r>
-              <w:t>Davis       28 69 75  Chocolate  2 2</w:t>
-            </w:r>
-          </w:p>
-          <w:p>
-            <w:r>
-              <w:t>Conrad      69 85 94  Vanilla    1 2</w:t>
-            </w:r>
-          </w:p>
-          <w:p>
-            <w:r>
-              <w:t>Walters     55 67 72  Chocolate  2 2</w:t>
-            </w:r>
-          </w:p>
-          <w:p>
-            <w:proofErr w:type="spellStart"/>
+              <w:t xml:space="preserve">Davis       28 69 </w:t>
+            </w:r>
+            <w:proofErr w:type="gramStart"/>
+            <w:r>
+              <w:t>75  Chocolate</w:t>
+            </w:r>
+            <w:proofErr w:type="gramEnd"/>
+            <w:r>
+              <w:t xml:space="preserve">  2 2</w:t>
+            </w:r>
+          </w:p>
+          <w:p>
+            <w:r>
+              <w:t xml:space="preserve">Conrad      69 85 </w:t>
+            </w:r>
+            <w:proofErr w:type="gramStart"/>
+            <w:r>
+              <w:t>94  Vanilla</w:t>
+            </w:r>
+            <w:proofErr w:type="gramEnd"/>
+            <w:r>
+              <w:t xml:space="preserve">    1 2</w:t>
+            </w:r>
+          </w:p>
+          <w:p>
+            <w:r>
+              <w:t xml:space="preserve">Walters     55 67 </w:t>
+            </w:r>
+            <w:proofErr w:type="gramStart"/>
+            <w:r>
+              <w:t>72  Chocolate</w:t>
+            </w:r>
+            <w:proofErr w:type="gramEnd"/>
+            <w:r>
+              <w:t xml:space="preserve">  2 2</w:t>
+            </w:r>
+          </w:p>
+          <w:p>
+            <w:proofErr w:type="spellStart"/>
+            <w:proofErr w:type="gramStart"/>
             <w:r>
               <w:t>Rossburger</w:t>
             </w:r>
             <w:proofErr w:type="spellEnd"/>
             <w:r>
-              <w:t xml:space="preserve">  28 78 81  Spice      2 2</w:t>
-            </w:r>
-          </w:p>
-          <w:p>
-            <w:r>
-              <w:t>Matthew     42 81 92  Chocolate  2 2</w:t>
-            </w:r>
-          </w:p>
-          <w:p>
-            <w:r>
-              <w:t>Becker      36 62 83  Spice      2 2</w:t>
-            </w:r>
-          </w:p>
-          <w:p>
-            <w:r>
-              <w:t>Anderson    27 87 85  Chocolate  1 2</w:t>
-            </w:r>
-          </w:p>
-          <w:p>
-            <w:r>
-              <w:t>Merritt     62 73 84  Chocolate  1 2</w:t>
+              <w:t xml:space="preserve">  28</w:t>
+            </w:r>
+            <w:proofErr w:type="gramEnd"/>
+            <w:r>
+              <w:t xml:space="preserve"> 78 </w:t>
+            </w:r>
+            <w:proofErr w:type="gramStart"/>
+            <w:r>
+              <w:t>81  Spice</w:t>
+            </w:r>
+            <w:proofErr w:type="gramEnd"/>
+            <w:r>
+              <w:t xml:space="preserve">      2 2</w:t>
+            </w:r>
+          </w:p>
+          <w:p>
+            <w:r>
+              <w:t xml:space="preserve">Matthew     42 81 </w:t>
+            </w:r>
+            <w:proofErr w:type="gramStart"/>
+            <w:r>
+              <w:t>92  Chocolate</w:t>
+            </w:r>
+            <w:proofErr w:type="gramEnd"/>
+            <w:r>
+              <w:t xml:space="preserve">  2 2</w:t>
+            </w:r>
+          </w:p>
+          <w:p>
+            <w:r>
+              <w:t xml:space="preserve">Becker      36 62 </w:t>
+            </w:r>
+            <w:proofErr w:type="gramStart"/>
+            <w:r>
+              <w:t>83  Spice</w:t>
+            </w:r>
+            <w:proofErr w:type="gramEnd"/>
+            <w:r>
+              <w:t xml:space="preserve">      2 2</w:t>
+            </w:r>
+          </w:p>
+          <w:p>
+            <w:r>
+              <w:t xml:space="preserve">Anderson    27 87 </w:t>
+            </w:r>
+            <w:proofErr w:type="gramStart"/>
+            <w:r>
+              <w:t>85  Chocolate</w:t>
+            </w:r>
+            <w:proofErr w:type="gramEnd"/>
+            <w:r>
+              <w:t xml:space="preserve">  1 2</w:t>
+            </w:r>
+          </w:p>
+          <w:p>
+            <w:r>
+              <w:t xml:space="preserve">Merritt     62 73 </w:t>
+            </w:r>
+            <w:proofErr w:type="gramStart"/>
+            <w:r>
+              <w:t>84  Chocolate</w:t>
+            </w:r>
+            <w:proofErr w:type="gramEnd"/>
+            <w:r>
+              <w:t xml:space="preserve">  1 2</w:t>
             </w:r>
           </w:p>
           <w:p>
@@ -13298,11 +15620,19 @@
             </w:r>
             <w:proofErr w:type="spellStart"/>
             <w:r>
-              <w:t>datsp$Layers</w:t>
-            </w:r>
-            <w:proofErr w:type="spellEnd"/>
-            <w:r>
-              <w:t>[1] &lt;- 3</w:t>
+              <w:t>datsp$</w:t>
+            </w:r>
+            <w:proofErr w:type="gramStart"/>
+            <w:r>
+              <w:t>Layers</w:t>
+            </w:r>
+            <w:proofErr w:type="spellEnd"/>
+            <w:r>
+              <w:t>[</w:t>
+            </w:r>
+            <w:proofErr w:type="gramEnd"/>
+            <w:r>
+              <w:t>1] &lt;- 3</w:t>
             </w:r>
           </w:p>
         </w:tc>
@@ -13366,13 +15696,18 @@
           <w:p/>
           <w:p>
             <w:r>
-              <w:t xml:space="preserve">proc means data=cake2  </w:t>
+              <w:t>proc means data=cake</w:t>
+            </w:r>
+            <w:proofErr w:type="gramStart"/>
+            <w:r>
+              <w:t xml:space="preserve">2  </w:t>
             </w:r>
             <w:proofErr w:type="spellStart"/>
             <w:r>
               <w:t>kurt</w:t>
             </w:r>
             <w:proofErr w:type="spellEnd"/>
+            <w:proofErr w:type="gramEnd"/>
             <w:r>
               <w:t xml:space="preserve"> skew cv </w:t>
             </w:r>
@@ -13536,19 +15871,32 @@
             </w:r>
             <w:proofErr w:type="spellStart"/>
             <w:r>
-              <w:t>proc_means</w:t>
+              <w:t>proc_</w:t>
+            </w:r>
+            <w:proofErr w:type="gramStart"/>
+            <w:r>
+              <w:t>means</w:t>
             </w:r>
             <w:proofErr w:type="spellEnd"/>
             <w:r>
               <w:t>(</w:t>
             </w:r>
             <w:proofErr w:type="spellStart"/>
+            <w:proofErr w:type="gramEnd"/>
             <w:r>
               <w:t>datsp</w:t>
             </w:r>
             <w:proofErr w:type="spellEnd"/>
             <w:r>
-              <w:t>, var = c("Age", "</w:t>
+              <w:t xml:space="preserve">, var = </w:t>
+            </w:r>
+            <w:proofErr w:type="gramStart"/>
+            <w:r>
+              <w:t>c(</w:t>
+            </w:r>
+            <w:proofErr w:type="gramEnd"/>
+            <w:r>
+              <w:t>"Age", "</w:t>
             </w:r>
             <w:proofErr w:type="spellStart"/>
             <w:r>
@@ -13569,7 +15917,15 @@
           </w:p>
           <w:p>
             <w:r>
-              <w:t xml:space="preserve">                     stats = c("kurtosis", "skew", "cv", "</w:t>
+              <w:t xml:space="preserve">                     stats = </w:t>
+            </w:r>
+            <w:proofErr w:type="gramStart"/>
+            <w:r>
+              <w:t>c(</w:t>
+            </w:r>
+            <w:proofErr w:type="gramEnd"/>
+            <w:r>
+              <w:t>"kurtosis", "skew", "cv", "</w:t>
             </w:r>
             <w:proofErr w:type="spellStart"/>
             <w:r>
@@ -13587,9 +15943,14 @@
           </w:p>
           <w:p>
             <w:r>
-              <w:t xml:space="preserve">                     options = c(</w:t>
-            </w:r>
-            <w:proofErr w:type="spellStart"/>
+              <w:t xml:space="preserve">                     options = </w:t>
+            </w:r>
+            <w:proofErr w:type="gramStart"/>
+            <w:r>
+              <w:t>c(</w:t>
+            </w:r>
+            <w:proofErr w:type="spellStart"/>
+            <w:proofErr w:type="gramEnd"/>
             <w:r>
               <w:t>maxdec</w:t>
             </w:r>
@@ -13737,6 +16098,590 @@
         </w:rPr>
       </w:pPr>
     </w:p>
+    <w:p>
+      <w:pPr>
+        <w:pStyle w:val="Heading2"/>
+      </w:pPr>
+      <w:r>
+        <w:lastRenderedPageBreak/>
+        <w:t>proc_means-01</w:t>
+      </w:r>
+      <w:r>
+        <w:t>6</w:t>
+      </w:r>
+    </w:p>
+    <w:tbl>
+      <w:tblPr>
+        <w:tblStyle w:val="TableGrid"/>
+        <w:tblW w:w="0" w:type="auto"/>
+        <w:tblLook w:val="04A0" w:firstRow="1" w:lastRow="0" w:firstColumn="1" w:lastColumn="0" w:noHBand="0" w:noVBand="1"/>
+      </w:tblPr>
+      <w:tblGrid>
+        <w:gridCol w:w="4754"/>
+        <w:gridCol w:w="8196"/>
+      </w:tblGrid>
+      <w:tr>
+        <w:tc>
+          <w:tcPr>
+            <w:tcW w:w="6726" w:type="dxa"/>
+          </w:tcPr>
+          <w:p>
+            <w:pPr>
+              <w:rPr>
+                <w:b/>
+                <w:bCs/>
+              </w:rPr>
+            </w:pPr>
+            <w:r>
+              <w:rPr>
+                <w:b/>
+                <w:bCs/>
+              </w:rPr>
+              <w:t>SAS Data</w:t>
+            </w:r>
+          </w:p>
+        </w:tc>
+        <w:tc>
+          <w:tcPr>
+            <w:tcW w:w="6224" w:type="dxa"/>
+          </w:tcPr>
+          <w:p>
+            <w:pPr>
+              <w:rPr>
+                <w:b/>
+                <w:bCs/>
+              </w:rPr>
+            </w:pPr>
+            <w:r>
+              <w:rPr>
+                <w:b/>
+                <w:bCs/>
+              </w:rPr>
+              <w:t>R Data</w:t>
+            </w:r>
+          </w:p>
+        </w:tc>
+      </w:tr>
+      <w:tr>
+        <w:tc>
+          <w:tcPr>
+            <w:tcW w:w="6726" w:type="dxa"/>
+          </w:tcPr>
+          <w:p>
+            <w:r>
+              <w:t>data dat2;</w:t>
+            </w:r>
+          </w:p>
+          <w:p>
+            <w:r>
+              <w:t>input Name $ Assessment $ Score Weight;</w:t>
+            </w:r>
+          </w:p>
+          <w:p>
+            <w:proofErr w:type="spellStart"/>
+            <w:r>
+              <w:t>datalines</w:t>
+            </w:r>
+            <w:proofErr w:type="spellEnd"/>
+            <w:r>
+              <w:t>;</w:t>
+            </w:r>
+          </w:p>
+          <w:p>
+            <w:r>
+              <w:t>Smith     Quiz1          85      0.05</w:t>
+            </w:r>
+          </w:p>
+          <w:p>
+            <w:r>
+              <w:t>Smith     Quiz2          25      0.05</w:t>
+            </w:r>
+          </w:p>
+          <w:p>
+            <w:r>
+              <w:t>Smith     Midterm        85      0.35</w:t>
+            </w:r>
+          </w:p>
+          <w:p>
+            <w:r>
+              <w:t xml:space="preserve">Smith     Quiz3        </w:t>
+            </w:r>
+            <w:proofErr w:type="gramStart"/>
+            <w:r>
+              <w:t xml:space="preserve">  .</w:t>
+            </w:r>
+            <w:proofErr w:type="gramEnd"/>
+            <w:r>
+              <w:t xml:space="preserve">       0.05</w:t>
+            </w:r>
+          </w:p>
+          <w:p>
+            <w:r>
+              <w:t>Smith     Quiz4          62      0.05</w:t>
+            </w:r>
+          </w:p>
+          <w:p>
+            <w:r>
+              <w:t>Smith     Final          93      0.45</w:t>
+            </w:r>
+          </w:p>
+          <w:p>
+            <w:r>
+              <w:t>Wang      Quiz1         100      0.05</w:t>
+            </w:r>
+          </w:p>
+          <w:p>
+            <w:r>
+              <w:t>Wang      Quiz2          96      0.05</w:t>
+            </w:r>
+          </w:p>
+          <w:p>
+            <w:r>
+              <w:t>Wang      Midterm        98      0.35</w:t>
+            </w:r>
+          </w:p>
+          <w:p>
+            <w:r>
+              <w:t>Wang      Quiz3         105      0.05</w:t>
+            </w:r>
+          </w:p>
+          <w:p>
+            <w:r>
+              <w:t xml:space="preserve">Wang      Quiz4          87    </w:t>
+            </w:r>
+            <w:proofErr w:type="gramStart"/>
+            <w:r>
+              <w:t xml:space="preserve">  .</w:t>
+            </w:r>
+            <w:proofErr w:type="gramEnd"/>
+          </w:p>
+          <w:p>
+            <w:r>
+              <w:t>Wang      Final          96      0.45</w:t>
+            </w:r>
+          </w:p>
+          <w:p>
+            <w:r>
+              <w:t>;</w:t>
+            </w:r>
+          </w:p>
+          <w:p>
+            <w:pPr>
+              <w:rPr>
+                <w:b/>
+                <w:bCs/>
+              </w:rPr>
+            </w:pPr>
+            <w:r>
+              <w:t>run;</w:t>
+            </w:r>
+          </w:p>
+        </w:tc>
+        <w:tc>
+          <w:tcPr>
+            <w:tcW w:w="6224" w:type="dxa"/>
+          </w:tcPr>
+          <w:p>
+            <w:r>
+              <w:t xml:space="preserve"> </w:t>
+            </w:r>
+            <w:r>
+              <w:t xml:space="preserve">dat2 &lt;- </w:t>
+            </w:r>
+            <w:proofErr w:type="spellStart"/>
+            <w:proofErr w:type="gramStart"/>
+            <w:r>
+              <w:t>read.table</w:t>
+            </w:r>
+            <w:proofErr w:type="spellEnd"/>
+            <w:proofErr w:type="gramEnd"/>
+            <w:r>
+              <w:t>(header = TRUE, text = '</w:t>
+            </w:r>
+          </w:p>
+          <w:p>
+            <w:r>
+              <w:t xml:space="preserve">                Name      Assessment     Score   Weight</w:t>
+            </w:r>
+          </w:p>
+          <w:p>
+            <w:r>
+              <w:t xml:space="preserve">                Smith     Quiz1          85      0.05</w:t>
+            </w:r>
+          </w:p>
+          <w:p>
+            <w:r>
+              <w:t xml:space="preserve">                Smith     Quiz2          25      0.05</w:t>
+            </w:r>
+          </w:p>
+          <w:p>
+            <w:r>
+              <w:t xml:space="preserve">                Smith     Midterm        85      0.35</w:t>
+            </w:r>
+          </w:p>
+          <w:p>
+            <w:r>
+              <w:t xml:space="preserve">                Smith     Quiz3           </w:t>
+            </w:r>
+            <w:r>
+              <w:t>NA</w:t>
+            </w:r>
+            <w:r>
+              <w:t xml:space="preserve">      0.05</w:t>
+            </w:r>
+          </w:p>
+          <w:p>
+            <w:r>
+              <w:t xml:space="preserve">                Smith     Quiz4          62      0.05</w:t>
+            </w:r>
+          </w:p>
+          <w:p>
+            <w:r>
+              <w:t xml:space="preserve">                Smith     Final          93      0.45</w:t>
+            </w:r>
+          </w:p>
+          <w:p>
+            <w:r>
+              <w:t xml:space="preserve">                Wang      Quiz1         100      0.05</w:t>
+            </w:r>
+          </w:p>
+          <w:p>
+            <w:r>
+              <w:t xml:space="preserve">                Wang      Quiz2          96      0.05</w:t>
+            </w:r>
+          </w:p>
+          <w:p>
+            <w:r>
+              <w:t xml:space="preserve">                Wang      Midterm        98      0.35</w:t>
+            </w:r>
+          </w:p>
+          <w:p>
+            <w:r>
+              <w:t xml:space="preserve">                Wang      Quiz3         105      0.05</w:t>
+            </w:r>
+          </w:p>
+          <w:p>
+            <w:r>
+              <w:t xml:space="preserve">                Wang      Quiz4          87      NA</w:t>
+            </w:r>
+          </w:p>
+          <w:p>
+            <w:r>
+              <w:t xml:space="preserve">                Wang      Final          96      0.45')</w:t>
+            </w:r>
+          </w:p>
+        </w:tc>
+      </w:tr>
+      <w:tr>
+        <w:tc>
+          <w:tcPr>
+            <w:tcW w:w="6726" w:type="dxa"/>
+          </w:tcPr>
+          <w:p>
+            <w:pPr>
+              <w:rPr>
+                <w:b/>
+                <w:bCs/>
+              </w:rPr>
+            </w:pPr>
+            <w:r>
+              <w:rPr>
+                <w:b/>
+                <w:bCs/>
+              </w:rPr>
+              <w:t>SAS Code and Output</w:t>
+            </w:r>
+          </w:p>
+        </w:tc>
+        <w:tc>
+          <w:tcPr>
+            <w:tcW w:w="6224" w:type="dxa"/>
+          </w:tcPr>
+          <w:p>
+            <w:pPr>
+              <w:rPr>
+                <w:b/>
+                <w:bCs/>
+              </w:rPr>
+            </w:pPr>
+          </w:p>
+        </w:tc>
+      </w:tr>
+      <w:tr>
+        <w:tc>
+          <w:tcPr>
+            <w:tcW w:w="6726" w:type="dxa"/>
+          </w:tcPr>
+          <w:p>
+            <w:r>
+              <w:t xml:space="preserve">proc means data = dat2 n mean median mode </w:t>
+            </w:r>
+          </w:p>
+          <w:p>
+            <w:r>
+              <w:t xml:space="preserve">           std var stderr </w:t>
+            </w:r>
+            <w:proofErr w:type="spellStart"/>
+            <w:r>
+              <w:t>lclm</w:t>
+            </w:r>
+            <w:proofErr w:type="spellEnd"/>
+            <w:r>
+              <w:t xml:space="preserve"> </w:t>
+            </w:r>
+            <w:proofErr w:type="spellStart"/>
+            <w:r>
+              <w:t>uclm</w:t>
+            </w:r>
+            <w:proofErr w:type="spellEnd"/>
+            <w:r>
+              <w:t xml:space="preserve"> cv;</w:t>
+            </w:r>
+          </w:p>
+          <w:p>
+            <w:r>
+              <w:t>var Score;</w:t>
+            </w:r>
+          </w:p>
+          <w:p>
+            <w:r>
+              <w:t>class Name;</w:t>
+            </w:r>
+          </w:p>
+          <w:p>
+            <w:r>
+              <w:t>title "No weight";</w:t>
+            </w:r>
+          </w:p>
+          <w:p>
+            <w:r>
+              <w:t>run;</w:t>
+            </w:r>
+          </w:p>
+        </w:tc>
+        <w:tc>
+          <w:tcPr>
+            <w:tcW w:w="6224" w:type="dxa"/>
+          </w:tcPr>
+          <w:p>
+            <w:r>
+              <w:drawing>
+                <wp:inline distT="0" distB="0" distL="0" distR="0" wp14:anchorId="2BB64835" wp14:editId="70DBB3B7">
+                  <wp:extent cx="5062504" cy="801259"/>
+                  <wp:effectExtent l="0" t="0" r="5080" b="0"/>
+                  <wp:docPr id="2130328163" name="Picture 1"/>
+                  <wp:cNvGraphicFramePr>
+                    <a:graphicFrameLocks xmlns:a="http://schemas.openxmlformats.org/drawingml/2006/main" noChangeAspect="1"/>
+                  </wp:cNvGraphicFramePr>
+                  <a:graphic xmlns:a="http://schemas.openxmlformats.org/drawingml/2006/main">
+                    <a:graphicData uri="http://schemas.openxmlformats.org/drawingml/2006/picture">
+                      <pic:pic xmlns:pic="http://schemas.openxmlformats.org/drawingml/2006/picture">
+                        <pic:nvPicPr>
+                          <pic:cNvPr id="2130328163" name=""/>
+                          <pic:cNvPicPr/>
+                        </pic:nvPicPr>
+                        <pic:blipFill>
+                          <a:blip r:embed="rId54"/>
+                          <a:stretch>
+                            <a:fillRect/>
+                          </a:stretch>
+                        </pic:blipFill>
+                        <pic:spPr>
+                          <a:xfrm>
+                            <a:off x="0" y="0"/>
+                            <a:ext cx="5229590" cy="827704"/>
+                          </a:xfrm>
+                          <a:prstGeom prst="rect">
+                            <a:avLst/>
+                          </a:prstGeom>
+                        </pic:spPr>
+                      </pic:pic>
+                    </a:graphicData>
+                  </a:graphic>
+                </wp:inline>
+              </w:drawing>
+            </w:r>
+          </w:p>
+        </w:tc>
+      </w:tr>
+      <w:tr>
+        <w:tc>
+          <w:tcPr>
+            <w:tcW w:w="6726" w:type="dxa"/>
+          </w:tcPr>
+          <w:p>
+            <w:pPr>
+              <w:rPr>
+                <w:b/>
+                <w:bCs/>
+              </w:rPr>
+            </w:pPr>
+            <w:r>
+              <w:rPr>
+                <w:b/>
+                <w:bCs/>
+              </w:rPr>
+              <w:t>R Code and Output</w:t>
+            </w:r>
+          </w:p>
+        </w:tc>
+        <w:tc>
+          <w:tcPr>
+            <w:tcW w:w="6224" w:type="dxa"/>
+          </w:tcPr>
+          <w:p/>
+        </w:tc>
+      </w:tr>
+      <w:tr>
+        <w:tc>
+          <w:tcPr>
+            <w:tcW w:w="6726" w:type="dxa"/>
+          </w:tcPr>
+          <w:p>
+            <w:r>
+              <w:t xml:space="preserve">  </w:t>
+            </w:r>
+          </w:p>
+          <w:p>
+            <w:proofErr w:type="spellStart"/>
+            <w:r>
+              <w:t>proc_</w:t>
+            </w:r>
+            <w:proofErr w:type="gramStart"/>
+            <w:r>
+              <w:t>means</w:t>
+            </w:r>
+            <w:proofErr w:type="spellEnd"/>
+            <w:r>
+              <w:t>(</w:t>
+            </w:r>
+            <w:proofErr w:type="gramEnd"/>
+            <w:r>
+              <w:t>dat2, var = Score,</w:t>
+            </w:r>
+          </w:p>
+          <w:p>
+            <w:r>
+              <w:t xml:space="preserve">           stats = </w:t>
+            </w:r>
+            <w:proofErr w:type="gramStart"/>
+            <w:r>
+              <w:t>c(</w:t>
+            </w:r>
+            <w:proofErr w:type="gramEnd"/>
+            <w:r>
+              <w:t>"nobs", "n", "mean", "median", "mode", "std", "</w:t>
+            </w:r>
+            <w:proofErr w:type="spellStart"/>
+            <w:r>
+              <w:t>vari</w:t>
+            </w:r>
+            <w:proofErr w:type="spellEnd"/>
+            <w:r>
+              <w:t xml:space="preserve">", </w:t>
+            </w:r>
+          </w:p>
+          <w:p>
+            <w:r>
+              <w:t xml:space="preserve">                     "stderr", "</w:t>
+            </w:r>
+            <w:proofErr w:type="spellStart"/>
+            <w:r>
+              <w:t>lclm</w:t>
+            </w:r>
+            <w:proofErr w:type="spellEnd"/>
+            <w:r>
+              <w:t>", "</w:t>
+            </w:r>
+            <w:proofErr w:type="spellStart"/>
+            <w:r>
+              <w:t>uclm</w:t>
+            </w:r>
+            <w:proofErr w:type="spellEnd"/>
+            <w:r>
+              <w:t xml:space="preserve">", "cv"), </w:t>
+            </w:r>
+          </w:p>
+          <w:p>
+            <w:r>
+              <w:t xml:space="preserve">           class = Name)</w:t>
+            </w:r>
+          </w:p>
+          <w:p/>
+        </w:tc>
+        <w:tc>
+          <w:tcPr>
+            <w:tcW w:w="6224" w:type="dxa"/>
+          </w:tcPr>
+          <w:p/>
+        </w:tc>
+      </w:tr>
+      <w:tr>
+        <w:tc>
+          <w:tcPr>
+            <w:tcW w:w="6726" w:type="dxa"/>
+          </w:tcPr>
+          <w:p>
+            <w:pPr>
+              <w:rPr>
+                <w:b/>
+                <w:bCs/>
+              </w:rPr>
+            </w:pPr>
+            <w:r>
+              <w:rPr>
+                <w:b/>
+                <w:bCs/>
+              </w:rPr>
+              <w:lastRenderedPageBreak/>
+              <w:t>Comparison</w:t>
+            </w:r>
+          </w:p>
+        </w:tc>
+        <w:tc>
+          <w:tcPr>
+            <w:tcW w:w="6224" w:type="dxa"/>
+          </w:tcPr>
+          <w:p>
+            <w:pPr>
+              <w:rPr>
+                <w:b/>
+                <w:bCs/>
+              </w:rPr>
+            </w:pPr>
+            <w:r>
+              <w:rPr>
+                <w:b/>
+                <w:bCs/>
+              </w:rPr>
+              <w:t>Result</w:t>
+            </w:r>
+          </w:p>
+        </w:tc>
+      </w:tr>
+      <w:tr>
+        <w:tc>
+          <w:tcPr>
+            <w:tcW w:w="6726" w:type="dxa"/>
+          </w:tcPr>
+          <w:p>
+            <w:r>
+              <w:t>Test multiple class variables</w:t>
+            </w:r>
+          </w:p>
+        </w:tc>
+        <w:tc>
+          <w:tcPr>
+            <w:tcW w:w="6224" w:type="dxa"/>
+          </w:tcPr>
+          <w:p>
+            <w:r>
+              <w:t>Pass</w:t>
+            </w:r>
+          </w:p>
+        </w:tc>
+      </w:tr>
+    </w:tbl>
     <w:p>
       <w:pPr>
         <w:rPr>
@@ -13864,37 +16809,93 @@
             </w:r>
             <w:proofErr w:type="spellEnd"/>
             <w:r>
-              <w:t xml:space="preserve"> 0545 1  94 91 87</w:t>
-            </w:r>
-          </w:p>
-          <w:p>
-            <w:r>
-              <w:t>Dubose    1252 2  51 65 91</w:t>
-            </w:r>
-          </w:p>
-          <w:p>
-            <w:r>
-              <w:t>Engles    1167 1  95 97 97</w:t>
-            </w:r>
-          </w:p>
-          <w:p>
-            <w:r>
-              <w:t>Grant     1230 2  63 75 80</w:t>
-            </w:r>
-          </w:p>
-          <w:p>
-            <w:r>
-              <w:t>Krupski   2527 2  80 76 71</w:t>
-            </w:r>
-          </w:p>
-          <w:p>
-            <w:r>
-              <w:t>Lundsford 4860 1  92 40 86</w:t>
-            </w:r>
-          </w:p>
-          <w:p>
-            <w:r>
-              <w:t>McBane    0674 1  75 78 72</w:t>
+              <w:t xml:space="preserve"> 0545 </w:t>
+            </w:r>
+            <w:proofErr w:type="gramStart"/>
+            <w:r>
+              <w:t>1  94</w:t>
+            </w:r>
+            <w:proofErr w:type="gramEnd"/>
+            <w:r>
+              <w:t xml:space="preserve"> 91 87</w:t>
+            </w:r>
+          </w:p>
+          <w:p>
+            <w:r>
+              <w:t xml:space="preserve">Dubose    1252 </w:t>
+            </w:r>
+            <w:proofErr w:type="gramStart"/>
+            <w:r>
+              <w:t>2  51</w:t>
+            </w:r>
+            <w:proofErr w:type="gramEnd"/>
+            <w:r>
+              <w:t xml:space="preserve"> 65 91</w:t>
+            </w:r>
+          </w:p>
+          <w:p>
+            <w:r>
+              <w:t xml:space="preserve">Engles    1167 </w:t>
+            </w:r>
+            <w:proofErr w:type="gramStart"/>
+            <w:r>
+              <w:t>1  95</w:t>
+            </w:r>
+            <w:proofErr w:type="gramEnd"/>
+            <w:r>
+              <w:t xml:space="preserve"> 97 97</w:t>
+            </w:r>
+          </w:p>
+          <w:p>
+            <w:r>
+              <w:t xml:space="preserve">Grant     1230 </w:t>
+            </w:r>
+            <w:proofErr w:type="gramStart"/>
+            <w:r>
+              <w:t>2  63</w:t>
+            </w:r>
+            <w:proofErr w:type="gramEnd"/>
+            <w:r>
+              <w:t xml:space="preserve"> 75 80</w:t>
+            </w:r>
+          </w:p>
+          <w:p>
+            <w:r>
+              <w:t xml:space="preserve">Krupski   2527 </w:t>
+            </w:r>
+            <w:proofErr w:type="gramStart"/>
+            <w:r>
+              <w:t>2  80</w:t>
+            </w:r>
+            <w:proofErr w:type="gramEnd"/>
+            <w:r>
+              <w:t xml:space="preserve"> 76 71</w:t>
+            </w:r>
+          </w:p>
+          <w:p>
+            <w:r>
+              <w:t xml:space="preserve">Lundsford 4860 </w:t>
+            </w:r>
+            <w:proofErr w:type="gramStart"/>
+            <w:r>
+              <w:t>1  92</w:t>
+            </w:r>
+            <w:proofErr w:type="gramEnd"/>
+            <w:r>
+              <w:t xml:space="preserve"> 40 86</w:t>
+            </w:r>
+          </w:p>
+          <w:p>
+            <w:r>
+              <w:t xml:space="preserve">McBane    0674 </w:t>
+            </w:r>
+            <w:proofErr w:type="gramStart"/>
+            <w:r>
+              <w:t>1  75</w:t>
+            </w:r>
+            <w:proofErr w:type="gramEnd"/>
+            <w:r>
+              <w:t xml:space="preserve"> 78 72</w:t>
             </w:r>
           </w:p>
           <w:p>
@@ -13912,10 +16913,12 @@
               <w:t xml:space="preserve">score &lt;- </w:t>
             </w:r>
             <w:proofErr w:type="spellStart"/>
+            <w:proofErr w:type="gramStart"/>
             <w:r>
               <w:t>read.table</w:t>
             </w:r>
             <w:proofErr w:type="spellEnd"/>
+            <w:proofErr w:type="gramEnd"/>
             <w:r>
               <w:t>(header = TRUE,</w:t>
             </w:r>
@@ -13930,7 +16933,15 @@
             </w:r>
             <w:proofErr w:type="spellEnd"/>
             <w:r>
-              <w:t xml:space="preserve"> = c(Student = "character", </w:t>
+              <w:t xml:space="preserve"> = </w:t>
+            </w:r>
+            <w:proofErr w:type="gramStart"/>
+            <w:r>
+              <w:t>c(</w:t>
+            </w:r>
+            <w:proofErr w:type="gramEnd"/>
+            <w:r>
+              <w:t xml:space="preserve">Student = "character", </w:t>
             </w:r>
             <w:proofErr w:type="spellStart"/>
             <w:r>
@@ -13966,37 +16977,93 @@
             </w:r>
             <w:proofErr w:type="spellEnd"/>
             <w:r>
-              <w:t xml:space="preserve"> "0545" "1"  94 91 87</w:t>
-            </w:r>
-          </w:p>
-          <w:p>
-            <w:r>
-              <w:t>Dubose    "1252" "2"  51 65 91</w:t>
-            </w:r>
-          </w:p>
-          <w:p>
-            <w:r>
-              <w:t>Engles    "1167" "1"  95 97 97</w:t>
-            </w:r>
-          </w:p>
-          <w:p>
-            <w:r>
-              <w:t>Grant     "1230" "2"  63 75 80</w:t>
-            </w:r>
-          </w:p>
-          <w:p>
-            <w:r>
-              <w:t>Krupski   "2527" "2"  80 76 71</w:t>
-            </w:r>
-          </w:p>
-          <w:p>
-            <w:r>
-              <w:t>Lundsford "4860" "1"  92 40 86</w:t>
-            </w:r>
-          </w:p>
-          <w:p>
-            <w:r>
-              <w:t>McBane    "0674" "1"  75 78 72</w:t>
+              <w:t xml:space="preserve"> "0545" "1</w:t>
+            </w:r>
+            <w:proofErr w:type="gramStart"/>
+            <w:r>
+              <w:t>"  94</w:t>
+            </w:r>
+            <w:proofErr w:type="gramEnd"/>
+            <w:r>
+              <w:t xml:space="preserve"> 91 87</w:t>
+            </w:r>
+          </w:p>
+          <w:p>
+            <w:r>
+              <w:t>Dubose    "1252" "2</w:t>
+            </w:r>
+            <w:proofErr w:type="gramStart"/>
+            <w:r>
+              <w:t>"  51</w:t>
+            </w:r>
+            <w:proofErr w:type="gramEnd"/>
+            <w:r>
+              <w:t xml:space="preserve"> 65 91</w:t>
+            </w:r>
+          </w:p>
+          <w:p>
+            <w:r>
+              <w:t>Engles    "1167" "1</w:t>
+            </w:r>
+            <w:proofErr w:type="gramStart"/>
+            <w:r>
+              <w:t>"  95</w:t>
+            </w:r>
+            <w:proofErr w:type="gramEnd"/>
+            <w:r>
+              <w:t xml:space="preserve"> 97 97</w:t>
+            </w:r>
+          </w:p>
+          <w:p>
+            <w:r>
+              <w:t>Grant     "1230" "2</w:t>
+            </w:r>
+            <w:proofErr w:type="gramStart"/>
+            <w:r>
+              <w:t>"  63</w:t>
+            </w:r>
+            <w:proofErr w:type="gramEnd"/>
+            <w:r>
+              <w:t xml:space="preserve"> 75 80</w:t>
+            </w:r>
+          </w:p>
+          <w:p>
+            <w:r>
+              <w:t>Krupski   "2527" "2</w:t>
+            </w:r>
+            <w:proofErr w:type="gramStart"/>
+            <w:r>
+              <w:t>"  80</w:t>
+            </w:r>
+            <w:proofErr w:type="gramEnd"/>
+            <w:r>
+              <w:t xml:space="preserve"> 76 71</w:t>
+            </w:r>
+          </w:p>
+          <w:p>
+            <w:r>
+              <w:t>Lundsford "4860" "1</w:t>
+            </w:r>
+            <w:proofErr w:type="gramStart"/>
+            <w:r>
+              <w:t>"  92</w:t>
+            </w:r>
+            <w:proofErr w:type="gramEnd"/>
+            <w:r>
+              <w:t xml:space="preserve"> 40 86</w:t>
+            </w:r>
+          </w:p>
+          <w:p>
+            <w:r>
+              <w:t>McBane    "0674" "1</w:t>
+            </w:r>
+            <w:proofErr w:type="gramStart"/>
+            <w:r>
+              <w:t>"  75</w:t>
+            </w:r>
+            <w:proofErr w:type="gramEnd"/>
+            <w:r>
+              <w:t xml:space="preserve"> 78 72</w:t>
             </w:r>
           </w:p>
           <w:p>
@@ -14163,7 +17230,7 @@
                           <pic:cNvPicPr/>
                         </pic:nvPicPr>
                         <pic:blipFill>
-                          <a:blip r:embed="rId54"/>
+                          <a:blip r:embed="rId55"/>
                           <a:stretch>
                             <a:fillRect/>
                           </a:stretch>
@@ -14225,11 +17292,27 @@
             </w:r>
             <w:proofErr w:type="spellStart"/>
             <w:r>
-              <w:t>proc_transpose</w:t>
-            </w:r>
-            <w:proofErr w:type="spellEnd"/>
-            <w:r>
-              <w:t>(score, var = c("Test1", "Test2", "Final"),</w:t>
+              <w:t>proc_</w:t>
+            </w:r>
+            <w:proofErr w:type="gramStart"/>
+            <w:r>
+              <w:t>transpose</w:t>
+            </w:r>
+            <w:proofErr w:type="spellEnd"/>
+            <w:r>
+              <w:t>(</w:t>
+            </w:r>
+            <w:proofErr w:type="gramEnd"/>
+            <w:r>
+              <w:t xml:space="preserve">score, var = </w:t>
+            </w:r>
+            <w:proofErr w:type="gramStart"/>
+            <w:r>
+              <w:t>c(</w:t>
+            </w:r>
+            <w:proofErr w:type="gramEnd"/>
+            <w:r>
+              <w:t>"Test1", "Test2", "Final"),</w:t>
             </w:r>
           </w:p>
           <w:p>
@@ -14241,11 +17324,19 @@
           <w:p>
             <w:proofErr w:type="spellStart"/>
             <w:r>
-              <w:t>proc_print</w:t>
-            </w:r>
-            <w:proofErr w:type="spellEnd"/>
-            <w:r>
-              <w:t>(res, titles = "Student Test Scores in Variables")</w:t>
+              <w:t>proc_</w:t>
+            </w:r>
+            <w:proofErr w:type="gramStart"/>
+            <w:r>
+              <w:t>print</w:t>
+            </w:r>
+            <w:proofErr w:type="spellEnd"/>
+            <w:r>
+              <w:t>(</w:t>
+            </w:r>
+            <w:proofErr w:type="gramEnd"/>
+            <w:r>
+              <w:t>res, titles = "Student Test Scores in Variables")</w:t>
             </w:r>
           </w:p>
         </w:tc>
@@ -14274,7 +17365,7 @@
                           <pic:cNvPicPr/>
                         </pic:nvPicPr>
                         <pic:blipFill>
-                          <a:blip r:embed="rId55"/>
+                          <a:blip r:embed="rId56"/>
                           <a:stretch>
                             <a:fillRect/>
                           </a:stretch>
@@ -14522,7 +17613,7 @@
                           <pic:cNvPicPr/>
                         </pic:nvPicPr>
                         <pic:blipFill>
-                          <a:blip r:embed="rId56"/>
+                          <a:blip r:embed="rId57"/>
                           <a:stretch>
                             <a:fillRect/>
                           </a:stretch>
@@ -14584,11 +17675,27 @@
             </w:r>
             <w:proofErr w:type="spellStart"/>
             <w:r>
-              <w:t>proc_transpose</w:t>
-            </w:r>
-            <w:proofErr w:type="spellEnd"/>
-            <w:r>
-              <w:t>(score, var = c("Test1", "Test2", "Final"),</w:t>
+              <w:t>proc_</w:t>
+            </w:r>
+            <w:proofErr w:type="gramStart"/>
+            <w:r>
+              <w:t>transpose</w:t>
+            </w:r>
+            <w:proofErr w:type="spellEnd"/>
+            <w:r>
+              <w:t>(</w:t>
+            </w:r>
+            <w:proofErr w:type="gramEnd"/>
+            <w:r>
+              <w:t xml:space="preserve">score, var = </w:t>
+            </w:r>
+            <w:proofErr w:type="gramStart"/>
+            <w:r>
+              <w:t>c(</w:t>
+            </w:r>
+            <w:proofErr w:type="gramEnd"/>
+            <w:r>
+              <w:t>"Test1", "Test2", "Final"),</w:t>
             </w:r>
           </w:p>
           <w:p>
@@ -14600,11 +17707,19 @@
           <w:p>
             <w:proofErr w:type="spellStart"/>
             <w:r>
-              <w:t>proc_print</w:t>
-            </w:r>
-            <w:proofErr w:type="spellEnd"/>
-            <w:r>
-              <w:t>(res, titles = "Student Test Scores in Variables")</w:t>
+              <w:t>proc_</w:t>
+            </w:r>
+            <w:proofErr w:type="gramStart"/>
+            <w:r>
+              <w:t>print</w:t>
+            </w:r>
+            <w:proofErr w:type="spellEnd"/>
+            <w:r>
+              <w:t>(</w:t>
+            </w:r>
+            <w:proofErr w:type="gramEnd"/>
+            <w:r>
+              <w:t>res, titles = "Student Test Scores in Variables")</w:t>
             </w:r>
           </w:p>
         </w:tc>
@@ -14633,7 +17748,7 @@
                           <pic:cNvPicPr/>
                         </pic:nvPicPr>
                         <pic:blipFill>
-                          <a:blip r:embed="rId57"/>
+                          <a:blip r:embed="rId58"/>
                           <a:stretch>
                             <a:fillRect/>
                           </a:stretch>
@@ -14916,7 +18031,7 @@
                           <pic:cNvPicPr/>
                         </pic:nvPicPr>
                         <pic:blipFill>
-                          <a:blip r:embed="rId58"/>
+                          <a:blip r:embed="rId59"/>
                           <a:stretch>
                             <a:fillRect/>
                           </a:stretch>
@@ -14979,11 +18094,27 @@
             </w:r>
             <w:proofErr w:type="spellStart"/>
             <w:r>
-              <w:t>proc_transpose</w:t>
-            </w:r>
-            <w:proofErr w:type="spellEnd"/>
-            <w:r>
-              <w:t>(score, var = c("Test1", "Test2", "Final"),</w:t>
+              <w:t>proc_</w:t>
+            </w:r>
+            <w:proofErr w:type="gramStart"/>
+            <w:r>
+              <w:t>transpose</w:t>
+            </w:r>
+            <w:proofErr w:type="spellEnd"/>
+            <w:r>
+              <w:t>(</w:t>
+            </w:r>
+            <w:proofErr w:type="gramEnd"/>
+            <w:r>
+              <w:t xml:space="preserve">score, var = </w:t>
+            </w:r>
+            <w:proofErr w:type="gramStart"/>
+            <w:r>
+              <w:t>c(</w:t>
+            </w:r>
+            <w:proofErr w:type="gramEnd"/>
+            <w:r>
+              <w:t>"Test1", "Test2", "Final"),</w:t>
             </w:r>
           </w:p>
           <w:p>
@@ -14995,11 +18126,19 @@
           <w:p>
             <w:proofErr w:type="spellStart"/>
             <w:r>
-              <w:t>proc_print</w:t>
-            </w:r>
-            <w:proofErr w:type="spellEnd"/>
-            <w:r>
-              <w:t>(res, titles = "Student Test Scores in Variables")</w:t>
+              <w:t>proc_</w:t>
+            </w:r>
+            <w:proofErr w:type="gramStart"/>
+            <w:r>
+              <w:t>print</w:t>
+            </w:r>
+            <w:proofErr w:type="spellEnd"/>
+            <w:r>
+              <w:t>(</w:t>
+            </w:r>
+            <w:proofErr w:type="gramEnd"/>
+            <w:r>
+              <w:t>res, titles = "Student Test Scores in Variables")</w:t>
             </w:r>
           </w:p>
         </w:tc>
@@ -15028,7 +18167,7 @@
                           <pic:cNvPicPr/>
                         </pic:nvPicPr>
                         <pic:blipFill>
-                          <a:blip r:embed="rId59"/>
+                          <a:blip r:embed="rId60"/>
                           <a:stretch>
                             <a:fillRect/>
                           </a:stretch>
@@ -15242,8 +18381,13 @@
             </w:r>
             <w:r>
               <w:br/>
-              <w:t>data score2 (keep = Group _STAT_ Test1 Test2 Final) ;</w:t>
-            </w:r>
+              <w:t>data score2 (keep = Group _STAT_ Test1 Test2 Final</w:t>
+            </w:r>
+            <w:proofErr w:type="gramStart"/>
+            <w:r>
+              <w:t>) ;</w:t>
+            </w:r>
+            <w:proofErr w:type="gramEnd"/>
             <w:r>
               <w:br/>
               <w:t>set stats (drop =_TYPE_ _FREQ_);</w:t>
@@ -15303,7 +18447,7 @@
                           <pic:cNvPicPr/>
                         </pic:nvPicPr>
                         <pic:blipFill>
-                          <a:blip r:embed="rId60"/>
+                          <a:blip r:embed="rId61"/>
                           <a:stretch>
                             <a:fillRect/>
                           </a:stretch>
@@ -15365,13 +18509,26 @@
             </w:r>
             <w:proofErr w:type="spellStart"/>
             <w:r>
-              <w:t>proc_means</w:t>
-            </w:r>
-            <w:proofErr w:type="spellEnd"/>
-            <w:r>
-              <w:t>(score, options = v(</w:t>
-            </w:r>
-            <w:proofErr w:type="spellStart"/>
+              <w:t>proc_</w:t>
+            </w:r>
+            <w:proofErr w:type="gramStart"/>
+            <w:r>
+              <w:t>means</w:t>
+            </w:r>
+            <w:proofErr w:type="spellEnd"/>
+            <w:r>
+              <w:t>(</w:t>
+            </w:r>
+            <w:proofErr w:type="gramEnd"/>
+            <w:r>
+              <w:t xml:space="preserve">score, options = </w:t>
+            </w:r>
+            <w:proofErr w:type="gramStart"/>
+            <w:r>
+              <w:t>v(</w:t>
+            </w:r>
+            <w:proofErr w:type="spellStart"/>
+            <w:proofErr w:type="gramEnd"/>
             <w:r>
               <w:t>notype</w:t>
             </w:r>
@@ -15395,10 +18552,12 @@
               <w:t xml:space="preserve">res1 &lt;- </w:t>
             </w:r>
             <w:proofErr w:type="spellStart"/>
+            <w:proofErr w:type="gramStart"/>
             <w:r>
               <w:t>data.frame</w:t>
             </w:r>
             <w:proofErr w:type="spellEnd"/>
+            <w:proofErr w:type="gramEnd"/>
             <w:r>
               <w:t>(Group = "Group1", stats)</w:t>
             </w:r>
@@ -15410,11 +18569,19 @@
             </w:r>
             <w:proofErr w:type="spellStart"/>
             <w:r>
-              <w:t>proc_transpose</w:t>
-            </w:r>
-            <w:proofErr w:type="spellEnd"/>
-            <w:r>
-              <w:t>(res1, copy = "Group",</w:t>
+              <w:t>proc_</w:t>
+            </w:r>
+            <w:proofErr w:type="gramStart"/>
+            <w:r>
+              <w:t>transpose</w:t>
+            </w:r>
+            <w:proofErr w:type="spellEnd"/>
+            <w:r>
+              <w:t>(</w:t>
+            </w:r>
+            <w:proofErr w:type="gramEnd"/>
+            <w:r>
+              <w:t>res1, copy = "Group",</w:t>
             </w:r>
           </w:p>
           <w:p>
@@ -15425,11 +18592,19 @@
           <w:p>
             <w:proofErr w:type="spellStart"/>
             <w:r>
-              <w:t>proc_print</w:t>
-            </w:r>
-            <w:proofErr w:type="spellEnd"/>
-            <w:r>
-              <w:t>(res2, titles = "Student Test Scores in Variables")</w:t>
+              <w:t>proc_</w:t>
+            </w:r>
+            <w:proofErr w:type="gramStart"/>
+            <w:r>
+              <w:t>print</w:t>
+            </w:r>
+            <w:proofErr w:type="spellEnd"/>
+            <w:r>
+              <w:t>(</w:t>
+            </w:r>
+            <w:proofErr w:type="gramEnd"/>
+            <w:r>
+              <w:t>res2, titles = "Student Test Scores in Variables")</w:t>
             </w:r>
           </w:p>
         </w:tc>
@@ -15458,7 +18633,7 @@
                           <pic:cNvPicPr/>
                         </pic:nvPicPr>
                         <pic:blipFill>
-                          <a:blip r:embed="rId61"/>
+                          <a:blip r:embed="rId62"/>
                           <a:stretch>
                             <a:fillRect/>
                           </a:stretch>
@@ -15796,10 +18971,12 @@
               <w:t xml:space="preserve"> &lt;- </w:t>
             </w:r>
             <w:proofErr w:type="spellStart"/>
+            <w:proofErr w:type="gramStart"/>
             <w:r>
               <w:t>read.table</w:t>
             </w:r>
             <w:proofErr w:type="spellEnd"/>
+            <w:proofErr w:type="gramEnd"/>
             <w:r>
               <w:t>(header = TRUE, text = '</w:t>
             </w:r>
@@ -15811,97 +18988,331 @@
           </w:p>
           <w:p>
             <w:r>
-              <w:t>Alfred   M  14   69.0  112.5   A</w:t>
-            </w:r>
-          </w:p>
-          <w:p>
-            <w:r>
-              <w:t>Alice   F  13   56.5   84.0    A</w:t>
-            </w:r>
-          </w:p>
-          <w:p>
-            <w:r>
-              <w:t>Barbara   F  13   65.3   98.0  A</w:t>
-            </w:r>
-          </w:p>
-          <w:p>
-            <w:r>
-              <w:t>Carol   F  14   62.8  102.5    A</w:t>
-            </w:r>
-          </w:p>
-          <w:p>
-            <w:r>
-              <w:t>Henry   M  14   63.5  102.5    A</w:t>
-            </w:r>
-          </w:p>
-          <w:p>
-            <w:r>
-              <w:t>James   M  12   57.3   83.0    A</w:t>
-            </w:r>
-          </w:p>
-          <w:p>
-            <w:r>
-              <w:t>Jane   F  12   59.8   84.5     A</w:t>
-            </w:r>
-          </w:p>
-          <w:p>
-            <w:r>
-              <w:t>Janet   F  15   62.5  112.5    A</w:t>
-            </w:r>
-          </w:p>
-          <w:p>
-            <w:r>
-              <w:t>Jeffrey   M  13   62.5   84.0  A</w:t>
-            </w:r>
-          </w:p>
-          <w:p>
-            <w:r>
-              <w:t>John   M  12   59.0   99.5     B</w:t>
-            </w:r>
-          </w:p>
-          <w:p>
-            <w:r>
-              <w:t>Joyce   F  11   51.3   50.5    B</w:t>
-            </w:r>
-          </w:p>
-          <w:p>
-            <w:r>
-              <w:t>Judy   F  14   64.3   90.0     B</w:t>
-            </w:r>
-          </w:p>
-          <w:p>
-            <w:r>
-              <w:t>Louise   F  12   56.3   77.0   B</w:t>
-            </w:r>
-          </w:p>
-          <w:p>
-            <w:r>
-              <w:t>Mary   F  15   66.5  112.0     B</w:t>
-            </w:r>
-          </w:p>
-          <w:p>
-            <w:r>
-              <w:t>Philip   M  16   72.0  150.0   B</w:t>
-            </w:r>
-          </w:p>
-          <w:p>
-            <w:r>
-              <w:t>Robert   M  12   64.8  128.0   B</w:t>
-            </w:r>
-          </w:p>
-          <w:p>
-            <w:r>
-              <w:t>Ronald   M  15   67.0  133.0   B</w:t>
-            </w:r>
-          </w:p>
-          <w:p>
-            <w:r>
-              <w:t>Thomas   M  11   57.5   85.0   B</w:t>
-            </w:r>
-          </w:p>
-          <w:p>
-            <w:r>
-              <w:t>William   M  15   66.5  112.0  B')</w:t>
+              <w:t xml:space="preserve">Alfred   </w:t>
+            </w:r>
+            <w:proofErr w:type="gramStart"/>
+            <w:r>
+              <w:t>M  14</w:t>
+            </w:r>
+            <w:proofErr w:type="gramEnd"/>
+            <w:r>
+              <w:t xml:space="preserve">   </w:t>
+            </w:r>
+            <w:proofErr w:type="gramStart"/>
+            <w:r>
+              <w:t>69.0  112.5</w:t>
+            </w:r>
+            <w:proofErr w:type="gramEnd"/>
+            <w:r>
+              <w:t xml:space="preserve">   A</w:t>
+            </w:r>
+          </w:p>
+          <w:p>
+            <w:r>
+              <w:t xml:space="preserve">Alice   </w:t>
+            </w:r>
+            <w:proofErr w:type="gramStart"/>
+            <w:r>
+              <w:t>F  13</w:t>
+            </w:r>
+            <w:proofErr w:type="gramEnd"/>
+            <w:r>
+              <w:t xml:space="preserve">   56.5   84.0    A</w:t>
+            </w:r>
+          </w:p>
+          <w:p>
+            <w:r>
+              <w:t xml:space="preserve">Barbara   </w:t>
+            </w:r>
+            <w:proofErr w:type="gramStart"/>
+            <w:r>
+              <w:t>F  13</w:t>
+            </w:r>
+            <w:proofErr w:type="gramEnd"/>
+            <w:r>
+              <w:t xml:space="preserve">   65.3   </w:t>
+            </w:r>
+            <w:proofErr w:type="gramStart"/>
+            <w:r>
+              <w:t>98.0  A</w:t>
+            </w:r>
+            <w:proofErr w:type="gramEnd"/>
+          </w:p>
+          <w:p>
+            <w:r>
+              <w:t xml:space="preserve">Carol   </w:t>
+            </w:r>
+            <w:proofErr w:type="gramStart"/>
+            <w:r>
+              <w:t>F  14</w:t>
+            </w:r>
+            <w:proofErr w:type="gramEnd"/>
+            <w:r>
+              <w:t xml:space="preserve">   </w:t>
+            </w:r>
+            <w:proofErr w:type="gramStart"/>
+            <w:r>
+              <w:t>62.8  102.5</w:t>
+            </w:r>
+            <w:proofErr w:type="gramEnd"/>
+            <w:r>
+              <w:t xml:space="preserve">    A</w:t>
+            </w:r>
+          </w:p>
+          <w:p>
+            <w:r>
+              <w:t xml:space="preserve">Henry   </w:t>
+            </w:r>
+            <w:proofErr w:type="gramStart"/>
+            <w:r>
+              <w:t>M  14</w:t>
+            </w:r>
+            <w:proofErr w:type="gramEnd"/>
+            <w:r>
+              <w:t xml:space="preserve">   </w:t>
+            </w:r>
+            <w:proofErr w:type="gramStart"/>
+            <w:r>
+              <w:t>63.5  102.5</w:t>
+            </w:r>
+            <w:proofErr w:type="gramEnd"/>
+            <w:r>
+              <w:t xml:space="preserve">    A</w:t>
+            </w:r>
+          </w:p>
+          <w:p>
+            <w:r>
+              <w:t xml:space="preserve">James   </w:t>
+            </w:r>
+            <w:proofErr w:type="gramStart"/>
+            <w:r>
+              <w:t>M  12</w:t>
+            </w:r>
+            <w:proofErr w:type="gramEnd"/>
+            <w:r>
+              <w:t xml:space="preserve">   57.3   83.0    A</w:t>
+            </w:r>
+          </w:p>
+          <w:p>
+            <w:r>
+              <w:t xml:space="preserve">Jane   </w:t>
+            </w:r>
+            <w:proofErr w:type="gramStart"/>
+            <w:r>
+              <w:t>F  12</w:t>
+            </w:r>
+            <w:proofErr w:type="gramEnd"/>
+            <w:r>
+              <w:t xml:space="preserve">   59.8   84.5     A</w:t>
+            </w:r>
+          </w:p>
+          <w:p>
+            <w:r>
+              <w:t xml:space="preserve">Janet   </w:t>
+            </w:r>
+            <w:proofErr w:type="gramStart"/>
+            <w:r>
+              <w:t>F  15</w:t>
+            </w:r>
+            <w:proofErr w:type="gramEnd"/>
+            <w:r>
+              <w:t xml:space="preserve">   </w:t>
+            </w:r>
+            <w:proofErr w:type="gramStart"/>
+            <w:r>
+              <w:t>62.5  112.5</w:t>
+            </w:r>
+            <w:proofErr w:type="gramEnd"/>
+            <w:r>
+              <w:t xml:space="preserve">    A</w:t>
+            </w:r>
+          </w:p>
+          <w:p>
+            <w:r>
+              <w:t xml:space="preserve">Jeffrey   </w:t>
+            </w:r>
+            <w:proofErr w:type="gramStart"/>
+            <w:r>
+              <w:t>M  13</w:t>
+            </w:r>
+            <w:proofErr w:type="gramEnd"/>
+            <w:r>
+              <w:t xml:space="preserve">   62.5   </w:t>
+            </w:r>
+            <w:proofErr w:type="gramStart"/>
+            <w:r>
+              <w:t>84.0  A</w:t>
+            </w:r>
+            <w:proofErr w:type="gramEnd"/>
+          </w:p>
+          <w:p>
+            <w:r>
+              <w:t xml:space="preserve">John   </w:t>
+            </w:r>
+            <w:proofErr w:type="gramStart"/>
+            <w:r>
+              <w:t>M  12</w:t>
+            </w:r>
+            <w:proofErr w:type="gramEnd"/>
+            <w:r>
+              <w:t xml:space="preserve">   59.0   99.5     B</w:t>
+            </w:r>
+          </w:p>
+          <w:p>
+            <w:r>
+              <w:t xml:space="preserve">Joyce   </w:t>
+            </w:r>
+            <w:proofErr w:type="gramStart"/>
+            <w:r>
+              <w:t>F  11</w:t>
+            </w:r>
+            <w:proofErr w:type="gramEnd"/>
+            <w:r>
+              <w:t xml:space="preserve">   51.3   50.5    B</w:t>
+            </w:r>
+          </w:p>
+          <w:p>
+            <w:r>
+              <w:t xml:space="preserve">Judy   </w:t>
+            </w:r>
+            <w:proofErr w:type="gramStart"/>
+            <w:r>
+              <w:t>F  14</w:t>
+            </w:r>
+            <w:proofErr w:type="gramEnd"/>
+            <w:r>
+              <w:t xml:space="preserve">   64.3   90.0     B</w:t>
+            </w:r>
+          </w:p>
+          <w:p>
+            <w:r>
+              <w:t xml:space="preserve">Louise   </w:t>
+            </w:r>
+            <w:proofErr w:type="gramStart"/>
+            <w:r>
+              <w:t>F  12</w:t>
+            </w:r>
+            <w:proofErr w:type="gramEnd"/>
+            <w:r>
+              <w:t xml:space="preserve">   56.3   77.0   B</w:t>
+            </w:r>
+          </w:p>
+          <w:p>
+            <w:r>
+              <w:t xml:space="preserve">Mary   </w:t>
+            </w:r>
+            <w:proofErr w:type="gramStart"/>
+            <w:r>
+              <w:t>F  15</w:t>
+            </w:r>
+            <w:proofErr w:type="gramEnd"/>
+            <w:r>
+              <w:t xml:space="preserve">   </w:t>
+            </w:r>
+            <w:proofErr w:type="gramStart"/>
+            <w:r>
+              <w:t>66.5  112.0</w:t>
+            </w:r>
+            <w:proofErr w:type="gramEnd"/>
+            <w:r>
+              <w:t xml:space="preserve">     B</w:t>
+            </w:r>
+          </w:p>
+          <w:p>
+            <w:r>
+              <w:t xml:space="preserve">Philip   </w:t>
+            </w:r>
+            <w:proofErr w:type="gramStart"/>
+            <w:r>
+              <w:t>M  16</w:t>
+            </w:r>
+            <w:proofErr w:type="gramEnd"/>
+            <w:r>
+              <w:t xml:space="preserve">   </w:t>
+            </w:r>
+            <w:proofErr w:type="gramStart"/>
+            <w:r>
+              <w:t>72.0  150.0</w:t>
+            </w:r>
+            <w:proofErr w:type="gramEnd"/>
+            <w:r>
+              <w:t xml:space="preserve">   B</w:t>
+            </w:r>
+          </w:p>
+          <w:p>
+            <w:r>
+              <w:t xml:space="preserve">Robert   </w:t>
+            </w:r>
+            <w:proofErr w:type="gramStart"/>
+            <w:r>
+              <w:t>M  12</w:t>
+            </w:r>
+            <w:proofErr w:type="gramEnd"/>
+            <w:r>
+              <w:t xml:space="preserve">   </w:t>
+            </w:r>
+            <w:proofErr w:type="gramStart"/>
+            <w:r>
+              <w:t>64.8  128.0</w:t>
+            </w:r>
+            <w:proofErr w:type="gramEnd"/>
+            <w:r>
+              <w:t xml:space="preserve">   B</w:t>
+            </w:r>
+          </w:p>
+          <w:p>
+            <w:r>
+              <w:t xml:space="preserve">Ronald   </w:t>
+            </w:r>
+            <w:proofErr w:type="gramStart"/>
+            <w:r>
+              <w:t>M  15</w:t>
+            </w:r>
+            <w:proofErr w:type="gramEnd"/>
+            <w:r>
+              <w:t xml:space="preserve">   </w:t>
+            </w:r>
+            <w:proofErr w:type="gramStart"/>
+            <w:r>
+              <w:t>67.0  133.0</w:t>
+            </w:r>
+            <w:proofErr w:type="gramEnd"/>
+            <w:r>
+              <w:t xml:space="preserve">   B</w:t>
+            </w:r>
+          </w:p>
+          <w:p>
+            <w:r>
+              <w:t xml:space="preserve">Thomas   </w:t>
+            </w:r>
+            <w:proofErr w:type="gramStart"/>
+            <w:r>
+              <w:t>M  11</w:t>
+            </w:r>
+            <w:proofErr w:type="gramEnd"/>
+            <w:r>
+              <w:t xml:space="preserve">   57.5   85.0   B</w:t>
+            </w:r>
+          </w:p>
+          <w:p>
+            <w:r>
+              <w:t xml:space="preserve">William   </w:t>
+            </w:r>
+            <w:proofErr w:type="gramStart"/>
+            <w:r>
+              <w:t>M  15</w:t>
+            </w:r>
+            <w:proofErr w:type="gramEnd"/>
+            <w:r>
+              <w:t xml:space="preserve">   </w:t>
+            </w:r>
+            <w:proofErr w:type="gramStart"/>
+            <w:r>
+              <w:t>66.5  112.0</w:t>
+            </w:r>
+            <w:proofErr w:type="gramEnd"/>
+            <w:r>
+              <w:t xml:space="preserve">  B')</w:t>
             </w:r>
           </w:p>
         </w:tc>
@@ -16172,7 +19583,7 @@
                           <pic:cNvPicPr/>
                         </pic:nvPicPr>
                         <pic:blipFill>
-                          <a:blip r:embed="rId62"/>
+                          <a:blip r:embed="rId63"/>
                           <a:stretch>
                             <a:fillRect/>
                           </a:stretch>
@@ -16231,13 +19642,18 @@
           <w:p>
             <w:proofErr w:type="spellStart"/>
             <w:r>
-              <w:t>proc_ttest</w:t>
+              <w:t>proc_</w:t>
+            </w:r>
+            <w:proofErr w:type="gramStart"/>
+            <w:r>
+              <w:t>ttest</w:t>
             </w:r>
             <w:proofErr w:type="spellEnd"/>
             <w:r>
               <w:t>(</w:t>
             </w:r>
             <w:proofErr w:type="spellStart"/>
+            <w:proofErr w:type="gramEnd"/>
             <w:r>
               <w:t>cls</w:t>
             </w:r>
@@ -16253,7 +19669,15 @@
           </w:p>
           <w:p>
             <w:r>
-              <w:t xml:space="preserve">           options = c("h0" = 65, "alpha" = 0.05))</w:t>
+              <w:t xml:space="preserve">           options = </w:t>
+            </w:r>
+            <w:proofErr w:type="gramStart"/>
+            <w:r>
+              <w:t>c(</w:t>
+            </w:r>
+            <w:proofErr w:type="gramEnd"/>
+            <w:r>
+              <w:t>"h0" = 65, "alpha" = 0.05))</w:t>
             </w:r>
           </w:p>
         </w:tc>
@@ -16282,7 +19706,7 @@
                           <pic:cNvPicPr/>
                         </pic:nvPicPr>
                         <pic:blipFill>
-                          <a:blip r:embed="rId63"/>
+                          <a:blip r:embed="rId64"/>
                           <a:stretch>
                             <a:fillRect/>
                           </a:stretch>
@@ -16552,7 +19976,7 @@
                           <pic:cNvPicPr/>
                         </pic:nvPicPr>
                         <pic:blipFill>
-                          <a:blip r:embed="rId64"/>
+                          <a:blip r:embed="rId65"/>
                           <a:stretch>
                             <a:fillRect/>
                           </a:stretch>
@@ -16611,13 +20035,18 @@
           <w:p>
             <w:proofErr w:type="spellStart"/>
             <w:r>
-              <w:t>proc_ttest</w:t>
+              <w:t>proc_</w:t>
+            </w:r>
+            <w:proofErr w:type="gramStart"/>
+            <w:r>
+              <w:t>ttest</w:t>
             </w:r>
             <w:proofErr w:type="spellEnd"/>
             <w:r>
               <w:t>(</w:t>
             </w:r>
             <w:proofErr w:type="spellStart"/>
+            <w:proofErr w:type="gramEnd"/>
             <w:r>
               <w:t>cls</w:t>
             </w:r>
@@ -16633,7 +20062,15 @@
           </w:p>
           <w:p>
             <w:r>
-              <w:t xml:space="preserve">           options = c("alpha" = 0.05))</w:t>
+              <w:t xml:space="preserve">           options = </w:t>
+            </w:r>
+            <w:proofErr w:type="gramStart"/>
+            <w:r>
+              <w:t>c(</w:t>
+            </w:r>
+            <w:proofErr w:type="gramEnd"/>
+            <w:r>
+              <w:t>"alpha" = 0.05))</w:t>
             </w:r>
           </w:p>
         </w:tc>
@@ -16662,7 +20099,7 @@
                           <pic:cNvPicPr/>
                         </pic:nvPicPr>
                         <pic:blipFill>
-                          <a:blip r:embed="rId65"/>
+                          <a:blip r:embed="rId66"/>
                           <a:stretch>
                             <a:fillRect/>
                           </a:stretch>
@@ -16943,7 +20380,7 @@
                           <pic:cNvPicPr/>
                         </pic:nvPicPr>
                         <pic:blipFill>
-                          <a:blip r:embed="rId66"/>
+                          <a:blip r:embed="rId67"/>
                           <a:stretch>
                             <a:fillRect/>
                           </a:stretch>
@@ -17002,13 +20439,18 @@
           <w:p>
             <w:proofErr w:type="spellStart"/>
             <w:r>
-              <w:t>proc_ttest</w:t>
+              <w:t>proc_</w:t>
+            </w:r>
+            <w:proofErr w:type="gramStart"/>
+            <w:r>
+              <w:t>ttest</w:t>
             </w:r>
             <w:proofErr w:type="spellEnd"/>
             <w:r>
               <w:t>(</w:t>
             </w:r>
             <w:proofErr w:type="spellStart"/>
+            <w:proofErr w:type="gramEnd"/>
             <w:r>
               <w:t>cls</w:t>
             </w:r>
@@ -17029,7 +20471,15 @@
           </w:p>
           <w:p>
             <w:r>
-              <w:t xml:space="preserve">           options = c("alpha" = 0.05))</w:t>
+              <w:t xml:space="preserve">           options = </w:t>
+            </w:r>
+            <w:proofErr w:type="gramStart"/>
+            <w:r>
+              <w:t>c(</w:t>
+            </w:r>
+            <w:proofErr w:type="gramEnd"/>
+            <w:r>
+              <w:t>"alpha" = 0.05))</w:t>
             </w:r>
           </w:p>
         </w:tc>
@@ -17063,7 +20513,7 @@
                           <pic:cNvPicPr/>
                         </pic:nvPicPr>
                         <pic:blipFill>
-                          <a:blip r:embed="rId67"/>
+                          <a:blip r:embed="rId68"/>
                           <a:stretch>
                             <a:fillRect/>
                           </a:stretch>
@@ -17414,7 +20864,7 @@
                           <pic:cNvPicPr/>
                         </pic:nvPicPr>
                         <pic:blipFill>
-                          <a:blip r:embed="rId68"/>
+                          <a:blip r:embed="rId69"/>
                           <a:stretch>
                             <a:fillRect/>
                           </a:stretch>
@@ -17454,7 +20904,7 @@
                           <pic:cNvPicPr/>
                         </pic:nvPicPr>
                         <pic:blipFill>
-                          <a:blip r:embed="rId69"/>
+                          <a:blip r:embed="rId70"/>
                           <a:stretch>
                             <a:fillRect/>
                           </a:stretch>
@@ -17514,13 +20964,18 @@
           <w:p>
             <w:proofErr w:type="spellStart"/>
             <w:r>
-              <w:t>proc_ttest</w:t>
+              <w:t>proc_</w:t>
+            </w:r>
+            <w:proofErr w:type="gramStart"/>
+            <w:r>
+              <w:t>ttest</w:t>
             </w:r>
             <w:proofErr w:type="spellEnd"/>
             <w:r>
               <w:t>(</w:t>
             </w:r>
             <w:proofErr w:type="spellStart"/>
+            <w:proofErr w:type="gramEnd"/>
             <w:r>
               <w:t>cls</w:t>
             </w:r>
@@ -17541,7 +20996,15 @@
           </w:p>
           <w:p>
             <w:r>
-              <w:t xml:space="preserve">           options = c("h0" = 65, "alpha" = 0.05))</w:t>
+              <w:t xml:space="preserve">           options = </w:t>
+            </w:r>
+            <w:proofErr w:type="gramStart"/>
+            <w:r>
+              <w:t>c(</w:t>
+            </w:r>
+            <w:proofErr w:type="gramEnd"/>
+            <w:r>
+              <w:t>"h0" = 65, "alpha" = 0.05))</w:t>
             </w:r>
           </w:p>
         </w:tc>
@@ -17575,7 +21038,7 @@
                           <pic:cNvPicPr/>
                         </pic:nvPicPr>
                         <pic:blipFill>
-                          <a:blip r:embed="rId70"/>
+                          <a:blip r:embed="rId71"/>
                           <a:stretch>
                             <a:fillRect/>
                           </a:stretch>
@@ -17621,7 +21084,7 @@
                           <pic:cNvPicPr/>
                         </pic:nvPicPr>
                         <pic:blipFill>
-                          <a:blip r:embed="rId71"/>
+                          <a:blip r:embed="rId72"/>
                           <a:stretch>
                             <a:fillRect/>
                           </a:stretch>
@@ -17933,7 +21396,7 @@
                           <pic:cNvPicPr/>
                         </pic:nvPicPr>
                         <pic:blipFill>
-                          <a:blip r:embed="rId72"/>
+                          <a:blip r:embed="rId73"/>
                           <a:stretch>
                             <a:fillRect/>
                           </a:stretch>
@@ -17979,7 +21442,7 @@
                           <pic:cNvPicPr/>
                         </pic:nvPicPr>
                         <pic:blipFill>
-                          <a:blip r:embed="rId73"/>
+                          <a:blip r:embed="rId74"/>
                           <a:stretch>
                             <a:fillRect/>
                           </a:stretch>
@@ -18038,13 +21501,18 @@
           <w:p>
             <w:proofErr w:type="spellStart"/>
             <w:r>
-              <w:t>proc_ttest</w:t>
+              <w:t>proc_</w:t>
+            </w:r>
+            <w:proofErr w:type="gramStart"/>
+            <w:r>
+              <w:t>ttest</w:t>
             </w:r>
             <w:proofErr w:type="spellEnd"/>
             <w:r>
               <w:t>(</w:t>
             </w:r>
             <w:proofErr w:type="spellStart"/>
+            <w:proofErr w:type="gramEnd"/>
             <w:r>
               <w:t>cls</w:t>
             </w:r>
@@ -18065,7 +21533,15 @@
           </w:p>
           <w:p>
             <w:r>
-              <w:t xml:space="preserve">           options = c("alpha" = 0.1))</w:t>
+              <w:t xml:space="preserve">           options = </w:t>
+            </w:r>
+            <w:proofErr w:type="gramStart"/>
+            <w:r>
+              <w:t>c(</w:t>
+            </w:r>
+            <w:proofErr w:type="gramEnd"/>
+            <w:r>
+              <w:t>"alpha" = 0.1))</w:t>
             </w:r>
           </w:p>
         </w:tc>
@@ -18105,7 +21581,7 @@
                           <pic:cNvPicPr/>
                         </pic:nvPicPr>
                         <pic:blipFill>
-                          <a:blip r:embed="rId74"/>
+                          <a:blip r:embed="rId75"/>
                           <a:stretch>
                             <a:fillRect/>
                           </a:stretch>
@@ -18151,7 +21627,7 @@
                           <pic:cNvPicPr/>
                         </pic:nvPicPr>
                         <pic:blipFill>
-                          <a:blip r:embed="rId75"/>
+                          <a:blip r:embed="rId76"/>
                           <a:stretch>
                             <a:fillRect/>
                           </a:stretch>
@@ -18471,7 +21947,7 @@
                           <pic:cNvPicPr/>
                         </pic:nvPicPr>
                         <pic:blipFill>
-                          <a:blip r:embed="rId76"/>
+                          <a:blip r:embed="rId77"/>
                           <a:stretch>
                             <a:fillRect/>
                           </a:stretch>
@@ -18517,7 +21993,7 @@
                           <pic:cNvPicPr/>
                         </pic:nvPicPr>
                         <pic:blipFill>
-                          <a:blip r:embed="rId77"/>
+                          <a:blip r:embed="rId78"/>
                           <a:stretch>
                             <a:fillRect/>
                           </a:stretch>
@@ -18576,13 +22052,18 @@
           <w:p>
             <w:proofErr w:type="spellStart"/>
             <w:r>
-              <w:t>proc_ttest</w:t>
+              <w:t>proc_</w:t>
+            </w:r>
+            <w:proofErr w:type="gramStart"/>
+            <w:r>
+              <w:t>ttest</w:t>
             </w:r>
             <w:proofErr w:type="spellEnd"/>
             <w:r>
               <w:t>(</w:t>
             </w:r>
             <w:proofErr w:type="spellStart"/>
+            <w:proofErr w:type="gramEnd"/>
             <w:r>
               <w:t>cls</w:t>
             </w:r>
@@ -18608,7 +22089,15 @@
           </w:p>
           <w:p>
             <w:r>
-              <w:t xml:space="preserve">           options = c("alpha" = 0.1))</w:t>
+              <w:t xml:space="preserve">           options = </w:t>
+            </w:r>
+            <w:proofErr w:type="gramStart"/>
+            <w:r>
+              <w:t>c(</w:t>
+            </w:r>
+            <w:proofErr w:type="gramEnd"/>
+            <w:r>
+              <w:t>"alpha" = 0.1))</w:t>
             </w:r>
           </w:p>
         </w:tc>
@@ -18648,7 +22137,7 @@
                           <pic:cNvPicPr/>
                         </pic:nvPicPr>
                         <pic:blipFill>
-                          <a:blip r:embed="rId78"/>
+                          <a:blip r:embed="rId79"/>
                           <a:stretch>
                             <a:fillRect/>
                           </a:stretch>
@@ -18694,7 +22183,7 @@
                           <pic:cNvPicPr/>
                         </pic:nvPicPr>
                         <pic:blipFill>
-                          <a:blip r:embed="rId79"/>
+                          <a:blip r:embed="rId80"/>
                           <a:stretch>
                             <a:fillRect/>
                           </a:stretch>
@@ -19035,7 +22524,7 @@
                           <pic:cNvPicPr/>
                         </pic:nvPicPr>
                         <pic:blipFill>
-                          <a:blip r:embed="rId80"/>
+                          <a:blip r:embed="rId81"/>
                           <a:stretch>
                             <a:fillRect/>
                           </a:stretch>
@@ -19081,7 +22570,7 @@
                           <pic:cNvPicPr/>
                         </pic:nvPicPr>
                         <pic:blipFill>
-                          <a:blip r:embed="rId81"/>
+                          <a:blip r:embed="rId82"/>
                           <a:stretch>
                             <a:fillRect/>
                           </a:stretch>
@@ -19140,13 +22629,18 @@
           <w:p>
             <w:proofErr w:type="spellStart"/>
             <w:r>
-              <w:t>proc_ttest</w:t>
+              <w:t>proc_</w:t>
+            </w:r>
+            <w:proofErr w:type="gramStart"/>
+            <w:r>
+              <w:t>ttest</w:t>
             </w:r>
             <w:proofErr w:type="spellEnd"/>
             <w:r>
               <w:t>(</w:t>
             </w:r>
             <w:proofErr w:type="spellStart"/>
+            <w:proofErr w:type="gramEnd"/>
             <w:r>
               <w:t>cls</w:t>
             </w:r>
@@ -19172,7 +22666,15 @@
           </w:p>
           <w:p>
             <w:r>
-              <w:t xml:space="preserve">           options = c("alpha" = 0.1))</w:t>
+              <w:t xml:space="preserve">           options = </w:t>
+            </w:r>
+            <w:proofErr w:type="gramStart"/>
+            <w:r>
+              <w:t>c(</w:t>
+            </w:r>
+            <w:proofErr w:type="gramEnd"/>
+            <w:r>
+              <w:t>"alpha" = 0.1))</w:t>
             </w:r>
           </w:p>
         </w:tc>
@@ -19212,7 +22714,7 @@
                           <pic:cNvPicPr/>
                         </pic:nvPicPr>
                         <pic:blipFill>
-                          <a:blip r:embed="rId82"/>
+                          <a:blip r:embed="rId83"/>
                           <a:stretch>
                             <a:fillRect/>
                           </a:stretch>
@@ -19258,7 +22760,7 @@
                           <pic:cNvPicPr/>
                         </pic:nvPicPr>
                         <pic:blipFill>
-                          <a:blip r:embed="rId83"/>
+                          <a:blip r:embed="rId84"/>
                           <a:stretch>
                             <a:fillRect/>
                           </a:stretch>
@@ -19591,7 +23093,7 @@
                           <pic:cNvPicPr/>
                         </pic:nvPicPr>
                         <pic:blipFill>
-                          <a:blip r:embed="rId84"/>
+                          <a:blip r:embed="rId85"/>
                           <a:stretch>
                             <a:fillRect/>
                           </a:stretch>
@@ -19637,7 +23139,7 @@
                           <pic:cNvPicPr/>
                         </pic:nvPicPr>
                         <pic:blipFill>
-                          <a:blip r:embed="rId85"/>
+                          <a:blip r:embed="rId86"/>
                           <a:stretch>
                             <a:fillRect/>
                           </a:stretch>
@@ -19696,13 +23198,18 @@
           <w:p>
             <w:proofErr w:type="spellStart"/>
             <w:r>
-              <w:t>proc_ttest</w:t>
+              <w:t>proc_</w:t>
+            </w:r>
+            <w:proofErr w:type="gramStart"/>
+            <w:r>
+              <w:t>ttest</w:t>
             </w:r>
             <w:proofErr w:type="spellEnd"/>
             <w:r>
               <w:t>(</w:t>
             </w:r>
             <w:proofErr w:type="spellStart"/>
+            <w:proofErr w:type="gramEnd"/>
             <w:r>
               <w:t>cls</w:t>
             </w:r>
@@ -19728,7 +23235,15 @@
           </w:p>
           <w:p>
             <w:r>
-              <w:t xml:space="preserve">           options = c("alpha" = 0.1))</w:t>
+              <w:t xml:space="preserve">           options = </w:t>
+            </w:r>
+            <w:proofErr w:type="gramStart"/>
+            <w:r>
+              <w:t>c(</w:t>
+            </w:r>
+            <w:proofErr w:type="gramEnd"/>
+            <w:r>
+              <w:t>"alpha" = 0.1))</w:t>
             </w:r>
           </w:p>
         </w:tc>
@@ -19768,7 +23283,7 @@
                           <pic:cNvPicPr/>
                         </pic:nvPicPr>
                         <pic:blipFill>
-                          <a:blip r:embed="rId86"/>
+                          <a:blip r:embed="rId87"/>
                           <a:stretch>
                             <a:fillRect/>
                           </a:stretch>
@@ -19814,7 +23329,7 @@
                           <pic:cNvPicPr/>
                         </pic:nvPicPr>
                         <pic:blipFill>
-                          <a:blip r:embed="rId87"/>
+                          <a:blip r:embed="rId88"/>
                           <a:stretch>
                             <a:fillRect/>
                           </a:stretch>
@@ -20168,7 +23683,7 @@
                           <pic:cNvPicPr/>
                         </pic:nvPicPr>
                         <pic:blipFill>
-                          <a:blip r:embed="rId88"/>
+                          <a:blip r:embed="rId89"/>
                           <a:stretch>
                             <a:fillRect/>
                           </a:stretch>
@@ -20208,7 +23723,7 @@
                           <pic:cNvPicPr/>
                         </pic:nvPicPr>
                         <pic:blipFill>
-                          <a:blip r:embed="rId89"/>
+                          <a:blip r:embed="rId90"/>
                           <a:stretch>
                             <a:fillRect/>
                           </a:stretch>
@@ -20248,7 +23763,7 @@
                           <pic:cNvPicPr/>
                         </pic:nvPicPr>
                         <pic:blipFill>
-                          <a:blip r:embed="rId90"/>
+                          <a:blip r:embed="rId91"/>
                           <a:stretch>
                             <a:fillRect/>
                           </a:stretch>
@@ -20307,13 +23822,18 @@
           <w:p>
             <w:proofErr w:type="spellStart"/>
             <w:r>
-              <w:t>proc_ttest</w:t>
+              <w:t>proc_</w:t>
+            </w:r>
+            <w:proofErr w:type="gramStart"/>
+            <w:r>
+              <w:t>ttest</w:t>
             </w:r>
             <w:proofErr w:type="spellEnd"/>
             <w:r>
               <w:t>(</w:t>
             </w:r>
             <w:proofErr w:type="spellStart"/>
+            <w:proofErr w:type="gramEnd"/>
             <w:r>
               <w:t>cls</w:t>
             </w:r>
@@ -20324,7 +23844,15 @@
           </w:p>
           <w:p>
             <w:r>
-              <w:t xml:space="preserve">           var = c("Height", "Weight", "Age")</w:t>
+              <w:t xml:space="preserve">           var = </w:t>
+            </w:r>
+            <w:proofErr w:type="gramStart"/>
+            <w:r>
+              <w:t>c(</w:t>
+            </w:r>
+            <w:proofErr w:type="gramEnd"/>
+            <w:r>
+              <w:t>"Height", "Weight", "Age")</w:t>
             </w:r>
             <w:r>
               <w:t>,</w:t>
@@ -20342,7 +23870,15 @@
           </w:p>
           <w:p>
             <w:r>
-              <w:t xml:space="preserve">           options = c("alpha" = 0.1))</w:t>
+              <w:t xml:space="preserve">           options = </w:t>
+            </w:r>
+            <w:proofErr w:type="gramStart"/>
+            <w:r>
+              <w:t>c(</w:t>
+            </w:r>
+            <w:proofErr w:type="gramEnd"/>
+            <w:r>
+              <w:t>"alpha" = 0.1))</w:t>
             </w:r>
           </w:p>
         </w:tc>
@@ -20382,7 +23918,7 @@
                           <pic:cNvPicPr/>
                         </pic:nvPicPr>
                         <pic:blipFill>
-                          <a:blip r:embed="rId91"/>
+                          <a:blip r:embed="rId92"/>
                           <a:stretch>
                             <a:fillRect/>
                           </a:stretch>
@@ -20422,7 +23958,7 @@
                           <pic:cNvPicPr/>
                         </pic:nvPicPr>
                         <pic:blipFill>
-                          <a:blip r:embed="rId92"/>
+                          <a:blip r:embed="rId93"/>
                           <a:stretch>
                             <a:fillRect/>
                           </a:stretch>
@@ -20462,7 +23998,7 @@
                           <pic:cNvPicPr/>
                         </pic:nvPicPr>
                         <pic:blipFill>
-                          <a:blip r:embed="rId93"/>
+                          <a:blip r:embed="rId94"/>
                           <a:stretch>
                             <a:fillRect/>
                           </a:stretch>
@@ -20540,7 +24076,15 @@
               <w:t xml:space="preserve">multiple </w:t>
             </w:r>
             <w:r>
-              <w:t>unpaired variable with by.</w:t>
+              <w:t xml:space="preserve">unpaired </w:t>
+            </w:r>
+            <w:proofErr w:type="gramStart"/>
+            <w:r>
+              <w:t>variable</w:t>
+            </w:r>
+            <w:proofErr w:type="gramEnd"/>
+            <w:r>
+              <w:t xml:space="preserve"> with by.</w:t>
             </w:r>
           </w:p>
         </w:tc>
@@ -20824,7 +24368,7 @@
                           <pic:cNvPicPr/>
                         </pic:nvPicPr>
                         <pic:blipFill>
-                          <a:blip r:embed="rId94"/>
+                          <a:blip r:embed="rId95"/>
                           <a:stretch>
                             <a:fillRect/>
                           </a:stretch>
@@ -20870,7 +24414,7 @@
                           <pic:cNvPicPr/>
                         </pic:nvPicPr>
                         <pic:blipFill>
-                          <a:blip r:embed="rId95"/>
+                          <a:blip r:embed="rId96"/>
                           <a:stretch>
                             <a:fillRect/>
                           </a:stretch>
@@ -20916,7 +24460,7 @@
                           <pic:cNvPicPr/>
                         </pic:nvPicPr>
                         <pic:blipFill>
-                          <a:blip r:embed="rId96"/>
+                          <a:blip r:embed="rId97"/>
                           <a:stretch>
                             <a:fillRect/>
                           </a:stretch>
@@ -20975,13 +24519,18 @@
           <w:p>
             <w:proofErr w:type="spellStart"/>
             <w:r>
-              <w:t>proc_ttest</w:t>
+              <w:t>proc_</w:t>
+            </w:r>
+            <w:proofErr w:type="gramStart"/>
+            <w:r>
+              <w:t>ttest</w:t>
             </w:r>
             <w:proofErr w:type="spellEnd"/>
             <w:r>
               <w:t>(</w:t>
             </w:r>
             <w:proofErr w:type="spellStart"/>
+            <w:proofErr w:type="gramEnd"/>
             <w:r>
               <w:t>cls</w:t>
             </w:r>
@@ -20992,7 +24541,15 @@
           </w:p>
           <w:p>
             <w:r>
-              <w:t xml:space="preserve">           var = c("Height", "Weight", "Age")</w:t>
+              <w:t xml:space="preserve">           var = </w:t>
+            </w:r>
+            <w:proofErr w:type="gramStart"/>
+            <w:r>
+              <w:t>c(</w:t>
+            </w:r>
+            <w:proofErr w:type="gramEnd"/>
+            <w:r>
+              <w:t>"Height", "Weight", "Age")</w:t>
             </w:r>
           </w:p>
           <w:p>
@@ -21007,7 +24564,15 @@
           </w:p>
           <w:p>
             <w:r>
-              <w:t xml:space="preserve">           options = c("alpha" = 0.1))</w:t>
+              <w:t xml:space="preserve">           options = </w:t>
+            </w:r>
+            <w:proofErr w:type="gramStart"/>
+            <w:r>
+              <w:t>c(</w:t>
+            </w:r>
+            <w:proofErr w:type="gramEnd"/>
+            <w:r>
+              <w:t>"alpha" = 0.1))</w:t>
             </w:r>
           </w:p>
         </w:tc>
@@ -21047,7 +24612,7 @@
                           <pic:cNvPicPr/>
                         </pic:nvPicPr>
                         <pic:blipFill>
-                          <a:blip r:embed="rId97"/>
+                          <a:blip r:embed="rId98"/>
                           <a:stretch>
                             <a:fillRect/>
                           </a:stretch>
@@ -21093,7 +24658,7 @@
                           <pic:cNvPicPr/>
                         </pic:nvPicPr>
                         <pic:blipFill>
-                          <a:blip r:embed="rId98"/>
+                          <a:blip r:embed="rId99"/>
                           <a:stretch>
                             <a:fillRect/>
                           </a:stretch>
@@ -21139,7 +24704,7 @@
                           <pic:cNvPicPr/>
                         </pic:nvPicPr>
                         <pic:blipFill>
-                          <a:blip r:embed="rId99"/>
+                          <a:blip r:embed="rId100"/>
                           <a:stretch>
                             <a:fillRect/>
                           </a:stretch>
@@ -21211,7 +24776,15 @@
           </w:tcPr>
           <w:p>
             <w:r>
-              <w:t>Perform T-Test on multiple unpaired variable with by.</w:t>
+              <w:t xml:space="preserve">Perform T-Test on multiple unpaired </w:t>
+            </w:r>
+            <w:proofErr w:type="gramStart"/>
+            <w:r>
+              <w:t>variable</w:t>
+            </w:r>
+            <w:proofErr w:type="gramEnd"/>
+            <w:r>
+              <w:t xml:space="preserve"> with by.</w:t>
             </w:r>
           </w:p>
         </w:tc>
@@ -21370,20 +24943,19 @@
                 <w:sz w:val="24"/>
                 <w:szCs w:val="24"/>
               </w:rPr>
-              <w:t>44 85.84 54.297  8.65   42 68.15 59.571  8.17</w:t>
-            </w:r>
-          </w:p>
-          <w:p>
-            <w:pPr>
-              <w:pStyle w:val="HTMLPreformatted"/>
-              <w:shd w:val="clear" w:color="auto" w:fill="FFFFFF"/>
+              <w:t>44 85.84 54.</w:t>
+            </w:r>
+            <w:proofErr w:type="gramStart"/>
+            <w:r>
               <w:rPr>
                 <w:rFonts w:ascii="Consolas" w:hAnsi="Consolas"/>
                 <w:color w:val="020202"/>
                 <w:sz w:val="24"/>
                 <w:szCs w:val="24"/>
               </w:rPr>
-            </w:pPr>
+              <w:t>297  8.65</w:t>
+            </w:r>
+            <w:proofErr w:type="gramEnd"/>
             <w:r>
               <w:rPr>
                 <w:rFonts w:ascii="Consolas" w:hAnsi="Consolas"/>
@@ -21391,41 +24963,41 @@
                 <w:sz w:val="24"/>
                 <w:szCs w:val="24"/>
               </w:rPr>
-              <w:t>38 89.02 49.874  9.22   47 77.45 44.811 11.63</w:t>
-            </w:r>
-          </w:p>
-          <w:p>
-            <w:pPr>
-              <w:pStyle w:val="HTMLPreformatted"/>
-              <w:shd w:val="clear" w:color="auto" w:fill="FFFFFF"/>
+              <w:t xml:space="preserve">   42 68.15 59.</w:t>
+            </w:r>
+            <w:proofErr w:type="gramStart"/>
+            <w:r>
               <w:rPr>
                 <w:rFonts w:ascii="Consolas" w:hAnsi="Consolas"/>
                 <w:color w:val="020202"/>
                 <w:sz w:val="24"/>
                 <w:szCs w:val="24"/>
               </w:rPr>
-            </w:pPr>
-            <w:r>
+              <w:t>571  8.17</w:t>
+            </w:r>
+            <w:proofErr w:type="gramEnd"/>
+          </w:p>
+          <w:p>
+            <w:pPr>
+              <w:pStyle w:val="HTMLPreformatted"/>
+              <w:shd w:val="clear" w:color="auto" w:fill="FFFFFF"/>
               <w:rPr>
                 <w:rFonts w:ascii="Consolas" w:hAnsi="Consolas"/>
                 <w:color w:val="020202"/>
                 <w:sz w:val="24"/>
                 <w:szCs w:val="24"/>
               </w:rPr>
-              <w:t>40 75.98 45.681 11.95   43 81.19 49.091 10.85</w:t>
-            </w:r>
-          </w:p>
-          <w:p>
-            <w:pPr>
-              <w:pStyle w:val="HTMLPreformatted"/>
-              <w:shd w:val="clear" w:color="auto" w:fill="FFFFFF"/>
+            </w:pPr>
+            <w:r>
               <w:rPr>
                 <w:rFonts w:ascii="Consolas" w:hAnsi="Consolas"/>
                 <w:color w:val="020202"/>
                 <w:sz w:val="24"/>
                 <w:szCs w:val="24"/>
               </w:rPr>
-            </w:pPr>
+              <w:t>38 89.02 49.</w:t>
+            </w:r>
+            <w:proofErr w:type="gramStart"/>
             <w:r>
               <w:rPr>
                 <w:rFonts w:ascii="Consolas" w:hAnsi="Consolas"/>
@@ -21433,62 +25005,61 @@
                 <w:sz w:val="24"/>
                 <w:szCs w:val="24"/>
               </w:rPr>
-              <w:t>44 81.42 39.442 13.08   38 81.87 60.055  8.63</w:t>
-            </w:r>
-          </w:p>
-          <w:p>
-            <w:pPr>
-              <w:pStyle w:val="HTMLPreformatted"/>
-              <w:shd w:val="clear" w:color="auto" w:fill="FFFFFF"/>
+              <w:t>874  9.22</w:t>
+            </w:r>
+            <w:proofErr w:type="gramEnd"/>
+            <w:r>
               <w:rPr>
                 <w:rFonts w:ascii="Consolas" w:hAnsi="Consolas"/>
                 <w:color w:val="020202"/>
                 <w:sz w:val="24"/>
                 <w:szCs w:val="24"/>
               </w:rPr>
-            </w:pPr>
-            <w:r>
+              <w:t xml:space="preserve">   47 77.45 44.811 11.63</w:t>
+            </w:r>
+          </w:p>
+          <w:p>
+            <w:pPr>
+              <w:pStyle w:val="HTMLPreformatted"/>
+              <w:shd w:val="clear" w:color="auto" w:fill="FFFFFF"/>
               <w:rPr>
                 <w:rFonts w:ascii="Consolas" w:hAnsi="Consolas"/>
                 <w:color w:val="020202"/>
                 <w:sz w:val="24"/>
                 <w:szCs w:val="24"/>
               </w:rPr>
-              <w:t>44 73.03 50.541 10.13   45 87.66 37.388 14.03</w:t>
-            </w:r>
-          </w:p>
-          <w:p>
-            <w:pPr>
-              <w:pStyle w:val="HTMLPreformatted"/>
-              <w:shd w:val="clear" w:color="auto" w:fill="FFFFFF"/>
+            </w:pPr>
+            <w:r>
               <w:rPr>
                 <w:rFonts w:ascii="Consolas" w:hAnsi="Consolas"/>
                 <w:color w:val="020202"/>
                 <w:sz w:val="24"/>
                 <w:szCs w:val="24"/>
               </w:rPr>
-            </w:pPr>
-            <w:r>
+              <w:t>40 75.98 45.681 11.95   43 81.19 49.091 10.85</w:t>
+            </w:r>
+          </w:p>
+          <w:p>
+            <w:pPr>
+              <w:pStyle w:val="HTMLPreformatted"/>
+              <w:shd w:val="clear" w:color="auto" w:fill="FFFFFF"/>
               <w:rPr>
                 <w:rFonts w:ascii="Consolas" w:hAnsi="Consolas"/>
                 <w:color w:val="020202"/>
                 <w:sz w:val="24"/>
                 <w:szCs w:val="24"/>
               </w:rPr>
-              <w:t>45 66.45 44.754 11.12   47 79.15 47.273 10.60</w:t>
-            </w:r>
-          </w:p>
-          <w:p>
-            <w:pPr>
-              <w:pStyle w:val="HTMLPreformatted"/>
-              <w:shd w:val="clear" w:color="auto" w:fill="FFFFFF"/>
+            </w:pPr>
+            <w:r>
               <w:rPr>
                 <w:rFonts w:ascii="Consolas" w:hAnsi="Consolas"/>
                 <w:color w:val="020202"/>
                 <w:sz w:val="24"/>
                 <w:szCs w:val="24"/>
               </w:rPr>
-            </w:pPr>
+              <w:t>44 81.42 39.442 13.08   38 81.87 60.</w:t>
+            </w:r>
+            <w:proofErr w:type="gramStart"/>
             <w:r>
               <w:rPr>
                 <w:rFonts w:ascii="Consolas" w:hAnsi="Consolas"/>
@@ -21496,8 +25067,9 @@
                 <w:sz w:val="24"/>
                 <w:szCs w:val="24"/>
               </w:rPr>
-              <w:t>54 83.12 51.855 10.33   49 81.42 49.156  8.95</w:t>
-            </w:r>
+              <w:t>055  8.63</w:t>
+            </w:r>
+            <w:proofErr w:type="gramEnd"/>
           </w:p>
           <w:p>
             <w:pPr>
@@ -21517,7 +25089,7 @@
                 <w:sz w:val="24"/>
                 <w:szCs w:val="24"/>
               </w:rPr>
-              <w:t>51 69.63 40.836 10.95   51 77.91 46.672 10.00</w:t>
+              <w:t>44 73.03 50.541 10.13   45 87.66 37.388 14.03</w:t>
             </w:r>
           </w:p>
           <w:p>
@@ -21538,7 +25110,7 @@
                 <w:sz w:val="24"/>
                 <w:szCs w:val="24"/>
               </w:rPr>
-              <w:t>48 91.63 46.774 10.25   49 73.37 50.388 10.08</w:t>
+              <w:t>45 66.45 44.754 11.12   47 79.15 47.273 10.60</w:t>
             </w:r>
           </w:p>
           <w:p>
@@ -21559,104 +25131,104 @@
                 <w:sz w:val="24"/>
                 <w:szCs w:val="24"/>
               </w:rPr>
-              <w:t>57 73.37 39.407 12.63   54 79.38 46.080 11.17</w:t>
-            </w:r>
-          </w:p>
-          <w:p>
-            <w:pPr>
-              <w:pStyle w:val="HTMLPreformatted"/>
-              <w:shd w:val="clear" w:color="auto" w:fill="FFFFFF"/>
+              <w:t>54 83.12 51.855 10.33   49 81.42 49.</w:t>
+            </w:r>
+            <w:proofErr w:type="gramStart"/>
+            <w:r>
               <w:rPr>
                 <w:rFonts w:ascii="Consolas" w:hAnsi="Consolas"/>
                 <w:color w:val="020202"/>
                 <w:sz w:val="24"/>
                 <w:szCs w:val="24"/>
               </w:rPr>
-            </w:pPr>
-            <w:r>
+              <w:t>156  8.95</w:t>
+            </w:r>
+            <w:proofErr w:type="gramEnd"/>
+          </w:p>
+          <w:p>
+            <w:pPr>
+              <w:pStyle w:val="HTMLPreformatted"/>
+              <w:shd w:val="clear" w:color="auto" w:fill="FFFFFF"/>
               <w:rPr>
                 <w:rFonts w:ascii="Consolas" w:hAnsi="Consolas"/>
                 <w:color w:val="020202"/>
                 <w:sz w:val="24"/>
                 <w:szCs w:val="24"/>
               </w:rPr>
-              <w:t>52 76.32 45.441  9.63   50 70.87 54.625  8.92</w:t>
-            </w:r>
-          </w:p>
-          <w:p>
-            <w:pPr>
-              <w:pStyle w:val="HTMLPreformatted"/>
-              <w:shd w:val="clear" w:color="auto" w:fill="FFFFFF"/>
+            </w:pPr>
+            <w:r>
               <w:rPr>
                 <w:rFonts w:ascii="Consolas" w:hAnsi="Consolas"/>
                 <w:color w:val="020202"/>
                 <w:sz w:val="24"/>
                 <w:szCs w:val="24"/>
               </w:rPr>
-            </w:pPr>
-            <w:r>
+              <w:t>51 69.63 40.836 10.95   51 77.91 46.672 10.00</w:t>
+            </w:r>
+          </w:p>
+          <w:p>
+            <w:pPr>
+              <w:pStyle w:val="HTMLPreformatted"/>
+              <w:shd w:val="clear" w:color="auto" w:fill="FFFFFF"/>
               <w:rPr>
                 <w:rFonts w:ascii="Consolas" w:hAnsi="Consolas"/>
                 <w:color w:val="020202"/>
                 <w:sz w:val="24"/>
                 <w:szCs w:val="24"/>
               </w:rPr>
-              <w:t>51 67.25 45.118 11.08   54 91.63 39.203 12.88</w:t>
-            </w:r>
-          </w:p>
-          <w:p>
-            <w:pPr>
-              <w:pStyle w:val="HTMLPreformatted"/>
-              <w:shd w:val="clear" w:color="auto" w:fill="FFFFFF"/>
+            </w:pPr>
+            <w:r>
               <w:rPr>
                 <w:rFonts w:ascii="Consolas" w:hAnsi="Consolas"/>
                 <w:color w:val="020202"/>
                 <w:sz w:val="24"/>
                 <w:szCs w:val="24"/>
               </w:rPr>
-            </w:pPr>
-            <w:r>
+              <w:t>48 91.63 46.774 10.25   49 73.37 50.388 10.08</w:t>
+            </w:r>
+          </w:p>
+          <w:p>
+            <w:pPr>
+              <w:pStyle w:val="HTMLPreformatted"/>
+              <w:shd w:val="clear" w:color="auto" w:fill="FFFFFF"/>
               <w:rPr>
                 <w:rFonts w:ascii="Consolas" w:hAnsi="Consolas"/>
                 <w:color w:val="020202"/>
                 <w:sz w:val="24"/>
                 <w:szCs w:val="24"/>
               </w:rPr>
-              <w:t>51 73.71 45.790 10.47   57 59.08 50.545  9.93</w:t>
-            </w:r>
-          </w:p>
-          <w:p>
-            <w:pPr>
-              <w:pStyle w:val="HTMLPreformatted"/>
-              <w:shd w:val="clear" w:color="auto" w:fill="FFFFFF"/>
+            </w:pPr>
+            <w:r>
               <w:rPr>
                 <w:rFonts w:ascii="Consolas" w:hAnsi="Consolas"/>
                 <w:color w:val="020202"/>
                 <w:sz w:val="24"/>
                 <w:szCs w:val="24"/>
               </w:rPr>
-            </w:pPr>
-            <w:r>
+              <w:t>57 73.37 39.407 12.63   54 79.38 46.080 11.17</w:t>
+            </w:r>
+          </w:p>
+          <w:p>
+            <w:pPr>
+              <w:pStyle w:val="HTMLPreformatted"/>
+              <w:shd w:val="clear" w:color="auto" w:fill="FFFFFF"/>
               <w:rPr>
                 <w:rFonts w:ascii="Consolas" w:hAnsi="Consolas"/>
                 <w:color w:val="020202"/>
                 <w:sz w:val="24"/>
                 <w:szCs w:val="24"/>
               </w:rPr>
-              <w:t>49 76.32 48.673  9.40   48 61.24 47.920 11.50</w:t>
-            </w:r>
-          </w:p>
-          <w:p>
-            <w:pPr>
-              <w:pStyle w:val="HTMLPreformatted"/>
-              <w:shd w:val="clear" w:color="auto" w:fill="FFFFFF"/>
+            </w:pPr>
+            <w:r>
               <w:rPr>
                 <w:rFonts w:ascii="Consolas" w:hAnsi="Consolas"/>
                 <w:color w:val="020202"/>
                 <w:sz w:val="24"/>
                 <w:szCs w:val="24"/>
               </w:rPr>
-            </w:pPr>
+              <w:t>52 76.32 45.</w:t>
+            </w:r>
+            <w:proofErr w:type="gramStart"/>
             <w:r>
               <w:rPr>
                 <w:rFonts w:ascii="Consolas" w:hAnsi="Consolas"/>
@@ -21664,10 +25236,9 @@
                 <w:sz w:val="24"/>
                 <w:szCs w:val="24"/>
               </w:rPr>
-              <w:t>52 82.78 47.467 10.50</w:t>
-            </w:r>
-          </w:p>
-          <w:p>
+              <w:t>441  9.63</w:t>
+            </w:r>
+            <w:proofErr w:type="gramEnd"/>
             <w:r>
               <w:rPr>
                 <w:rFonts w:ascii="Consolas" w:hAnsi="Consolas"/>
@@ -21675,6 +25246,143 @@
                 <w:sz w:val="24"/>
                 <w:szCs w:val="24"/>
               </w:rPr>
+              <w:t xml:space="preserve">   50 70.87 54.</w:t>
+            </w:r>
+            <w:proofErr w:type="gramStart"/>
+            <w:r>
+              <w:rPr>
+                <w:rFonts w:ascii="Consolas" w:hAnsi="Consolas"/>
+                <w:color w:val="020202"/>
+                <w:sz w:val="24"/>
+                <w:szCs w:val="24"/>
+              </w:rPr>
+              <w:t>625  8.92</w:t>
+            </w:r>
+            <w:proofErr w:type="gramEnd"/>
+          </w:p>
+          <w:p>
+            <w:pPr>
+              <w:pStyle w:val="HTMLPreformatted"/>
+              <w:shd w:val="clear" w:color="auto" w:fill="FFFFFF"/>
+              <w:rPr>
+                <w:rFonts w:ascii="Consolas" w:hAnsi="Consolas"/>
+                <w:color w:val="020202"/>
+                <w:sz w:val="24"/>
+                <w:szCs w:val="24"/>
+              </w:rPr>
+            </w:pPr>
+            <w:r>
+              <w:rPr>
+                <w:rFonts w:ascii="Consolas" w:hAnsi="Consolas"/>
+                <w:color w:val="020202"/>
+                <w:sz w:val="24"/>
+                <w:szCs w:val="24"/>
+              </w:rPr>
+              <w:t>51 67.25 45.118 11.08   54 91.63 39.203 12.88</w:t>
+            </w:r>
+          </w:p>
+          <w:p>
+            <w:pPr>
+              <w:pStyle w:val="HTMLPreformatted"/>
+              <w:shd w:val="clear" w:color="auto" w:fill="FFFFFF"/>
+              <w:rPr>
+                <w:rFonts w:ascii="Consolas" w:hAnsi="Consolas"/>
+                <w:color w:val="020202"/>
+                <w:sz w:val="24"/>
+                <w:szCs w:val="24"/>
+              </w:rPr>
+            </w:pPr>
+            <w:r>
+              <w:rPr>
+                <w:rFonts w:ascii="Consolas" w:hAnsi="Consolas"/>
+                <w:color w:val="020202"/>
+                <w:sz w:val="24"/>
+                <w:szCs w:val="24"/>
+              </w:rPr>
+              <w:t>51 73.71 45.790 10.47   57 59.08 50.</w:t>
+            </w:r>
+            <w:proofErr w:type="gramStart"/>
+            <w:r>
+              <w:rPr>
+                <w:rFonts w:ascii="Consolas" w:hAnsi="Consolas"/>
+                <w:color w:val="020202"/>
+                <w:sz w:val="24"/>
+                <w:szCs w:val="24"/>
+              </w:rPr>
+              <w:t>545  9.93</w:t>
+            </w:r>
+            <w:proofErr w:type="gramEnd"/>
+          </w:p>
+          <w:p>
+            <w:pPr>
+              <w:pStyle w:val="HTMLPreformatted"/>
+              <w:shd w:val="clear" w:color="auto" w:fill="FFFFFF"/>
+              <w:rPr>
+                <w:rFonts w:ascii="Consolas" w:hAnsi="Consolas"/>
+                <w:color w:val="020202"/>
+                <w:sz w:val="24"/>
+                <w:szCs w:val="24"/>
+              </w:rPr>
+            </w:pPr>
+            <w:r>
+              <w:rPr>
+                <w:rFonts w:ascii="Consolas" w:hAnsi="Consolas"/>
+                <w:color w:val="020202"/>
+                <w:sz w:val="24"/>
+                <w:szCs w:val="24"/>
+              </w:rPr>
+              <w:t>49 76.32 48.</w:t>
+            </w:r>
+            <w:proofErr w:type="gramStart"/>
+            <w:r>
+              <w:rPr>
+                <w:rFonts w:ascii="Consolas" w:hAnsi="Consolas"/>
+                <w:color w:val="020202"/>
+                <w:sz w:val="24"/>
+                <w:szCs w:val="24"/>
+              </w:rPr>
+              <w:t>673  9.40</w:t>
+            </w:r>
+            <w:proofErr w:type="gramEnd"/>
+            <w:r>
+              <w:rPr>
+                <w:rFonts w:ascii="Consolas" w:hAnsi="Consolas"/>
+                <w:color w:val="020202"/>
+                <w:sz w:val="24"/>
+                <w:szCs w:val="24"/>
+              </w:rPr>
+              <w:t xml:space="preserve">   48 61.24 47.920 11.50</w:t>
+            </w:r>
+          </w:p>
+          <w:p>
+            <w:pPr>
+              <w:pStyle w:val="HTMLPreformatted"/>
+              <w:shd w:val="clear" w:color="auto" w:fill="FFFFFF"/>
+              <w:rPr>
+                <w:rFonts w:ascii="Consolas" w:hAnsi="Consolas"/>
+                <w:color w:val="020202"/>
+                <w:sz w:val="24"/>
+                <w:szCs w:val="24"/>
+              </w:rPr>
+            </w:pPr>
+            <w:r>
+              <w:rPr>
+                <w:rFonts w:ascii="Consolas" w:hAnsi="Consolas"/>
+                <w:color w:val="020202"/>
+                <w:sz w:val="24"/>
+                <w:szCs w:val="24"/>
+              </w:rPr>
+              <w:t>52 82.78 47.467 10.50</w:t>
+            </w:r>
+          </w:p>
+          <w:p>
+            <w:r>
+              <w:rPr>
+                <w:rFonts w:ascii="Consolas" w:hAnsi="Consolas"/>
+                <w:color w:val="020202"/>
+                <w:sz w:val="24"/>
+                <w:szCs w:val="24"/>
+              </w:rPr>
               <w:t>;</w:t>
             </w:r>
           </w:p>
@@ -21698,6 +25406,7 @@
               <w:t xml:space="preserve">fitness &lt;- </w:t>
             </w:r>
             <w:proofErr w:type="spellStart"/>
+            <w:proofErr w:type="gramStart"/>
             <w:r>
               <w:rPr>
                 <w:sz w:val="20"/>
@@ -21706,6 +25415,7 @@
               <w:t>read.table</w:t>
             </w:r>
             <w:proofErr w:type="spellEnd"/>
+            <w:proofErr w:type="gramEnd"/>
             <w:r>
               <w:rPr>
                 <w:sz w:val="20"/>
@@ -21780,22 +25490,23 @@
                 <w:sz w:val="20"/>
                 <w:szCs w:val="20"/>
               </w:rPr>
-              <w:t xml:space="preserve">44 85.84 54.297  8.65   </w:t>
-            </w:r>
-          </w:p>
-          <w:p>
-            <w:pPr>
+              <w:t>44 85.84 54.</w:t>
+            </w:r>
+            <w:proofErr w:type="gramStart"/>
+            <w:r>
               <w:rPr>
                 <w:sz w:val="20"/>
                 <w:szCs w:val="20"/>
               </w:rPr>
-            </w:pPr>
+              <w:t>297  8.65</w:t>
+            </w:r>
+            <w:proofErr w:type="gramEnd"/>
             <w:r>
               <w:rPr>
                 <w:sz w:val="20"/>
                 <w:szCs w:val="20"/>
               </w:rPr>
-              <w:t>42 68.15 59.571  8.17</w:t>
+              <w:t xml:space="preserve">   </w:t>
             </w:r>
           </w:p>
           <w:p>
@@ -21810,128 +25521,132 @@
                 <w:sz w:val="20"/>
                 <w:szCs w:val="20"/>
               </w:rPr>
-              <w:t xml:space="preserve">38 89.02 49.874  9.22   </w:t>
-            </w:r>
-          </w:p>
-          <w:p>
-            <w:pPr>
+              <w:t>42 68.15 59.</w:t>
+            </w:r>
+            <w:proofErr w:type="gramStart"/>
+            <w:r>
               <w:rPr>
                 <w:sz w:val="20"/>
                 <w:szCs w:val="20"/>
               </w:rPr>
-            </w:pPr>
-            <w:r>
+              <w:t>571  8.17</w:t>
+            </w:r>
+            <w:proofErr w:type="gramEnd"/>
+          </w:p>
+          <w:p>
+            <w:pPr>
               <w:rPr>
                 <w:sz w:val="20"/>
                 <w:szCs w:val="20"/>
               </w:rPr>
-              <w:t>47 77.45 44.811 11.63</w:t>
-            </w:r>
-          </w:p>
-          <w:p>
-            <w:pPr>
+            </w:pPr>
+            <w:r>
               <w:rPr>
                 <w:sz w:val="20"/>
                 <w:szCs w:val="20"/>
               </w:rPr>
-            </w:pPr>
+              <w:t>38 89.02 49.</w:t>
+            </w:r>
+            <w:proofErr w:type="gramStart"/>
             <w:r>
               <w:rPr>
                 <w:sz w:val="20"/>
                 <w:szCs w:val="20"/>
               </w:rPr>
-              <w:t xml:space="preserve">40 75.98 45.681 11.95   </w:t>
-            </w:r>
-          </w:p>
-          <w:p>
-            <w:pPr>
+              <w:t>874  9.22</w:t>
+            </w:r>
+            <w:proofErr w:type="gramEnd"/>
+            <w:r>
               <w:rPr>
                 <w:sz w:val="20"/>
                 <w:szCs w:val="20"/>
               </w:rPr>
-            </w:pPr>
-            <w:r>
+              <w:t xml:space="preserve">   </w:t>
+            </w:r>
+          </w:p>
+          <w:p>
+            <w:pPr>
               <w:rPr>
                 <w:sz w:val="20"/>
                 <w:szCs w:val="20"/>
               </w:rPr>
-              <w:t>43 81.19 49.091 10.85</w:t>
-            </w:r>
-          </w:p>
-          <w:p>
-            <w:pPr>
+            </w:pPr>
+            <w:r>
               <w:rPr>
                 <w:sz w:val="20"/>
                 <w:szCs w:val="20"/>
               </w:rPr>
-            </w:pPr>
-            <w:r>
+              <w:t>47 77.45 44.811 11.63</w:t>
+            </w:r>
+          </w:p>
+          <w:p>
+            <w:pPr>
               <w:rPr>
                 <w:sz w:val="20"/>
                 <w:szCs w:val="20"/>
               </w:rPr>
-              <w:t xml:space="preserve">44 81.42 39.442 13.08   </w:t>
-            </w:r>
-          </w:p>
-          <w:p>
-            <w:pPr>
+            </w:pPr>
+            <w:r>
               <w:rPr>
                 <w:sz w:val="20"/>
                 <w:szCs w:val="20"/>
               </w:rPr>
-            </w:pPr>
-            <w:r>
+              <w:t xml:space="preserve">40 75.98 45.681 11.95   </w:t>
+            </w:r>
+          </w:p>
+          <w:p>
+            <w:pPr>
               <w:rPr>
                 <w:sz w:val="20"/>
                 <w:szCs w:val="20"/>
               </w:rPr>
-              <w:t>38 81.87 60.055  8.63</w:t>
-            </w:r>
-          </w:p>
-          <w:p>
-            <w:pPr>
+            </w:pPr>
+            <w:r>
               <w:rPr>
                 <w:sz w:val="20"/>
                 <w:szCs w:val="20"/>
               </w:rPr>
-            </w:pPr>
-            <w:r>
+              <w:t>43 81.19 49.091 10.85</w:t>
+            </w:r>
+          </w:p>
+          <w:p>
+            <w:pPr>
               <w:rPr>
                 <w:sz w:val="20"/>
                 <w:szCs w:val="20"/>
               </w:rPr>
-              <w:t xml:space="preserve">44 73.03 50.541 10.13   </w:t>
-            </w:r>
-          </w:p>
-          <w:p>
-            <w:pPr>
+            </w:pPr>
+            <w:r>
               <w:rPr>
                 <w:sz w:val="20"/>
                 <w:szCs w:val="20"/>
               </w:rPr>
-            </w:pPr>
-            <w:r>
+              <w:t xml:space="preserve">44 81.42 39.442 13.08   </w:t>
+            </w:r>
+          </w:p>
+          <w:p>
+            <w:pPr>
               <w:rPr>
                 <w:sz w:val="20"/>
                 <w:szCs w:val="20"/>
               </w:rPr>
-              <w:t>45 87.66 37.388 14.03</w:t>
-            </w:r>
-          </w:p>
-          <w:p>
-            <w:pPr>
+            </w:pPr>
+            <w:r>
               <w:rPr>
                 <w:sz w:val="20"/>
                 <w:szCs w:val="20"/>
               </w:rPr>
-            </w:pPr>
+              <w:t>38 81.87 60.</w:t>
+            </w:r>
+            <w:proofErr w:type="gramStart"/>
             <w:r>
               <w:rPr>
                 <w:sz w:val="20"/>
                 <w:szCs w:val="20"/>
               </w:rPr>
-              <w:t xml:space="preserve">45 66.45 44.754 11.12   </w:t>
-            </w:r>
+              <w:t>055  8.63</w:t>
+            </w:r>
+            <w:proofErr w:type="gramEnd"/>
           </w:p>
           <w:p>
             <w:pPr>
@@ -21945,7 +25660,7 @@
                 <w:sz w:val="20"/>
                 <w:szCs w:val="20"/>
               </w:rPr>
-              <w:t>47 79.15 47.273 10.60</w:t>
+              <w:t xml:space="preserve">44 73.03 50.541 10.13   </w:t>
             </w:r>
           </w:p>
           <w:p>
@@ -21960,7 +25675,7 @@
                 <w:sz w:val="20"/>
                 <w:szCs w:val="20"/>
               </w:rPr>
-              <w:t xml:space="preserve">54 83.12 51.855 10.33   </w:t>
+              <w:t>45 87.66 37.388 14.03</w:t>
             </w:r>
           </w:p>
           <w:p>
@@ -21975,7 +25690,7 @@
                 <w:sz w:val="20"/>
                 <w:szCs w:val="20"/>
               </w:rPr>
-              <w:t>49 81.42 49.156  8.95</w:t>
+              <w:t xml:space="preserve">45 66.45 44.754 11.12   </w:t>
             </w:r>
           </w:p>
           <w:p>
@@ -21990,7 +25705,7 @@
                 <w:sz w:val="20"/>
                 <w:szCs w:val="20"/>
               </w:rPr>
-              <w:t xml:space="preserve">51 69.63 40.836 10.95   </w:t>
+              <w:t>47 79.15 47.273 10.60</w:t>
             </w:r>
           </w:p>
           <w:p>
@@ -22005,7 +25720,7 @@
                 <w:sz w:val="20"/>
                 <w:szCs w:val="20"/>
               </w:rPr>
-              <w:t>51 77.91 46.672 10.00</w:t>
+              <w:t xml:space="preserve">54 83.12 51.855 10.33   </w:t>
             </w:r>
           </w:p>
           <w:p>
@@ -22020,157 +25735,261 @@
                 <w:sz w:val="20"/>
                 <w:szCs w:val="20"/>
               </w:rPr>
-              <w:t xml:space="preserve">48 91.63 46.774 10.25   </w:t>
-            </w:r>
-          </w:p>
-          <w:p>
-            <w:pPr>
+              <w:t>49 81.42 49.</w:t>
+            </w:r>
+            <w:proofErr w:type="gramStart"/>
+            <w:r>
               <w:rPr>
                 <w:sz w:val="20"/>
                 <w:szCs w:val="20"/>
               </w:rPr>
-            </w:pPr>
-            <w:r>
+              <w:t>156  8.95</w:t>
+            </w:r>
+            <w:proofErr w:type="gramEnd"/>
+          </w:p>
+          <w:p>
+            <w:pPr>
               <w:rPr>
                 <w:sz w:val="20"/>
                 <w:szCs w:val="20"/>
               </w:rPr>
-              <w:t>49 73.37 50.388 10.08</w:t>
-            </w:r>
-          </w:p>
-          <w:p>
-            <w:pPr>
+            </w:pPr>
+            <w:r>
               <w:rPr>
                 <w:sz w:val="20"/>
                 <w:szCs w:val="20"/>
               </w:rPr>
-            </w:pPr>
-            <w:r>
+              <w:t xml:space="preserve">51 69.63 40.836 10.95   </w:t>
+            </w:r>
+          </w:p>
+          <w:p>
+            <w:pPr>
               <w:rPr>
                 <w:sz w:val="20"/>
                 <w:szCs w:val="20"/>
               </w:rPr>
-              <w:t xml:space="preserve">57 73.37 39.407 12.63   </w:t>
-            </w:r>
-          </w:p>
-          <w:p>
-            <w:pPr>
+            </w:pPr>
+            <w:r>
               <w:rPr>
                 <w:sz w:val="20"/>
                 <w:szCs w:val="20"/>
               </w:rPr>
-            </w:pPr>
-            <w:r>
+              <w:t>51 77.91 46.672 10.00</w:t>
+            </w:r>
+          </w:p>
+          <w:p>
+            <w:pPr>
               <w:rPr>
                 <w:sz w:val="20"/>
                 <w:szCs w:val="20"/>
               </w:rPr>
-              <w:t>54 79.38 46.080 11.17</w:t>
-            </w:r>
-          </w:p>
-          <w:p>
-            <w:pPr>
+            </w:pPr>
+            <w:r>
               <w:rPr>
                 <w:sz w:val="20"/>
                 <w:szCs w:val="20"/>
               </w:rPr>
-            </w:pPr>
-            <w:r>
+              <w:t xml:space="preserve">48 91.63 46.774 10.25   </w:t>
+            </w:r>
+          </w:p>
+          <w:p>
+            <w:pPr>
               <w:rPr>
                 <w:sz w:val="20"/>
                 <w:szCs w:val="20"/>
               </w:rPr>
-              <w:t xml:space="preserve">52 76.32 45.441  9.63   </w:t>
-            </w:r>
-          </w:p>
-          <w:p>
-            <w:pPr>
+            </w:pPr>
+            <w:r>
               <w:rPr>
                 <w:sz w:val="20"/>
                 <w:szCs w:val="20"/>
               </w:rPr>
-            </w:pPr>
-            <w:r>
+              <w:t>49 73.37 50.388 10.08</w:t>
+            </w:r>
+          </w:p>
+          <w:p>
+            <w:pPr>
               <w:rPr>
                 <w:sz w:val="20"/>
                 <w:szCs w:val="20"/>
               </w:rPr>
-              <w:t>50 70.87 54.625  8.92</w:t>
-            </w:r>
-          </w:p>
-          <w:p>
-            <w:pPr>
+            </w:pPr>
+            <w:r>
               <w:rPr>
                 <w:sz w:val="20"/>
                 <w:szCs w:val="20"/>
               </w:rPr>
-            </w:pPr>
-            <w:r>
+              <w:t xml:space="preserve">57 73.37 39.407 12.63   </w:t>
+            </w:r>
+          </w:p>
+          <w:p>
+            <w:pPr>
               <w:rPr>
                 <w:sz w:val="20"/>
                 <w:szCs w:val="20"/>
               </w:rPr>
-              <w:t xml:space="preserve">51 67.25 45.118 11.08   </w:t>
-            </w:r>
-          </w:p>
-          <w:p>
-            <w:pPr>
+            </w:pPr>
+            <w:r>
               <w:rPr>
                 <w:sz w:val="20"/>
                 <w:szCs w:val="20"/>
               </w:rPr>
-            </w:pPr>
-            <w:r>
+              <w:t>54 79.38 46.080 11.17</w:t>
+            </w:r>
+          </w:p>
+          <w:p>
+            <w:pPr>
               <w:rPr>
                 <w:sz w:val="20"/>
                 <w:szCs w:val="20"/>
               </w:rPr>
-              <w:t>54 91.63 39.203 12.88</w:t>
-            </w:r>
-          </w:p>
-          <w:p>
-            <w:pPr>
+            </w:pPr>
+            <w:r>
               <w:rPr>
                 <w:sz w:val="20"/>
                 <w:szCs w:val="20"/>
               </w:rPr>
-            </w:pPr>
+              <w:t>52 76.32 45.</w:t>
+            </w:r>
+            <w:proofErr w:type="gramStart"/>
             <w:r>
               <w:rPr>
                 <w:sz w:val="20"/>
                 <w:szCs w:val="20"/>
               </w:rPr>
-              <w:t xml:space="preserve">51 73.71 45.790 10.47   </w:t>
-            </w:r>
-          </w:p>
-          <w:p>
-            <w:pPr>
+              <w:t>441  9.63</w:t>
+            </w:r>
+            <w:proofErr w:type="gramEnd"/>
+            <w:r>
               <w:rPr>
                 <w:sz w:val="20"/>
                 <w:szCs w:val="20"/>
               </w:rPr>
-            </w:pPr>
-            <w:r>
+              <w:t xml:space="preserve">   </w:t>
+            </w:r>
+          </w:p>
+          <w:p>
+            <w:pPr>
               <w:rPr>
                 <w:sz w:val="20"/>
                 <w:szCs w:val="20"/>
               </w:rPr>
-              <w:t>57 59.08 50.545  9.93</w:t>
-            </w:r>
-          </w:p>
-          <w:p>
-            <w:pPr>
+            </w:pPr>
+            <w:r>
               <w:rPr>
                 <w:sz w:val="20"/>
                 <w:szCs w:val="20"/>
               </w:rPr>
-            </w:pPr>
+              <w:t>50 70.87 54.</w:t>
+            </w:r>
+            <w:proofErr w:type="gramStart"/>
             <w:r>
               <w:rPr>
                 <w:sz w:val="20"/>
                 <w:szCs w:val="20"/>
               </w:rPr>
-              <w:t xml:space="preserve">49 76.32 48.673  9.40  </w:t>
+              <w:t>625  8.92</w:t>
+            </w:r>
+            <w:proofErr w:type="gramEnd"/>
+          </w:p>
+          <w:p>
+            <w:pPr>
+              <w:rPr>
+                <w:sz w:val="20"/>
+                <w:szCs w:val="20"/>
+              </w:rPr>
+            </w:pPr>
+            <w:r>
+              <w:rPr>
+                <w:sz w:val="20"/>
+                <w:szCs w:val="20"/>
+              </w:rPr>
+              <w:t xml:space="preserve">51 67.25 45.118 11.08   </w:t>
+            </w:r>
+          </w:p>
+          <w:p>
+            <w:pPr>
+              <w:rPr>
+                <w:sz w:val="20"/>
+                <w:szCs w:val="20"/>
+              </w:rPr>
+            </w:pPr>
+            <w:r>
+              <w:rPr>
+                <w:sz w:val="20"/>
+                <w:szCs w:val="20"/>
+              </w:rPr>
+              <w:t>54 91.63 39.203 12.88</w:t>
+            </w:r>
+          </w:p>
+          <w:p>
+            <w:pPr>
+              <w:rPr>
+                <w:sz w:val="20"/>
+                <w:szCs w:val="20"/>
+              </w:rPr>
+            </w:pPr>
+            <w:r>
+              <w:rPr>
+                <w:sz w:val="20"/>
+                <w:szCs w:val="20"/>
+              </w:rPr>
+              <w:t xml:space="preserve">51 73.71 45.790 10.47   </w:t>
+            </w:r>
+          </w:p>
+          <w:p>
+            <w:pPr>
+              <w:rPr>
+                <w:sz w:val="20"/>
+                <w:szCs w:val="20"/>
+              </w:rPr>
+            </w:pPr>
+            <w:r>
+              <w:rPr>
+                <w:sz w:val="20"/>
+                <w:szCs w:val="20"/>
+              </w:rPr>
+              <w:t>57 59.08 50.</w:t>
+            </w:r>
+            <w:proofErr w:type="gramStart"/>
+            <w:r>
+              <w:rPr>
+                <w:sz w:val="20"/>
+                <w:szCs w:val="20"/>
+              </w:rPr>
+              <w:t>545  9.93</w:t>
+            </w:r>
+            <w:proofErr w:type="gramEnd"/>
+          </w:p>
+          <w:p>
+            <w:pPr>
+              <w:rPr>
+                <w:sz w:val="20"/>
+                <w:szCs w:val="20"/>
+              </w:rPr>
+            </w:pPr>
+            <w:r>
+              <w:rPr>
+                <w:sz w:val="20"/>
+                <w:szCs w:val="20"/>
+              </w:rPr>
+              <w:t>49 76.32 48.</w:t>
+            </w:r>
+            <w:proofErr w:type="gramStart"/>
+            <w:r>
+              <w:rPr>
+                <w:sz w:val="20"/>
+                <w:szCs w:val="20"/>
+              </w:rPr>
+              <w:t>673  9.40</w:t>
+            </w:r>
+            <w:proofErr w:type="gramEnd"/>
+            <w:r>
+              <w:rPr>
+                <w:sz w:val="20"/>
+                <w:szCs w:val="20"/>
+              </w:rPr>
+              <w:t xml:space="preserve">  </w:t>
             </w:r>
           </w:p>
           <w:p>
@@ -22387,7 +26206,7 @@
                           <pic:cNvPicPr/>
                         </pic:nvPicPr>
                         <pic:blipFill>
-                          <a:blip r:embed="rId100"/>
+                          <a:blip r:embed="rId101"/>
                           <a:stretch>
                             <a:fillRect/>
                           </a:stretch>
@@ -22446,11 +26265,19 @@
           <w:p>
             <w:proofErr w:type="spellStart"/>
             <w:r>
-              <w:t>proc_reg</w:t>
-            </w:r>
-            <w:proofErr w:type="spellEnd"/>
-            <w:r>
-              <w:t xml:space="preserve">(fitness, </w:t>
+              <w:t>proc_</w:t>
+            </w:r>
+            <w:proofErr w:type="gramStart"/>
+            <w:r>
+              <w:t>reg</w:t>
+            </w:r>
+            <w:proofErr w:type="spellEnd"/>
+            <w:r>
+              <w:t>(</w:t>
+            </w:r>
+            <w:proofErr w:type="gramEnd"/>
+            <w:r>
+              <w:t xml:space="preserve">fitness, </w:t>
             </w:r>
           </w:p>
           <w:p>
@@ -22492,7 +26319,7 @@
                           <pic:cNvPicPr/>
                         </pic:nvPicPr>
                         <pic:blipFill>
-                          <a:blip r:embed="rId101"/>
+                          <a:blip r:embed="rId102"/>
                           <a:stretch>
                             <a:fillRect/>
                           </a:stretch>
@@ -22778,7 +26605,7 @@
                           <pic:cNvPicPr/>
                         </pic:nvPicPr>
                         <pic:blipFill>
-                          <a:blip r:embed="rId102"/>
+                          <a:blip r:embed="rId103"/>
                           <a:stretch>
                             <a:fillRect/>
                           </a:stretch>
@@ -22837,11 +26664,19 @@
           <w:p>
             <w:proofErr w:type="spellStart"/>
             <w:r>
-              <w:t>proc_reg</w:t>
-            </w:r>
-            <w:proofErr w:type="spellEnd"/>
-            <w:r>
-              <w:t xml:space="preserve">(fitness, </w:t>
+              <w:t>proc_</w:t>
+            </w:r>
+            <w:proofErr w:type="gramStart"/>
+            <w:r>
+              <w:t>reg</w:t>
+            </w:r>
+            <w:proofErr w:type="spellEnd"/>
+            <w:r>
+              <w:t>(</w:t>
+            </w:r>
+            <w:proofErr w:type="gramEnd"/>
+            <w:r>
+              <w:t xml:space="preserve">fitness, </w:t>
             </w:r>
           </w:p>
           <w:p>
@@ -22896,7 +26731,7 @@
                           <pic:cNvPicPr/>
                         </pic:nvPicPr>
                         <pic:blipFill>
-                          <a:blip r:embed="rId103"/>
+                          <a:blip r:embed="rId104"/>
                           <a:stretch>
                             <a:fillRect/>
                           </a:stretch>
@@ -23211,7 +27046,7 @@
                           <pic:cNvPicPr/>
                         </pic:nvPicPr>
                         <pic:blipFill>
-                          <a:blip r:embed="rId104"/>
+                          <a:blip r:embed="rId105"/>
                           <a:stretch>
                             <a:fillRect/>
                           </a:stretch>
@@ -23270,11 +27105,19 @@
           <w:p>
             <w:proofErr w:type="spellStart"/>
             <w:r>
-              <w:t>proc_reg</w:t>
-            </w:r>
-            <w:proofErr w:type="spellEnd"/>
-            <w:r>
-              <w:t xml:space="preserve">(fitness, </w:t>
+              <w:t>proc_</w:t>
+            </w:r>
+            <w:proofErr w:type="gramStart"/>
+            <w:r>
+              <w:t>reg</w:t>
+            </w:r>
+            <w:proofErr w:type="spellEnd"/>
+            <w:r>
+              <w:t>(</w:t>
+            </w:r>
+            <w:proofErr w:type="gramEnd"/>
+            <w:r>
+              <w:t xml:space="preserve">fitness, </w:t>
             </w:r>
           </w:p>
           <w:p>
@@ -23316,7 +27159,7 @@
                           <pic:cNvPicPr/>
                         </pic:nvPicPr>
                         <pic:blipFill>
-                          <a:blip r:embed="rId105"/>
+                          <a:blip r:embed="rId106"/>
                           <a:stretch>
                             <a:fillRect/>
                           </a:stretch>
@@ -23654,7 +27497,7 @@
                           <pic:cNvPicPr/>
                         </pic:nvPicPr>
                         <pic:blipFill>
-                          <a:blip r:embed="rId106"/>
+                          <a:blip r:embed="rId107"/>
                           <a:stretch>
                             <a:fillRect/>
                           </a:stretch>
@@ -23713,11 +27556,19 @@
           <w:p>
             <w:proofErr w:type="spellStart"/>
             <w:r>
-              <w:t>proc_reg</w:t>
-            </w:r>
-            <w:proofErr w:type="spellEnd"/>
-            <w:r>
-              <w:t xml:space="preserve">(fitness, </w:t>
+              <w:t>proc_</w:t>
+            </w:r>
+            <w:proofErr w:type="gramStart"/>
+            <w:r>
+              <w:t>reg</w:t>
+            </w:r>
+            <w:proofErr w:type="spellEnd"/>
+            <w:r>
+              <w:t>(</w:t>
+            </w:r>
+            <w:proofErr w:type="gramEnd"/>
+            <w:r>
+              <w:t xml:space="preserve">fitness, </w:t>
             </w:r>
           </w:p>
           <w:p>
@@ -23759,7 +27610,7 @@
                           <pic:cNvPicPr/>
                         </pic:nvPicPr>
                         <pic:blipFill>
-                          <a:blip r:embed="rId107"/>
+                          <a:blip r:embed="rId108"/>
                           <a:stretch>
                             <a:fillRect/>
                           </a:stretch>
@@ -24060,7 +27911,7 @@
                           <pic:cNvPicPr/>
                         </pic:nvPicPr>
                         <pic:blipFill>
-                          <a:blip r:embed="rId108"/>
+                          <a:blip r:embed="rId109"/>
                           <a:stretch>
                             <a:fillRect/>
                           </a:stretch>
@@ -24120,11 +27971,19 @@
             <w:proofErr w:type="spellStart"/>
             <w:r>
               <w:lastRenderedPageBreak/>
-              <w:t>proc_reg</w:t>
-            </w:r>
-            <w:proofErr w:type="spellEnd"/>
-            <w:r>
-              <w:t xml:space="preserve">(fitness, </w:t>
+              <w:t>proc_</w:t>
+            </w:r>
+            <w:proofErr w:type="gramStart"/>
+            <w:r>
+              <w:t>reg</w:t>
+            </w:r>
+            <w:proofErr w:type="spellEnd"/>
+            <w:r>
+              <w:t>(</w:t>
+            </w:r>
+            <w:proofErr w:type="gramEnd"/>
+            <w:r>
+              <w:t xml:space="preserve">fitness, </w:t>
             </w:r>
           </w:p>
           <w:p>
@@ -24174,7 +28033,7 @@
                           <pic:cNvPicPr/>
                         </pic:nvPicPr>
                         <pic:blipFill>
-                          <a:blip r:embed="rId109"/>
+                          <a:blip r:embed="rId110"/>
                           <a:stretch>
                             <a:fillRect/>
                           </a:stretch>
@@ -24767,7 +28626,7 @@
                           <pic:cNvPicPr/>
                         </pic:nvPicPr>
                         <pic:blipFill>
-                          <a:blip r:embed="rId110"/>
+                          <a:blip r:embed="rId111"/>
                           <a:stretch>
                             <a:fillRect/>
                           </a:stretch>
@@ -24813,7 +28672,7 @@
                           <pic:cNvPicPr/>
                         </pic:nvPicPr>
                         <pic:blipFill>
-                          <a:blip r:embed="rId111"/>
+                          <a:blip r:embed="rId112"/>
                           <a:stretch>
                             <a:fillRect/>
                           </a:stretch>
@@ -24879,6 +28738,7 @@
               <w:t xml:space="preserve">fitness2$AgeCat &lt;- </w:t>
             </w:r>
             <w:proofErr w:type="spellStart"/>
+            <w:proofErr w:type="gramStart"/>
             <w:r>
               <w:t>ifelse</w:t>
             </w:r>
@@ -24887,6 +28747,7 @@
               <w:t>(</w:t>
             </w:r>
             <w:proofErr w:type="spellStart"/>
+            <w:proofErr w:type="gramEnd"/>
             <w:r>
               <w:t>fitness$Age</w:t>
             </w:r>
@@ -24904,11 +28765,19 @@
           <w:p>
             <w:proofErr w:type="spellStart"/>
             <w:r>
-              <w:t>proc_reg</w:t>
-            </w:r>
-            <w:proofErr w:type="spellEnd"/>
-            <w:r>
-              <w:t xml:space="preserve">(fitness2, </w:t>
+              <w:t>proc_</w:t>
+            </w:r>
+            <w:proofErr w:type="gramStart"/>
+            <w:r>
+              <w:t>reg</w:t>
+            </w:r>
+            <w:proofErr w:type="spellEnd"/>
+            <w:r>
+              <w:t>(</w:t>
+            </w:r>
+            <w:proofErr w:type="gramEnd"/>
+            <w:r>
+              <w:t xml:space="preserve">fitness2, </w:t>
             </w:r>
           </w:p>
           <w:p>
@@ -24963,7 +28832,7 @@
                           <pic:cNvPicPr/>
                         </pic:nvPicPr>
                         <pic:blipFill>
-                          <a:blip r:embed="rId112"/>
+                          <a:blip r:embed="rId113"/>
                           <a:stretch>
                             <a:fillRect/>
                           </a:stretch>
@@ -25009,7 +28878,7 @@
                           <pic:cNvPicPr/>
                         </pic:nvPicPr>
                         <pic:blipFill>
-                          <a:blip r:embed="rId113"/>
+                          <a:blip r:embed="rId114"/>
                           <a:stretch>
                             <a:fillRect/>
                           </a:stretch>
@@ -25290,7 +29159,7 @@
                           <pic:cNvPicPr/>
                         </pic:nvPicPr>
                         <pic:blipFill>
-                          <a:blip r:embed="rId114"/>
+                          <a:blip r:embed="rId115"/>
                           <a:stretch>
                             <a:fillRect/>
                           </a:stretch>
@@ -25349,11 +29218,19 @@
           <w:p>
             <w:proofErr w:type="spellStart"/>
             <w:r>
-              <w:t>proc_reg</w:t>
-            </w:r>
-            <w:proofErr w:type="spellEnd"/>
-            <w:r>
-              <w:t xml:space="preserve">(fitness, </w:t>
+              <w:t>proc_</w:t>
+            </w:r>
+            <w:proofErr w:type="gramStart"/>
+            <w:r>
+              <w:t>reg</w:t>
+            </w:r>
+            <w:proofErr w:type="spellEnd"/>
+            <w:r>
+              <w:t>(</w:t>
+            </w:r>
+            <w:proofErr w:type="gramEnd"/>
+            <w:r>
+              <w:t xml:space="preserve">fitness, </w:t>
             </w:r>
           </w:p>
           <w:p>
@@ -25398,7 +29275,7 @@
                           <pic:cNvPicPr/>
                         </pic:nvPicPr>
                         <pic:blipFill>
-                          <a:blip r:embed="rId115"/>
+                          <a:blip r:embed="rId116"/>
                           <a:stretch>
                             <a:fillRect/>
                           </a:stretch>
@@ -25687,7 +29564,7 @@
                           <pic:cNvPicPr/>
                         </pic:nvPicPr>
                         <pic:blipFill>
-                          <a:blip r:embed="rId116"/>
+                          <a:blip r:embed="rId117"/>
                           <a:stretch>
                             <a:fillRect/>
                           </a:stretch>
@@ -25746,11 +29623,19 @@
           <w:p>
             <w:proofErr w:type="spellStart"/>
             <w:r>
-              <w:t>proc_reg</w:t>
-            </w:r>
-            <w:proofErr w:type="spellEnd"/>
-            <w:r>
-              <w:t xml:space="preserve">(fitness, </w:t>
+              <w:t>proc_</w:t>
+            </w:r>
+            <w:proofErr w:type="gramStart"/>
+            <w:r>
+              <w:t>reg</w:t>
+            </w:r>
+            <w:proofErr w:type="spellEnd"/>
+            <w:r>
+              <w:t>(</w:t>
+            </w:r>
+            <w:proofErr w:type="gramEnd"/>
+            <w:r>
+              <w:t xml:space="preserve">fitness, </w:t>
             </w:r>
           </w:p>
           <w:p>
@@ -25763,11 +29648,16 @@
             </w:r>
             <w:proofErr w:type="spellEnd"/>
             <w:r>
-              <w:t xml:space="preserve"> + Age + Weight </w:t>
+              <w:t xml:space="preserve"> + Age + </w:t>
+            </w:r>
+            <w:proofErr w:type="gramStart"/>
+            <w:r>
+              <w:t xml:space="preserve">Weight </w:t>
             </w:r>
             <w:r>
               <w:t>)</w:t>
             </w:r>
+            <w:proofErr w:type="gramEnd"/>
           </w:p>
         </w:tc>
         <w:tc>
@@ -25795,7 +29685,7 @@
                           <pic:cNvPicPr/>
                         </pic:nvPicPr>
                         <pic:blipFill>
-                          <a:blip r:embed="rId117"/>
+                          <a:blip r:embed="rId118"/>
                           <a:stretch>
                             <a:fillRect/>
                           </a:stretch>

--- a/Procs_Validation.docx
+++ b/Procs_Validation.docx
@@ -304,7 +304,7 @@
         <w:t>2</w:t>
       </w:r>
       <w:r>
-        <w:t>5</w:t>
+        <w:t>7</w:t>
       </w:r>
       <w:r>
         <w:t>/202</w:t>
@@ -1190,7 +1190,7 @@
               <w:t>2026/02/2</w:t>
             </w:r>
             <w:r>
-              <w:t>5</w:t>
+              <w:t>7</w:t>
             </w:r>
           </w:p>
         </w:tc>
@@ -16123,6 +16123,268 @@
       <w:tr>
         <w:tc>
           <w:tcPr>
+            <w:tcW w:w="4754" w:type="dxa"/>
+          </w:tcPr>
+          <w:p>
+            <w:pPr>
+              <w:rPr>
+                <w:b/>
+                <w:bCs/>
+              </w:rPr>
+            </w:pPr>
+            <w:r>
+              <w:rPr>
+                <w:b/>
+                <w:bCs/>
+              </w:rPr>
+              <w:t>SAS Data</w:t>
+            </w:r>
+          </w:p>
+        </w:tc>
+        <w:tc>
+          <w:tcPr>
+            <w:tcW w:w="8196" w:type="dxa"/>
+          </w:tcPr>
+          <w:p>
+            <w:pPr>
+              <w:rPr>
+                <w:b/>
+                <w:bCs/>
+              </w:rPr>
+            </w:pPr>
+            <w:r>
+              <w:rPr>
+                <w:b/>
+                <w:bCs/>
+              </w:rPr>
+              <w:t>R Data</w:t>
+            </w:r>
+          </w:p>
+        </w:tc>
+      </w:tr>
+      <w:tr>
+        <w:tc>
+          <w:tcPr>
+            <w:tcW w:w="4754" w:type="dxa"/>
+          </w:tcPr>
+          <w:p>
+            <w:r>
+              <w:t>data dat2;</w:t>
+            </w:r>
+          </w:p>
+          <w:p>
+            <w:r>
+              <w:t>input Name $ Assessment $ Score Weight;</w:t>
+            </w:r>
+          </w:p>
+          <w:p>
+            <w:proofErr w:type="spellStart"/>
+            <w:r>
+              <w:t>datalines</w:t>
+            </w:r>
+            <w:proofErr w:type="spellEnd"/>
+            <w:r>
+              <w:t>;</w:t>
+            </w:r>
+          </w:p>
+          <w:p>
+            <w:r>
+              <w:t>Smith     Quiz1          85      0.05</w:t>
+            </w:r>
+          </w:p>
+          <w:p>
+            <w:r>
+              <w:t>Smith     Quiz2          25      0.05</w:t>
+            </w:r>
+          </w:p>
+          <w:p>
+            <w:r>
+              <w:t>Smith     Midterm        85      0.35</w:t>
+            </w:r>
+          </w:p>
+          <w:p>
+            <w:r>
+              <w:t xml:space="preserve">Smith     Quiz3        </w:t>
+            </w:r>
+            <w:proofErr w:type="gramStart"/>
+            <w:r>
+              <w:t xml:space="preserve">  .</w:t>
+            </w:r>
+            <w:proofErr w:type="gramEnd"/>
+            <w:r>
+              <w:t xml:space="preserve">       0.05</w:t>
+            </w:r>
+          </w:p>
+          <w:p>
+            <w:r>
+              <w:t>Smith     Quiz4          62      0.05</w:t>
+            </w:r>
+          </w:p>
+          <w:p>
+            <w:r>
+              <w:t>Smith     Final          93      0.45</w:t>
+            </w:r>
+          </w:p>
+          <w:p>
+            <w:r>
+              <w:t>Wang      Quiz1         100      0.05</w:t>
+            </w:r>
+          </w:p>
+          <w:p>
+            <w:r>
+              <w:t>Wang      Quiz2          96      0.05</w:t>
+            </w:r>
+          </w:p>
+          <w:p>
+            <w:r>
+              <w:t>Wang      Midterm        98      0.35</w:t>
+            </w:r>
+          </w:p>
+          <w:p>
+            <w:r>
+              <w:t>Wang      Quiz3         105      0.05</w:t>
+            </w:r>
+          </w:p>
+          <w:p>
+            <w:r>
+              <w:t xml:space="preserve">Wang      Quiz4          87    </w:t>
+            </w:r>
+            <w:proofErr w:type="gramStart"/>
+            <w:r>
+              <w:t xml:space="preserve">  .</w:t>
+            </w:r>
+            <w:proofErr w:type="gramEnd"/>
+          </w:p>
+          <w:p>
+            <w:r>
+              <w:t>Wang      Final          96      0.45</w:t>
+            </w:r>
+          </w:p>
+          <w:p>
+            <w:r>
+              <w:t>;</w:t>
+            </w:r>
+          </w:p>
+          <w:p>
+            <w:pPr>
+              <w:rPr>
+                <w:b/>
+                <w:bCs/>
+              </w:rPr>
+            </w:pPr>
+            <w:r>
+              <w:t>run;</w:t>
+            </w:r>
+          </w:p>
+        </w:tc>
+        <w:tc>
+          <w:tcPr>
+            <w:tcW w:w="8196" w:type="dxa"/>
+          </w:tcPr>
+          <w:p>
+            <w:r>
+              <w:t xml:space="preserve"> </w:t>
+            </w:r>
+            <w:r>
+              <w:t xml:space="preserve">dat2 &lt;- </w:t>
+            </w:r>
+            <w:proofErr w:type="spellStart"/>
+            <w:proofErr w:type="gramStart"/>
+            <w:r>
+              <w:t>read.table</w:t>
+            </w:r>
+            <w:proofErr w:type="spellEnd"/>
+            <w:proofErr w:type="gramEnd"/>
+            <w:r>
+              <w:t>(header = TRUE, text = '</w:t>
+            </w:r>
+          </w:p>
+          <w:p>
+            <w:r>
+              <w:t xml:space="preserve">                Name      Assessment     Score   Weight</w:t>
+            </w:r>
+          </w:p>
+          <w:p>
+            <w:r>
+              <w:t xml:space="preserve">                Smith     Quiz1          85      0.05</w:t>
+            </w:r>
+          </w:p>
+          <w:p>
+            <w:r>
+              <w:t xml:space="preserve">                Smith     Quiz2          25      0.05</w:t>
+            </w:r>
+          </w:p>
+          <w:p>
+            <w:r>
+              <w:t xml:space="preserve">                Smith     Midterm        85      0.35</w:t>
+            </w:r>
+          </w:p>
+          <w:p>
+            <w:r>
+              <w:t xml:space="preserve">                Smith     Quiz3           NA      0.05</w:t>
+            </w:r>
+          </w:p>
+          <w:p>
+            <w:r>
+              <w:t xml:space="preserve">                Smith     Quiz4          62      0.05</w:t>
+            </w:r>
+          </w:p>
+          <w:p>
+            <w:r>
+              <w:t xml:space="preserve">                Smith     Final          93      0.45</w:t>
+            </w:r>
+          </w:p>
+          <w:p>
+            <w:r>
+              <w:t xml:space="preserve">                Wang      Quiz1         100      0.05</w:t>
+            </w:r>
+          </w:p>
+          <w:p>
+            <w:r>
+              <w:t xml:space="preserve">                Wang      Quiz2          96      0.05</w:t>
+            </w:r>
+          </w:p>
+          <w:p>
+            <w:r>
+              <w:t xml:space="preserve">                Wang      Midterm        98      0.35</w:t>
+            </w:r>
+          </w:p>
+          <w:p>
+            <w:r>
+              <w:t xml:space="preserve">                Wang      Quiz3         105      0.05</w:t>
+            </w:r>
+          </w:p>
+          <w:p>
+            <w:r>
+              <w:t xml:space="preserve">                Wang      Quiz4          87      NA</w:t>
+            </w:r>
+          </w:p>
+          <w:p>
+            <w:r>
+              <w:t xml:space="preserve">                Wang      Final          96      0.45')</w:t>
+            </w:r>
+          </w:p>
+        </w:tc>
+      </w:tr>
+    </w:tbl>
+    <w:p>
+      <w:r>
+        <w:br w:type="page"/>
+      </w:r>
+    </w:p>
+    <w:tbl>
+      <w:tblPr>
+        <w:tblStyle w:val="TableGrid"/>
+        <w:tblW w:w="0" w:type="auto"/>
+        <w:tblLook w:val="04A0" w:firstRow="1" w:lastRow="0" w:firstColumn="1" w:lastColumn="0" w:noHBand="0" w:noVBand="1"/>
+      </w:tblPr>
+      <w:tblGrid>
+        <w:gridCol w:w="4754"/>
+        <w:gridCol w:w="8196"/>
+      </w:tblGrid>
+      <w:tr>
+        <w:tc>
+          <w:tcPr>
             <w:tcW w:w="6726" w:type="dxa"/>
           </w:tcPr>
           <w:p>
@@ -16137,7 +16399,8 @@
                 <w:b/>
                 <w:bCs/>
               </w:rPr>
-              <w:t>SAS Data</w:t>
+              <w:lastRenderedPageBreak/>
+              <w:t>SAS Code and Output</w:t>
             </w:r>
           </w:p>
         </w:tc>
@@ -16152,13 +16415,6 @@
                 <w:bCs/>
               </w:rPr>
             </w:pPr>
-            <w:r>
-              <w:rPr>
-                <w:b/>
-                <w:bCs/>
-              </w:rPr>
-              <w:t>R Data</w:t>
-            </w:r>
           </w:p>
         </w:tc>
       </w:tr>
@@ -16169,109 +16425,41 @@
           </w:tcPr>
           <w:p>
             <w:r>
-              <w:t>data dat2;</w:t>
-            </w:r>
-          </w:p>
-          <w:p>
-            <w:r>
-              <w:t>input Name $ Assessment $ Score Weight;</w:t>
-            </w:r>
-          </w:p>
-          <w:p>
-            <w:proofErr w:type="spellStart"/>
-            <w:r>
-              <w:t>datalines</w:t>
-            </w:r>
-            <w:proofErr w:type="spellEnd"/>
-            <w:r>
-              <w:t>;</w:t>
-            </w:r>
-          </w:p>
-          <w:p>
-            <w:r>
-              <w:t>Smith     Quiz1          85      0.05</w:t>
-            </w:r>
-          </w:p>
-          <w:p>
-            <w:r>
-              <w:t>Smith     Quiz2          25      0.05</w:t>
-            </w:r>
-          </w:p>
-          <w:p>
-            <w:r>
-              <w:t>Smith     Midterm        85      0.35</w:t>
-            </w:r>
-          </w:p>
-          <w:p>
-            <w:r>
-              <w:t xml:space="preserve">Smith     Quiz3        </w:t>
-            </w:r>
-            <w:proofErr w:type="gramStart"/>
-            <w:r>
-              <w:t xml:space="preserve">  .</w:t>
-            </w:r>
-            <w:proofErr w:type="gramEnd"/>
-            <w:r>
-              <w:t xml:space="preserve">       0.05</w:t>
-            </w:r>
-          </w:p>
-          <w:p>
-            <w:r>
-              <w:t>Smith     Quiz4          62      0.05</w:t>
-            </w:r>
-          </w:p>
-          <w:p>
-            <w:r>
-              <w:t>Smith     Final          93      0.45</w:t>
-            </w:r>
-          </w:p>
-          <w:p>
-            <w:r>
-              <w:t>Wang      Quiz1         100      0.05</w:t>
-            </w:r>
-          </w:p>
-          <w:p>
-            <w:r>
-              <w:t>Wang      Quiz2          96      0.05</w:t>
-            </w:r>
-          </w:p>
-          <w:p>
-            <w:r>
-              <w:t>Wang      Midterm        98      0.35</w:t>
-            </w:r>
-          </w:p>
-          <w:p>
-            <w:r>
-              <w:t>Wang      Quiz3         105      0.05</w:t>
-            </w:r>
-          </w:p>
-          <w:p>
-            <w:r>
-              <w:t xml:space="preserve">Wang      Quiz4          87    </w:t>
-            </w:r>
-            <w:proofErr w:type="gramStart"/>
-            <w:r>
-              <w:t xml:space="preserve">  .</w:t>
-            </w:r>
-            <w:proofErr w:type="gramEnd"/>
-          </w:p>
-          <w:p>
-            <w:r>
-              <w:t>Wang      Final          96      0.45</w:t>
-            </w:r>
-          </w:p>
-          <w:p>
-            <w:r>
-              <w:t>;</w:t>
-            </w:r>
-          </w:p>
-          <w:p>
-            <w:pPr>
-              <w:rPr>
-                <w:b/>
-                <w:bCs/>
-              </w:rPr>
-            </w:pPr>
+              <w:t xml:space="preserve">proc means data = dat2 n mean median mode </w:t>
+            </w:r>
+          </w:p>
+          <w:p>
+            <w:r>
+              <w:t xml:space="preserve">           std var stderr </w:t>
+            </w:r>
+            <w:proofErr w:type="spellStart"/>
+            <w:r>
+              <w:t>lclm</w:t>
+            </w:r>
+            <w:proofErr w:type="spellEnd"/>
+            <w:r>
+              <w:t xml:space="preserve"> </w:t>
+            </w:r>
+            <w:proofErr w:type="spellStart"/>
+            <w:r>
+              <w:t>uclm</w:t>
+            </w:r>
+            <w:proofErr w:type="spellEnd"/>
+            <w:r>
+              <w:t xml:space="preserve"> cv;</w:t>
+            </w:r>
+          </w:p>
+          <w:p>
+            <w:r>
+              <w:t>var Score;</w:t>
+            </w:r>
+          </w:p>
+          <w:p>
+            <w:r>
+              <w:t>class Name;</w:t>
+            </w:r>
+          </w:p>
+          <w:p>
             <w:r>
               <w:t>run;</w:t>
             </w:r>
@@ -16283,188 +16471,9 @@
           </w:tcPr>
           <w:p>
             <w:r>
-              <w:t xml:space="preserve"> </w:t>
-            </w:r>
-            <w:r>
-              <w:t xml:space="preserve">dat2 &lt;- </w:t>
-            </w:r>
-            <w:proofErr w:type="spellStart"/>
-            <w:proofErr w:type="gramStart"/>
-            <w:r>
-              <w:t>read.table</w:t>
-            </w:r>
-            <w:proofErr w:type="spellEnd"/>
-            <w:proofErr w:type="gramEnd"/>
-            <w:r>
-              <w:t>(header = TRUE, text = '</w:t>
-            </w:r>
-          </w:p>
-          <w:p>
-            <w:r>
-              <w:t xml:space="preserve">                Name      Assessment     Score   Weight</w:t>
-            </w:r>
-          </w:p>
-          <w:p>
-            <w:r>
-              <w:t xml:space="preserve">                Smith     Quiz1          85      0.05</w:t>
-            </w:r>
-          </w:p>
-          <w:p>
-            <w:r>
-              <w:t xml:space="preserve">                Smith     Quiz2          25      0.05</w:t>
-            </w:r>
-          </w:p>
-          <w:p>
-            <w:r>
-              <w:t xml:space="preserve">                Smith     Midterm        85      0.35</w:t>
-            </w:r>
-          </w:p>
-          <w:p>
-            <w:r>
-              <w:t xml:space="preserve">                Smith     Quiz3           </w:t>
-            </w:r>
-            <w:r>
-              <w:t>NA</w:t>
-            </w:r>
-            <w:r>
-              <w:t xml:space="preserve">      0.05</w:t>
-            </w:r>
-          </w:p>
-          <w:p>
-            <w:r>
-              <w:t xml:space="preserve">                Smith     Quiz4          62      0.05</w:t>
-            </w:r>
-          </w:p>
-          <w:p>
-            <w:r>
-              <w:t xml:space="preserve">                Smith     Final          93      0.45</w:t>
-            </w:r>
-          </w:p>
-          <w:p>
-            <w:r>
-              <w:t xml:space="preserve">                Wang      Quiz1         100      0.05</w:t>
-            </w:r>
-          </w:p>
-          <w:p>
-            <w:r>
-              <w:t xml:space="preserve">                Wang      Quiz2          96      0.05</w:t>
-            </w:r>
-          </w:p>
-          <w:p>
-            <w:r>
-              <w:t xml:space="preserve">                Wang      Midterm        98      0.35</w:t>
-            </w:r>
-          </w:p>
-          <w:p>
-            <w:r>
-              <w:t xml:space="preserve">                Wang      Quiz3         105      0.05</w:t>
-            </w:r>
-          </w:p>
-          <w:p>
-            <w:r>
-              <w:t xml:space="preserve">                Wang      Quiz4          87      NA</w:t>
-            </w:r>
-          </w:p>
-          <w:p>
-            <w:r>
-              <w:t xml:space="preserve">                Wang      Final          96      0.45')</w:t>
-            </w:r>
-          </w:p>
-        </w:tc>
-      </w:tr>
-      <w:tr>
-        <w:tc>
-          <w:tcPr>
-            <w:tcW w:w="6726" w:type="dxa"/>
-          </w:tcPr>
-          <w:p>
-            <w:pPr>
-              <w:rPr>
-                <w:b/>
-                <w:bCs/>
-              </w:rPr>
-            </w:pPr>
-            <w:r>
-              <w:rPr>
-                <w:b/>
-                <w:bCs/>
-              </w:rPr>
-              <w:t>SAS Code and Output</w:t>
-            </w:r>
-          </w:p>
-        </w:tc>
-        <w:tc>
-          <w:tcPr>
-            <w:tcW w:w="6224" w:type="dxa"/>
-          </w:tcPr>
-          <w:p>
-            <w:pPr>
-              <w:rPr>
-                <w:b/>
-                <w:bCs/>
-              </w:rPr>
-            </w:pPr>
-          </w:p>
-        </w:tc>
-      </w:tr>
-      <w:tr>
-        <w:tc>
-          <w:tcPr>
-            <w:tcW w:w="6726" w:type="dxa"/>
-          </w:tcPr>
-          <w:p>
-            <w:r>
-              <w:t xml:space="preserve">proc means data = dat2 n mean median mode </w:t>
-            </w:r>
-          </w:p>
-          <w:p>
-            <w:r>
-              <w:t xml:space="preserve">           std var stderr </w:t>
-            </w:r>
-            <w:proofErr w:type="spellStart"/>
-            <w:r>
-              <w:t>lclm</w:t>
-            </w:r>
-            <w:proofErr w:type="spellEnd"/>
-            <w:r>
-              <w:t xml:space="preserve"> </w:t>
-            </w:r>
-            <w:proofErr w:type="spellStart"/>
-            <w:r>
-              <w:t>uclm</w:t>
-            </w:r>
-            <w:proofErr w:type="spellEnd"/>
-            <w:r>
-              <w:t xml:space="preserve"> cv;</w:t>
-            </w:r>
-          </w:p>
-          <w:p>
-            <w:r>
-              <w:t>var Score;</w:t>
-            </w:r>
-          </w:p>
-          <w:p>
-            <w:r>
-              <w:t>class Name;</w:t>
-            </w:r>
-          </w:p>
-          <w:p>
-            <w:r>
-              <w:t>title "No weight";</w:t>
-            </w:r>
-          </w:p>
-          <w:p>
-            <w:r>
-              <w:t>run;</w:t>
-            </w:r>
-          </w:p>
-        </w:tc>
-        <w:tc>
-          <w:tcPr>
-            <w:tcW w:w="6224" w:type="dxa"/>
-          </w:tcPr>
-          <w:p>
-            <w:r>
+              <w:rPr>
+                <w:noProof/>
+              </w:rPr>
               <w:drawing>
                 <wp:inline distT="0" distB="0" distL="0" distR="0" wp14:anchorId="2BB64835" wp14:editId="70DBB3B7">
                   <wp:extent cx="5062504" cy="801259"/>
@@ -16541,8 +16550,6 @@
             <w:r>
               <w:t xml:space="preserve">  </w:t>
             </w:r>
-          </w:p>
-          <w:p>
             <w:proofErr w:type="spellStart"/>
             <w:r>
               <w:t>proc_</w:t>
@@ -16607,11 +16614,718 @@
               <w:t xml:space="preserve">           class = Name)</w:t>
             </w:r>
           </w:p>
+        </w:tc>
+        <w:tc>
+          <w:tcPr>
+            <w:tcW w:w="6224" w:type="dxa"/>
+          </w:tcPr>
+          <w:p>
+            <w:r>
+              <w:drawing>
+                <wp:inline distT="0" distB="0" distL="0" distR="0" wp14:anchorId="35EE70FA" wp14:editId="2E4D2FAA">
+                  <wp:extent cx="5009322" cy="676800"/>
+                  <wp:effectExtent l="0" t="0" r="1270" b="9525"/>
+                  <wp:docPr id="333418679" name="Picture 1"/>
+                  <wp:cNvGraphicFramePr>
+                    <a:graphicFrameLocks xmlns:a="http://schemas.openxmlformats.org/drawingml/2006/main" noChangeAspect="1"/>
+                  </wp:cNvGraphicFramePr>
+                  <a:graphic xmlns:a="http://schemas.openxmlformats.org/drawingml/2006/main">
+                    <a:graphicData uri="http://schemas.openxmlformats.org/drawingml/2006/picture">
+                      <pic:pic xmlns:pic="http://schemas.openxmlformats.org/drawingml/2006/picture">
+                        <pic:nvPicPr>
+                          <pic:cNvPr id="333418679" name=""/>
+                          <pic:cNvPicPr/>
+                        </pic:nvPicPr>
+                        <pic:blipFill>
+                          <a:blip r:embed="rId55"/>
+                          <a:stretch>
+                            <a:fillRect/>
+                          </a:stretch>
+                        </pic:blipFill>
+                        <pic:spPr>
+                          <a:xfrm>
+                            <a:off x="0" y="0"/>
+                            <a:ext cx="5085179" cy="687049"/>
+                          </a:xfrm>
+                          <a:prstGeom prst="rect">
+                            <a:avLst/>
+                          </a:prstGeom>
+                        </pic:spPr>
+                      </pic:pic>
+                    </a:graphicData>
+                  </a:graphic>
+                </wp:inline>
+              </w:drawing>
+            </w:r>
+          </w:p>
+        </w:tc>
+      </w:tr>
+      <w:tr>
+        <w:tc>
+          <w:tcPr>
+            <w:tcW w:w="6726" w:type="dxa"/>
+          </w:tcPr>
+          <w:p>
+            <w:pPr>
+              <w:rPr>
+                <w:b/>
+                <w:bCs/>
+              </w:rPr>
+            </w:pPr>
+            <w:r>
+              <w:rPr>
+                <w:b/>
+                <w:bCs/>
+              </w:rPr>
+              <w:t>Comparison</w:t>
+            </w:r>
+          </w:p>
+        </w:tc>
+        <w:tc>
+          <w:tcPr>
+            <w:tcW w:w="6224" w:type="dxa"/>
+          </w:tcPr>
+          <w:p>
+            <w:pPr>
+              <w:rPr>
+                <w:b/>
+                <w:bCs/>
+              </w:rPr>
+            </w:pPr>
+            <w:r>
+              <w:rPr>
+                <w:b/>
+                <w:bCs/>
+              </w:rPr>
+              <w:t>Result</w:t>
+            </w:r>
+          </w:p>
+        </w:tc>
+      </w:tr>
+      <w:tr>
+        <w:tc>
+          <w:tcPr>
+            <w:tcW w:w="6726" w:type="dxa"/>
+          </w:tcPr>
+          <w:p>
+            <w:r>
+              <w:t xml:space="preserve">Test </w:t>
+            </w:r>
+            <w:r>
+              <w:t>stats no weight.</w:t>
+            </w:r>
+          </w:p>
+        </w:tc>
+        <w:tc>
+          <w:tcPr>
+            <w:tcW w:w="6224" w:type="dxa"/>
+          </w:tcPr>
+          <w:p>
+            <w:r>
+              <w:t>Pass</w:t>
+            </w:r>
+          </w:p>
+        </w:tc>
+      </w:tr>
+    </w:tbl>
+    <w:p>
+      <w:pPr>
+        <w:rPr>
+          <w:rFonts w:asciiTheme="majorHAnsi" w:eastAsiaTheme="majorEastAsia" w:hAnsiTheme="majorHAnsi" w:cstheme="majorBidi"/>
+          <w:color w:val="2F5496" w:themeColor="accent1" w:themeShade="BF"/>
+          <w:sz w:val="26"/>
+          <w:szCs w:val="26"/>
+        </w:rPr>
+      </w:pPr>
+    </w:p>
+    <w:p>
+      <w:pPr>
+        <w:pStyle w:val="Heading2"/>
+      </w:pPr>
+      <w:r>
+        <w:t>proc_means-01</w:t>
+      </w:r>
+      <w:r>
+        <w:t>7</w:t>
+      </w:r>
+    </w:p>
+    <w:tbl>
+      <w:tblPr>
+        <w:tblStyle w:val="TableGrid"/>
+        <w:tblW w:w="0" w:type="auto"/>
+        <w:tblLook w:val="04A0" w:firstRow="1" w:lastRow="0" w:firstColumn="1" w:lastColumn="0" w:noHBand="0" w:noVBand="1"/>
+      </w:tblPr>
+      <w:tblGrid>
+        <w:gridCol w:w="4748"/>
+        <w:gridCol w:w="8202"/>
+      </w:tblGrid>
+      <w:tr>
+        <w:tc>
+          <w:tcPr>
+            <w:tcW w:w="4754" w:type="dxa"/>
+          </w:tcPr>
+          <w:p>
+            <w:pPr>
+              <w:rPr>
+                <w:b/>
+                <w:bCs/>
+              </w:rPr>
+            </w:pPr>
+            <w:r>
+              <w:rPr>
+                <w:b/>
+                <w:bCs/>
+              </w:rPr>
+              <w:t>SAS Code and Output</w:t>
+            </w:r>
+          </w:p>
+        </w:tc>
+        <w:tc>
+          <w:tcPr>
+            <w:tcW w:w="8196" w:type="dxa"/>
+          </w:tcPr>
+          <w:p>
+            <w:pPr>
+              <w:rPr>
+                <w:b/>
+                <w:bCs/>
+              </w:rPr>
+            </w:pPr>
+          </w:p>
+        </w:tc>
+      </w:tr>
+      <w:tr>
+        <w:tc>
+          <w:tcPr>
+            <w:tcW w:w="4754" w:type="dxa"/>
+          </w:tcPr>
+          <w:p>
+            <w:r>
+              <w:t xml:space="preserve">proc means data = dat2 n mean median mode </w:t>
+            </w:r>
+          </w:p>
+          <w:p>
+            <w:r>
+              <w:t xml:space="preserve">           std var stderr </w:t>
+            </w:r>
+            <w:proofErr w:type="spellStart"/>
+            <w:r>
+              <w:t>lclm</w:t>
+            </w:r>
+            <w:proofErr w:type="spellEnd"/>
+            <w:r>
+              <w:t xml:space="preserve"> </w:t>
+            </w:r>
+            <w:proofErr w:type="spellStart"/>
+            <w:r>
+              <w:t>uclm</w:t>
+            </w:r>
+            <w:proofErr w:type="spellEnd"/>
+            <w:r>
+              <w:t xml:space="preserve"> cv;</w:t>
+            </w:r>
+          </w:p>
+          <w:p>
+            <w:r>
+              <w:t>var Score;</w:t>
+            </w:r>
+          </w:p>
+          <w:p>
+            <w:r>
+              <w:t xml:space="preserve">weight </w:t>
+            </w:r>
+            <w:proofErr w:type="spellStart"/>
+            <w:r>
+              <w:t>Weight</w:t>
+            </w:r>
+            <w:proofErr w:type="spellEnd"/>
+            <w:r>
+              <w:t>;</w:t>
+            </w:r>
+          </w:p>
+          <w:p>
+            <w:r>
+              <w:t>class Name;</w:t>
+            </w:r>
+          </w:p>
+          <w:p>
+            <w:r>
+              <w:t>run;</w:t>
+            </w:r>
+          </w:p>
+        </w:tc>
+        <w:tc>
+          <w:tcPr>
+            <w:tcW w:w="8196" w:type="dxa"/>
+          </w:tcPr>
+          <w:p>
+            <w:r>
+              <w:drawing>
+                <wp:inline distT="0" distB="0" distL="0" distR="0" wp14:anchorId="0029DD68" wp14:editId="667FA324">
+                  <wp:extent cx="5071630" cy="874644"/>
+                  <wp:effectExtent l="0" t="0" r="0" b="1905"/>
+                  <wp:docPr id="340457222" name="Picture 1"/>
+                  <wp:cNvGraphicFramePr>
+                    <a:graphicFrameLocks xmlns:a="http://schemas.openxmlformats.org/drawingml/2006/main" noChangeAspect="1"/>
+                  </wp:cNvGraphicFramePr>
+                  <a:graphic xmlns:a="http://schemas.openxmlformats.org/drawingml/2006/main">
+                    <a:graphicData uri="http://schemas.openxmlformats.org/drawingml/2006/picture">
+                      <pic:pic xmlns:pic="http://schemas.openxmlformats.org/drawingml/2006/picture">
+                        <pic:nvPicPr>
+                          <pic:cNvPr id="340457222" name=""/>
+                          <pic:cNvPicPr/>
+                        </pic:nvPicPr>
+                        <pic:blipFill>
+                          <a:blip r:embed="rId56"/>
+                          <a:stretch>
+                            <a:fillRect/>
+                          </a:stretch>
+                        </pic:blipFill>
+                        <pic:spPr>
+                          <a:xfrm>
+                            <a:off x="0" y="0"/>
+                            <a:ext cx="5128628" cy="884474"/>
+                          </a:xfrm>
+                          <a:prstGeom prst="rect">
+                            <a:avLst/>
+                          </a:prstGeom>
+                        </pic:spPr>
+                      </pic:pic>
+                    </a:graphicData>
+                  </a:graphic>
+                </wp:inline>
+              </w:drawing>
+            </w:r>
+          </w:p>
+        </w:tc>
+      </w:tr>
+      <w:tr>
+        <w:tc>
+          <w:tcPr>
+            <w:tcW w:w="4754" w:type="dxa"/>
+          </w:tcPr>
+          <w:p>
+            <w:pPr>
+              <w:rPr>
+                <w:b/>
+                <w:bCs/>
+              </w:rPr>
+            </w:pPr>
+            <w:r>
+              <w:rPr>
+                <w:b/>
+                <w:bCs/>
+              </w:rPr>
+              <w:t>R Code and Output</w:t>
+            </w:r>
+          </w:p>
+        </w:tc>
+        <w:tc>
+          <w:tcPr>
+            <w:tcW w:w="8196" w:type="dxa"/>
+          </w:tcPr>
           <w:p/>
         </w:tc>
-        <w:tc>
-          <w:tcPr>
-            <w:tcW w:w="6224" w:type="dxa"/>
+      </w:tr>
+      <w:tr>
+        <w:tc>
+          <w:tcPr>
+            <w:tcW w:w="4754" w:type="dxa"/>
+          </w:tcPr>
+          <w:p>
+            <w:proofErr w:type="spellStart"/>
+            <w:r>
+              <w:t>proc_</w:t>
+            </w:r>
+            <w:proofErr w:type="gramStart"/>
+            <w:r>
+              <w:t>means</w:t>
+            </w:r>
+            <w:proofErr w:type="spellEnd"/>
+            <w:r>
+              <w:t>(</w:t>
+            </w:r>
+            <w:proofErr w:type="gramEnd"/>
+            <w:r>
+              <w:t>dat2, var = Score,</w:t>
+            </w:r>
+          </w:p>
+          <w:p>
+            <w:r>
+              <w:t xml:space="preserve">           stats = </w:t>
+            </w:r>
+            <w:proofErr w:type="gramStart"/>
+            <w:r>
+              <w:t>c(</w:t>
+            </w:r>
+            <w:proofErr w:type="gramEnd"/>
+            <w:r>
+              <w:t xml:space="preserve">"nobs", "n", "mean", "median", "mode", "std", </w:t>
+            </w:r>
+          </w:p>
+          <w:p>
+            <w:r>
+              <w:t xml:space="preserve">                     "</w:t>
+            </w:r>
+            <w:proofErr w:type="spellStart"/>
+            <w:r>
+              <w:t>vari</w:t>
+            </w:r>
+            <w:proofErr w:type="spellEnd"/>
+            <w:r>
+              <w:t>", "stderr", "</w:t>
+            </w:r>
+            <w:proofErr w:type="spellStart"/>
+            <w:r>
+              <w:t>lclm</w:t>
+            </w:r>
+            <w:proofErr w:type="spellEnd"/>
+            <w:r>
+              <w:t>", "</w:t>
+            </w:r>
+            <w:proofErr w:type="spellStart"/>
+            <w:r>
+              <w:t>uclm</w:t>
+            </w:r>
+            <w:proofErr w:type="spellEnd"/>
+            <w:r>
+              <w:t xml:space="preserve">", "cv"), </w:t>
+            </w:r>
+          </w:p>
+          <w:p>
+            <w:r>
+              <w:t xml:space="preserve">           weight = Weight,</w:t>
+            </w:r>
+          </w:p>
+          <w:p>
+            <w:r>
+              <w:t xml:space="preserve">           class = Name)</w:t>
+            </w:r>
+          </w:p>
+        </w:tc>
+        <w:tc>
+          <w:tcPr>
+            <w:tcW w:w="8196" w:type="dxa"/>
+          </w:tcPr>
+          <w:p>
+            <w:r>
+              <w:drawing>
+                <wp:inline distT="0" distB="0" distL="0" distR="0" wp14:anchorId="65466804" wp14:editId="66780E8D">
+                  <wp:extent cx="4971677" cy="698500"/>
+                  <wp:effectExtent l="0" t="0" r="635" b="6350"/>
+                  <wp:docPr id="1202764083" name="Picture 1"/>
+                  <wp:cNvGraphicFramePr>
+                    <a:graphicFrameLocks xmlns:a="http://schemas.openxmlformats.org/drawingml/2006/main" noChangeAspect="1"/>
+                  </wp:cNvGraphicFramePr>
+                  <a:graphic xmlns:a="http://schemas.openxmlformats.org/drawingml/2006/main">
+                    <a:graphicData uri="http://schemas.openxmlformats.org/drawingml/2006/picture">
+                      <pic:pic xmlns:pic="http://schemas.openxmlformats.org/drawingml/2006/picture">
+                        <pic:nvPicPr>
+                          <pic:cNvPr id="1202764083" name=""/>
+                          <pic:cNvPicPr/>
+                        </pic:nvPicPr>
+                        <pic:blipFill>
+                          <a:blip r:embed="rId57"/>
+                          <a:stretch>
+                            <a:fillRect/>
+                          </a:stretch>
+                        </pic:blipFill>
+                        <pic:spPr>
+                          <a:xfrm>
+                            <a:off x="0" y="0"/>
+                            <a:ext cx="5026210" cy="706162"/>
+                          </a:xfrm>
+                          <a:prstGeom prst="rect">
+                            <a:avLst/>
+                          </a:prstGeom>
+                        </pic:spPr>
+                      </pic:pic>
+                    </a:graphicData>
+                  </a:graphic>
+                </wp:inline>
+              </w:drawing>
+            </w:r>
+          </w:p>
+        </w:tc>
+      </w:tr>
+      <w:tr>
+        <w:tc>
+          <w:tcPr>
+            <w:tcW w:w="4754" w:type="dxa"/>
+          </w:tcPr>
+          <w:p>
+            <w:pPr>
+              <w:rPr>
+                <w:b/>
+                <w:bCs/>
+              </w:rPr>
+            </w:pPr>
+            <w:r>
+              <w:rPr>
+                <w:b/>
+                <w:bCs/>
+              </w:rPr>
+              <w:t>Comparison</w:t>
+            </w:r>
+          </w:p>
+        </w:tc>
+        <w:tc>
+          <w:tcPr>
+            <w:tcW w:w="8196" w:type="dxa"/>
+          </w:tcPr>
+          <w:p>
+            <w:pPr>
+              <w:rPr>
+                <w:b/>
+                <w:bCs/>
+              </w:rPr>
+            </w:pPr>
+            <w:r>
+              <w:rPr>
+                <w:b/>
+                <w:bCs/>
+              </w:rPr>
+              <w:t>Result</w:t>
+            </w:r>
+          </w:p>
+        </w:tc>
+      </w:tr>
+      <w:tr>
+        <w:tc>
+          <w:tcPr>
+            <w:tcW w:w="4754" w:type="dxa"/>
+          </w:tcPr>
+          <w:p>
+            <w:r>
+              <w:t xml:space="preserve">Test </w:t>
+            </w:r>
+            <w:r>
+              <w:t xml:space="preserve">stats with weight default </w:t>
+            </w:r>
+            <w:proofErr w:type="spellStart"/>
+            <w:r>
+              <w:t>vardef</w:t>
+            </w:r>
+            <w:proofErr w:type="spellEnd"/>
+            <w:r>
+              <w:t>.</w:t>
+            </w:r>
+          </w:p>
+        </w:tc>
+        <w:tc>
+          <w:tcPr>
+            <w:tcW w:w="8196" w:type="dxa"/>
+          </w:tcPr>
+          <w:p>
+            <w:r>
+              <w:t>Pass</w:t>
+            </w:r>
+          </w:p>
+        </w:tc>
+      </w:tr>
+    </w:tbl>
+    <w:p>
+      <w:pPr>
+        <w:rPr>
+          <w:rFonts w:asciiTheme="majorHAnsi" w:eastAsiaTheme="majorEastAsia" w:hAnsiTheme="majorHAnsi" w:cstheme="majorBidi"/>
+          <w:color w:val="2F5496" w:themeColor="accent1" w:themeShade="BF"/>
+          <w:sz w:val="26"/>
+          <w:szCs w:val="26"/>
+        </w:rPr>
+      </w:pPr>
+    </w:p>
+    <w:tbl>
+      <w:tblPr>
+        <w:tblStyle w:val="TableGrid"/>
+        <w:tblpPr w:leftFromText="180" w:rightFromText="180" w:vertAnchor="text" w:horzAnchor="margin" w:tblpY="462"/>
+        <w:tblW w:w="0" w:type="auto"/>
+        <w:tblLook w:val="04A0" w:firstRow="1" w:lastRow="0" w:firstColumn="1" w:lastColumn="0" w:noHBand="0" w:noVBand="1"/>
+      </w:tblPr>
+      <w:tblGrid>
+        <w:gridCol w:w="4304"/>
+        <w:gridCol w:w="8646"/>
+      </w:tblGrid>
+      <w:tr>
+        <w:tc>
+          <w:tcPr>
+            <w:tcW w:w="4754" w:type="dxa"/>
+          </w:tcPr>
+          <w:p>
+            <w:pPr>
+              <w:rPr>
+                <w:b/>
+                <w:bCs/>
+              </w:rPr>
+            </w:pPr>
+            <w:r>
+              <w:rPr>
+                <w:b/>
+                <w:bCs/>
+              </w:rPr>
+              <w:lastRenderedPageBreak/>
+              <w:t>SAS Code and Output</w:t>
+            </w:r>
+          </w:p>
+        </w:tc>
+        <w:tc>
+          <w:tcPr>
+            <w:tcW w:w="8196" w:type="dxa"/>
+          </w:tcPr>
+          <w:p>
+            <w:pPr>
+              <w:rPr>
+                <w:b/>
+                <w:bCs/>
+              </w:rPr>
+            </w:pPr>
+          </w:p>
+        </w:tc>
+      </w:tr>
+      <w:tr>
+        <w:tc>
+          <w:tcPr>
+            <w:tcW w:w="4754" w:type="dxa"/>
+          </w:tcPr>
+          <w:p>
+            <w:r>
+              <w:t xml:space="preserve">proc means data = dat2 n mean median mode </w:t>
+            </w:r>
+          </w:p>
+          <w:p>
+            <w:r>
+              <w:t xml:space="preserve">           std var stderr </w:t>
+            </w:r>
+            <w:proofErr w:type="spellStart"/>
+            <w:r>
+              <w:t>lclm</w:t>
+            </w:r>
+            <w:proofErr w:type="spellEnd"/>
+            <w:r>
+              <w:t xml:space="preserve"> </w:t>
+            </w:r>
+            <w:proofErr w:type="spellStart"/>
+            <w:r>
+              <w:t>uclm</w:t>
+            </w:r>
+            <w:proofErr w:type="spellEnd"/>
+            <w:r>
+              <w:t xml:space="preserve"> cv </w:t>
+            </w:r>
+            <w:proofErr w:type="spellStart"/>
+            <w:r>
+              <w:t>vardef</w:t>
+            </w:r>
+            <w:proofErr w:type="spellEnd"/>
+            <w:r>
+              <w:t xml:space="preserve"> = W</w:t>
+            </w:r>
+            <w:r>
+              <w:t>GT</w:t>
+            </w:r>
+            <w:r>
+              <w:t>;</w:t>
+            </w:r>
+            <w:r>
+              <w:t xml:space="preserve"> </w:t>
+            </w:r>
+            <w:r>
+              <w:t>var Score;</w:t>
+            </w:r>
+          </w:p>
+          <w:p>
+            <w:r>
+              <w:t xml:space="preserve">weight </w:t>
+            </w:r>
+            <w:proofErr w:type="spellStart"/>
+            <w:r>
+              <w:t>Weight</w:t>
+            </w:r>
+            <w:proofErr w:type="spellEnd"/>
+            <w:r>
+              <w:t>;</w:t>
+            </w:r>
+            <w:r>
+              <w:t xml:space="preserve"> </w:t>
+            </w:r>
+            <w:r>
+              <w:t>class Name;</w:t>
+            </w:r>
+          </w:p>
+          <w:p>
+            <w:r>
+              <w:t>run;</w:t>
+            </w:r>
+          </w:p>
+        </w:tc>
+        <w:tc>
+          <w:tcPr>
+            <w:tcW w:w="8196" w:type="dxa"/>
+          </w:tcPr>
+          <w:p>
+            <w:r>
+              <w:drawing>
+                <wp:inline distT="0" distB="0" distL="0" distR="0" wp14:anchorId="180B3DE4" wp14:editId="602D5D13">
+                  <wp:extent cx="5349236" cy="930302"/>
+                  <wp:effectExtent l="0" t="0" r="4445" b="3175"/>
+                  <wp:docPr id="2034180648" name="Picture 1"/>
+                  <wp:cNvGraphicFramePr>
+                    <a:graphicFrameLocks xmlns:a="http://schemas.openxmlformats.org/drawingml/2006/main" noChangeAspect="1"/>
+                  </wp:cNvGraphicFramePr>
+                  <a:graphic xmlns:a="http://schemas.openxmlformats.org/drawingml/2006/main">
+                    <a:graphicData uri="http://schemas.openxmlformats.org/drawingml/2006/picture">
+                      <pic:pic xmlns:pic="http://schemas.openxmlformats.org/drawingml/2006/picture">
+                        <pic:nvPicPr>
+                          <pic:cNvPr id="2034180648" name=""/>
+                          <pic:cNvPicPr/>
+                        </pic:nvPicPr>
+                        <pic:blipFill>
+                          <a:blip r:embed="rId58"/>
+                          <a:stretch>
+                            <a:fillRect/>
+                          </a:stretch>
+                        </pic:blipFill>
+                        <pic:spPr>
+                          <a:xfrm>
+                            <a:off x="0" y="0"/>
+                            <a:ext cx="5388918" cy="937203"/>
+                          </a:xfrm>
+                          <a:prstGeom prst="rect">
+                            <a:avLst/>
+                          </a:prstGeom>
+                        </pic:spPr>
+                      </pic:pic>
+                    </a:graphicData>
+                  </a:graphic>
+                </wp:inline>
+              </w:drawing>
+            </w:r>
+          </w:p>
+        </w:tc>
+      </w:tr>
+      <w:tr>
+        <w:tc>
+          <w:tcPr>
+            <w:tcW w:w="4754" w:type="dxa"/>
+          </w:tcPr>
+          <w:p>
+            <w:pPr>
+              <w:rPr>
+                <w:b/>
+                <w:bCs/>
+              </w:rPr>
+            </w:pPr>
+            <w:r>
+              <w:rPr>
+                <w:b/>
+                <w:bCs/>
+              </w:rPr>
+              <w:t>R Code and Output</w:t>
+            </w:r>
+          </w:p>
+        </w:tc>
+        <w:tc>
+          <w:tcPr>
+            <w:tcW w:w="8196" w:type="dxa"/>
           </w:tcPr>
           <w:p/>
         </w:tc>
@@ -16619,28 +17333,175 @@
       <w:tr>
         <w:tc>
           <w:tcPr>
-            <w:tcW w:w="6726" w:type="dxa"/>
-          </w:tcPr>
-          <w:p>
-            <w:pPr>
-              <w:rPr>
-                <w:b/>
-                <w:bCs/>
-              </w:rPr>
-            </w:pPr>
-            <w:r>
-              <w:rPr>
-                <w:b/>
-                <w:bCs/>
-              </w:rPr>
-              <w:lastRenderedPageBreak/>
+            <w:tcW w:w="4754" w:type="dxa"/>
+          </w:tcPr>
+          <w:p>
+            <w:proofErr w:type="spellStart"/>
+            <w:r>
+              <w:t>proc_</w:t>
+            </w:r>
+            <w:proofErr w:type="gramStart"/>
+            <w:r>
+              <w:t>means</w:t>
+            </w:r>
+            <w:proofErr w:type="spellEnd"/>
+            <w:r>
+              <w:t>(</w:t>
+            </w:r>
+            <w:proofErr w:type="gramEnd"/>
+            <w:r>
+              <w:t>dat2, var = Score,</w:t>
+            </w:r>
+          </w:p>
+          <w:p>
+            <w:r>
+              <w:t xml:space="preserve">           stats = </w:t>
+            </w:r>
+            <w:proofErr w:type="gramStart"/>
+            <w:r>
+              <w:t>c(</w:t>
+            </w:r>
+            <w:proofErr w:type="gramEnd"/>
+            <w:r>
+              <w:t xml:space="preserve">"nobs", "n", "mean", "median", "mode", "std", </w:t>
+            </w:r>
+          </w:p>
+          <w:p>
+            <w:r>
+              <w:t xml:space="preserve">           "</w:t>
+            </w:r>
+            <w:proofErr w:type="spellStart"/>
+            <w:r>
+              <w:t>vari</w:t>
+            </w:r>
+            <w:proofErr w:type="spellEnd"/>
+            <w:r>
+              <w:t>", "stderr", "</w:t>
+            </w:r>
+            <w:proofErr w:type="spellStart"/>
+            <w:r>
+              <w:t>lclm</w:t>
+            </w:r>
+            <w:proofErr w:type="spellEnd"/>
+            <w:r>
+              <w:t>", "</w:t>
+            </w:r>
+            <w:proofErr w:type="spellStart"/>
+            <w:r>
+              <w:t>uclm</w:t>
+            </w:r>
+            <w:proofErr w:type="spellEnd"/>
+            <w:r>
+              <w:t xml:space="preserve">","cv"), </w:t>
+            </w:r>
+          </w:p>
+          <w:p>
+            <w:r>
+              <w:t xml:space="preserve">           weight = Weight,</w:t>
+            </w:r>
+            <w:r>
+              <w:t xml:space="preserve"> </w:t>
+            </w:r>
+            <w:r>
+              <w:t>class = Name,</w:t>
+            </w:r>
+          </w:p>
+          <w:p>
+            <w:r>
+              <w:t xml:space="preserve">           options = </w:t>
+            </w:r>
+            <w:proofErr w:type="gramStart"/>
+            <w:r>
+              <w:t>c(</w:t>
+            </w:r>
+            <w:proofErr w:type="spellStart"/>
+            <w:proofErr w:type="gramEnd"/>
+            <w:r>
+              <w:t>vardef</w:t>
+            </w:r>
+            <w:proofErr w:type="spellEnd"/>
+            <w:r>
+              <w:t xml:space="preserve"> = "</w:t>
+            </w:r>
+            <w:proofErr w:type="spellStart"/>
+            <w:r>
+              <w:t>wgt</w:t>
+            </w:r>
+            <w:proofErr w:type="spellEnd"/>
+            <w:r>
+              <w:t>"))</w:t>
+            </w:r>
+          </w:p>
+        </w:tc>
+        <w:tc>
+          <w:tcPr>
+            <w:tcW w:w="8196" w:type="dxa"/>
+          </w:tcPr>
+          <w:p>
+            <w:r>
+              <w:drawing>
+                <wp:inline distT="0" distB="0" distL="0" distR="0" wp14:anchorId="6EED3DBE" wp14:editId="701CC8D8">
+                  <wp:extent cx="5100012" cy="1011853"/>
+                  <wp:effectExtent l="0" t="0" r="5715" b="0"/>
+                  <wp:docPr id="1428900260" name="Picture 1"/>
+                  <wp:cNvGraphicFramePr>
+                    <a:graphicFrameLocks xmlns:a="http://schemas.openxmlformats.org/drawingml/2006/main" noChangeAspect="1"/>
+                  </wp:cNvGraphicFramePr>
+                  <a:graphic xmlns:a="http://schemas.openxmlformats.org/drawingml/2006/main">
+                    <a:graphicData uri="http://schemas.openxmlformats.org/drawingml/2006/picture">
+                      <pic:pic xmlns:pic="http://schemas.openxmlformats.org/drawingml/2006/picture">
+                        <pic:nvPicPr>
+                          <pic:cNvPr id="1428900260" name=""/>
+                          <pic:cNvPicPr/>
+                        </pic:nvPicPr>
+                        <pic:blipFill>
+                          <a:blip r:embed="rId59"/>
+                          <a:stretch>
+                            <a:fillRect/>
+                          </a:stretch>
+                        </pic:blipFill>
+                        <pic:spPr>
+                          <a:xfrm>
+                            <a:off x="0" y="0"/>
+                            <a:ext cx="5154362" cy="1022636"/>
+                          </a:xfrm>
+                          <a:prstGeom prst="rect">
+                            <a:avLst/>
+                          </a:prstGeom>
+                        </pic:spPr>
+                      </pic:pic>
+                    </a:graphicData>
+                  </a:graphic>
+                </wp:inline>
+              </w:drawing>
+            </w:r>
+          </w:p>
+        </w:tc>
+      </w:tr>
+      <w:tr>
+        <w:tc>
+          <w:tcPr>
+            <w:tcW w:w="4754" w:type="dxa"/>
+          </w:tcPr>
+          <w:p>
+            <w:pPr>
+              <w:rPr>
+                <w:b/>
+                <w:bCs/>
+              </w:rPr>
+            </w:pPr>
+            <w:r>
+              <w:rPr>
+                <w:b/>
+                <w:bCs/>
+              </w:rPr>
               <w:t>Comparison</w:t>
             </w:r>
           </w:p>
         </w:tc>
         <w:tc>
           <w:tcPr>
-            <w:tcW w:w="6224" w:type="dxa"/>
+            <w:tcW w:w="8196" w:type="dxa"/>
           </w:tcPr>
           <w:p>
             <w:pPr>
@@ -16662,17 +17523,1961 @@
       <w:tr>
         <w:tc>
           <w:tcPr>
-            <w:tcW w:w="6726" w:type="dxa"/>
-          </w:tcPr>
-          <w:p>
-            <w:r>
-              <w:t>Test multiple class variables</w:t>
-            </w:r>
-          </w:p>
-        </w:tc>
-        <w:tc>
-          <w:tcPr>
-            <w:tcW w:w="6224" w:type="dxa"/>
+            <w:tcW w:w="4754" w:type="dxa"/>
+          </w:tcPr>
+          <w:p>
+            <w:r>
+              <w:t xml:space="preserve">Test stats </w:t>
+            </w:r>
+            <w:r>
+              <w:t xml:space="preserve">with </w:t>
+            </w:r>
+            <w:r>
+              <w:t>weight</w:t>
+            </w:r>
+            <w:r>
+              <w:t xml:space="preserve"> and </w:t>
+            </w:r>
+            <w:proofErr w:type="spellStart"/>
+            <w:r>
+              <w:t>vardef</w:t>
+            </w:r>
+            <w:proofErr w:type="spellEnd"/>
+            <w:r>
+              <w:t xml:space="preserve"> = </w:t>
+            </w:r>
+            <w:proofErr w:type="spellStart"/>
+            <w:r>
+              <w:t>wgt</w:t>
+            </w:r>
+            <w:proofErr w:type="spellEnd"/>
+            <w:r>
+              <w:t>.</w:t>
+            </w:r>
+          </w:p>
+        </w:tc>
+        <w:tc>
+          <w:tcPr>
+            <w:tcW w:w="8196" w:type="dxa"/>
+          </w:tcPr>
+          <w:p>
+            <w:r>
+              <w:t>Pass</w:t>
+            </w:r>
+          </w:p>
+        </w:tc>
+      </w:tr>
+    </w:tbl>
+    <w:p>
+      <w:pPr>
+        <w:pStyle w:val="Heading2"/>
+        <w:spacing w:before="0"/>
+      </w:pPr>
+      <w:r>
+        <w:t>proc_means-01</w:t>
+      </w:r>
+      <w:r>
+        <w:t>8</w:t>
+      </w:r>
+    </w:p>
+    <w:p>
+      <w:pPr>
+        <w:pStyle w:val="Heading2"/>
+      </w:pPr>
+      <w:r>
+        <w:t>proc_means-01</w:t>
+      </w:r>
+      <w:r>
+        <w:t>9</w:t>
+      </w:r>
+    </w:p>
+    <w:tbl>
+      <w:tblPr>
+        <w:tblStyle w:val="TableGrid"/>
+        <w:tblW w:w="0" w:type="auto"/>
+        <w:tblLook w:val="04A0" w:firstRow="1" w:lastRow="0" w:firstColumn="1" w:lastColumn="0" w:noHBand="0" w:noVBand="1"/>
+      </w:tblPr>
+      <w:tblGrid>
+        <w:gridCol w:w="4566"/>
+        <w:gridCol w:w="8384"/>
+      </w:tblGrid>
+      <w:tr>
+        <w:tc>
+          <w:tcPr>
+            <w:tcW w:w="4566" w:type="dxa"/>
+          </w:tcPr>
+          <w:p>
+            <w:pPr>
+              <w:rPr>
+                <w:b/>
+                <w:bCs/>
+              </w:rPr>
+            </w:pPr>
+            <w:r>
+              <w:rPr>
+                <w:b/>
+                <w:bCs/>
+              </w:rPr>
+              <w:t>SAS Code and Output</w:t>
+            </w:r>
+          </w:p>
+        </w:tc>
+        <w:tc>
+          <w:tcPr>
+            <w:tcW w:w="8384" w:type="dxa"/>
+          </w:tcPr>
+          <w:p>
+            <w:pPr>
+              <w:rPr>
+                <w:b/>
+                <w:bCs/>
+              </w:rPr>
+            </w:pPr>
+          </w:p>
+        </w:tc>
+      </w:tr>
+      <w:tr>
+        <w:tc>
+          <w:tcPr>
+            <w:tcW w:w="4566" w:type="dxa"/>
+          </w:tcPr>
+          <w:p>
+            <w:r>
+              <w:t xml:space="preserve">proc means data = dat2 n mean median mode </w:t>
+            </w:r>
+          </w:p>
+          <w:p>
+            <w:r>
+              <w:t xml:space="preserve">           std var stderr </w:t>
+            </w:r>
+            <w:proofErr w:type="spellStart"/>
+            <w:r>
+              <w:t>lclm</w:t>
+            </w:r>
+            <w:proofErr w:type="spellEnd"/>
+            <w:r>
+              <w:t xml:space="preserve"> </w:t>
+            </w:r>
+            <w:proofErr w:type="spellStart"/>
+            <w:r>
+              <w:t>uclm</w:t>
+            </w:r>
+            <w:proofErr w:type="spellEnd"/>
+            <w:r>
+              <w:t xml:space="preserve"> cv </w:t>
+            </w:r>
+            <w:proofErr w:type="spellStart"/>
+            <w:r>
+              <w:t>vardef</w:t>
+            </w:r>
+            <w:proofErr w:type="spellEnd"/>
+            <w:r>
+              <w:t xml:space="preserve"> = DF;</w:t>
+            </w:r>
+          </w:p>
+          <w:p>
+            <w:r>
+              <w:t>var Score;</w:t>
+            </w:r>
+            <w:r>
+              <w:t xml:space="preserve"> </w:t>
+            </w:r>
+            <w:r>
+              <w:t xml:space="preserve">weight </w:t>
+            </w:r>
+            <w:proofErr w:type="spellStart"/>
+            <w:r>
+              <w:t>Weight</w:t>
+            </w:r>
+            <w:proofErr w:type="spellEnd"/>
+            <w:r>
+              <w:t>;</w:t>
+            </w:r>
+          </w:p>
+          <w:p>
+            <w:r>
+              <w:t>class Name;</w:t>
+            </w:r>
+          </w:p>
+          <w:p>
+            <w:r>
+              <w:t>run;</w:t>
+            </w:r>
+          </w:p>
+        </w:tc>
+        <w:tc>
+          <w:tcPr>
+            <w:tcW w:w="8384" w:type="dxa"/>
+          </w:tcPr>
+          <w:p>
+            <w:r>
+              <w:drawing>
+                <wp:inline distT="0" distB="0" distL="0" distR="0" wp14:anchorId="0CD0CD98" wp14:editId="4E7496DD">
+                  <wp:extent cx="5187235" cy="857889"/>
+                  <wp:effectExtent l="0" t="0" r="0" b="0"/>
+                  <wp:docPr id="2011455965" name="Picture 1"/>
+                  <wp:cNvGraphicFramePr>
+                    <a:graphicFrameLocks xmlns:a="http://schemas.openxmlformats.org/drawingml/2006/main" noChangeAspect="1"/>
+                  </wp:cNvGraphicFramePr>
+                  <a:graphic xmlns:a="http://schemas.openxmlformats.org/drawingml/2006/main">
+                    <a:graphicData uri="http://schemas.openxmlformats.org/drawingml/2006/picture">
+                      <pic:pic xmlns:pic="http://schemas.openxmlformats.org/drawingml/2006/picture">
+                        <pic:nvPicPr>
+                          <pic:cNvPr id="2011455965" name=""/>
+                          <pic:cNvPicPr/>
+                        </pic:nvPicPr>
+                        <pic:blipFill>
+                          <a:blip r:embed="rId60"/>
+                          <a:stretch>
+                            <a:fillRect/>
+                          </a:stretch>
+                        </pic:blipFill>
+                        <pic:spPr>
+                          <a:xfrm>
+                            <a:off x="0" y="0"/>
+                            <a:ext cx="5248493" cy="868020"/>
+                          </a:xfrm>
+                          <a:prstGeom prst="rect">
+                            <a:avLst/>
+                          </a:prstGeom>
+                        </pic:spPr>
+                      </pic:pic>
+                    </a:graphicData>
+                  </a:graphic>
+                </wp:inline>
+              </w:drawing>
+            </w:r>
+          </w:p>
+        </w:tc>
+      </w:tr>
+      <w:tr>
+        <w:tc>
+          <w:tcPr>
+            <w:tcW w:w="4566" w:type="dxa"/>
+          </w:tcPr>
+          <w:p>
+            <w:pPr>
+              <w:rPr>
+                <w:b/>
+                <w:bCs/>
+              </w:rPr>
+            </w:pPr>
+            <w:r>
+              <w:rPr>
+                <w:b/>
+                <w:bCs/>
+              </w:rPr>
+              <w:t>R Code and Output</w:t>
+            </w:r>
+          </w:p>
+        </w:tc>
+        <w:tc>
+          <w:tcPr>
+            <w:tcW w:w="8384" w:type="dxa"/>
+          </w:tcPr>
+          <w:p/>
+        </w:tc>
+      </w:tr>
+      <w:tr>
+        <w:tc>
+          <w:tcPr>
+            <w:tcW w:w="4566" w:type="dxa"/>
+          </w:tcPr>
+          <w:p>
+            <w:proofErr w:type="spellStart"/>
+            <w:r>
+              <w:t>proc_</w:t>
+            </w:r>
+            <w:proofErr w:type="gramStart"/>
+            <w:r>
+              <w:t>means</w:t>
+            </w:r>
+            <w:proofErr w:type="spellEnd"/>
+            <w:r>
+              <w:t>(</w:t>
+            </w:r>
+            <w:proofErr w:type="gramEnd"/>
+            <w:r>
+              <w:t>dat2, var = Score,</w:t>
+            </w:r>
+          </w:p>
+          <w:p>
+            <w:r>
+              <w:t xml:space="preserve">           stats = </w:t>
+            </w:r>
+            <w:proofErr w:type="gramStart"/>
+            <w:r>
+              <w:t>c(</w:t>
+            </w:r>
+            <w:proofErr w:type="gramEnd"/>
+            <w:r>
+              <w:t xml:space="preserve">"nobs", "n", "mean", "median", "mode", "std", </w:t>
+            </w:r>
+          </w:p>
+          <w:p>
+            <w:r>
+              <w:t xml:space="preserve">                     "</w:t>
+            </w:r>
+            <w:proofErr w:type="spellStart"/>
+            <w:r>
+              <w:t>vari</w:t>
+            </w:r>
+            <w:proofErr w:type="spellEnd"/>
+            <w:r>
+              <w:t>", "stderr", "</w:t>
+            </w:r>
+            <w:proofErr w:type="spellStart"/>
+            <w:r>
+              <w:t>lclm</w:t>
+            </w:r>
+            <w:proofErr w:type="spellEnd"/>
+            <w:r>
+              <w:t>", "</w:t>
+            </w:r>
+            <w:proofErr w:type="spellStart"/>
+            <w:r>
+              <w:t>uclm</w:t>
+            </w:r>
+            <w:proofErr w:type="spellEnd"/>
+            <w:r>
+              <w:t xml:space="preserve">", "cv"), </w:t>
+            </w:r>
+          </w:p>
+          <w:p>
+            <w:r>
+              <w:t xml:space="preserve">           weight = Weight,</w:t>
+            </w:r>
+            <w:r>
+              <w:t xml:space="preserve"> </w:t>
+            </w:r>
+            <w:r>
+              <w:t>class = Name,</w:t>
+            </w:r>
+          </w:p>
+          <w:p>
+            <w:r>
+              <w:t xml:space="preserve">           options = </w:t>
+            </w:r>
+            <w:proofErr w:type="gramStart"/>
+            <w:r>
+              <w:t>c(</w:t>
+            </w:r>
+            <w:proofErr w:type="spellStart"/>
+            <w:proofErr w:type="gramEnd"/>
+            <w:r>
+              <w:t>vardef</w:t>
+            </w:r>
+            <w:proofErr w:type="spellEnd"/>
+            <w:r>
+              <w:t xml:space="preserve"> = "</w:t>
+            </w:r>
+            <w:proofErr w:type="spellStart"/>
+            <w:r>
+              <w:t>df</w:t>
+            </w:r>
+            <w:proofErr w:type="spellEnd"/>
+            <w:r>
+              <w:t>"))</w:t>
+            </w:r>
+          </w:p>
+        </w:tc>
+        <w:tc>
+          <w:tcPr>
+            <w:tcW w:w="8384" w:type="dxa"/>
+          </w:tcPr>
+          <w:p>
+            <w:r>
+              <w:drawing>
+                <wp:inline distT="0" distB="0" distL="0" distR="0" wp14:anchorId="1281FE01" wp14:editId="40ADC04C">
+                  <wp:extent cx="5179020" cy="716248"/>
+                  <wp:effectExtent l="0" t="0" r="3175" b="8255"/>
+                  <wp:docPr id="1130838063" name="Picture 1"/>
+                  <wp:cNvGraphicFramePr>
+                    <a:graphicFrameLocks xmlns:a="http://schemas.openxmlformats.org/drawingml/2006/main" noChangeAspect="1"/>
+                  </wp:cNvGraphicFramePr>
+                  <a:graphic xmlns:a="http://schemas.openxmlformats.org/drawingml/2006/main">
+                    <a:graphicData uri="http://schemas.openxmlformats.org/drawingml/2006/picture">
+                      <pic:pic xmlns:pic="http://schemas.openxmlformats.org/drawingml/2006/picture">
+                        <pic:nvPicPr>
+                          <pic:cNvPr id="1130838063" name=""/>
+                          <pic:cNvPicPr/>
+                        </pic:nvPicPr>
+                        <pic:blipFill>
+                          <a:blip r:embed="rId61"/>
+                          <a:stretch>
+                            <a:fillRect/>
+                          </a:stretch>
+                        </pic:blipFill>
+                        <pic:spPr>
+                          <a:xfrm>
+                            <a:off x="0" y="0"/>
+                            <a:ext cx="5249348" cy="725974"/>
+                          </a:xfrm>
+                          <a:prstGeom prst="rect">
+                            <a:avLst/>
+                          </a:prstGeom>
+                        </pic:spPr>
+                      </pic:pic>
+                    </a:graphicData>
+                  </a:graphic>
+                </wp:inline>
+              </w:drawing>
+            </w:r>
+          </w:p>
+        </w:tc>
+      </w:tr>
+      <w:tr>
+        <w:tc>
+          <w:tcPr>
+            <w:tcW w:w="4566" w:type="dxa"/>
+          </w:tcPr>
+          <w:p>
+            <w:pPr>
+              <w:rPr>
+                <w:b/>
+                <w:bCs/>
+              </w:rPr>
+            </w:pPr>
+            <w:r>
+              <w:rPr>
+                <w:b/>
+                <w:bCs/>
+              </w:rPr>
+              <w:t>Comparison</w:t>
+            </w:r>
+          </w:p>
+        </w:tc>
+        <w:tc>
+          <w:tcPr>
+            <w:tcW w:w="8384" w:type="dxa"/>
+          </w:tcPr>
+          <w:p>
+            <w:pPr>
+              <w:rPr>
+                <w:b/>
+                <w:bCs/>
+              </w:rPr>
+            </w:pPr>
+            <w:r>
+              <w:rPr>
+                <w:b/>
+                <w:bCs/>
+              </w:rPr>
+              <w:t>Result</w:t>
+            </w:r>
+          </w:p>
+        </w:tc>
+      </w:tr>
+      <w:tr>
+        <w:tc>
+          <w:tcPr>
+            <w:tcW w:w="4566" w:type="dxa"/>
+          </w:tcPr>
+          <w:p>
+            <w:r>
+              <w:t xml:space="preserve">Test stats with weight </w:t>
+            </w:r>
+            <w:proofErr w:type="spellStart"/>
+            <w:r>
+              <w:t>vardef</w:t>
+            </w:r>
+            <w:proofErr w:type="spellEnd"/>
+            <w:r>
+              <w:t xml:space="preserve"> = DF.</w:t>
+            </w:r>
+          </w:p>
+        </w:tc>
+        <w:tc>
+          <w:tcPr>
+            <w:tcW w:w="8384" w:type="dxa"/>
+          </w:tcPr>
+          <w:p>
+            <w:r>
+              <w:t>Pass</w:t>
+            </w:r>
+          </w:p>
+        </w:tc>
+      </w:tr>
+    </w:tbl>
+    <w:p>
+      <w:pPr>
+        <w:pStyle w:val="Heading2"/>
+        <w:spacing w:before="0"/>
+      </w:pPr>
+      <w:r>
+        <w:lastRenderedPageBreak/>
+        <w:t>proc_means-0</w:t>
+      </w:r>
+      <w:r>
+        <w:t>20</w:t>
+      </w:r>
+    </w:p>
+    <w:tbl>
+      <w:tblPr>
+        <w:tblStyle w:val="TableGrid"/>
+        <w:tblW w:w="0" w:type="auto"/>
+        <w:tblLook w:val="04A0" w:firstRow="1" w:lastRow="0" w:firstColumn="1" w:lastColumn="0" w:noHBand="0" w:noVBand="1"/>
+      </w:tblPr>
+      <w:tblGrid>
+        <w:gridCol w:w="4566"/>
+        <w:gridCol w:w="8384"/>
+      </w:tblGrid>
+      <w:tr>
+        <w:tc>
+          <w:tcPr>
+            <w:tcW w:w="4566" w:type="dxa"/>
+          </w:tcPr>
+          <w:p>
+            <w:pPr>
+              <w:rPr>
+                <w:b/>
+                <w:bCs/>
+              </w:rPr>
+            </w:pPr>
+            <w:r>
+              <w:rPr>
+                <w:b/>
+                <w:bCs/>
+              </w:rPr>
+              <w:t>SAS Code and Output</w:t>
+            </w:r>
+          </w:p>
+        </w:tc>
+        <w:tc>
+          <w:tcPr>
+            <w:tcW w:w="8384" w:type="dxa"/>
+          </w:tcPr>
+          <w:p>
+            <w:pPr>
+              <w:rPr>
+                <w:b/>
+                <w:bCs/>
+              </w:rPr>
+            </w:pPr>
+          </w:p>
+        </w:tc>
+      </w:tr>
+      <w:tr>
+        <w:tc>
+          <w:tcPr>
+            <w:tcW w:w="4566" w:type="dxa"/>
+          </w:tcPr>
+          <w:p>
+            <w:r>
+              <w:t xml:space="preserve">proc means data = dat2 n mean median mode </w:t>
+            </w:r>
+          </w:p>
+          <w:p>
+            <w:r>
+              <w:t xml:space="preserve">           std var stderr </w:t>
+            </w:r>
+            <w:proofErr w:type="spellStart"/>
+            <w:r>
+              <w:t>lclm</w:t>
+            </w:r>
+            <w:proofErr w:type="spellEnd"/>
+            <w:r>
+              <w:t xml:space="preserve"> </w:t>
+            </w:r>
+            <w:proofErr w:type="spellStart"/>
+            <w:r>
+              <w:t>uclm</w:t>
+            </w:r>
+            <w:proofErr w:type="spellEnd"/>
+            <w:r>
+              <w:t xml:space="preserve"> cv </w:t>
+            </w:r>
+            <w:proofErr w:type="spellStart"/>
+            <w:r>
+              <w:t>vardef</w:t>
+            </w:r>
+            <w:proofErr w:type="spellEnd"/>
+            <w:r>
+              <w:t xml:space="preserve"> = </w:t>
+            </w:r>
+            <w:r>
+              <w:t>W</w:t>
+            </w:r>
+            <w:r>
+              <w:t>DF;</w:t>
+            </w:r>
+          </w:p>
+          <w:p>
+            <w:r>
+              <w:t xml:space="preserve">var Score; weight </w:t>
+            </w:r>
+            <w:proofErr w:type="spellStart"/>
+            <w:r>
+              <w:t>Weight</w:t>
+            </w:r>
+            <w:proofErr w:type="spellEnd"/>
+            <w:r>
+              <w:t>;</w:t>
+            </w:r>
+          </w:p>
+          <w:p>
+            <w:r>
+              <w:t>class Name;</w:t>
+            </w:r>
+          </w:p>
+          <w:p>
+            <w:r>
+              <w:t>run;</w:t>
+            </w:r>
+          </w:p>
+        </w:tc>
+        <w:tc>
+          <w:tcPr>
+            <w:tcW w:w="8384" w:type="dxa"/>
+          </w:tcPr>
+          <w:p>
+            <w:r>
+              <w:drawing>
+                <wp:inline distT="0" distB="0" distL="0" distR="0" wp14:anchorId="69978036" wp14:editId="011A7CBB">
+                  <wp:extent cx="5182675" cy="906449"/>
+                  <wp:effectExtent l="0" t="0" r="0" b="8255"/>
+                  <wp:docPr id="408798550" name="Picture 1"/>
+                  <wp:cNvGraphicFramePr>
+                    <a:graphicFrameLocks xmlns:a="http://schemas.openxmlformats.org/drawingml/2006/main" noChangeAspect="1"/>
+                  </wp:cNvGraphicFramePr>
+                  <a:graphic xmlns:a="http://schemas.openxmlformats.org/drawingml/2006/main">
+                    <a:graphicData uri="http://schemas.openxmlformats.org/drawingml/2006/picture">
+                      <pic:pic xmlns:pic="http://schemas.openxmlformats.org/drawingml/2006/picture">
+                        <pic:nvPicPr>
+                          <pic:cNvPr id="408798550" name=""/>
+                          <pic:cNvPicPr/>
+                        </pic:nvPicPr>
+                        <pic:blipFill>
+                          <a:blip r:embed="rId62"/>
+                          <a:stretch>
+                            <a:fillRect/>
+                          </a:stretch>
+                        </pic:blipFill>
+                        <pic:spPr>
+                          <a:xfrm>
+                            <a:off x="0" y="0"/>
+                            <a:ext cx="5305158" cy="927871"/>
+                          </a:xfrm>
+                          <a:prstGeom prst="rect">
+                            <a:avLst/>
+                          </a:prstGeom>
+                        </pic:spPr>
+                      </pic:pic>
+                    </a:graphicData>
+                  </a:graphic>
+                </wp:inline>
+              </w:drawing>
+            </w:r>
+          </w:p>
+        </w:tc>
+      </w:tr>
+      <w:tr>
+        <w:tc>
+          <w:tcPr>
+            <w:tcW w:w="4566" w:type="dxa"/>
+          </w:tcPr>
+          <w:p>
+            <w:pPr>
+              <w:rPr>
+                <w:b/>
+                <w:bCs/>
+              </w:rPr>
+            </w:pPr>
+            <w:r>
+              <w:rPr>
+                <w:b/>
+                <w:bCs/>
+              </w:rPr>
+              <w:t>R Code and Output</w:t>
+            </w:r>
+          </w:p>
+        </w:tc>
+        <w:tc>
+          <w:tcPr>
+            <w:tcW w:w="8384" w:type="dxa"/>
+          </w:tcPr>
+          <w:p/>
+        </w:tc>
+      </w:tr>
+      <w:tr>
+        <w:tc>
+          <w:tcPr>
+            <w:tcW w:w="4566" w:type="dxa"/>
+          </w:tcPr>
+          <w:p>
+            <w:proofErr w:type="spellStart"/>
+            <w:r>
+              <w:t>proc_</w:t>
+            </w:r>
+            <w:proofErr w:type="gramStart"/>
+            <w:r>
+              <w:t>means</w:t>
+            </w:r>
+            <w:proofErr w:type="spellEnd"/>
+            <w:r>
+              <w:t>(</w:t>
+            </w:r>
+            <w:proofErr w:type="gramEnd"/>
+            <w:r>
+              <w:t>dat2, var = Score,</w:t>
+            </w:r>
+          </w:p>
+          <w:p>
+            <w:r>
+              <w:t xml:space="preserve">           stats = </w:t>
+            </w:r>
+            <w:proofErr w:type="gramStart"/>
+            <w:r>
+              <w:t>c(</w:t>
+            </w:r>
+            <w:proofErr w:type="gramEnd"/>
+            <w:r>
+              <w:t xml:space="preserve">"nobs", "n", "mean", "median", "mode", "std", </w:t>
+            </w:r>
+          </w:p>
+          <w:p>
+            <w:r>
+              <w:t xml:space="preserve">                     "</w:t>
+            </w:r>
+            <w:proofErr w:type="spellStart"/>
+            <w:r>
+              <w:t>vari</w:t>
+            </w:r>
+            <w:proofErr w:type="spellEnd"/>
+            <w:r>
+              <w:t>", "stderr", "</w:t>
+            </w:r>
+            <w:proofErr w:type="spellStart"/>
+            <w:r>
+              <w:t>lclm</w:t>
+            </w:r>
+            <w:proofErr w:type="spellEnd"/>
+            <w:r>
+              <w:t>", "</w:t>
+            </w:r>
+            <w:proofErr w:type="spellStart"/>
+            <w:r>
+              <w:t>uclm</w:t>
+            </w:r>
+            <w:proofErr w:type="spellEnd"/>
+            <w:r>
+              <w:t xml:space="preserve">", "cv"), </w:t>
+            </w:r>
+          </w:p>
+          <w:p>
+            <w:r>
+              <w:t xml:space="preserve">           weight = Weight, class = Name,</w:t>
+            </w:r>
+          </w:p>
+          <w:p>
+            <w:r>
+              <w:t xml:space="preserve">           options = </w:t>
+            </w:r>
+            <w:proofErr w:type="gramStart"/>
+            <w:r>
+              <w:t>c(</w:t>
+            </w:r>
+            <w:proofErr w:type="spellStart"/>
+            <w:proofErr w:type="gramEnd"/>
+            <w:r>
+              <w:t>vardef</w:t>
+            </w:r>
+            <w:proofErr w:type="spellEnd"/>
+            <w:r>
+              <w:t xml:space="preserve"> = "</w:t>
+            </w:r>
+            <w:proofErr w:type="spellStart"/>
+            <w:r>
+              <w:t>w</w:t>
+            </w:r>
+            <w:r>
+              <w:t>df</w:t>
+            </w:r>
+            <w:proofErr w:type="spellEnd"/>
+            <w:r>
+              <w:t>"))</w:t>
+            </w:r>
+          </w:p>
+        </w:tc>
+        <w:tc>
+          <w:tcPr>
+            <w:tcW w:w="8384" w:type="dxa"/>
+          </w:tcPr>
+          <w:p>
+            <w:r>
+              <w:drawing>
+                <wp:inline distT="0" distB="0" distL="0" distR="0" wp14:anchorId="05F38CD1" wp14:editId="0A2ECA76">
+                  <wp:extent cx="4876684" cy="1081223"/>
+                  <wp:effectExtent l="0" t="0" r="635" b="5080"/>
+                  <wp:docPr id="1404305115" name="Picture 1"/>
+                  <wp:cNvGraphicFramePr>
+                    <a:graphicFrameLocks xmlns:a="http://schemas.openxmlformats.org/drawingml/2006/main" noChangeAspect="1"/>
+                  </wp:cNvGraphicFramePr>
+                  <a:graphic xmlns:a="http://schemas.openxmlformats.org/drawingml/2006/main">
+                    <a:graphicData uri="http://schemas.openxmlformats.org/drawingml/2006/picture">
+                      <pic:pic xmlns:pic="http://schemas.openxmlformats.org/drawingml/2006/picture">
+                        <pic:nvPicPr>
+                          <pic:cNvPr id="1404305115" name=""/>
+                          <pic:cNvPicPr/>
+                        </pic:nvPicPr>
+                        <pic:blipFill>
+                          <a:blip r:embed="rId63"/>
+                          <a:stretch>
+                            <a:fillRect/>
+                          </a:stretch>
+                        </pic:blipFill>
+                        <pic:spPr>
+                          <a:xfrm>
+                            <a:off x="0" y="0"/>
+                            <a:ext cx="4931061" cy="1093279"/>
+                          </a:xfrm>
+                          <a:prstGeom prst="rect">
+                            <a:avLst/>
+                          </a:prstGeom>
+                        </pic:spPr>
+                      </pic:pic>
+                    </a:graphicData>
+                  </a:graphic>
+                </wp:inline>
+              </w:drawing>
+            </w:r>
+          </w:p>
+        </w:tc>
+      </w:tr>
+      <w:tr>
+        <w:tc>
+          <w:tcPr>
+            <w:tcW w:w="4566" w:type="dxa"/>
+          </w:tcPr>
+          <w:p>
+            <w:pPr>
+              <w:rPr>
+                <w:b/>
+                <w:bCs/>
+              </w:rPr>
+            </w:pPr>
+            <w:r>
+              <w:rPr>
+                <w:b/>
+                <w:bCs/>
+              </w:rPr>
+              <w:t>Comparison</w:t>
+            </w:r>
+          </w:p>
+        </w:tc>
+        <w:tc>
+          <w:tcPr>
+            <w:tcW w:w="8384" w:type="dxa"/>
+          </w:tcPr>
+          <w:p>
+            <w:pPr>
+              <w:rPr>
+                <w:b/>
+                <w:bCs/>
+              </w:rPr>
+            </w:pPr>
+            <w:r>
+              <w:rPr>
+                <w:b/>
+                <w:bCs/>
+              </w:rPr>
+              <w:t>Result</w:t>
+            </w:r>
+          </w:p>
+        </w:tc>
+      </w:tr>
+      <w:tr>
+        <w:tc>
+          <w:tcPr>
+            <w:tcW w:w="4566" w:type="dxa"/>
+          </w:tcPr>
+          <w:p>
+            <w:r>
+              <w:t xml:space="preserve">Test stats with weight </w:t>
+            </w:r>
+            <w:proofErr w:type="spellStart"/>
+            <w:r>
+              <w:t>vardef</w:t>
+            </w:r>
+            <w:proofErr w:type="spellEnd"/>
+            <w:r>
+              <w:t xml:space="preserve"> = </w:t>
+            </w:r>
+            <w:r>
+              <w:t>W</w:t>
+            </w:r>
+            <w:r>
+              <w:t>DF.</w:t>
+            </w:r>
+          </w:p>
+        </w:tc>
+        <w:tc>
+          <w:tcPr>
+            <w:tcW w:w="8384" w:type="dxa"/>
+          </w:tcPr>
+          <w:p>
+            <w:r>
+              <w:t>Pass</w:t>
+            </w:r>
+          </w:p>
+        </w:tc>
+      </w:tr>
+    </w:tbl>
+    <w:p>
+      <w:pPr>
+        <w:pStyle w:val="Heading2"/>
+      </w:pPr>
+      <w:r>
+        <w:t>proc_means-0</w:t>
+      </w:r>
+      <w:r>
+        <w:t>21</w:t>
+      </w:r>
+    </w:p>
+    <w:tbl>
+      <w:tblPr>
+        <w:tblStyle w:val="TableGrid"/>
+        <w:tblW w:w="0" w:type="auto"/>
+        <w:tblLook w:val="04A0" w:firstRow="1" w:lastRow="0" w:firstColumn="1" w:lastColumn="0" w:noHBand="0" w:noVBand="1"/>
+      </w:tblPr>
+      <w:tblGrid>
+        <w:gridCol w:w="4566"/>
+        <w:gridCol w:w="8384"/>
+      </w:tblGrid>
+      <w:tr>
+        <w:tc>
+          <w:tcPr>
+            <w:tcW w:w="4566" w:type="dxa"/>
+          </w:tcPr>
+          <w:p>
+            <w:pPr>
+              <w:rPr>
+                <w:b/>
+                <w:bCs/>
+              </w:rPr>
+            </w:pPr>
+            <w:r>
+              <w:rPr>
+                <w:b/>
+                <w:bCs/>
+              </w:rPr>
+              <w:t>SAS Code and Output</w:t>
+            </w:r>
+          </w:p>
+        </w:tc>
+        <w:tc>
+          <w:tcPr>
+            <w:tcW w:w="8384" w:type="dxa"/>
+          </w:tcPr>
+          <w:p>
+            <w:pPr>
+              <w:rPr>
+                <w:b/>
+                <w:bCs/>
+              </w:rPr>
+            </w:pPr>
+          </w:p>
+        </w:tc>
+      </w:tr>
+      <w:tr>
+        <w:tc>
+          <w:tcPr>
+            <w:tcW w:w="4566" w:type="dxa"/>
+          </w:tcPr>
+          <w:p>
+            <w:r>
+              <w:t xml:space="preserve">proc means data = dat2 n mean median mode </w:t>
+            </w:r>
+          </w:p>
+          <w:p>
+            <w:r>
+              <w:t xml:space="preserve">           std var stderr </w:t>
+            </w:r>
+            <w:proofErr w:type="spellStart"/>
+            <w:r>
+              <w:t>lclm</w:t>
+            </w:r>
+            <w:proofErr w:type="spellEnd"/>
+            <w:r>
+              <w:t xml:space="preserve"> </w:t>
+            </w:r>
+            <w:proofErr w:type="spellStart"/>
+            <w:r>
+              <w:t>uclm</w:t>
+            </w:r>
+            <w:proofErr w:type="spellEnd"/>
+            <w:r>
+              <w:t xml:space="preserve"> cv </w:t>
+            </w:r>
+            <w:proofErr w:type="spellStart"/>
+            <w:r>
+              <w:t>vardef</w:t>
+            </w:r>
+            <w:proofErr w:type="spellEnd"/>
+            <w:r>
+              <w:t xml:space="preserve"> = </w:t>
+            </w:r>
+            <w:r>
+              <w:t>N</w:t>
+            </w:r>
+            <w:r>
+              <w:t>;</w:t>
+            </w:r>
+          </w:p>
+          <w:p>
+            <w:r>
+              <w:t xml:space="preserve">var Score; weight </w:t>
+            </w:r>
+            <w:proofErr w:type="spellStart"/>
+            <w:r>
+              <w:t>Weight</w:t>
+            </w:r>
+            <w:proofErr w:type="spellEnd"/>
+            <w:r>
+              <w:t>;</w:t>
+            </w:r>
+          </w:p>
+          <w:p>
+            <w:r>
+              <w:t>class Name;</w:t>
+            </w:r>
+          </w:p>
+          <w:p>
+            <w:r>
+              <w:t>run;</w:t>
+            </w:r>
+          </w:p>
+        </w:tc>
+        <w:tc>
+          <w:tcPr>
+            <w:tcW w:w="8384" w:type="dxa"/>
+          </w:tcPr>
+          <w:p>
+            <w:r>
+              <w:drawing>
+                <wp:inline distT="0" distB="0" distL="0" distR="0" wp14:anchorId="65F5608B" wp14:editId="1AB7F367">
+                  <wp:extent cx="4910228" cy="857542"/>
+                  <wp:effectExtent l="0" t="0" r="5080" b="0"/>
+                  <wp:docPr id="523526150" name="Picture 1"/>
+                  <wp:cNvGraphicFramePr>
+                    <a:graphicFrameLocks xmlns:a="http://schemas.openxmlformats.org/drawingml/2006/main" noChangeAspect="1"/>
+                  </wp:cNvGraphicFramePr>
+                  <a:graphic xmlns:a="http://schemas.openxmlformats.org/drawingml/2006/main">
+                    <a:graphicData uri="http://schemas.openxmlformats.org/drawingml/2006/picture">
+                      <pic:pic xmlns:pic="http://schemas.openxmlformats.org/drawingml/2006/picture">
+                        <pic:nvPicPr>
+                          <pic:cNvPr id="523526150" name=""/>
+                          <pic:cNvPicPr/>
+                        </pic:nvPicPr>
+                        <pic:blipFill>
+                          <a:blip r:embed="rId64"/>
+                          <a:stretch>
+                            <a:fillRect/>
+                          </a:stretch>
+                        </pic:blipFill>
+                        <pic:spPr>
+                          <a:xfrm>
+                            <a:off x="0" y="0"/>
+                            <a:ext cx="4976248" cy="869072"/>
+                          </a:xfrm>
+                          <a:prstGeom prst="rect">
+                            <a:avLst/>
+                          </a:prstGeom>
+                        </pic:spPr>
+                      </pic:pic>
+                    </a:graphicData>
+                  </a:graphic>
+                </wp:inline>
+              </w:drawing>
+            </w:r>
+          </w:p>
+        </w:tc>
+      </w:tr>
+      <w:tr>
+        <w:tc>
+          <w:tcPr>
+            <w:tcW w:w="4566" w:type="dxa"/>
+          </w:tcPr>
+          <w:p>
+            <w:pPr>
+              <w:rPr>
+                <w:b/>
+                <w:bCs/>
+              </w:rPr>
+            </w:pPr>
+            <w:r>
+              <w:rPr>
+                <w:b/>
+                <w:bCs/>
+              </w:rPr>
+              <w:t>R Code and Output</w:t>
+            </w:r>
+          </w:p>
+        </w:tc>
+        <w:tc>
+          <w:tcPr>
+            <w:tcW w:w="8384" w:type="dxa"/>
+          </w:tcPr>
+          <w:p/>
+        </w:tc>
+      </w:tr>
+      <w:tr>
+        <w:tc>
+          <w:tcPr>
+            <w:tcW w:w="4566" w:type="dxa"/>
+          </w:tcPr>
+          <w:p>
+            <w:proofErr w:type="spellStart"/>
+            <w:r>
+              <w:t>proc_</w:t>
+            </w:r>
+            <w:proofErr w:type="gramStart"/>
+            <w:r>
+              <w:t>means</w:t>
+            </w:r>
+            <w:proofErr w:type="spellEnd"/>
+            <w:r>
+              <w:t>(</w:t>
+            </w:r>
+            <w:proofErr w:type="gramEnd"/>
+            <w:r>
+              <w:t>dat2, var = Score,</w:t>
+            </w:r>
+          </w:p>
+          <w:p>
+            <w:r>
+              <w:t xml:space="preserve">           stats = </w:t>
+            </w:r>
+            <w:proofErr w:type="gramStart"/>
+            <w:r>
+              <w:t>c(</w:t>
+            </w:r>
+            <w:proofErr w:type="gramEnd"/>
+            <w:r>
+              <w:t xml:space="preserve">"nobs", "n", "mean", "median", "mode", "std", </w:t>
+            </w:r>
+          </w:p>
+          <w:p>
+            <w:r>
+              <w:t xml:space="preserve">                     "</w:t>
+            </w:r>
+            <w:proofErr w:type="spellStart"/>
+            <w:r>
+              <w:t>vari</w:t>
+            </w:r>
+            <w:proofErr w:type="spellEnd"/>
+            <w:r>
+              <w:t>", "stderr", "</w:t>
+            </w:r>
+            <w:proofErr w:type="spellStart"/>
+            <w:r>
+              <w:t>lclm</w:t>
+            </w:r>
+            <w:proofErr w:type="spellEnd"/>
+            <w:r>
+              <w:t>", "</w:t>
+            </w:r>
+            <w:proofErr w:type="spellStart"/>
+            <w:r>
+              <w:t>uclm</w:t>
+            </w:r>
+            <w:proofErr w:type="spellEnd"/>
+            <w:r>
+              <w:t xml:space="preserve">", "cv"), </w:t>
+            </w:r>
+          </w:p>
+          <w:p>
+            <w:r>
+              <w:t xml:space="preserve">           weight = Weight, class = Name,</w:t>
+            </w:r>
+          </w:p>
+          <w:p>
+            <w:r>
+              <w:t xml:space="preserve">           options = </w:t>
+            </w:r>
+            <w:proofErr w:type="gramStart"/>
+            <w:r>
+              <w:t>c(</w:t>
+            </w:r>
+            <w:proofErr w:type="spellStart"/>
+            <w:proofErr w:type="gramEnd"/>
+            <w:r>
+              <w:t>vardef</w:t>
+            </w:r>
+            <w:proofErr w:type="spellEnd"/>
+            <w:r>
+              <w:t xml:space="preserve"> = "</w:t>
+            </w:r>
+            <w:r>
+              <w:t>n</w:t>
+            </w:r>
+            <w:r>
+              <w:t>"))</w:t>
+            </w:r>
+          </w:p>
+        </w:tc>
+        <w:tc>
+          <w:tcPr>
+            <w:tcW w:w="8384" w:type="dxa"/>
+          </w:tcPr>
+          <w:p>
+            <w:r>
+              <w:drawing>
+                <wp:inline distT="0" distB="0" distL="0" distR="0" wp14:anchorId="296ECF1E" wp14:editId="2FCF9B36">
+                  <wp:extent cx="4869956" cy="971312"/>
+                  <wp:effectExtent l="0" t="0" r="6985" b="635"/>
+                  <wp:docPr id="515481288" name="Picture 1"/>
+                  <wp:cNvGraphicFramePr>
+                    <a:graphicFrameLocks xmlns:a="http://schemas.openxmlformats.org/drawingml/2006/main" noChangeAspect="1"/>
+                  </wp:cNvGraphicFramePr>
+                  <a:graphic xmlns:a="http://schemas.openxmlformats.org/drawingml/2006/main">
+                    <a:graphicData uri="http://schemas.openxmlformats.org/drawingml/2006/picture">
+                      <pic:pic xmlns:pic="http://schemas.openxmlformats.org/drawingml/2006/picture">
+                        <pic:nvPicPr>
+                          <pic:cNvPr id="515481288" name=""/>
+                          <pic:cNvPicPr/>
+                        </pic:nvPicPr>
+                        <pic:blipFill>
+                          <a:blip r:embed="rId65"/>
+                          <a:stretch>
+                            <a:fillRect/>
+                          </a:stretch>
+                        </pic:blipFill>
+                        <pic:spPr>
+                          <a:xfrm>
+                            <a:off x="0" y="0"/>
+                            <a:ext cx="4900778" cy="977460"/>
+                          </a:xfrm>
+                          <a:prstGeom prst="rect">
+                            <a:avLst/>
+                          </a:prstGeom>
+                        </pic:spPr>
+                      </pic:pic>
+                    </a:graphicData>
+                  </a:graphic>
+                </wp:inline>
+              </w:drawing>
+            </w:r>
+          </w:p>
+        </w:tc>
+      </w:tr>
+      <w:tr>
+        <w:tc>
+          <w:tcPr>
+            <w:tcW w:w="4566" w:type="dxa"/>
+          </w:tcPr>
+          <w:p>
+            <w:pPr>
+              <w:rPr>
+                <w:b/>
+                <w:bCs/>
+              </w:rPr>
+            </w:pPr>
+            <w:r>
+              <w:rPr>
+                <w:b/>
+                <w:bCs/>
+              </w:rPr>
+              <w:t>Comparison</w:t>
+            </w:r>
+          </w:p>
+        </w:tc>
+        <w:tc>
+          <w:tcPr>
+            <w:tcW w:w="8384" w:type="dxa"/>
+          </w:tcPr>
+          <w:p>
+            <w:pPr>
+              <w:rPr>
+                <w:b/>
+                <w:bCs/>
+              </w:rPr>
+            </w:pPr>
+            <w:r>
+              <w:rPr>
+                <w:b/>
+                <w:bCs/>
+              </w:rPr>
+              <w:t>Result</w:t>
+            </w:r>
+          </w:p>
+        </w:tc>
+      </w:tr>
+      <w:tr>
+        <w:tc>
+          <w:tcPr>
+            <w:tcW w:w="4566" w:type="dxa"/>
+          </w:tcPr>
+          <w:p>
+            <w:r>
+              <w:t xml:space="preserve">Test stats with weight </w:t>
+            </w:r>
+            <w:proofErr w:type="spellStart"/>
+            <w:r>
+              <w:t>vardef</w:t>
+            </w:r>
+            <w:proofErr w:type="spellEnd"/>
+            <w:r>
+              <w:t xml:space="preserve"> = </w:t>
+            </w:r>
+            <w:r>
+              <w:t>N</w:t>
+            </w:r>
+            <w:r>
+              <w:t>.</w:t>
+            </w:r>
+          </w:p>
+        </w:tc>
+        <w:tc>
+          <w:tcPr>
+            <w:tcW w:w="8384" w:type="dxa"/>
+          </w:tcPr>
+          <w:p>
+            <w:r>
+              <w:t>Pass</w:t>
+            </w:r>
+          </w:p>
+        </w:tc>
+      </w:tr>
+    </w:tbl>
+    <w:p>
+      <w:pPr>
+        <w:pStyle w:val="Heading2"/>
+      </w:pPr>
+      <w:r>
+        <w:lastRenderedPageBreak/>
+        <w:t>proc_means-02</w:t>
+      </w:r>
+      <w:r>
+        <w:t>2</w:t>
+      </w:r>
+    </w:p>
+    <w:tbl>
+      <w:tblPr>
+        <w:tblStyle w:val="TableGrid"/>
+        <w:tblW w:w="0" w:type="auto"/>
+        <w:tblLook w:val="04A0" w:firstRow="1" w:lastRow="0" w:firstColumn="1" w:lastColumn="0" w:noHBand="0" w:noVBand="1"/>
+      </w:tblPr>
+      <w:tblGrid>
+        <w:gridCol w:w="4566"/>
+        <w:gridCol w:w="8384"/>
+      </w:tblGrid>
+      <w:tr>
+        <w:tc>
+          <w:tcPr>
+            <w:tcW w:w="4566" w:type="dxa"/>
+          </w:tcPr>
+          <w:p>
+            <w:pPr>
+              <w:rPr>
+                <w:b/>
+                <w:bCs/>
+              </w:rPr>
+            </w:pPr>
+            <w:r>
+              <w:rPr>
+                <w:b/>
+                <w:bCs/>
+              </w:rPr>
+              <w:t>SAS Code and Output</w:t>
+            </w:r>
+          </w:p>
+        </w:tc>
+        <w:tc>
+          <w:tcPr>
+            <w:tcW w:w="8384" w:type="dxa"/>
+          </w:tcPr>
+          <w:p>
+            <w:pPr>
+              <w:rPr>
+                <w:b/>
+                <w:bCs/>
+              </w:rPr>
+            </w:pPr>
+          </w:p>
+        </w:tc>
+      </w:tr>
+      <w:tr>
+        <w:tc>
+          <w:tcPr>
+            <w:tcW w:w="4566" w:type="dxa"/>
+          </w:tcPr>
+          <w:p>
+            <w:r>
+              <w:t xml:space="preserve">proc means data = dat2 n mean median mode </w:t>
+            </w:r>
+          </w:p>
+          <w:p>
+            <w:r>
+              <w:t xml:space="preserve">           std var stderr </w:t>
+            </w:r>
+            <w:proofErr w:type="spellStart"/>
+            <w:r>
+              <w:t>lclm</w:t>
+            </w:r>
+            <w:proofErr w:type="spellEnd"/>
+            <w:r>
+              <w:t xml:space="preserve"> </w:t>
+            </w:r>
+            <w:proofErr w:type="spellStart"/>
+            <w:r>
+              <w:t>uclm</w:t>
+            </w:r>
+            <w:proofErr w:type="spellEnd"/>
+            <w:r>
+              <w:t xml:space="preserve"> cv </w:t>
+            </w:r>
+            <w:proofErr w:type="spellStart"/>
+            <w:r>
+              <w:t>vardef</w:t>
+            </w:r>
+            <w:proofErr w:type="spellEnd"/>
+            <w:r>
+              <w:t xml:space="preserve"> = N;</w:t>
+            </w:r>
+          </w:p>
+          <w:p>
+            <w:r>
+              <w:t xml:space="preserve">var Score; weight </w:t>
+            </w:r>
+            <w:proofErr w:type="spellStart"/>
+            <w:r>
+              <w:t>Weight</w:t>
+            </w:r>
+            <w:proofErr w:type="spellEnd"/>
+            <w:r>
+              <w:t>;</w:t>
+            </w:r>
+          </w:p>
+          <w:p>
+            <w:r>
+              <w:t>class Name;</w:t>
+            </w:r>
+          </w:p>
+          <w:p>
+            <w:r>
+              <w:t>run;</w:t>
+            </w:r>
+          </w:p>
+        </w:tc>
+        <w:tc>
+          <w:tcPr>
+            <w:tcW w:w="8384" w:type="dxa"/>
+          </w:tcPr>
+          <w:p/>
+        </w:tc>
+      </w:tr>
+      <w:tr>
+        <w:tc>
+          <w:tcPr>
+            <w:tcW w:w="4566" w:type="dxa"/>
+          </w:tcPr>
+          <w:p>
+            <w:pPr>
+              <w:rPr>
+                <w:b/>
+                <w:bCs/>
+              </w:rPr>
+            </w:pPr>
+            <w:r>
+              <w:rPr>
+                <w:b/>
+                <w:bCs/>
+              </w:rPr>
+              <w:t>R Code and Output</w:t>
+            </w:r>
+          </w:p>
+        </w:tc>
+        <w:tc>
+          <w:tcPr>
+            <w:tcW w:w="8384" w:type="dxa"/>
+          </w:tcPr>
+          <w:p/>
+        </w:tc>
+      </w:tr>
+      <w:tr>
+        <w:tc>
+          <w:tcPr>
+            <w:tcW w:w="4566" w:type="dxa"/>
+          </w:tcPr>
+          <w:p>
+            <w:proofErr w:type="spellStart"/>
+            <w:r>
+              <w:t>proc_</w:t>
+            </w:r>
+            <w:proofErr w:type="gramStart"/>
+            <w:r>
+              <w:t>means</w:t>
+            </w:r>
+            <w:proofErr w:type="spellEnd"/>
+            <w:r>
+              <w:t>(</w:t>
+            </w:r>
+            <w:proofErr w:type="gramEnd"/>
+            <w:r>
+              <w:t>dat2, var = Score,</w:t>
+            </w:r>
+          </w:p>
+          <w:p>
+            <w:r>
+              <w:t xml:space="preserve">           stats = </w:t>
+            </w:r>
+            <w:proofErr w:type="gramStart"/>
+            <w:r>
+              <w:t>c(</w:t>
+            </w:r>
+            <w:proofErr w:type="gramEnd"/>
+            <w:r>
+              <w:t xml:space="preserve">"nobs", "n", "mean", "median", "mode", "std", </w:t>
+            </w:r>
+          </w:p>
+          <w:p>
+            <w:r>
+              <w:t xml:space="preserve">                     "</w:t>
+            </w:r>
+            <w:proofErr w:type="spellStart"/>
+            <w:r>
+              <w:t>vari</w:t>
+            </w:r>
+            <w:proofErr w:type="spellEnd"/>
+            <w:r>
+              <w:t>", "stderr", "</w:t>
+            </w:r>
+            <w:proofErr w:type="spellStart"/>
+            <w:r>
+              <w:t>lclm</w:t>
+            </w:r>
+            <w:proofErr w:type="spellEnd"/>
+            <w:r>
+              <w:t>", "</w:t>
+            </w:r>
+            <w:proofErr w:type="spellStart"/>
+            <w:r>
+              <w:t>uclm</w:t>
+            </w:r>
+            <w:proofErr w:type="spellEnd"/>
+            <w:r>
+              <w:t xml:space="preserve">", "cv"), </w:t>
+            </w:r>
+          </w:p>
+          <w:p>
+            <w:r>
+              <w:t xml:space="preserve">           weight = Weight, class = Name,</w:t>
+            </w:r>
+          </w:p>
+          <w:p>
+            <w:r>
+              <w:t xml:space="preserve">           options = </w:t>
+            </w:r>
+            <w:proofErr w:type="gramStart"/>
+            <w:r>
+              <w:t>c(</w:t>
+            </w:r>
+            <w:proofErr w:type="spellStart"/>
+            <w:proofErr w:type="gramEnd"/>
+            <w:r>
+              <w:t>vardef</w:t>
+            </w:r>
+            <w:proofErr w:type="spellEnd"/>
+            <w:r>
+              <w:t xml:space="preserve"> = "n"))</w:t>
+            </w:r>
+          </w:p>
+        </w:tc>
+        <w:tc>
+          <w:tcPr>
+            <w:tcW w:w="8384" w:type="dxa"/>
+          </w:tcPr>
+          <w:p/>
+        </w:tc>
+      </w:tr>
+      <w:tr>
+        <w:tc>
+          <w:tcPr>
+            <w:tcW w:w="4566" w:type="dxa"/>
+          </w:tcPr>
+          <w:p>
+            <w:pPr>
+              <w:rPr>
+                <w:b/>
+                <w:bCs/>
+              </w:rPr>
+            </w:pPr>
+            <w:r>
+              <w:rPr>
+                <w:b/>
+                <w:bCs/>
+              </w:rPr>
+              <w:t>Comparison</w:t>
+            </w:r>
+          </w:p>
+        </w:tc>
+        <w:tc>
+          <w:tcPr>
+            <w:tcW w:w="8384" w:type="dxa"/>
+          </w:tcPr>
+          <w:p>
+            <w:pPr>
+              <w:rPr>
+                <w:b/>
+                <w:bCs/>
+              </w:rPr>
+            </w:pPr>
+            <w:r>
+              <w:rPr>
+                <w:b/>
+                <w:bCs/>
+              </w:rPr>
+              <w:t>Result</w:t>
+            </w:r>
+          </w:p>
+        </w:tc>
+      </w:tr>
+      <w:tr>
+        <w:tc>
+          <w:tcPr>
+            <w:tcW w:w="4566" w:type="dxa"/>
+          </w:tcPr>
+          <w:p>
+            <w:r>
+              <w:t xml:space="preserve">Test stats with weight </w:t>
+            </w:r>
+            <w:proofErr w:type="spellStart"/>
+            <w:r>
+              <w:t>vardef</w:t>
+            </w:r>
+            <w:proofErr w:type="spellEnd"/>
+            <w:r>
+              <w:t xml:space="preserve"> = N.</w:t>
+            </w:r>
+          </w:p>
+        </w:tc>
+        <w:tc>
+          <w:tcPr>
+            <w:tcW w:w="8384" w:type="dxa"/>
+          </w:tcPr>
+          <w:p>
+            <w:r>
+              <w:t>Pass</w:t>
+            </w:r>
+          </w:p>
+        </w:tc>
+      </w:tr>
+    </w:tbl>
+    <w:p>
+      <w:pPr>
+        <w:pStyle w:val="Heading2"/>
+      </w:pPr>
+      <w:r>
+        <w:t>proc_means-02</w:t>
+      </w:r>
+      <w:r>
+        <w:t>3</w:t>
+      </w:r>
+    </w:p>
+    <w:tbl>
+      <w:tblPr>
+        <w:tblStyle w:val="TableGrid"/>
+        <w:tblW w:w="0" w:type="auto"/>
+        <w:tblLook w:val="04A0" w:firstRow="1" w:lastRow="0" w:firstColumn="1" w:lastColumn="0" w:noHBand="0" w:noVBand="1"/>
+      </w:tblPr>
+      <w:tblGrid>
+        <w:gridCol w:w="4566"/>
+        <w:gridCol w:w="8384"/>
+      </w:tblGrid>
+      <w:tr>
+        <w:tc>
+          <w:tcPr>
+            <w:tcW w:w="4566" w:type="dxa"/>
+          </w:tcPr>
+          <w:p>
+            <w:pPr>
+              <w:rPr>
+                <w:b/>
+                <w:bCs/>
+              </w:rPr>
+            </w:pPr>
+            <w:r>
+              <w:rPr>
+                <w:b/>
+                <w:bCs/>
+              </w:rPr>
+              <w:t>SAS Code and Output</w:t>
+            </w:r>
+          </w:p>
+        </w:tc>
+        <w:tc>
+          <w:tcPr>
+            <w:tcW w:w="8384" w:type="dxa"/>
+          </w:tcPr>
+          <w:p>
+            <w:pPr>
+              <w:rPr>
+                <w:b/>
+                <w:bCs/>
+              </w:rPr>
+            </w:pPr>
+          </w:p>
+        </w:tc>
+      </w:tr>
+      <w:tr>
+        <w:tc>
+          <w:tcPr>
+            <w:tcW w:w="4566" w:type="dxa"/>
+          </w:tcPr>
+          <w:p>
+            <w:r>
+              <w:t xml:space="preserve">proc means data = dat2 n mean median mode </w:t>
+            </w:r>
+          </w:p>
+          <w:p>
+            <w:r>
+              <w:t xml:space="preserve">           std var stderr </w:t>
+            </w:r>
+            <w:proofErr w:type="spellStart"/>
+            <w:r>
+              <w:t>lclm</w:t>
+            </w:r>
+            <w:proofErr w:type="spellEnd"/>
+            <w:r>
+              <w:t xml:space="preserve"> </w:t>
+            </w:r>
+            <w:proofErr w:type="spellStart"/>
+            <w:r>
+              <w:t>uclm</w:t>
+            </w:r>
+            <w:proofErr w:type="spellEnd"/>
+            <w:r>
+              <w:t xml:space="preserve"> cv </w:t>
+            </w:r>
+            <w:proofErr w:type="spellStart"/>
+            <w:r>
+              <w:t>vardef</w:t>
+            </w:r>
+            <w:proofErr w:type="spellEnd"/>
+            <w:r>
+              <w:t xml:space="preserve"> = N;</w:t>
+            </w:r>
+          </w:p>
+          <w:p>
+            <w:r>
+              <w:t xml:space="preserve">var Score; weight </w:t>
+            </w:r>
+            <w:proofErr w:type="spellStart"/>
+            <w:r>
+              <w:t>Weight</w:t>
+            </w:r>
+            <w:proofErr w:type="spellEnd"/>
+            <w:r>
+              <w:t>;</w:t>
+            </w:r>
+          </w:p>
+          <w:p>
+            <w:r>
+              <w:t>class Name;</w:t>
+            </w:r>
+          </w:p>
+          <w:p>
+            <w:r>
+              <w:t>run;</w:t>
+            </w:r>
+          </w:p>
+        </w:tc>
+        <w:tc>
+          <w:tcPr>
+            <w:tcW w:w="8384" w:type="dxa"/>
+          </w:tcPr>
+          <w:p/>
+        </w:tc>
+      </w:tr>
+      <w:tr>
+        <w:tc>
+          <w:tcPr>
+            <w:tcW w:w="4566" w:type="dxa"/>
+          </w:tcPr>
+          <w:p>
+            <w:pPr>
+              <w:rPr>
+                <w:b/>
+                <w:bCs/>
+              </w:rPr>
+            </w:pPr>
+            <w:r>
+              <w:rPr>
+                <w:b/>
+                <w:bCs/>
+              </w:rPr>
+              <w:t>R Code and Output</w:t>
+            </w:r>
+          </w:p>
+        </w:tc>
+        <w:tc>
+          <w:tcPr>
+            <w:tcW w:w="8384" w:type="dxa"/>
+          </w:tcPr>
+          <w:p/>
+        </w:tc>
+      </w:tr>
+      <w:tr>
+        <w:tc>
+          <w:tcPr>
+            <w:tcW w:w="4566" w:type="dxa"/>
+          </w:tcPr>
+          <w:p>
+            <w:proofErr w:type="spellStart"/>
+            <w:r>
+              <w:t>proc_</w:t>
+            </w:r>
+            <w:proofErr w:type="gramStart"/>
+            <w:r>
+              <w:t>means</w:t>
+            </w:r>
+            <w:proofErr w:type="spellEnd"/>
+            <w:r>
+              <w:t>(</w:t>
+            </w:r>
+            <w:proofErr w:type="gramEnd"/>
+            <w:r>
+              <w:t>dat2, var = Score,</w:t>
+            </w:r>
+          </w:p>
+          <w:p>
+            <w:r>
+              <w:t xml:space="preserve">           stats = </w:t>
+            </w:r>
+            <w:proofErr w:type="gramStart"/>
+            <w:r>
+              <w:t>c(</w:t>
+            </w:r>
+            <w:proofErr w:type="gramEnd"/>
+            <w:r>
+              <w:t xml:space="preserve">"nobs", "n", "mean", "median", "mode", "std", </w:t>
+            </w:r>
+          </w:p>
+          <w:p>
+            <w:r>
+              <w:t xml:space="preserve">                     "</w:t>
+            </w:r>
+            <w:proofErr w:type="spellStart"/>
+            <w:r>
+              <w:t>vari</w:t>
+            </w:r>
+            <w:proofErr w:type="spellEnd"/>
+            <w:r>
+              <w:t>", "stderr", "</w:t>
+            </w:r>
+            <w:proofErr w:type="spellStart"/>
+            <w:r>
+              <w:t>lclm</w:t>
+            </w:r>
+            <w:proofErr w:type="spellEnd"/>
+            <w:r>
+              <w:t>", "</w:t>
+            </w:r>
+            <w:proofErr w:type="spellStart"/>
+            <w:r>
+              <w:t>uclm</w:t>
+            </w:r>
+            <w:proofErr w:type="spellEnd"/>
+            <w:r>
+              <w:t xml:space="preserve">", "cv"), </w:t>
+            </w:r>
+          </w:p>
+          <w:p>
+            <w:r>
+              <w:t xml:space="preserve">           weight = Weight, class = Name,</w:t>
+            </w:r>
+          </w:p>
+          <w:p>
+            <w:r>
+              <w:t xml:space="preserve">           options = </w:t>
+            </w:r>
+            <w:proofErr w:type="gramStart"/>
+            <w:r>
+              <w:t>c(</w:t>
+            </w:r>
+            <w:proofErr w:type="spellStart"/>
+            <w:proofErr w:type="gramEnd"/>
+            <w:r>
+              <w:t>vardef</w:t>
+            </w:r>
+            <w:proofErr w:type="spellEnd"/>
+            <w:r>
+              <w:t xml:space="preserve"> = "n"))</w:t>
+            </w:r>
+          </w:p>
+        </w:tc>
+        <w:tc>
+          <w:tcPr>
+            <w:tcW w:w="8384" w:type="dxa"/>
+          </w:tcPr>
+          <w:p/>
+        </w:tc>
+      </w:tr>
+      <w:tr>
+        <w:tc>
+          <w:tcPr>
+            <w:tcW w:w="4566" w:type="dxa"/>
+          </w:tcPr>
+          <w:p>
+            <w:pPr>
+              <w:rPr>
+                <w:b/>
+                <w:bCs/>
+              </w:rPr>
+            </w:pPr>
+            <w:r>
+              <w:rPr>
+                <w:b/>
+                <w:bCs/>
+              </w:rPr>
+              <w:t>Comparison</w:t>
+            </w:r>
+          </w:p>
+        </w:tc>
+        <w:tc>
+          <w:tcPr>
+            <w:tcW w:w="8384" w:type="dxa"/>
+          </w:tcPr>
+          <w:p>
+            <w:pPr>
+              <w:rPr>
+                <w:b/>
+                <w:bCs/>
+              </w:rPr>
+            </w:pPr>
+            <w:r>
+              <w:rPr>
+                <w:b/>
+                <w:bCs/>
+              </w:rPr>
+              <w:t>Result</w:t>
+            </w:r>
+          </w:p>
+        </w:tc>
+      </w:tr>
+      <w:tr>
+        <w:tc>
+          <w:tcPr>
+            <w:tcW w:w="4566" w:type="dxa"/>
+          </w:tcPr>
+          <w:p>
+            <w:r>
+              <w:t xml:space="preserve">Test stats with weight </w:t>
+            </w:r>
+            <w:proofErr w:type="spellStart"/>
+            <w:r>
+              <w:t>vardef</w:t>
+            </w:r>
+            <w:proofErr w:type="spellEnd"/>
+            <w:r>
+              <w:t xml:space="preserve"> = N.</w:t>
+            </w:r>
+          </w:p>
+        </w:tc>
+        <w:tc>
+          <w:tcPr>
+            <w:tcW w:w="8384" w:type="dxa"/>
           </w:tcPr>
           <w:p>
             <w:r>
@@ -16702,15 +19507,51 @@
         </w:rPr>
       </w:pPr>
       <w:r>
+        <w:rPr>
+          <w:rFonts w:asciiTheme="majorHAnsi" w:eastAsiaTheme="majorEastAsia" w:hAnsiTheme="majorHAnsi" w:cstheme="majorBidi"/>
+          <w:color w:val="2F5496" w:themeColor="accent1" w:themeShade="BF"/>
+          <w:sz w:val="26"/>
+          <w:szCs w:val="26"/>
+        </w:rPr>
+        <w:lastRenderedPageBreak/>
         <w:br w:type="page"/>
       </w:r>
+    </w:p>
+    <w:p>
+      <w:pPr>
+        <w:rPr>
+          <w:rFonts w:asciiTheme="majorHAnsi" w:eastAsiaTheme="majorEastAsia" w:hAnsiTheme="majorHAnsi" w:cstheme="majorBidi"/>
+          <w:color w:val="2F5496" w:themeColor="accent1" w:themeShade="BF"/>
+          <w:sz w:val="26"/>
+          <w:szCs w:val="26"/>
+        </w:rPr>
+      </w:pPr>
+      <w:r>
+        <w:rPr>
+          <w:rFonts w:asciiTheme="majorHAnsi" w:eastAsiaTheme="majorEastAsia" w:hAnsiTheme="majorHAnsi" w:cstheme="majorBidi"/>
+          <w:color w:val="2F5496" w:themeColor="accent1" w:themeShade="BF"/>
+          <w:sz w:val="26"/>
+          <w:szCs w:val="26"/>
+        </w:rPr>
+        <w:lastRenderedPageBreak/>
+        <w:br w:type="page"/>
+      </w:r>
+    </w:p>
+    <w:p>
+      <w:pPr>
+        <w:rPr>
+          <w:rFonts w:asciiTheme="majorHAnsi" w:eastAsiaTheme="majorEastAsia" w:hAnsiTheme="majorHAnsi" w:cstheme="majorBidi"/>
+          <w:color w:val="2F5496" w:themeColor="accent1" w:themeShade="BF"/>
+          <w:sz w:val="26"/>
+          <w:szCs w:val="26"/>
+        </w:rPr>
+      </w:pPr>
     </w:p>
     <w:p>
       <w:pPr>
         <w:pStyle w:val="Heading2"/>
       </w:pPr>
       <w:r>
-        <w:lastRenderedPageBreak/>
         <w:t>Transpose Data</w:t>
       </w:r>
     </w:p>
@@ -17230,7 +20071,7 @@
                           <pic:cNvPicPr/>
                         </pic:nvPicPr>
                         <pic:blipFill>
-                          <a:blip r:embed="rId55"/>
+                          <a:blip r:embed="rId66"/>
                           <a:stretch>
                             <a:fillRect/>
                           </a:stretch>
@@ -17365,7 +20206,7 @@
                           <pic:cNvPicPr/>
                         </pic:nvPicPr>
                         <pic:blipFill>
-                          <a:blip r:embed="rId56"/>
+                          <a:blip r:embed="rId67"/>
                           <a:stretch>
                             <a:fillRect/>
                           </a:stretch>
@@ -17613,7 +20454,7 @@
                           <pic:cNvPicPr/>
                         </pic:nvPicPr>
                         <pic:blipFill>
-                          <a:blip r:embed="rId57"/>
+                          <a:blip r:embed="rId68"/>
                           <a:stretch>
                             <a:fillRect/>
                           </a:stretch>
@@ -17748,7 +20589,7 @@
                           <pic:cNvPicPr/>
                         </pic:nvPicPr>
                         <pic:blipFill>
-                          <a:blip r:embed="rId58"/>
+                          <a:blip r:embed="rId69"/>
                           <a:stretch>
                             <a:fillRect/>
                           </a:stretch>
@@ -18031,7 +20872,7 @@
                           <pic:cNvPicPr/>
                         </pic:nvPicPr>
                         <pic:blipFill>
-                          <a:blip r:embed="rId59"/>
+                          <a:blip r:embed="rId70"/>
                           <a:stretch>
                             <a:fillRect/>
                           </a:stretch>
@@ -18167,7 +21008,7 @@
                           <pic:cNvPicPr/>
                         </pic:nvPicPr>
                         <pic:blipFill>
-                          <a:blip r:embed="rId60"/>
+                          <a:blip r:embed="rId71"/>
                           <a:stretch>
                             <a:fillRect/>
                           </a:stretch>
@@ -18447,7 +21288,7 @@
                           <pic:cNvPicPr/>
                         </pic:nvPicPr>
                         <pic:blipFill>
-                          <a:blip r:embed="rId61"/>
+                          <a:blip r:embed="rId72"/>
                           <a:stretch>
                             <a:fillRect/>
                           </a:stretch>
@@ -18633,7 +21474,7 @@
                           <pic:cNvPicPr/>
                         </pic:nvPicPr>
                         <pic:blipFill>
-                          <a:blip r:embed="rId62"/>
+                          <a:blip r:embed="rId73"/>
                           <a:stretch>
                             <a:fillRect/>
                           </a:stretch>
@@ -19583,7 +22424,7 @@
                           <pic:cNvPicPr/>
                         </pic:nvPicPr>
                         <pic:blipFill>
-                          <a:blip r:embed="rId63"/>
+                          <a:blip r:embed="rId74"/>
                           <a:stretch>
                             <a:fillRect/>
                           </a:stretch>
@@ -19706,7 +22547,7 @@
                           <pic:cNvPicPr/>
                         </pic:nvPicPr>
                         <pic:blipFill>
-                          <a:blip r:embed="rId64"/>
+                          <a:blip r:embed="rId75"/>
                           <a:stretch>
                             <a:fillRect/>
                           </a:stretch>
@@ -19976,7 +22817,7 @@
                           <pic:cNvPicPr/>
                         </pic:nvPicPr>
                         <pic:blipFill>
-                          <a:blip r:embed="rId65"/>
+                          <a:blip r:embed="rId76"/>
                           <a:stretch>
                             <a:fillRect/>
                           </a:stretch>
@@ -20099,7 +22940,7 @@
                           <pic:cNvPicPr/>
                         </pic:nvPicPr>
                         <pic:blipFill>
-                          <a:blip r:embed="rId66"/>
+                          <a:blip r:embed="rId77"/>
                           <a:stretch>
                             <a:fillRect/>
                           </a:stretch>
@@ -20380,7 +23221,7 @@
                           <pic:cNvPicPr/>
                         </pic:nvPicPr>
                         <pic:blipFill>
-                          <a:blip r:embed="rId67"/>
+                          <a:blip r:embed="rId78"/>
                           <a:stretch>
                             <a:fillRect/>
                           </a:stretch>
@@ -20513,7 +23354,7 @@
                           <pic:cNvPicPr/>
                         </pic:nvPicPr>
                         <pic:blipFill>
-                          <a:blip r:embed="rId68"/>
+                          <a:blip r:embed="rId79"/>
                           <a:stretch>
                             <a:fillRect/>
                           </a:stretch>
@@ -20864,7 +23705,7 @@
                           <pic:cNvPicPr/>
                         </pic:nvPicPr>
                         <pic:blipFill>
-                          <a:blip r:embed="rId69"/>
+                          <a:blip r:embed="rId80"/>
                           <a:stretch>
                             <a:fillRect/>
                           </a:stretch>
@@ -20904,7 +23745,7 @@
                           <pic:cNvPicPr/>
                         </pic:nvPicPr>
                         <pic:blipFill>
-                          <a:blip r:embed="rId70"/>
+                          <a:blip r:embed="rId81"/>
                           <a:stretch>
                             <a:fillRect/>
                           </a:stretch>
@@ -21038,7 +23879,7 @@
                           <pic:cNvPicPr/>
                         </pic:nvPicPr>
                         <pic:blipFill>
-                          <a:blip r:embed="rId71"/>
+                          <a:blip r:embed="rId82"/>
                           <a:stretch>
                             <a:fillRect/>
                           </a:stretch>
@@ -21084,7 +23925,7 @@
                           <pic:cNvPicPr/>
                         </pic:nvPicPr>
                         <pic:blipFill>
-                          <a:blip r:embed="rId72"/>
+                          <a:blip r:embed="rId83"/>
                           <a:stretch>
                             <a:fillRect/>
                           </a:stretch>
@@ -21396,7 +24237,7 @@
                           <pic:cNvPicPr/>
                         </pic:nvPicPr>
                         <pic:blipFill>
-                          <a:blip r:embed="rId73"/>
+                          <a:blip r:embed="rId84"/>
                           <a:stretch>
                             <a:fillRect/>
                           </a:stretch>
@@ -21442,7 +24283,7 @@
                           <pic:cNvPicPr/>
                         </pic:nvPicPr>
                         <pic:blipFill>
-                          <a:blip r:embed="rId74"/>
+                          <a:blip r:embed="rId85"/>
                           <a:stretch>
                             <a:fillRect/>
                           </a:stretch>
@@ -21581,7 +24422,7 @@
                           <pic:cNvPicPr/>
                         </pic:nvPicPr>
                         <pic:blipFill>
-                          <a:blip r:embed="rId75"/>
+                          <a:blip r:embed="rId86"/>
                           <a:stretch>
                             <a:fillRect/>
                           </a:stretch>
@@ -21627,7 +24468,7 @@
                           <pic:cNvPicPr/>
                         </pic:nvPicPr>
                         <pic:blipFill>
-                          <a:blip r:embed="rId76"/>
+                          <a:blip r:embed="rId87"/>
                           <a:stretch>
                             <a:fillRect/>
                           </a:stretch>
@@ -21947,7 +24788,7 @@
                           <pic:cNvPicPr/>
                         </pic:nvPicPr>
                         <pic:blipFill>
-                          <a:blip r:embed="rId77"/>
+                          <a:blip r:embed="rId88"/>
                           <a:stretch>
                             <a:fillRect/>
                           </a:stretch>
@@ -21993,7 +24834,7 @@
                           <pic:cNvPicPr/>
                         </pic:nvPicPr>
                         <pic:blipFill>
-                          <a:blip r:embed="rId78"/>
+                          <a:blip r:embed="rId89"/>
                           <a:stretch>
                             <a:fillRect/>
                           </a:stretch>
@@ -22137,7 +24978,7 @@
                           <pic:cNvPicPr/>
                         </pic:nvPicPr>
                         <pic:blipFill>
-                          <a:blip r:embed="rId79"/>
+                          <a:blip r:embed="rId90"/>
                           <a:stretch>
                             <a:fillRect/>
                           </a:stretch>
@@ -22183,7 +25024,7 @@
                           <pic:cNvPicPr/>
                         </pic:nvPicPr>
                         <pic:blipFill>
-                          <a:blip r:embed="rId80"/>
+                          <a:blip r:embed="rId91"/>
                           <a:stretch>
                             <a:fillRect/>
                           </a:stretch>
@@ -22524,7 +25365,7 @@
                           <pic:cNvPicPr/>
                         </pic:nvPicPr>
                         <pic:blipFill>
-                          <a:blip r:embed="rId81"/>
+                          <a:blip r:embed="rId92"/>
                           <a:stretch>
                             <a:fillRect/>
                           </a:stretch>
@@ -22570,7 +25411,7 @@
                           <pic:cNvPicPr/>
                         </pic:nvPicPr>
                         <pic:blipFill>
-                          <a:blip r:embed="rId82"/>
+                          <a:blip r:embed="rId93"/>
                           <a:stretch>
                             <a:fillRect/>
                           </a:stretch>
@@ -22714,7 +25555,7 @@
                           <pic:cNvPicPr/>
                         </pic:nvPicPr>
                         <pic:blipFill>
-                          <a:blip r:embed="rId83"/>
+                          <a:blip r:embed="rId94"/>
                           <a:stretch>
                             <a:fillRect/>
                           </a:stretch>
@@ -22760,7 +25601,7 @@
                           <pic:cNvPicPr/>
                         </pic:nvPicPr>
                         <pic:blipFill>
-                          <a:blip r:embed="rId84"/>
+                          <a:blip r:embed="rId95"/>
                           <a:stretch>
                             <a:fillRect/>
                           </a:stretch>
@@ -23093,7 +25934,7 @@
                           <pic:cNvPicPr/>
                         </pic:nvPicPr>
                         <pic:blipFill>
-                          <a:blip r:embed="rId85"/>
+                          <a:blip r:embed="rId96"/>
                           <a:stretch>
                             <a:fillRect/>
                           </a:stretch>
@@ -23139,7 +25980,7 @@
                           <pic:cNvPicPr/>
                         </pic:nvPicPr>
                         <pic:blipFill>
-                          <a:blip r:embed="rId86"/>
+                          <a:blip r:embed="rId97"/>
                           <a:stretch>
                             <a:fillRect/>
                           </a:stretch>
@@ -23283,7 +26124,7 @@
                           <pic:cNvPicPr/>
                         </pic:nvPicPr>
                         <pic:blipFill>
-                          <a:blip r:embed="rId87"/>
+                          <a:blip r:embed="rId98"/>
                           <a:stretch>
                             <a:fillRect/>
                           </a:stretch>
@@ -23329,7 +26170,7 @@
                           <pic:cNvPicPr/>
                         </pic:nvPicPr>
                         <pic:blipFill>
-                          <a:blip r:embed="rId88"/>
+                          <a:blip r:embed="rId99"/>
                           <a:stretch>
                             <a:fillRect/>
                           </a:stretch>
@@ -23683,7 +26524,7 @@
                           <pic:cNvPicPr/>
                         </pic:nvPicPr>
                         <pic:blipFill>
-                          <a:blip r:embed="rId89"/>
+                          <a:blip r:embed="rId100"/>
                           <a:stretch>
                             <a:fillRect/>
                           </a:stretch>
@@ -23723,7 +26564,7 @@
                           <pic:cNvPicPr/>
                         </pic:nvPicPr>
                         <pic:blipFill>
-                          <a:blip r:embed="rId90"/>
+                          <a:blip r:embed="rId101"/>
                           <a:stretch>
                             <a:fillRect/>
                           </a:stretch>
@@ -23763,7 +26604,7 @@
                           <pic:cNvPicPr/>
                         </pic:nvPicPr>
                         <pic:blipFill>
-                          <a:blip r:embed="rId91"/>
+                          <a:blip r:embed="rId102"/>
                           <a:stretch>
                             <a:fillRect/>
                           </a:stretch>
@@ -23918,7 +26759,7 @@
                           <pic:cNvPicPr/>
                         </pic:nvPicPr>
                         <pic:blipFill>
-                          <a:blip r:embed="rId92"/>
+                          <a:blip r:embed="rId103"/>
                           <a:stretch>
                             <a:fillRect/>
                           </a:stretch>
@@ -23958,7 +26799,7 @@
                           <pic:cNvPicPr/>
                         </pic:nvPicPr>
                         <pic:blipFill>
-                          <a:blip r:embed="rId93"/>
+                          <a:blip r:embed="rId104"/>
                           <a:stretch>
                             <a:fillRect/>
                           </a:stretch>
@@ -23998,7 +26839,7 @@
                           <pic:cNvPicPr/>
                         </pic:nvPicPr>
                         <pic:blipFill>
-                          <a:blip r:embed="rId94"/>
+                          <a:blip r:embed="rId105"/>
                           <a:stretch>
                             <a:fillRect/>
                           </a:stretch>
@@ -24368,7 +27209,7 @@
                           <pic:cNvPicPr/>
                         </pic:nvPicPr>
                         <pic:blipFill>
-                          <a:blip r:embed="rId95"/>
+                          <a:blip r:embed="rId106"/>
                           <a:stretch>
                             <a:fillRect/>
                           </a:stretch>
@@ -24414,7 +27255,7 @@
                           <pic:cNvPicPr/>
                         </pic:nvPicPr>
                         <pic:blipFill>
-                          <a:blip r:embed="rId96"/>
+                          <a:blip r:embed="rId107"/>
                           <a:stretch>
                             <a:fillRect/>
                           </a:stretch>
@@ -24460,7 +27301,7 @@
                           <pic:cNvPicPr/>
                         </pic:nvPicPr>
                         <pic:blipFill>
-                          <a:blip r:embed="rId97"/>
+                          <a:blip r:embed="rId108"/>
                           <a:stretch>
                             <a:fillRect/>
                           </a:stretch>
@@ -24612,7 +27453,7 @@
                           <pic:cNvPicPr/>
                         </pic:nvPicPr>
                         <pic:blipFill>
-                          <a:blip r:embed="rId98"/>
+                          <a:blip r:embed="rId109"/>
                           <a:stretch>
                             <a:fillRect/>
                           </a:stretch>
@@ -24658,7 +27499,7 @@
                           <pic:cNvPicPr/>
                         </pic:nvPicPr>
                         <pic:blipFill>
-                          <a:blip r:embed="rId99"/>
+                          <a:blip r:embed="rId110"/>
                           <a:stretch>
                             <a:fillRect/>
                           </a:stretch>
@@ -24704,7 +27545,7 @@
                           <pic:cNvPicPr/>
                         </pic:nvPicPr>
                         <pic:blipFill>
-                          <a:blip r:embed="rId100"/>
+                          <a:blip r:embed="rId111"/>
                           <a:stretch>
                             <a:fillRect/>
                           </a:stretch>
@@ -26206,7 +29047,7 @@
                           <pic:cNvPicPr/>
                         </pic:nvPicPr>
                         <pic:blipFill>
-                          <a:blip r:embed="rId101"/>
+                          <a:blip r:embed="rId112"/>
                           <a:stretch>
                             <a:fillRect/>
                           </a:stretch>
@@ -26319,7 +29160,7 @@
                           <pic:cNvPicPr/>
                         </pic:nvPicPr>
                         <pic:blipFill>
-                          <a:blip r:embed="rId102"/>
+                          <a:blip r:embed="rId113"/>
                           <a:stretch>
                             <a:fillRect/>
                           </a:stretch>
@@ -26605,7 +29446,7 @@
                           <pic:cNvPicPr/>
                         </pic:nvPicPr>
                         <pic:blipFill>
-                          <a:blip r:embed="rId103"/>
+                          <a:blip r:embed="rId114"/>
                           <a:stretch>
                             <a:fillRect/>
                           </a:stretch>
@@ -26731,7 +29572,7 @@
                           <pic:cNvPicPr/>
                         </pic:nvPicPr>
                         <pic:blipFill>
-                          <a:blip r:embed="rId104"/>
+                          <a:blip r:embed="rId115"/>
                           <a:stretch>
                             <a:fillRect/>
                           </a:stretch>
@@ -27046,7 +29887,7 @@
                           <pic:cNvPicPr/>
                         </pic:nvPicPr>
                         <pic:blipFill>
-                          <a:blip r:embed="rId105"/>
+                          <a:blip r:embed="rId116"/>
                           <a:stretch>
                             <a:fillRect/>
                           </a:stretch>
@@ -27159,7 +30000,7 @@
                           <pic:cNvPicPr/>
                         </pic:nvPicPr>
                         <pic:blipFill>
-                          <a:blip r:embed="rId106"/>
+                          <a:blip r:embed="rId117"/>
                           <a:stretch>
                             <a:fillRect/>
                           </a:stretch>
@@ -27497,7 +30338,7 @@
                           <pic:cNvPicPr/>
                         </pic:nvPicPr>
                         <pic:blipFill>
-                          <a:blip r:embed="rId107"/>
+                          <a:blip r:embed="rId118"/>
                           <a:stretch>
                             <a:fillRect/>
                           </a:stretch>
@@ -27610,7 +30451,7 @@
                           <pic:cNvPicPr/>
                         </pic:nvPicPr>
                         <pic:blipFill>
-                          <a:blip r:embed="rId108"/>
+                          <a:blip r:embed="rId119"/>
                           <a:stretch>
                             <a:fillRect/>
                           </a:stretch>
@@ -27911,7 +30752,7 @@
                           <pic:cNvPicPr/>
                         </pic:nvPicPr>
                         <pic:blipFill>
-                          <a:blip r:embed="rId109"/>
+                          <a:blip r:embed="rId120"/>
                           <a:stretch>
                             <a:fillRect/>
                           </a:stretch>
@@ -28033,7 +30874,7 @@
                           <pic:cNvPicPr/>
                         </pic:nvPicPr>
                         <pic:blipFill>
-                          <a:blip r:embed="rId110"/>
+                          <a:blip r:embed="rId121"/>
                           <a:stretch>
                             <a:fillRect/>
                           </a:stretch>
@@ -28626,7 +31467,7 @@
                           <pic:cNvPicPr/>
                         </pic:nvPicPr>
                         <pic:blipFill>
-                          <a:blip r:embed="rId111"/>
+                          <a:blip r:embed="rId122"/>
                           <a:stretch>
                             <a:fillRect/>
                           </a:stretch>
@@ -28672,7 +31513,7 @@
                           <pic:cNvPicPr/>
                         </pic:nvPicPr>
                         <pic:blipFill>
-                          <a:blip r:embed="rId112"/>
+                          <a:blip r:embed="rId123"/>
                           <a:stretch>
                             <a:fillRect/>
                           </a:stretch>
@@ -28832,7 +31673,7 @@
                           <pic:cNvPicPr/>
                         </pic:nvPicPr>
                         <pic:blipFill>
-                          <a:blip r:embed="rId113"/>
+                          <a:blip r:embed="rId124"/>
                           <a:stretch>
                             <a:fillRect/>
                           </a:stretch>
@@ -28878,7 +31719,7 @@
                           <pic:cNvPicPr/>
                         </pic:nvPicPr>
                         <pic:blipFill>
-                          <a:blip r:embed="rId114"/>
+                          <a:blip r:embed="rId125"/>
                           <a:stretch>
                             <a:fillRect/>
                           </a:stretch>
@@ -29159,7 +32000,7 @@
                           <pic:cNvPicPr/>
                         </pic:nvPicPr>
                         <pic:blipFill>
-                          <a:blip r:embed="rId115"/>
+                          <a:blip r:embed="rId126"/>
                           <a:stretch>
                             <a:fillRect/>
                           </a:stretch>
@@ -29275,7 +32116,7 @@
                           <pic:cNvPicPr/>
                         </pic:nvPicPr>
                         <pic:blipFill>
-                          <a:blip r:embed="rId116"/>
+                          <a:blip r:embed="rId127"/>
                           <a:stretch>
                             <a:fillRect/>
                           </a:stretch>
@@ -29564,7 +32405,7 @@
                           <pic:cNvPicPr/>
                         </pic:nvPicPr>
                         <pic:blipFill>
-                          <a:blip r:embed="rId117"/>
+                          <a:blip r:embed="rId128"/>
                           <a:stretch>
                             <a:fillRect/>
                           </a:stretch>
@@ -29685,7 +32526,7 @@
                           <pic:cNvPicPr/>
                         </pic:nvPicPr>
                         <pic:blipFill>
-                          <a:blip r:embed="rId118"/>
+                          <a:blip r:embed="rId129"/>
                           <a:stretch>
                             <a:fillRect/>
                           </a:stretch>

--- a/Procs_Validation.docx
+++ b/Procs_Validation.docx
@@ -295,16 +295,13 @@
         <w:t xml:space="preserve"> </w:t>
       </w:r>
       <w:r>
-        <w:t>2</w:t>
+        <w:t>3</w:t>
       </w:r>
       <w:r>
         <w:t>/</w:t>
       </w:r>
       <w:r>
-        <w:t>2</w:t>
-      </w:r>
-      <w:r>
-        <w:t>7</w:t>
+        <w:t>03</w:t>
       </w:r>
       <w:r>
         <w:t>/202</w:t>
@@ -1187,10 +1184,16 @@
           </w:tcPr>
           <w:p>
             <w:r>
-              <w:t>2026/02/2</w:t>
-            </w:r>
-            <w:r>
-              <w:t>7</w:t>
+              <w:t>2026/0</w:t>
+            </w:r>
+            <w:r>
+              <w:t>3</w:t>
+            </w:r>
+            <w:r>
+              <w:t>/</w:t>
+            </w:r>
+            <w:r>
+              <w:t>03</w:t>
             </w:r>
           </w:p>
         </w:tc>
@@ -16621,6 +16624,9 @@
           </w:tcPr>
           <w:p>
             <w:r>
+              <w:rPr>
+                <w:noProof/>
+              </w:rPr>
               <w:drawing>
                 <wp:inline distT="0" distB="0" distL="0" distR="0" wp14:anchorId="35EE70FA" wp14:editId="2E4D2FAA">
                   <wp:extent cx="5009322" cy="676800"/>
@@ -16860,6 +16866,9 @@
           </w:tcPr>
           <w:p>
             <w:r>
+              <w:rPr>
+                <w:noProof/>
+              </w:rPr>
               <w:drawing>
                 <wp:inline distT="0" distB="0" distL="0" distR="0" wp14:anchorId="0029DD68" wp14:editId="667FA324">
                   <wp:extent cx="5071630" cy="874644"/>
@@ -17009,6 +17018,9 @@
           </w:tcPr>
           <w:p>
             <w:r>
+              <w:rPr>
+                <w:noProof/>
+              </w:rPr>
               <w:drawing>
                 <wp:inline distT="0" distB="0" distL="0" distR="0" wp14:anchorId="65466804" wp14:editId="66780E8D">
                   <wp:extent cx="4971677" cy="698500"/>
@@ -17097,10 +17109,7 @@
           </w:tcPr>
           <w:p>
             <w:r>
-              <w:t xml:space="preserve">Test </w:t>
-            </w:r>
-            <w:r>
-              <w:t xml:space="preserve">stats with weight default </w:t>
+              <w:t xml:space="preserve">Test stats with weight default </w:t>
             </w:r>
             <w:proofErr w:type="spellStart"/>
             <w:r>
@@ -17223,31 +17232,25 @@
               <w:t>GT</w:t>
             </w:r>
             <w:r>
+              <w:t>; var Score;</w:t>
+            </w:r>
+          </w:p>
+          <w:p>
+            <w:r>
+              <w:t xml:space="preserve">weight </w:t>
+            </w:r>
+            <w:proofErr w:type="spellStart"/>
+            <w:r>
+              <w:t>Weight</w:t>
+            </w:r>
+            <w:proofErr w:type="spellEnd"/>
+            <w:r>
               <w:t>;</w:t>
             </w:r>
             <w:r>
               <w:t xml:space="preserve"> </w:t>
             </w:r>
             <w:r>
-              <w:t>var Score;</w:t>
-            </w:r>
-          </w:p>
-          <w:p>
-            <w:r>
-              <w:t xml:space="preserve">weight </w:t>
-            </w:r>
-            <w:proofErr w:type="spellStart"/>
-            <w:r>
-              <w:t>Weight</w:t>
-            </w:r>
-            <w:proofErr w:type="spellEnd"/>
-            <w:r>
-              <w:t>;</w:t>
-            </w:r>
-            <w:r>
-              <w:t xml:space="preserve"> </w:t>
-            </w:r>
-            <w:r>
               <w:t>class Name;</w:t>
             </w:r>
           </w:p>
@@ -17263,6 +17266,9 @@
           </w:tcPr>
           <w:p>
             <w:r>
+              <w:rPr>
+                <w:noProof/>
+              </w:rPr>
               <w:drawing>
                 <wp:inline distT="0" distB="0" distL="0" distR="0" wp14:anchorId="180B3DE4" wp14:editId="602D5D13">
                   <wp:extent cx="5349236" cy="930302"/>
@@ -17397,13 +17403,7 @@
           </w:p>
           <w:p>
             <w:r>
-              <w:t xml:space="preserve">           weight = Weight,</w:t>
-            </w:r>
-            <w:r>
-              <w:t xml:space="preserve"> </w:t>
-            </w:r>
-            <w:r>
-              <w:t>class = Name,</w:t>
+              <w:t xml:space="preserve">           weight = Weight, class = Name,</w:t>
             </w:r>
           </w:p>
           <w:p>
@@ -17439,6 +17439,9 @@
           </w:tcPr>
           <w:p>
             <w:r>
+              <w:rPr>
+                <w:noProof/>
+              </w:rPr>
               <w:drawing>
                 <wp:inline distT="0" distB="0" distL="0" distR="0" wp14:anchorId="6EED3DBE" wp14:editId="701CC8D8">
                   <wp:extent cx="5100012" cy="1011853"/>
@@ -17527,16 +17530,7 @@
           </w:tcPr>
           <w:p>
             <w:r>
-              <w:t xml:space="preserve">Test stats </w:t>
-            </w:r>
-            <w:r>
-              <w:t xml:space="preserve">with </w:t>
-            </w:r>
-            <w:r>
-              <w:t>weight</w:t>
-            </w:r>
-            <w:r>
-              <w:t xml:space="preserve"> and </w:t>
+              <w:t xml:space="preserve">Test stats with weight and </w:t>
             </w:r>
             <w:proofErr w:type="spellStart"/>
             <w:r>
@@ -17574,10 +17568,7 @@
         <w:spacing w:before="0"/>
       </w:pPr>
       <w:r>
-        <w:t>proc_means-01</w:t>
-      </w:r>
-      <w:r>
-        <w:t>8</w:t>
+        <w:t>proc_means-018</w:t>
       </w:r>
     </w:p>
     <w:p>
@@ -17585,10 +17576,7 @@
         <w:pStyle w:val="Heading2"/>
       </w:pPr>
       <w:r>
-        <w:t>proc_means-01</w:t>
-      </w:r>
-      <w:r>
-        <w:t>9</w:t>
+        <w:t>proc_means-019</w:t>
       </w:r>
     </w:p>
     <w:tbl>
@@ -17677,13 +17665,7 @@
           </w:p>
           <w:p>
             <w:r>
-              <w:t>var Score;</w:t>
-            </w:r>
-            <w:r>
-              <w:t xml:space="preserve"> </w:t>
-            </w:r>
-            <w:r>
-              <w:t xml:space="preserve">weight </w:t>
+              <w:t xml:space="preserve">var Score; weight </w:t>
             </w:r>
             <w:proofErr w:type="spellStart"/>
             <w:r>
@@ -17711,6 +17693,9 @@
           </w:tcPr>
           <w:p>
             <w:r>
+              <w:rPr>
+                <w:noProof/>
+              </w:rPr>
               <w:drawing>
                 <wp:inline distT="0" distB="0" distL="0" distR="0" wp14:anchorId="0CD0CD98" wp14:editId="4E7496DD">
                   <wp:extent cx="5187235" cy="857889"/>
@@ -17845,13 +17830,7 @@
           </w:p>
           <w:p>
             <w:r>
-              <w:t xml:space="preserve">           weight = Weight,</w:t>
-            </w:r>
-            <w:r>
-              <w:t xml:space="preserve"> </w:t>
-            </w:r>
-            <w:r>
-              <w:t>class = Name,</w:t>
+              <w:t xml:space="preserve">           weight = Weight, class = Name,</w:t>
             </w:r>
           </w:p>
           <w:p>
@@ -17887,6 +17866,9 @@
           </w:tcPr>
           <w:p>
             <w:r>
+              <w:rPr>
+                <w:noProof/>
+              </w:rPr>
               <w:drawing>
                 <wp:inline distT="0" distB="0" distL="0" distR="0" wp14:anchorId="1281FE01" wp14:editId="40ADC04C">
                   <wp:extent cx="5179020" cy="716248"/>
@@ -18006,10 +17988,7 @@
       </w:pPr>
       <w:r>
         <w:lastRenderedPageBreak/>
-        <w:t>proc_means-0</w:t>
-      </w:r>
-      <w:r>
-        <w:t>20</w:t>
+        <w:t>proc_means-020</w:t>
       </w:r>
     </w:p>
     <w:tbl>
@@ -18132,6 +18111,9 @@
           </w:tcPr>
           <w:p>
             <w:r>
+              <w:rPr>
+                <w:noProof/>
+              </w:rPr>
               <w:drawing>
                 <wp:inline distT="0" distB="0" distL="0" distR="0" wp14:anchorId="69978036" wp14:editId="011A7CBB">
                   <wp:extent cx="5182675" cy="906449"/>
@@ -18305,6 +18287,9 @@
           </w:tcPr>
           <w:p>
             <w:r>
+              <w:rPr>
+                <w:noProof/>
+              </w:rPr>
               <w:drawing>
                 <wp:inline distT="0" distB="0" distL="0" distR="0" wp14:anchorId="05F38CD1" wp14:editId="0A2ECA76">
                   <wp:extent cx="4876684" cy="1081223"/>
@@ -18428,10 +18413,7 @@
         <w:pStyle w:val="Heading2"/>
       </w:pPr>
       <w:r>
-        <w:t>proc_means-0</w:t>
-      </w:r>
-      <w:r>
-        <w:t>21</w:t>
+        <w:t>proc_means-021</w:t>
       </w:r>
     </w:p>
     <w:tbl>
@@ -18554,6 +18536,9 @@
           </w:tcPr>
           <w:p>
             <w:r>
+              <w:rPr>
+                <w:noProof/>
+              </w:rPr>
               <w:drawing>
                 <wp:inline distT="0" distB="0" distL="0" distR="0" wp14:anchorId="65F5608B" wp14:editId="1AB7F367">
                   <wp:extent cx="4910228" cy="857542"/>
@@ -18722,6 +18707,9 @@
           </w:tcPr>
           <w:p>
             <w:r>
+              <w:rPr>
+                <w:noProof/>
+              </w:rPr>
               <w:drawing>
                 <wp:inline distT="0" distB="0" distL="0" distR="0" wp14:anchorId="296ECF1E" wp14:editId="2FCF9B36">
                   <wp:extent cx="4869956" cy="971312"/>
@@ -18846,10 +18834,7 @@
       </w:pPr>
       <w:r>
         <w:lastRenderedPageBreak/>
-        <w:t>proc_means-02</w:t>
-      </w:r>
-      <w:r>
-        <w:t>2</w:t>
+        <w:t>proc_means-022</w:t>
       </w:r>
     </w:p>
     <w:tbl>
@@ -18902,63 +18887,7 @@
           <w:tcPr>
             <w:tcW w:w="4566" w:type="dxa"/>
           </w:tcPr>
-          <w:p>
-            <w:r>
-              <w:t xml:space="preserve">proc means data = dat2 n mean median mode </w:t>
-            </w:r>
-          </w:p>
-          <w:p>
-            <w:r>
-              <w:t xml:space="preserve">           std var stderr </w:t>
-            </w:r>
-            <w:proofErr w:type="spellStart"/>
-            <w:r>
-              <w:t>lclm</w:t>
-            </w:r>
-            <w:proofErr w:type="spellEnd"/>
-            <w:r>
-              <w:t xml:space="preserve"> </w:t>
-            </w:r>
-            <w:proofErr w:type="spellStart"/>
-            <w:r>
-              <w:t>uclm</w:t>
-            </w:r>
-            <w:proofErr w:type="spellEnd"/>
-            <w:r>
-              <w:t xml:space="preserve"> cv </w:t>
-            </w:r>
-            <w:proofErr w:type="spellStart"/>
-            <w:r>
-              <w:t>vardef</w:t>
-            </w:r>
-            <w:proofErr w:type="spellEnd"/>
-            <w:r>
-              <w:t xml:space="preserve"> = N;</w:t>
-            </w:r>
-          </w:p>
-          <w:p>
-            <w:r>
-              <w:t xml:space="preserve">var Score; weight </w:t>
-            </w:r>
-            <w:proofErr w:type="spellStart"/>
-            <w:r>
-              <w:t>Weight</w:t>
-            </w:r>
-            <w:proofErr w:type="spellEnd"/>
-            <w:r>
-              <w:t>;</w:t>
-            </w:r>
-          </w:p>
-          <w:p>
-            <w:r>
-              <w:t>class Name;</w:t>
-            </w:r>
-          </w:p>
-          <w:p>
-            <w:r>
-              <w:t>run;</w:t>
-            </w:r>
-          </w:p>
+          <w:p/>
         </w:tc>
         <w:tc>
           <w:tcPr>
@@ -19000,89 +18929,7 @@
           <w:tcPr>
             <w:tcW w:w="4566" w:type="dxa"/>
           </w:tcPr>
-          <w:p>
-            <w:proofErr w:type="spellStart"/>
-            <w:r>
-              <w:t>proc_</w:t>
-            </w:r>
-            <w:proofErr w:type="gramStart"/>
-            <w:r>
-              <w:t>means</w:t>
-            </w:r>
-            <w:proofErr w:type="spellEnd"/>
-            <w:r>
-              <w:t>(</w:t>
-            </w:r>
-            <w:proofErr w:type="gramEnd"/>
-            <w:r>
-              <w:t>dat2, var = Score,</w:t>
-            </w:r>
-          </w:p>
-          <w:p>
-            <w:r>
-              <w:t xml:space="preserve">           stats = </w:t>
-            </w:r>
-            <w:proofErr w:type="gramStart"/>
-            <w:r>
-              <w:t>c(</w:t>
-            </w:r>
-            <w:proofErr w:type="gramEnd"/>
-            <w:r>
-              <w:t xml:space="preserve">"nobs", "n", "mean", "median", "mode", "std", </w:t>
-            </w:r>
-          </w:p>
-          <w:p>
-            <w:r>
-              <w:t xml:space="preserve">                     "</w:t>
-            </w:r>
-            <w:proofErr w:type="spellStart"/>
-            <w:r>
-              <w:t>vari</w:t>
-            </w:r>
-            <w:proofErr w:type="spellEnd"/>
-            <w:r>
-              <w:t>", "stderr", "</w:t>
-            </w:r>
-            <w:proofErr w:type="spellStart"/>
-            <w:r>
-              <w:t>lclm</w:t>
-            </w:r>
-            <w:proofErr w:type="spellEnd"/>
-            <w:r>
-              <w:t>", "</w:t>
-            </w:r>
-            <w:proofErr w:type="spellStart"/>
-            <w:r>
-              <w:t>uclm</w:t>
-            </w:r>
-            <w:proofErr w:type="spellEnd"/>
-            <w:r>
-              <w:t xml:space="preserve">", "cv"), </w:t>
-            </w:r>
-          </w:p>
-          <w:p>
-            <w:r>
-              <w:t xml:space="preserve">           weight = Weight, class = Name,</w:t>
-            </w:r>
-          </w:p>
-          <w:p>
-            <w:r>
-              <w:t xml:space="preserve">           options = </w:t>
-            </w:r>
-            <w:proofErr w:type="gramStart"/>
-            <w:r>
-              <w:t>c(</w:t>
-            </w:r>
-            <w:proofErr w:type="spellStart"/>
-            <w:proofErr w:type="gramEnd"/>
-            <w:r>
-              <w:t>vardef</w:t>
-            </w:r>
-            <w:proofErr w:type="spellEnd"/>
-            <w:r>
-              <w:t xml:space="preserve"> = "n"))</w:t>
-            </w:r>
-          </w:p>
+          <w:p/>
         </w:tc>
         <w:tc>
           <w:tcPr>
@@ -19140,15 +18987,15 @@
           </w:tcPr>
           <w:p>
             <w:r>
-              <w:t xml:space="preserve">Test stats with weight </w:t>
-            </w:r>
-            <w:proofErr w:type="spellStart"/>
-            <w:r>
-              <w:t>vardef</w:t>
-            </w:r>
-            <w:proofErr w:type="spellEnd"/>
-            <w:r>
-              <w:t xml:space="preserve"> = N.</w:t>
+              <w:t xml:space="preserve">T and </w:t>
+            </w:r>
+            <w:proofErr w:type="spellStart"/>
+            <w:r>
+              <w:t>pval</w:t>
+            </w:r>
+            <w:proofErr w:type="spellEnd"/>
+            <w:r>
+              <w:t xml:space="preserve"> statistics?</w:t>
             </w:r>
           </w:p>
         </w:tc>
@@ -19169,10 +19016,7 @@
         <w:pStyle w:val="Heading2"/>
       </w:pPr>
       <w:r>
-        <w:t>proc_means-02</w:t>
-      </w:r>
-      <w:r>
-        <w:t>3</w:t>
+        <w:t>proc_means-023</w:t>
       </w:r>
     </w:p>
     <w:tbl>
@@ -19225,63 +19069,7 @@
           <w:tcPr>
             <w:tcW w:w="4566" w:type="dxa"/>
           </w:tcPr>
-          <w:p>
-            <w:r>
-              <w:t xml:space="preserve">proc means data = dat2 n mean median mode </w:t>
-            </w:r>
-          </w:p>
-          <w:p>
-            <w:r>
-              <w:t xml:space="preserve">           std var stderr </w:t>
-            </w:r>
-            <w:proofErr w:type="spellStart"/>
-            <w:r>
-              <w:t>lclm</w:t>
-            </w:r>
-            <w:proofErr w:type="spellEnd"/>
-            <w:r>
-              <w:t xml:space="preserve"> </w:t>
-            </w:r>
-            <w:proofErr w:type="spellStart"/>
-            <w:r>
-              <w:t>uclm</w:t>
-            </w:r>
-            <w:proofErr w:type="spellEnd"/>
-            <w:r>
-              <w:t xml:space="preserve"> cv </w:t>
-            </w:r>
-            <w:proofErr w:type="spellStart"/>
-            <w:r>
-              <w:t>vardef</w:t>
-            </w:r>
-            <w:proofErr w:type="spellEnd"/>
-            <w:r>
-              <w:t xml:space="preserve"> = N;</w:t>
-            </w:r>
-          </w:p>
-          <w:p>
-            <w:r>
-              <w:t xml:space="preserve">var Score; weight </w:t>
-            </w:r>
-            <w:proofErr w:type="spellStart"/>
-            <w:r>
-              <w:t>Weight</w:t>
-            </w:r>
-            <w:proofErr w:type="spellEnd"/>
-            <w:r>
-              <w:t>;</w:t>
-            </w:r>
-          </w:p>
-          <w:p>
-            <w:r>
-              <w:t>class Name;</w:t>
-            </w:r>
-          </w:p>
-          <w:p>
-            <w:r>
-              <w:t>run;</w:t>
-            </w:r>
-          </w:p>
+          <w:p/>
         </w:tc>
         <w:tc>
           <w:tcPr>
@@ -19323,89 +19111,7 @@
           <w:tcPr>
             <w:tcW w:w="4566" w:type="dxa"/>
           </w:tcPr>
-          <w:p>
-            <w:proofErr w:type="spellStart"/>
-            <w:r>
-              <w:t>proc_</w:t>
-            </w:r>
-            <w:proofErr w:type="gramStart"/>
-            <w:r>
-              <w:t>means</w:t>
-            </w:r>
-            <w:proofErr w:type="spellEnd"/>
-            <w:r>
-              <w:t>(</w:t>
-            </w:r>
-            <w:proofErr w:type="gramEnd"/>
-            <w:r>
-              <w:t>dat2, var = Score,</w:t>
-            </w:r>
-          </w:p>
-          <w:p>
-            <w:r>
-              <w:t xml:space="preserve">           stats = </w:t>
-            </w:r>
-            <w:proofErr w:type="gramStart"/>
-            <w:r>
-              <w:t>c(</w:t>
-            </w:r>
-            <w:proofErr w:type="gramEnd"/>
-            <w:r>
-              <w:t xml:space="preserve">"nobs", "n", "mean", "median", "mode", "std", </w:t>
-            </w:r>
-          </w:p>
-          <w:p>
-            <w:r>
-              <w:t xml:space="preserve">                     "</w:t>
-            </w:r>
-            <w:proofErr w:type="spellStart"/>
-            <w:r>
-              <w:t>vari</w:t>
-            </w:r>
-            <w:proofErr w:type="spellEnd"/>
-            <w:r>
-              <w:t>", "stderr", "</w:t>
-            </w:r>
-            <w:proofErr w:type="spellStart"/>
-            <w:r>
-              <w:t>lclm</w:t>
-            </w:r>
-            <w:proofErr w:type="spellEnd"/>
-            <w:r>
-              <w:t>", "</w:t>
-            </w:r>
-            <w:proofErr w:type="spellStart"/>
-            <w:r>
-              <w:t>uclm</w:t>
-            </w:r>
-            <w:proofErr w:type="spellEnd"/>
-            <w:r>
-              <w:t xml:space="preserve">", "cv"), </w:t>
-            </w:r>
-          </w:p>
-          <w:p>
-            <w:r>
-              <w:t xml:space="preserve">           weight = Weight, class = Name,</w:t>
-            </w:r>
-          </w:p>
-          <w:p>
-            <w:r>
-              <w:t xml:space="preserve">           options = </w:t>
-            </w:r>
-            <w:proofErr w:type="gramStart"/>
-            <w:r>
-              <w:t>c(</w:t>
-            </w:r>
-            <w:proofErr w:type="spellStart"/>
-            <w:proofErr w:type="gramEnd"/>
-            <w:r>
-              <w:t>vardef</w:t>
-            </w:r>
-            <w:proofErr w:type="spellEnd"/>
-            <w:r>
-              <w:t xml:space="preserve"> = "n"))</w:t>
-            </w:r>
-          </w:p>
+          <w:p/>
         </w:tc>
         <w:tc>
           <w:tcPr>
@@ -19461,19 +19167,7 @@
           <w:tcPr>
             <w:tcW w:w="4566" w:type="dxa"/>
           </w:tcPr>
-          <w:p>
-            <w:r>
-              <w:t xml:space="preserve">Test stats with weight </w:t>
-            </w:r>
-            <w:proofErr w:type="spellStart"/>
-            <w:r>
-              <w:t>vardef</w:t>
-            </w:r>
-            <w:proofErr w:type="spellEnd"/>
-            <w:r>
-              <w:t xml:space="preserve"> = N.</w:t>
-            </w:r>
-          </w:p>
+          <w:p/>
         </w:tc>
         <w:tc>
           <w:tcPr>
@@ -19513,7 +19207,6 @@
           <w:sz w:val="26"/>
           <w:szCs w:val="26"/>
         </w:rPr>
-        <w:lastRenderedPageBreak/>
         <w:br w:type="page"/>
       </w:r>
     </w:p>
@@ -27653,6 +27346,634 @@
       </w:pPr>
       <w:r>
         <w:lastRenderedPageBreak/>
+        <w:t>proc_ttest-0</w:t>
+      </w:r>
+      <w:r>
+        <w:t>10</w:t>
+      </w:r>
+    </w:p>
+    <w:tbl>
+      <w:tblPr>
+        <w:tblStyle w:val="TableGrid"/>
+        <w:tblW w:w="0" w:type="auto"/>
+        <w:tblLook w:val="04A0" w:firstRow="1" w:lastRow="0" w:firstColumn="1" w:lastColumn="0" w:noHBand="0" w:noVBand="1"/>
+      </w:tblPr>
+      <w:tblGrid>
+        <w:gridCol w:w="4405"/>
+        <w:gridCol w:w="8545"/>
+      </w:tblGrid>
+      <w:tr>
+        <w:tc>
+          <w:tcPr>
+            <w:tcW w:w="4405" w:type="dxa"/>
+          </w:tcPr>
+          <w:p>
+            <w:pPr>
+              <w:rPr>
+                <w:b/>
+                <w:bCs/>
+              </w:rPr>
+            </w:pPr>
+            <w:r>
+              <w:rPr>
+                <w:b/>
+                <w:bCs/>
+              </w:rPr>
+              <w:t>SAS Code and Output</w:t>
+            </w:r>
+          </w:p>
+        </w:tc>
+        <w:tc>
+          <w:tcPr>
+            <w:tcW w:w="8545" w:type="dxa"/>
+          </w:tcPr>
+          <w:p>
+            <w:pPr>
+              <w:rPr>
+                <w:b/>
+                <w:bCs/>
+              </w:rPr>
+            </w:pPr>
+          </w:p>
+        </w:tc>
+      </w:tr>
+      <w:tr>
+        <w:tc>
+          <w:tcPr>
+            <w:tcW w:w="4405" w:type="dxa"/>
+          </w:tcPr>
+          <w:p>
+            <w:pPr>
+              <w:pStyle w:val="HTMLPreformatted"/>
+              <w:shd w:val="clear" w:color="auto" w:fill="FFFFFF"/>
+              <w:rPr>
+                <w:rFonts w:ascii="Consolas" w:hAnsi="Consolas"/>
+                <w:color w:val="020202"/>
+                <w:sz w:val="24"/>
+                <w:szCs w:val="24"/>
+              </w:rPr>
+            </w:pPr>
+            <w:r>
+              <w:rPr>
+                <w:rFonts w:ascii="Consolas" w:hAnsi="Consolas"/>
+                <w:color w:val="020202"/>
+                <w:sz w:val="24"/>
+                <w:szCs w:val="24"/>
+              </w:rPr>
+              <w:t xml:space="preserve">proc </w:t>
+            </w:r>
+            <w:proofErr w:type="spellStart"/>
+            <w:r>
+              <w:rPr>
+                <w:rFonts w:ascii="Consolas" w:hAnsi="Consolas"/>
+                <w:color w:val="020202"/>
+                <w:sz w:val="24"/>
+                <w:szCs w:val="24"/>
+              </w:rPr>
+              <w:t>ttest</w:t>
+            </w:r>
+            <w:proofErr w:type="spellEnd"/>
+            <w:r>
+              <w:rPr>
+                <w:rFonts w:ascii="Consolas" w:hAnsi="Consolas"/>
+                <w:color w:val="020202"/>
+                <w:sz w:val="24"/>
+                <w:szCs w:val="24"/>
+              </w:rPr>
+              <w:t xml:space="preserve"> data=</w:t>
+            </w:r>
+            <w:proofErr w:type="spellStart"/>
+            <w:r>
+              <w:rPr>
+                <w:rFonts w:ascii="Consolas" w:hAnsi="Consolas"/>
+                <w:color w:val="020202"/>
+                <w:sz w:val="24"/>
+                <w:szCs w:val="24"/>
+              </w:rPr>
+              <w:t>cls</w:t>
+            </w:r>
+            <w:proofErr w:type="spellEnd"/>
+            <w:r>
+              <w:rPr>
+                <w:rFonts w:ascii="Consolas" w:hAnsi="Consolas"/>
+                <w:color w:val="020202"/>
+                <w:sz w:val="24"/>
+                <w:szCs w:val="24"/>
+              </w:rPr>
+              <w:t xml:space="preserve"> alpha=0.1;</w:t>
+            </w:r>
+          </w:p>
+          <w:p>
+            <w:pPr>
+              <w:pStyle w:val="HTMLPreformatted"/>
+              <w:shd w:val="clear" w:color="auto" w:fill="FFFFFF"/>
+              <w:rPr>
+                <w:rFonts w:ascii="Consolas" w:hAnsi="Consolas"/>
+                <w:color w:val="020202"/>
+                <w:sz w:val="24"/>
+                <w:szCs w:val="24"/>
+              </w:rPr>
+            </w:pPr>
+            <w:r>
+              <w:rPr>
+                <w:rFonts w:ascii="Consolas" w:hAnsi="Consolas"/>
+                <w:color w:val="020202"/>
+                <w:sz w:val="24"/>
+                <w:szCs w:val="24"/>
+              </w:rPr>
+              <w:t xml:space="preserve">  class sex;</w:t>
+            </w:r>
+          </w:p>
+          <w:p>
+            <w:pPr>
+              <w:pStyle w:val="HTMLPreformatted"/>
+              <w:shd w:val="clear" w:color="auto" w:fill="FFFFFF"/>
+              <w:rPr>
+                <w:rFonts w:ascii="Consolas" w:hAnsi="Consolas"/>
+                <w:color w:val="020202"/>
+                <w:sz w:val="24"/>
+                <w:szCs w:val="24"/>
+              </w:rPr>
+            </w:pPr>
+            <w:r>
+              <w:rPr>
+                <w:rFonts w:ascii="Consolas" w:hAnsi="Consolas"/>
+                <w:color w:val="020202"/>
+                <w:sz w:val="24"/>
+                <w:szCs w:val="24"/>
+              </w:rPr>
+              <w:t xml:space="preserve">  var </w:t>
+            </w:r>
+            <w:r>
+              <w:rPr>
+                <w:rFonts w:ascii="Consolas" w:hAnsi="Consolas"/>
+                <w:color w:val="020202"/>
+                <w:sz w:val="24"/>
+                <w:szCs w:val="24"/>
+              </w:rPr>
+              <w:t>Age</w:t>
+            </w:r>
+            <w:r>
+              <w:rPr>
+                <w:rFonts w:ascii="Consolas" w:hAnsi="Consolas"/>
+                <w:color w:val="020202"/>
+                <w:sz w:val="24"/>
+                <w:szCs w:val="24"/>
+              </w:rPr>
+              <w:t>;</w:t>
+            </w:r>
+          </w:p>
+          <w:p>
+            <w:pPr>
+              <w:pStyle w:val="HTMLPreformatted"/>
+              <w:shd w:val="clear" w:color="auto" w:fill="FFFFFF"/>
+              <w:rPr>
+                <w:rFonts w:ascii="Consolas" w:hAnsi="Consolas"/>
+                <w:color w:val="020202"/>
+                <w:sz w:val="24"/>
+                <w:szCs w:val="24"/>
+              </w:rPr>
+            </w:pPr>
+            <w:r>
+              <w:rPr>
+                <w:rFonts w:ascii="Consolas" w:hAnsi="Consolas"/>
+                <w:color w:val="020202"/>
+                <w:sz w:val="24"/>
+                <w:szCs w:val="24"/>
+              </w:rPr>
+              <w:t xml:space="preserve">  by region;</w:t>
+            </w:r>
+          </w:p>
+          <w:p>
+            <w:r>
+              <w:rPr>
+                <w:rFonts w:ascii="Consolas" w:hAnsi="Consolas"/>
+                <w:color w:val="020202"/>
+                <w:sz w:val="24"/>
+                <w:szCs w:val="24"/>
+              </w:rPr>
+              <w:t>run;</w:t>
+            </w:r>
+          </w:p>
+        </w:tc>
+        <w:tc>
+          <w:tcPr>
+            <w:tcW w:w="8545" w:type="dxa"/>
+          </w:tcPr>
+          <w:p>
+            <w:pPr>
+              <w:rPr>
+                <w:noProof/>
+              </w:rPr>
+            </w:pPr>
+            <w:r>
+              <w:rPr>
+                <w:noProof/>
+              </w:rPr>
+              <w:t xml:space="preserve">    </w:t>
+            </w:r>
+            <w:r>
+              <w:rPr>
+                <w:noProof/>
+              </w:rPr>
+              <w:drawing>
+                <wp:inline distT="0" distB="0" distL="0" distR="0" wp14:anchorId="4FD58DBA" wp14:editId="46BBFE47">
+                  <wp:extent cx="1689100" cy="1280979"/>
+                  <wp:effectExtent l="0" t="0" r="6350" b="0"/>
+                  <wp:docPr id="164666803" name="Picture 1"/>
+                  <wp:cNvGraphicFramePr>
+                    <a:graphicFrameLocks xmlns:a="http://schemas.openxmlformats.org/drawingml/2006/main" noChangeAspect="1"/>
+                  </wp:cNvGraphicFramePr>
+                  <a:graphic xmlns:a="http://schemas.openxmlformats.org/drawingml/2006/main">
+                    <a:graphicData uri="http://schemas.openxmlformats.org/drawingml/2006/picture">
+                      <pic:pic xmlns:pic="http://schemas.openxmlformats.org/drawingml/2006/picture">
+                        <pic:nvPicPr>
+                          <pic:cNvPr id="164666803" name=""/>
+                          <pic:cNvPicPr/>
+                        </pic:nvPicPr>
+                        <pic:blipFill>
+                          <a:blip r:embed="rId112"/>
+                          <a:stretch>
+                            <a:fillRect/>
+                          </a:stretch>
+                        </pic:blipFill>
+                        <pic:spPr>
+                          <a:xfrm>
+                            <a:off x="0" y="0"/>
+                            <a:ext cx="1704393" cy="1292577"/>
+                          </a:xfrm>
+                          <a:prstGeom prst="rect">
+                            <a:avLst/>
+                          </a:prstGeom>
+                        </pic:spPr>
+                      </pic:pic>
+                    </a:graphicData>
+                  </a:graphic>
+                </wp:inline>
+              </w:drawing>
+            </w:r>
+            <w:r>
+              <w:rPr>
+                <w:noProof/>
+              </w:rPr>
+              <w:t xml:space="preserve"> </w:t>
+            </w:r>
+            <w:r>
+              <w:rPr>
+                <w:noProof/>
+              </w:rPr>
+              <w:drawing>
+                <wp:inline distT="0" distB="0" distL="0" distR="0" wp14:anchorId="460DF715" wp14:editId="08B57D2F">
+                  <wp:extent cx="1691754" cy="1270000"/>
+                  <wp:effectExtent l="0" t="0" r="3810" b="6350"/>
+                  <wp:docPr id="669341326" name="Picture 1"/>
+                  <wp:cNvGraphicFramePr>
+                    <a:graphicFrameLocks xmlns:a="http://schemas.openxmlformats.org/drawingml/2006/main" noChangeAspect="1"/>
+                  </wp:cNvGraphicFramePr>
+                  <a:graphic xmlns:a="http://schemas.openxmlformats.org/drawingml/2006/main">
+                    <a:graphicData uri="http://schemas.openxmlformats.org/drawingml/2006/picture">
+                      <pic:pic xmlns:pic="http://schemas.openxmlformats.org/drawingml/2006/picture">
+                        <pic:nvPicPr>
+                          <pic:cNvPr id="669341326" name=""/>
+                          <pic:cNvPicPr/>
+                        </pic:nvPicPr>
+                        <pic:blipFill>
+                          <a:blip r:embed="rId113"/>
+                          <a:stretch>
+                            <a:fillRect/>
+                          </a:stretch>
+                        </pic:blipFill>
+                        <pic:spPr>
+                          <a:xfrm>
+                            <a:off x="0" y="0"/>
+                            <a:ext cx="1709176" cy="1283079"/>
+                          </a:xfrm>
+                          <a:prstGeom prst="rect">
+                            <a:avLst/>
+                          </a:prstGeom>
+                        </pic:spPr>
+                      </pic:pic>
+                    </a:graphicData>
+                  </a:graphic>
+                </wp:inline>
+              </w:drawing>
+            </w:r>
+            <w:r>
+              <w:rPr>
+                <w:noProof/>
+              </w:rPr>
+              <w:t xml:space="preserve"> </w:t>
+            </w:r>
+            <w:r>
+              <w:rPr>
+                <w:noProof/>
+              </w:rPr>
+              <w:drawing>
+                <wp:inline distT="0" distB="0" distL="0" distR="0" wp14:anchorId="46F7FEB5" wp14:editId="60708050">
+                  <wp:extent cx="1625600" cy="922699"/>
+                  <wp:effectExtent l="0" t="0" r="0" b="0"/>
+                  <wp:docPr id="1808392386" name="Picture 1"/>
+                  <wp:cNvGraphicFramePr>
+                    <a:graphicFrameLocks xmlns:a="http://schemas.openxmlformats.org/drawingml/2006/main" noChangeAspect="1"/>
+                  </wp:cNvGraphicFramePr>
+                  <a:graphic xmlns:a="http://schemas.openxmlformats.org/drawingml/2006/main">
+                    <a:graphicData uri="http://schemas.openxmlformats.org/drawingml/2006/picture">
+                      <pic:pic xmlns:pic="http://schemas.openxmlformats.org/drawingml/2006/picture">
+                        <pic:nvPicPr>
+                          <pic:cNvPr id="1808392386" name=""/>
+                          <pic:cNvPicPr/>
+                        </pic:nvPicPr>
+                        <pic:blipFill>
+                          <a:blip r:embed="rId114"/>
+                          <a:stretch>
+                            <a:fillRect/>
+                          </a:stretch>
+                        </pic:blipFill>
+                        <pic:spPr>
+                          <a:xfrm flipV="1">
+                            <a:off x="0" y="0"/>
+                            <a:ext cx="1668436" cy="947013"/>
+                          </a:xfrm>
+                          <a:prstGeom prst="rect">
+                            <a:avLst/>
+                          </a:prstGeom>
+                        </pic:spPr>
+                      </pic:pic>
+                    </a:graphicData>
+                  </a:graphic>
+                </wp:inline>
+              </w:drawing>
+            </w:r>
+          </w:p>
+          <w:p>
+            <w:r>
+              <w:drawing>
+                <wp:inline distT="0" distB="0" distL="0" distR="0" wp14:anchorId="5A6C33FA" wp14:editId="721492C5">
+                  <wp:extent cx="1974850" cy="938680"/>
+                  <wp:effectExtent l="0" t="0" r="6350" b="0"/>
+                  <wp:docPr id="1198486125" name="Picture 1"/>
+                  <wp:cNvGraphicFramePr>
+                    <a:graphicFrameLocks xmlns:a="http://schemas.openxmlformats.org/drawingml/2006/main" noChangeAspect="1"/>
+                  </wp:cNvGraphicFramePr>
+                  <a:graphic xmlns:a="http://schemas.openxmlformats.org/drawingml/2006/main">
+                    <a:graphicData uri="http://schemas.openxmlformats.org/drawingml/2006/picture">
+                      <pic:pic xmlns:pic="http://schemas.openxmlformats.org/drawingml/2006/picture">
+                        <pic:nvPicPr>
+                          <pic:cNvPr id="1198486125" name=""/>
+                          <pic:cNvPicPr/>
+                        </pic:nvPicPr>
+                        <pic:blipFill>
+                          <a:blip r:embed="rId115"/>
+                          <a:stretch>
+                            <a:fillRect/>
+                          </a:stretch>
+                        </pic:blipFill>
+                        <pic:spPr>
+                          <a:xfrm>
+                            <a:off x="0" y="0"/>
+                            <a:ext cx="1978341" cy="940339"/>
+                          </a:xfrm>
+                          <a:prstGeom prst="rect">
+                            <a:avLst/>
+                          </a:prstGeom>
+                        </pic:spPr>
+                      </pic:pic>
+                    </a:graphicData>
+                  </a:graphic>
+                </wp:inline>
+              </w:drawing>
+            </w:r>
+            <w:r>
+              <w:rPr>
+                <w:noProof/>
+              </w:rPr>
+              <w:t xml:space="preserve"> </w:t>
+            </w:r>
+            <w:r>
+              <w:drawing>
+                <wp:inline distT="0" distB="0" distL="0" distR="0" wp14:anchorId="5225A911" wp14:editId="633367D3">
+                  <wp:extent cx="2241550" cy="1284025"/>
+                  <wp:effectExtent l="0" t="0" r="6350" b="0"/>
+                  <wp:docPr id="569935965" name="Picture 1"/>
+                  <wp:cNvGraphicFramePr>
+                    <a:graphicFrameLocks xmlns:a="http://schemas.openxmlformats.org/drawingml/2006/main" noChangeAspect="1"/>
+                  </wp:cNvGraphicFramePr>
+                  <a:graphic xmlns:a="http://schemas.openxmlformats.org/drawingml/2006/main">
+                    <a:graphicData uri="http://schemas.openxmlformats.org/drawingml/2006/picture">
+                      <pic:pic xmlns:pic="http://schemas.openxmlformats.org/drawingml/2006/picture">
+                        <pic:nvPicPr>
+                          <pic:cNvPr id="569935965" name=""/>
+                          <pic:cNvPicPr/>
+                        </pic:nvPicPr>
+                        <pic:blipFill>
+                          <a:blip r:embed="rId116"/>
+                          <a:stretch>
+                            <a:fillRect/>
+                          </a:stretch>
+                        </pic:blipFill>
+                        <pic:spPr>
+                          <a:xfrm>
+                            <a:off x="0" y="0"/>
+                            <a:ext cx="2250275" cy="1289023"/>
+                          </a:xfrm>
+                          <a:prstGeom prst="rect">
+                            <a:avLst/>
+                          </a:prstGeom>
+                        </pic:spPr>
+                      </pic:pic>
+                    </a:graphicData>
+                  </a:graphic>
+                </wp:inline>
+              </w:drawing>
+            </w:r>
+          </w:p>
+        </w:tc>
+      </w:tr>
+      <w:tr>
+        <w:tc>
+          <w:tcPr>
+            <w:tcW w:w="4405" w:type="dxa"/>
+          </w:tcPr>
+          <w:p>
+            <w:pPr>
+              <w:rPr>
+                <w:b/>
+                <w:bCs/>
+              </w:rPr>
+            </w:pPr>
+            <w:r>
+              <w:rPr>
+                <w:b/>
+                <w:bCs/>
+              </w:rPr>
+              <w:t>R Code and Output</w:t>
+            </w:r>
+          </w:p>
+        </w:tc>
+        <w:tc>
+          <w:tcPr>
+            <w:tcW w:w="8545" w:type="dxa"/>
+          </w:tcPr>
+          <w:p/>
+        </w:tc>
+      </w:tr>
+      <w:tr>
+        <w:tc>
+          <w:tcPr>
+            <w:tcW w:w="4405" w:type="dxa"/>
+          </w:tcPr>
+          <w:p>
+            <w:proofErr w:type="spellStart"/>
+            <w:r>
+              <w:t>proc_</w:t>
+            </w:r>
+            <w:proofErr w:type="gramStart"/>
+            <w:r>
+              <w:t>ttest</w:t>
+            </w:r>
+            <w:proofErr w:type="spellEnd"/>
+            <w:r>
+              <w:t>(</w:t>
+            </w:r>
+            <w:proofErr w:type="spellStart"/>
+            <w:proofErr w:type="gramEnd"/>
+            <w:r>
+              <w:t>cls</w:t>
+            </w:r>
+            <w:proofErr w:type="spellEnd"/>
+            <w:r>
+              <w:t>,</w:t>
+            </w:r>
+          </w:p>
+          <w:p>
+            <w:r>
+              <w:t xml:space="preserve">           var = "Age",</w:t>
+            </w:r>
+          </w:p>
+          <w:p>
+            <w:r>
+              <w:t xml:space="preserve">           class = "Sex",</w:t>
+            </w:r>
+          </w:p>
+          <w:p>
+            <w:r>
+              <w:t xml:space="preserve">           by = "region",</w:t>
+            </w:r>
+          </w:p>
+          <w:p>
+            <w:r>
+              <w:t xml:space="preserve">           options = </w:t>
+            </w:r>
+            <w:proofErr w:type="gramStart"/>
+            <w:r>
+              <w:t>c(</w:t>
+            </w:r>
+            <w:proofErr w:type="gramEnd"/>
+            <w:r>
+              <w:t>"alpha" = 0.1))</w:t>
+            </w:r>
+          </w:p>
+        </w:tc>
+        <w:tc>
+          <w:tcPr>
+            <w:tcW w:w="8545" w:type="dxa"/>
+          </w:tcPr>
+          <w:p>
+            <w:pPr>
+              <w:tabs>
+                <w:tab w:val="left" w:pos="1095"/>
+              </w:tabs>
+            </w:pPr>
+            <w:r>
+              <w:rPr>
+                <w:noProof/>
+              </w:rPr>
+              <w:t xml:space="preserve">    </w:t>
+            </w:r>
+          </w:p>
+        </w:tc>
+      </w:tr>
+      <w:tr>
+        <w:tc>
+          <w:tcPr>
+            <w:tcW w:w="4405" w:type="dxa"/>
+          </w:tcPr>
+          <w:p>
+            <w:pPr>
+              <w:rPr>
+                <w:b/>
+                <w:bCs/>
+              </w:rPr>
+            </w:pPr>
+            <w:r>
+              <w:rPr>
+                <w:b/>
+                <w:bCs/>
+              </w:rPr>
+              <w:t>Comparison</w:t>
+            </w:r>
+          </w:p>
+        </w:tc>
+        <w:tc>
+          <w:tcPr>
+            <w:tcW w:w="8545" w:type="dxa"/>
+          </w:tcPr>
+          <w:p>
+            <w:pPr>
+              <w:rPr>
+                <w:b/>
+                <w:bCs/>
+              </w:rPr>
+            </w:pPr>
+            <w:r>
+              <w:rPr>
+                <w:b/>
+                <w:bCs/>
+              </w:rPr>
+              <w:t>Results</w:t>
+            </w:r>
+          </w:p>
+        </w:tc>
+      </w:tr>
+      <w:tr>
+        <w:tc>
+          <w:tcPr>
+            <w:tcW w:w="4405" w:type="dxa"/>
+          </w:tcPr>
+          <w:p>
+            <w:r>
+              <w:t>Two sample</w:t>
+            </w:r>
+            <w:r>
+              <w:t xml:space="preserve"> T-Test with </w:t>
+            </w:r>
+            <w:r>
+              <w:t>all plots</w:t>
+            </w:r>
+            <w:r>
+              <w:t>.</w:t>
+            </w:r>
+          </w:p>
+        </w:tc>
+        <w:tc>
+          <w:tcPr>
+            <w:tcW w:w="8545" w:type="dxa"/>
+          </w:tcPr>
+          <w:p/>
+        </w:tc>
+      </w:tr>
+    </w:tbl>
+    <w:p>
+      <w:r>
+        <w:br w:type="page"/>
+      </w:r>
+    </w:p>
+    <w:p>
+      <w:pPr>
+        <w:pStyle w:val="Heading2"/>
+      </w:pPr>
+      <w:r>
+        <w:lastRenderedPageBreak/>
         <w:t>Reg Data</w:t>
       </w:r>
     </w:p>
@@ -29047,7 +29368,7 @@
                           <pic:cNvPicPr/>
                         </pic:nvPicPr>
                         <pic:blipFill>
-                          <a:blip r:embed="rId112"/>
+                          <a:blip r:embed="rId117"/>
                           <a:stretch>
                             <a:fillRect/>
                           </a:stretch>
@@ -29160,7 +29481,7 @@
                           <pic:cNvPicPr/>
                         </pic:nvPicPr>
                         <pic:blipFill>
-                          <a:blip r:embed="rId113"/>
+                          <a:blip r:embed="rId118"/>
                           <a:stretch>
                             <a:fillRect/>
                           </a:stretch>
@@ -29446,7 +29767,7 @@
                           <pic:cNvPicPr/>
                         </pic:nvPicPr>
                         <pic:blipFill>
-                          <a:blip r:embed="rId114"/>
+                          <a:blip r:embed="rId119"/>
                           <a:stretch>
                             <a:fillRect/>
                           </a:stretch>
@@ -29572,7 +29893,7 @@
                           <pic:cNvPicPr/>
                         </pic:nvPicPr>
                         <pic:blipFill>
-                          <a:blip r:embed="rId115"/>
+                          <a:blip r:embed="rId120"/>
                           <a:stretch>
                             <a:fillRect/>
                           </a:stretch>
@@ -29887,7 +30208,7 @@
                           <pic:cNvPicPr/>
                         </pic:nvPicPr>
                         <pic:blipFill>
-                          <a:blip r:embed="rId116"/>
+                          <a:blip r:embed="rId121"/>
                           <a:stretch>
                             <a:fillRect/>
                           </a:stretch>
@@ -30000,7 +30321,7 @@
                           <pic:cNvPicPr/>
                         </pic:nvPicPr>
                         <pic:blipFill>
-                          <a:blip r:embed="rId117"/>
+                          <a:blip r:embed="rId122"/>
                           <a:stretch>
                             <a:fillRect/>
                           </a:stretch>
@@ -30338,7 +30659,7 @@
                           <pic:cNvPicPr/>
                         </pic:nvPicPr>
                         <pic:blipFill>
-                          <a:blip r:embed="rId118"/>
+                          <a:blip r:embed="rId123"/>
                           <a:stretch>
                             <a:fillRect/>
                           </a:stretch>
@@ -30451,7 +30772,7 @@
                           <pic:cNvPicPr/>
                         </pic:nvPicPr>
                         <pic:blipFill>
-                          <a:blip r:embed="rId119"/>
+                          <a:blip r:embed="rId124"/>
                           <a:stretch>
                             <a:fillRect/>
                           </a:stretch>
@@ -30752,7 +31073,7 @@
                           <pic:cNvPicPr/>
                         </pic:nvPicPr>
                         <pic:blipFill>
-                          <a:blip r:embed="rId120"/>
+                          <a:blip r:embed="rId125"/>
                           <a:stretch>
                             <a:fillRect/>
                           </a:stretch>
@@ -30874,7 +31195,7 @@
                           <pic:cNvPicPr/>
                         </pic:nvPicPr>
                         <pic:blipFill>
-                          <a:blip r:embed="rId121"/>
+                          <a:blip r:embed="rId126"/>
                           <a:stretch>
                             <a:fillRect/>
                           </a:stretch>
@@ -31467,7 +31788,7 @@
                           <pic:cNvPicPr/>
                         </pic:nvPicPr>
                         <pic:blipFill>
-                          <a:blip r:embed="rId122"/>
+                          <a:blip r:embed="rId127"/>
                           <a:stretch>
                             <a:fillRect/>
                           </a:stretch>
@@ -31513,7 +31834,7 @@
                           <pic:cNvPicPr/>
                         </pic:nvPicPr>
                         <pic:blipFill>
-                          <a:blip r:embed="rId123"/>
+                          <a:blip r:embed="rId128"/>
                           <a:stretch>
                             <a:fillRect/>
                           </a:stretch>
@@ -31673,7 +31994,7 @@
                           <pic:cNvPicPr/>
                         </pic:nvPicPr>
                         <pic:blipFill>
-                          <a:blip r:embed="rId124"/>
+                          <a:blip r:embed="rId129"/>
                           <a:stretch>
                             <a:fillRect/>
                           </a:stretch>
@@ -31719,7 +32040,7 @@
                           <pic:cNvPicPr/>
                         </pic:nvPicPr>
                         <pic:blipFill>
-                          <a:blip r:embed="rId125"/>
+                          <a:blip r:embed="rId130"/>
                           <a:stretch>
                             <a:fillRect/>
                           </a:stretch>
@@ -32000,7 +32321,7 @@
                           <pic:cNvPicPr/>
                         </pic:nvPicPr>
                         <pic:blipFill>
-                          <a:blip r:embed="rId126"/>
+                          <a:blip r:embed="rId131"/>
                           <a:stretch>
                             <a:fillRect/>
                           </a:stretch>
@@ -32116,7 +32437,7 @@
                           <pic:cNvPicPr/>
                         </pic:nvPicPr>
                         <pic:blipFill>
-                          <a:blip r:embed="rId127"/>
+                          <a:blip r:embed="rId132"/>
                           <a:stretch>
                             <a:fillRect/>
                           </a:stretch>
@@ -32405,7 +32726,7 @@
                           <pic:cNvPicPr/>
                         </pic:nvPicPr>
                         <pic:blipFill>
-                          <a:blip r:embed="rId128"/>
+                          <a:blip r:embed="rId133"/>
                           <a:stretch>
                             <a:fillRect/>
                           </a:stretch>
@@ -32526,7 +32847,7 @@
                           <pic:cNvPicPr/>
                         </pic:nvPicPr>
                         <pic:blipFill>
-                          <a:blip r:embed="rId129"/>
+                          <a:blip r:embed="rId134"/>
                           <a:stretch>
                             <a:fillRect/>
                           </a:stretch>
